--- a/plantillas_maestras/06_seguro_hogar_e_inmuebles/negativa_cobertura/1_ddo_aseguradora/mujer/TPL_1763_2025_SEGURO_HOGAR_E_INMUEBLES_NEGATIVA_COBERTURA_ASEGURADORA_MUJER_R1.docx
+++ b/plantillas_maestras/06_seguro_hogar_e_inmuebles/negativa_cobertura/1_ddo_aseguradora/mujer/TPL_1763_2025_SEGURO_HOGAR_E_INMUEBLES_NEGATIVA_COBERTURA_ASEGURADORA_MUJER_R1.docx
@@ -347,7 +347,7 @@
           <w14:ligatures w14:val="none"/>
         </w:rPr>
         <w:tab/>
-        <w:t xml:space="preserve">:       </w:t>
+        <w:t xml:space="preserve">: </w:t>
       </w:r>
       <w:r>
         <w:rPr>
@@ -769,7 +769,7 @@
           <w:lang w:val="es-ES" w:eastAsia="es-ES"/>
           <w14:ligatures w14:val="none"/>
         </w:rPr>
-        <w:t>por presuntas infracciones a la Ley N°29571, Código de Protección y Defensa del Consumidor (en adelante, Código)</w:t>
+        <w:t>por presuntas infracciones a la Ley 29571, Código de Protección y Defensa del Consumidor (en adelante, Código)</w:t>
       </w:r>
       <w:r>
         <w:rPr>
@@ -1848,7 +1848,7 @@
           <w:lang w:eastAsia="es-ES"/>
           <w14:ligatures w14:val="none"/>
         </w:rPr>
-        <w:t>con Seguro de Inmueble – Póliza N° 230198521.</w:t>
+        <w:t>con Seguro de Inmueble – Póliza 230198521.</w:t>
       </w:r>
     </w:p>
     <w:p>
@@ -2937,7 +2937,7 @@
           <w:lang w:val="es-ES" w:eastAsia="es-ES"/>
           <w14:ligatures w14:val="none"/>
         </w:rPr>
-        <w:t xml:space="preserve">convenida en la Póliza N° </w:t>
+        <w:t xml:space="preserve">convenida en la Póliza </w:t>
       </w:r>
       <w:r>
         <w:rPr>
@@ -3160,7 +3160,7 @@
           <w:lang w:eastAsia="es-PE"/>
           <w14:ligatures w14:val="none"/>
         </w:rPr>
-        <w:t>La Secretaría Técnica de la Comisión de Protección al Consumidor N°1 (en adelante, la Secretaría Técnica), en ejercicio de sus facultades</w:t>
+        <w:t>La Secretaría Técnica de la Comisión de Protección al Consumidor 1 (en adelante, la Secretaría Técnica), en ejercicio de sus facultades</w:t>
       </w:r>
       <w:bookmarkEnd w:id="2"/>
       <w:bookmarkEnd w:id="3"/>
@@ -3221,7 +3221,7 @@
           <w:lang w:eastAsia="es-PE"/>
           <w14:ligatures w14:val="none"/>
         </w:rPr>
-        <w:t>Nº</w:t>
+        <w:t/>
       </w:r>
       <w:proofErr w:type="spellEnd"/>
       <w:r>
@@ -3250,7 +3250,7 @@
           <w:lang w:eastAsia="es-PE"/>
           <w14:ligatures w14:val="none"/>
         </w:rPr>
-        <w:t>°</w:t>
+        <w:t/>
       </w:r>
       <w:r>
         <w:rPr>
@@ -3268,7 +3268,7 @@
           <w:lang w:eastAsia="es-PE"/>
           <w14:ligatures w14:val="none"/>
         </w:rPr>
-        <w:t>°</w:t>
+        <w:t/>
       </w:r>
       <w:r>
         <w:rPr>
@@ -3422,7 +3422,7 @@
           <w:lang w:eastAsia="es-PE"/>
           <w14:ligatures w14:val="none"/>
         </w:rPr>
-        <w:t>°</w:t>
+        <w:t/>
       </w:r>
       <w:r>
         <w:rPr>
@@ -3440,7 +3440,7 @@
           <w:lang w:eastAsia="es-PE"/>
           <w14:ligatures w14:val="none"/>
         </w:rPr>
-        <w:t>°</w:t>
+        <w:t/>
       </w:r>
       <w:r>
         <w:rPr>
@@ -3476,7 +3476,7 @@
           <w:lang w:eastAsia="es-PE"/>
           <w14:ligatures w14:val="none"/>
         </w:rPr>
-        <w:t xml:space="preserve">  </w:t>
+        <w:t xml:space="preserve"> </w:t>
       </w:r>
     </w:p>
     <w:p>
@@ -3589,7 +3589,7 @@
           <w:lang w:eastAsia="es-PE"/>
           <w14:ligatures w14:val="none"/>
         </w:rPr>
-        <w:t>°</w:t>
+        <w:t/>
       </w:r>
       <w:r>
         <w:rPr>
@@ -3607,7 +3607,7 @@
           <w:lang w:eastAsia="es-PE"/>
           <w14:ligatures w14:val="none"/>
         </w:rPr>
-        <w:t>°</w:t>
+        <w:t/>
       </w:r>
       <w:r>
         <w:rPr>
@@ -3894,7 +3894,7 @@
           <w:lang w:eastAsia="es-ES"/>
           <w14:ligatures w14:val="none"/>
         </w:rPr>
-        <w:t>Nº</w:t>
+        <w:t/>
       </w:r>
       <w:proofErr w:type="spellEnd"/>
       <w:r>
@@ -4026,7 +4026,7 @@
           <w:lang w:eastAsia="es-PE"/>
           <w14:ligatures w14:val="none"/>
         </w:rPr>
-        <w:t xml:space="preserve">RESOLUCIÓN DE LA SECRETARÍA TÉCNICA  </w:t>
+        <w:t xml:space="preserve">RESOLUCIÓN DE LA SECRETARÍA TÉCNICA </w:t>
       </w:r>
     </w:p>
     <w:p>
@@ -4258,7 +4258,7 @@
           <w:lang w:eastAsia="es-PE"/>
           <w14:ligatures w14:val="none"/>
         </w:rPr>
-        <w:t xml:space="preserve"> infracción a los artículos 18° y 19°</w:t>
+        <w:t xml:space="preserve"> infracción a los artículos 18 y 19</w:t>
       </w:r>
       <w:r>
         <w:rPr>
@@ -4322,7 +4322,7 @@
           <w:lang w:eastAsia="es-ES"/>
           <w14:ligatures w14:val="none"/>
         </w:rPr>
-        <w:t>Nº</w:t>
+        <w:t/>
       </w:r>
       <w:proofErr w:type="spellEnd"/>
       <w:r>
@@ -4394,7 +4394,7 @@
           <w:lang w:eastAsia="es-PE"/>
           <w14:ligatures w14:val="none"/>
         </w:rPr>
-        <w:t>°</w:t>
+        <w:t/>
       </w:r>
       <w:r>
         <w:rPr>
@@ -4410,13 +4410,13 @@
           <w:lang w:eastAsia="es-PE"/>
           <w14:ligatures w14:val="none"/>
         </w:rPr>
-        <w:t>°</w:t>
-      </w:r>
-      <w:r>
-        <w:rPr>
-          <w:rFonts w:ascii="Arial Narrow" w:eastAsia="Arial Narrow" w:hAnsi="Arial Narrow" w:cs="Arial Narrow"/>
-        </w:rPr>
-        <w:t xml:space="preserve"> de la Ley N° </w:t>
+        <w:t/>
+      </w:r>
+      <w:r>
+        <w:rPr>
+          <w:rFonts w:ascii="Arial Narrow" w:eastAsia="Arial Narrow" w:hAnsi="Arial Narrow" w:cs="Arial Narrow"/>
+        </w:rPr>
+        <w:t xml:space="preserve"> de la Ley </w:t>
       </w:r>
       <w:r>
         <w:rPr>
@@ -4526,7 +4526,7 @@
           <w:lang w:eastAsia="es-PE"/>
           <w14:ligatures w14:val="none"/>
         </w:rPr>
-        <w:t>°</w:t>
+        <w:t/>
       </w:r>
       <w:r>
         <w:rPr>
@@ -4542,13 +4542,13 @@
           <w:lang w:eastAsia="es-PE"/>
           <w14:ligatures w14:val="none"/>
         </w:rPr>
-        <w:t>°</w:t>
-      </w:r>
-      <w:r>
-        <w:rPr>
-          <w:rFonts w:ascii="Arial Narrow" w:eastAsia="Arial Narrow" w:hAnsi="Arial Narrow" w:cs="Arial Narrow"/>
-        </w:rPr>
-        <w:t xml:space="preserve"> de la Ley N° </w:t>
+        <w:t/>
+      </w:r>
+      <w:r>
+        <w:rPr>
+          <w:rFonts w:ascii="Arial Narrow" w:eastAsia="Arial Narrow" w:hAnsi="Arial Narrow" w:cs="Arial Narrow"/>
+        </w:rPr>
+        <w:t xml:space="preserve"> de la Ley </w:t>
       </w:r>
       <w:r>
         <w:rPr>
@@ -4923,7 +4923,7 @@
           <w:lang w:eastAsia="es-PE"/>
           <w14:ligatures w14:val="none"/>
         </w:rPr>
-        <w:t>°</w:t>
+        <w:t/>
       </w:r>
       <w:r>
         <w:rPr>
@@ -5019,7 +5019,7 @@
           <w:lang w:eastAsia="es-PE"/>
           <w14:ligatures w14:val="none"/>
         </w:rPr>
-        <w:t>°</w:t>
+        <w:t/>
       </w:r>
       <w:r>
         <w:rPr>
@@ -5239,7 +5239,7 @@
           <w:lang w:eastAsia="es-PE"/>
           <w14:ligatures w14:val="none"/>
         </w:rPr>
-        <w:t>°</w:t>
+        <w:t/>
       </w:r>
       <w:r>
         <w:rPr>
@@ -5396,7 +5396,7 @@
           <w:lang w:eastAsia="es-ES"/>
           <w14:ligatures w14:val="none"/>
         </w:rPr>
-        <w:t>Nº</w:t>
+        <w:t/>
       </w:r>
       <w:proofErr w:type="spellEnd"/>
       <w:r>
@@ -5538,7 +5538,7 @@
           <w:lang w:eastAsia="es-PE"/>
           <w14:ligatures w14:val="none"/>
         </w:rPr>
-        <w:t>°</w:t>
+        <w:t/>
       </w:r>
       <w:r>
         <w:rPr>
@@ -5589,7 +5589,7 @@
           <w:lang w:eastAsia="es-PE"/>
           <w14:ligatures w14:val="none"/>
         </w:rPr>
-        <w:t>°</w:t>
+        <w:t/>
       </w:r>
       <w:r>
         <w:rPr>
@@ -5609,7 +5609,7 @@
           <w:lang w:eastAsia="es-PE"/>
           <w14:ligatures w14:val="none"/>
         </w:rPr>
-        <w:t>°</w:t>
+        <w:t/>
       </w:r>
       <w:r>
         <w:rPr>
@@ -5629,7 +5629,7 @@
           <w:lang w:eastAsia="es-PE"/>
           <w14:ligatures w14:val="none"/>
         </w:rPr>
-        <w:t>°</w:t>
+        <w:t/>
       </w:r>
       <w:r>
         <w:rPr>
@@ -5682,7 +5682,7 @@
           <w:lang w:eastAsia="es-PE"/>
           <w14:ligatures w14:val="none"/>
         </w:rPr>
-        <w:t>°</w:t>
+        <w:t/>
       </w:r>
       <w:r>
         <w:rPr>
@@ -5784,7 +5784,7 @@
           <w:lang w:eastAsia="es-PE"/>
           <w14:ligatures w14:val="none"/>
         </w:rPr>
-        <w:t>°</w:t>
+        <w:t/>
       </w:r>
       <w:r>
         <w:rPr>
@@ -5876,7 +5876,7 @@
           <w:lang w:eastAsia="es-PE"/>
           <w14:ligatures w14:val="none"/>
         </w:rPr>
-        <w:t>°</w:t>
+        <w:t/>
       </w:r>
       <w:r>
         <w:rPr>
@@ -5884,7 +5884,7 @@
           <w:kern w:val="0"/>
           <w14:ligatures w14:val="none"/>
         </w:rPr>
-        <w:t xml:space="preserve"> del Decreto Legislativo N° 807</w:t>
+        <w:t xml:space="preserve"> del Decreto Legislativo 807</w:t>
       </w:r>
       <w:r>
         <w:rPr>
@@ -6093,7 +6093,7 @@
           <w:lang w:eastAsia="es-PE"/>
           <w14:ligatures w14:val="none"/>
         </w:rPr>
-        <w:t>°</w:t>
+        <w:t/>
       </w:r>
       <w:r>
         <w:rPr>
@@ -6110,7 +6110,7 @@
           <w:lang w:eastAsia="es-PE"/>
           <w14:ligatures w14:val="none"/>
         </w:rPr>
-        <w:t>°</w:t>
+        <w:t/>
       </w:r>
       <w:r>
         <w:rPr>
@@ -6430,7 +6430,7 @@
           <w:kern w:val="0"/>
           <w14:ligatures w14:val="none"/>
         </w:rPr>
-        <w:t> Protección al Consumidor N° 1</w:t>
+        <w:t> Protección al Consumidor 1</w:t>
       </w:r>
     </w:p>
     <w:p>
@@ -6658,7 +6658,7 @@
           <w:szCs w:val="15"/>
         </w:rPr>
         <w:tab/>
-        <w:t xml:space="preserve">Denuncia remitida a esta Comisión mediante MEMORANDUM N° </w:t>
+        <w:t xml:space="preserve">Denuncia remitida a esta Comisión mediante MEMORANDUM </w:t>
       </w:r>
       <w:r>
         <w:rPr>
@@ -6841,7 +6841,7 @@
           <w:sz w:val="15"/>
           <w:szCs w:val="15"/>
         </w:rPr>
-        <w:t xml:space="preserve">  </w:t>
+        <w:t xml:space="preserve"> </w:t>
       </w:r>
       <w:r>
         <w:rPr>
@@ -6870,7 +6870,7 @@
           <w:sz w:val="15"/>
           <w:szCs w:val="15"/>
         </w:rPr>
-        <w:t>N°</w:t>
+        <w:t/>
       </w:r>
       <w:proofErr w:type="spellEnd"/>
       <w:r>
@@ -6892,7 +6892,7 @@
           <w:sz w:val="15"/>
           <w:szCs w:val="15"/>
         </w:rPr>
-        <w:t>N°</w:t>
+        <w:t/>
       </w:r>
       <w:proofErr w:type="spellEnd"/>
       <w:r>
@@ -6955,7 +6955,7 @@
           <w:szCs w:val="15"/>
         </w:rPr>
         <w:tab/>
-        <w:t xml:space="preserve">El Instituto Nacional de Defensa de la Competencia y de la Protección de la Propiedad Intelectual (Indecopi) es la autoridad con competencia primaria y de alcance nacional para conocer las presuntas infracciones a las disposiciones contenidas en el presente Código, así como para imponer las sanciones y medidas correctivas establecidas en el presente capítulo, conforme al Decreto Legislativo N° 1033, Ley de Organización y Funciones del Indecopi. Dicha competencia solo puede ser negada cuando ella haya sido asignada o se asigne a favor de otro organismo por norma expresa con rango de ley. </w:t>
+        <w:t xml:space="preserve">El Instituto Nacional de Defensa de la Competencia y de la Protección de la Propiedad Intelectual (Indecopi) es la autoridad con competencia primaria y de alcance nacional para conocer las presuntas infracciones a las disposiciones contenidas en el presente Código, así como para imponer las sanciones y medidas correctivas establecidas en el presente capítulo, conforme al Decreto Legislativo 1033, Ley de Organización y Funciones del Indecopi. Dicha competencia solo puede ser negada cuando ella haya sido asignada o se asigne a favor de otro organismo por norma expresa con rango de ley. </w:t>
       </w:r>
     </w:p>
     <w:p>
@@ -7029,7 +7029,7 @@
           <w:sz w:val="15"/>
           <w:szCs w:val="15"/>
         </w:rPr>
-        <w:t xml:space="preserve">LEY DE ORGANIZACIÓN Y FUNCIONES DEL INDECOPI, APROBADA POR DECRETO LEGISLATIVO N° 1033 </w:t>
+        <w:t xml:space="preserve">LEY DE ORGANIZACIÓN Y FUNCIONES DEL INDECOPI, APROBADA POR DECRETO LEGISLATIVO 1033 </w:t>
       </w:r>
     </w:p>
     <w:p>
@@ -7171,7 +7171,7 @@
           <w:sz w:val="15"/>
           <w:szCs w:val="15"/>
         </w:rPr>
-        <w:t xml:space="preserve">           </w:t>
+        <w:t xml:space="preserve"> </w:t>
       </w:r>
       <w:r>
         <w:rPr>
@@ -7189,7 +7189,7 @@
           <w:sz w:val="15"/>
           <w:szCs w:val="15"/>
         </w:rPr>
-        <w:t xml:space="preserve">LEY N° 29571, CÓDIGO DE PROTECCIÓN Y DEFENSA DEL CONSUMIDOR, publicado el 2 de setiembre de 2010 y modificado por Decreto Legislativo N° 1308   </w:t>
+        <w:t xml:space="preserve">LEY 29571, CÓDIGO DE PROTECCIÓN Y DEFENSA DEL CONSUMIDOR, publicado el 2 de setiembre de 2010 y modificado por Decreto Legislativo 1308 </w:t>
       </w:r>
     </w:p>
     <w:p>
@@ -7213,7 +7213,7 @@
           <w:sz w:val="15"/>
           <w:szCs w:val="15"/>
         </w:rPr>
-        <w:t xml:space="preserve">Artículo 18.- Idoneidad   </w:t>
+        <w:t xml:space="preserve">Artículo 18.- Idoneidad </w:t>
       </w:r>
     </w:p>
     <w:p>
@@ -7233,7 +7233,7 @@
           <w:sz w:val="15"/>
           <w:szCs w:val="15"/>
         </w:rPr>
-        <w:t xml:space="preserve">Se entiende por idoneidad la correspondencia entre lo que un consumidor espera y lo que efectivamente recibe, en función a lo que se le hubiera ofrecido, la publicidad e información transmitida, las condiciones y circunstancias de la transacción, las características y naturaleza del producto o servicio, el precio, entre otros factores, atendiendo a las circunstancias del caso.    </w:t>
+        <w:t xml:space="preserve">Se entiende por idoneidad la correspondencia entre lo que un consumidor espera y lo que efectivamente recibe, en función a lo que se le hubiera ofrecido, la publicidad e información transmitida, las condiciones y circunstancias de la transacción, las características y naturaleza del producto o servicio, el precio, entre otros factores, atendiendo a las circunstancias del caso. </w:t>
       </w:r>
     </w:p>
     <w:p>
@@ -7354,7 +7354,7 @@
           <w:sz w:val="15"/>
           <w:szCs w:val="15"/>
         </w:rPr>
-        <w:t xml:space="preserve">           </w:t>
+        <w:t xml:space="preserve"> </w:t>
       </w:r>
       <w:r>
         <w:rPr>
@@ -7383,7 +7383,7 @@
           <w:sz w:val="15"/>
           <w:szCs w:val="15"/>
         </w:rPr>
-        <w:t>N°</w:t>
+        <w:t/>
       </w:r>
       <w:proofErr w:type="spellEnd"/>
       <w:r>
@@ -7405,7 +7405,7 @@
           <w:sz w:val="15"/>
           <w:szCs w:val="15"/>
         </w:rPr>
-        <w:t>N°</w:t>
+        <w:t/>
       </w:r>
       <w:proofErr w:type="spellEnd"/>
       <w:r>
@@ -7506,7 +7506,7 @@
           <w:sz w:val="15"/>
           <w:szCs w:val="15"/>
         </w:rPr>
-        <w:t xml:space="preserve">  </w:t>
+        <w:t xml:space="preserve"> </w:t>
       </w:r>
       <w:r>
         <w:rPr>
@@ -7535,7 +7535,7 @@
           <w:sz w:val="15"/>
           <w:szCs w:val="15"/>
         </w:rPr>
-        <w:t>N°</w:t>
+        <w:t/>
       </w:r>
       <w:proofErr w:type="spellEnd"/>
       <w:r>
@@ -7731,7 +7731,7 @@
           <w:sz w:val="15"/>
           <w:szCs w:val="15"/>
         </w:rPr>
-        <w:t>Nº</w:t>
+        <w:t/>
       </w:r>
       <w:proofErr w:type="spellEnd"/>
       <w:r>
@@ -7837,7 +7837,7 @@
           <w:sz w:val="15"/>
           <w:szCs w:val="15"/>
         </w:rPr>
-        <w:t>publicado el 2 de setiembre de 2010 y modificado por Decreto Legislativo N° 1308</w:t>
+        <w:t>publicado el 2 de setiembre de 2010 y modificado por Decreto Legislativo 1308</w:t>
       </w:r>
     </w:p>
     <w:p>
@@ -7994,15 +7994,15 @@
           <w:szCs w:val="15"/>
           <w:vertAlign w:val="superscript"/>
         </w:rPr>
-        <w:t xml:space="preserve">  </w:t>
-      </w:r>
-      <w:r>
-        <w:rPr>
-          <w:rFonts w:ascii="Arial Narrow" w:hAnsi="Arial Narrow" w:cs="Arial"/>
-          <w:sz w:val="15"/>
-          <w:szCs w:val="15"/>
-        </w:rPr>
-        <w:t xml:space="preserve">     </w:t>
+        <w:t xml:space="preserve"> </w:t>
+      </w:r>
+      <w:r>
+        <w:rPr>
+          <w:rFonts w:ascii="Arial Narrow" w:hAnsi="Arial Narrow" w:cs="Arial"/>
+          <w:sz w:val="15"/>
+          <w:szCs w:val="15"/>
+        </w:rPr>
+        <w:t xml:space="preserve"> </w:t>
       </w:r>
       <w:r>
         <w:rPr>
@@ -8038,7 +8038,7 @@
           <w:sz w:val="15"/>
           <w:szCs w:val="15"/>
         </w:rPr>
-        <w:t>publicado el 2 de setiembre de 2010 y modificado por Decreto Legislativo N° 1308</w:t>
+        <w:t>publicado el 2 de setiembre de 2010 y modificado por Decreto Legislativo 1308</w:t>
       </w:r>
     </w:p>
     <w:p>
@@ -8081,7 +8081,7 @@
           <w:sz w:val="15"/>
           <w:szCs w:val="15"/>
         </w:rPr>
-        <w:t>El órgano resolutivo puede sancionar las infracciones administrativas a que se refiere el artículo 108º con amonestación y multas de hasta cuatrocientos cincuenta (450) Unidades Impositivas Tributarias (UIT), las cuales son calificadas de la siguiente manera:</w:t>
+        <w:t>El órgano resolutivo puede sancionar las infracciones administrativas a que se refiere el artículo 108 con amonestación y multas de hasta cuatrocientos cincuenta (450) Unidades Impositivas Tributarias (UIT), las cuales son calificadas de la siguiente manera:</w:t>
       </w:r>
     </w:p>
     <w:p>
@@ -8204,7 +8204,7 @@
           <w:sz w:val="15"/>
           <w:szCs w:val="15"/>
         </w:rPr>
-        <w:t xml:space="preserve">        </w:t>
+        <w:t xml:space="preserve"> </w:t>
       </w:r>
       <w:r>
         <w:rPr>
@@ -9021,7 +9021,7 @@
           <w:sz w:val="15"/>
           <w:szCs w:val="15"/>
         </w:rPr>
-        <w:t xml:space="preserve">         </w:t>
+        <w:t xml:space="preserve"> </w:t>
       </w:r>
       <w:r>
         <w:rPr>
@@ -9057,7 +9057,7 @@
           <w:sz w:val="15"/>
           <w:szCs w:val="15"/>
         </w:rPr>
-        <w:t>publicado el 2 de setiembre de 2010 y modificado por Decreto Legislativo N° 1308</w:t>
+        <w:t>publicado el 2 de setiembre de 2010 y modificado por Decreto Legislativo 1308</w:t>
       </w:r>
     </w:p>
     <w:p>
@@ -9265,7 +9265,7 @@
           <w:sz w:val="15"/>
           <w:szCs w:val="15"/>
         </w:rPr>
-        <w:t>Nº</w:t>
+        <w:t/>
       </w:r>
       <w:proofErr w:type="spellEnd"/>
       <w:r>
@@ -9700,7 +9700,7 @@
               <w:sz w:val="16"/>
               <w:szCs w:val="16"/>
             </w:rPr>
-            <w:t xml:space="preserve">CNICA DE LA    </w:t>
+            <w:t xml:space="preserve">CNICA DE LA </w:t>
           </w:r>
         </w:p>
         <w:p>

--- a/plantillas_maestras/06_seguro_hogar_e_inmuebles/negativa_cobertura/1_ddo_aseguradora/mujer/TPL_1763_2025_SEGURO_HOGAR_E_INMUEBLES_NEGATIVA_COBERTURA_ASEGURADORA_MUJER_R1.docx
+++ b/plantillas_maestras/06_seguro_hogar_e_inmuebles/negativa_cobertura/1_ddo_aseguradora/mujer/TPL_1763_2025_SEGURO_HOGAR_E_INMUEBLES_NEGATIVA_COBERTURA_ASEGURADORA_MUJER_R1.docx
@@ -93,7 +93,7 @@
           <w:lang w:eastAsia="es-PE"/>
           <w14:ligatures w14:val="none"/>
         </w:rPr>
-        <w:t>DENUNCIANTE</w:t>
+        <w:t xml:space="preserve">DENUNCIANTE:[DENUNCIANTE] (SEÑORA [APELLIDO])</w:t>
       </w:r>
       <w:r>
         <w:rPr>
@@ -105,7 +105,7 @@
           <w14:ligatures w14:val="none"/>
         </w:rPr>
         <w:tab/>
-        <w:t>:</w:t>
+        <w:t/>
       </w:r>
       <w:r>
         <w:rPr>
@@ -127,62 +127,62 @@
           <w:lang w:eastAsia="es-PE"/>
           <w14:ligatures w14:val="none"/>
         </w:rPr>
-        <w:t>KAREN MILENA CIEZA P</w:t>
-      </w:r>
-      <w:r>
-        <w:rPr>
-          <w:rFonts w:ascii="Arial Narrow" w:eastAsia="Arial Narrow" w:hAnsi="Arial Narrow" w:cs="Arial Narrow"/>
-          <w:b/>
-          <w:color w:val="000000"/>
-          <w:kern w:val="0"/>
-          <w:lang w:eastAsia="es-PE"/>
-          <w14:ligatures w14:val="none"/>
-        </w:rPr>
-        <w:t>É</w:t>
-      </w:r>
-      <w:r>
-        <w:rPr>
-          <w:rFonts w:ascii="Arial Narrow" w:eastAsia="Arial Narrow" w:hAnsi="Arial Narrow" w:cs="Arial Narrow"/>
-          <w:b/>
-          <w:color w:val="000000"/>
-          <w:kern w:val="0"/>
-          <w:lang w:eastAsia="es-PE"/>
-          <w14:ligatures w14:val="none"/>
-        </w:rPr>
-        <w:t xml:space="preserve">REZ </w:t>
-      </w:r>
-      <w:r>
-        <w:rPr>
-          <w:rFonts w:ascii="Arial Narrow" w:eastAsia="Arial Narrow" w:hAnsi="Arial Narrow" w:cs="Arial Narrow"/>
-          <w:b/>
-          <w:color w:val="000000"/>
-          <w:kern w:val="0"/>
-          <w:lang w:eastAsia="es-PE"/>
-          <w14:ligatures w14:val="none"/>
-        </w:rPr>
-        <w:t xml:space="preserve">(SEÑORA </w:t>
-      </w:r>
-      <w:r>
-        <w:rPr>
-          <w:rFonts w:ascii="Arial Narrow" w:eastAsia="Arial Narrow" w:hAnsi="Arial Narrow" w:cs="Arial Narrow"/>
-          <w:b/>
-          <w:color w:val="000000"/>
-          <w:kern w:val="0"/>
-          <w:lang w:eastAsia="es-PE"/>
-          <w14:ligatures w14:val="none"/>
-        </w:rPr>
-        <w:t>CIEZA</w:t>
-      </w:r>
-      <w:r>
-        <w:rPr>
-          <w:rFonts w:ascii="Arial Narrow" w:eastAsia="Arial Narrow" w:hAnsi="Arial Narrow" w:cs="Arial Narrow"/>
-          <w:b/>
-          <w:color w:val="000000"/>
-          <w:kern w:val="0"/>
-          <w:lang w:eastAsia="es-PE"/>
-          <w14:ligatures w14:val="none"/>
-        </w:rPr>
-        <w:t>)</w:t>
+        <w:t/>
+      </w:r>
+      <w:r>
+        <w:rPr>
+          <w:rFonts w:ascii="Arial Narrow" w:eastAsia="Arial Narrow" w:hAnsi="Arial Narrow" w:cs="Arial Narrow"/>
+          <w:b/>
+          <w:color w:val="000000"/>
+          <w:kern w:val="0"/>
+          <w:lang w:eastAsia="es-PE"/>
+          <w14:ligatures w14:val="none"/>
+        </w:rPr>
+        <w:t/>
+      </w:r>
+      <w:r>
+        <w:rPr>
+          <w:rFonts w:ascii="Arial Narrow" w:eastAsia="Arial Narrow" w:hAnsi="Arial Narrow" w:cs="Arial Narrow"/>
+          <w:b/>
+          <w:color w:val="000000"/>
+          <w:kern w:val="0"/>
+          <w:lang w:eastAsia="es-PE"/>
+          <w14:ligatures w14:val="none"/>
+        </w:rPr>
+        <w:t xml:space="preserve"/>
+      </w:r>
+      <w:r>
+        <w:rPr>
+          <w:rFonts w:ascii="Arial Narrow" w:eastAsia="Arial Narrow" w:hAnsi="Arial Narrow" w:cs="Arial Narrow"/>
+          <w:b/>
+          <w:color w:val="000000"/>
+          <w:kern w:val="0"/>
+          <w:lang w:eastAsia="es-PE"/>
+          <w14:ligatures w14:val="none"/>
+        </w:rPr>
+        <w:t xml:space="preserve"/>
+      </w:r>
+      <w:r>
+        <w:rPr>
+          <w:rFonts w:ascii="Arial Narrow" w:eastAsia="Arial Narrow" w:hAnsi="Arial Narrow" w:cs="Arial Narrow"/>
+          <w:b/>
+          <w:color w:val="000000"/>
+          <w:kern w:val="0"/>
+          <w:lang w:eastAsia="es-PE"/>
+          <w14:ligatures w14:val="none"/>
+        </w:rPr>
+        <w:t/>
+      </w:r>
+      <w:r>
+        <w:rPr>
+          <w:rFonts w:ascii="Arial Narrow" w:eastAsia="Arial Narrow" w:hAnsi="Arial Narrow" w:cs="Arial Narrow"/>
+          <w:b/>
+          <w:color w:val="000000"/>
+          <w:kern w:val="0"/>
+          <w:lang w:eastAsia="es-PE"/>
+          <w14:ligatures w14:val="none"/>
+        </w:rPr>
+        <w:t/>
       </w:r>
     </w:p>
     <w:p>
@@ -646,7 +646,7 @@
           <w:lang w:val="es-ES" w:eastAsia="es-ES"/>
           <w14:ligatures w14:val="none"/>
         </w:rPr>
-        <w:t xml:space="preserve">Mediante el escrito del </w:t>
+        <w:t xml:space="preserve">Mediante el escrito del 20 de junio de 2025, la señora [APELLIDO] denunció a Vívela por presuntas infracciones a la Ley 29571, Código de Protección y Defensa del Consumidor (en adelante, Código), señalando lo siguiente:</w:t>
       </w:r>
       <w:r>
         <w:rPr>
@@ -656,7 +656,7 @@
           <w:lang w:val="es-ES" w:eastAsia="es-ES"/>
           <w14:ligatures w14:val="none"/>
         </w:rPr>
-        <w:t xml:space="preserve">20 de junio </w:t>
+        <w:t xml:space="preserve"/>
       </w:r>
       <w:r>
         <w:rPr>
@@ -666,7 +666,7 @@
           <w:lang w:val="es-ES" w:eastAsia="es-ES"/>
           <w14:ligatures w14:val="none"/>
         </w:rPr>
-        <w:t xml:space="preserve">de </w:t>
+        <w:t xml:space="preserve"/>
       </w:r>
       <w:r>
         <w:rPr>
@@ -676,7 +676,7 @@
           <w:lang w:val="es-ES" w:eastAsia="es-ES"/>
           <w14:ligatures w14:val="none"/>
         </w:rPr>
-        <w:t>2025</w:t>
+        <w:t/>
       </w:r>
       <w:r>
         <w:rPr>
@@ -695,7 +695,7 @@
           <w:kern w:val="0"/>
           <w14:ligatures w14:val="none"/>
         </w:rPr>
-        <w:t>,</w:t>
+        <w:t/>
       </w:r>
       <w:r>
         <w:rPr>
@@ -703,7 +703,7 @@
           <w:kern w:val="0"/>
           <w14:ligatures w14:val="none"/>
         </w:rPr>
-        <w:t xml:space="preserve"> la señora </w:t>
+        <w:t xml:space="preserve"/>
       </w:r>
       <w:r>
         <w:rPr>
@@ -711,7 +711,7 @@
           <w:kern w:val="0"/>
           <w14:ligatures w14:val="none"/>
         </w:rPr>
-        <w:t xml:space="preserve">Cieza </w:t>
+        <w:t xml:space="preserve"/>
       </w:r>
       <w:r>
         <w:rPr>
@@ -719,7 +719,7 @@
           <w:kern w:val="0"/>
           <w14:ligatures w14:val="none"/>
         </w:rPr>
-        <w:t>d</w:t>
+        <w:t/>
       </w:r>
       <w:r>
         <w:rPr>
@@ -729,7 +729,7 @@
           <w:lang w:val="es-ES" w:eastAsia="es-ES"/>
           <w14:ligatures w14:val="none"/>
         </w:rPr>
-        <w:t xml:space="preserve">enunció a </w:t>
+        <w:t xml:space="preserve"/>
       </w:r>
       <w:r>
         <w:rPr>
@@ -739,7 +739,7 @@
           <w:lang w:val="es-ES" w:eastAsia="es-ES"/>
           <w14:ligatures w14:val="none"/>
         </w:rPr>
-        <w:t>V</w:t>
+        <w:t/>
       </w:r>
       <w:r>
         <w:rPr>
@@ -749,7 +749,7 @@
           <w:lang w:val="es-ES" w:eastAsia="es-ES"/>
           <w14:ligatures w14:val="none"/>
         </w:rPr>
-        <w:t>ívela</w:t>
+        <w:t/>
       </w:r>
       <w:r>
         <w:rPr>
@@ -759,7 +759,7 @@
           <w:lang w:val="es-ES" w:eastAsia="es-ES"/>
           <w14:ligatures w14:val="none"/>
         </w:rPr>
-        <w:t xml:space="preserve"> </w:t>
+        <w:t xml:space="preserve"/>
       </w:r>
       <w:r>
         <w:rPr>
@@ -769,7 +769,7 @@
           <w:lang w:val="es-ES" w:eastAsia="es-ES"/>
           <w14:ligatures w14:val="none"/>
         </w:rPr>
-        <w:t>por presuntas infracciones a la Ley 29571, Código de Protección y Defensa del Consumidor (en adelante, Código)</w:t>
+        <w:t/>
       </w:r>
       <w:r>
         <w:rPr>
@@ -790,7 +790,7 @@
           <w:lang w:val="es-ES" w:eastAsia="es-ES"/>
           <w14:ligatures w14:val="none"/>
         </w:rPr>
-        <w:t xml:space="preserve">, señalando </w:t>
+        <w:t xml:space="preserve"/>
       </w:r>
       <w:r>
         <w:rPr>
@@ -801,7 +801,7 @@
           <w:lang w:val="es-ES" w:eastAsia="es-ES"/>
           <w14:ligatures w14:val="none"/>
         </w:rPr>
-        <w:t>lo siguiente:</w:t>
+        <w:t/>
       </w:r>
     </w:p>
     <w:p>
@@ -2805,7 +2805,7 @@
           <w:kern w:val="0"/>
           <w14:ligatures w14:val="none"/>
         </w:rPr>
-        <w:t xml:space="preserve">La señora Cieza </w:t>
+        <w:t xml:space="preserve">La señora [APELLIDO] solicitó, en calidad de medida correctiva, que Vivela cumpla con: (i) gestionar la activación de la cobertura convenida en la Póliza 230198521 del Seguro de Inmueble Vigente, por el siniestro ocurrido el 13 de marzo de 2025; y, (ii) reembolsar los montos cobrados por concepto del Seguro de Inmueble. Asimismo, requirió el reembolso de costos y costas del presente procedimiento.</w:t>
       </w:r>
       <w:r>
         <w:rPr>
@@ -2815,7 +2815,7 @@
           <w:lang w:val="es-ES" w:eastAsia="es-ES"/>
           <w14:ligatures w14:val="none"/>
         </w:rPr>
-        <w:t>solicit</w:t>
+        <w:t/>
       </w:r>
       <w:r>
         <w:rPr>
@@ -2825,7 +2825,7 @@
           <w:lang w:val="es-ES" w:eastAsia="es-ES"/>
           <w14:ligatures w14:val="none"/>
         </w:rPr>
-        <w:t xml:space="preserve">ó, en calidad de medida correctiva, que </w:t>
+        <w:t xml:space="preserve"/>
       </w:r>
       <w:proofErr w:type="spellStart"/>
       <w:r>
@@ -2836,7 +2836,7 @@
           <w:lang w:val="es-ES" w:eastAsia="es-ES"/>
           <w14:ligatures w14:val="none"/>
         </w:rPr>
-        <w:t>Vivela</w:t>
+        <w:t/>
       </w:r>
       <w:proofErr w:type="spellEnd"/>
       <w:r>
@@ -2847,7 +2847,7 @@
           <w:lang w:val="es-ES" w:eastAsia="es-ES"/>
           <w14:ligatures w14:val="none"/>
         </w:rPr>
-        <w:t xml:space="preserve"> </w:t>
+        <w:t xml:space="preserve"/>
       </w:r>
       <w:r>
         <w:rPr>
@@ -2857,7 +2857,7 @@
           <w:lang w:val="es-ES" w:eastAsia="es-ES"/>
           <w14:ligatures w14:val="none"/>
         </w:rPr>
-        <w:t>cumpla con</w:t>
+        <w:t/>
       </w:r>
       <w:r>
         <w:rPr>
@@ -2867,7 +2867,7 @@
           <w:lang w:val="es-ES" w:eastAsia="es-ES"/>
           <w14:ligatures w14:val="none"/>
         </w:rPr>
-        <w:t>: (i)</w:t>
+        <w:t/>
       </w:r>
       <w:r>
         <w:rPr>
@@ -2877,7 +2877,7 @@
           <w:lang w:val="es-ES" w:eastAsia="es-ES"/>
           <w14:ligatures w14:val="none"/>
         </w:rPr>
-        <w:t xml:space="preserve"> </w:t>
+        <w:t xml:space="preserve"/>
       </w:r>
       <w:r>
         <w:rPr>
@@ -2887,7 +2887,7 @@
           <w:lang w:val="es-ES" w:eastAsia="es-ES"/>
           <w14:ligatures w14:val="none"/>
         </w:rPr>
-        <w:t>gestionar</w:t>
+        <w:t/>
       </w:r>
       <w:r>
         <w:rPr>
@@ -2897,7 +2897,7 @@
           <w:lang w:val="es-ES" w:eastAsia="es-ES"/>
           <w14:ligatures w14:val="none"/>
         </w:rPr>
-        <w:t xml:space="preserve"> </w:t>
+        <w:t xml:space="preserve"/>
       </w:r>
       <w:r>
         <w:rPr>
@@ -2907,7 +2907,7 @@
           <w:lang w:val="es-ES" w:eastAsia="es-ES"/>
           <w14:ligatures w14:val="none"/>
         </w:rPr>
-        <w:t xml:space="preserve">la </w:t>
+        <w:t xml:space="preserve"/>
       </w:r>
       <w:r>
         <w:rPr>
@@ -2917,7 +2917,7 @@
           <w:lang w:val="es-ES" w:eastAsia="es-ES"/>
           <w14:ligatures w14:val="none"/>
         </w:rPr>
-        <w:t xml:space="preserve">activación de la </w:t>
+        <w:t xml:space="preserve"/>
       </w:r>
       <w:r>
         <w:rPr>
@@ -2927,7 +2927,7 @@
           <w:lang w:val="es-ES" w:eastAsia="es-ES"/>
           <w14:ligatures w14:val="none"/>
         </w:rPr>
-        <w:t xml:space="preserve">cobertura </w:t>
+        <w:t xml:space="preserve"/>
       </w:r>
       <w:r>
         <w:rPr>
@@ -2937,17 +2937,17 @@
           <w:lang w:val="es-ES" w:eastAsia="es-ES"/>
           <w14:ligatures w14:val="none"/>
         </w:rPr>
-        <w:t xml:space="preserve">convenida en la Póliza </w:t>
-      </w:r>
-      <w:r>
-        <w:rPr>
-          <w:rFonts w:ascii="Arial Narrow" w:eastAsia="Times New Roman" w:hAnsi="Arial Narrow" w:cs="Arial"/>
-          <w:color w:val="000000"/>
-          <w:kern w:val="0"/>
-          <w:lang w:eastAsia="es-ES"/>
-          <w14:ligatures w14:val="none"/>
-        </w:rPr>
-        <w:t xml:space="preserve">230198521 </w:t>
+        <w:t xml:space="preserve"/>
+      </w:r>
+      <w:r>
+        <w:rPr>
+          <w:rFonts w:ascii="Arial Narrow" w:eastAsia="Times New Roman" w:hAnsi="Arial Narrow" w:cs="Arial"/>
+          <w:color w:val="000000"/>
+          <w:kern w:val="0"/>
+          <w:lang w:eastAsia="es-ES"/>
+          <w14:ligatures w14:val="none"/>
+        </w:rPr>
+        <w:t xml:space="preserve"/>
       </w:r>
       <w:r>
         <w:rPr>
@@ -2957,17 +2957,17 @@
           <w:lang w:val="es-ES" w:eastAsia="es-ES"/>
           <w14:ligatures w14:val="none"/>
         </w:rPr>
-        <w:t xml:space="preserve">del </w:t>
-      </w:r>
-      <w:r>
-        <w:rPr>
-          <w:rFonts w:ascii="Arial Narrow" w:eastAsia="Times New Roman" w:hAnsi="Arial Narrow" w:cs="Arial"/>
-          <w:color w:val="000000"/>
-          <w:kern w:val="0"/>
-          <w:lang w:eastAsia="es-ES"/>
-          <w14:ligatures w14:val="none"/>
-        </w:rPr>
-        <w:t>Seguro de Inmueble Vigente</w:t>
+        <w:t xml:space="preserve"/>
+      </w:r>
+      <w:r>
+        <w:rPr>
+          <w:rFonts w:ascii="Arial Narrow" w:eastAsia="Times New Roman" w:hAnsi="Arial Narrow" w:cs="Arial"/>
+          <w:color w:val="000000"/>
+          <w:kern w:val="0"/>
+          <w:lang w:eastAsia="es-ES"/>
+          <w14:ligatures w14:val="none"/>
+        </w:rPr>
+        <w:t/>
       </w:r>
       <w:r>
         <w:rPr>
@@ -2977,7 +2977,7 @@
           <w:lang w:val="es-ES" w:eastAsia="es-ES"/>
           <w14:ligatures w14:val="none"/>
         </w:rPr>
-        <w:t xml:space="preserve">, </w:t>
+        <w:t xml:space="preserve"/>
       </w:r>
       <w:r>
         <w:rPr>
@@ -2987,27 +2987,27 @@
           <w:lang w:val="es-ES" w:eastAsia="es-ES"/>
           <w14:ligatures w14:val="none"/>
         </w:rPr>
-        <w:t xml:space="preserve">por el siniestro ocurrido el </w:t>
-      </w:r>
-      <w:r>
-        <w:rPr>
-          <w:rFonts w:ascii="Arial Narrow" w:eastAsia="Times New Roman" w:hAnsi="Arial Narrow" w:cs="Arial"/>
-          <w:color w:val="000000"/>
-          <w:kern w:val="0"/>
-          <w:lang w:eastAsia="es-ES"/>
-          <w14:ligatures w14:val="none"/>
-        </w:rPr>
-        <w:t>13 de marzo de 2025</w:t>
-      </w:r>
-      <w:r>
-        <w:rPr>
-          <w:rFonts w:ascii="Arial Narrow" w:eastAsia="Times New Roman" w:hAnsi="Arial Narrow" w:cs="Arial"/>
-          <w:color w:val="000000"/>
-          <w:kern w:val="0"/>
-          <w:lang w:eastAsia="es-ES"/>
-          <w14:ligatures w14:val="none"/>
-        </w:rPr>
-        <w:t>; y, (</w:t>
+        <w:t xml:space="preserve"/>
+      </w:r>
+      <w:r>
+        <w:rPr>
+          <w:rFonts w:ascii="Arial Narrow" w:eastAsia="Times New Roman" w:hAnsi="Arial Narrow" w:cs="Arial"/>
+          <w:color w:val="000000"/>
+          <w:kern w:val="0"/>
+          <w:lang w:eastAsia="es-ES"/>
+          <w14:ligatures w14:val="none"/>
+        </w:rPr>
+        <w:t/>
+      </w:r>
+      <w:r>
+        <w:rPr>
+          <w:rFonts w:ascii="Arial Narrow" w:eastAsia="Times New Roman" w:hAnsi="Arial Narrow" w:cs="Arial"/>
+          <w:color w:val="000000"/>
+          <w:kern w:val="0"/>
+          <w:lang w:eastAsia="es-ES"/>
+          <w14:ligatures w14:val="none"/>
+        </w:rPr>
+        <w:t/>
       </w:r>
       <w:proofErr w:type="spellStart"/>
       <w:r>
@@ -3018,7 +3018,7 @@
           <w:lang w:eastAsia="es-ES"/>
           <w14:ligatures w14:val="none"/>
         </w:rPr>
-        <w:t>ii</w:t>
+        <w:t/>
       </w:r>
       <w:proofErr w:type="spellEnd"/>
       <w:r>
@@ -3029,37 +3029,37 @@
           <w:lang w:eastAsia="es-ES"/>
           <w14:ligatures w14:val="none"/>
         </w:rPr>
-        <w:t>) reembolsar los montos cobrados por concepto de</w:t>
-      </w:r>
-      <w:r>
-        <w:rPr>
-          <w:rFonts w:ascii="Arial Narrow" w:eastAsia="Times New Roman" w:hAnsi="Arial Narrow" w:cs="Arial"/>
-          <w:color w:val="000000"/>
-          <w:kern w:val="0"/>
-          <w:lang w:eastAsia="es-ES"/>
-          <w14:ligatures w14:val="none"/>
-        </w:rPr>
-        <w:t>l</w:t>
-      </w:r>
-      <w:r>
-        <w:rPr>
-          <w:rFonts w:ascii="Arial Narrow" w:eastAsia="Times New Roman" w:hAnsi="Arial Narrow" w:cs="Arial"/>
-          <w:color w:val="000000"/>
-          <w:kern w:val="0"/>
-          <w:lang w:eastAsia="es-ES"/>
-          <w14:ligatures w14:val="none"/>
-        </w:rPr>
-        <w:t xml:space="preserve"> </w:t>
-      </w:r>
-      <w:r>
-        <w:rPr>
-          <w:rFonts w:ascii="Arial Narrow" w:eastAsia="Times New Roman" w:hAnsi="Arial Narrow" w:cs="Arial"/>
-          <w:color w:val="000000"/>
-          <w:kern w:val="0"/>
-          <w:lang w:eastAsia="es-ES"/>
-          <w14:ligatures w14:val="none"/>
-        </w:rPr>
-        <w:t>Seguro de Inmueble</w:t>
+        <w:t/>
+      </w:r>
+      <w:r>
+        <w:rPr>
+          <w:rFonts w:ascii="Arial Narrow" w:eastAsia="Times New Roman" w:hAnsi="Arial Narrow" w:cs="Arial"/>
+          <w:color w:val="000000"/>
+          <w:kern w:val="0"/>
+          <w:lang w:eastAsia="es-ES"/>
+          <w14:ligatures w14:val="none"/>
+        </w:rPr>
+        <w:t/>
+      </w:r>
+      <w:r>
+        <w:rPr>
+          <w:rFonts w:ascii="Arial Narrow" w:eastAsia="Times New Roman" w:hAnsi="Arial Narrow" w:cs="Arial"/>
+          <w:color w:val="000000"/>
+          <w:kern w:val="0"/>
+          <w:lang w:eastAsia="es-ES"/>
+          <w14:ligatures w14:val="none"/>
+        </w:rPr>
+        <w:t xml:space="preserve"/>
+      </w:r>
+      <w:r>
+        <w:rPr>
+          <w:rFonts w:ascii="Arial Narrow" w:eastAsia="Times New Roman" w:hAnsi="Arial Narrow" w:cs="Arial"/>
+          <w:color w:val="000000"/>
+          <w:kern w:val="0"/>
+          <w:lang w:eastAsia="es-ES"/>
+          <w14:ligatures w14:val="none"/>
+        </w:rPr>
+        <w:t/>
       </w:r>
       <w:r>
         <w:rPr>
@@ -3069,7 +3069,7 @@
           <w:lang w:val="es-ES" w:eastAsia="es-ES"/>
           <w14:ligatures w14:val="none"/>
         </w:rPr>
-        <w:t>. Asimismo, requirió el reembolso de costos y costas del presente procedimiento.</w:t>
+        <w:t/>
       </w:r>
     </w:p>
     <w:p>
@@ -4064,18 +4064,18 @@
           <w:lang w:eastAsia="es-PE"/>
           <w14:ligatures w14:val="none"/>
         </w:rPr>
-        <w:t>PRIMERO</w:t>
-      </w:r>
-      <w:r>
-        <w:rPr>
-          <w:rFonts w:ascii="Arial Narrow" w:eastAsia="Arial Narrow" w:hAnsi="Arial Narrow" w:cs="Arial Narrow"/>
-          <w:b/>
-          <w:color w:val="000000"/>
-          <w:kern w:val="0"/>
-          <w:lang w:eastAsia="es-PE"/>
-          <w14:ligatures w14:val="none"/>
-        </w:rPr>
-        <w:t xml:space="preserve">: </w:t>
+        <w:t xml:space="preserve">PRIMERO: admitir a trámite la denuncia del 20 de junio de 2025, interpuesta por la señora [DENUNCIANTE] contra la Empresa de Crédito Vívela S.A., por lo siguiente:</w:t>
+      </w:r>
+      <w:r>
+        <w:rPr>
+          <w:rFonts w:ascii="Arial Narrow" w:eastAsia="Arial Narrow" w:hAnsi="Arial Narrow" w:cs="Arial Narrow"/>
+          <w:b/>
+          <w:color w:val="000000"/>
+          <w:kern w:val="0"/>
+          <w:lang w:eastAsia="es-PE"/>
+          <w14:ligatures w14:val="none"/>
+        </w:rPr>
+        <w:t xml:space="preserve"/>
       </w:r>
       <w:bookmarkEnd w:id="0"/>
       <w:r>
@@ -4087,7 +4087,7 @@
           <w:lang w:eastAsia="es-PE"/>
           <w14:ligatures w14:val="none"/>
         </w:rPr>
-        <w:t xml:space="preserve">admitir a trámite la denuncia del </w:t>
+        <w:t xml:space="preserve"/>
       </w:r>
       <w:r>
         <w:rPr>
@@ -4097,7 +4097,7 @@
           <w:lang w:val="es-ES" w:eastAsia="es-ES"/>
           <w14:ligatures w14:val="none"/>
         </w:rPr>
-        <w:t xml:space="preserve">20 de junio de </w:t>
+        <w:t xml:space="preserve"/>
       </w:r>
       <w:r>
         <w:rPr>
@@ -4107,7 +4107,7 @@
           <w:lang w:val="es-ES" w:eastAsia="es-ES"/>
           <w14:ligatures w14:val="none"/>
         </w:rPr>
-        <w:t>2025</w:t>
+        <w:t/>
       </w:r>
       <w:r>
         <w:rPr>
@@ -4117,7 +4117,7 @@
           <w:lang w:val="es-ES" w:eastAsia="es-ES"/>
           <w14:ligatures w14:val="none"/>
         </w:rPr>
-        <w:t xml:space="preserve">, </w:t>
+        <w:t xml:space="preserve"/>
       </w:r>
       <w:r>
         <w:rPr>
@@ -4128,7 +4128,7 @@
           <w:lang w:eastAsia="es-PE"/>
           <w14:ligatures w14:val="none"/>
         </w:rPr>
-        <w:t xml:space="preserve">interpuesta por </w:t>
+        <w:t xml:space="preserve"/>
       </w:r>
       <w:r>
         <w:rPr>
@@ -4138,7 +4138,7 @@
           <w:kern w:val="0"/>
           <w14:ligatures w14:val="none"/>
         </w:rPr>
-        <w:t xml:space="preserve">la señora </w:t>
+        <w:t xml:space="preserve"/>
       </w:r>
       <w:r>
         <w:rPr>
@@ -4149,7 +4149,7 @@
           <w:lang w:eastAsia="es-PE"/>
           <w14:ligatures w14:val="none"/>
         </w:rPr>
-        <w:t>Karen Milena Cieza Pérez</w:t>
+        <w:t/>
       </w:r>
       <w:r>
         <w:rPr>
@@ -4160,7 +4160,7 @@
           <w:lang w:eastAsia="es-PE"/>
           <w14:ligatures w14:val="none"/>
         </w:rPr>
-        <w:t xml:space="preserve"> contra</w:t>
+        <w:t xml:space="preserve"/>
       </w:r>
       <w:r>
         <w:rPr>
@@ -4171,28 +4171,28 @@
           <w:lang w:eastAsia="es-PE"/>
           <w14:ligatures w14:val="none"/>
         </w:rPr>
-        <w:t xml:space="preserve"> la</w:t>
+        <w:t xml:space="preserve"/>
       </w:r>
       <w:r>
         <w:rPr>
           <w:rFonts w:ascii="Arial Narrow" w:eastAsia="Arial Narrow" w:hAnsi="Arial Narrow" w:cs="Arial Narrow"/>
           <w:bCs/>
         </w:rPr>
-        <w:t xml:space="preserve"> Empresa de </w:t>
+        <w:t xml:space="preserve"/>
       </w:r>
       <w:r>
         <w:rPr>
           <w:rFonts w:ascii="Arial Narrow" w:eastAsia="Arial Narrow" w:hAnsi="Arial Narrow" w:cs="Arial Narrow"/>
           <w:bCs/>
         </w:rPr>
-        <w:t>Crédito Vívela S.A</w:t>
+        <w:t/>
       </w:r>
       <w:r>
         <w:rPr>
           <w:rFonts w:ascii="Arial Narrow" w:eastAsia="Arial Narrow" w:hAnsi="Arial Narrow" w:cs="Arial Narrow"/>
           <w:bCs/>
         </w:rPr>
-        <w:t>.</w:t>
+        <w:t/>
       </w:r>
       <w:r>
         <w:rPr>
@@ -4203,7 +4203,7 @@
           <w:lang w:eastAsia="es-PE"/>
           <w14:ligatures w14:val="none"/>
         </w:rPr>
-        <w:t>, por lo siguiente:</w:t>
+        <w:t/>
       </w:r>
     </w:p>
     <w:p>
@@ -6028,7 +6028,7 @@
           <w:bCs/>
         </w:rPr>
         <w:lastRenderedPageBreak/>
-        <w:t>DÉCIMO</w:t>
+        <w:t xml:space="preserve">DÉCIMO: requerir a la señora [DENUNCIANTE] para que, dentro del plazo de dos (2) días hábiles siguientes a la fecha en que reciba la notificación en su bandeja de correo electrónico, efectúe la confirmación de recepción de la notificación remitida por este despacho a su correo electrónico, de conformidad con el segundo párrafo del numeral 4 del artículo 20 del Texto Único Ordenado de la Ley del Procedimiento Administrativo General, aprobado mediante Decreto Supremo 006-2026-JUS, bajo apercibimiento de rehacer el acto de notificación y notificarle conforme al numeral 1 del artículo 20 del citado cuerpo normativo.</w:t>
       </w:r>
       <w:r>
         <w:rPr>
@@ -6038,7 +6038,7 @@
           <w:kern w:val="0"/>
           <w14:ligatures w14:val="none"/>
         </w:rPr>
-        <w:t>:</w:t>
+        <w:t/>
       </w:r>
       <w:r>
         <w:rPr>
@@ -6048,7 +6048,7 @@
           <w:kern w:val="0"/>
           <w14:ligatures w14:val="none"/>
         </w:rPr>
-        <w:t xml:space="preserve"> </w:t>
+        <w:t xml:space="preserve"/>
       </w:r>
       <w:r>
         <w:rPr>
@@ -6058,7 +6058,7 @@
           <w:kern w:val="0"/>
           <w14:ligatures w14:val="none"/>
         </w:rPr>
-        <w:t xml:space="preserve">requerir a la señora </w:t>
+        <w:t xml:space="preserve"/>
       </w:r>
       <w:r>
         <w:rPr>
@@ -6069,21 +6069,21 @@
           <w:lang w:eastAsia="es-PE"/>
           <w14:ligatures w14:val="none"/>
         </w:rPr>
-        <w:t xml:space="preserve">Karen Milena Cieza Pérez </w:t>
+        <w:t xml:space="preserve"/>
       </w:r>
       <w:r>
         <w:rPr>
           <w:rFonts w:ascii="Arial Narrow" w:hAnsi="Arial Narrow"/>
           <w:color w:val="000000"/>
         </w:rPr>
-        <w:t>para que, dentro del plazo de dos (2) días hábiles siguientes a la fecha en que reciba la notificación en su bandeja de correo electrónico, efectúe la confirmación de recepción de la notificación remitida por este despacho a su correo electrónico, de conformidad con el segundo</w:t>
+        <w:t/>
       </w:r>
       <w:r>
         <w:rPr>
           <w:rFonts w:ascii="Arial Narrow" w:hAnsi="Arial Narrow"/>
           <w:color w:val="000000"/>
         </w:rPr>
-        <w:t xml:space="preserve"> párrafo del numeral 4 del artículo 20</w:t>
+        <w:t xml:space="preserve"/>
       </w:r>
       <w:r>
         <w:rPr>
@@ -6100,7 +6100,7 @@
           <w:rFonts w:ascii="Arial Narrow" w:hAnsi="Arial Narrow"/>
           <w:color w:val="000000"/>
         </w:rPr>
-        <w:t xml:space="preserve"> del Texto Único Ordenado de la Ley del Procedimiento Administrativo General, aprobado mediante Decreto Supremo 006-2026-JUS, bajo apercibimiento de rehacer el acto de notificación y notificarle conforme al numeral 1 del artículo 20</w:t>
+        <w:t xml:space="preserve"/>
       </w:r>
       <w:r>
         <w:rPr>
@@ -6117,7 +6117,7 @@
           <w:rFonts w:ascii="Arial Narrow" w:hAnsi="Arial Narrow"/>
           <w:color w:val="000000"/>
         </w:rPr>
-        <w:t xml:space="preserve"> del citado cuerpo normativo</w:t>
+        <w:t xml:space="preserve"/>
       </w:r>
       <w:r>
         <w:rPr>
@@ -6130,7 +6130,7 @@
         <w:rPr>
           <w:rFonts w:ascii="Arial Narrow" w:hAnsi="Arial Narrow" w:cs="Arial"/>
         </w:rPr>
-        <w:t>.</w:t>
+        <w:t/>
       </w:r>
     </w:p>
     <w:p>

--- a/plantillas_maestras/06_seguro_hogar_e_inmuebles/negativa_cobertura/1_ddo_aseguradora/mujer/TPL_1763_2025_SEGURO_HOGAR_E_INMUEBLES_NEGATIVA_COBERTURA_ASEGURADORA_MUJER_R1.docx
+++ b/plantillas_maestras/06_seguro_hogar_e_inmuebles/negativa_cobertura/1_ddo_aseguradora/mujer/TPL_1763_2025_SEGURO_HOGAR_E_INMUEBLES_NEGATIVA_COBERTURA_ASEGURADORA_MUJER_R1.docx
@@ -680,6 +680,7 @@
       </w:r>
       <w:r>
         <w:rPr>
+          <w:rStyle w:val="Refdenotaalpie"/>
           <w:rFonts w:ascii="Arial Narrow" w:eastAsia="Times New Roman" w:hAnsi="Arial Narrow" w:cs="Times New Roman"/>
           <w:color w:val="000000"/>
           <w:kern w:val="0"/>
@@ -773,6 +774,7 @@
       </w:r>
       <w:r>
         <w:rPr>
+          <w:rStyle w:val="Refdenotaalpie"/>
           <w:rFonts w:ascii="Arial Narrow" w:eastAsia="Times New Roman" w:hAnsi="Arial Narrow" w:cs="Times New Roman"/>
           <w:color w:val="000000"/>
           <w:kern w:val="0"/>
@@ -2684,7 +2686,6 @@
           <w:rFonts w:ascii="Arial Narrow" w:eastAsia="Times New Roman" w:hAnsi="Arial Narrow" w:cs="Arial"/>
           <w:color w:val="000000"/>
           <w:kern w:val="0"/>
-          <w:highlight w:val="green"/>
           <w:lang w:eastAsia="es-ES"/>
           <w14:ligatures w14:val="none"/>
         </w:rPr>
@@ -3167,6 +3168,7 @@
       <w:bookmarkEnd w:id="4"/>
       <w:r>
         <w:rPr>
+          <w:rStyle w:val="Refdenotaalpie"/>
           <w:rFonts w:ascii="Arial Narrow" w:eastAsia="Arial Narrow" w:hAnsi="Arial Narrow" w:cs="Arial Narrow"/>
           <w:kern w:val="0"/>
           <w:vertAlign w:val="superscript"/>
@@ -3280,6 +3282,7 @@
       </w:r>
       <w:r>
         <w:rPr>
+          <w:rStyle w:val="Refdenotaalpie"/>
           <w:rFonts w:ascii="Arial Narrow" w:eastAsia="Arial Narrow" w:hAnsi="Arial Narrow" w:cs="Arial"/>
           <w:kern w:val="0"/>
           <w:vertAlign w:val="superscript"/>
@@ -3452,6 +3455,7 @@
       </w:r>
       <w:r>
         <w:rPr>
+          <w:rStyle w:val="Refdenotaalpie"/>
           <w:rFonts w:ascii="Arial Narrow" w:eastAsia="Arial Narrow" w:hAnsi="Arial Narrow" w:cs="Arial"/>
           <w:kern w:val="0"/>
           <w:vertAlign w:val="superscript"/>
@@ -3669,6 +3673,7 @@
       </w:r>
       <w:r>
         <w:rPr>
+          <w:rStyle w:val="Refdenotaalpie"/>
           <w:rFonts w:ascii="Arial Narrow" w:eastAsia="Arial Narrow" w:hAnsi="Arial Narrow" w:cs="Arial Narrow"/>
           <w:kern w:val="0"/>
           <w:vertAlign w:val="superscript"/>
@@ -4996,6 +5001,7 @@
       </w:r>
       <w:r>
         <w:rPr>
+          <w:rStyle w:val="Refdenotaalpie"/>
           <w:rFonts w:ascii="Arial Narrow" w:eastAsia="Calibri" w:hAnsi="Arial Narrow" w:cs="Arial"/>
           <w:kern w:val="0"/>
           <w:vertAlign w:val="superscript"/>
@@ -5040,6 +5046,7 @@
       </w:r>
       <w:r>
         <w:rPr>
+          <w:rStyle w:val="Refdenotaalpie"/>
           <w:rFonts w:ascii="Arial Narrow" w:eastAsia="Calibri" w:hAnsi="Arial Narrow" w:cs="Arial"/>
           <w:spacing w:val="-2"/>
           <w:kern w:val="0"/>
@@ -5552,6 +5559,7 @@
       </w:r>
       <w:r>
         <w:rPr>
+          <w:rStyle w:val="Refdenotaalpie"/>
           <w:rFonts w:ascii="Arial Narrow" w:eastAsia="Arial Narrow" w:hAnsi="Arial Narrow" w:cs="Times New Roman"/>
           <w:color w:val="000000"/>
           <w:kern w:val="0"/>
@@ -5643,6 +5651,7 @@
       </w:r>
       <w:r>
         <w:rPr>
+          <w:rStyle w:val="Refdenotaalpie"/>
           <w:rFonts w:ascii="Arial Narrow" w:eastAsia="Arial Narrow" w:hAnsi="Arial Narrow" w:cs="Times New Roman"/>
           <w:color w:val="000000"/>
           <w:kern w:val="0"/>
@@ -5696,6 +5705,7 @@
       </w:r>
       <w:r>
         <w:rPr>
+          <w:rStyle w:val="Refdenotaalpie"/>
           <w:rFonts w:ascii="Arial Narrow" w:eastAsia="Arial Narrow" w:hAnsi="Arial Narrow" w:cs="Times New Roman"/>
           <w:color w:val="000000"/>
           <w:kern w:val="0"/>
@@ -5888,6 +5898,7 @@
       </w:r>
       <w:r>
         <w:rPr>
+          <w:rStyle w:val="Refdenotaalpie"/>
           <w:rFonts w:ascii="Arial Narrow" w:eastAsia="Calibri" w:hAnsi="Arial Narrow" w:cs="Arial"/>
           <w:kern w:val="0"/>
           <w:vertAlign w:val="superscript"/>
@@ -6121,6 +6132,7 @@
       </w:r>
       <w:r>
         <w:rPr>
+          <w:rStyle w:val="Refdenotaalpie"/>
           <w:rFonts w:ascii="Arial Narrow" w:hAnsi="Arial Narrow"/>
           <w:vertAlign w:val="superscript"/>
         </w:rPr>
@@ -6537,14 +6549,14 @@
         <w:tab w:val="right" w:pos="8838"/>
       </w:tabs>
       <w:rPr>
-        <w:rFonts w:ascii="Arial" w:eastAsia="Arial" w:hAnsi="Arial" w:cs="Arial"/>
+        <w:rFonts w:ascii="Arial Narrow" w:eastAsia="Arial" w:hAnsi="Arial Narrow" w:cs="Arial"/>
         <w:sz w:val="16"/>
         <w:szCs w:val="16"/>
       </w:rPr>
     </w:pPr>
     <w:r>
       <w:rPr>
-        <w:rFonts w:ascii="Arial" w:eastAsia="Arial" w:hAnsi="Arial" w:cs="Arial"/>
+        <w:rFonts w:ascii="Arial Narrow" w:eastAsia="Arial" w:hAnsi="Arial Narrow" w:cs="Arial"/>
         <w:sz w:val="16"/>
         <w:szCs w:val="16"/>
       </w:rPr>
@@ -6558,7 +6570,7 @@
     </w:pPr>
     <w:r>
       <w:rPr>
-        <w:rFonts w:ascii="Arial" w:eastAsia="Arial" w:hAnsi="Arial" w:cs="Arial"/>
+        <w:rFonts w:ascii="Arial Narrow" w:eastAsia="Arial" w:hAnsi="Arial Narrow" w:cs="Arial"/>
         <w:sz w:val="16"/>
         <w:szCs w:val="16"/>
       </w:rPr>
@@ -6566,7 +6578,7 @@
     </w:r>
     <w:r>
       <w:rPr>
-        <w:rFonts w:ascii="Arial" w:eastAsia="Arial" w:hAnsi="Arial" w:cs="Arial"/>
+        <w:rFonts w:ascii="Arial Narrow" w:eastAsia="Arial" w:hAnsi="Arial Narrow" w:cs="Arial"/>
         <w:sz w:val="16"/>
         <w:szCs w:val="16"/>
       </w:rPr>
@@ -6574,7 +6586,7 @@
     </w:r>
     <w:r>
       <w:rPr>
-        <w:rFonts w:ascii="Arial" w:eastAsia="Arial" w:hAnsi="Arial" w:cs="Arial"/>
+        <w:rFonts w:ascii="Arial Narrow" w:eastAsia="Arial" w:hAnsi="Arial Narrow" w:cs="Arial"/>
         <w:sz w:val="16"/>
         <w:szCs w:val="16"/>
       </w:rPr>
@@ -6582,7 +6594,7 @@
     </w:r>
     <w:r>
       <w:rPr>
-        <w:rFonts w:ascii="Arial" w:eastAsia="Arial" w:hAnsi="Arial" w:cs="Arial"/>
+        <w:rFonts w:ascii="Arial Narrow" w:eastAsia="Arial" w:hAnsi="Arial Narrow" w:cs="Arial"/>
         <w:sz w:val="16"/>
         <w:szCs w:val="16"/>
       </w:rPr>
@@ -6590,7 +6602,7 @@
     </w:r>
     <w:r>
       <w:rPr>
-        <w:rFonts w:ascii="Arial" w:eastAsia="Arial" w:hAnsi="Arial" w:cs="Arial"/>
+        <w:rFonts w:ascii="Arial Narrow" w:eastAsia="Arial" w:hAnsi="Arial Narrow" w:cs="Arial"/>
         <w:sz w:val="16"/>
         <w:szCs w:val="16"/>
       </w:rPr>
@@ -6638,8 +6650,9 @@
         <w:rPr>
           <w:rStyle w:val="Refdenotaalpie"/>
           <w:rFonts w:ascii="Arial Narrow" w:hAnsi="Arial Narrow" w:cs="Arial"/>
-          <w:sz w:val="15"/>
-          <w:szCs w:val="15"/>
+          <w:sz w:val="16"/>
+          <w:szCs w:val="15"/>
+          <w:vertAlign w:val="superscript"/>
         </w:rPr>
         <w:footnoteRef/>
       </w:r>
@@ -6756,8 +6769,9 @@
         <w:rPr>
           <w:rStyle w:val="Refdenotaalpie"/>
           <w:rFonts w:ascii="Arial Narrow" w:hAnsi="Arial Narrow" w:cs="Arial"/>
-          <w:sz w:val="15"/>
-          <w:szCs w:val="15"/>
+          <w:sz w:val="16"/>
+          <w:szCs w:val="15"/>
+          <w:vertAlign w:val="superscript"/>
         </w:rPr>
         <w:footnoteRef/>
       </w:r>
@@ -6830,8 +6844,9 @@
         <w:rPr>
           <w:rStyle w:val="Refdenotaalpie"/>
           <w:rFonts w:ascii="Arial Narrow" w:hAnsi="Arial Narrow" w:cs="Arial"/>
-          <w:sz w:val="15"/>
-          <w:szCs w:val="15"/>
+          <w:sz w:val="16"/>
+          <w:szCs w:val="15"/>
+          <w:vertAlign w:val="superscript"/>
         </w:rPr>
         <w:footnoteRef/>
       </w:r>
@@ -7160,8 +7175,9 @@
         <w:rPr>
           <w:rStyle w:val="Refdenotaalpie"/>
           <w:rFonts w:ascii="Arial Narrow" w:hAnsi="Arial Narrow"/>
-          <w:sz w:val="15"/>
-          <w:szCs w:val="15"/>
+          <w:sz w:val="16"/>
+          <w:szCs w:val="15"/>
+          <w:vertAlign w:val="superscript"/>
         </w:rPr>
         <w:footnoteRef/>
       </w:r>
@@ -7343,8 +7359,9 @@
         <w:rPr>
           <w:rStyle w:val="Refdenotaalpie"/>
           <w:rFonts w:ascii="Arial Narrow" w:hAnsi="Arial Narrow"/>
-          <w:sz w:val="15"/>
-          <w:szCs w:val="15"/>
+          <w:sz w:val="16"/>
+          <w:szCs w:val="15"/>
+          <w:vertAlign w:val="superscript"/>
         </w:rPr>
         <w:footnoteRef/>
       </w:r>
@@ -7495,8 +7512,9 @@
         <w:rPr>
           <w:rStyle w:val="Refdenotaalpie"/>
           <w:rFonts w:ascii="Arial Narrow" w:hAnsi="Arial Narrow" w:cs="Arial"/>
-          <w:sz w:val="15"/>
-          <w:szCs w:val="15"/>
+          <w:sz w:val="16"/>
+          <w:szCs w:val="15"/>
+          <w:vertAlign w:val="superscript"/>
         </w:rPr>
         <w:footnoteRef/>
       </w:r>
@@ -7702,8 +7720,9 @@
         <w:rPr>
           <w:rStyle w:val="Refdenotaalpie"/>
           <w:rFonts w:ascii="Arial Narrow" w:hAnsi="Arial Narrow" w:cs="Arial"/>
-          <w:sz w:val="15"/>
-          <w:szCs w:val="15"/>
+          <w:sz w:val="16"/>
+          <w:szCs w:val="15"/>
+          <w:vertAlign w:val="superscript"/>
         </w:rPr>
         <w:footnoteRef/>
       </w:r>
@@ -7790,8 +7809,9 @@
         <w:rPr>
           <w:rStyle w:val="Refdenotaalpie"/>
           <w:rFonts w:ascii="Arial Narrow" w:hAnsi="Arial Narrow" w:cs="Arial"/>
-          <w:sz w:val="15"/>
-          <w:szCs w:val="15"/>
+          <w:sz w:val="16"/>
+          <w:szCs w:val="15"/>
+          <w:vertAlign w:val="superscript"/>
         </w:rPr>
         <w:footnoteRef/>
       </w:r>
@@ -7979,9 +7999,9 @@
       </w:pPr>
       <w:r>
         <w:rPr>
-          <w:rStyle w:val="TextonotapieCar"/>
-          <w:rFonts w:ascii="Arial Narrow" w:hAnsi="Arial Narrow" w:cs="Arial"/>
-          <w:sz w:val="15"/>
+          <w:rStyle w:val="Refdenotaalpie"/>
+          <w:rFonts w:ascii="Arial Narrow" w:hAnsi="Arial Narrow" w:cs="Arial"/>
+          <w:sz w:val="16"/>
           <w:szCs w:val="15"/>
           <w:vertAlign w:val="superscript"/>
         </w:rPr>
@@ -8193,8 +8213,9 @@
         <w:rPr>
           <w:rStyle w:val="Refdenotaalpie"/>
           <w:rFonts w:ascii="Arial Narrow" w:hAnsi="Arial Narrow" w:cs="Arial"/>
-          <w:sz w:val="15"/>
-          <w:szCs w:val="15"/>
+          <w:sz w:val="16"/>
+          <w:szCs w:val="15"/>
+          <w:vertAlign w:val="superscript"/>
         </w:rPr>
         <w:footnoteRef/>
       </w:r>
@@ -9010,8 +9031,9 @@
         <w:rPr>
           <w:rStyle w:val="Refdenotaalpie"/>
           <w:rFonts w:ascii="Arial Narrow" w:hAnsi="Arial Narrow" w:cs="Arial"/>
-          <w:sz w:val="15"/>
-          <w:szCs w:val="15"/>
+          <w:sz w:val="16"/>
+          <w:szCs w:val="15"/>
+          <w:vertAlign w:val="superscript"/>
         </w:rPr>
         <w:footnoteRef/>
       </w:r>
@@ -9230,8 +9252,9 @@
           <w:rFonts w:ascii="Arial Narrow" w:hAnsi="Arial Narrow" w:cs="Arial"/>
           <w:b/>
           <w:bCs/>
-          <w:sz w:val="15"/>
-          <w:szCs w:val="15"/>
+          <w:sz w:val="16"/>
+          <w:szCs w:val="15"/>
+          <w:vertAlign w:val="superscript"/>
         </w:rPr>
         <w:footnoteRef/>
       </w:r>
@@ -9381,8 +9404,9 @@
         <w:rPr>
           <w:rStyle w:val="Refdenotaalpie"/>
           <w:rFonts w:ascii="Arial Narrow" w:hAnsi="Arial Narrow" w:cs="Arial"/>
-          <w:sz w:val="15"/>
-          <w:szCs w:val="15"/>
+          <w:sz w:val="16"/>
+          <w:szCs w:val="15"/>
+          <w:vertAlign w:val="superscript"/>
         </w:rPr>
         <w:footnoteRef/>
       </w:r>
@@ -12067,6 +12091,17 @@
       <w:szCs w:val="20"/>
     </w:rPr>
   </w:style>
+  <w:style w:type="character" w:styleId="FootnoteReference">
+    <w:name w:val="footnote reference"/>
+    <w:basedOn w:val="Fuentedeprrafopredeter"/>
+    <w:uiPriority w:val="99"/>
+    <w:semiHidden/>
+    <w:unhideWhenUsed/>
+    <w:rPr>
+      <w:rFonts w:ascii="Arial Narrow" w:hAnsi="Arial Narrow"/>
+      <w:vertAlign w:val="superscript"/>
+    </w:rPr>
+  </w:style>
 </w:styles>
 </file>
 

--- a/plantillas_maestras/06_seguro_hogar_e_inmuebles/negativa_cobertura/1_ddo_aseguradora/mujer/TPL_1763_2025_SEGURO_HOGAR_E_INMUEBLES_NEGATIVA_COBERTURA_ASEGURADORA_MUJER_R1.docx
+++ b/plantillas_maestras/06_seguro_hogar_e_inmuebles/negativa_cobertura/1_ddo_aseguradora/mujer/TPL_1763_2025_SEGURO_HOGAR_E_INMUEBLES_NEGATIVA_COBERTURA_ASEGURADORA_MUJER_R1.docx
@@ -1,8 +1,8 @@
 
 <file path=word/document.xml><?xml version="1.0" encoding="utf-8"?>
-<w:document xmlns:wpc="http://schemas.microsoft.com/office/word/2010/wordprocessingCanvas" xmlns:cx="http://schemas.microsoft.com/office/drawing/2014/chartex" xmlns:cx1="http://schemas.microsoft.com/office/drawing/2015/9/8/chartex" xmlns:cx2="http://schemas.microsoft.com/office/drawing/2015/10/21/chartex" xmlns:cx3="http://schemas.microsoft.com/office/drawing/2016/5/9/chartex" xmlns:cx4="http://schemas.microsoft.com/office/drawing/2016/5/10/chartex" xmlns:cx5="http://schemas.microsoft.com/office/drawing/2016/5/11/chartex" xmlns:cx6="http://schemas.microsoft.com/office/drawing/2016/5/12/chartex" xmlns:cx7="http://schemas.microsoft.com/office/drawing/2016/5/13/chartex" xmlns:cx8="http://schemas.microsoft.com/office/drawing/2016/5/14/chartex" xmlns:mc="http://schemas.openxmlformats.org/markup-compatibility/2006" xmlns:aink="http://schemas.microsoft.com/office/drawing/2016/ink" xmlns:am3d="http://schemas.microsoft.com/office/drawing/2017/model3d" xmlns:o="urn:schemas-microsoft-com:office:office" xmlns:oel="http://schemas.microsoft.com/office/2019/extlst" xmlns:r="http://schemas.openxmlformats.org/officeDocument/2006/relationships" xmlns:m="http://schemas.openxmlformats.org/officeDocument/2006/math" xmlns:v="urn:schemas-microsoft-com:vml" xmlns:wp14="http://schemas.microsoft.com/office/word/2010/wordprocessingDrawing" xmlns:wp="http://schemas.openxmlformats.org/drawingml/2006/wordprocessingDrawing" xmlns:w10="urn:schemas-microsoft-com:office:word" xmlns:w="http://schemas.openxmlformats.org/wordprocessingml/2006/main" xmlns:w14="http://schemas.microsoft.com/office/word/2010/wordml" xmlns:w15="http://schemas.microsoft.com/office/word/2012/wordml" xmlns:w16cex="http://schemas.microsoft.com/office/word/2018/wordml/cex" xmlns:w16cid="http://schemas.microsoft.com/office/word/2016/wordml/cid" xmlns:w16="http://schemas.microsoft.com/office/word/2018/wordml" xmlns:w16du="http://schemas.microsoft.com/office/word/2023/wordml/word16du" xmlns:w16sdtdh="http://schemas.microsoft.com/office/word/2020/wordml/sdtdatahash" xmlns:w16sdtfl="http://schemas.microsoft.com/office/word/2024/wordml/sdtformatlock" xmlns:w16se="http://schemas.microsoft.com/office/word/2015/wordml/symex" xmlns:wpg="http://schemas.microsoft.com/office/word/2010/wordprocessingGroup" xmlns:wpi="http://schemas.microsoft.com/office/word/2010/wordprocessingInk" xmlns:wne="http://schemas.microsoft.com/office/word/2006/wordml" xmlns:wps="http://schemas.microsoft.com/office/word/2010/wordprocessingShape" mc:Ignorable="w14 w15 w16se w16cid w16 w16cex w16sdtdh w16sdtfl w16du wp14">
+<w:document xmlns:ns1="http://schemas.openxmlformats.org/markup-compatibility/2006" xmlns:ns2="http://schemas.microsoft.com/office/word/2010/wordml" xmlns:ns3="http://schemas.openxmlformats.org/officeDocument/2006/relationships" xmlns:w="http://schemas.openxmlformats.org/wordprocessingml/2006/main" ns1:Ignorable="w14 w15 w16se w16cid w16 w16cex w16sdtdh w16sdtfl w16du wp14">
   <w:body>
-    <w:p>
+    <w:p ns2:paraId="1B509B2D" ns2:textId="51BDE839">
       <w:pPr>
         <w:tabs>
           <w:tab w:val="left" w:pos="1701"/>
@@ -14,7 +14,7 @@
           <w:color w:val="000000"/>
           <w:kern w:val="0"/>
           <w:lang w:eastAsia="es-PE"/>
-          <w14:ligatures w14:val="none"/>
+          <ns2:ligatures ns2:val="none"/>
         </w:rPr>
       </w:pPr>
       <w:bookmarkStart w:id="0" w:name="_Hlk80343540"/>
@@ -25,7 +25,7 @@
           <w:color w:val="000000"/>
           <w:kern w:val="0"/>
           <w:lang w:eastAsia="es-PE"/>
-          <w14:ligatures w14:val="none"/>
+          <ns2:ligatures ns2:val="none"/>
         </w:rPr>
         <w:t xml:space="preserve">EXPEDIENTE </w:t>
       </w:r>
@@ -36,7 +36,7 @@
           <w:color w:val="000000"/>
           <w:kern w:val="0"/>
           <w:lang w:eastAsia="es-PE"/>
-          <w14:ligatures w14:val="none"/>
+          <ns2:ligatures ns2:val="none"/>
         </w:rPr>
         <w:tab/>
         <w:t>:</w:t>
@@ -48,7 +48,7 @@
           <w:color w:val="000000"/>
           <w:kern w:val="0"/>
           <w:lang w:eastAsia="es-PE"/>
-          <w14:ligatures w14:val="none"/>
+          <ns2:ligatures ns2:val="none"/>
         </w:rPr>
         <w:tab/>
       </w:r>
@@ -61,12 +61,12 @@
           <w:kern w:val="0"/>
           <w:shd w:val="clear" w:color="auto" w:fill="FFFFFF"/>
           <w:lang w:eastAsia="es-PE"/>
-          <w14:ligatures w14:val="none"/>
+          <ns2:ligatures ns2:val="none"/>
         </w:rPr>
         <w:t>1763-2025/CC1</w:t>
       </w:r>
     </w:p>
-    <w:p>
+    <w:p ns2:paraId="7E5DC22B" ns2:textId="26EB270F">
       <w:pPr>
         <w:tabs>
           <w:tab w:val="left" w:pos="1701"/>
@@ -81,17 +81,17 @@
           <w:color w:val="000000"/>
           <w:kern w:val="0"/>
           <w:lang w:eastAsia="es-PE"/>
-          <w14:ligatures w14:val="none"/>
-        </w:rPr>
-      </w:pPr>
-      <w:r>
-        <w:rPr>
-          <w:rFonts w:ascii="Arial Narrow" w:eastAsia="Arial Narrow" w:hAnsi="Arial Narrow" w:cs="Arial Narrow"/>
-          <w:b/>
-          <w:color w:val="000000"/>
-          <w:kern w:val="0"/>
-          <w:lang w:eastAsia="es-PE"/>
-          <w14:ligatures w14:val="none"/>
+          <ns2:ligatures ns2:val="none"/>
+        </w:rPr>
+      </w:pPr>
+      <w:r>
+        <w:rPr>
+          <w:rFonts w:ascii="Arial Narrow" w:eastAsia="Arial Narrow" w:hAnsi="Arial Narrow" w:cs="Arial Narrow"/>
+          <w:b/>
+          <w:color w:val="000000"/>
+          <w:kern w:val="0"/>
+          <w:lang w:eastAsia="es-PE"/>
+          <ns2:ligatures ns2:val="none"/>
         </w:rPr>
         <w:t xml:space="preserve">DENUNCIANTE:[DENUNCIANTE] (SEÑORA [APELLIDO])</w:t>
       </w:r>
@@ -102,7 +102,7 @@
           <w:color w:val="000000"/>
           <w:kern w:val="0"/>
           <w:lang w:eastAsia="es-PE"/>
-          <w14:ligatures w14:val="none"/>
+          <ns2:ligatures ns2:val="none"/>
         </w:rPr>
         <w:tab/>
         <w:t/>
@@ -114,7 +114,7 @@
           <w:color w:val="000000"/>
           <w:kern w:val="0"/>
           <w:lang w:eastAsia="es-PE"/>
-          <w14:ligatures w14:val="none"/>
+          <ns2:ligatures ns2:val="none"/>
         </w:rPr>
         <w:tab/>
       </w:r>
@@ -125,7 +125,7 @@
           <w:color w:val="000000"/>
           <w:kern w:val="0"/>
           <w:lang w:eastAsia="es-PE"/>
-          <w14:ligatures w14:val="none"/>
+          <ns2:ligatures ns2:val="none"/>
         </w:rPr>
         <w:t/>
       </w:r>
@@ -136,7 +136,7 @@
           <w:color w:val="000000"/>
           <w:kern w:val="0"/>
           <w:lang w:eastAsia="es-PE"/>
-          <w14:ligatures w14:val="none"/>
+          <ns2:ligatures ns2:val="none"/>
         </w:rPr>
         <w:t/>
       </w:r>
@@ -147,7 +147,7 @@
           <w:color w:val="000000"/>
           <w:kern w:val="0"/>
           <w:lang w:eastAsia="es-PE"/>
-          <w14:ligatures w14:val="none"/>
+          <ns2:ligatures ns2:val="none"/>
         </w:rPr>
         <w:t xml:space="preserve"/>
       </w:r>
@@ -158,7 +158,7 @@
           <w:color w:val="000000"/>
           <w:kern w:val="0"/>
           <w:lang w:eastAsia="es-PE"/>
-          <w14:ligatures w14:val="none"/>
+          <ns2:ligatures ns2:val="none"/>
         </w:rPr>
         <w:t xml:space="preserve"/>
       </w:r>
@@ -169,7 +169,7 @@
           <w:color w:val="000000"/>
           <w:kern w:val="0"/>
           <w:lang w:eastAsia="es-PE"/>
-          <w14:ligatures w14:val="none"/>
+          <ns2:ligatures ns2:val="none"/>
         </w:rPr>
         <w:t/>
       </w:r>
@@ -180,12 +180,12 @@
           <w:color w:val="000000"/>
           <w:kern w:val="0"/>
           <w:lang w:eastAsia="es-PE"/>
-          <w14:ligatures w14:val="none"/>
+          <ns2:ligatures ns2:val="none"/>
         </w:rPr>
         <w:t/>
       </w:r>
     </w:p>
-    <w:p>
+    <w:p ns2:paraId="6DEEEDFE" ns2:textId="67BD3BBC">
       <w:pPr>
         <w:tabs>
           <w:tab w:val="left" w:pos="1701"/>
@@ -208,7 +208,7 @@
           <w:color w:val="000000"/>
           <w:kern w:val="0"/>
           <w:lang w:eastAsia="es-PE"/>
-          <w14:ligatures w14:val="none"/>
+          <ns2:ligatures ns2:val="none"/>
         </w:rPr>
         <w:t>DENUNCIADO</w:t>
       </w:r>
@@ -219,7 +219,7 @@
           <w:color w:val="000000"/>
           <w:kern w:val="0"/>
           <w:lang w:eastAsia="es-PE"/>
-          <w14:ligatures w14:val="none"/>
+          <ns2:ligatures ns2:val="none"/>
         </w:rPr>
         <w:tab/>
         <w:t>:</w:t>
@@ -231,7 +231,7 @@
           <w:color w:val="000000"/>
           <w:kern w:val="0"/>
           <w:lang w:eastAsia="es-PE"/>
-          <w14:ligatures w14:val="none"/>
+          <ns2:ligatures ns2:val="none"/>
         </w:rPr>
         <w:tab/>
       </w:r>
@@ -310,7 +310,7 @@
         <w:t>)</w:t>
       </w:r>
     </w:p>
-    <w:p>
+    <w:p ns2:paraId="022D2B94" ns2:textId="4590D15C">
       <w:pPr>
         <w:tabs>
           <w:tab w:val="left" w:pos="1701"/>
@@ -333,7 +333,7 @@
           <w:color w:val="000000"/>
           <w:kern w:val="0"/>
           <w:lang w:eastAsia="es-PE"/>
-          <w14:ligatures w14:val="none"/>
+          <ns2:ligatures ns2:val="none"/>
         </w:rPr>
         <w:t>MATERIAS</w:t>
       </w:r>
@@ -344,7 +344,7 @@
           <w:color w:val="000000"/>
           <w:kern w:val="0"/>
           <w:lang w:eastAsia="es-PE"/>
-          <w14:ligatures w14:val="none"/>
+          <ns2:ligatures ns2:val="none"/>
         </w:rPr>
         <w:tab/>
         <w:t xml:space="preserve">: </w:t>
@@ -356,7 +356,7 @@
           <w:color w:val="000000"/>
           <w:kern w:val="0"/>
           <w:lang w:eastAsia="es-PE"/>
-          <w14:ligatures w14:val="none"/>
+          <ns2:ligatures ns2:val="none"/>
         </w:rPr>
         <w:tab/>
       </w:r>
@@ -370,7 +370,7 @@
         <w:t>ADMISIÓN A TRÁMITE</w:t>
       </w:r>
     </w:p>
-    <w:p>
+    <w:p ns2:paraId="19ED7B73" ns2:textId="77777777">
       <w:pPr>
         <w:tabs>
           <w:tab w:val="left" w:pos="1701"/>
@@ -385,22 +385,22 @@
           <w:color w:val="000000"/>
           <w:kern w:val="0"/>
           <w:lang w:eastAsia="es-PE"/>
-          <w14:ligatures w14:val="none"/>
-        </w:rPr>
-      </w:pPr>
-      <w:r>
-        <w:rPr>
-          <w:rFonts w:ascii="Arial Narrow" w:eastAsia="Arial Narrow" w:hAnsi="Arial Narrow" w:cs="Arial Narrow"/>
-          <w:b/>
-          <w:color w:val="000000"/>
-          <w:kern w:val="0"/>
-          <w:lang w:eastAsia="es-PE"/>
-          <w14:ligatures w14:val="none"/>
+          <ns2:ligatures ns2:val="none"/>
+        </w:rPr>
+      </w:pPr>
+      <w:r>
+        <w:rPr>
+          <w:rFonts w:ascii="Arial Narrow" w:eastAsia="Arial Narrow" w:hAnsi="Arial Narrow" w:cs="Arial Narrow"/>
+          <w:b/>
+          <w:color w:val="000000"/>
+          <w:kern w:val="0"/>
+          <w:lang w:eastAsia="es-PE"/>
+          <ns2:ligatures ns2:val="none"/>
         </w:rPr>
         <w:t xml:space="preserve">REQUERIMIENTO DE INFORMACIÓN </w:t>
       </w:r>
     </w:p>
-    <w:p>
+    <w:p ns2:paraId="46A5A479" ns2:textId="22B46775">
       <w:pPr>
         <w:tabs>
           <w:tab w:val="left" w:pos="1701"/>
@@ -414,17 +414,17 @@
           <w:color w:val="000000"/>
           <w:kern w:val="0"/>
           <w:lang w:eastAsia="es-PE"/>
-          <w14:ligatures w14:val="none"/>
-        </w:rPr>
-      </w:pPr>
-      <w:r>
-        <w:rPr>
-          <w:rFonts w:ascii="Arial Narrow" w:eastAsia="Arial Narrow" w:hAnsi="Arial Narrow" w:cs="Arial Narrow"/>
-          <w:b/>
-          <w:color w:val="000000"/>
-          <w:kern w:val="0"/>
-          <w:lang w:eastAsia="es-PE"/>
-          <w14:ligatures w14:val="none"/>
+          <ns2:ligatures ns2:val="none"/>
+        </w:rPr>
+      </w:pPr>
+      <w:r>
+        <w:rPr>
+          <w:rFonts w:ascii="Arial Narrow" w:eastAsia="Arial Narrow" w:hAnsi="Arial Narrow" w:cs="Arial Narrow"/>
+          <w:b/>
+          <w:color w:val="000000"/>
+          <w:kern w:val="0"/>
+          <w:lang w:eastAsia="es-PE"/>
+          <ns2:ligatures ns2:val="none"/>
         </w:rPr>
         <w:t xml:space="preserve">RESOLUCIÓN </w:t>
       </w:r>
@@ -435,7 +435,7 @@
           <w:color w:val="000000"/>
           <w:kern w:val="0"/>
           <w:lang w:eastAsia="es-PE"/>
-          <w14:ligatures w14:val="none"/>
+          <ns2:ligatures ns2:val="none"/>
         </w:rPr>
         <w:tab/>
         <w:t>:</w:t>
@@ -447,7 +447,7 @@
           <w:color w:val="000000"/>
           <w:kern w:val="0"/>
           <w:lang w:eastAsia="es-PE"/>
-          <w14:ligatures w14:val="none"/>
+          <ns2:ligatures ns2:val="none"/>
         </w:rPr>
         <w:tab/>
       </w:r>
@@ -458,12 +458,12 @@
           <w:color w:val="000000"/>
           <w:kern w:val="0"/>
           <w:lang w:eastAsia="es-PE"/>
-          <w14:ligatures w14:val="none"/>
+          <ns2:ligatures ns2:val="none"/>
         </w:rPr>
         <w:t>1</w:t>
       </w:r>
     </w:p>
-    <w:p>
+    <w:p ns2:paraId="5BA3A18D" ns2:textId="77777777">
       <w:pPr>
         <w:tabs>
           <w:tab w:val="left" w:pos="1014"/>
@@ -476,11 +476,11 @@
           <w:kern w:val="0"/>
           <w:shd w:val="clear" w:color="auto" w:fill="FFFFFF"/>
           <w:lang w:eastAsia="es-PE"/>
-          <w14:ligatures w14:val="none"/>
-        </w:rPr>
-      </w:pPr>
-    </w:p>
-    <w:p>
+          <ns2:ligatures ns2:val="none"/>
+        </w:rPr>
+      </w:pPr>
+    </w:p>
+    <w:p ns2:paraId="2F799822" ns2:textId="211E88CF">
       <w:pPr>
         <w:tabs>
           <w:tab w:val="left" w:pos="1014"/>
@@ -493,7 +493,7 @@
           <w:kern w:val="0"/>
           <w:shd w:val="clear" w:color="auto" w:fill="FFFFFF"/>
           <w:lang w:eastAsia="es-PE"/>
-          <w14:ligatures w14:val="none"/>
+          <ns2:ligatures ns2:val="none"/>
         </w:rPr>
       </w:pPr>
       <w:r>
@@ -503,7 +503,7 @@
           <w:kern w:val="0"/>
           <w:shd w:val="clear" w:color="auto" w:fill="FFFFFF"/>
           <w:lang w:eastAsia="es-PE"/>
-          <w14:ligatures w14:val="none"/>
+          <ns2:ligatures ns2:val="none"/>
         </w:rPr>
         <w:t xml:space="preserve">Lima, </w:t>
       </w:r>
@@ -514,7 +514,7 @@
           <w:kern w:val="0"/>
           <w:shd w:val="clear" w:color="auto" w:fill="FFFFFF"/>
           <w:lang w:eastAsia="es-PE"/>
-          <w14:ligatures w14:val="none"/>
+          <ns2:ligatures ns2:val="none"/>
         </w:rPr>
         <w:t>29</w:t>
       </w:r>
@@ -525,7 +525,7 @@
           <w:kern w:val="0"/>
           <w:shd w:val="clear" w:color="auto" w:fill="FFFFFF"/>
           <w:lang w:eastAsia="es-PE"/>
-          <w14:ligatures w14:val="none"/>
+          <ns2:ligatures ns2:val="none"/>
         </w:rPr>
         <w:t xml:space="preserve"> de </w:t>
       </w:r>
@@ -536,7 +536,7 @@
           <w:kern w:val="0"/>
           <w:shd w:val="clear" w:color="auto" w:fill="FFFFFF"/>
           <w:lang w:eastAsia="es-PE"/>
-          <w14:ligatures w14:val="none"/>
+          <ns2:ligatures ns2:val="none"/>
         </w:rPr>
         <w:t>ag</w:t>
       </w:r>
@@ -547,7 +547,7 @@
           <w:kern w:val="0"/>
           <w:shd w:val="clear" w:color="auto" w:fill="FFFFFF"/>
           <w:lang w:eastAsia="es-PE"/>
-          <w14:ligatures w14:val="none"/>
+          <ns2:ligatures ns2:val="none"/>
         </w:rPr>
         <w:t>osto</w:t>
       </w:r>
@@ -558,12 +558,12 @@
           <w:kern w:val="0"/>
           <w:shd w:val="clear" w:color="auto" w:fill="FFFFFF"/>
           <w:lang w:eastAsia="es-PE"/>
-          <w14:ligatures w14:val="none"/>
+          <ns2:ligatures ns2:val="none"/>
         </w:rPr>
         <w:t xml:space="preserve"> de 2025</w:t>
       </w:r>
     </w:p>
-    <w:p>
+    <w:p ns2:paraId="66CE1821" ns2:textId="77777777">
       <w:pPr>
         <w:tabs>
           <w:tab w:val="left" w:pos="1014"/>
@@ -575,11 +575,11 @@
           <w:color w:val="000000"/>
           <w:kern w:val="0"/>
           <w:lang w:eastAsia="es-PE"/>
-          <w14:ligatures w14:val="none"/>
-        </w:rPr>
-      </w:pPr>
-    </w:p>
-    <w:p>
+          <ns2:ligatures ns2:val="none"/>
+        </w:rPr>
+      </w:pPr>
+    </w:p>
+    <w:p ns2:paraId="0B80AAA5" ns2:textId="77777777">
       <w:pPr>
         <w:numPr>
           <w:ilvl w:val="0"/>
@@ -593,22 +593,22 @@
           <w:color w:val="000000"/>
           <w:kern w:val="0"/>
           <w:lang w:eastAsia="es-PE"/>
-          <w14:ligatures w14:val="none"/>
-        </w:rPr>
-      </w:pPr>
-      <w:r>
-        <w:rPr>
-          <w:rFonts w:ascii="Arial Narrow" w:eastAsia="Arial Narrow" w:hAnsi="Arial Narrow" w:cs="Arial Narrow"/>
-          <w:b/>
-          <w:color w:val="000000"/>
-          <w:kern w:val="0"/>
-          <w:lang w:eastAsia="es-PE"/>
-          <w14:ligatures w14:val="none"/>
+          <ns2:ligatures ns2:val="none"/>
+        </w:rPr>
+      </w:pPr>
+      <w:r>
+        <w:rPr>
+          <w:rFonts w:ascii="Arial Narrow" w:eastAsia="Arial Narrow" w:hAnsi="Arial Narrow" w:cs="Arial Narrow"/>
+          <w:b/>
+          <w:color w:val="000000"/>
+          <w:kern w:val="0"/>
+          <w:lang w:eastAsia="es-PE"/>
+          <ns2:ligatures ns2:val="none"/>
         </w:rPr>
         <w:t xml:space="preserve">HECHOS </w:t>
       </w:r>
     </w:p>
-    <w:p>
+    <w:p ns2:paraId="621F2AB2" ns2:textId="77777777">
       <w:pPr>
         <w:spacing w:after="0" w:line="240" w:lineRule="auto"/>
         <w:jc w:val="both"/>
@@ -617,11 +617,11 @@
           <w:color w:val="000000"/>
           <w:kern w:val="0"/>
           <w:lang w:eastAsia="es-PE"/>
-          <w14:ligatures w14:val="none"/>
-        </w:rPr>
-      </w:pPr>
-    </w:p>
-    <w:p>
+          <ns2:ligatures ns2:val="none"/>
+        </w:rPr>
+      </w:pPr>
+    </w:p>
+    <w:p ns2:paraId="60B5D5B0" ns2:textId="2F81A50D">
       <w:pPr>
         <w:numPr>
           <w:ilvl w:val="1"/>
@@ -635,7 +635,7 @@
           <w:color w:val="000000"/>
           <w:kern w:val="0"/>
           <w:lang w:val="es-ES" w:eastAsia="es-ES"/>
-          <w14:ligatures w14:val="none"/>
+          <ns2:ligatures ns2:val="none"/>
         </w:rPr>
       </w:pPr>
       <w:r>
@@ -644,7 +644,7 @@
           <w:color w:val="000000"/>
           <w:kern w:val="0"/>
           <w:lang w:val="es-ES" w:eastAsia="es-ES"/>
-          <w14:ligatures w14:val="none"/>
+          <ns2:ligatures ns2:val="none"/>
         </w:rPr>
         <w:t xml:space="preserve">Mediante el escrito del 20 de junio de 2025, la señora [APELLIDO] denunció a Vívela por presuntas infracciones a la Ley 29571, Código de Protección y Defensa del Consumidor (en adelante, Código), señalando lo siguiente:</w:t>
       </w:r>
@@ -654,7 +654,7 @@
           <w:color w:val="000000"/>
           <w:kern w:val="0"/>
           <w:lang w:val="es-ES" w:eastAsia="es-ES"/>
-          <w14:ligatures w14:val="none"/>
+          <ns2:ligatures ns2:val="none"/>
         </w:rPr>
         <w:t xml:space="preserve"/>
       </w:r>
@@ -664,7 +664,7 @@
           <w:color w:val="000000"/>
           <w:kern w:val="0"/>
           <w:lang w:val="es-ES" w:eastAsia="es-ES"/>
-          <w14:ligatures w14:val="none"/>
+          <ns2:ligatures ns2:val="none"/>
         </w:rPr>
         <w:t xml:space="preserve"/>
       </w:r>
@@ -674,7 +674,7 @@
           <w:color w:val="000000"/>
           <w:kern w:val="0"/>
           <w:lang w:val="es-ES" w:eastAsia="es-ES"/>
-          <w14:ligatures w14:val="none"/>
+          <ns2:ligatures ns2:val="none"/>
         </w:rPr>
         <w:t/>
       </w:r>
@@ -686,7 +686,7 @@
           <w:kern w:val="0"/>
           <w:vertAlign w:val="superscript"/>
           <w:lang w:val="es-ES" w:eastAsia="es-ES"/>
-          <w14:ligatures w14:val="none"/>
+          <ns2:ligatures ns2:val="none"/>
         </w:rPr>
         <w:footnoteReference w:id="1"/>
       </w:r>
@@ -694,7 +694,7 @@
         <w:rPr>
           <w:rFonts w:ascii="Arial Narrow" w:eastAsia="Calibri" w:hAnsi="Arial Narrow" w:cs="Arial"/>
           <w:kern w:val="0"/>
-          <w14:ligatures w14:val="none"/>
+          <ns2:ligatures ns2:val="none"/>
         </w:rPr>
         <w:t/>
       </w:r>
@@ -702,7 +702,7 @@
         <w:rPr>
           <w:rFonts w:ascii="Arial Narrow" w:eastAsia="Calibri" w:hAnsi="Arial Narrow" w:cs="Arial"/>
           <w:kern w:val="0"/>
-          <w14:ligatures w14:val="none"/>
+          <ns2:ligatures ns2:val="none"/>
         </w:rPr>
         <w:t xml:space="preserve"/>
       </w:r>
@@ -710,7 +710,7 @@
         <w:rPr>
           <w:rFonts w:ascii="Arial Narrow" w:eastAsia="Calibri" w:hAnsi="Arial Narrow" w:cs="Arial"/>
           <w:kern w:val="0"/>
-          <w14:ligatures w14:val="none"/>
+          <ns2:ligatures ns2:val="none"/>
         </w:rPr>
         <w:t xml:space="preserve"/>
       </w:r>
@@ -718,7 +718,7 @@
         <w:rPr>
           <w:rFonts w:ascii="Arial Narrow" w:eastAsia="Calibri" w:hAnsi="Arial Narrow" w:cs="Arial"/>
           <w:kern w:val="0"/>
-          <w14:ligatures w14:val="none"/>
+          <ns2:ligatures ns2:val="none"/>
         </w:rPr>
         <w:t/>
       </w:r>
@@ -728,7 +728,7 @@
           <w:color w:val="000000"/>
           <w:kern w:val="0"/>
           <w:lang w:val="es-ES" w:eastAsia="es-ES"/>
-          <w14:ligatures w14:val="none"/>
+          <ns2:ligatures ns2:val="none"/>
         </w:rPr>
         <w:t xml:space="preserve"/>
       </w:r>
@@ -738,7 +738,7 @@
           <w:color w:val="000000"/>
           <w:kern w:val="0"/>
           <w:lang w:val="es-ES" w:eastAsia="es-ES"/>
-          <w14:ligatures w14:val="none"/>
+          <ns2:ligatures ns2:val="none"/>
         </w:rPr>
         <w:t/>
       </w:r>
@@ -748,7 +748,7 @@
           <w:color w:val="000000"/>
           <w:kern w:val="0"/>
           <w:lang w:val="es-ES" w:eastAsia="es-ES"/>
-          <w14:ligatures w14:val="none"/>
+          <ns2:ligatures ns2:val="none"/>
         </w:rPr>
         <w:t/>
       </w:r>
@@ -758,7 +758,7 @@
           <w:color w:val="000000"/>
           <w:kern w:val="0"/>
           <w:lang w:val="es-ES" w:eastAsia="es-ES"/>
-          <w14:ligatures w14:val="none"/>
+          <ns2:ligatures ns2:val="none"/>
         </w:rPr>
         <w:t xml:space="preserve"/>
       </w:r>
@@ -768,7 +768,7 @@
           <w:color w:val="000000"/>
           <w:kern w:val="0"/>
           <w:lang w:val="es-ES" w:eastAsia="es-ES"/>
-          <w14:ligatures w14:val="none"/>
+          <ns2:ligatures ns2:val="none"/>
         </w:rPr>
         <w:t/>
       </w:r>
@@ -780,7 +780,7 @@
           <w:kern w:val="0"/>
           <w:vertAlign w:val="superscript"/>
           <w:lang w:val="es-ES" w:eastAsia="es-ES"/>
-          <w14:ligatures w14:val="none"/>
+          <ns2:ligatures ns2:val="none"/>
         </w:rPr>
         <w:footnoteReference w:id="2"/>
       </w:r>
@@ -790,7 +790,7 @@
           <w:color w:val="000000"/>
           <w:kern w:val="0"/>
           <w:lang w:val="es-ES" w:eastAsia="es-ES"/>
-          <w14:ligatures w14:val="none"/>
+          <ns2:ligatures ns2:val="none"/>
         </w:rPr>
         <w:t xml:space="preserve"/>
       </w:r>
@@ -801,12 +801,12 @@
           <w:color w:val="000000"/>
           <w:kern w:val="0"/>
           <w:lang w:val="es-ES" w:eastAsia="es-ES"/>
-          <w14:ligatures w14:val="none"/>
+          <ns2:ligatures ns2:val="none"/>
         </w:rPr>
         <w:t/>
       </w:r>
     </w:p>
-    <w:p>
+    <w:p ns2:paraId="3AD3B7C6" ns2:textId="77777777">
       <w:pPr>
         <w:tabs>
           <w:tab w:val="left" w:pos="1134"/>
@@ -818,11 +818,11 @@
           <w:color w:val="000000"/>
           <w:kern w:val="0"/>
           <w:lang w:val="es-ES" w:eastAsia="es-ES"/>
-          <w14:ligatures w14:val="none"/>
-        </w:rPr>
-      </w:pPr>
-    </w:p>
-    <w:p>
+          <ns2:ligatures ns2:val="none"/>
+        </w:rPr>
+      </w:pPr>
+    </w:p>
+    <w:p ns2:paraId="73B2C70E" ns2:textId="0832F3DD">
       <w:pPr>
         <w:pStyle w:val="Prrafodelista"/>
         <w:numPr>
@@ -840,16 +840,16 @@
           <w:color w:val="000000"/>
           <w:kern w:val="0"/>
           <w:lang w:eastAsia="es-ES"/>
-          <w14:ligatures w14:val="none"/>
-        </w:rPr>
-      </w:pPr>
-      <w:r>
-        <w:rPr>
-          <w:rFonts w:ascii="Arial Narrow" w:eastAsia="Times New Roman" w:hAnsi="Arial Narrow" w:cs="Arial"/>
-          <w:color w:val="000000"/>
-          <w:kern w:val="0"/>
-          <w:lang w:eastAsia="es-ES"/>
-          <w14:ligatures w14:val="none"/>
+          <ns2:ligatures ns2:val="none"/>
+        </w:rPr>
+      </w:pPr>
+      <w:r>
+        <w:rPr>
+          <w:rFonts w:ascii="Arial Narrow" w:eastAsia="Times New Roman" w:hAnsi="Arial Narrow" w:cs="Arial"/>
+          <w:color w:val="000000"/>
+          <w:kern w:val="0"/>
+          <w:lang w:eastAsia="es-ES"/>
+          <ns2:ligatures ns2:val="none"/>
         </w:rPr>
         <w:t>Desde aproximadamente</w:t>
       </w:r>
@@ -859,7 +859,7 @@
           <w:color w:val="000000"/>
           <w:kern w:val="0"/>
           <w:lang w:eastAsia="es-ES"/>
-          <w14:ligatures w14:val="none"/>
+          <ns2:ligatures ns2:val="none"/>
         </w:rPr>
         <w:t xml:space="preserve"> el 2019</w:t>
       </w:r>
@@ -869,7 +869,7 @@
           <w:color w:val="000000"/>
           <w:kern w:val="0"/>
           <w:lang w:eastAsia="es-ES"/>
-          <w14:ligatures w14:val="none"/>
+          <ns2:ligatures ns2:val="none"/>
         </w:rPr>
         <w:t xml:space="preserve">, </w:t>
       </w:r>
@@ -879,7 +879,7 @@
           <w:color w:val="000000"/>
           <w:kern w:val="0"/>
           <w:lang w:eastAsia="es-ES"/>
-          <w14:ligatures w14:val="none"/>
+          <ns2:ligatures ns2:val="none"/>
         </w:rPr>
         <w:t>obtuvo</w:t>
       </w:r>
@@ -889,7 +889,7 @@
           <w:color w:val="000000"/>
           <w:kern w:val="0"/>
           <w:lang w:eastAsia="es-ES"/>
-          <w14:ligatures w14:val="none"/>
+          <ns2:ligatures ns2:val="none"/>
         </w:rPr>
         <w:t xml:space="preserve"> un crédito hipotecario con </w:t>
       </w:r>
@@ -899,7 +899,7 @@
           <w:color w:val="000000"/>
           <w:kern w:val="0"/>
           <w:lang w:val="es-ES" w:eastAsia="es-ES"/>
-          <w14:ligatures w14:val="none"/>
+          <ns2:ligatures ns2:val="none"/>
         </w:rPr>
         <w:t>Vívela</w:t>
       </w:r>
@@ -909,7 +909,7 @@
           <w:color w:val="000000"/>
           <w:kern w:val="0"/>
           <w:lang w:eastAsia="es-ES"/>
-          <w14:ligatures w14:val="none"/>
+          <ns2:ligatures ns2:val="none"/>
         </w:rPr>
         <w:t>, con pagos mensuales de S/. 735</w:t>
       </w:r>
@@ -919,7 +919,7 @@
           <w:color w:val="000000"/>
           <w:kern w:val="0"/>
           <w:lang w:eastAsia="es-ES"/>
-          <w14:ligatures w14:val="none"/>
+          <ns2:ligatures ns2:val="none"/>
         </w:rPr>
         <w:t>,</w:t>
       </w:r>
@@ -929,7 +929,7 @@
           <w:color w:val="000000"/>
           <w:kern w:val="0"/>
           <w:lang w:eastAsia="es-ES"/>
-          <w14:ligatures w14:val="none"/>
+          <ns2:ligatures ns2:val="none"/>
         </w:rPr>
         <w:t>24</w:t>
       </w:r>
@@ -939,7 +939,7 @@
           <w:color w:val="000000"/>
           <w:kern w:val="0"/>
           <w:lang w:eastAsia="es-ES"/>
-          <w14:ligatures w14:val="none"/>
+          <ns2:ligatures ns2:val="none"/>
         </w:rPr>
         <w:t xml:space="preserve">, </w:t>
       </w:r>
@@ -949,7 +949,7 @@
           <w:color w:val="000000"/>
           <w:kern w:val="0"/>
           <w:lang w:eastAsia="es-ES"/>
-          <w14:ligatures w14:val="none"/>
+          <ns2:ligatures ns2:val="none"/>
         </w:rPr>
         <w:t xml:space="preserve">que incluían el pago de </w:t>
       </w:r>
@@ -959,7 +959,7 @@
           <w:color w:val="000000"/>
           <w:kern w:val="0"/>
           <w:lang w:eastAsia="es-ES"/>
-          <w14:ligatures w14:val="none"/>
+          <ns2:ligatures ns2:val="none"/>
         </w:rPr>
         <w:t xml:space="preserve">Seguro de Inmueble </w:t>
       </w:r>
@@ -969,7 +969,7 @@
           <w:color w:val="000000"/>
           <w:kern w:val="0"/>
           <w:lang w:eastAsia="es-ES"/>
-          <w14:ligatures w14:val="none"/>
+          <ns2:ligatures ns2:val="none"/>
         </w:rPr>
         <w:t>de S/. 9</w:t>
       </w:r>
@@ -979,7 +979,7 @@
           <w:color w:val="000000"/>
           <w:kern w:val="0"/>
           <w:lang w:eastAsia="es-ES"/>
-          <w14:ligatures w14:val="none"/>
+          <ns2:ligatures ns2:val="none"/>
         </w:rPr>
         <w:t>,</w:t>
       </w:r>
@@ -989,7 +989,7 @@
           <w:color w:val="000000"/>
           <w:kern w:val="0"/>
           <w:lang w:eastAsia="es-ES"/>
-          <w14:ligatures w14:val="none"/>
+          <ns2:ligatures ns2:val="none"/>
         </w:rPr>
         <w:t>35</w:t>
       </w:r>
@@ -999,7 +999,7 @@
           <w:color w:val="000000"/>
           <w:kern w:val="0"/>
           <w:lang w:eastAsia="es-ES"/>
-          <w14:ligatures w14:val="none"/>
+          <ns2:ligatures ns2:val="none"/>
         </w:rPr>
         <w:t xml:space="preserve"> emitido </w:t>
       </w:r>
@@ -1009,7 +1009,7 @@
           <w:color w:val="000000"/>
           <w:kern w:val="0"/>
           <w:lang w:eastAsia="es-ES"/>
-          <w14:ligatures w14:val="none"/>
+          <ns2:ligatures ns2:val="none"/>
         </w:rPr>
         <w:t xml:space="preserve">con </w:t>
       </w:r>
@@ -1019,7 +1019,7 @@
           <w:color w:val="000000"/>
           <w:kern w:val="0"/>
           <w:lang w:eastAsia="es-ES"/>
-          <w14:ligatures w14:val="none"/>
+          <ns2:ligatures ns2:val="none"/>
         </w:rPr>
         <w:t>Mapfre Perú Compañía de Seguros y Reaseguros S.A. (en adelante, Mapfre)</w:t>
       </w:r>
@@ -1029,12 +1029,12 @@
           <w:color w:val="000000"/>
           <w:kern w:val="0"/>
           <w:lang w:eastAsia="es-ES"/>
-          <w14:ligatures w14:val="none"/>
+          <ns2:ligatures ns2:val="none"/>
         </w:rPr>
         <w:t>.</w:t>
       </w:r>
     </w:p>
-    <w:p>
+    <w:p ns2:paraId="24846B30" ns2:textId="77777777">
       <w:pPr>
         <w:pStyle w:val="Prrafodelista"/>
         <w:spacing w:after="0" w:line="240" w:lineRule="auto"/>
@@ -1045,11 +1045,11 @@
           <w:color w:val="000000"/>
           <w:kern w:val="0"/>
           <w:lang w:eastAsia="es-ES"/>
-          <w14:ligatures w14:val="none"/>
-        </w:rPr>
-      </w:pPr>
-    </w:p>
-    <w:p>
+          <ns2:ligatures ns2:val="none"/>
+        </w:rPr>
+      </w:pPr>
+    </w:p>
+    <w:p ns2:paraId="0F4D15AA" ns2:textId="38EC2403">
       <w:pPr>
         <w:pStyle w:val="Prrafodelista"/>
         <w:numPr>
@@ -1067,16 +1067,16 @@
           <w:color w:val="000000"/>
           <w:kern w:val="0"/>
           <w:lang w:eastAsia="es-ES"/>
-          <w14:ligatures w14:val="none"/>
-        </w:rPr>
-      </w:pPr>
-      <w:r>
-        <w:rPr>
-          <w:rFonts w:ascii="Arial Narrow" w:eastAsia="Times New Roman" w:hAnsi="Arial Narrow" w:cs="Arial"/>
-          <w:color w:val="000000"/>
-          <w:kern w:val="0"/>
-          <w:lang w:eastAsia="es-ES"/>
-          <w14:ligatures w14:val="none"/>
+          <ns2:ligatures ns2:val="none"/>
+        </w:rPr>
+      </w:pPr>
+      <w:r>
+        <w:rPr>
+          <w:rFonts w:ascii="Arial Narrow" w:eastAsia="Times New Roman" w:hAnsi="Arial Narrow" w:cs="Arial"/>
+          <w:color w:val="000000"/>
+          <w:kern w:val="0"/>
+          <w:lang w:eastAsia="es-ES"/>
+          <ns2:ligatures ns2:val="none"/>
         </w:rPr>
         <w:t>En los últimos meses</w:t>
       </w:r>
@@ -1086,7 +1086,7 @@
           <w:color w:val="000000"/>
           <w:kern w:val="0"/>
           <w:lang w:eastAsia="es-ES"/>
-          <w14:ligatures w14:val="none"/>
+          <ns2:ligatures ns2:val="none"/>
         </w:rPr>
         <w:t xml:space="preserve"> previo a la presentación de su denuncia</w:t>
       </w:r>
@@ -1096,7 +1096,7 @@
           <w:color w:val="000000"/>
           <w:kern w:val="0"/>
           <w:lang w:eastAsia="es-ES"/>
-          <w14:ligatures w14:val="none"/>
+          <ns2:ligatures ns2:val="none"/>
         </w:rPr>
         <w:t>,</w:t>
       </w:r>
@@ -1106,7 +1106,7 @@
           <w:color w:val="000000"/>
           <w:kern w:val="0"/>
           <w:lang w:eastAsia="es-ES"/>
-          <w14:ligatures w14:val="none"/>
+          <ns2:ligatures ns2:val="none"/>
         </w:rPr>
         <w:t xml:space="preserve"> se</w:t>
       </w:r>
@@ -1116,7 +1116,7 @@
           <w:color w:val="000000"/>
           <w:kern w:val="0"/>
           <w:lang w:eastAsia="es-ES"/>
-          <w14:ligatures w14:val="none"/>
+          <ns2:ligatures ns2:val="none"/>
         </w:rPr>
         <w:t xml:space="preserve"> incrementó el pago</w:t>
       </w:r>
@@ -1126,7 +1126,7 @@
           <w:color w:val="000000"/>
           <w:kern w:val="0"/>
           <w:lang w:eastAsia="es-ES"/>
-          <w14:ligatures w14:val="none"/>
+          <ns2:ligatures ns2:val="none"/>
         </w:rPr>
         <w:t xml:space="preserve"> mensual</w:t>
       </w:r>
@@ -1136,7 +1136,7 @@
           <w:color w:val="000000"/>
           <w:kern w:val="0"/>
           <w:lang w:eastAsia="es-ES"/>
-          <w14:ligatures w14:val="none"/>
+          <ns2:ligatures ns2:val="none"/>
         </w:rPr>
         <w:t xml:space="preserve"> </w:t>
       </w:r>
@@ -1146,7 +1146,7 @@
           <w:color w:val="000000"/>
           <w:kern w:val="0"/>
           <w:lang w:eastAsia="es-ES"/>
-          <w14:ligatures w14:val="none"/>
+          <ns2:ligatures ns2:val="none"/>
         </w:rPr>
         <w:t xml:space="preserve">de las primas </w:t>
       </w:r>
@@ -1156,7 +1156,7 @@
           <w:color w:val="000000"/>
           <w:kern w:val="0"/>
           <w:lang w:eastAsia="es-ES"/>
-          <w14:ligatures w14:val="none"/>
+          <ns2:ligatures ns2:val="none"/>
         </w:rPr>
         <w:t>de</w:t>
       </w:r>
@@ -1166,7 +1166,7 @@
           <w:color w:val="000000"/>
           <w:kern w:val="0"/>
           <w:lang w:eastAsia="es-ES"/>
-          <w14:ligatures w14:val="none"/>
+          <ns2:ligatures ns2:val="none"/>
         </w:rPr>
         <w:t>l</w:t>
       </w:r>
@@ -1176,7 +1176,7 @@
           <w:color w:val="000000"/>
           <w:kern w:val="0"/>
           <w:lang w:eastAsia="es-ES"/>
-          <w14:ligatures w14:val="none"/>
+          <ns2:ligatures ns2:val="none"/>
         </w:rPr>
         <w:t xml:space="preserve"> Seguro de Inmueble a S/. 10</w:t>
       </w:r>
@@ -1186,7 +1186,7 @@
           <w:color w:val="000000"/>
           <w:kern w:val="0"/>
           <w:lang w:eastAsia="es-ES"/>
-          <w14:ligatures w14:val="none"/>
+          <ns2:ligatures ns2:val="none"/>
         </w:rPr>
         <w:t>,</w:t>
       </w:r>
@@ -1196,7 +1196,7 @@
           <w:color w:val="000000"/>
           <w:kern w:val="0"/>
           <w:lang w:eastAsia="es-ES"/>
-          <w14:ligatures w14:val="none"/>
+          <ns2:ligatures ns2:val="none"/>
         </w:rPr>
         <w:t>74</w:t>
       </w:r>
@@ -1206,7 +1206,7 @@
           <w:color w:val="000000"/>
           <w:kern w:val="0"/>
           <w:lang w:eastAsia="es-ES"/>
-          <w14:ligatures w14:val="none"/>
+          <ns2:ligatures ns2:val="none"/>
         </w:rPr>
         <w:t>,</w:t>
       </w:r>
@@ -1216,25 +1216,25 @@
           <w:color w:val="000000"/>
           <w:kern w:val="0"/>
           <w:lang w:eastAsia="es-ES"/>
-          <w14:ligatures w14:val="none"/>
+          <ns2:ligatures ns2:val="none"/>
         </w:rPr>
         <w:t xml:space="preserve"> sin previa comunicación.</w:t>
       </w:r>
     </w:p>
-    <w:p>
-      <w:pPr>
-        <w:spacing w:after="0" w:line="240" w:lineRule="auto"/>
-        <w:jc w:val="both"/>
-        <w:rPr>
-          <w:rFonts w:ascii="Arial Narrow" w:eastAsia="Times New Roman" w:hAnsi="Arial Narrow" w:cs="Arial"/>
-          <w:color w:val="000000"/>
-          <w:kern w:val="0"/>
-          <w:lang w:eastAsia="es-ES"/>
-          <w14:ligatures w14:val="none"/>
-        </w:rPr>
-      </w:pPr>
-    </w:p>
-    <w:p>
+    <w:p ns2:paraId="51D5CFD5" ns2:textId="6CF06A85">
+      <w:pPr>
+        <w:spacing w:after="0" w:line="240" w:lineRule="auto"/>
+        <w:jc w:val="both"/>
+        <w:rPr>
+          <w:rFonts w:ascii="Arial Narrow" w:eastAsia="Times New Roman" w:hAnsi="Arial Narrow" w:cs="Arial"/>
+          <w:color w:val="000000"/>
+          <w:kern w:val="0"/>
+          <w:lang w:eastAsia="es-ES"/>
+          <ns2:ligatures ns2:val="none"/>
+        </w:rPr>
+      </w:pPr>
+    </w:p>
+    <w:p ns2:paraId="5E449FF2" ns2:textId="62DF0125">
       <w:pPr>
         <w:pStyle w:val="Prrafodelista"/>
         <w:numPr>
@@ -1252,16 +1252,16 @@
           <w:color w:val="000000"/>
           <w:kern w:val="0"/>
           <w:lang w:eastAsia="es-ES"/>
-          <w14:ligatures w14:val="none"/>
-        </w:rPr>
-      </w:pPr>
-      <w:r>
-        <w:rPr>
-          <w:rFonts w:ascii="Arial Narrow" w:eastAsia="Times New Roman" w:hAnsi="Arial Narrow" w:cs="Arial"/>
-          <w:color w:val="000000"/>
-          <w:kern w:val="0"/>
-          <w:lang w:eastAsia="es-ES"/>
-          <w14:ligatures w14:val="none"/>
+          <ns2:ligatures ns2:val="none"/>
+        </w:rPr>
+      </w:pPr>
+      <w:r>
+        <w:rPr>
+          <w:rFonts w:ascii="Arial Narrow" w:eastAsia="Times New Roman" w:hAnsi="Arial Narrow" w:cs="Arial"/>
+          <w:color w:val="000000"/>
+          <w:kern w:val="0"/>
+          <w:lang w:eastAsia="es-ES"/>
+          <ns2:ligatures ns2:val="none"/>
         </w:rPr>
         <w:t xml:space="preserve">El 13 de marzo de 2025, </w:t>
       </w:r>
@@ -1271,7 +1271,7 @@
           <w:color w:val="000000"/>
           <w:kern w:val="0"/>
           <w:lang w:eastAsia="es-ES"/>
-          <w14:ligatures w14:val="none"/>
+          <ns2:ligatures ns2:val="none"/>
         </w:rPr>
         <w:t xml:space="preserve">debido a las intensas lluvias que se presentaron en la ciudad de Chiclayo, el agua ingresó al inmueble asegurado, ubicado en </w:t>
       </w:r>
@@ -1282,7 +1282,7 @@
           <w:color w:val="000000"/>
           <w:kern w:val="0"/>
           <w:lang w:eastAsia="es-ES"/>
-          <w14:ligatures w14:val="none"/>
+          <ns2:ligatures ns2:val="none"/>
         </w:rPr>
         <w:t>Mz</w:t>
       </w:r>
@@ -1293,7 +1293,7 @@
           <w:color w:val="000000"/>
           <w:kern w:val="0"/>
           <w:lang w:eastAsia="es-ES"/>
-          <w14:ligatures w14:val="none"/>
+          <ns2:ligatures ns2:val="none"/>
         </w:rPr>
         <w:t>. G Lot. 2, Condominio Villas de Chosica, provincia de Chiclayo</w:t>
       </w:r>
@@ -1303,7 +1303,7 @@
           <w:color w:val="000000"/>
           <w:kern w:val="0"/>
           <w:lang w:eastAsia="es-ES"/>
-          <w14:ligatures w14:val="none"/>
+          <ns2:ligatures ns2:val="none"/>
         </w:rPr>
         <w:t xml:space="preserve">, </w:t>
       </w:r>
@@ -1313,7 +1313,7 @@
           <w:color w:val="000000"/>
           <w:kern w:val="0"/>
           <w:lang w:eastAsia="es-ES"/>
-          <w14:ligatures w14:val="none"/>
+          <ns2:ligatures ns2:val="none"/>
         </w:rPr>
         <w:t>d</w:t>
       </w:r>
@@ -1323,7 +1323,7 @@
           <w:color w:val="000000"/>
           <w:kern w:val="0"/>
           <w:lang w:eastAsia="es-ES"/>
-          <w14:ligatures w14:val="none"/>
+          <ns2:ligatures ns2:val="none"/>
         </w:rPr>
         <w:t>epartamento de Lambayeque</w:t>
       </w:r>
@@ -1333,7 +1333,7 @@
           <w:color w:val="000000"/>
           <w:kern w:val="0"/>
           <w:lang w:eastAsia="es-ES"/>
-          <w14:ligatures w14:val="none"/>
+          <ns2:ligatures ns2:val="none"/>
         </w:rPr>
         <w:t>, ocasionando daños en la pared de la sala y cocina que colindan con el patio exterior, así como en la puerta interior de la cocina de acceso al patio.</w:t>
       </w:r>
@@ -1343,25 +1343,25 @@
           <w:color w:val="000000"/>
           <w:kern w:val="0"/>
           <w:lang w:eastAsia="es-ES"/>
-          <w14:ligatures w14:val="none"/>
+          <ns2:ligatures ns2:val="none"/>
         </w:rPr>
         <w:t xml:space="preserve"> </w:t>
       </w:r>
     </w:p>
-    <w:p>
-      <w:pPr>
-        <w:spacing w:after="0" w:line="240" w:lineRule="auto"/>
-        <w:jc w:val="both"/>
-        <w:rPr>
-          <w:rFonts w:ascii="Arial Narrow" w:eastAsia="Times New Roman" w:hAnsi="Arial Narrow" w:cs="Arial"/>
-          <w:color w:val="000000"/>
-          <w:kern w:val="0"/>
-          <w:lang w:eastAsia="es-ES"/>
-          <w14:ligatures w14:val="none"/>
-        </w:rPr>
-      </w:pPr>
-    </w:p>
-    <w:p>
+    <w:p ns2:paraId="31367AC8" ns2:textId="77777777">
+      <w:pPr>
+        <w:spacing w:after="0" w:line="240" w:lineRule="auto"/>
+        <w:jc w:val="both"/>
+        <w:rPr>
+          <w:rFonts w:ascii="Arial Narrow" w:eastAsia="Times New Roman" w:hAnsi="Arial Narrow" w:cs="Arial"/>
+          <w:color w:val="000000"/>
+          <w:kern w:val="0"/>
+          <w:lang w:eastAsia="es-ES"/>
+          <ns2:ligatures ns2:val="none"/>
+        </w:rPr>
+      </w:pPr>
+    </w:p>
+    <w:p ns2:paraId="09B8EC72" ns2:textId="3E1E6896">
       <w:pPr>
         <w:pStyle w:val="Prrafodelista"/>
         <w:numPr>
@@ -1379,16 +1379,16 @@
           <w:color w:val="000000"/>
           <w:kern w:val="0"/>
           <w:lang w:eastAsia="es-ES"/>
-          <w14:ligatures w14:val="none"/>
-        </w:rPr>
-      </w:pPr>
-      <w:r>
-        <w:rPr>
-          <w:rFonts w:ascii="Arial Narrow" w:eastAsia="Times New Roman" w:hAnsi="Arial Narrow" w:cs="Arial"/>
-          <w:color w:val="000000"/>
-          <w:kern w:val="0"/>
-          <w:lang w:eastAsia="es-ES"/>
-          <w14:ligatures w14:val="none"/>
+          <ns2:ligatures ns2:val="none"/>
+        </w:rPr>
+      </w:pPr>
+      <w:r>
+        <w:rPr>
+          <w:rFonts w:ascii="Arial Narrow" w:eastAsia="Times New Roman" w:hAnsi="Arial Narrow" w:cs="Arial"/>
+          <w:color w:val="000000"/>
+          <w:kern w:val="0"/>
+          <w:lang w:eastAsia="es-ES"/>
+          <ns2:ligatures ns2:val="none"/>
         </w:rPr>
         <w:t xml:space="preserve">El 14 de marzo de 2025, contactó vía telefónica a </w:t>
       </w:r>
@@ -1398,7 +1398,7 @@
           <w:color w:val="000000"/>
           <w:kern w:val="0"/>
           <w:lang w:eastAsia="es-ES"/>
-          <w14:ligatures w14:val="none"/>
+          <ns2:ligatures ns2:val="none"/>
         </w:rPr>
         <w:t>Mapfre</w:t>
       </w:r>
@@ -1408,7 +1408,7 @@
           <w:color w:val="000000"/>
           <w:kern w:val="0"/>
           <w:lang w:eastAsia="es-ES"/>
-          <w14:ligatures w14:val="none"/>
+          <ns2:ligatures ns2:val="none"/>
         </w:rPr>
         <w:t xml:space="preserve"> por el Seguro de Inmueble</w:t>
       </w:r>
@@ -1418,7 +1418,7 @@
           <w:color w:val="000000"/>
           <w:kern w:val="0"/>
           <w:lang w:eastAsia="es-ES"/>
-          <w14:ligatures w14:val="none"/>
+          <ns2:ligatures ns2:val="none"/>
         </w:rPr>
         <w:t xml:space="preserve">, la cual </w:t>
       </w:r>
@@ -1428,7 +1428,7 @@
           <w:color w:val="000000"/>
           <w:kern w:val="0"/>
           <w:lang w:eastAsia="es-ES"/>
-          <w14:ligatures w14:val="none"/>
+          <ns2:ligatures ns2:val="none"/>
         </w:rPr>
         <w:t xml:space="preserve">le </w:t>
       </w:r>
@@ -1438,7 +1438,7 @@
           <w:color w:val="000000"/>
           <w:kern w:val="0"/>
           <w:lang w:eastAsia="es-ES"/>
-          <w14:ligatures w14:val="none"/>
+          <ns2:ligatures ns2:val="none"/>
         </w:rPr>
         <w:t>indicó que no tenía póliza vigente</w:t>
       </w:r>
@@ -1448,7 +1448,7 @@
           <w:color w:val="000000"/>
           <w:kern w:val="0"/>
           <w:lang w:eastAsia="es-ES"/>
-          <w14:ligatures w14:val="none"/>
+          <ns2:ligatures ns2:val="none"/>
         </w:rPr>
         <w:t>, cuya respuesta se formalizó mediante</w:t>
       </w:r>
@@ -1458,7 +1458,7 @@
           <w:color w:val="000000"/>
           <w:kern w:val="0"/>
           <w:lang w:eastAsia="es-ES"/>
-          <w14:ligatures w14:val="none"/>
+          <ns2:ligatures ns2:val="none"/>
         </w:rPr>
         <w:t xml:space="preserve"> correo electrónico</w:t>
       </w:r>
@@ -1468,7 +1468,7 @@
           <w:color w:val="000000"/>
           <w:kern w:val="0"/>
           <w:lang w:eastAsia="es-ES"/>
-          <w14:ligatures w14:val="none"/>
+          <ns2:ligatures ns2:val="none"/>
         </w:rPr>
         <w:t xml:space="preserve"> del </w:t>
       </w:r>
@@ -1478,7 +1478,7 @@
           <w:color w:val="000000"/>
           <w:kern w:val="0"/>
           <w:lang w:eastAsia="es-ES"/>
-          <w14:ligatures w14:val="none"/>
+          <ns2:ligatures ns2:val="none"/>
         </w:rPr>
         <w:t>31 de marzo de 2025</w:t>
       </w:r>
@@ -1488,25 +1488,25 @@
           <w:color w:val="000000"/>
           <w:kern w:val="0"/>
           <w:lang w:eastAsia="es-ES"/>
-          <w14:ligatures w14:val="none"/>
+          <ns2:ligatures ns2:val="none"/>
         </w:rPr>
         <w:t>.</w:t>
       </w:r>
     </w:p>
-    <w:p>
-      <w:pPr>
-        <w:spacing w:after="0" w:line="240" w:lineRule="auto"/>
-        <w:jc w:val="both"/>
-        <w:rPr>
-          <w:rFonts w:ascii="Arial Narrow" w:eastAsia="Times New Roman" w:hAnsi="Arial Narrow" w:cs="Arial"/>
-          <w:color w:val="000000"/>
-          <w:kern w:val="0"/>
-          <w:lang w:eastAsia="es-ES"/>
-          <w14:ligatures w14:val="none"/>
-        </w:rPr>
-      </w:pPr>
-    </w:p>
-    <w:p>
+    <w:p ns2:paraId="33DD64AF" ns2:textId="77777777">
+      <w:pPr>
+        <w:spacing w:after="0" w:line="240" w:lineRule="auto"/>
+        <w:jc w:val="both"/>
+        <w:rPr>
+          <w:rFonts w:ascii="Arial Narrow" w:eastAsia="Times New Roman" w:hAnsi="Arial Narrow" w:cs="Arial"/>
+          <w:color w:val="000000"/>
+          <w:kern w:val="0"/>
+          <w:lang w:eastAsia="es-ES"/>
+          <ns2:ligatures ns2:val="none"/>
+        </w:rPr>
+      </w:pPr>
+    </w:p>
+    <w:p ns2:paraId="1653899D" ns2:textId="24F17886">
       <w:pPr>
         <w:pStyle w:val="Prrafodelista"/>
         <w:numPr>
@@ -1524,16 +1524,16 @@
           <w:color w:val="000000"/>
           <w:kern w:val="0"/>
           <w:lang w:eastAsia="es-ES"/>
-          <w14:ligatures w14:val="none"/>
-        </w:rPr>
-      </w:pPr>
-      <w:r>
-        <w:rPr>
-          <w:rFonts w:ascii="Arial Narrow" w:eastAsia="Times New Roman" w:hAnsi="Arial Narrow" w:cs="Arial"/>
-          <w:color w:val="000000"/>
-          <w:kern w:val="0"/>
-          <w:lang w:eastAsia="es-ES"/>
-          <w14:ligatures w14:val="none"/>
+          <ns2:ligatures ns2:val="none"/>
+        </w:rPr>
+      </w:pPr>
+      <w:r>
+        <w:rPr>
+          <w:rFonts w:ascii="Arial Narrow" w:eastAsia="Times New Roman" w:hAnsi="Arial Narrow" w:cs="Arial"/>
+          <w:color w:val="000000"/>
+          <w:kern w:val="0"/>
+          <w:lang w:eastAsia="es-ES"/>
+          <ns2:ligatures ns2:val="none"/>
         </w:rPr>
         <w:t xml:space="preserve">El 19 de marzo de 2025, solicitó por correo electrónico a </w:t>
       </w:r>
@@ -1543,7 +1543,7 @@
           <w:color w:val="000000"/>
           <w:kern w:val="0"/>
           <w:lang w:val="es-ES" w:eastAsia="es-ES"/>
-          <w14:ligatures w14:val="none"/>
+          <ns2:ligatures ns2:val="none"/>
         </w:rPr>
         <w:t>V</w:t>
       </w:r>
@@ -1553,7 +1553,7 @@
           <w:color w:val="000000"/>
           <w:kern w:val="0"/>
           <w:lang w:val="es-ES" w:eastAsia="es-ES"/>
-          <w14:ligatures w14:val="none"/>
+          <ns2:ligatures ns2:val="none"/>
         </w:rPr>
         <w:t>í</w:t>
       </w:r>
@@ -1563,7 +1563,7 @@
           <w:color w:val="000000"/>
           <w:kern w:val="0"/>
           <w:lang w:val="es-ES" w:eastAsia="es-ES"/>
-          <w14:ligatures w14:val="none"/>
+          <ns2:ligatures ns2:val="none"/>
         </w:rPr>
         <w:t xml:space="preserve">vela </w:t>
       </w:r>
@@ -1573,7 +1573,7 @@
           <w:color w:val="000000"/>
           <w:kern w:val="0"/>
           <w:lang w:eastAsia="es-ES"/>
-          <w14:ligatures w14:val="none"/>
+          <ns2:ligatures ns2:val="none"/>
         </w:rPr>
         <w:t xml:space="preserve">información sobre la </w:t>
       </w:r>
@@ -1583,7 +1583,7 @@
           <w:color w:val="000000"/>
           <w:kern w:val="0"/>
           <w:lang w:eastAsia="es-ES"/>
-          <w14:ligatures w14:val="none"/>
+          <ns2:ligatures ns2:val="none"/>
         </w:rPr>
         <w:t xml:space="preserve">compañía aseguradora </w:t>
       </w:r>
@@ -1593,7 +1593,7 @@
           <w:color w:val="000000"/>
           <w:kern w:val="0"/>
           <w:lang w:eastAsia="es-ES"/>
-          <w14:ligatures w14:val="none"/>
+          <ns2:ligatures ns2:val="none"/>
         </w:rPr>
         <w:t xml:space="preserve">vigente </w:t>
       </w:r>
@@ -1603,7 +1603,7 @@
           <w:color w:val="000000"/>
           <w:kern w:val="0"/>
           <w:lang w:eastAsia="es-ES"/>
-          <w14:ligatures w14:val="none"/>
+          <ns2:ligatures ns2:val="none"/>
         </w:rPr>
         <w:t>que emitió la póliza</w:t>
       </w:r>
@@ -1613,7 +1613,7 @@
           <w:color w:val="000000"/>
           <w:kern w:val="0"/>
           <w:lang w:eastAsia="es-ES"/>
-          <w14:ligatures w14:val="none"/>
+          <ns2:ligatures ns2:val="none"/>
         </w:rPr>
         <w:t xml:space="preserve"> de</w:t>
       </w:r>
@@ -1623,7 +1623,7 @@
           <w:color w:val="000000"/>
           <w:kern w:val="0"/>
           <w:lang w:eastAsia="es-ES"/>
-          <w14:ligatures w14:val="none"/>
+          <ns2:ligatures ns2:val="none"/>
         </w:rPr>
         <w:t>l</w:t>
       </w:r>
@@ -1633,7 +1633,7 @@
           <w:color w:val="000000"/>
           <w:kern w:val="0"/>
           <w:lang w:eastAsia="es-ES"/>
-          <w14:ligatures w14:val="none"/>
+          <ns2:ligatures ns2:val="none"/>
         </w:rPr>
         <w:t xml:space="preserve"> </w:t>
       </w:r>
@@ -1643,7 +1643,7 @@
           <w:color w:val="000000"/>
           <w:kern w:val="0"/>
           <w:lang w:eastAsia="es-ES"/>
-          <w14:ligatures w14:val="none"/>
+          <ns2:ligatures ns2:val="none"/>
         </w:rPr>
         <w:t>inmueble asegurado</w:t>
       </w:r>
@@ -1653,7 +1653,7 @@
           <w:color w:val="000000"/>
           <w:kern w:val="0"/>
           <w:lang w:eastAsia="es-ES"/>
-          <w14:ligatures w14:val="none"/>
+          <ns2:ligatures ns2:val="none"/>
         </w:rPr>
         <w:t xml:space="preserve"> </w:t>
       </w:r>
@@ -1663,25 +1663,25 @@
           <w:color w:val="000000"/>
           <w:kern w:val="0"/>
           <w:lang w:eastAsia="es-ES"/>
-          <w14:ligatures w14:val="none"/>
+          <ns2:ligatures ns2:val="none"/>
         </w:rPr>
         <w:t>para realizar el reporte de siniestro.</w:t>
       </w:r>
     </w:p>
-    <w:p>
-      <w:pPr>
-        <w:spacing w:after="0" w:line="240" w:lineRule="auto"/>
-        <w:jc w:val="both"/>
-        <w:rPr>
-          <w:rFonts w:ascii="Arial Narrow" w:eastAsia="Times New Roman" w:hAnsi="Arial Narrow" w:cs="Arial"/>
-          <w:color w:val="000000"/>
-          <w:kern w:val="0"/>
-          <w:lang w:eastAsia="es-ES"/>
-          <w14:ligatures w14:val="none"/>
-        </w:rPr>
-      </w:pPr>
-    </w:p>
-    <w:p>
+    <w:p ns2:paraId="7AA54343" ns2:textId="77777777">
+      <w:pPr>
+        <w:spacing w:after="0" w:line="240" w:lineRule="auto"/>
+        <w:jc w:val="both"/>
+        <w:rPr>
+          <w:rFonts w:ascii="Arial Narrow" w:eastAsia="Times New Roman" w:hAnsi="Arial Narrow" w:cs="Arial"/>
+          <w:color w:val="000000"/>
+          <w:kern w:val="0"/>
+          <w:lang w:eastAsia="es-ES"/>
+          <ns2:ligatures ns2:val="none"/>
+        </w:rPr>
+      </w:pPr>
+    </w:p>
+    <w:p ns2:paraId="1DD3085B" ns2:textId="16688479">
       <w:pPr>
         <w:pStyle w:val="Prrafodelista"/>
         <w:numPr>
@@ -1699,16 +1699,16 @@
           <w:color w:val="000000"/>
           <w:kern w:val="0"/>
           <w:lang w:eastAsia="es-ES"/>
-          <w14:ligatures w14:val="none"/>
-        </w:rPr>
-      </w:pPr>
-      <w:r>
-        <w:rPr>
-          <w:rFonts w:ascii="Arial Narrow" w:eastAsia="Times New Roman" w:hAnsi="Arial Narrow" w:cs="Arial"/>
-          <w:color w:val="000000"/>
-          <w:kern w:val="0"/>
-          <w:lang w:eastAsia="es-ES"/>
-          <w14:ligatures w14:val="none"/>
+          <ns2:ligatures ns2:val="none"/>
+        </w:rPr>
+      </w:pPr>
+      <w:r>
+        <w:rPr>
+          <w:rFonts w:ascii="Arial Narrow" w:eastAsia="Times New Roman" w:hAnsi="Arial Narrow" w:cs="Arial"/>
+          <w:color w:val="000000"/>
+          <w:kern w:val="0"/>
+          <w:lang w:eastAsia="es-ES"/>
+          <ns2:ligatures ns2:val="none"/>
         </w:rPr>
         <w:t xml:space="preserve">El 21 de marzo de 2025, </w:t>
       </w:r>
@@ -1718,7 +1718,7 @@
           <w:color w:val="000000"/>
           <w:kern w:val="0"/>
           <w:lang w:val="es-ES" w:eastAsia="es-ES"/>
-          <w14:ligatures w14:val="none"/>
+          <ns2:ligatures ns2:val="none"/>
         </w:rPr>
         <w:t>V</w:t>
       </w:r>
@@ -1728,7 +1728,7 @@
           <w:color w:val="000000"/>
           <w:kern w:val="0"/>
           <w:lang w:val="es-ES" w:eastAsia="es-ES"/>
-          <w14:ligatures w14:val="none"/>
+          <ns2:ligatures ns2:val="none"/>
         </w:rPr>
         <w:t>í</w:t>
       </w:r>
@@ -1738,7 +1738,7 @@
           <w:color w:val="000000"/>
           <w:kern w:val="0"/>
           <w:lang w:val="es-ES" w:eastAsia="es-ES"/>
-          <w14:ligatures w14:val="none"/>
+          <ns2:ligatures ns2:val="none"/>
         </w:rPr>
         <w:t xml:space="preserve">vela </w:t>
       </w:r>
@@ -1748,7 +1748,7 @@
           <w:color w:val="000000"/>
           <w:kern w:val="0"/>
           <w:lang w:val="es-ES" w:eastAsia="es-ES"/>
-          <w14:ligatures w14:val="none"/>
+          <ns2:ligatures ns2:val="none"/>
         </w:rPr>
         <w:t xml:space="preserve">le respondió indicando </w:t>
       </w:r>
@@ -1758,7 +1758,7 @@
           <w:color w:val="000000"/>
           <w:kern w:val="0"/>
           <w:lang w:eastAsia="es-ES"/>
-          <w14:ligatures w14:val="none"/>
+          <ns2:ligatures ns2:val="none"/>
         </w:rPr>
         <w:t>que la</w:t>
       </w:r>
@@ -1768,7 +1768,7 @@
           <w:color w:val="000000"/>
           <w:kern w:val="0"/>
           <w:lang w:eastAsia="es-ES"/>
-          <w14:ligatures w14:val="none"/>
+          <ns2:ligatures ns2:val="none"/>
         </w:rPr>
         <w:t xml:space="preserve"> compañía</w:t>
       </w:r>
@@ -1778,7 +1778,7 @@
           <w:color w:val="000000"/>
           <w:kern w:val="0"/>
           <w:lang w:eastAsia="es-ES"/>
-          <w14:ligatures w14:val="none"/>
+          <ns2:ligatures ns2:val="none"/>
         </w:rPr>
         <w:t xml:space="preserve"> aseguradora </w:t>
       </w:r>
@@ -1788,7 +1788,7 @@
           <w:color w:val="000000"/>
           <w:kern w:val="0"/>
           <w:lang w:eastAsia="es-ES"/>
-          <w14:ligatures w14:val="none"/>
+          <ns2:ligatures ns2:val="none"/>
         </w:rPr>
         <w:t xml:space="preserve">con la póliza </w:t>
       </w:r>
@@ -1798,7 +1798,7 @@
           <w:color w:val="000000"/>
           <w:kern w:val="0"/>
           <w:lang w:eastAsia="es-ES"/>
-          <w14:ligatures w14:val="none"/>
+          <ns2:ligatures ns2:val="none"/>
         </w:rPr>
         <w:t xml:space="preserve">vigente era </w:t>
       </w:r>
@@ -1808,7 +1808,7 @@
           <w:color w:val="000000"/>
           <w:kern w:val="0"/>
           <w:lang w:eastAsia="es-ES"/>
-          <w14:ligatures w14:val="none"/>
+          <ns2:ligatures ns2:val="none"/>
         </w:rPr>
         <w:t xml:space="preserve">La Positiva Seguros </w:t>
       </w:r>
@@ -1818,7 +1818,7 @@
           <w:color w:val="000000"/>
           <w:kern w:val="0"/>
           <w:lang w:eastAsia="es-ES"/>
-          <w14:ligatures w14:val="none"/>
+          <ns2:ligatures ns2:val="none"/>
         </w:rPr>
         <w:t>y</w:t>
       </w:r>
@@ -1828,7 +1828,7 @@
           <w:color w:val="000000"/>
           <w:kern w:val="0"/>
           <w:lang w:eastAsia="es-ES"/>
-          <w14:ligatures w14:val="none"/>
+          <ns2:ligatures ns2:val="none"/>
         </w:rPr>
         <w:t xml:space="preserve"> Reaseguros S.A.A. </w:t>
       </w:r>
@@ -1838,7 +1838,7 @@
           <w:color w:val="000000"/>
           <w:kern w:val="0"/>
           <w:lang w:eastAsia="es-ES"/>
-          <w14:ligatures w14:val="none"/>
+          <ns2:ligatures ns2:val="none"/>
         </w:rPr>
         <w:t xml:space="preserve">(en adelante, La Positiva) </w:t>
       </w:r>
@@ -1848,25 +1848,25 @@
           <w:color w:val="000000"/>
           <w:kern w:val="0"/>
           <w:lang w:eastAsia="es-ES"/>
-          <w14:ligatures w14:val="none"/>
+          <ns2:ligatures ns2:val="none"/>
         </w:rPr>
         <w:t>con Seguro de Inmueble – Póliza 230198521.</w:t>
       </w:r>
     </w:p>
-    <w:p>
-      <w:pPr>
-        <w:spacing w:after="0" w:line="240" w:lineRule="auto"/>
-        <w:jc w:val="both"/>
-        <w:rPr>
-          <w:rFonts w:ascii="Arial Narrow" w:eastAsia="Times New Roman" w:hAnsi="Arial Narrow" w:cs="Arial"/>
-          <w:color w:val="000000"/>
-          <w:kern w:val="0"/>
-          <w:lang w:eastAsia="es-ES"/>
-          <w14:ligatures w14:val="none"/>
-        </w:rPr>
-      </w:pPr>
-    </w:p>
-    <w:p>
+    <w:p ns2:paraId="0989228F" ns2:textId="77777777">
+      <w:pPr>
+        <w:spacing w:after="0" w:line="240" w:lineRule="auto"/>
+        <w:jc w:val="both"/>
+        <w:rPr>
+          <w:rFonts w:ascii="Arial Narrow" w:eastAsia="Times New Roman" w:hAnsi="Arial Narrow" w:cs="Arial"/>
+          <w:color w:val="000000"/>
+          <w:kern w:val="0"/>
+          <w:lang w:eastAsia="es-ES"/>
+          <ns2:ligatures ns2:val="none"/>
+        </w:rPr>
+      </w:pPr>
+    </w:p>
+    <w:p ns2:paraId="204E346D" ns2:textId="45AF47EB">
       <w:pPr>
         <w:pStyle w:val="Prrafodelista"/>
         <w:numPr>
@@ -1884,16 +1884,16 @@
           <w:color w:val="000000"/>
           <w:kern w:val="0"/>
           <w:lang w:eastAsia="es-ES"/>
-          <w14:ligatures w14:val="none"/>
-        </w:rPr>
-      </w:pPr>
-      <w:r>
-        <w:rPr>
-          <w:rFonts w:ascii="Arial Narrow" w:eastAsia="Times New Roman" w:hAnsi="Arial Narrow" w:cs="Arial"/>
-          <w:color w:val="000000"/>
-          <w:kern w:val="0"/>
-          <w:lang w:eastAsia="es-ES"/>
-          <w14:ligatures w14:val="none"/>
+          <ns2:ligatures ns2:val="none"/>
+        </w:rPr>
+      </w:pPr>
+      <w:r>
+        <w:rPr>
+          <w:rFonts w:ascii="Arial Narrow" w:eastAsia="Times New Roman" w:hAnsi="Arial Narrow" w:cs="Arial"/>
+          <w:color w:val="000000"/>
+          <w:kern w:val="0"/>
+          <w:lang w:eastAsia="es-ES"/>
+          <ns2:ligatures ns2:val="none"/>
         </w:rPr>
         <w:t xml:space="preserve">El 21 de marzo de 2025, </w:t>
       </w:r>
@@ -1903,7 +1903,7 @@
           <w:color w:val="000000"/>
           <w:kern w:val="0"/>
           <w:lang w:eastAsia="es-ES"/>
-          <w14:ligatures w14:val="none"/>
+          <ns2:ligatures ns2:val="none"/>
         </w:rPr>
         <w:t xml:space="preserve">se </w:t>
       </w:r>
@@ -1913,7 +1913,7 @@
           <w:color w:val="000000"/>
           <w:kern w:val="0"/>
           <w:lang w:eastAsia="es-ES"/>
-          <w14:ligatures w14:val="none"/>
+          <ns2:ligatures ns2:val="none"/>
         </w:rPr>
         <w:t xml:space="preserve">comunicó con La Positiva, la cual </w:t>
       </w:r>
@@ -1923,7 +1923,7 @@
           <w:color w:val="000000"/>
           <w:kern w:val="0"/>
           <w:lang w:eastAsia="es-ES"/>
-          <w14:ligatures w14:val="none"/>
+          <ns2:ligatures ns2:val="none"/>
         </w:rPr>
         <w:t>le indicó</w:t>
       </w:r>
@@ -1933,7 +1933,7 @@
           <w:color w:val="000000"/>
           <w:kern w:val="0"/>
           <w:lang w:eastAsia="es-ES"/>
-          <w14:ligatures w14:val="none"/>
+          <ns2:ligatures ns2:val="none"/>
         </w:rPr>
         <w:t xml:space="preserve"> que no tenía póliza vigente a la fecha del reporte de siniestro y que no asumiría responsabilidad</w:t>
       </w:r>
@@ -1943,25 +1943,25 @@
           <w:color w:val="000000"/>
           <w:kern w:val="0"/>
           <w:lang w:eastAsia="es-ES"/>
-          <w14:ligatures w14:val="none"/>
+          <ns2:ligatures ns2:val="none"/>
         </w:rPr>
         <w:t>, cuya respuesta se formalizó mediante correo electrónico del 24 de marzo de 2025.</w:t>
       </w:r>
     </w:p>
-    <w:p>
-      <w:pPr>
-        <w:spacing w:after="0" w:line="240" w:lineRule="auto"/>
-        <w:jc w:val="both"/>
-        <w:rPr>
-          <w:rFonts w:ascii="Arial Narrow" w:eastAsia="Times New Roman" w:hAnsi="Arial Narrow" w:cs="Arial"/>
-          <w:color w:val="000000"/>
-          <w:kern w:val="0"/>
-          <w:lang w:eastAsia="es-ES"/>
-          <w14:ligatures w14:val="none"/>
-        </w:rPr>
-      </w:pPr>
-    </w:p>
-    <w:p>
+    <w:p ns2:paraId="372BC8F5" ns2:textId="77777777">
+      <w:pPr>
+        <w:spacing w:after="0" w:line="240" w:lineRule="auto"/>
+        <w:jc w:val="both"/>
+        <w:rPr>
+          <w:rFonts w:ascii="Arial Narrow" w:eastAsia="Times New Roman" w:hAnsi="Arial Narrow" w:cs="Arial"/>
+          <w:color w:val="000000"/>
+          <w:kern w:val="0"/>
+          <w:lang w:eastAsia="es-ES"/>
+          <ns2:ligatures ns2:val="none"/>
+        </w:rPr>
+      </w:pPr>
+    </w:p>
+    <w:p ns2:paraId="7717FFF6" ns2:textId="77777777">
       <w:pPr>
         <w:pStyle w:val="Prrafodelista"/>
         <w:numPr>
@@ -1979,16 +1979,16 @@
           <w:color w:val="000000"/>
           <w:kern w:val="0"/>
           <w:lang w:eastAsia="es-ES"/>
-          <w14:ligatures w14:val="none"/>
-        </w:rPr>
-      </w:pPr>
-      <w:r>
-        <w:rPr>
-          <w:rFonts w:ascii="Arial Narrow" w:eastAsia="Times New Roman" w:hAnsi="Arial Narrow" w:cs="Arial"/>
-          <w:color w:val="000000"/>
-          <w:kern w:val="0"/>
-          <w:lang w:eastAsia="es-ES"/>
-          <w14:ligatures w14:val="none"/>
+          <ns2:ligatures ns2:val="none"/>
+        </w:rPr>
+      </w:pPr>
+      <w:r>
+        <w:rPr>
+          <w:rFonts w:ascii="Arial Narrow" w:eastAsia="Times New Roman" w:hAnsi="Arial Narrow" w:cs="Arial"/>
+          <w:color w:val="000000"/>
+          <w:kern w:val="0"/>
+          <w:lang w:eastAsia="es-ES"/>
+          <ns2:ligatures ns2:val="none"/>
         </w:rPr>
         <w:lastRenderedPageBreak/>
         <w:t xml:space="preserve">El 24 de marzo de 2025, intentó múltiples veces comunicarse con </w:t>
@@ -1999,7 +1999,7 @@
           <w:color w:val="000000"/>
           <w:kern w:val="0"/>
           <w:lang w:val="es-ES" w:eastAsia="es-ES"/>
-          <w14:ligatures w14:val="none"/>
+          <ns2:ligatures ns2:val="none"/>
         </w:rPr>
         <w:t>V</w:t>
       </w:r>
@@ -2009,7 +2009,7 @@
           <w:color w:val="000000"/>
           <w:kern w:val="0"/>
           <w:lang w:val="es-ES" w:eastAsia="es-ES"/>
-          <w14:ligatures w14:val="none"/>
+          <ns2:ligatures ns2:val="none"/>
         </w:rPr>
         <w:t>í</w:t>
       </w:r>
@@ -2019,7 +2019,7 @@
           <w:color w:val="000000"/>
           <w:kern w:val="0"/>
           <w:lang w:val="es-ES" w:eastAsia="es-ES"/>
-          <w14:ligatures w14:val="none"/>
+          <ns2:ligatures ns2:val="none"/>
         </w:rPr>
         <w:t>vela</w:t>
       </w:r>
@@ -2029,7 +2029,7 @@
           <w:color w:val="000000"/>
           <w:kern w:val="0"/>
           <w:lang w:eastAsia="es-ES"/>
-          <w14:ligatures w14:val="none"/>
+          <ns2:ligatures ns2:val="none"/>
         </w:rPr>
         <w:t xml:space="preserve"> hasta que </w:t>
       </w:r>
@@ -2039,7 +2039,7 @@
           <w:color w:val="000000"/>
           <w:kern w:val="0"/>
           <w:lang w:eastAsia="es-ES"/>
-          <w14:ligatures w14:val="none"/>
+          <ns2:ligatures ns2:val="none"/>
         </w:rPr>
         <w:t xml:space="preserve">le atendieron </w:t>
       </w:r>
@@ -2049,7 +2049,7 @@
           <w:color w:val="000000"/>
           <w:kern w:val="0"/>
           <w:lang w:eastAsia="es-ES"/>
-          <w14:ligatures w14:val="none"/>
+          <ns2:ligatures ns2:val="none"/>
         </w:rPr>
         <w:t xml:space="preserve">sin respuestas claras </w:t>
       </w:r>
@@ -2059,7 +2059,7 @@
           <w:color w:val="000000"/>
           <w:kern w:val="0"/>
           <w:lang w:eastAsia="es-ES"/>
-          <w14:ligatures w14:val="none"/>
+          <ns2:ligatures ns2:val="none"/>
         </w:rPr>
         <w:t xml:space="preserve">y le indicaron </w:t>
       </w:r>
@@ -2069,7 +2069,7 @@
           <w:color w:val="000000"/>
           <w:kern w:val="0"/>
           <w:lang w:eastAsia="es-ES"/>
-          <w14:ligatures w14:val="none"/>
+          <ns2:ligatures ns2:val="none"/>
         </w:rPr>
         <w:t>que se pondrían en contacto mediante una llamada que nunca se efectuó.</w:t>
       </w:r>
@@ -2079,12 +2079,12 @@
           <w:color w:val="000000"/>
           <w:kern w:val="0"/>
           <w:lang w:eastAsia="es-ES"/>
-          <w14:ligatures w14:val="none"/>
+          <ns2:ligatures ns2:val="none"/>
         </w:rPr>
         <w:t xml:space="preserve"> </w:t>
       </w:r>
     </w:p>
-    <w:p>
+    <w:p ns2:paraId="6EC38403" ns2:textId="77777777">
       <w:pPr>
         <w:pStyle w:val="Prrafodelista"/>
         <w:rPr>
@@ -2092,11 +2092,11 @@
           <w:color w:val="000000"/>
           <w:kern w:val="0"/>
           <w:lang w:eastAsia="es-ES"/>
-          <w14:ligatures w14:val="none"/>
-        </w:rPr>
-      </w:pPr>
-    </w:p>
-    <w:p>
+          <ns2:ligatures ns2:val="none"/>
+        </w:rPr>
+      </w:pPr>
+    </w:p>
+    <w:p ns2:paraId="3A838C3E" ns2:textId="6319FD51">
       <w:pPr>
         <w:pStyle w:val="Prrafodelista"/>
         <w:numPr>
@@ -2114,16 +2114,16 @@
           <w:color w:val="000000"/>
           <w:kern w:val="0"/>
           <w:lang w:eastAsia="es-ES"/>
-          <w14:ligatures w14:val="none"/>
-        </w:rPr>
-      </w:pPr>
-      <w:r>
-        <w:rPr>
-          <w:rFonts w:ascii="Arial Narrow" w:eastAsia="Times New Roman" w:hAnsi="Arial Narrow" w:cs="Arial"/>
-          <w:color w:val="000000"/>
-          <w:kern w:val="0"/>
-          <w:lang w:eastAsia="es-ES"/>
-          <w14:ligatures w14:val="none"/>
+          <ns2:ligatures ns2:val="none"/>
+        </w:rPr>
+      </w:pPr>
+      <w:r>
+        <w:rPr>
+          <w:rFonts w:ascii="Arial Narrow" w:eastAsia="Times New Roman" w:hAnsi="Arial Narrow" w:cs="Arial"/>
+          <w:color w:val="000000"/>
+          <w:kern w:val="0"/>
+          <w:lang w:eastAsia="es-ES"/>
+          <ns2:ligatures ns2:val="none"/>
         </w:rPr>
         <w:t>El 25 de marzo de 2025</w:t>
       </w:r>
@@ -2133,7 +2133,7 @@
           <w:color w:val="000000"/>
           <w:kern w:val="0"/>
           <w:lang w:eastAsia="es-ES"/>
-          <w14:ligatures w14:val="none"/>
+          <ns2:ligatures ns2:val="none"/>
         </w:rPr>
         <w:t xml:space="preserve">, presentó </w:t>
       </w:r>
@@ -2143,7 +2143,7 @@
           <w:color w:val="000000"/>
           <w:kern w:val="0"/>
           <w:lang w:eastAsia="es-ES"/>
-          <w14:ligatures w14:val="none"/>
+          <ns2:ligatures ns2:val="none"/>
         </w:rPr>
         <w:t xml:space="preserve">un </w:t>
       </w:r>
@@ -2153,7 +2153,7 @@
           <w:color w:val="000000"/>
           <w:kern w:val="0"/>
           <w:lang w:eastAsia="es-ES"/>
-          <w14:ligatures w14:val="none"/>
+          <ns2:ligatures ns2:val="none"/>
         </w:rPr>
         <w:t xml:space="preserve">reclamo a </w:t>
       </w:r>
@@ -2163,7 +2163,7 @@
           <w:color w:val="000000"/>
           <w:kern w:val="0"/>
           <w:lang w:val="es-ES" w:eastAsia="es-ES"/>
-          <w14:ligatures w14:val="none"/>
+          <ns2:ligatures ns2:val="none"/>
         </w:rPr>
         <w:t>Vívela</w:t>
       </w:r>
@@ -2173,7 +2173,7 @@
           <w:color w:val="000000"/>
           <w:kern w:val="0"/>
           <w:lang w:eastAsia="es-ES"/>
-          <w14:ligatures w14:val="none"/>
+          <ns2:ligatures ns2:val="none"/>
         </w:rPr>
         <w:t xml:space="preserve"> </w:t>
       </w:r>
@@ -2183,7 +2183,7 @@
           <w:color w:val="000000"/>
           <w:kern w:val="0"/>
           <w:lang w:eastAsia="es-ES"/>
-          <w14:ligatures w14:val="none"/>
+          <ns2:ligatures ns2:val="none"/>
         </w:rPr>
         <w:t xml:space="preserve">sobre las inconsistencias en la información brindada y pidió que se hicieran responsables de lo sucedido, </w:t>
       </w:r>
@@ -2193,7 +2193,7 @@
           <w:color w:val="000000"/>
           <w:kern w:val="0"/>
           <w:lang w:val="es-ES" w:eastAsia="es-ES"/>
-          <w14:ligatures w14:val="none"/>
+          <ns2:ligatures ns2:val="none"/>
         </w:rPr>
         <w:t>y le respondieron</w:t>
       </w:r>
@@ -2203,12 +2203,12 @@
           <w:color w:val="000000"/>
           <w:kern w:val="0"/>
           <w:lang w:eastAsia="es-ES"/>
-          <w14:ligatures w14:val="none"/>
+          <ns2:ligatures ns2:val="none"/>
         </w:rPr>
         <w:t xml:space="preserve"> indicando que tendría una respuesta en un plazo máximo de 15 días calendario.</w:t>
       </w:r>
     </w:p>
-    <w:p>
+    <w:p ns2:paraId="012DE077" ns2:textId="77777777">
       <w:pPr>
         <w:pStyle w:val="Prrafodelista"/>
         <w:spacing w:after="0" w:line="240" w:lineRule="auto"/>
@@ -2219,11 +2219,11 @@
           <w:color w:val="000000"/>
           <w:kern w:val="0"/>
           <w:lang w:eastAsia="es-ES"/>
-          <w14:ligatures w14:val="none"/>
-        </w:rPr>
-      </w:pPr>
-    </w:p>
-    <w:p>
+          <ns2:ligatures ns2:val="none"/>
+        </w:rPr>
+      </w:pPr>
+    </w:p>
+    <w:p ns2:paraId="23B0E9F5" ns2:textId="44E57DEC">
       <w:pPr>
         <w:pStyle w:val="Prrafodelista"/>
         <w:numPr>
@@ -2241,16 +2241,16 @@
           <w:color w:val="000000"/>
           <w:kern w:val="0"/>
           <w:lang w:eastAsia="es-ES"/>
-          <w14:ligatures w14:val="none"/>
-        </w:rPr>
-      </w:pPr>
-      <w:r>
-        <w:rPr>
-          <w:rFonts w:ascii="Arial Narrow" w:eastAsia="Times New Roman" w:hAnsi="Arial Narrow" w:cs="Arial"/>
-          <w:color w:val="000000"/>
-          <w:kern w:val="0"/>
-          <w:lang w:eastAsia="es-ES"/>
-          <w14:ligatures w14:val="none"/>
+          <ns2:ligatures ns2:val="none"/>
+        </w:rPr>
+      </w:pPr>
+      <w:r>
+        <w:rPr>
+          <w:rFonts w:ascii="Arial Narrow" w:eastAsia="Times New Roman" w:hAnsi="Arial Narrow" w:cs="Arial"/>
+          <w:color w:val="000000"/>
+          <w:kern w:val="0"/>
+          <w:lang w:eastAsia="es-ES"/>
+          <ns2:ligatures ns2:val="none"/>
         </w:rPr>
         <w:t xml:space="preserve">El 11 de abril de 2025, presentó </w:t>
       </w:r>
@@ -2260,7 +2260,7 @@
           <w:color w:val="000000"/>
           <w:kern w:val="0"/>
           <w:lang w:eastAsia="es-ES"/>
-          <w14:ligatures w14:val="none"/>
+          <ns2:ligatures ns2:val="none"/>
         </w:rPr>
         <w:t xml:space="preserve">un </w:t>
       </w:r>
@@ -2270,7 +2270,7 @@
           <w:color w:val="000000"/>
           <w:kern w:val="0"/>
           <w:lang w:eastAsia="es-ES"/>
-          <w14:ligatures w14:val="none"/>
+          <ns2:ligatures ns2:val="none"/>
         </w:rPr>
         <w:t xml:space="preserve">reclamo ante </w:t>
       </w:r>
@@ -2280,7 +2280,7 @@
           <w:color w:val="000000"/>
           <w:kern w:val="0"/>
           <w:lang w:eastAsia="es-ES"/>
-          <w14:ligatures w14:val="none"/>
+          <ns2:ligatures ns2:val="none"/>
         </w:rPr>
         <w:t>el Instituto Nacional de Defensa de la Competencia y de</w:t>
       </w:r>
@@ -2290,7 +2290,7 @@
           <w:color w:val="000000"/>
           <w:kern w:val="0"/>
           <w:lang w:eastAsia="es-ES"/>
-          <w14:ligatures w14:val="none"/>
+          <ns2:ligatures ns2:val="none"/>
         </w:rPr>
         <w:t xml:space="preserve"> la Protección de la Propiedad Intelectual </w:t>
       </w:r>
@@ -2300,7 +2300,7 @@
           <w:color w:val="000000"/>
           <w:kern w:val="0"/>
           <w:lang w:eastAsia="es-ES"/>
-          <w14:ligatures w14:val="none"/>
+          <ns2:ligatures ns2:val="none"/>
         </w:rPr>
         <w:t xml:space="preserve">contra </w:t>
       </w:r>
@@ -2310,7 +2310,7 @@
           <w:color w:val="000000"/>
           <w:kern w:val="0"/>
           <w:lang w:val="es-ES" w:eastAsia="es-ES"/>
-          <w14:ligatures w14:val="none"/>
+          <ns2:ligatures ns2:val="none"/>
         </w:rPr>
         <w:t>V</w:t>
       </w:r>
@@ -2320,7 +2320,7 @@
           <w:color w:val="000000"/>
           <w:kern w:val="0"/>
           <w:lang w:val="es-ES" w:eastAsia="es-ES"/>
-          <w14:ligatures w14:val="none"/>
+          <ns2:ligatures ns2:val="none"/>
         </w:rPr>
         <w:t>í</w:t>
       </w:r>
@@ -2330,7 +2330,7 @@
           <w:color w:val="000000"/>
           <w:kern w:val="0"/>
           <w:lang w:val="es-ES" w:eastAsia="es-ES"/>
-          <w14:ligatures w14:val="none"/>
+          <ns2:ligatures ns2:val="none"/>
         </w:rPr>
         <w:t>vela</w:t>
       </w:r>
@@ -2340,7 +2340,7 @@
           <w:color w:val="000000"/>
           <w:kern w:val="0"/>
           <w:lang w:eastAsia="es-ES"/>
-          <w14:ligatures w14:val="none"/>
+          <ns2:ligatures ns2:val="none"/>
         </w:rPr>
         <w:t xml:space="preserve">. </w:t>
       </w:r>
@@ -2350,7 +2350,7 @@
           <w:color w:val="000000"/>
           <w:kern w:val="0"/>
           <w:lang w:eastAsia="es-ES"/>
-          <w14:ligatures w14:val="none"/>
+          <ns2:ligatures ns2:val="none"/>
         </w:rPr>
         <w:t xml:space="preserve">La </w:t>
       </w:r>
@@ -2360,7 +2360,7 @@
           <w:color w:val="000000"/>
           <w:kern w:val="0"/>
           <w:lang w:eastAsia="es-ES"/>
-          <w14:ligatures w14:val="none"/>
+          <ns2:ligatures ns2:val="none"/>
         </w:rPr>
         <w:t>entidad financiera</w:t>
       </w:r>
@@ -2370,7 +2370,7 @@
           <w:color w:val="000000"/>
           <w:kern w:val="0"/>
           <w:lang w:eastAsia="es-ES"/>
-          <w14:ligatures w14:val="none"/>
+          <ns2:ligatures ns2:val="none"/>
         </w:rPr>
         <w:t xml:space="preserve"> </w:t>
       </w:r>
@@ -2380,7 +2380,7 @@
           <w:color w:val="000000"/>
           <w:kern w:val="0"/>
           <w:lang w:eastAsia="es-ES"/>
-          <w14:ligatures w14:val="none"/>
+          <ns2:ligatures ns2:val="none"/>
         </w:rPr>
         <w:t xml:space="preserve">se </w:t>
       </w:r>
@@ -2390,7 +2390,7 @@
           <w:color w:val="000000"/>
           <w:kern w:val="0"/>
           <w:lang w:eastAsia="es-ES"/>
-          <w14:ligatures w14:val="none"/>
+          <ns2:ligatures ns2:val="none"/>
         </w:rPr>
         <w:t>contactó para ofrecer</w:t>
       </w:r>
@@ -2400,7 +2400,7 @@
           <w:color w:val="000000"/>
           <w:kern w:val="0"/>
           <w:lang w:eastAsia="es-ES"/>
-          <w14:ligatures w14:val="none"/>
+          <ns2:ligatures ns2:val="none"/>
         </w:rPr>
         <w:t>le</w:t>
       </w:r>
@@ -2410,25 +2410,25 @@
           <w:color w:val="000000"/>
           <w:kern w:val="0"/>
           <w:lang w:eastAsia="es-ES"/>
-          <w14:ligatures w14:val="none"/>
+          <ns2:ligatures ns2:val="none"/>
         </w:rPr>
         <w:t xml:space="preserve"> ayuda y realizar el seguimiento al caso.</w:t>
       </w:r>
     </w:p>
-    <w:p>
-      <w:pPr>
-        <w:spacing w:after="0" w:line="240" w:lineRule="auto"/>
-        <w:jc w:val="both"/>
-        <w:rPr>
-          <w:rFonts w:ascii="Arial Narrow" w:eastAsia="Times New Roman" w:hAnsi="Arial Narrow" w:cs="Arial"/>
-          <w:color w:val="000000"/>
-          <w:kern w:val="0"/>
-          <w:lang w:eastAsia="es-ES"/>
-          <w14:ligatures w14:val="none"/>
-        </w:rPr>
-      </w:pPr>
-    </w:p>
-    <w:p>
+    <w:p ns2:paraId="2F822063" ns2:textId="77777777">
+      <w:pPr>
+        <w:spacing w:after="0" w:line="240" w:lineRule="auto"/>
+        <w:jc w:val="both"/>
+        <w:rPr>
+          <w:rFonts w:ascii="Arial Narrow" w:eastAsia="Times New Roman" w:hAnsi="Arial Narrow" w:cs="Arial"/>
+          <w:color w:val="000000"/>
+          <w:kern w:val="0"/>
+          <w:lang w:eastAsia="es-ES"/>
+          <ns2:ligatures ns2:val="none"/>
+        </w:rPr>
+      </w:pPr>
+    </w:p>
+    <w:p ns2:paraId="550C1FBD" ns2:textId="328344BF">
       <w:pPr>
         <w:pStyle w:val="Prrafodelista"/>
         <w:numPr>
@@ -2446,16 +2446,16 @@
           <w:color w:val="000000"/>
           <w:kern w:val="0"/>
           <w:lang w:eastAsia="es-ES"/>
-          <w14:ligatures w14:val="none"/>
-        </w:rPr>
-      </w:pPr>
-      <w:r>
-        <w:rPr>
-          <w:rFonts w:ascii="Arial Narrow" w:eastAsia="Times New Roman" w:hAnsi="Arial Narrow" w:cs="Arial"/>
-          <w:color w:val="000000"/>
-          <w:kern w:val="0"/>
-          <w:lang w:eastAsia="es-ES"/>
-          <w14:ligatures w14:val="none"/>
+          <ns2:ligatures ns2:val="none"/>
+        </w:rPr>
+      </w:pPr>
+      <w:r>
+        <w:rPr>
+          <w:rFonts w:ascii="Arial Narrow" w:eastAsia="Times New Roman" w:hAnsi="Arial Narrow" w:cs="Arial"/>
+          <w:color w:val="000000"/>
+          <w:kern w:val="0"/>
+          <w:lang w:eastAsia="es-ES"/>
+          <ns2:ligatures ns2:val="none"/>
         </w:rPr>
         <w:t xml:space="preserve">El 16 de abril de 2025, recibió por correo electrónico una respuesta de </w:t>
       </w:r>
@@ -2465,7 +2465,7 @@
           <w:color w:val="000000"/>
           <w:kern w:val="0"/>
           <w:lang w:val="es-ES" w:eastAsia="es-ES"/>
-          <w14:ligatures w14:val="none"/>
+          <ns2:ligatures ns2:val="none"/>
         </w:rPr>
         <w:t>V</w:t>
       </w:r>
@@ -2475,7 +2475,7 @@
           <w:color w:val="000000"/>
           <w:kern w:val="0"/>
           <w:lang w:val="es-ES" w:eastAsia="es-ES"/>
-          <w14:ligatures w14:val="none"/>
+          <ns2:ligatures ns2:val="none"/>
         </w:rPr>
         <w:t>í</w:t>
       </w:r>
@@ -2485,7 +2485,7 @@
           <w:color w:val="000000"/>
           <w:kern w:val="0"/>
           <w:lang w:val="es-ES" w:eastAsia="es-ES"/>
-          <w14:ligatures w14:val="none"/>
+          <ns2:ligatures ns2:val="none"/>
         </w:rPr>
         <w:t>vela</w:t>
       </w:r>
@@ -2495,7 +2495,7 @@
           <w:color w:val="000000"/>
           <w:kern w:val="0"/>
           <w:lang w:eastAsia="es-ES"/>
-          <w14:ligatures w14:val="none"/>
+          <ns2:ligatures ns2:val="none"/>
         </w:rPr>
         <w:t xml:space="preserve">, </w:t>
       </w:r>
@@ -2505,7 +2505,7 @@
           <w:color w:val="000000"/>
           <w:kern w:val="0"/>
           <w:lang w:eastAsia="es-ES"/>
-          <w14:ligatures w14:val="none"/>
+          <ns2:ligatures ns2:val="none"/>
         </w:rPr>
         <w:t>la cual no ofreció solución a</w:t>
       </w:r>
@@ -2515,7 +2515,7 @@
           <w:color w:val="000000"/>
           <w:kern w:val="0"/>
           <w:lang w:eastAsia="es-ES"/>
-          <w14:ligatures w14:val="none"/>
+          <ns2:ligatures ns2:val="none"/>
         </w:rPr>
         <w:t xml:space="preserve"> su</w:t>
       </w:r>
@@ -2525,25 +2525,25 @@
           <w:color w:val="000000"/>
           <w:kern w:val="0"/>
           <w:lang w:eastAsia="es-ES"/>
-          <w14:ligatures w14:val="none"/>
+          <ns2:ligatures ns2:val="none"/>
         </w:rPr>
         <w:t xml:space="preserve"> reclamo.</w:t>
       </w:r>
     </w:p>
-    <w:p>
-      <w:pPr>
-        <w:spacing w:after="0" w:line="240" w:lineRule="auto"/>
-        <w:jc w:val="both"/>
-        <w:rPr>
-          <w:rFonts w:ascii="Arial Narrow" w:eastAsia="Times New Roman" w:hAnsi="Arial Narrow" w:cs="Arial"/>
-          <w:color w:val="000000"/>
-          <w:kern w:val="0"/>
-          <w:lang w:eastAsia="es-ES"/>
-          <w14:ligatures w14:val="none"/>
-        </w:rPr>
-      </w:pPr>
-    </w:p>
-    <w:p>
+    <w:p ns2:paraId="618CE25B" ns2:textId="77777777">
+      <w:pPr>
+        <w:spacing w:after="0" w:line="240" w:lineRule="auto"/>
+        <w:jc w:val="both"/>
+        <w:rPr>
+          <w:rFonts w:ascii="Arial Narrow" w:eastAsia="Times New Roman" w:hAnsi="Arial Narrow" w:cs="Arial"/>
+          <w:color w:val="000000"/>
+          <w:kern w:val="0"/>
+          <w:lang w:eastAsia="es-ES"/>
+          <ns2:ligatures ns2:val="none"/>
+        </w:rPr>
+      </w:pPr>
+    </w:p>
+    <w:p ns2:paraId="2F9CF7F5" ns2:textId="7583C8FF">
       <w:pPr>
         <w:pStyle w:val="Prrafodelista"/>
         <w:numPr>
@@ -2558,16 +2558,16 @@
           <w:color w:val="000000"/>
           <w:kern w:val="0"/>
           <w:lang w:eastAsia="es-ES"/>
-          <w14:ligatures w14:val="none"/>
-        </w:rPr>
-      </w:pPr>
-      <w:r>
-        <w:rPr>
-          <w:rFonts w:ascii="Arial Narrow" w:eastAsia="Times New Roman" w:hAnsi="Arial Narrow" w:cs="Arial"/>
-          <w:color w:val="000000"/>
-          <w:kern w:val="0"/>
-          <w:lang w:eastAsia="es-ES"/>
-          <w14:ligatures w14:val="none"/>
+          <ns2:ligatures ns2:val="none"/>
+        </w:rPr>
+      </w:pPr>
+      <w:r>
+        <w:rPr>
+          <w:rFonts w:ascii="Arial Narrow" w:eastAsia="Times New Roman" w:hAnsi="Arial Narrow" w:cs="Arial"/>
+          <w:color w:val="000000"/>
+          <w:kern w:val="0"/>
+          <w:lang w:eastAsia="es-ES"/>
+          <ns2:ligatures ns2:val="none"/>
         </w:rPr>
         <w:t xml:space="preserve">El 24 de mayo de 2025, remitió </w:t>
       </w:r>
@@ -2577,7 +2577,7 @@
           <w:color w:val="000000"/>
           <w:kern w:val="0"/>
           <w:lang w:eastAsia="es-ES"/>
-          <w14:ligatures w14:val="none"/>
+          <ns2:ligatures ns2:val="none"/>
         </w:rPr>
         <w:t xml:space="preserve">un </w:t>
       </w:r>
@@ -2587,7 +2587,7 @@
           <w:color w:val="000000"/>
           <w:kern w:val="0"/>
           <w:lang w:eastAsia="es-ES"/>
-          <w14:ligatures w14:val="none"/>
+          <ns2:ligatures ns2:val="none"/>
         </w:rPr>
         <w:t xml:space="preserve">informe técnico a través de WhatsApp a solicitud de </w:t>
       </w:r>
@@ -2597,7 +2597,7 @@
           <w:color w:val="000000"/>
           <w:kern w:val="0"/>
           <w:lang w:val="es-ES" w:eastAsia="es-ES"/>
-          <w14:ligatures w14:val="none"/>
+          <ns2:ligatures ns2:val="none"/>
         </w:rPr>
         <w:t>V</w:t>
       </w:r>
@@ -2607,7 +2607,7 @@
           <w:color w:val="000000"/>
           <w:kern w:val="0"/>
           <w:lang w:val="es-ES" w:eastAsia="es-ES"/>
-          <w14:ligatures w14:val="none"/>
+          <ns2:ligatures ns2:val="none"/>
         </w:rPr>
         <w:t>í</w:t>
       </w:r>
@@ -2617,7 +2617,7 @@
           <w:color w:val="000000"/>
           <w:kern w:val="0"/>
           <w:lang w:val="es-ES" w:eastAsia="es-ES"/>
-          <w14:ligatures w14:val="none"/>
+          <ns2:ligatures ns2:val="none"/>
         </w:rPr>
         <w:t>vela</w:t>
       </w:r>
@@ -2627,7 +2627,7 @@
           <w:color w:val="000000"/>
           <w:kern w:val="0"/>
           <w:lang w:eastAsia="es-ES"/>
-          <w14:ligatures w14:val="none"/>
+          <ns2:ligatures ns2:val="none"/>
         </w:rPr>
         <w:t xml:space="preserve"> </w:t>
       </w:r>
@@ -2637,7 +2637,7 @@
           <w:color w:val="000000"/>
           <w:kern w:val="0"/>
           <w:lang w:eastAsia="es-ES"/>
-          <w14:ligatures w14:val="none"/>
+          <ns2:ligatures ns2:val="none"/>
         </w:rPr>
         <w:t>porque le requirieron</w:t>
       </w:r>
@@ -2647,7 +2647,7 @@
           <w:color w:val="000000"/>
           <w:kern w:val="0"/>
           <w:lang w:eastAsia="es-ES"/>
-          <w14:ligatures w14:val="none"/>
+          <ns2:ligatures ns2:val="none"/>
         </w:rPr>
         <w:t xml:space="preserve"> evidencia de </w:t>
       </w:r>
@@ -2657,7 +2657,7 @@
           <w:color w:val="000000"/>
           <w:kern w:val="0"/>
           <w:lang w:eastAsia="es-ES"/>
-          <w14:ligatures w14:val="none"/>
+          <ns2:ligatures ns2:val="none"/>
         </w:rPr>
         <w:t xml:space="preserve">los daños de </w:t>
       </w:r>
@@ -2667,7 +2667,7 @@
           <w:color w:val="000000"/>
           <w:kern w:val="0"/>
           <w:lang w:eastAsia="es-ES"/>
-          <w14:ligatures w14:val="none"/>
+          <ns2:ligatures ns2:val="none"/>
         </w:rPr>
         <w:t xml:space="preserve">inmueble </w:t>
       </w:r>
@@ -2677,7 +2677,7 @@
           <w:color w:val="000000"/>
           <w:kern w:val="0"/>
           <w:lang w:eastAsia="es-ES"/>
-          <w14:ligatures w14:val="none"/>
+          <ns2:ligatures ns2:val="none"/>
         </w:rPr>
         <w:t>por el siniestro reportado.</w:t>
       </w:r>
@@ -2687,12 +2687,12 @@
           <w:color w:val="000000"/>
           <w:kern w:val="0"/>
           <w:lang w:eastAsia="es-ES"/>
-          <w14:ligatures w14:val="none"/>
+          <ns2:ligatures ns2:val="none"/>
         </w:rPr>
         <w:t xml:space="preserve"> </w:t>
       </w:r>
     </w:p>
-    <w:p>
+    <w:p ns2:paraId="35FB16A3" ns2:textId="77777777">
       <w:pPr>
         <w:pStyle w:val="Prrafodelista"/>
         <w:rPr>
@@ -2700,11 +2700,11 @@
           <w:color w:val="000000"/>
           <w:kern w:val="0"/>
           <w:lang w:eastAsia="es-ES"/>
-          <w14:ligatures w14:val="none"/>
-        </w:rPr>
-      </w:pPr>
-    </w:p>
-    <w:p>
+          <ns2:ligatures ns2:val="none"/>
+        </w:rPr>
+      </w:pPr>
+    </w:p>
+    <w:p ns2:paraId="5111E13F" ns2:textId="125C3172">
       <w:pPr>
         <w:pStyle w:val="Prrafodelista"/>
         <w:numPr>
@@ -2719,16 +2719,16 @@
           <w:color w:val="000000"/>
           <w:kern w:val="0"/>
           <w:lang w:eastAsia="es-ES"/>
-          <w14:ligatures w14:val="none"/>
-        </w:rPr>
-      </w:pPr>
-      <w:r>
-        <w:rPr>
-          <w:rFonts w:ascii="Arial Narrow" w:eastAsia="Times New Roman" w:hAnsi="Arial Narrow" w:cs="Arial"/>
-          <w:color w:val="000000"/>
-          <w:kern w:val="0"/>
-          <w:lang w:eastAsia="es-ES"/>
-          <w14:ligatures w14:val="none"/>
+          <ns2:ligatures ns2:val="none"/>
+        </w:rPr>
+      </w:pPr>
+      <w:r>
+        <w:rPr>
+          <w:rFonts w:ascii="Arial Narrow" w:eastAsia="Times New Roman" w:hAnsi="Arial Narrow" w:cs="Arial"/>
+          <w:color w:val="000000"/>
+          <w:kern w:val="0"/>
+          <w:lang w:eastAsia="es-ES"/>
+          <ns2:ligatures ns2:val="none"/>
         </w:rPr>
         <w:t>Finalmente, procedió a cancelar</w:t>
       </w:r>
@@ -2738,7 +2738,7 @@
           <w:color w:val="000000"/>
           <w:kern w:val="0"/>
           <w:lang w:eastAsia="es-ES"/>
-          <w14:ligatures w14:val="none"/>
+          <ns2:ligatures ns2:val="none"/>
         </w:rPr>
         <w:t xml:space="preserve"> en su totalidad el crédito hipotecario debido a la falta de confianza generada por la gestión de </w:t>
       </w:r>
@@ -2748,7 +2748,7 @@
           <w:color w:val="000000"/>
           <w:kern w:val="0"/>
           <w:lang w:eastAsia="es-ES"/>
-          <w14:ligatures w14:val="none"/>
+          <ns2:ligatures ns2:val="none"/>
         </w:rPr>
         <w:t>Vívela</w:t>
       </w:r>
@@ -2758,12 +2758,12 @@
           <w:color w:val="000000"/>
           <w:kern w:val="0"/>
           <w:lang w:eastAsia="es-ES"/>
-          <w14:ligatures w14:val="none"/>
+          <ns2:ligatures ns2:val="none"/>
         </w:rPr>
         <w:t>.</w:t>
       </w:r>
     </w:p>
-    <w:p>
+    <w:p ns2:paraId="33E14FF7" ns2:textId="77777777">
       <w:pPr>
         <w:tabs>
           <w:tab w:val="left" w:pos="1134"/>
@@ -2775,11 +2775,11 @@
           <w:color w:val="000000"/>
           <w:kern w:val="0"/>
           <w:lang w:eastAsia="es-ES"/>
-          <w14:ligatures w14:val="none"/>
-        </w:rPr>
-      </w:pPr>
-    </w:p>
-    <w:p>
+          <ns2:ligatures ns2:val="none"/>
+        </w:rPr>
+      </w:pPr>
+    </w:p>
+    <w:p ns2:paraId="4654B5FF" ns2:textId="0880B01E">
       <w:pPr>
         <w:numPr>
           <w:ilvl w:val="1"/>
@@ -2797,14 +2797,14 @@
           <w:color w:val="000000"/>
           <w:kern w:val="0"/>
           <w:lang w:val="es-ES" w:eastAsia="es-ES"/>
-          <w14:ligatures w14:val="none"/>
+          <ns2:ligatures ns2:val="none"/>
         </w:rPr>
       </w:pPr>
       <w:r>
         <w:rPr>
           <w:rFonts w:ascii="Arial Narrow" w:eastAsia="Calibri" w:hAnsi="Arial Narrow" w:cs="Arial"/>
           <w:kern w:val="0"/>
-          <w14:ligatures w14:val="none"/>
+          <ns2:ligatures ns2:val="none"/>
         </w:rPr>
         <w:t xml:space="preserve">La señora [APELLIDO] solicitó, en calidad de medida correctiva, que Vivela cumpla con: (i) gestionar la activación de la cobertura convenida en la Póliza 230198521 del Seguro de Inmueble Vigente, por el siniestro ocurrido el 13 de marzo de 2025; y, (ii) reembolsar los montos cobrados por concepto del Seguro de Inmueble. Asimismo, requirió el reembolso de costos y costas del presente procedimiento.</w:t>
       </w:r>
@@ -2814,7 +2814,7 @@
           <w:color w:val="000000"/>
           <w:kern w:val="0"/>
           <w:lang w:val="es-ES" w:eastAsia="es-ES"/>
-          <w14:ligatures w14:val="none"/>
+          <ns2:ligatures ns2:val="none"/>
         </w:rPr>
         <w:t/>
       </w:r>
@@ -2824,7 +2824,7 @@
           <w:color w:val="000000"/>
           <w:kern w:val="0"/>
           <w:lang w:val="es-ES" w:eastAsia="es-ES"/>
-          <w14:ligatures w14:val="none"/>
+          <ns2:ligatures ns2:val="none"/>
         </w:rPr>
         <w:t xml:space="preserve"/>
       </w:r>
@@ -2835,7 +2835,7 @@
           <w:color w:val="000000"/>
           <w:kern w:val="0"/>
           <w:lang w:val="es-ES" w:eastAsia="es-ES"/>
-          <w14:ligatures w14:val="none"/>
+          <ns2:ligatures ns2:val="none"/>
         </w:rPr>
         <w:t/>
       </w:r>
@@ -2846,7 +2846,7 @@
           <w:color w:val="000000"/>
           <w:kern w:val="0"/>
           <w:lang w:val="es-ES" w:eastAsia="es-ES"/>
-          <w14:ligatures w14:val="none"/>
+          <ns2:ligatures ns2:val="none"/>
         </w:rPr>
         <w:t xml:space="preserve"/>
       </w:r>
@@ -2856,7 +2856,7 @@
           <w:color w:val="000000"/>
           <w:kern w:val="0"/>
           <w:lang w:val="es-ES" w:eastAsia="es-ES"/>
-          <w14:ligatures w14:val="none"/>
+          <ns2:ligatures ns2:val="none"/>
         </w:rPr>
         <w:t/>
       </w:r>
@@ -2866,7 +2866,7 @@
           <w:color w:val="000000"/>
           <w:kern w:val="0"/>
           <w:lang w:val="es-ES" w:eastAsia="es-ES"/>
-          <w14:ligatures w14:val="none"/>
+          <ns2:ligatures ns2:val="none"/>
         </w:rPr>
         <w:t/>
       </w:r>
@@ -2876,7 +2876,7 @@
           <w:color w:val="000000"/>
           <w:kern w:val="0"/>
           <w:lang w:val="es-ES" w:eastAsia="es-ES"/>
-          <w14:ligatures w14:val="none"/>
+          <ns2:ligatures ns2:val="none"/>
         </w:rPr>
         <w:t xml:space="preserve"/>
       </w:r>
@@ -2886,7 +2886,7 @@
           <w:color w:val="000000"/>
           <w:kern w:val="0"/>
           <w:lang w:val="es-ES" w:eastAsia="es-ES"/>
-          <w14:ligatures w14:val="none"/>
+          <ns2:ligatures ns2:val="none"/>
         </w:rPr>
         <w:t/>
       </w:r>
@@ -2896,7 +2896,7 @@
           <w:color w:val="000000"/>
           <w:kern w:val="0"/>
           <w:lang w:val="es-ES" w:eastAsia="es-ES"/>
-          <w14:ligatures w14:val="none"/>
+          <ns2:ligatures ns2:val="none"/>
         </w:rPr>
         <w:t xml:space="preserve"/>
       </w:r>
@@ -2906,7 +2906,7 @@
           <w:color w:val="000000"/>
           <w:kern w:val="0"/>
           <w:lang w:val="es-ES" w:eastAsia="es-ES"/>
-          <w14:ligatures w14:val="none"/>
+          <ns2:ligatures ns2:val="none"/>
         </w:rPr>
         <w:t xml:space="preserve"/>
       </w:r>
@@ -2916,7 +2916,7 @@
           <w:color w:val="000000"/>
           <w:kern w:val="0"/>
           <w:lang w:val="es-ES" w:eastAsia="es-ES"/>
-          <w14:ligatures w14:val="none"/>
+          <ns2:ligatures ns2:val="none"/>
         </w:rPr>
         <w:t xml:space="preserve"/>
       </w:r>
@@ -2926,7 +2926,7 @@
           <w:color w:val="000000"/>
           <w:kern w:val="0"/>
           <w:lang w:val="es-ES" w:eastAsia="es-ES"/>
-          <w14:ligatures w14:val="none"/>
+          <ns2:ligatures ns2:val="none"/>
         </w:rPr>
         <w:t xml:space="preserve"/>
       </w:r>
@@ -2936,7 +2936,7 @@
           <w:color w:val="000000"/>
           <w:kern w:val="0"/>
           <w:lang w:val="es-ES" w:eastAsia="es-ES"/>
-          <w14:ligatures w14:val="none"/>
+          <ns2:ligatures ns2:val="none"/>
         </w:rPr>
         <w:t xml:space="preserve"/>
       </w:r>
@@ -2946,7 +2946,7 @@
           <w:color w:val="000000"/>
           <w:kern w:val="0"/>
           <w:lang w:eastAsia="es-ES"/>
-          <w14:ligatures w14:val="none"/>
+          <ns2:ligatures ns2:val="none"/>
         </w:rPr>
         <w:t xml:space="preserve"/>
       </w:r>
@@ -2956,7 +2956,7 @@
           <w:color w:val="000000"/>
           <w:kern w:val="0"/>
           <w:lang w:val="es-ES" w:eastAsia="es-ES"/>
-          <w14:ligatures w14:val="none"/>
+          <ns2:ligatures ns2:val="none"/>
         </w:rPr>
         <w:t xml:space="preserve"/>
       </w:r>
@@ -2966,7 +2966,7 @@
           <w:color w:val="000000"/>
           <w:kern w:val="0"/>
           <w:lang w:eastAsia="es-ES"/>
-          <w14:ligatures w14:val="none"/>
+          <ns2:ligatures ns2:val="none"/>
         </w:rPr>
         <w:t/>
       </w:r>
@@ -2976,7 +2976,7 @@
           <w:color w:val="000000"/>
           <w:kern w:val="0"/>
           <w:lang w:val="es-ES" w:eastAsia="es-ES"/>
-          <w14:ligatures w14:val="none"/>
+          <ns2:ligatures ns2:val="none"/>
         </w:rPr>
         <w:t xml:space="preserve"/>
       </w:r>
@@ -2986,7 +2986,7 @@
           <w:color w:val="000000"/>
           <w:kern w:val="0"/>
           <w:lang w:val="es-ES" w:eastAsia="es-ES"/>
-          <w14:ligatures w14:val="none"/>
+          <ns2:ligatures ns2:val="none"/>
         </w:rPr>
         <w:t xml:space="preserve"/>
       </w:r>
@@ -2996,7 +2996,7 @@
           <w:color w:val="000000"/>
           <w:kern w:val="0"/>
           <w:lang w:eastAsia="es-ES"/>
-          <w14:ligatures w14:val="none"/>
+          <ns2:ligatures ns2:val="none"/>
         </w:rPr>
         <w:t/>
       </w:r>
@@ -3006,7 +3006,7 @@
           <w:color w:val="000000"/>
           <w:kern w:val="0"/>
           <w:lang w:eastAsia="es-ES"/>
-          <w14:ligatures w14:val="none"/>
+          <ns2:ligatures ns2:val="none"/>
         </w:rPr>
         <w:t/>
       </w:r>
@@ -3017,7 +3017,7 @@
           <w:color w:val="000000"/>
           <w:kern w:val="0"/>
           <w:lang w:eastAsia="es-ES"/>
-          <w14:ligatures w14:val="none"/>
+          <ns2:ligatures ns2:val="none"/>
         </w:rPr>
         <w:t/>
       </w:r>
@@ -3028,7 +3028,7 @@
           <w:color w:val="000000"/>
           <w:kern w:val="0"/>
           <w:lang w:eastAsia="es-ES"/>
-          <w14:ligatures w14:val="none"/>
+          <ns2:ligatures ns2:val="none"/>
         </w:rPr>
         <w:t/>
       </w:r>
@@ -3038,7 +3038,7 @@
           <w:color w:val="000000"/>
           <w:kern w:val="0"/>
           <w:lang w:eastAsia="es-ES"/>
-          <w14:ligatures w14:val="none"/>
+          <ns2:ligatures ns2:val="none"/>
         </w:rPr>
         <w:t/>
       </w:r>
@@ -3048,7 +3048,7 @@
           <w:color w:val="000000"/>
           <w:kern w:val="0"/>
           <w:lang w:eastAsia="es-ES"/>
-          <w14:ligatures w14:val="none"/>
+          <ns2:ligatures ns2:val="none"/>
         </w:rPr>
         <w:t xml:space="preserve"/>
       </w:r>
@@ -3058,7 +3058,7 @@
           <w:color w:val="000000"/>
           <w:kern w:val="0"/>
           <w:lang w:eastAsia="es-ES"/>
-          <w14:ligatures w14:val="none"/>
+          <ns2:ligatures ns2:val="none"/>
         </w:rPr>
         <w:t/>
       </w:r>
@@ -3068,12 +3068,12 @@
           <w:color w:val="000000"/>
           <w:kern w:val="0"/>
           <w:lang w:val="es-ES" w:eastAsia="es-ES"/>
-          <w14:ligatures w14:val="none"/>
+          <ns2:ligatures ns2:val="none"/>
         </w:rPr>
         <w:t/>
       </w:r>
     </w:p>
-    <w:p>
+    <w:p ns2:paraId="66005174" ns2:textId="77777777">
       <w:pPr>
         <w:spacing w:after="0" w:line="240" w:lineRule="auto"/>
         <w:contextualSpacing/>
@@ -3084,11 +3084,11 @@
           <w:color w:val="000000"/>
           <w:kern w:val="0"/>
           <w:lang w:eastAsia="es-PE"/>
-          <w14:ligatures w14:val="none"/>
-        </w:rPr>
-      </w:pPr>
-    </w:p>
-    <w:p>
+          <ns2:ligatures ns2:val="none"/>
+        </w:rPr>
+      </w:pPr>
+    </w:p>
+    <w:p ns2:paraId="3541B1F9" ns2:textId="77777777">
       <w:pPr>
         <w:numPr>
           <w:ilvl w:val="0"/>
@@ -3103,22 +3103,22 @@
           <w:color w:val="000000"/>
           <w:kern w:val="0"/>
           <w:lang w:eastAsia="es-PE"/>
-          <w14:ligatures w14:val="none"/>
-        </w:rPr>
-      </w:pPr>
-      <w:r>
-        <w:rPr>
-          <w:rFonts w:ascii="Arial Narrow" w:eastAsia="Arial Narrow" w:hAnsi="Arial Narrow" w:cs="Arial Narrow"/>
-          <w:b/>
-          <w:color w:val="000000"/>
-          <w:kern w:val="0"/>
-          <w:lang w:eastAsia="es-PE"/>
-          <w14:ligatures w14:val="none"/>
+          <ns2:ligatures ns2:val="none"/>
+        </w:rPr>
+      </w:pPr>
+      <w:r>
+        <w:rPr>
+          <w:rFonts w:ascii="Arial Narrow" w:eastAsia="Arial Narrow" w:hAnsi="Arial Narrow" w:cs="Arial Narrow"/>
+          <w:b/>
+          <w:color w:val="000000"/>
+          <w:kern w:val="0"/>
+          <w:lang w:eastAsia="es-PE"/>
+          <ns2:ligatures ns2:val="none"/>
         </w:rPr>
         <w:t>DE LA ADMISIÓN A TRÁMITE DE LA DENUNCIA</w:t>
       </w:r>
     </w:p>
-    <w:p>
+    <w:p ns2:paraId="34556756" ns2:textId="77777777">
       <w:pPr>
         <w:spacing w:after="0" w:line="240" w:lineRule="auto"/>
         <w:ind w:left="567"/>
@@ -3130,11 +3130,11 @@
           <w:color w:val="000000"/>
           <w:kern w:val="0"/>
           <w:lang w:eastAsia="es-PE"/>
-          <w14:ligatures w14:val="none"/>
-        </w:rPr>
-      </w:pPr>
-    </w:p>
-    <w:p>
+          <ns2:ligatures ns2:val="none"/>
+        </w:rPr>
+      </w:pPr>
+    </w:p>
+    <w:p ns2:paraId="5F4266A4" ns2:textId="6B25CB2D">
       <w:pPr>
         <w:pStyle w:val="Prrafodelista"/>
         <w:numPr>
@@ -3147,7 +3147,7 @@
         <w:rPr>
           <w:rFonts w:ascii="Arial Narrow" w:eastAsia="Arial Narrow" w:hAnsi="Arial Narrow" w:cs="Arial Narrow"/>
           <w:kern w:val="0"/>
-          <w14:ligatures w14:val="none"/>
+          <ns2:ligatures ns2:val="none"/>
         </w:rPr>
       </w:pPr>
       <w:bookmarkStart w:id="2" w:name="_Hlk140755208"/>
@@ -3159,7 +3159,7 @@
           <w:color w:val="000000"/>
           <w:kern w:val="0"/>
           <w:lang w:eastAsia="es-PE"/>
-          <w14:ligatures w14:val="none"/>
+          <ns2:ligatures ns2:val="none"/>
         </w:rPr>
         <w:t>La Secretaría Técnica de la Comisión de Protección al Consumidor 1 (en adelante, la Secretaría Técnica), en ejercicio de sus facultades</w:t>
       </w:r>
@@ -3172,7 +3172,7 @@
           <w:rFonts w:ascii="Arial Narrow" w:eastAsia="Arial Narrow" w:hAnsi="Arial Narrow" w:cs="Arial Narrow"/>
           <w:kern w:val="0"/>
           <w:vertAlign w:val="superscript"/>
-          <w14:ligatures w14:val="none"/>
+          <ns2:ligatures ns2:val="none"/>
         </w:rPr>
         <w:footnoteReference w:id="3"/>
       </w:r>
@@ -3182,7 +3182,7 @@
           <w:color w:val="000000"/>
           <w:kern w:val="0"/>
           <w:lang w:eastAsia="es-PE"/>
-          <w14:ligatures w14:val="none"/>
+          <ns2:ligatures ns2:val="none"/>
         </w:rPr>
         <w:t xml:space="preserve">, </w:t>
       </w:r>
@@ -3192,7 +3192,7 @@
           <w:color w:val="000000"/>
           <w:kern w:val="0"/>
           <w:lang w:eastAsia="es-PE"/>
-          <w14:ligatures w14:val="none"/>
+          <ns2:ligatures ns2:val="none"/>
         </w:rPr>
         <w:t xml:space="preserve">considera </w:t>
       </w:r>
@@ -3200,7 +3200,7 @@
         <w:rPr>
           <w:rFonts w:ascii="Arial Narrow" w:eastAsia="Arial Narrow" w:hAnsi="Arial Narrow" w:cs="Arial Narrow"/>
           <w:kern w:val="0"/>
-          <w14:ligatures w14:val="none"/>
+          <ns2:ligatures ns2:val="none"/>
         </w:rPr>
         <w:t xml:space="preserve">que el hecho denunciado, consistente en que </w:t>
       </w:r>
@@ -3210,7 +3210,7 @@
           <w:kern w:val="0"/>
           <w:shd w:val="clear" w:color="auto" w:fill="FFFFFF"/>
           <w:lang w:eastAsia="es-PE"/>
-          <w14:ligatures w14:val="none"/>
+          <ns2:ligatures ns2:val="none"/>
         </w:rPr>
         <w:t xml:space="preserve">la Empresa de Crédito Vívela S.A. no habría cumplido con trasladar los pagos de las primas pagadas por el denunciante por la Póliza </w:t>
       </w:r>
@@ -3221,7 +3221,7 @@
           <w:kern w:val="0"/>
           <w:shd w:val="clear" w:color="auto" w:fill="FFFFFF"/>
           <w:lang w:eastAsia="es-PE"/>
-          <w14:ligatures w14:val="none"/>
+          <ns2:ligatures ns2:val="none"/>
         </w:rPr>
         <w:t/>
       </w:r>
@@ -3232,7 +3232,7 @@
           <w:kern w:val="0"/>
           <w:shd w:val="clear" w:color="auto" w:fill="FFFFFF"/>
           <w:lang w:eastAsia="es-PE"/>
-          <w14:ligatures w14:val="none"/>
+          <ns2:ligatures ns2:val="none"/>
         </w:rPr>
         <w:t xml:space="preserve"> 230198521, generando que no obtenga la cobertura ante el siniestro del 13 de marzo de 2025</w:t>
       </w:r>
@@ -3240,7 +3240,7 @@
         <w:rPr>
           <w:rFonts w:ascii="Arial Narrow" w:eastAsia="Arial Narrow" w:hAnsi="Arial Narrow" w:cs="Arial Narrow"/>
           <w:kern w:val="0"/>
-          <w14:ligatures w14:val="none"/>
+          <ns2:ligatures ns2:val="none"/>
         </w:rPr>
         <w:t>; involucraría una presunta afectación a sus expectativas, quien no habría encontrado una correspondencia entre lo que esperaba recibir de parte del proveedor y lo que realmente recibió. Por consiguiente, corresponde calificar el hecho materia de denuncia como una presunta infracción al deber de idoneidad, tipificado en los artículos 18</w:t>
       </w:r>
@@ -3250,7 +3250,7 @@
           <w:color w:val="000000"/>
           <w:kern w:val="0"/>
           <w:lang w:eastAsia="es-PE"/>
-          <w14:ligatures w14:val="none"/>
+          <ns2:ligatures ns2:val="none"/>
         </w:rPr>
         <w:t/>
       </w:r>
@@ -3258,7 +3258,7 @@
         <w:rPr>
           <w:rFonts w:ascii="Arial Narrow" w:eastAsia="Arial Narrow" w:hAnsi="Arial Narrow" w:cs="Arial Narrow"/>
           <w:kern w:val="0"/>
-          <w14:ligatures w14:val="none"/>
+          <ns2:ligatures ns2:val="none"/>
         </w:rPr>
         <w:t xml:space="preserve"> y 19</w:t>
       </w:r>
@@ -3268,7 +3268,7 @@
           <w:color w:val="000000"/>
           <w:kern w:val="0"/>
           <w:lang w:eastAsia="es-PE"/>
-          <w14:ligatures w14:val="none"/>
+          <ns2:ligatures ns2:val="none"/>
         </w:rPr>
         <w:t/>
       </w:r>
@@ -3276,7 +3276,7 @@
         <w:rPr>
           <w:rFonts w:ascii="Arial Narrow" w:eastAsia="Arial Narrow" w:hAnsi="Arial Narrow" w:cs="Arial Narrow"/>
           <w:kern w:val="0"/>
-          <w14:ligatures w14:val="none"/>
+          <ns2:ligatures ns2:val="none"/>
         </w:rPr>
         <w:t xml:space="preserve"> del Código</w:t>
       </w:r>
@@ -3286,7 +3286,7 @@
           <w:rFonts w:ascii="Arial Narrow" w:eastAsia="Arial Narrow" w:hAnsi="Arial Narrow" w:cs="Arial"/>
           <w:kern w:val="0"/>
           <w:vertAlign w:val="superscript"/>
-          <w14:ligatures w14:val="none"/>
+          <ns2:ligatures ns2:val="none"/>
         </w:rPr>
         <w:footnoteReference w:id="4"/>
       </w:r>
@@ -3294,7 +3294,7 @@
         <w:rPr>
           <w:rFonts w:ascii="Arial Narrow" w:eastAsia="Arial Narrow" w:hAnsi="Arial Narrow" w:cs="Arial Narrow"/>
           <w:kern w:val="0"/>
-          <w14:ligatures w14:val="none"/>
+          <ns2:ligatures ns2:val="none"/>
         </w:rPr>
         <w:t>.</w:t>
       </w:r>
@@ -3302,23 +3302,23 @@
         <w:rPr>
           <w:rFonts w:ascii="Arial Narrow" w:eastAsia="Arial Narrow" w:hAnsi="Arial Narrow" w:cs="Arial Narrow"/>
           <w:kern w:val="0"/>
-          <w14:ligatures w14:val="none"/>
+          <ns2:ligatures ns2:val="none"/>
         </w:rPr>
         <w:t xml:space="preserve"> </w:t>
       </w:r>
     </w:p>
-    <w:p>
-      <w:pPr>
-        <w:spacing w:after="0" w:line="240" w:lineRule="auto"/>
-        <w:jc w:val="both"/>
-        <w:rPr>
-          <w:rFonts w:ascii="Arial Narrow" w:eastAsia="Arial Narrow" w:hAnsi="Arial Narrow" w:cs="Arial Narrow"/>
-          <w:kern w:val="0"/>
-          <w14:ligatures w14:val="none"/>
-        </w:rPr>
-      </w:pPr>
-    </w:p>
-    <w:p>
+    <w:p ns2:paraId="116891C0" ns2:textId="77777777">
+      <w:pPr>
+        <w:spacing w:after="0" w:line="240" w:lineRule="auto"/>
+        <w:jc w:val="both"/>
+        <w:rPr>
+          <w:rFonts w:ascii="Arial Narrow" w:eastAsia="Arial Narrow" w:hAnsi="Arial Narrow" w:cs="Arial Narrow"/>
+          <w:kern w:val="0"/>
+          <ns2:ligatures ns2:val="none"/>
+        </w:rPr>
+      </w:pPr>
+    </w:p>
+    <w:p ns2:paraId="6F5903EC" ns2:textId="049FF88D">
       <w:pPr>
         <w:pStyle w:val="Prrafodelista"/>
         <w:numPr>
@@ -3331,14 +3331,14 @@
         <w:rPr>
           <w:rFonts w:ascii="Arial Narrow" w:eastAsia="Arial Narrow" w:hAnsi="Arial Narrow" w:cs="Arial Narrow"/>
           <w:kern w:val="0"/>
-          <w14:ligatures w14:val="none"/>
-        </w:rPr>
-      </w:pPr>
-      <w:r>
-        <w:rPr>
-          <w:rFonts w:ascii="Arial Narrow" w:eastAsia="Arial Narrow" w:hAnsi="Arial Narrow" w:cs="Arial Narrow"/>
-          <w:kern w:val="0"/>
-          <w14:ligatures w14:val="none"/>
+          <ns2:ligatures ns2:val="none"/>
+        </w:rPr>
+      </w:pPr>
+      <w:r>
+        <w:rPr>
+          <w:rFonts w:ascii="Arial Narrow" w:eastAsia="Arial Narrow" w:hAnsi="Arial Narrow" w:cs="Arial Narrow"/>
+          <w:kern w:val="0"/>
+          <ns2:ligatures ns2:val="none"/>
         </w:rPr>
         <w:t xml:space="preserve">Así también, </w:t>
       </w:r>
@@ -3346,7 +3346,7 @@
         <w:rPr>
           <w:rFonts w:ascii="Arial Narrow" w:eastAsia="Arial Narrow" w:hAnsi="Arial Narrow" w:cs="Arial Narrow"/>
           <w:kern w:val="0"/>
-          <w14:ligatures w14:val="none"/>
+          <ns2:ligatures ns2:val="none"/>
         </w:rPr>
         <w:t xml:space="preserve">la Secretaría Técnica, en ejercicio de sus facultades, </w:t>
       </w:r>
@@ -3356,7 +3356,7 @@
           <w:color w:val="000000"/>
           <w:kern w:val="0"/>
           <w:lang w:eastAsia="es-PE"/>
-          <w14:ligatures w14:val="none"/>
+          <ns2:ligatures ns2:val="none"/>
         </w:rPr>
         <w:t xml:space="preserve">considera </w:t>
       </w:r>
@@ -3364,7 +3364,7 @@
         <w:rPr>
           <w:rFonts w:ascii="Arial Narrow" w:eastAsia="Arial Narrow" w:hAnsi="Arial Narrow" w:cs="Arial Narrow"/>
           <w:kern w:val="0"/>
-          <w14:ligatures w14:val="none"/>
+          <ns2:ligatures ns2:val="none"/>
         </w:rPr>
         <w:t>que el hecho denunciado</w:t>
       </w:r>
@@ -3374,7 +3374,7 @@
           <w:color w:val="000000"/>
           <w:kern w:val="0"/>
           <w:lang w:eastAsia="es-PE"/>
-          <w14:ligatures w14:val="none"/>
+          <ns2:ligatures ns2:val="none"/>
         </w:rPr>
         <w:t>, consistente</w:t>
       </w:r>
@@ -3384,7 +3384,7 @@
           <w:color w:val="000000"/>
           <w:kern w:val="0"/>
           <w:lang w:eastAsia="es-PE"/>
-          <w14:ligatures w14:val="none"/>
+          <ns2:ligatures ns2:val="none"/>
         </w:rPr>
         <w:t xml:space="preserve"> en que </w:t>
       </w:r>
@@ -3395,7 +3395,7 @@
           <w:kern w:val="0"/>
           <w:shd w:val="clear" w:color="auto" w:fill="FFFFFF"/>
           <w:lang w:eastAsia="es-PE"/>
-          <w14:ligatures w14:val="none"/>
+          <ns2:ligatures ns2:val="none"/>
         </w:rPr>
         <w:t>la Empresa de Crédito Vívela S.A. habría brindado una respuesta inadecuada al reclamo presentado por la denunciante el 25 de marzo de 2025</w:t>
       </w:r>
@@ -3405,7 +3405,7 @@
           <w:color w:val="000000"/>
           <w:kern w:val="0"/>
           <w:lang w:eastAsia="es-PE"/>
-          <w14:ligatures w14:val="none"/>
+          <ns2:ligatures ns2:val="none"/>
         </w:rPr>
         <w:t>. Por consiguiente, corresponde calificar el hecho materia de denuncia como una presunta infracción al</w:t>
       </w:r>
@@ -3413,7 +3413,7 @@
         <w:rPr>
           <w:rFonts w:ascii="Arial Narrow" w:eastAsia="Arial Narrow" w:hAnsi="Arial Narrow" w:cs="Arial Narrow"/>
           <w:kern w:val="0"/>
-          <w14:ligatures w14:val="none"/>
+          <ns2:ligatures ns2:val="none"/>
         </w:rPr>
         <w:t xml:space="preserve"> numeral 88.1</w:t>
       </w:r>
@@ -3423,7 +3423,7 @@
           <w:kern w:val="0"/>
           <w:shd w:val="clear" w:color="auto" w:fill="FFFFFF"/>
           <w:lang w:eastAsia="es-PE"/>
-          <w14:ligatures w14:val="none"/>
+          <ns2:ligatures ns2:val="none"/>
         </w:rPr>
         <w:t/>
       </w:r>
@@ -3431,7 +3431,7 @@
         <w:rPr>
           <w:rFonts w:ascii="Arial Narrow" w:eastAsia="Arial Narrow" w:hAnsi="Arial Narrow" w:cs="Arial Narrow"/>
           <w:kern w:val="0"/>
-          <w14:ligatures w14:val="none"/>
+          <ns2:ligatures ns2:val="none"/>
         </w:rPr>
         <w:t xml:space="preserve"> del artículo 88</w:t>
       </w:r>
@@ -3441,7 +3441,7 @@
           <w:kern w:val="0"/>
           <w:shd w:val="clear" w:color="auto" w:fill="FFFFFF"/>
           <w:lang w:eastAsia="es-PE"/>
-          <w14:ligatures w14:val="none"/>
+          <ns2:ligatures ns2:val="none"/>
         </w:rPr>
         <w:t/>
       </w:r>
@@ -3449,7 +3449,7 @@
         <w:rPr>
           <w:rFonts w:ascii="Arial Narrow" w:eastAsia="Arial Narrow" w:hAnsi="Arial Narrow" w:cs="Arial Narrow"/>
           <w:kern w:val="0"/>
-          <w14:ligatures w14:val="none"/>
+          <ns2:ligatures ns2:val="none"/>
         </w:rPr>
         <w:t xml:space="preserve"> del Código</w:t>
       </w:r>
@@ -3459,7 +3459,7 @@
           <w:rFonts w:ascii="Arial Narrow" w:eastAsia="Arial Narrow" w:hAnsi="Arial Narrow" w:cs="Arial"/>
           <w:kern w:val="0"/>
           <w:vertAlign w:val="superscript"/>
-          <w14:ligatures w14:val="none"/>
+          <ns2:ligatures ns2:val="none"/>
         </w:rPr>
         <w:footnoteReference w:id="5"/>
       </w:r>
@@ -3467,7 +3467,7 @@
         <w:rPr>
           <w:rFonts w:ascii="Arial Narrow" w:eastAsia="Arial Narrow" w:hAnsi="Arial Narrow" w:cs="Arial Narrow"/>
           <w:kern w:val="0"/>
-          <w14:ligatures w14:val="none"/>
+          <ns2:ligatures ns2:val="none"/>
         </w:rPr>
         <w:t>.</w:t>
       </w:r>
@@ -3478,23 +3478,23 @@
           <w:color w:val="000000"/>
           <w:kern w:val="0"/>
           <w:lang w:eastAsia="es-PE"/>
-          <w14:ligatures w14:val="none"/>
+          <ns2:ligatures ns2:val="none"/>
         </w:rPr>
         <w:t xml:space="preserve"> </w:t>
       </w:r>
     </w:p>
-    <w:p>
-      <w:pPr>
-        <w:spacing w:after="0" w:line="240" w:lineRule="auto"/>
-        <w:jc w:val="both"/>
-        <w:rPr>
-          <w:rFonts w:ascii="Arial Narrow" w:eastAsia="Arial Narrow" w:hAnsi="Arial Narrow" w:cs="Arial Narrow"/>
-          <w:kern w:val="0"/>
-          <w14:ligatures w14:val="none"/>
-        </w:rPr>
-      </w:pPr>
-    </w:p>
-    <w:p>
+    <w:p ns2:paraId="33DE58AD" ns2:textId="77777777">
+      <w:pPr>
+        <w:spacing w:after="0" w:line="240" w:lineRule="auto"/>
+        <w:jc w:val="both"/>
+        <w:rPr>
+          <w:rFonts w:ascii="Arial Narrow" w:eastAsia="Arial Narrow" w:hAnsi="Arial Narrow" w:cs="Arial Narrow"/>
+          <w:kern w:val="0"/>
+          <ns2:ligatures ns2:val="none"/>
+        </w:rPr>
+      </w:pPr>
+    </w:p>
+    <w:p ns2:paraId="44F874A3" ns2:textId="3504833E">
       <w:pPr>
         <w:pStyle w:val="Prrafodelista"/>
         <w:numPr>
@@ -3507,14 +3507,14 @@
         <w:rPr>
           <w:rFonts w:ascii="Arial Narrow" w:eastAsia="Arial Narrow" w:hAnsi="Arial Narrow" w:cs="Arial Narrow"/>
           <w:kern w:val="0"/>
-          <w14:ligatures w14:val="none"/>
-        </w:rPr>
-      </w:pPr>
-      <w:r>
-        <w:rPr>
-          <w:rFonts w:ascii="Arial Narrow" w:eastAsia="Arial Narrow" w:hAnsi="Arial Narrow" w:cs="Arial Narrow"/>
-          <w:kern w:val="0"/>
-          <w14:ligatures w14:val="none"/>
+          <ns2:ligatures ns2:val="none"/>
+        </w:rPr>
+      </w:pPr>
+      <w:r>
+        <w:rPr>
+          <w:rFonts w:ascii="Arial Narrow" w:eastAsia="Arial Narrow" w:hAnsi="Arial Narrow" w:cs="Arial Narrow"/>
+          <w:kern w:val="0"/>
+          <ns2:ligatures ns2:val="none"/>
         </w:rPr>
         <w:t xml:space="preserve">Asimismo, la Secretaría Técnica, en ejercicio de sus facultades, </w:t>
       </w:r>
@@ -3524,7 +3524,7 @@
           <w:color w:val="000000"/>
           <w:kern w:val="0"/>
           <w:lang w:eastAsia="es-PE"/>
-          <w14:ligatures w14:val="none"/>
+          <ns2:ligatures ns2:val="none"/>
         </w:rPr>
         <w:t xml:space="preserve">considera </w:t>
       </w:r>
@@ -3532,7 +3532,7 @@
         <w:rPr>
           <w:rFonts w:ascii="Arial Narrow" w:eastAsia="Arial Narrow" w:hAnsi="Arial Narrow" w:cs="Arial Narrow"/>
           <w:kern w:val="0"/>
-          <w14:ligatures w14:val="none"/>
+          <ns2:ligatures ns2:val="none"/>
         </w:rPr>
         <w:t>que el hecho denunciado</w:t>
       </w:r>
@@ -3542,7 +3542,7 @@
           <w:color w:val="000000"/>
           <w:kern w:val="0"/>
           <w:lang w:eastAsia="es-PE"/>
-          <w14:ligatures w14:val="none"/>
+          <ns2:ligatures ns2:val="none"/>
         </w:rPr>
         <w:t>, consistente</w:t>
       </w:r>
@@ -3552,7 +3552,7 @@
           <w:color w:val="000000"/>
           <w:kern w:val="0"/>
           <w:lang w:eastAsia="es-PE"/>
-          <w14:ligatures w14:val="none"/>
+          <ns2:ligatures ns2:val="none"/>
         </w:rPr>
         <w:t xml:space="preserve"> en que </w:t>
       </w:r>
@@ -3563,7 +3563,7 @@
           <w:kern w:val="0"/>
           <w:shd w:val="clear" w:color="auto" w:fill="FFFFFF"/>
           <w:lang w:eastAsia="es-PE"/>
-          <w14:ligatures w14:val="none"/>
+          <ns2:ligatures ns2:val="none"/>
         </w:rPr>
         <w:t>la Empresa de Crédito Vívela S.A. no habría brindado una respuesta dentro del plazo legal al reclamo presentado por la denunciante el 25 de marzo de 2025</w:t>
       </w:r>
@@ -3573,7 +3573,7 @@
           <w:color w:val="000000"/>
           <w:kern w:val="0"/>
           <w:lang w:eastAsia="es-PE"/>
-          <w14:ligatures w14:val="none"/>
+          <ns2:ligatures ns2:val="none"/>
         </w:rPr>
         <w:t>. Por consiguiente, corresponde calificar el hecho materia de denuncia como una presunta infracción al</w:t>
       </w:r>
@@ -3581,7 +3581,7 @@
         <w:rPr>
           <w:rFonts w:ascii="Arial Narrow" w:eastAsia="Arial Narrow" w:hAnsi="Arial Narrow" w:cs="Arial Narrow"/>
           <w:kern w:val="0"/>
-          <w14:ligatures w14:val="none"/>
+          <ns2:ligatures ns2:val="none"/>
         </w:rPr>
         <w:t xml:space="preserve"> numeral 88.1</w:t>
       </w:r>
@@ -3591,7 +3591,7 @@
           <w:kern w:val="0"/>
           <w:shd w:val="clear" w:color="auto" w:fill="FFFFFF"/>
           <w:lang w:eastAsia="es-PE"/>
-          <w14:ligatures w14:val="none"/>
+          <ns2:ligatures ns2:val="none"/>
         </w:rPr>
         <w:t/>
       </w:r>
@@ -3599,7 +3599,7 @@
         <w:rPr>
           <w:rFonts w:ascii="Arial Narrow" w:eastAsia="Arial Narrow" w:hAnsi="Arial Narrow" w:cs="Arial Narrow"/>
           <w:kern w:val="0"/>
-          <w14:ligatures w14:val="none"/>
+          <ns2:ligatures ns2:val="none"/>
         </w:rPr>
         <w:t xml:space="preserve"> del artículo 88</w:t>
       </w:r>
@@ -3609,7 +3609,7 @@
           <w:kern w:val="0"/>
           <w:shd w:val="clear" w:color="auto" w:fill="FFFFFF"/>
           <w:lang w:eastAsia="es-PE"/>
-          <w14:ligatures w14:val="none"/>
+          <ns2:ligatures ns2:val="none"/>
         </w:rPr>
         <w:t/>
       </w:r>
@@ -3617,7 +3617,7 @@
         <w:rPr>
           <w:rFonts w:ascii="Arial Narrow" w:eastAsia="Arial Narrow" w:hAnsi="Arial Narrow" w:cs="Arial Narrow"/>
           <w:kern w:val="0"/>
-          <w14:ligatures w14:val="none"/>
+          <ns2:ligatures ns2:val="none"/>
         </w:rPr>
         <w:t xml:space="preserve"> del Código</w:t>
       </w:r>
@@ -3625,12 +3625,12 @@
         <w:rPr>
           <w:rFonts w:ascii="Arial Narrow" w:eastAsia="Arial Narrow" w:hAnsi="Arial Narrow" w:cs="Arial Narrow"/>
           <w:kern w:val="0"/>
-          <w14:ligatures w14:val="none"/>
+          <ns2:ligatures ns2:val="none"/>
         </w:rPr>
         <w:t>.</w:t>
       </w:r>
     </w:p>
-    <w:p>
+    <w:p ns2:paraId="432038D6" ns2:textId="0A9F6D75">
       <w:pPr>
         <w:pStyle w:val="Prrafodelista"/>
         <w:spacing w:after="0" w:line="240" w:lineRule="auto"/>
@@ -3640,11 +3640,11 @@
           <w:rFonts w:ascii="Arial Narrow" w:eastAsia="Calibri" w:hAnsi="Arial Narrow" w:cs="Arial Narrow"/>
           <w:kern w:val="0"/>
           <w:lang w:eastAsia="es-PE"/>
-          <w14:ligatures w14:val="none"/>
-        </w:rPr>
-      </w:pPr>
-    </w:p>
-    <w:p>
+          <ns2:ligatures ns2:val="none"/>
+        </w:rPr>
+      </w:pPr>
+    </w:p>
+    <w:p ns2:paraId="463134E5" ns2:textId="77777777">
       <w:pPr>
         <w:pStyle w:val="Prrafodelista"/>
         <w:numPr>
@@ -3658,7 +3658,7 @@
           <w:rFonts w:ascii="Arial Narrow" w:eastAsia="Calibri" w:hAnsi="Arial Narrow" w:cs="Arial Narrow"/>
           <w:kern w:val="0"/>
           <w:lang w:eastAsia="es-PE"/>
-          <w14:ligatures w14:val="none"/>
+          <ns2:ligatures ns2:val="none"/>
         </w:rPr>
       </w:pPr>
       <w:r>
@@ -3667,7 +3667,7 @@
           <w:color w:val="000000"/>
           <w:kern w:val="0"/>
           <w:lang w:eastAsia="es-PE"/>
-          <w14:ligatures w14:val="none"/>
+          <ns2:ligatures ns2:val="none"/>
         </w:rPr>
         <w:t>En tanto la denuncia reúne los requisitos establecidos por la norma citada, corresponde admitirla a trámite</w:t>
       </w:r>
@@ -3677,7 +3677,7 @@
           <w:rFonts w:ascii="Arial Narrow" w:eastAsia="Arial Narrow" w:hAnsi="Arial Narrow" w:cs="Arial Narrow"/>
           <w:kern w:val="0"/>
           <w:vertAlign w:val="superscript"/>
-          <w14:ligatures w14:val="none"/>
+          <ns2:ligatures ns2:val="none"/>
         </w:rPr>
         <w:footnoteReference w:id="6"/>
       </w:r>
@@ -3687,12 +3687,12 @@
           <w:color w:val="000000"/>
           <w:kern w:val="0"/>
           <w:lang w:eastAsia="es-PE"/>
-          <w14:ligatures w14:val="none"/>
+          <ns2:ligatures ns2:val="none"/>
         </w:rPr>
         <w:t>.</w:t>
       </w:r>
     </w:p>
-    <w:p>
+    <w:p ns2:paraId="68C71625" ns2:textId="77777777">
       <w:pPr>
         <w:spacing w:after="0" w:line="240" w:lineRule="auto"/>
         <w:ind w:left="567"/>
@@ -3703,11 +3703,11 @@
           <w:color w:val="000000"/>
           <w:kern w:val="0"/>
           <w:lang w:eastAsia="es-PE"/>
-          <w14:ligatures w14:val="none"/>
-        </w:rPr>
-      </w:pPr>
-    </w:p>
-    <w:p>
+          <ns2:ligatures ns2:val="none"/>
+        </w:rPr>
+      </w:pPr>
+    </w:p>
+    <w:p ns2:paraId="38A98B4B" ns2:textId="77777777">
       <w:pPr>
         <w:numPr>
           <w:ilvl w:val="0"/>
@@ -3722,17 +3722,17 @@
           <w:color w:val="000000"/>
           <w:kern w:val="0"/>
           <w:lang w:eastAsia="es-PE"/>
-          <w14:ligatures w14:val="none"/>
-        </w:rPr>
-      </w:pPr>
-      <w:r>
-        <w:rPr>
-          <w:rFonts w:ascii="Arial Narrow" w:eastAsia="Arial Narrow" w:hAnsi="Arial Narrow" w:cs="Arial Narrow"/>
-          <w:b/>
-          <w:color w:val="000000"/>
-          <w:kern w:val="0"/>
-          <w:lang w:eastAsia="es-PE"/>
-          <w14:ligatures w14:val="none"/>
+          <ns2:ligatures ns2:val="none"/>
+        </w:rPr>
+      </w:pPr>
+      <w:r>
+        <w:rPr>
+          <w:rFonts w:ascii="Arial Narrow" w:eastAsia="Arial Narrow" w:hAnsi="Arial Narrow" w:cs="Arial Narrow"/>
+          <w:b/>
+          <w:color w:val="000000"/>
+          <w:kern w:val="0"/>
+          <w:lang w:eastAsia="es-PE"/>
+          <ns2:ligatures ns2:val="none"/>
         </w:rPr>
         <w:t>REQUERIMIENTO DE INFORMACI</w:t>
       </w:r>
@@ -3743,7 +3743,7 @@
           <w:color w:val="000000"/>
           <w:kern w:val="0"/>
           <w:lang w:eastAsia="es-PE"/>
-          <w14:ligatures w14:val="none"/>
+          <ns2:ligatures ns2:val="none"/>
         </w:rPr>
         <w:t>Ó</w:t>
       </w:r>
@@ -3754,12 +3754,12 @@
           <w:color w:val="000000"/>
           <w:kern w:val="0"/>
           <w:lang w:eastAsia="es-PE"/>
-          <w14:ligatures w14:val="none"/>
+          <ns2:ligatures ns2:val="none"/>
         </w:rPr>
         <w:t>N</w:t>
       </w:r>
     </w:p>
-    <w:p>
+    <w:p ns2:paraId="5B518DC4" ns2:textId="77777777">
       <w:pPr>
         <w:spacing w:after="0" w:line="240" w:lineRule="auto"/>
         <w:jc w:val="both"/>
@@ -3768,11 +3768,11 @@
           <w:color w:val="000000"/>
           <w:kern w:val="0"/>
           <w:lang w:val="es-ES" w:eastAsia="es-ES"/>
-          <w14:ligatures w14:val="none"/>
-        </w:rPr>
-      </w:pPr>
-    </w:p>
-    <w:p>
+          <ns2:ligatures ns2:val="none"/>
+        </w:rPr>
+      </w:pPr>
+    </w:p>
+    <w:p ns2:paraId="2BA0C043" ns2:textId="0A244F64">
       <w:pPr>
         <w:pStyle w:val="Prrafodelista"/>
         <w:numPr>
@@ -3787,7 +3787,7 @@
           <w:color w:val="000000"/>
           <w:kern w:val="0"/>
           <w:lang w:val="es-ES" w:eastAsia="es-ES"/>
-          <w14:ligatures w14:val="none"/>
+          <ns2:ligatures ns2:val="none"/>
         </w:rPr>
       </w:pPr>
       <w:r>
@@ -3796,7 +3796,7 @@
           <w:color w:val="000000"/>
           <w:kern w:val="0"/>
           <w:lang w:val="es-ES" w:eastAsia="es-ES"/>
-          <w14:ligatures w14:val="none"/>
+          <ns2:ligatures ns2:val="none"/>
         </w:rPr>
         <w:t xml:space="preserve">A efectos </w:t>
       </w:r>
@@ -3806,7 +3806,7 @@
           <w:color w:val="000000"/>
           <w:kern w:val="0"/>
           <w:lang w:val="es-ES" w:eastAsia="es-ES"/>
-          <w14:ligatures w14:val="none"/>
+          <ns2:ligatures ns2:val="none"/>
         </w:rPr>
         <w:t xml:space="preserve">de tener mayores elementos que sirvan para la resolución definitiva del presente caso, </w:t>
       </w:r>
@@ -3816,7 +3816,7 @@
           <w:color w:val="000000"/>
           <w:kern w:val="0"/>
           <w:lang w:val="es-ES" w:eastAsia="es-ES"/>
-          <w14:ligatures w14:val="none"/>
+          <ns2:ligatures ns2:val="none"/>
         </w:rPr>
         <w:t xml:space="preserve">la Secretaría Técnica, </w:t>
       </w:r>
@@ -3826,7 +3826,7 @@
           <w:color w:val="000000"/>
           <w:kern w:val="0"/>
           <w:lang w:val="es-ES" w:eastAsia="es-ES"/>
-          <w14:ligatures w14:val="none"/>
+          <ns2:ligatures ns2:val="none"/>
         </w:rPr>
         <w:t xml:space="preserve">en ejercicio de las facultades que la ley </w:t>
       </w:r>
@@ -3836,7 +3836,7 @@
           <w:color w:val="000000"/>
           <w:kern w:val="0"/>
           <w:lang w:val="es-ES" w:eastAsia="es-ES"/>
-          <w14:ligatures w14:val="none"/>
+          <ns2:ligatures ns2:val="none"/>
         </w:rPr>
         <w:t>le confiere, conviene requerir a</w:t>
       </w:r>
@@ -3846,7 +3846,7 @@
           <w:color w:val="000000"/>
           <w:kern w:val="0"/>
           <w:lang w:val="es-ES" w:eastAsia="es-ES"/>
-          <w14:ligatures w14:val="none"/>
+          <ns2:ligatures ns2:val="none"/>
         </w:rPr>
         <w:t xml:space="preserve">l </w:t>
       </w:r>
@@ -3856,7 +3856,7 @@
           <w:color w:val="000000"/>
           <w:kern w:val="0"/>
           <w:lang w:val="es-ES" w:eastAsia="es-ES"/>
-          <w14:ligatures w14:val="none"/>
+          <ns2:ligatures ns2:val="none"/>
         </w:rPr>
         <w:t>proveedore denunciados que, en un plazo no mayor de cinco (5</w:t>
       </w:r>
@@ -3866,7 +3866,7 @@
           <w:color w:val="000000"/>
           <w:kern w:val="0"/>
           <w:lang w:val="es-ES" w:eastAsia="es-ES"/>
-          <w14:ligatures w14:val="none"/>
+          <ns2:ligatures ns2:val="none"/>
         </w:rPr>
         <w:t xml:space="preserve">) días hábiles contado a partir del día </w:t>
       </w:r>
@@ -3876,7 +3876,7 @@
           <w:color w:val="000000"/>
           <w:kern w:val="0"/>
           <w:lang w:val="es-ES" w:eastAsia="es-ES"/>
-          <w14:ligatures w14:val="none"/>
+          <ns2:ligatures ns2:val="none"/>
         </w:rPr>
         <w:t>siguiente de la notificación de la presente resolución, cumplan con lo siguiente</w:t>
       </w:r>
@@ -3886,7 +3886,7 @@
           <w:color w:val="000000"/>
           <w:kern w:val="0"/>
           <w:lang w:val="es-ES" w:eastAsia="es-ES"/>
-          <w14:ligatures w14:val="none"/>
+          <ns2:ligatures ns2:val="none"/>
         </w:rPr>
         <w:t xml:space="preserve">: (i) presentar una copia debidamente suscrita de la Póliza </w:t>
       </w:r>
@@ -3897,7 +3897,7 @@
           <w:color w:val="000000"/>
           <w:kern w:val="0"/>
           <w:lang w:eastAsia="es-ES"/>
-          <w14:ligatures w14:val="none"/>
+          <ns2:ligatures ns2:val="none"/>
         </w:rPr>
         <w:t/>
       </w:r>
@@ -3908,7 +3908,7 @@
           <w:color w:val="000000"/>
           <w:kern w:val="0"/>
           <w:lang w:eastAsia="es-ES"/>
-          <w14:ligatures w14:val="none"/>
+          <ns2:ligatures ns2:val="none"/>
         </w:rPr>
         <w:t xml:space="preserve"> </w:t>
       </w:r>
@@ -3918,7 +3918,7 @@
           <w:color w:val="000000"/>
           <w:kern w:val="0"/>
           <w:lang w:eastAsia="es-ES"/>
-          <w14:ligatures w14:val="none"/>
+          <ns2:ligatures ns2:val="none"/>
         </w:rPr>
         <w:t xml:space="preserve">230198521 </w:t>
       </w:r>
@@ -3928,7 +3928,7 @@
           <w:color w:val="000000"/>
           <w:kern w:val="0"/>
           <w:lang w:val="es-ES" w:eastAsia="es-ES"/>
-          <w14:ligatures w14:val="none"/>
+          <ns2:ligatures ns2:val="none"/>
         </w:rPr>
         <w:t xml:space="preserve">del </w:t>
       </w:r>
@@ -3938,7 +3938,7 @@
           <w:color w:val="000000"/>
           <w:kern w:val="0"/>
           <w:lang w:eastAsia="es-ES"/>
-          <w14:ligatures w14:val="none"/>
+          <ns2:ligatures ns2:val="none"/>
         </w:rPr>
         <w:t xml:space="preserve">Seguro de Inmueble </w:t>
       </w:r>
@@ -3948,7 +3948,7 @@
           <w:color w:val="000000"/>
           <w:kern w:val="0"/>
           <w:lang w:val="es-ES" w:eastAsia="es-ES"/>
-          <w14:ligatures w14:val="none"/>
+          <ns2:ligatures ns2:val="none"/>
         </w:rPr>
         <w:t>materia de denuncia; y, (</w:t>
       </w:r>
@@ -3959,7 +3959,7 @@
           <w:color w:val="000000"/>
           <w:kern w:val="0"/>
           <w:lang w:val="es-ES" w:eastAsia="es-ES"/>
-          <w14:ligatures w14:val="none"/>
+          <ns2:ligatures ns2:val="none"/>
         </w:rPr>
         <w:t>ii</w:t>
       </w:r>
@@ -3970,12 +3970,12 @@
           <w:color w:val="000000"/>
           <w:kern w:val="0"/>
           <w:lang w:val="es-ES" w:eastAsia="es-ES"/>
-          <w14:ligatures w14:val="none"/>
+          <ns2:ligatures ns2:val="none"/>
         </w:rPr>
         <w:t>) presentar todas las comunicaciones cursadas con la parte denunciante en virtud de los hechos materia de denuncia.</w:t>
       </w:r>
     </w:p>
-    <w:p>
+    <w:p ns2:paraId="50FC9318" ns2:textId="77777777">
       <w:pPr>
         <w:pStyle w:val="Prrafodelista"/>
         <w:spacing w:after="0" w:line="240" w:lineRule="auto"/>
@@ -3987,11 +3987,11 @@
           <w:kern w:val="0"/>
           <w:u w:val="single"/>
           <w:lang w:val="es-ES" w:eastAsia="es-ES"/>
-          <w14:ligatures w14:val="none"/>
-        </w:rPr>
-      </w:pPr>
-    </w:p>
-    <w:p>
+          <ns2:ligatures ns2:val="none"/>
+        </w:rPr>
+      </w:pPr>
+    </w:p>
+    <w:p ns2:paraId="3375B134" ns2:textId="77777777">
       <w:pPr>
         <w:spacing w:after="0" w:line="240" w:lineRule="auto"/>
         <w:jc w:val="both"/>
@@ -4000,11 +4000,11 @@
           <w:color w:val="000000"/>
           <w:kern w:val="0"/>
           <w:lang w:val="es-ES" w:eastAsia="es-ES"/>
-          <w14:ligatures w14:val="none"/>
-        </w:rPr>
-      </w:pPr>
-    </w:p>
-    <w:p>
+          <ns2:ligatures ns2:val="none"/>
+        </w:rPr>
+      </w:pPr>
+    </w:p>
+    <w:p ns2:paraId="2A119386" ns2:textId="77777777">
       <w:pPr>
         <w:numPr>
           <w:ilvl w:val="0"/>
@@ -4019,36 +4019,36 @@
           <w:color w:val="000000"/>
           <w:kern w:val="0"/>
           <w:lang w:eastAsia="es-PE"/>
-          <w14:ligatures w14:val="none"/>
-        </w:rPr>
-      </w:pPr>
-      <w:r>
-        <w:rPr>
-          <w:rFonts w:ascii="Arial Narrow" w:eastAsia="Arial Narrow" w:hAnsi="Arial Narrow" w:cs="Arial Narrow"/>
-          <w:b/>
-          <w:color w:val="000000"/>
-          <w:kern w:val="0"/>
-          <w:lang w:eastAsia="es-PE"/>
-          <w14:ligatures w14:val="none"/>
+          <ns2:ligatures ns2:val="none"/>
+        </w:rPr>
+      </w:pPr>
+      <w:r>
+        <w:rPr>
+          <w:rFonts w:ascii="Arial Narrow" w:eastAsia="Arial Narrow" w:hAnsi="Arial Narrow" w:cs="Arial Narrow"/>
+          <w:b/>
+          <w:color w:val="000000"/>
+          <w:kern w:val="0"/>
+          <w:lang w:eastAsia="es-PE"/>
+          <ns2:ligatures ns2:val="none"/>
         </w:rPr>
         <w:t xml:space="preserve">RESOLUCIÓN DE LA SECRETARÍA TÉCNICA </w:t>
       </w:r>
     </w:p>
-    <w:p>
-      <w:pPr>
-        <w:spacing w:after="0" w:line="240" w:lineRule="auto"/>
-        <w:jc w:val="both"/>
-        <w:rPr>
-          <w:rFonts w:ascii="Arial Narrow" w:eastAsia="Arial Narrow" w:hAnsi="Arial Narrow" w:cs="Arial Narrow"/>
-          <w:b/>
-          <w:color w:val="000000"/>
-          <w:kern w:val="0"/>
-          <w:lang w:eastAsia="es-PE"/>
-          <w14:ligatures w14:val="none"/>
-        </w:rPr>
-      </w:pPr>
-    </w:p>
-    <w:p>
+    <w:p ns2:paraId="7F554EB2" ns2:textId="77777777">
+      <w:pPr>
+        <w:spacing w:after="0" w:line="240" w:lineRule="auto"/>
+        <w:jc w:val="both"/>
+        <w:rPr>
+          <w:rFonts w:ascii="Arial Narrow" w:eastAsia="Arial Narrow" w:hAnsi="Arial Narrow" w:cs="Arial Narrow"/>
+          <w:b/>
+          <w:color w:val="000000"/>
+          <w:kern w:val="0"/>
+          <w:lang w:eastAsia="es-PE"/>
+          <ns2:ligatures ns2:val="none"/>
+        </w:rPr>
+      </w:pPr>
+    </w:p>
+    <w:p ns2:paraId="1705290B" ns2:textId="0DF1ABA7">
       <w:pPr>
         <w:spacing w:after="0" w:line="240" w:lineRule="auto"/>
         <w:jc w:val="both"/>
@@ -4057,17 +4057,17 @@
           <w:color w:val="000000"/>
           <w:kern w:val="0"/>
           <w:lang w:eastAsia="es-PE"/>
-          <w14:ligatures w14:val="none"/>
-        </w:rPr>
-      </w:pPr>
-      <w:r>
-        <w:rPr>
-          <w:rFonts w:ascii="Arial Narrow" w:eastAsia="Arial Narrow" w:hAnsi="Arial Narrow" w:cs="Arial Narrow"/>
-          <w:b/>
-          <w:color w:val="000000"/>
-          <w:kern w:val="0"/>
-          <w:lang w:eastAsia="es-PE"/>
-          <w14:ligatures w14:val="none"/>
+          <ns2:ligatures ns2:val="none"/>
+        </w:rPr>
+      </w:pPr>
+      <w:r>
+        <w:rPr>
+          <w:rFonts w:ascii="Arial Narrow" w:eastAsia="Arial Narrow" w:hAnsi="Arial Narrow" w:cs="Arial Narrow"/>
+          <w:b/>
+          <w:color w:val="000000"/>
+          <w:kern w:val="0"/>
+          <w:lang w:eastAsia="es-PE"/>
+          <ns2:ligatures ns2:val="none"/>
         </w:rPr>
         <w:t xml:space="preserve">PRIMERO: admitir a trámite la denuncia del 20 de junio de 2025, interpuesta por la señora [DENUNCIANTE] contra la Empresa de Crédito Vívela S.A., por lo siguiente:</w:t>
       </w:r>
@@ -4078,7 +4078,7 @@
           <w:color w:val="000000"/>
           <w:kern w:val="0"/>
           <w:lang w:eastAsia="es-PE"/>
-          <w14:ligatures w14:val="none"/>
+          <ns2:ligatures ns2:val="none"/>
         </w:rPr>
         <w:t xml:space="preserve"/>
       </w:r>
@@ -4090,7 +4090,7 @@
           <w:kern w:val="0"/>
           <w:shd w:val="clear" w:color="auto" w:fill="FFFFFF"/>
           <w:lang w:eastAsia="es-PE"/>
-          <w14:ligatures w14:val="none"/>
+          <ns2:ligatures ns2:val="none"/>
         </w:rPr>
         <w:t xml:space="preserve"/>
       </w:r>
@@ -4100,7 +4100,7 @@
           <w:color w:val="000000"/>
           <w:kern w:val="0"/>
           <w:lang w:val="es-ES" w:eastAsia="es-ES"/>
-          <w14:ligatures w14:val="none"/>
+          <ns2:ligatures ns2:val="none"/>
         </w:rPr>
         <w:t xml:space="preserve"/>
       </w:r>
@@ -4110,7 +4110,7 @@
           <w:color w:val="000000"/>
           <w:kern w:val="0"/>
           <w:lang w:val="es-ES" w:eastAsia="es-ES"/>
-          <w14:ligatures w14:val="none"/>
+          <ns2:ligatures ns2:val="none"/>
         </w:rPr>
         <w:t/>
       </w:r>
@@ -4120,7 +4120,7 @@
           <w:color w:val="000000"/>
           <w:kern w:val="0"/>
           <w:lang w:val="es-ES" w:eastAsia="es-ES"/>
-          <w14:ligatures w14:val="none"/>
+          <ns2:ligatures ns2:val="none"/>
         </w:rPr>
         <w:t xml:space="preserve"/>
       </w:r>
@@ -4131,7 +4131,7 @@
           <w:kern w:val="0"/>
           <w:shd w:val="clear" w:color="auto" w:fill="FFFFFF"/>
           <w:lang w:eastAsia="es-PE"/>
-          <w14:ligatures w14:val="none"/>
+          <ns2:ligatures ns2:val="none"/>
         </w:rPr>
         <w:t xml:space="preserve"/>
       </w:r>
@@ -4141,7 +4141,7 @@
           <w:bCs/>
           <w:spacing w:val="-3"/>
           <w:kern w:val="0"/>
-          <w14:ligatures w14:val="none"/>
+          <ns2:ligatures ns2:val="none"/>
         </w:rPr>
         <w:t xml:space="preserve"/>
       </w:r>
@@ -4152,7 +4152,7 @@
           <w:kern w:val="0"/>
           <w:shd w:val="clear" w:color="auto" w:fill="FFFFFF"/>
           <w:lang w:eastAsia="es-PE"/>
-          <w14:ligatures w14:val="none"/>
+          <ns2:ligatures ns2:val="none"/>
         </w:rPr>
         <w:t/>
       </w:r>
@@ -4163,7 +4163,7 @@
           <w:kern w:val="0"/>
           <w:shd w:val="clear" w:color="auto" w:fill="FFFFFF"/>
           <w:lang w:eastAsia="es-PE"/>
-          <w14:ligatures w14:val="none"/>
+          <ns2:ligatures ns2:val="none"/>
         </w:rPr>
         <w:t xml:space="preserve"/>
       </w:r>
@@ -4174,7 +4174,7 @@
           <w:kern w:val="0"/>
           <w:shd w:val="clear" w:color="auto" w:fill="FFFFFF"/>
           <w:lang w:eastAsia="es-PE"/>
-          <w14:ligatures w14:val="none"/>
+          <ns2:ligatures ns2:val="none"/>
         </w:rPr>
         <w:t xml:space="preserve"/>
       </w:r>
@@ -4206,12 +4206,12 @@
           <w:kern w:val="0"/>
           <w:shd w:val="clear" w:color="auto" w:fill="FFFFFF"/>
           <w:lang w:eastAsia="es-PE"/>
-          <w14:ligatures w14:val="none"/>
+          <ns2:ligatures ns2:val="none"/>
         </w:rPr>
         <w:t/>
       </w:r>
     </w:p>
-    <w:p>
+    <w:p ns2:paraId="3C0457A6" ns2:textId="77777777">
       <w:pPr>
         <w:spacing w:after="0" w:line="240" w:lineRule="auto"/>
         <w:jc w:val="both"/>
@@ -4220,11 +4220,11 @@
           <w:color w:val="000000"/>
           <w:kern w:val="0"/>
           <w:lang w:eastAsia="es-PE"/>
-          <w14:ligatures w14:val="none"/>
-        </w:rPr>
-      </w:pPr>
-    </w:p>
-    <w:p>
+          <ns2:ligatures ns2:val="none"/>
+        </w:rPr>
+      </w:pPr>
+    </w:p>
+    <w:p ns2:paraId="4F3EF841" ns2:textId="7EE4896B">
       <w:pPr>
         <w:pStyle w:val="Prrafodelista"/>
         <w:numPr>
@@ -4242,7 +4242,7 @@
           <w:rFonts w:ascii="Arial Narrow" w:eastAsia="Calibri" w:hAnsi="Arial Narrow" w:cs="Arial Narrow"/>
           <w:kern w:val="0"/>
           <w:lang w:eastAsia="es-PE"/>
-          <w14:ligatures w14:val="none"/>
+          <ns2:ligatures ns2:val="none"/>
         </w:rPr>
       </w:pPr>
       <w:r>
@@ -4251,7 +4251,7 @@
           <w:color w:val="000000"/>
           <w:kern w:val="0"/>
           <w:lang w:eastAsia="es-PE"/>
-          <w14:ligatures w14:val="none"/>
+          <ns2:ligatures ns2:val="none"/>
         </w:rPr>
         <w:t>Presunta</w:t>
       </w:r>
@@ -4261,7 +4261,7 @@
           <w:kern w:val="0"/>
           <w:shd w:val="clear" w:color="auto" w:fill="FFFFFF"/>
           <w:lang w:eastAsia="es-PE"/>
-          <w14:ligatures w14:val="none"/>
+          <ns2:ligatures ns2:val="none"/>
         </w:rPr>
         <w:t xml:space="preserve"> infracción a los artículos 18 y 19</w:t>
       </w:r>
@@ -4270,7 +4270,7 @@
           <w:rFonts w:ascii="Arial Narrow" w:eastAsia="Calibri" w:hAnsi="Arial Narrow" w:cs="Arial Narrow"/>
           <w:kern w:val="0"/>
           <w:lang w:eastAsia="es-PE"/>
-          <w14:ligatures w14:val="none"/>
+          <ns2:ligatures ns2:val="none"/>
         </w:rPr>
         <w:t xml:space="preserve"> de </w:t>
       </w:r>
@@ -4280,7 +4280,7 @@
           <w:kern w:val="0"/>
           <w:shd w:val="clear" w:color="auto" w:fill="FFFFFF"/>
           <w:lang w:eastAsia="es-PE"/>
-          <w14:ligatures w14:val="none"/>
+          <ns2:ligatures ns2:val="none"/>
         </w:rPr>
         <w:t xml:space="preserve">la Ley 29571, Código de Protección y Defensa del Consumidor, en tanto </w:t>
       </w:r>
@@ -4290,7 +4290,7 @@
           <w:kern w:val="0"/>
           <w:shd w:val="clear" w:color="auto" w:fill="FFFFFF"/>
           <w:lang w:eastAsia="es-PE"/>
-          <w14:ligatures w14:val="none"/>
+          <ns2:ligatures ns2:val="none"/>
         </w:rPr>
         <w:t xml:space="preserve">la </w:t>
       </w:r>
@@ -4314,7 +4314,7 @@
           <w:color w:val="000000"/>
           <w:kern w:val="0"/>
           <w:lang w:val="es-ES" w:eastAsia="es-ES"/>
-          <w14:ligatures w14:val="none"/>
+          <ns2:ligatures ns2:val="none"/>
         </w:rPr>
         <w:t xml:space="preserve">Póliza </w:t>
       </w:r>
@@ -4325,7 +4325,7 @@
           <w:color w:val="000000"/>
           <w:kern w:val="0"/>
           <w:lang w:eastAsia="es-ES"/>
-          <w14:ligatures w14:val="none"/>
+          <ns2:ligatures ns2:val="none"/>
         </w:rPr>
         <w:t/>
       </w:r>
@@ -4336,7 +4336,7 @@
           <w:color w:val="000000"/>
           <w:kern w:val="0"/>
           <w:lang w:eastAsia="es-ES"/>
-          <w14:ligatures w14:val="none"/>
+          <ns2:ligatures ns2:val="none"/>
         </w:rPr>
         <w:t xml:space="preserve"> 230198521, generando que no obtenga la cobertura ante el siniestro del 13 de marzo de 2025</w:t>
       </w:r>
@@ -4346,12 +4346,12 @@
           <w:color w:val="000000"/>
           <w:kern w:val="0"/>
           <w:lang w:eastAsia="es-ES"/>
-          <w14:ligatures w14:val="none"/>
+          <ns2:ligatures ns2:val="none"/>
         </w:rPr>
         <w:t>.</w:t>
       </w:r>
     </w:p>
-    <w:p>
+    <w:p ns2:paraId="0B345C15" ns2:textId="77777777">
       <w:pPr>
         <w:pStyle w:val="Prrafodelista"/>
         <w:spacing w:after="0" w:line="240" w:lineRule="auto"/>
@@ -4361,11 +4361,11 @@
           <w:rFonts w:ascii="Arial Narrow" w:eastAsia="Calibri" w:hAnsi="Arial Narrow" w:cs="Arial Narrow"/>
           <w:kern w:val="0"/>
           <w:lang w:eastAsia="es-PE"/>
-          <w14:ligatures w14:val="none"/>
-        </w:rPr>
-      </w:pPr>
-    </w:p>
-    <w:p>
+          <ns2:ligatures ns2:val="none"/>
+        </w:rPr>
+      </w:pPr>
+    </w:p>
+    <w:p ns2:paraId="08BEDA2A" ns2:textId="77777777">
       <w:pPr>
         <w:pStyle w:val="Prrafodelista"/>
         <w:numPr>
@@ -4382,7 +4382,7 @@
         <w:rPr>
           <w:rFonts w:ascii="Arial Narrow" w:eastAsia="Arial Narrow" w:hAnsi="Arial Narrow" w:cs="Arial Narrow"/>
           <w:kern w:val="0"/>
-          <w14:ligatures w14:val="none"/>
+          <ns2:ligatures ns2:val="none"/>
         </w:rPr>
       </w:pPr>
       <w:r>
@@ -4397,7 +4397,7 @@
           <w:kern w:val="0"/>
           <w:shd w:val="clear" w:color="auto" w:fill="FFFFFF"/>
           <w:lang w:eastAsia="es-PE"/>
-          <w14:ligatures w14:val="none"/>
+          <ns2:ligatures ns2:val="none"/>
         </w:rPr>
         <w:t/>
       </w:r>
@@ -4413,7 +4413,7 @@
           <w:kern w:val="0"/>
           <w:shd w:val="clear" w:color="auto" w:fill="FFFFFF"/>
           <w:lang w:eastAsia="es-PE"/>
-          <w14:ligatures w14:val="none"/>
+          <ns2:ligatures ns2:val="none"/>
         </w:rPr>
         <w:t/>
       </w:r>
@@ -4433,7 +4433,7 @@
         <w:rPr>
           <w:rFonts w:ascii="Arial Narrow" w:eastAsia="Arial Narrow" w:hAnsi="Arial Narrow" w:cs="Arial Narrow"/>
           <w:kern w:val="0"/>
-          <w14:ligatures w14:val="none"/>
+          <ns2:ligatures ns2:val="none"/>
         </w:rPr>
         <w:t xml:space="preserve">en tanto </w:t>
       </w:r>
@@ -4444,7 +4444,7 @@
           <w:kern w:val="0"/>
           <w:shd w:val="clear" w:color="auto" w:fill="FFFFFF"/>
           <w:lang w:eastAsia="es-PE"/>
-          <w14:ligatures w14:val="none"/>
+          <ns2:ligatures ns2:val="none"/>
         </w:rPr>
         <w:t>la</w:t>
       </w:r>
@@ -4462,7 +4462,7 @@
           <w:kern w:val="0"/>
           <w:shd w:val="clear" w:color="auto" w:fill="FFFFFF"/>
           <w:lang w:eastAsia="es-PE"/>
-          <w14:ligatures w14:val="none"/>
+          <ns2:ligatures ns2:val="none"/>
         </w:rPr>
         <w:t xml:space="preserve"> </w:t>
       </w:r>
@@ -4470,7 +4470,7 @@
         <w:rPr>
           <w:rFonts w:ascii="Arial Narrow" w:eastAsia="Arial Narrow" w:hAnsi="Arial Narrow" w:cs="Arial Narrow"/>
           <w:kern w:val="0"/>
-          <w14:ligatures w14:val="none"/>
+          <ns2:ligatures ns2:val="none"/>
         </w:rPr>
         <w:t>habría brindado una respuesta inadecuada al reclamo presentado por la denunciante el 25 de marzo de 2025</w:t>
       </w:r>
@@ -4478,12 +4478,12 @@
         <w:rPr>
           <w:rFonts w:ascii="Arial Narrow" w:eastAsia="Arial Narrow" w:hAnsi="Arial Narrow" w:cs="Arial Narrow"/>
           <w:kern w:val="0"/>
-          <w14:ligatures w14:val="none"/>
+          <ns2:ligatures ns2:val="none"/>
         </w:rPr>
         <w:t>.</w:t>
       </w:r>
     </w:p>
-    <w:p>
+    <w:p ns2:paraId="61FB8233" ns2:textId="77777777">
       <w:pPr>
         <w:pStyle w:val="Prrafodelista"/>
         <w:spacing w:after="0" w:line="240" w:lineRule="auto"/>
@@ -4493,11 +4493,11 @@
           <w:rFonts w:ascii="Arial Narrow" w:eastAsia="Calibri" w:hAnsi="Arial Narrow" w:cs="Arial Narrow"/>
           <w:kern w:val="0"/>
           <w:lang w:eastAsia="es-PE"/>
-          <w14:ligatures w14:val="none"/>
-        </w:rPr>
-      </w:pPr>
-    </w:p>
-    <w:p>
+          <ns2:ligatures ns2:val="none"/>
+        </w:rPr>
+      </w:pPr>
+    </w:p>
+    <w:p ns2:paraId="385210DC" ns2:textId="5A8A87FB">
       <w:pPr>
         <w:pStyle w:val="Prrafodelista"/>
         <w:numPr>
@@ -4514,7 +4514,7 @@
         <w:rPr>
           <w:rFonts w:ascii="Arial Narrow" w:eastAsia="Arial Narrow" w:hAnsi="Arial Narrow" w:cs="Arial Narrow"/>
           <w:kern w:val="0"/>
-          <w14:ligatures w14:val="none"/>
+          <ns2:ligatures ns2:val="none"/>
         </w:rPr>
       </w:pPr>
       <w:r>
@@ -4529,7 +4529,7 @@
           <w:kern w:val="0"/>
           <w:shd w:val="clear" w:color="auto" w:fill="FFFFFF"/>
           <w:lang w:eastAsia="es-PE"/>
-          <w14:ligatures w14:val="none"/>
+          <ns2:ligatures ns2:val="none"/>
         </w:rPr>
         <w:t/>
       </w:r>
@@ -4545,7 +4545,7 @@
           <w:kern w:val="0"/>
           <w:shd w:val="clear" w:color="auto" w:fill="FFFFFF"/>
           <w:lang w:eastAsia="es-PE"/>
-          <w14:ligatures w14:val="none"/>
+          <ns2:ligatures ns2:val="none"/>
         </w:rPr>
         <w:t/>
       </w:r>
@@ -4565,7 +4565,7 @@
         <w:rPr>
           <w:rFonts w:ascii="Arial Narrow" w:eastAsia="Arial Narrow" w:hAnsi="Arial Narrow" w:cs="Arial Narrow"/>
           <w:kern w:val="0"/>
-          <w14:ligatures w14:val="none"/>
+          <ns2:ligatures ns2:val="none"/>
         </w:rPr>
         <w:t xml:space="preserve">en tanto </w:t>
       </w:r>
@@ -4576,7 +4576,7 @@
           <w:kern w:val="0"/>
           <w:shd w:val="clear" w:color="auto" w:fill="FFFFFF"/>
           <w:lang w:eastAsia="es-PE"/>
-          <w14:ligatures w14:val="none"/>
+          <ns2:ligatures ns2:val="none"/>
         </w:rPr>
         <w:t>la</w:t>
       </w:r>
@@ -4594,7 +4594,7 @@
           <w:kern w:val="0"/>
           <w:shd w:val="clear" w:color="auto" w:fill="FFFFFF"/>
           <w:lang w:eastAsia="es-PE"/>
-          <w14:ligatures w14:val="none"/>
+          <ns2:ligatures ns2:val="none"/>
         </w:rPr>
         <w:t xml:space="preserve"> </w:t>
       </w:r>
@@ -4602,7 +4602,7 @@
         <w:rPr>
           <w:rFonts w:ascii="Arial Narrow" w:eastAsia="Arial Narrow" w:hAnsi="Arial Narrow" w:cs="Arial Narrow"/>
           <w:kern w:val="0"/>
-          <w14:ligatures w14:val="none"/>
+          <ns2:ligatures ns2:val="none"/>
         </w:rPr>
         <w:t>habría brindado una respuesta dentro del plazo legal al reclamo presentado por la denunciante el 25 de marzo de 2025</w:t>
       </w:r>
@@ -4610,12 +4610,12 @@
         <w:rPr>
           <w:rFonts w:ascii="Arial Narrow" w:eastAsia="Arial Narrow" w:hAnsi="Arial Narrow" w:cs="Arial Narrow"/>
           <w:kern w:val="0"/>
-          <w14:ligatures w14:val="none"/>
+          <ns2:ligatures ns2:val="none"/>
         </w:rPr>
         <w:t>.</w:t>
       </w:r>
     </w:p>
-    <w:p>
+    <w:p ns2:paraId="2EDB90E3" ns2:textId="77777777">
       <w:pPr>
         <w:pStyle w:val="Prrafodelista"/>
         <w:spacing w:after="0" w:line="240" w:lineRule="auto"/>
@@ -4625,28 +4625,28 @@
           <w:rFonts w:ascii="Arial Narrow" w:eastAsia="Calibri" w:hAnsi="Arial Narrow" w:cs="Arial Narrow"/>
           <w:kern w:val="0"/>
           <w:lang w:eastAsia="es-PE"/>
-          <w14:ligatures w14:val="none"/>
-        </w:rPr>
-      </w:pPr>
-    </w:p>
-    <w:p>
+          <ns2:ligatures ns2:val="none"/>
+        </w:rPr>
+      </w:pPr>
+    </w:p>
+    <w:p ns2:paraId="52908641" ns2:textId="6EADF362">
       <w:pPr>
         <w:spacing w:after="0" w:line="240" w:lineRule="auto"/>
         <w:jc w:val="both"/>
         <w:rPr>
           <w:rFonts w:ascii="Arial Narrow" w:eastAsia="Calibri" w:hAnsi="Arial Narrow" w:cs="Arial"/>
           <w:kern w:val="0"/>
-          <w14:ligatures w14:val="none"/>
-        </w:rPr>
-      </w:pPr>
-      <w:r>
-        <w:rPr>
-          <w:rFonts w:ascii="Arial Narrow" w:eastAsia="Arial Narrow" w:hAnsi="Arial Narrow" w:cs="Arial Narrow"/>
-          <w:b/>
-          <w:color w:val="000000"/>
-          <w:kern w:val="0"/>
-          <w:lang w:eastAsia="es-PE"/>
-          <w14:ligatures w14:val="none"/>
+          <ns2:ligatures ns2:val="none"/>
+        </w:rPr>
+      </w:pPr>
+      <w:r>
+        <w:rPr>
+          <w:rFonts w:ascii="Arial Narrow" w:eastAsia="Arial Narrow" w:hAnsi="Arial Narrow" w:cs="Arial Narrow"/>
+          <w:b/>
+          <w:color w:val="000000"/>
+          <w:kern w:val="0"/>
+          <w:lang w:eastAsia="es-PE"/>
+          <ns2:ligatures ns2:val="none"/>
         </w:rPr>
         <w:t>SEGUNDO</w:t>
       </w:r>
@@ -4657,7 +4657,7 @@
           <w:color w:val="000000"/>
           <w:kern w:val="0"/>
           <w:lang w:eastAsia="es-PE"/>
-          <w14:ligatures w14:val="none"/>
+          <ns2:ligatures ns2:val="none"/>
         </w:rPr>
         <w:t>:</w:t>
       </w:r>
@@ -4667,7 +4667,7 @@
           <w:color w:val="000000"/>
           <w:kern w:val="0"/>
           <w:lang w:eastAsia="es-PE"/>
-          <w14:ligatures w14:val="none"/>
+          <ns2:ligatures ns2:val="none"/>
         </w:rPr>
         <w:t xml:space="preserve"> tener por ofrecidos los medios probatorios presentados en el escrito de denuncia </w:t>
       </w:r>
@@ -4677,7 +4677,7 @@
           <w:color w:val="000000"/>
           <w:kern w:val="0"/>
           <w:lang w:val="es-ES" w:eastAsia="es-ES"/>
-          <w14:ligatures w14:val="none"/>
+          <ns2:ligatures ns2:val="none"/>
         </w:rPr>
         <w:t xml:space="preserve">del </w:t>
       </w:r>
@@ -4687,7 +4687,7 @@
           <w:color w:val="000000"/>
           <w:kern w:val="0"/>
           <w:lang w:val="es-ES" w:eastAsia="es-ES"/>
-          <w14:ligatures w14:val="none"/>
+          <ns2:ligatures ns2:val="none"/>
         </w:rPr>
         <w:t>20 de junio de 2025</w:t>
       </w:r>
@@ -4695,12 +4695,12 @@
         <w:rPr>
           <w:rFonts w:ascii="Arial Narrow" w:eastAsia="Calibri" w:hAnsi="Arial Narrow" w:cs="Arial"/>
           <w:kern w:val="0"/>
-          <w14:ligatures w14:val="none"/>
+          <ns2:ligatures ns2:val="none"/>
         </w:rPr>
         <w:t>.</w:t>
       </w:r>
     </w:p>
-    <w:p>
+    <w:p ns2:paraId="0D7B4681" ns2:textId="77777777">
       <w:pPr>
         <w:spacing w:line="240" w:lineRule="auto"/>
         <w:contextualSpacing/>
@@ -4710,30 +4710,30 @@
           <w:color w:val="000000"/>
           <w:kern w:val="0"/>
           <w:lang w:eastAsia="es-PE"/>
-          <w14:ligatures w14:val="none"/>
-        </w:rPr>
-      </w:pPr>
-    </w:p>
-    <w:p>
-      <w:pPr>
-        <w:spacing w:after="0" w:line="240" w:lineRule="auto"/>
-        <w:jc w:val="both"/>
-        <w:rPr>
-          <w:rFonts w:ascii="Arial Narrow" w:eastAsia="Arial Narrow" w:hAnsi="Arial Narrow" w:cs="Arial Narrow"/>
-          <w:color w:val="000000"/>
-          <w:kern w:val="0"/>
-          <w:lang w:eastAsia="es-PE"/>
-          <w14:ligatures w14:val="none"/>
-        </w:rPr>
-      </w:pPr>
-      <w:r>
-        <w:rPr>
-          <w:rFonts w:ascii="Arial Narrow" w:eastAsia="Arial Narrow" w:hAnsi="Arial Narrow" w:cs="Arial Narrow"/>
-          <w:b/>
-          <w:color w:val="000000"/>
-          <w:kern w:val="0"/>
-          <w:lang w:eastAsia="es-PE"/>
-          <w14:ligatures w14:val="none"/>
+          <ns2:ligatures ns2:val="none"/>
+        </w:rPr>
+      </w:pPr>
+    </w:p>
+    <w:p ns2:paraId="4D4C8300" ns2:textId="526BFE2D">
+      <w:pPr>
+        <w:spacing w:after="0" w:line="240" w:lineRule="auto"/>
+        <w:jc w:val="both"/>
+        <w:rPr>
+          <w:rFonts w:ascii="Arial Narrow" w:eastAsia="Arial Narrow" w:hAnsi="Arial Narrow" w:cs="Arial Narrow"/>
+          <w:color w:val="000000"/>
+          <w:kern w:val="0"/>
+          <w:lang w:eastAsia="es-PE"/>
+          <ns2:ligatures ns2:val="none"/>
+        </w:rPr>
+      </w:pPr>
+      <w:r>
+        <w:rPr>
+          <w:rFonts w:ascii="Arial Narrow" w:eastAsia="Arial Narrow" w:hAnsi="Arial Narrow" w:cs="Arial Narrow"/>
+          <w:b/>
+          <w:color w:val="000000"/>
+          <w:kern w:val="0"/>
+          <w:lang w:eastAsia="es-PE"/>
+          <ns2:ligatures ns2:val="none"/>
         </w:rPr>
         <w:t>TERCERO</w:t>
       </w:r>
@@ -4744,7 +4744,7 @@
           <w:color w:val="000000"/>
           <w:kern w:val="0"/>
           <w:lang w:eastAsia="es-PE"/>
-          <w14:ligatures w14:val="none"/>
+          <ns2:ligatures ns2:val="none"/>
         </w:rPr>
         <w:t xml:space="preserve">: </w:t>
       </w:r>
@@ -4754,7 +4754,7 @@
           <w:color w:val="000000"/>
           <w:kern w:val="0"/>
           <w:lang w:eastAsia="es-PE"/>
-          <w14:ligatures w14:val="none"/>
+          <ns2:ligatures ns2:val="none"/>
         </w:rPr>
         <w:t xml:space="preserve">requerir a </w:t>
       </w:r>
@@ -4765,7 +4765,7 @@
           <w:kern w:val="0"/>
           <w:shd w:val="clear" w:color="auto" w:fill="FFFFFF"/>
           <w:lang w:eastAsia="es-PE"/>
-          <w14:ligatures w14:val="none"/>
+          <ns2:ligatures ns2:val="none"/>
         </w:rPr>
         <w:t>la</w:t>
       </w:r>
@@ -4783,7 +4783,7 @@
           <w:kern w:val="0"/>
           <w:shd w:val="clear" w:color="auto" w:fill="FFFFFF"/>
           <w:lang w:eastAsia="es-PE"/>
-          <w14:ligatures w14:val="none"/>
+          <ns2:ligatures ns2:val="none"/>
         </w:rPr>
         <w:t xml:space="preserve"> </w:t>
       </w:r>
@@ -4793,12 +4793,12 @@
           <w:color w:val="000000"/>
           <w:kern w:val="0"/>
           <w:lang w:eastAsia="es-PE"/>
-          <w14:ligatures w14:val="none"/>
+          <ns2:ligatures ns2:val="none"/>
         </w:rPr>
         <w:t>que cumpla con lo siguiente:</w:t>
       </w:r>
     </w:p>
-    <w:p>
+    <w:p ns2:paraId="0B4A836D" ns2:textId="77777777">
       <w:pPr>
         <w:spacing w:after="0" w:line="240" w:lineRule="auto"/>
         <w:jc w:val="both"/>
@@ -4807,11 +4807,11 @@
           <w:color w:val="000000"/>
           <w:kern w:val="0"/>
           <w:lang w:eastAsia="es-PE"/>
-          <w14:ligatures w14:val="none"/>
-        </w:rPr>
-      </w:pPr>
-    </w:p>
-    <w:p>
+          <ns2:ligatures ns2:val="none"/>
+        </w:rPr>
+      </w:pPr>
+    </w:p>
+    <w:p ns2:paraId="44A099B4" ns2:textId="77777777">
       <w:pPr>
         <w:numPr>
           <w:ilvl w:val="0"/>
@@ -4825,21 +4825,21 @@
           <w:color w:val="000000"/>
           <w:kern w:val="0"/>
           <w:lang w:eastAsia="es-PE"/>
-          <w14:ligatures w14:val="none"/>
-        </w:rPr>
-      </w:pPr>
-      <w:r>
-        <w:rPr>
-          <w:rFonts w:ascii="Arial Narrow" w:eastAsia="Arial Narrow" w:hAnsi="Arial Narrow" w:cs="Arial Narrow"/>
-          <w:color w:val="000000"/>
-          <w:kern w:val="0"/>
-          <w:lang w:eastAsia="es-PE"/>
-          <w14:ligatures w14:val="none"/>
+          <ns2:ligatures ns2:val="none"/>
+        </w:rPr>
+      </w:pPr>
+      <w:r>
+        <w:rPr>
+          <w:rFonts w:ascii="Arial Narrow" w:eastAsia="Arial Narrow" w:hAnsi="Arial Narrow" w:cs="Arial Narrow"/>
+          <w:color w:val="000000"/>
+          <w:kern w:val="0"/>
+          <w:lang w:eastAsia="es-PE"/>
+          <ns2:ligatures ns2:val="none"/>
         </w:rPr>
         <w:t>presentar documentos que acrediten su inscripción en los Registros Públicos o una declaración jurada que indique que cuenta con dicha inscripción;</w:t>
       </w:r>
     </w:p>
-    <w:p>
+    <w:p ns2:paraId="60357591" ns2:textId="77777777">
       <w:pPr>
         <w:numPr>
           <w:ilvl w:val="0"/>
@@ -4853,21 +4853,21 @@
           <w:color w:val="000000"/>
           <w:kern w:val="0"/>
           <w:lang w:eastAsia="es-PE"/>
-          <w14:ligatures w14:val="none"/>
-        </w:rPr>
-      </w:pPr>
-      <w:r>
-        <w:rPr>
-          <w:rFonts w:ascii="Arial Narrow" w:eastAsia="Arial Narrow" w:hAnsi="Arial Narrow" w:cs="Arial Narrow"/>
-          <w:color w:val="000000"/>
-          <w:kern w:val="0"/>
-          <w:lang w:eastAsia="es-PE"/>
-          <w14:ligatures w14:val="none"/>
+          <ns2:ligatures ns2:val="none"/>
+        </w:rPr>
+      </w:pPr>
+      <w:r>
+        <w:rPr>
+          <w:rFonts w:ascii="Arial Narrow" w:eastAsia="Arial Narrow" w:hAnsi="Arial Narrow" w:cs="Arial Narrow"/>
+          <w:color w:val="000000"/>
+          <w:kern w:val="0"/>
+          <w:lang w:eastAsia="es-PE"/>
+          <ns2:ligatures ns2:val="none"/>
         </w:rPr>
         <w:t>presentar copia simple de las facultades de representación de su representante legal en el presente procedimiento o la declaración jurada que indique que cuenta con dichas facultades y que estas se encuentran vigentes;</w:t>
       </w:r>
     </w:p>
-    <w:p>
+    <w:p ns2:paraId="7DEC1A15" ns2:textId="77777777">
       <w:pPr>
         <w:numPr>
           <w:ilvl w:val="0"/>
@@ -4881,21 +4881,21 @@
           <w:color w:val="000000"/>
           <w:kern w:val="0"/>
           <w:lang w:eastAsia="es-PE"/>
-          <w14:ligatures w14:val="none"/>
-        </w:rPr>
-      </w:pPr>
-      <w:r>
-        <w:rPr>
-          <w:rFonts w:ascii="Arial Narrow" w:eastAsia="Arial Narrow" w:hAnsi="Arial Narrow" w:cs="Arial Narrow"/>
-          <w:color w:val="000000"/>
-          <w:kern w:val="0"/>
-          <w:lang w:eastAsia="es-PE"/>
-          <w14:ligatures w14:val="none"/>
+          <ns2:ligatures ns2:val="none"/>
+        </w:rPr>
+      </w:pPr>
+      <w:r>
+        <w:rPr>
+          <w:rFonts w:ascii="Arial Narrow" w:eastAsia="Arial Narrow" w:hAnsi="Arial Narrow" w:cs="Arial Narrow"/>
+          <w:color w:val="000000"/>
+          <w:kern w:val="0"/>
+          <w:lang w:eastAsia="es-PE"/>
+          <ns2:ligatures ns2:val="none"/>
         </w:rPr>
         <w:t>consignar el Número de Registro Único de Contribuyentes (RUC); y,</w:t>
       </w:r>
     </w:p>
-    <w:p>
+    <w:p ns2:paraId="65B192BC" ns2:textId="77777777">
       <w:pPr>
         <w:numPr>
           <w:ilvl w:val="0"/>
@@ -4907,16 +4907,16 @@
         <w:rPr>
           <w:rFonts w:ascii="Arial Narrow" w:eastAsia="Calibri" w:hAnsi="Arial Narrow" w:cs="Arial"/>
           <w:kern w:val="0"/>
-          <w14:ligatures w14:val="none"/>
-        </w:rPr>
-      </w:pPr>
-      <w:r>
-        <w:rPr>
-          <w:rFonts w:ascii="Arial Narrow" w:eastAsia="Arial Narrow" w:hAnsi="Arial Narrow" w:cs="Arial Narrow"/>
-          <w:color w:val="000000"/>
-          <w:kern w:val="0"/>
-          <w:lang w:eastAsia="es-PE"/>
-          <w14:ligatures w14:val="none"/>
+          <ns2:ligatures ns2:val="none"/>
+        </w:rPr>
+      </w:pPr>
+      <w:r>
+        <w:rPr>
+          <w:rFonts w:ascii="Arial Narrow" w:eastAsia="Arial Narrow" w:hAnsi="Arial Narrow" w:cs="Arial Narrow"/>
+          <w:color w:val="000000"/>
+          <w:kern w:val="0"/>
+          <w:lang w:eastAsia="es-PE"/>
+          <ns2:ligatures ns2:val="none"/>
         </w:rPr>
         <w:t>fijar domicilio procesal para el procedimiento, de conformidad con el numeral 1 del artículo 442</w:t>
       </w:r>
@@ -4926,7 +4926,7 @@
           <w:color w:val="000000"/>
           <w:kern w:val="0"/>
           <w:lang w:eastAsia="es-PE"/>
-          <w14:ligatures w14:val="none"/>
+          <ns2:ligatures ns2:val="none"/>
         </w:rPr>
         <w:t/>
       </w:r>
@@ -4936,7 +4936,7 @@
           <w:color w:val="000000"/>
           <w:kern w:val="0"/>
           <w:lang w:eastAsia="es-PE"/>
-          <w14:ligatures w14:val="none"/>
+          <ns2:ligatures ns2:val="none"/>
         </w:rPr>
         <w:t xml:space="preserve"> del Código Procesal Civil. </w:t>
       </w:r>
@@ -4944,7 +4944,7 @@
         <w:rPr>
           <w:rFonts w:ascii="Arial Narrow" w:eastAsia="Calibri" w:hAnsi="Arial Narrow" w:cs="Arial"/>
           <w:kern w:val="0"/>
-          <w14:ligatures w14:val="none"/>
+          <ns2:ligatures ns2:val="none"/>
         </w:rPr>
         <w:t>Para ello podrá señalar domicilio físico o una dirección electrónica a la que pueda remitirse las notificaciones</w:t>
       </w:r>
@@ -4953,12 +4953,12 @@
           <w:rFonts w:ascii="Arial Narrow" w:eastAsia="Arial" w:hAnsi="Arial Narrow" w:cs="Arial"/>
           <w:kern w:val="0"/>
           <w:lang w:val="es"/>
-          <w14:ligatures w14:val="none"/>
+          <ns2:ligatures ns2:val="none"/>
         </w:rPr>
         <w:t>;</w:t>
       </w:r>
     </w:p>
-    <w:p>
+    <w:p ns2:paraId="685720EB" ns2:textId="77777777">
       <w:pPr>
         <w:numPr>
           <w:ilvl w:val="0"/>
@@ -4970,14 +4970,14 @@
         <w:rPr>
           <w:rFonts w:ascii="Arial Narrow" w:eastAsia="Calibri" w:hAnsi="Arial Narrow" w:cs="Arial"/>
           <w:kern w:val="0"/>
-          <w14:ligatures w14:val="none"/>
+          <ns2:ligatures ns2:val="none"/>
         </w:rPr>
       </w:pPr>
       <w:r>
         <w:rPr>
           <w:rFonts w:ascii="Arial Narrow" w:eastAsia="Calibri" w:hAnsi="Arial Narrow" w:cs="Arial"/>
           <w:kern w:val="0"/>
-          <w14:ligatures w14:val="none"/>
+          <ns2:ligatures ns2:val="none"/>
         </w:rPr>
         <w:t xml:space="preserve">en caso califique como </w:t>
       </w:r>
@@ -4986,7 +4986,7 @@
         <w:rPr>
           <w:rFonts w:ascii="Arial Narrow" w:eastAsia="Calibri" w:hAnsi="Arial Narrow" w:cs="Arial"/>
           <w:kern w:val="0"/>
-          <w14:ligatures w14:val="none"/>
+          <ns2:ligatures ns2:val="none"/>
         </w:rPr>
         <w:t>micro empresa</w:t>
       </w:r>
@@ -4995,7 +4995,7 @@
         <w:rPr>
           <w:rFonts w:ascii="Arial Narrow" w:eastAsia="Calibri" w:hAnsi="Arial Narrow" w:cs="Arial"/>
           <w:kern w:val="0"/>
-          <w14:ligatures w14:val="none"/>
+          <ns2:ligatures ns2:val="none"/>
         </w:rPr>
         <w:t xml:space="preserve"> o pequeña empresa, presentar los documentos que acrediten su volumen de ventas o ingresos brutos percibidos el año anterior relativo a todas sus actividades económicas y el número de trabajadores con el que cuenta</w:t>
       </w:r>
@@ -5005,7 +5005,7 @@
           <w:rFonts w:ascii="Arial Narrow" w:eastAsia="Calibri" w:hAnsi="Arial Narrow" w:cs="Arial"/>
           <w:kern w:val="0"/>
           <w:vertAlign w:val="superscript"/>
-          <w14:ligatures w14:val="none"/>
+          <ns2:ligatures ns2:val="none"/>
         </w:rPr>
         <w:footnoteReference w:id="7"/>
       </w:r>
@@ -5013,7 +5013,7 @@
         <w:rPr>
           <w:rFonts w:ascii="Arial Narrow" w:eastAsia="Calibri" w:hAnsi="Arial Narrow" w:cs="Arial"/>
           <w:kern w:val="0"/>
-          <w14:ligatures w14:val="none"/>
+          <ns2:ligatures ns2:val="none"/>
         </w:rPr>
         <w:t>. Ello, a fin de que la Comisión pueda meritar dicha documentación, conforme lo establece el artículo 110</w:t>
       </w:r>
@@ -5023,7 +5023,7 @@
           <w:color w:val="000000"/>
           <w:kern w:val="0"/>
           <w:lang w:eastAsia="es-PE"/>
-          <w14:ligatures w14:val="none"/>
+          <ns2:ligatures ns2:val="none"/>
         </w:rPr>
         <w:t/>
       </w:r>
@@ -5031,7 +5031,7 @@
         <w:rPr>
           <w:rFonts w:ascii="Arial Narrow" w:eastAsia="Calibri" w:hAnsi="Arial Narrow" w:cs="Arial"/>
           <w:kern w:val="0"/>
-          <w14:ligatures w14:val="none"/>
+          <ns2:ligatures ns2:val="none"/>
         </w:rPr>
         <w:t xml:space="preserve"> del </w:t>
       </w:r>
@@ -5040,7 +5040,7 @@
           <w:rFonts w:ascii="Arial Narrow" w:eastAsia="Calibri" w:hAnsi="Arial Narrow" w:cs="Arial"/>
           <w:spacing w:val="-2"/>
           <w:kern w:val="0"/>
-          <w14:ligatures w14:val="none"/>
+          <ns2:ligatures ns2:val="none"/>
         </w:rPr>
         <w:t>Código</w:t>
       </w:r>
@@ -5051,7 +5051,7 @@
           <w:spacing w:val="-2"/>
           <w:kern w:val="0"/>
           <w:vertAlign w:val="superscript"/>
-          <w14:ligatures w14:val="none"/>
+          <ns2:ligatures ns2:val="none"/>
         </w:rPr>
         <w:footnoteReference w:id="8"/>
       </w:r>
@@ -5060,258 +5060,89 @@
           <w:rFonts w:ascii="Arial Narrow" w:eastAsia="Calibri" w:hAnsi="Arial Narrow" w:cs="Arial"/>
           <w:spacing w:val="-2"/>
           <w:kern w:val="0"/>
-          <w14:ligatures w14:val="none"/>
+          <ns2:ligatures ns2:val="none"/>
         </w:rPr>
         <w:t>.</w:t>
       </w:r>
     </w:p>
+    <w:p ns2:paraId="7196C36A" ns2:textId="77777777">
+      <w:pPr>
+        <w:spacing w:after="0" w:line="240" w:lineRule="auto"/>
+        <w:ind w:left="567"/>
+        <w:jc w:val="both"/>
+        <w:rPr>
+          <w:rFonts w:ascii="Arial Narrow" w:eastAsia="Arial Narrow" w:hAnsi="Arial Narrow" w:cs="Arial Narrow"/>
+          <w:color w:val="000000"/>
+          <w:kern w:val="0"/>
+          <w:lang w:eastAsia="es-PE"/>
+          <ns2:ligatures ns2:val="none"/>
+        </w:rPr>
+      </w:pPr>
+    </w:p>
     <w:p>
       <w:pPr>
         <w:spacing w:after="0" w:line="240" w:lineRule="auto"/>
-        <w:ind w:left="567"/>
-        <w:jc w:val="both"/>
-        <w:rPr>
-          <w:rFonts w:ascii="Arial Narrow" w:eastAsia="Arial Narrow" w:hAnsi="Arial Narrow" w:cs="Arial Narrow"/>
-          <w:color w:val="000000"/>
-          <w:kern w:val="0"/>
-          <w:lang w:eastAsia="es-PE"/>
-          <w14:ligatures w14:val="none"/>
-        </w:rPr>
-      </w:pPr>
-    </w:p>
-    <w:p>
-      <w:pPr>
-        <w:spacing w:after="0" w:line="240" w:lineRule="auto"/>
-        <w:jc w:val="both"/>
-        <w:rPr>
-          <w:rFonts w:ascii="Arial Narrow" w:eastAsia="Arial Narrow" w:hAnsi="Arial Narrow" w:cs="Arial Narrow"/>
-          <w:color w:val="000000"/>
-          <w:kern w:val="0"/>
-          <w:lang w:eastAsia="es-PE"/>
-          <w14:ligatures w14:val="none"/>
-        </w:rPr>
-      </w:pPr>
-      <w:r>
-        <w:rPr>
-          <w:rFonts w:ascii="Arial Narrow" w:eastAsia="Arial Narrow" w:hAnsi="Arial Narrow" w:cs="Arial Narrow"/>
-          <w:b/>
-          <w:color w:val="000000"/>
-          <w:kern w:val="0"/>
-          <w:lang w:eastAsia="es-PE"/>
-          <w14:ligatures w14:val="none"/>
-        </w:rPr>
-        <w:t>CUARTO</w:t>
-      </w:r>
-      <w:r>
-        <w:rPr>
-          <w:rFonts w:ascii="Arial Narrow" w:eastAsia="Arial Narrow" w:hAnsi="Arial Narrow" w:cs="Arial Narrow"/>
-          <w:b/>
-          <w:color w:val="000000"/>
-          <w:kern w:val="0"/>
-          <w:lang w:eastAsia="es-PE"/>
-          <w14:ligatures w14:val="none"/>
-        </w:rPr>
-        <w:t xml:space="preserve">: </w:t>
-      </w:r>
-      <w:r>
-        <w:rPr>
-          <w:rFonts w:ascii="Arial Narrow" w:eastAsia="Arial Narrow" w:hAnsi="Arial Narrow" w:cs="Arial Narrow"/>
-          <w:color w:val="000000"/>
-          <w:kern w:val="0"/>
-          <w:lang w:eastAsia="es-PE"/>
-          <w14:ligatures w14:val="none"/>
-        </w:rPr>
-        <w:t xml:space="preserve">correr traslado de la denuncia interpuesta </w:t>
-      </w:r>
-      <w:r>
+        <w:jc w:val="both"/>
+        <w:rPr>
+          <w:rFonts w:ascii="Arial Narrow" w:eastAsia="Arial Narrow" w:hAnsi="Arial Narrow" w:cs="Arial Narrow"/>
+          <w:color w:val="000000"/>
+          <w:kern w:val="0"/>
+          <w:lang w:eastAsia="es-PE"/>
+          <ns2:ligatures ns2:val="none"/>
+        </w:rPr>
+      </w:pPr>
+      <w:r>
+        <w:rPr>
+          <w:rFonts w:ascii="Arial Narrow" w:hAnsi="Arial Narrow" w:cs="Arial Narrow"/>
+          <w:b w:val="1"/>
+          <w:bCs w:val="1"/>
+          <w:sz w:val="20"/>
+          <w:szCs w:val="20"/>
+        </w:rPr>
+        <w:t xml:space="preserve">CUARTO: </w:t>
+      </w:r>
+      <w:r>
+        <w:rPr>
+          <w:rFonts w:ascii="Arial Narrow" w:hAnsi="Arial Narrow" w:cs="Arial Narrow"/>
+          <w:sz w:val="20"/>
+          <w:szCs w:val="20"/>
+        </w:rPr>
+        <w:t xml:space="preserve">correr traslado de la presente resolución a la Empresa de Crédito Vívela S.A para que, de conformidad con lo dispuesto por el artículo 26° de la Ley sobre Facultades, Normas y Organización del Indecopi, aprobado por Decreto Legislativo N° 8079, presente sus descargos sobre la imputación de cargos realizada en un plazo no mayor a cinco (5) días hábiles contado a partir del día siguiente de la notificación de la presente resolución, vencido el cual, el Secretario Técnico declarará en rebeldía a los denunciados que no lo hubieran presentado. Debe precisarse que de conformidad con lo establecido por el artículo 223° del Texto Único Ordenado de la Ley N° 27444, Ley del Procedimiento Administrativo General, las alegaciones y los hechos relevantes de la reclamación, salvo que hayan sido específicamente negadas en la contestación, se tendrán por aceptadas o meritadas como ciertas.</w:t>
+      </w:r>
+    </w:p>
+    <w:p ns2:paraId="085A8E58" ns2:textId="77777777">
+      <w:pPr>
+        <w:spacing w:after="0" w:line="240" w:lineRule="auto"/>
+        <w:jc w:val="both"/>
         <w:rPr>
           <w:rFonts w:ascii="Arial Narrow" w:eastAsia="Times New Roman" w:hAnsi="Arial Narrow" w:cs="Arial"/>
           <w:color w:val="000000"/>
           <w:kern w:val="0"/>
           <w:lang w:val="es-ES" w:eastAsia="es-ES"/>
-          <w14:ligatures w14:val="none"/>
-        </w:rPr>
-        <w:t xml:space="preserve">el </w:t>
-      </w:r>
-      <w:r>
+          <ns2:ligatures ns2:val="none"/>
+        </w:rPr>
+      </w:pPr>
+    </w:p>
+    <w:p ns2:paraId="15137E78" ns2:textId="69037442">
+      <w:pPr>
+        <w:spacing w:after="0" w:line="240" w:lineRule="auto"/>
+        <w:jc w:val="both"/>
         <w:rPr>
           <w:rFonts w:ascii="Arial Narrow" w:eastAsia="Times New Roman" w:hAnsi="Arial Narrow" w:cs="Arial"/>
           <w:color w:val="000000"/>
           <w:kern w:val="0"/>
           <w:lang w:val="es-ES" w:eastAsia="es-ES"/>
-          <w14:ligatures w14:val="none"/>
-        </w:rPr>
-        <w:t xml:space="preserve">20 de junio de </w:t>
-      </w:r>
-      <w:r>
-        <w:rPr>
-          <w:rFonts w:ascii="Arial Narrow" w:eastAsia="Times New Roman" w:hAnsi="Arial Narrow" w:cs="Arial"/>
-          <w:color w:val="000000"/>
-          <w:kern w:val="0"/>
-          <w:lang w:val="es-ES" w:eastAsia="es-ES"/>
-          <w14:ligatures w14:val="none"/>
-        </w:rPr>
-        <w:t>2025</w:t>
-      </w:r>
-      <w:r>
-        <w:rPr>
-          <w:rFonts w:ascii="Arial Narrow" w:eastAsia="Calibri" w:hAnsi="Arial Narrow" w:cs="Arial"/>
-          <w:kern w:val="0"/>
-          <w14:ligatures w14:val="none"/>
-        </w:rPr>
-        <w:t xml:space="preserve">, </w:t>
-      </w:r>
-      <w:r>
-        <w:rPr>
-          <w:rFonts w:ascii="Arial Narrow" w:eastAsia="Arial Narrow" w:hAnsi="Arial Narrow" w:cs="Arial Narrow"/>
-          <w:color w:val="000000"/>
-          <w:kern w:val="0"/>
-          <w:lang w:eastAsia="es-PE"/>
-          <w14:ligatures w14:val="none"/>
-        </w:rPr>
-        <w:t>a</w:t>
-      </w:r>
-      <w:r>
-        <w:rPr>
-          <w:rFonts w:ascii="Arial Narrow" w:eastAsia="Times New Roman" w:hAnsi="Arial Narrow" w:cs="Times New Roman"/>
-          <w:color w:val="000000"/>
-          <w:kern w:val="0"/>
-          <w:shd w:val="clear" w:color="auto" w:fill="FFFFFF"/>
-          <w:lang w:eastAsia="es-PE"/>
-          <w14:ligatures w14:val="none"/>
-        </w:rPr>
-        <w:t xml:space="preserve"> </w:t>
-      </w:r>
-      <w:r>
-        <w:rPr>
-          <w:rFonts w:ascii="Arial Narrow" w:eastAsia="Times New Roman" w:hAnsi="Arial Narrow" w:cs="Times New Roman"/>
-          <w:color w:val="000000"/>
-          <w:kern w:val="0"/>
-          <w:shd w:val="clear" w:color="auto" w:fill="FFFFFF"/>
-          <w:lang w:eastAsia="es-PE"/>
-          <w14:ligatures w14:val="none"/>
-        </w:rPr>
-        <w:t>la</w:t>
-      </w:r>
-      <w:r>
-        <w:rPr>
-          <w:rFonts w:ascii="Arial Narrow" w:eastAsia="Arial Narrow" w:hAnsi="Arial Narrow" w:cs="Arial Narrow"/>
-          <w:bCs/>
-        </w:rPr>
-        <w:t xml:space="preserve"> Empresa de Créd</w:t>
-      </w:r>
-      <w:r>
-        <w:rPr>
-          <w:rFonts w:ascii="Arial Narrow" w:eastAsia="Arial Narrow" w:hAnsi="Arial Narrow" w:cs="Arial Narrow"/>
-          <w:bCs/>
-        </w:rPr>
-        <w:t>ito Vívela S.A.</w:t>
-      </w:r>
-      <w:r>
-        <w:rPr>
-          <w:rFonts w:ascii="Arial Narrow" w:eastAsia="Times New Roman" w:hAnsi="Arial Narrow" w:cs="Times New Roman"/>
-          <w:color w:val="000000"/>
-          <w:kern w:val="0"/>
-          <w:shd w:val="clear" w:color="auto" w:fill="FFFFFF"/>
-          <w:lang w:eastAsia="es-PE"/>
-          <w14:ligatures w14:val="none"/>
-        </w:rPr>
-        <w:t xml:space="preserve">, </w:t>
-      </w:r>
-      <w:r>
-        <w:rPr>
-          <w:rFonts w:ascii="Arial Narrow" w:eastAsia="Arial Narrow" w:hAnsi="Arial Narrow" w:cs="Arial Narrow"/>
-          <w:color w:val="000000"/>
-          <w:kern w:val="0"/>
-          <w:lang w:eastAsia="es-PE"/>
-          <w14:ligatures w14:val="none"/>
-        </w:rPr>
-        <w:t>pa</w:t>
-      </w:r>
-      <w:r>
-        <w:rPr>
-          <w:rFonts w:ascii="Arial Narrow" w:eastAsia="Arial Narrow" w:hAnsi="Arial Narrow" w:cs="Arial Narrow"/>
-          <w:color w:val="000000"/>
-          <w:kern w:val="0"/>
-          <w:lang w:eastAsia="es-PE"/>
-          <w14:ligatures w14:val="none"/>
-        </w:rPr>
-        <w:t>ra que, de conformidad con lo dispuesto por el artículo 26</w:t>
-      </w:r>
-      <w:r>
-        <w:rPr>
-          <w:rFonts w:ascii="Arial Narrow" w:eastAsia="Times New Roman" w:hAnsi="Arial Narrow" w:cs="Segoe UI"/>
-          <w:color w:val="000000"/>
-          <w:kern w:val="0"/>
-          <w:lang w:eastAsia="es-PE"/>
-          <w14:ligatures w14:val="none"/>
-        </w:rPr>
-        <w:t/>
-      </w:r>
-      <w:r>
-        <w:rPr>
-          <w:rFonts w:ascii="Arial Narrow" w:eastAsia="Arial Narrow" w:hAnsi="Arial Narrow" w:cs="Arial Narrow"/>
-          <w:color w:val="000000"/>
-          <w:kern w:val="0"/>
-          <w:lang w:eastAsia="es-PE"/>
-          <w14:ligatures w14:val="none"/>
-        </w:rPr>
-        <w:t xml:space="preserve"> de la Ley sobre Facultades, Normas y Organización del Indecopi, aprobada por Decreto Legislativo 807, </w:t>
-      </w:r>
-      <w:r>
-        <w:rPr>
-          <w:rFonts w:ascii="Arial Narrow" w:eastAsia="Arial Narrow" w:hAnsi="Arial Narrow" w:cs="Arial Narrow"/>
-          <w:color w:val="000000"/>
-          <w:kern w:val="0"/>
-          <w:lang w:eastAsia="es-PE"/>
-          <w14:ligatures w14:val="none"/>
-        </w:rPr>
-        <w:t>presente</w:t>
-      </w:r>
-      <w:r>
-        <w:rPr>
-          <w:rFonts w:ascii="Arial Narrow" w:eastAsia="Arial Narrow" w:hAnsi="Arial Narrow" w:cs="Arial Narrow"/>
-          <w:color w:val="000000"/>
-          <w:kern w:val="0"/>
-          <w:lang w:eastAsia="es-PE"/>
-          <w14:ligatures w14:val="none"/>
-        </w:rPr>
-        <w:t xml:space="preserve"> sus descargos en un plazo no mayor de cinco (5) días hábiles contados desde la notificación. </w:t>
-      </w:r>
-    </w:p>
-    <w:p>
-      <w:pPr>
-        <w:spacing w:after="0" w:line="240" w:lineRule="auto"/>
-        <w:jc w:val="both"/>
-        <w:rPr>
-          <w:rFonts w:ascii="Arial Narrow" w:eastAsia="Times New Roman" w:hAnsi="Arial Narrow" w:cs="Arial"/>
-          <w:color w:val="000000"/>
-          <w:kern w:val="0"/>
-          <w:lang w:val="es-ES" w:eastAsia="es-ES"/>
-          <w14:ligatures w14:val="none"/>
-        </w:rPr>
-      </w:pPr>
-    </w:p>
-    <w:p>
-      <w:pPr>
-        <w:spacing w:after="0" w:line="240" w:lineRule="auto"/>
-        <w:jc w:val="both"/>
-        <w:rPr>
-          <w:rFonts w:ascii="Arial Narrow" w:eastAsia="Times New Roman" w:hAnsi="Arial Narrow" w:cs="Arial"/>
-          <w:color w:val="000000"/>
-          <w:kern w:val="0"/>
-          <w:lang w:val="es-ES" w:eastAsia="es-ES"/>
-          <w14:ligatures w14:val="none"/>
-        </w:rPr>
-      </w:pPr>
-      <w:r>
-        <w:rPr>
-          <w:rFonts w:ascii="Arial Narrow" w:eastAsia="Arial Narrow" w:hAnsi="Arial Narrow" w:cs="Arial Narrow"/>
-          <w:b/>
-          <w:color w:val="000000"/>
-          <w:kern w:val="0"/>
-          <w:lang w:eastAsia="es-PE"/>
-          <w14:ligatures w14:val="none"/>
+          <ns2:ligatures ns2:val="none"/>
+        </w:rPr>
+      </w:pPr>
+      <w:r>
+        <w:rPr>
+          <w:rFonts w:ascii="Arial Narrow" w:eastAsia="Arial Narrow" w:hAnsi="Arial Narrow" w:cs="Arial Narrow"/>
+          <w:b/>
+          <w:color w:val="000000"/>
+          <w:kern w:val="0"/>
+          <w:lang w:eastAsia="es-PE"/>
+          <ns2:ligatures ns2:val="none"/>
         </w:rPr>
         <w:lastRenderedPageBreak/>
         <w:t>QUINTO</w:t>
@@ -5323,7 +5154,7 @@
           <w:color w:val="000000"/>
           <w:kern w:val="0"/>
           <w:lang w:eastAsia="es-PE"/>
-          <w14:ligatures w14:val="none"/>
+          <ns2:ligatures ns2:val="none"/>
         </w:rPr>
         <w:t xml:space="preserve">: </w:t>
       </w:r>
@@ -5333,7 +5164,7 @@
           <w:color w:val="000000"/>
           <w:kern w:val="0"/>
           <w:lang w:eastAsia="es-ES"/>
-          <w14:ligatures w14:val="none"/>
+          <ns2:ligatures ns2:val="none"/>
         </w:rPr>
         <w:t xml:space="preserve">requerir </w:t>
       </w:r>
@@ -5343,7 +5174,7 @@
           <w:color w:val="000000"/>
           <w:kern w:val="0"/>
           <w:lang w:val="es-ES" w:eastAsia="es-ES"/>
-          <w14:ligatures w14:val="none"/>
+          <ns2:ligatures ns2:val="none"/>
         </w:rPr>
         <w:t xml:space="preserve">que, en un </w:t>
       </w:r>
@@ -5353,7 +5184,7 @@
           <w:color w:val="000000"/>
           <w:kern w:val="0"/>
           <w:lang w:eastAsia="es-ES"/>
-          <w14:ligatures w14:val="none"/>
+          <ns2:ligatures ns2:val="none"/>
         </w:rPr>
         <w:t xml:space="preserve">plazo no mayor de cinco (5) días hábiles contado a partir del día siguiente de la notificación de la presente resolución, </w:t>
       </w:r>
@@ -5370,7 +5201,7 @@
           <w:color w:val="000000"/>
           <w:kern w:val="0"/>
           <w:lang w:eastAsia="es-ES"/>
-          <w14:ligatures w14:val="none"/>
+          <ns2:ligatures ns2:val="none"/>
         </w:rPr>
         <w:t xml:space="preserve">, </w:t>
       </w:r>
@@ -5380,7 +5211,7 @@
           <w:color w:val="000000"/>
           <w:kern w:val="0"/>
           <w:lang w:val="es-ES" w:eastAsia="es-ES"/>
-          <w14:ligatures w14:val="none"/>
+          <ns2:ligatures ns2:val="none"/>
         </w:rPr>
         <w:t xml:space="preserve">cumpla con: (i) presentar una copia debidamente suscrita de la </w:t>
       </w:r>
@@ -5390,7 +5221,7 @@
           <w:color w:val="000000"/>
           <w:kern w:val="0"/>
           <w:lang w:val="es-ES" w:eastAsia="es-ES"/>
-          <w14:ligatures w14:val="none"/>
+          <ns2:ligatures ns2:val="none"/>
         </w:rPr>
         <w:t xml:space="preserve">Póliza </w:t>
       </w:r>
@@ -5401,7 +5232,7 @@
           <w:color w:val="000000"/>
           <w:kern w:val="0"/>
           <w:lang w:eastAsia="es-ES"/>
-          <w14:ligatures w14:val="none"/>
+          <ns2:ligatures ns2:val="none"/>
         </w:rPr>
         <w:t/>
       </w:r>
@@ -5412,7 +5243,7 @@
           <w:color w:val="000000"/>
           <w:kern w:val="0"/>
           <w:lang w:eastAsia="es-ES"/>
-          <w14:ligatures w14:val="none"/>
+          <ns2:ligatures ns2:val="none"/>
         </w:rPr>
         <w:t xml:space="preserve"> 230198521 </w:t>
       </w:r>
@@ -5422,7 +5253,7 @@
           <w:color w:val="000000"/>
           <w:kern w:val="0"/>
           <w:lang w:val="es-ES" w:eastAsia="es-ES"/>
-          <w14:ligatures w14:val="none"/>
+          <ns2:ligatures ns2:val="none"/>
         </w:rPr>
         <w:t xml:space="preserve">del </w:t>
       </w:r>
@@ -5432,7 +5263,7 @@
           <w:color w:val="000000"/>
           <w:kern w:val="0"/>
           <w:lang w:eastAsia="es-ES"/>
-          <w14:ligatures w14:val="none"/>
+          <ns2:ligatures ns2:val="none"/>
         </w:rPr>
         <w:t xml:space="preserve">Seguro de Inmueble </w:t>
       </w:r>
@@ -5442,7 +5273,7 @@
           <w:color w:val="000000"/>
           <w:kern w:val="0"/>
           <w:lang w:val="es-ES" w:eastAsia="es-ES"/>
-          <w14:ligatures w14:val="none"/>
+          <ns2:ligatures ns2:val="none"/>
         </w:rPr>
         <w:t>materia de denuncia; y, (</w:t>
       </w:r>
@@ -5453,7 +5284,7 @@
           <w:color w:val="000000"/>
           <w:kern w:val="0"/>
           <w:lang w:val="es-ES" w:eastAsia="es-ES"/>
-          <w14:ligatures w14:val="none"/>
+          <ns2:ligatures ns2:val="none"/>
         </w:rPr>
         <w:t>ii</w:t>
       </w:r>
@@ -5464,12 +5295,12 @@
           <w:color w:val="000000"/>
           <w:kern w:val="0"/>
           <w:lang w:val="es-ES" w:eastAsia="es-ES"/>
-          <w14:ligatures w14:val="none"/>
+          <ns2:ligatures ns2:val="none"/>
         </w:rPr>
         <w:t>) presentar todas las comunicaciones cursadas con la parte denunciante en virtud de los hechos materia de denuncia.</w:t>
       </w:r>
     </w:p>
-    <w:p>
+    <w:p ns2:paraId="27E77EED" ns2:textId="77777777">
       <w:pPr>
         <w:spacing w:after="0" w:line="240" w:lineRule="auto"/>
         <w:jc w:val="both"/>
@@ -5479,20 +5310,20 @@
           <w:color w:val="000000"/>
           <w:kern w:val="0"/>
           <w:lang w:val="es-ES" w:eastAsia="es-PE"/>
-          <w14:ligatures w14:val="none"/>
-        </w:rPr>
-      </w:pPr>
-    </w:p>
-    <w:p>
-      <w:pPr>
-        <w:spacing w:after="0" w:line="240" w:lineRule="auto"/>
-        <w:jc w:val="both"/>
-        <w:rPr>
-          <w:rFonts w:ascii="Arial Narrow" w:eastAsia="Arial Narrow" w:hAnsi="Arial Narrow" w:cs="Arial Narrow"/>
-          <w:color w:val="000000"/>
-          <w:kern w:val="0"/>
-          <w:lang w:eastAsia="es-PE"/>
-          <w14:ligatures w14:val="none"/>
+          <ns2:ligatures ns2:val="none"/>
+        </w:rPr>
+      </w:pPr>
+    </w:p>
+    <w:p ns2:paraId="76FD0434" ns2:textId="16C7386B">
+      <w:pPr>
+        <w:spacing w:after="0" w:line="240" w:lineRule="auto"/>
+        <w:jc w:val="both"/>
+        <w:rPr>
+          <w:rFonts w:ascii="Arial Narrow" w:eastAsia="Arial Narrow" w:hAnsi="Arial Narrow" w:cs="Arial Narrow"/>
+          <w:color w:val="000000"/>
+          <w:kern w:val="0"/>
+          <w:lang w:eastAsia="es-PE"/>
+          <ns2:ligatures ns2:val="none"/>
         </w:rPr>
       </w:pPr>
       <w:r>
@@ -5501,7 +5332,7 @@
           <w:b/>
           <w:bCs/>
           <w:kern w:val="0"/>
-          <w14:ligatures w14:val="none"/>
+          <ns2:ligatures ns2:val="none"/>
         </w:rPr>
         <w:t>SEXTO</w:t>
       </w:r>
@@ -5512,7 +5343,7 @@
           <w:color w:val="000000"/>
           <w:kern w:val="0"/>
           <w:lang w:eastAsia="es-PE"/>
-          <w14:ligatures w14:val="none"/>
+          <ns2:ligatures ns2:val="none"/>
         </w:rPr>
         <w:t>:</w:t>
       </w:r>
@@ -5522,7 +5353,7 @@
           <w:color w:val="000000"/>
           <w:kern w:val="0"/>
           <w:lang w:eastAsia="es-PE"/>
-          <w14:ligatures w14:val="none"/>
+          <ns2:ligatures ns2:val="none"/>
         </w:rPr>
         <w:t xml:space="preserve"> </w:t>
       </w:r>
@@ -5533,7 +5364,7 @@
           <w:color w:val="000000"/>
           <w:kern w:val="0"/>
           <w:lang w:eastAsia="es-PE"/>
-          <w14:ligatures w14:val="none"/>
+          <ns2:ligatures ns2:val="none"/>
         </w:rPr>
         <w:t>informar a las partes que el artículo 110</w:t>
       </w:r>
@@ -5543,7 +5374,7 @@
           <w:color w:val="000000"/>
           <w:kern w:val="0"/>
           <w:lang w:eastAsia="es-PE"/>
-          <w14:ligatures w14:val="none"/>
+          <ns2:ligatures ns2:val="none"/>
         </w:rPr>
         <w:t/>
       </w:r>
@@ -5553,7 +5384,7 @@
           <w:color w:val="000000"/>
           <w:kern w:val="0"/>
           <w:lang w:eastAsia="es-PE"/>
-          <w14:ligatures w14:val="none"/>
+          <ns2:ligatures ns2:val="none"/>
         </w:rPr>
         <w:t xml:space="preserve"> de la Ley 29571, Código de Protección y Defensa del Consumidor</w:t>
       </w:r>
@@ -5565,7 +5396,7 @@
           <w:kern w:val="0"/>
           <w:vertAlign w:val="superscript"/>
           <w:lang w:eastAsia="es-PE"/>
-          <w14:ligatures w14:val="none"/>
+          <ns2:ligatures ns2:val="none"/>
         </w:rPr>
         <w:footnoteReference w:id="9"/>
       </w:r>
@@ -5575,7 +5406,7 @@
           <w:color w:val="000000"/>
           <w:kern w:val="0"/>
           <w:lang w:eastAsia="es-PE"/>
-          <w14:ligatures w14:val="none"/>
+          <ns2:ligatures ns2:val="none"/>
         </w:rPr>
         <w:t>, faculta a la Comisión a calificar las infracciones de la referida norma como leves, graves o muy graves e imponer</w:t>
       </w:r>
@@ -5585,7 +5416,7 @@
           <w:color w:val="000000"/>
           <w:kern w:val="0"/>
           <w:lang w:eastAsia="es-PE"/>
-          <w14:ligatures w14:val="none"/>
+          <ns2:ligatures ns2:val="none"/>
         </w:rPr>
         <w:t xml:space="preserve"> sanciones que van desde una amonestación hasta una multa por un máximo de 450 Unidades Impositivas Tributarias, sin perjuicio de las medidas correctivas, reparadoras y complementarias, que puedan ordenarse de acuerdo a lo estipulado en los artículos 114</w:t>
       </w:r>
@@ -5595,7 +5426,7 @@
           <w:color w:val="000000"/>
           <w:kern w:val="0"/>
           <w:lang w:eastAsia="es-PE"/>
-          <w14:ligatures w14:val="none"/>
+          <ns2:ligatures ns2:val="none"/>
         </w:rPr>
         <w:t/>
       </w:r>
@@ -5605,7 +5436,7 @@
           <w:color w:val="000000"/>
           <w:kern w:val="0"/>
           <w:lang w:eastAsia="es-PE"/>
-          <w14:ligatures w14:val="none"/>
+          <ns2:ligatures ns2:val="none"/>
         </w:rPr>
         <w:t>, 115</w:t>
       </w:r>
@@ -5615,7 +5446,7 @@
           <w:color w:val="000000"/>
           <w:kern w:val="0"/>
           <w:lang w:eastAsia="es-PE"/>
-          <w14:ligatures w14:val="none"/>
+          <ns2:ligatures ns2:val="none"/>
         </w:rPr>
         <w:t/>
       </w:r>
@@ -5625,7 +5456,7 @@
           <w:color w:val="000000"/>
           <w:kern w:val="0"/>
           <w:lang w:eastAsia="es-PE"/>
-          <w14:ligatures w14:val="none"/>
+          <ns2:ligatures ns2:val="none"/>
         </w:rPr>
         <w:t xml:space="preserve"> y 116</w:t>
       </w:r>
@@ -5635,7 +5466,7 @@
           <w:color w:val="000000"/>
           <w:kern w:val="0"/>
           <w:lang w:eastAsia="es-PE"/>
-          <w14:ligatures w14:val="none"/>
+          <ns2:ligatures ns2:val="none"/>
         </w:rPr>
         <w:t/>
       </w:r>
@@ -5645,7 +5476,7 @@
           <w:color w:val="000000"/>
           <w:kern w:val="0"/>
           <w:lang w:eastAsia="es-PE"/>
-          <w14:ligatures w14:val="none"/>
+          <ns2:ligatures ns2:val="none"/>
         </w:rPr>
         <w:t xml:space="preserve"> de la referida norma</w:t>
       </w:r>
@@ -5657,7 +5488,7 @@
           <w:kern w:val="0"/>
           <w:vertAlign w:val="superscript"/>
           <w:lang w:eastAsia="es-PE"/>
-          <w14:ligatures w14:val="none"/>
+          <ns2:ligatures ns2:val="none"/>
         </w:rPr>
         <w:footnoteReference w:id="10"/>
       </w:r>
@@ -5667,7 +5498,7 @@
           <w:color w:val="000000"/>
           <w:kern w:val="0"/>
           <w:lang w:eastAsia="es-PE"/>
-          <w14:ligatures w14:val="none"/>
+          <ns2:ligatures ns2:val="none"/>
         </w:rPr>
         <w:t xml:space="preserve">. </w:t>
       </w:r>
@@ -5678,7 +5509,7 @@
           <w:color w:val="000000"/>
           <w:kern w:val="0"/>
           <w:lang w:eastAsia="es-PE"/>
-          <w14:ligatures w14:val="none"/>
+          <ns2:ligatures ns2:val="none"/>
         </w:rPr>
         <w:lastRenderedPageBreak/>
         <w:t>Asimismo, se consideran circunstancias atenuantes para la graduación de la sanción, el allanamiento de la denuncia o el reconocimiento de las pretensiones en ella contenidas, de acuerdo con el artículo 112</w:t>
@@ -5689,7 +5520,7 @@
           <w:color w:val="000000"/>
           <w:kern w:val="0"/>
           <w:lang w:eastAsia="es-PE"/>
-          <w14:ligatures w14:val="none"/>
+          <ns2:ligatures ns2:val="none"/>
         </w:rPr>
         <w:t/>
       </w:r>
@@ -5699,7 +5530,7 @@
           <w:color w:val="000000"/>
           <w:kern w:val="0"/>
           <w:lang w:eastAsia="es-PE"/>
-          <w14:ligatures w14:val="none"/>
+          <ns2:ligatures ns2:val="none"/>
         </w:rPr>
         <w:t xml:space="preserve"> del Código</w:t>
       </w:r>
@@ -5711,7 +5542,7 @@
           <w:kern w:val="0"/>
           <w:vertAlign w:val="superscript"/>
           <w:lang w:eastAsia="es-PE"/>
-          <w14:ligatures w14:val="none"/>
+          <ns2:ligatures ns2:val="none"/>
         </w:rPr>
         <w:footnoteReference w:id="11"/>
       </w:r>
@@ -5721,12 +5552,12 @@
           <w:color w:val="000000"/>
           <w:kern w:val="0"/>
           <w:lang w:eastAsia="es-PE"/>
-          <w14:ligatures w14:val="none"/>
+          <ns2:ligatures ns2:val="none"/>
         </w:rPr>
         <w:t>.</w:t>
       </w:r>
     </w:p>
-    <w:p>
+    <w:p ns2:paraId="639726A1" ns2:textId="77777777">
       <w:pPr>
         <w:shd w:val="clear" w:color="auto" w:fill="FFFFFF"/>
         <w:spacing w:after="0" w:line="240" w:lineRule="auto"/>
@@ -5737,11 +5568,11 @@
           <w:color w:val="000000"/>
           <w:kern w:val="0"/>
           <w:lang w:eastAsia="es-PE"/>
-          <w14:ligatures w14:val="none"/>
-        </w:rPr>
-      </w:pPr>
-    </w:p>
-    <w:p>
+          <ns2:ligatures ns2:val="none"/>
+        </w:rPr>
+      </w:pPr>
+    </w:p>
+    <w:p ns2:paraId="38B1C7BB" ns2:textId="40B381DA">
       <w:pPr>
         <w:shd w:val="clear" w:color="auto" w:fill="FFFFFF"/>
         <w:spacing w:after="0" w:line="240" w:lineRule="auto"/>
@@ -5751,7 +5582,7 @@
           <w:color w:val="000000"/>
           <w:kern w:val="0"/>
           <w:lang w:eastAsia="es-PE"/>
-          <w14:ligatures w14:val="none"/>
+          <ns2:ligatures ns2:val="none"/>
         </w:rPr>
       </w:pPr>
       <w:r>
@@ -5761,7 +5592,7 @@
           <w:color w:val="000000"/>
           <w:kern w:val="0"/>
           <w:lang w:eastAsia="es-PE"/>
-          <w14:ligatures w14:val="none"/>
+          <ns2:ligatures ns2:val="none"/>
         </w:rPr>
         <w:t>SÉPTIMO</w:t>
       </w:r>
@@ -5772,7 +5603,7 @@
           <w:color w:val="000000"/>
           <w:kern w:val="0"/>
           <w:lang w:eastAsia="es-PE"/>
-          <w14:ligatures w14:val="none"/>
+          <ns2:ligatures ns2:val="none"/>
         </w:rPr>
         <w:t>:</w:t>
       </w:r>
@@ -5782,7 +5613,7 @@
           <w:color w:val="000000"/>
           <w:kern w:val="0"/>
           <w:lang w:eastAsia="es-PE"/>
-          <w14:ligatures w14:val="none"/>
+          <ns2:ligatures ns2:val="none"/>
         </w:rPr>
         <w:t xml:space="preserve"> informar a las partes que conforme a lo establecido en el artículo 39</w:t>
       </w:r>
@@ -5792,7 +5623,7 @@
           <w:color w:val="000000"/>
           <w:kern w:val="0"/>
           <w:lang w:eastAsia="es-PE"/>
-          <w14:ligatures w14:val="none"/>
+          <ns2:ligatures ns2:val="none"/>
         </w:rPr>
         <w:t/>
       </w:r>
@@ -5802,12 +5633,12 @@
           <w:color w:val="000000"/>
           <w:kern w:val="0"/>
           <w:lang w:eastAsia="es-PE"/>
-          <w14:ligatures w14:val="none"/>
+          <ns2:ligatures ns2:val="none"/>
         </w:rPr>
         <w:t xml:space="preserve"> de la Ley sobre Facultades, Normas y Organización del Indecopi, aprobada por Decreto Legislativo 807, los gastos por los peritajes realizados, actuación de pruebas, inspecciones y otros derivados de la tramitación del proceso serán de cargo de la parte que solicita la prueba, salvo pacto en contrario. En todos los casos, la resolución final determinará si los gastos deben ser asumidos por alguna de las partes, o reembolsados a la otra parte o al Indecopi, según sea el caso, de manera adicional a la sanción que haya podido imponerse. </w:t>
       </w:r>
     </w:p>
-    <w:p>
+    <w:p ns2:paraId="1748113A" ns2:textId="77777777">
       <w:pPr>
         <w:shd w:val="clear" w:color="auto" w:fill="FFFFFF"/>
         <w:spacing w:after="0" w:line="240" w:lineRule="auto"/>
@@ -5817,11 +5648,11 @@
           <w:color w:val="000000"/>
           <w:kern w:val="0"/>
           <w:lang w:eastAsia="es-PE"/>
-          <w14:ligatures w14:val="none"/>
-        </w:rPr>
-      </w:pPr>
-    </w:p>
-    <w:p>
+          <ns2:ligatures ns2:val="none"/>
+        </w:rPr>
+      </w:pPr>
+    </w:p>
+    <w:p ns2:paraId="42C98BB4" ns2:textId="43297B7F">
       <w:pPr>
         <w:suppressAutoHyphens/>
         <w:spacing w:after="0" w:line="240" w:lineRule="auto"/>
@@ -5830,7 +5661,7 @@
           <w:rFonts w:ascii="Arial Narrow" w:eastAsia="Calibri" w:hAnsi="Arial Narrow" w:cs="Arial"/>
           <w:kern w:val="0"/>
           <w:u w:val="single"/>
-          <w14:ligatures w14:val="none"/>
+          <ns2:ligatures ns2:val="none"/>
         </w:rPr>
       </w:pPr>
       <w:r>
@@ -5839,7 +5670,7 @@
           <w:b/>
           <w:spacing w:val="-3"/>
           <w:kern w:val="0"/>
-          <w14:ligatures w14:val="none"/>
+          <ns2:ligatures ns2:val="none"/>
         </w:rPr>
         <w:t>OCTAVO</w:t>
       </w:r>
@@ -5848,7 +5679,7 @@
           <w:rFonts w:ascii="Arial Narrow" w:eastAsia="Calibri" w:hAnsi="Arial Narrow" w:cs="Arial"/>
           <w:b/>
           <w:kern w:val="0"/>
-          <w14:ligatures w14:val="none"/>
+          <ns2:ligatures ns2:val="none"/>
         </w:rPr>
         <w:t>:</w:t>
       </w:r>
@@ -5856,7 +5687,7 @@
         <w:rPr>
           <w:rFonts w:ascii="Arial Narrow" w:eastAsia="Calibri" w:hAnsi="Arial Narrow" w:cs="Arial"/>
           <w:kern w:val="0"/>
-          <w14:ligatures w14:val="none"/>
+          <ns2:ligatures ns2:val="none"/>
         </w:rPr>
         <w:t xml:space="preserve"> comunicar a las partes que, </w:t>
       </w:r>
@@ -5865,7 +5696,7 @@
         <w:rPr>
           <w:rFonts w:ascii="Arial Narrow" w:eastAsia="Calibri" w:hAnsi="Arial Narrow" w:cs="Arial"/>
           <w:kern w:val="0"/>
-          <w14:ligatures w14:val="none"/>
+          <ns2:ligatures ns2:val="none"/>
         </w:rPr>
         <w:t>de acuerdo a</w:t>
       </w:r>
@@ -5874,7 +5705,7 @@
         <w:rPr>
           <w:rFonts w:ascii="Arial Narrow" w:eastAsia="Calibri" w:hAnsi="Arial Narrow" w:cs="Arial"/>
           <w:kern w:val="0"/>
-          <w14:ligatures w14:val="none"/>
+          <ns2:ligatures ns2:val="none"/>
         </w:rPr>
         <w:t xml:space="preserve"> lo señalado por el artículo 29</w:t>
       </w:r>
@@ -5884,7 +5715,7 @@
           <w:color w:val="000000"/>
           <w:kern w:val="0"/>
           <w:lang w:eastAsia="es-PE"/>
-          <w14:ligatures w14:val="none"/>
+          <ns2:ligatures ns2:val="none"/>
         </w:rPr>
         <w:t/>
       </w:r>
@@ -5892,7 +5723,7 @@
         <w:rPr>
           <w:rFonts w:ascii="Arial Narrow" w:eastAsia="Calibri" w:hAnsi="Arial Narrow" w:cs="Arial"/>
           <w:kern w:val="0"/>
-          <w14:ligatures w14:val="none"/>
+          <ns2:ligatures ns2:val="none"/>
         </w:rPr>
         <w:t xml:space="preserve"> del Decreto Legislativo 807</w:t>
       </w:r>
@@ -5902,7 +5733,7 @@
           <w:rFonts w:ascii="Arial Narrow" w:eastAsia="Calibri" w:hAnsi="Arial Narrow" w:cs="Arial"/>
           <w:kern w:val="0"/>
           <w:vertAlign w:val="superscript"/>
-          <w14:ligatures w14:val="none"/>
+          <ns2:ligatures ns2:val="none"/>
         </w:rPr>
         <w:footnoteReference w:id="12"/>
       </w:r>
@@ -5910,7 +5741,7 @@
         <w:rPr>
           <w:rFonts w:ascii="Arial Narrow" w:eastAsia="Calibri" w:hAnsi="Arial Narrow" w:cs="Arial"/>
           <w:kern w:val="0"/>
-          <w14:ligatures w14:val="none"/>
+          <ns2:ligatures ns2:val="none"/>
         </w:rPr>
         <w:t xml:space="preserve">, hasta antes de la emisión de la Resolución Final tienen la posibilidad de solicitar una audiencia de conciliación. En caso deleguen a favor de una tercera persona su actuación en la diligencia programada, esta deberá presentar un poder especial con firma legalizada ante Notario Público, donde conste </w:t>
       </w:r>
@@ -5919,7 +5750,7 @@
           <w:rFonts w:ascii="Arial Narrow" w:eastAsia="Calibri" w:hAnsi="Arial Narrow" w:cs="Arial"/>
           <w:kern w:val="0"/>
           <w:u w:val="single"/>
-          <w14:ligatures w14:val="none"/>
+          <ns2:ligatures ns2:val="none"/>
         </w:rPr>
         <w:t>expresamente su facultad para asistir y conciliar en su representación</w:t>
       </w:r>
@@ -5928,7 +5759,7 @@
           <w:rFonts w:ascii="Arial Narrow" w:eastAsia="Calibri" w:hAnsi="Arial Narrow" w:cs="Arial"/>
           <w:bCs/>
           <w:kern w:val="0"/>
-          <w14:ligatures w14:val="none"/>
+          <ns2:ligatures ns2:val="none"/>
         </w:rPr>
         <w:t>.</w:t>
       </w:r>
@@ -5938,7 +5769,7 @@
           <w:b/>
           <w:bCs/>
           <w:kern w:val="0"/>
-          <w14:ligatures w14:val="none"/>
+          <ns2:ligatures ns2:val="none"/>
         </w:rPr>
         <w:t xml:space="preserve"> </w:t>
       </w:r>
@@ -5947,12 +5778,12 @@
           <w:rFonts w:ascii="Arial Narrow" w:eastAsia="Calibri" w:hAnsi="Arial Narrow" w:cs="Arial"/>
           <w:kern w:val="0"/>
           <w:u w:val="single"/>
-          <w14:ligatures w14:val="none"/>
+          <ns2:ligatures ns2:val="none"/>
         </w:rPr>
         <w:t xml:space="preserve">Ello bajo apercibimiento de no realizar la audiencia de conciliación y levantar el acta de inasistencia correspondiente. </w:t>
       </w:r>
     </w:p>
-    <w:p>
+    <w:p ns2:paraId="4901439E" ns2:textId="77777777">
       <w:pPr>
         <w:suppressAutoHyphens/>
         <w:spacing w:after="0" w:line="240" w:lineRule="auto"/>
@@ -5961,11 +5792,11 @@
           <w:rFonts w:ascii="Arial Narrow" w:eastAsia="Calibri" w:hAnsi="Arial Narrow" w:cs="Arial"/>
           <w:kern w:val="0"/>
           <w:u w:val="single"/>
-          <w14:ligatures w14:val="none"/>
-        </w:rPr>
-      </w:pPr>
-    </w:p>
-    <w:p>
+          <ns2:ligatures ns2:val="none"/>
+        </w:rPr>
+      </w:pPr>
+    </w:p>
+    <w:p ns2:paraId="508BEC53" ns2:textId="1975A130">
       <w:pPr>
         <w:suppressAutoHyphens/>
         <w:spacing w:after="0" w:line="240" w:lineRule="auto"/>
@@ -5982,7 +5813,7 @@
           <w:b/>
           <w:spacing w:val="-3"/>
           <w:kern w:val="0"/>
-          <w14:ligatures w14:val="none"/>
+          <ns2:ligatures ns2:val="none"/>
         </w:rPr>
         <w:t>NOVENO</w:t>
       </w:r>
@@ -5993,7 +5824,7 @@
           <w:color w:val="000000"/>
           <w:kern w:val="0"/>
           <w:lang w:eastAsia="es-PE"/>
-          <w14:ligatures w14:val="none"/>
+          <ns2:ligatures ns2:val="none"/>
         </w:rPr>
         <w:t>:</w:t>
       </w:r>
@@ -6003,14 +5834,14 @@
           <w:color w:val="000000"/>
           <w:kern w:val="0"/>
           <w:lang w:eastAsia="es-PE"/>
-          <w14:ligatures w14:val="none"/>
+          <ns2:ligatures ns2:val="none"/>
         </w:rPr>
         <w:t xml:space="preserve"> poner en conocimiento de las partes que, antes de la emisión de la Resolución Final, tienen la posibilidad de formular su desistimiento o presentar el acuerdo arribado mediante la conciliación, mediación, transacción o cualquier otro que, de forma indubitable, deje constancia que se ha solucionado la controversia materia de denuncia.</w:t>
       </w:r>
       <w:bookmarkStart w:id="6" w:name="h.gjdgxs" w:colFirst="0" w:colLast="0"/>
       <w:bookmarkEnd w:id="6"/>
     </w:p>
-    <w:p>
+    <w:p ns2:paraId="7E0BCE02" ns2:textId="22F60385">
       <w:pPr>
         <w:spacing w:after="0" w:line="240" w:lineRule="auto"/>
         <w:jc w:val="both"/>
@@ -6019,11 +5850,11 @@
           <w:color w:val="000000"/>
           <w:kern w:val="0"/>
           <w:lang w:eastAsia="es-PE"/>
-          <w14:ligatures w14:val="none"/>
-        </w:rPr>
-      </w:pPr>
-    </w:p>
-    <w:p>
+          <ns2:ligatures ns2:val="none"/>
+        </w:rPr>
+      </w:pPr>
+    </w:p>
+    <w:p ns2:paraId="25EB30DE" ns2:textId="50B57EAF">
       <w:pPr>
         <w:suppressAutoHyphens/>
         <w:spacing w:after="0" w:line="240" w:lineRule="auto"/>
@@ -6047,7 +5878,7 @@
           <w:b/>
           <w:spacing w:val="-3"/>
           <w:kern w:val="0"/>
-          <w14:ligatures w14:val="none"/>
+          <ns2:ligatures ns2:val="none"/>
         </w:rPr>
         <w:t/>
       </w:r>
@@ -6057,7 +5888,7 @@
           <w:bCs/>
           <w:spacing w:val="-3"/>
           <w:kern w:val="0"/>
-          <w14:ligatures w14:val="none"/>
+          <ns2:ligatures ns2:val="none"/>
         </w:rPr>
         <w:t xml:space="preserve"/>
       </w:r>
@@ -6067,7 +5898,7 @@
           <w:bCs/>
           <w:spacing w:val="-3"/>
           <w:kern w:val="0"/>
-          <w14:ligatures w14:val="none"/>
+          <ns2:ligatures ns2:val="none"/>
         </w:rPr>
         <w:t xml:space="preserve"/>
       </w:r>
@@ -6078,7 +5909,7 @@
           <w:kern w:val="0"/>
           <w:shd w:val="clear" w:color="auto" w:fill="FFFFFF"/>
           <w:lang w:eastAsia="es-PE"/>
-          <w14:ligatures w14:val="none"/>
+          <ns2:ligatures ns2:val="none"/>
         </w:rPr>
         <w:t xml:space="preserve"/>
       </w:r>
@@ -6102,7 +5933,7 @@
           <w:color w:val="000000"/>
           <w:kern w:val="0"/>
           <w:lang w:eastAsia="es-PE"/>
-          <w14:ligatures w14:val="none"/>
+          <ns2:ligatures ns2:val="none"/>
         </w:rPr>
         <w:t/>
       </w:r>
@@ -6119,7 +5950,7 @@
           <w:color w:val="000000"/>
           <w:kern w:val="0"/>
           <w:lang w:eastAsia="es-PE"/>
-          <w14:ligatures w14:val="none"/>
+          <ns2:ligatures ns2:val="none"/>
         </w:rPr>
         <w:t/>
       </w:r>
@@ -6145,7 +5976,7 @@
         <w:t/>
       </w:r>
     </w:p>
-    <w:p>
+    <w:p ns2:paraId="4ABE7E27" ns2:textId="77777777">
       <w:pPr>
         <w:suppressAutoHyphens/>
         <w:spacing w:after="0" w:line="240" w:lineRule="auto"/>
@@ -6155,7 +5986,7 @@
         </w:rPr>
       </w:pPr>
     </w:p>
-    <w:p>
+    <w:p ns2:paraId="0CF189DB" ns2:textId="266D7AF5">
       <w:pPr>
         <w:suppressAutoHyphens/>
         <w:spacing w:after="0" w:line="240" w:lineRule="auto"/>
@@ -6171,7 +6002,7 @@
           <w:b/>
           <w:spacing w:val="-3"/>
           <w:kern w:val="0"/>
-          <w14:ligatures w14:val="none"/>
+          <ns2:ligatures ns2:val="none"/>
         </w:rPr>
         <w:t>DÉCIMO</w:t>
       </w:r>
@@ -6181,7 +6012,7 @@
           <w:b/>
           <w:spacing w:val="-3"/>
           <w:kern w:val="0"/>
-          <w14:ligatures w14:val="none"/>
+          <ns2:ligatures ns2:val="none"/>
         </w:rPr>
         <w:t xml:space="preserve"> </w:t>
       </w:r>
@@ -6191,7 +6022,7 @@
           <w:b/>
           <w:spacing w:val="-3"/>
           <w:kern w:val="0"/>
-          <w14:ligatures w14:val="none"/>
+          <ns2:ligatures ns2:val="none"/>
         </w:rPr>
         <w:t>PRIMERO</w:t>
       </w:r>
@@ -6201,7 +6032,7 @@
           <w:b/>
           <w:spacing w:val="-3"/>
           <w:kern w:val="0"/>
-          <w14:ligatures w14:val="none"/>
+          <ns2:ligatures ns2:val="none"/>
         </w:rPr>
         <w:t>:</w:t>
       </w:r>
@@ -6211,7 +6042,7 @@
           <w:bCs/>
           <w:spacing w:val="-3"/>
           <w:kern w:val="0"/>
-          <w14:ligatures w14:val="none"/>
+          <ns2:ligatures ns2:val="none"/>
         </w:rPr>
         <w:t xml:space="preserve"> </w:t>
       </w:r>
@@ -6221,7 +6052,7 @@
           <w:bCs/>
           <w:spacing w:val="-3"/>
           <w:kern w:val="0"/>
-          <w14:ligatures w14:val="none"/>
+          <ns2:ligatures ns2:val="none"/>
         </w:rPr>
         <w:t>requerir a</w:t>
       </w:r>
@@ -6274,7 +6105,7 @@
           <w:color w:val="000000"/>
           <w:kern w:val="0"/>
           <w:lang w:eastAsia="es-PE"/>
-          <w14:ligatures w14:val="none"/>
+          <ns2:ligatures ns2:val="none"/>
         </w:rPr>
         <w:t>dentro del plazo de dos (2) días hábiles siguientes a la fecha en que reciba la notificación en su domicilio procesal</w:t>
       </w:r>
@@ -6293,7 +6124,7 @@
         <w:t xml:space="preserve"> </w:t>
       </w:r>
     </w:p>
-    <w:p>
+    <w:p ns2:paraId="29425FD7" ns2:textId="77777777">
       <w:pPr>
         <w:suppressAutoHyphens/>
         <w:spacing w:after="0" w:line="240" w:lineRule="auto"/>
@@ -6305,7 +6136,7 @@
       </w:pPr>
     </w:p>
     <w:bookmarkEnd w:id="7"/>
-    <w:p>
+    <w:p ns2:paraId="7263874E" ns2:textId="77777777">
       <w:pPr>
         <w:suppressAutoHyphens/>
         <w:spacing w:after="0" w:line="240" w:lineRule="auto"/>
@@ -6315,21 +6146,21 @@
         </w:rPr>
       </w:pPr>
     </w:p>
-    <w:p>
-      <w:pPr>
-        <w:spacing w:after="0" w:line="240" w:lineRule="auto"/>
-        <w:jc w:val="both"/>
-        <w:rPr>
-          <w:rFonts w:ascii="Arial Narrow" w:eastAsia="Arial Narrow" w:hAnsi="Arial Narrow" w:cs="Arial Narrow"/>
-          <w:b/>
-          <w:color w:val="000000"/>
-          <w:kern w:val="0"/>
-          <w:lang w:eastAsia="es-PE"/>
-          <w14:ligatures w14:val="none"/>
-        </w:rPr>
-      </w:pPr>
-    </w:p>
-    <w:p>
+    <w:p ns2:paraId="6F4AB11F" ns2:textId="77777777">
+      <w:pPr>
+        <w:spacing w:after="0" w:line="240" w:lineRule="auto"/>
+        <w:jc w:val="both"/>
+        <w:rPr>
+          <w:rFonts w:ascii="Arial Narrow" w:eastAsia="Arial Narrow" w:hAnsi="Arial Narrow" w:cs="Arial Narrow"/>
+          <w:b/>
+          <w:color w:val="000000"/>
+          <w:kern w:val="0"/>
+          <w:lang w:eastAsia="es-PE"/>
+          <ns2:ligatures ns2:val="none"/>
+        </w:rPr>
+      </w:pPr>
+    </w:p>
+    <w:p ns2:paraId="257808FC" ns2:textId="1D10BBD5">
       <w:pPr>
         <w:tabs>
           <w:tab w:val="left" w:pos="3759"/>
@@ -6342,11 +6173,11 @@
           <w:color w:val="000000"/>
           <w:kern w:val="0"/>
           <w:lang w:eastAsia="es-PE"/>
-          <w14:ligatures w14:val="none"/>
-        </w:rPr>
-      </w:pPr>
-    </w:p>
-    <w:p>
+          <ns2:ligatures ns2:val="none"/>
+        </w:rPr>
+      </w:pPr>
+    </w:p>
+    <w:p ns2:paraId="08FD69F7" ns2:textId="77777777">
       <w:pPr>
         <w:shd w:val="clear" w:color="auto" w:fill="FFFFFF"/>
         <w:spacing w:after="0" w:line="240" w:lineRule="auto"/>
@@ -6355,7 +6186,7 @@
           <w:rFonts w:ascii="Arial Narrow" w:eastAsia="Calibri" w:hAnsi="Arial Narrow" w:cs="Times New Roman"/>
           <w:color w:val="000000"/>
           <w:kern w:val="0"/>
-          <w14:ligatures w14:val="none"/>
+          <ns2:ligatures ns2:val="none"/>
         </w:rPr>
       </w:pPr>
       <w:r>
@@ -6365,12 +6196,12 @@
           <w:bCs/>
           <w:color w:val="000000"/>
           <w:kern w:val="0"/>
-          <w14:ligatures w14:val="none"/>
+          <ns2:ligatures ns2:val="none"/>
         </w:rPr>
         <w:t>EVELING ROA QUISPE</w:t>
       </w:r>
     </w:p>
-    <w:p>
+    <w:p ns2:paraId="7CD6E7F7" ns2:textId="77777777">
       <w:pPr>
         <w:shd w:val="clear" w:color="auto" w:fill="FFFFFF"/>
         <w:spacing w:after="0" w:line="240" w:lineRule="auto"/>
@@ -6381,7 +6212,7 @@
           <w:bCs/>
           <w:color w:val="000000"/>
           <w:kern w:val="0"/>
-          <w14:ligatures w14:val="none"/>
+          <ns2:ligatures ns2:val="none"/>
         </w:rPr>
       </w:pPr>
       <w:r>
@@ -6391,12 +6222,12 @@
           <w:bCs/>
           <w:color w:val="000000"/>
           <w:kern w:val="0"/>
-          <w14:ligatures w14:val="none"/>
+          <ns2:ligatures ns2:val="none"/>
         </w:rPr>
         <w:t>Secretaria Técnica</w:t>
       </w:r>
     </w:p>
-    <w:p>
+    <w:p ns2:paraId="5B8DFA9F" ns2:textId="77777777">
       <w:pPr>
         <w:shd w:val="clear" w:color="auto" w:fill="FFFFFF"/>
         <w:spacing w:after="0" w:line="240" w:lineRule="auto"/>
@@ -6407,7 +6238,7 @@
           <w:bCs/>
           <w:color w:val="000000"/>
           <w:kern w:val="0"/>
-          <w14:ligatures w14:val="none"/>
+          <ns2:ligatures ns2:val="none"/>
         </w:rPr>
       </w:pPr>
       <w:r>
@@ -6417,7 +6248,7 @@
           <w:bCs/>
           <w:color w:val="000000"/>
           <w:kern w:val="0"/>
-          <w14:ligatures w14:val="none"/>
+          <ns2:ligatures ns2:val="none"/>
         </w:rPr>
         <w:t>Comisión </w:t>
       </w:r>
@@ -6429,7 +6260,7 @@
           <w:color w:val="000000"/>
           <w:kern w:val="0"/>
           <w:shd w:val="clear" w:color="auto" w:fill="FFFFFF"/>
-          <w14:ligatures w14:val="none"/>
+          <ns2:ligatures ns2:val="none"/>
         </w:rPr>
         <w:t>de</w:t>
       </w:r>
@@ -6440,26 +6271,26 @@
           <w:bCs/>
           <w:color w:val="000000"/>
           <w:kern w:val="0"/>
-          <w14:ligatures w14:val="none"/>
+          <ns2:ligatures ns2:val="none"/>
         </w:rPr>
         <w:t> Protección al Consumidor 1</w:t>
       </w:r>
     </w:p>
-    <w:p>
-      <w:pPr>
-        <w:spacing w:after="0" w:line="240" w:lineRule="auto"/>
-        <w:jc w:val="both"/>
-        <w:rPr>
-          <w:rFonts w:ascii="Arial Narrow" w:eastAsia="Arial Narrow" w:hAnsi="Arial Narrow" w:cs="Arial Narrow"/>
-          <w:b/>
-          <w:color w:val="000000"/>
-          <w:kern w:val="0"/>
-          <w:lang w:eastAsia="es-PE"/>
-          <w14:ligatures w14:val="none"/>
-        </w:rPr>
-      </w:pPr>
-    </w:p>
-    <w:p>
+    <w:p ns2:paraId="70D48465" ns2:textId="77777777">
+      <w:pPr>
+        <w:spacing w:after="0" w:line="240" w:lineRule="auto"/>
+        <w:jc w:val="both"/>
+        <w:rPr>
+          <w:rFonts w:ascii="Arial Narrow" w:eastAsia="Arial Narrow" w:hAnsi="Arial Narrow" w:cs="Arial Narrow"/>
+          <w:b/>
+          <w:color w:val="000000"/>
+          <w:kern w:val="0"/>
+          <w:lang w:eastAsia="es-PE"/>
+          <ns2:ligatures ns2:val="none"/>
+        </w:rPr>
+      </w:pPr>
+    </w:p>
+    <w:p ns2:paraId="23E80058" ns2:textId="77777777">
       <w:pPr>
         <w:spacing w:after="0" w:line="240" w:lineRule="auto"/>
         <w:jc w:val="both"/>
@@ -6477,12 +6308,12 @@
           <w:sz w:val="16"/>
           <w:szCs w:val="16"/>
           <w:lang w:eastAsia="es-PE"/>
-          <w14:ligatures w14:val="none"/>
+          <ns2:ligatures ns2:val="none"/>
         </w:rPr>
         <w:t>LSM/JCQ</w:t>
       </w:r>
     </w:p>
-    <w:p>
+    <w:p ns2:paraId="1661E7F1" ns2:textId="77777777">
       <w:pPr>
         <w:spacing w:line="240" w:lineRule="auto"/>
         <w:rPr>
@@ -6490,15 +6321,15 @@
         </w:rPr>
       </w:pPr>
     </w:p>
-    <w:p>
+    <w:p ns2:paraId="74AAB5F4" ns2:textId="450BD654">
       <w:pPr>
         <w:spacing w:after="0" w:line="240" w:lineRule="auto"/>
         <w:jc w:val="both"/>
       </w:pPr>
     </w:p>
     <w:sectPr>
-      <w:headerReference w:type="default" r:id="rId8"/>
-      <w:footerReference w:type="default" r:id="rId9"/>
+      <w:headerReference w:type="default" ns3:id="rId8"/>
+      <w:footerReference w:type="default" ns3:id="rId9"/>
       <w:pgSz w:w="11906" w:h="16838"/>
       <w:pgMar w:top="1417" w:right="1701" w:bottom="1417" w:left="1701" w:header="708" w:footer="708" w:gutter="0"/>
       <w:cols w:space="708"/>

--- a/plantillas_maestras/06_seguro_hogar_e_inmuebles/negativa_cobertura/1_ddo_aseguradora/mujer/TPL_1763_2025_SEGURO_HOGAR_E_INMUEBLES_NEGATIVA_COBERTURA_ASEGURADORA_MUJER_R1.docx
+++ b/plantillas_maestras/06_seguro_hogar_e_inmuebles/negativa_cobertura/1_ddo_aseguradora/mujer/TPL_1763_2025_SEGURO_HOGAR_E_INMUEBLES_NEGATIVA_COBERTURA_ASEGURADORA_MUJER_R1.docx
@@ -5107,7 +5107,7 @@
           <w:sz w:val="20"/>
           <w:szCs w:val="20"/>
         </w:rPr>
-        <w:t xml:space="preserve">correr traslado de la presente resolución a la Empresa de Crédito Vívela S.A para que, de conformidad con lo dispuesto por el artículo 26° de la Ley sobre Facultades, Normas y Organización del Indecopi, aprobado por Decreto Legislativo N° 8079, presente sus descargos sobre la imputación de cargos realizada en un plazo no mayor a cinco (5) días hábiles contado a partir del día siguiente de la notificación de la presente resolución, vencido el cual, el Secretario Técnico declarará en rebeldía a los denunciados que no lo hubieran presentado. Debe precisarse que de conformidad con lo establecido por el artículo 223° del Texto Único Ordenado de la Ley N° 27444, Ley del Procedimiento Administrativo General, las alegaciones y los hechos relevantes de la reclamación, salvo que hayan sido específicamente negadas en la contestación, se tendrán por aceptadas o meritadas como ciertas.</w:t>
+        <w:t xml:space="preserve">correr traslado de la presente resolución a la Empresa de Crédito Vívela S.A. para que, de conformidad con lo dispuesto por el artículo 26 de la Ley sobre Facultades, Normas y Organización del Indecopi, aprobada por Decreto Legislativo 807, presente sus descargos sobre la imputación de cargos realizada en un plazo no mayor a cinco (5) días hábiles contado a partir del día siguiente de la notificación de la presente resolución, vencido el cual, el Secretario Técnico declarará en rebeldía al denunciado que no lo hubiera presentado. Debe precisarse que de conformidad con lo establecido por el artículo 223 del Texto Único Ordenado de la Ley 27444, Ley del Procedimiento Administrativo General, las alegaciones y los hechos relevantes de la reclamación, salvo que hayan sido específicamente negadas en la contestación, se tendrán por aceptadas o merituadas como ciertas.</w:t>
       </w:r>
     </w:p>
     <w:p ns2:paraId="085A8E58" ns2:textId="77777777">

--- a/plantillas_maestras/06_seguro_hogar_e_inmuebles/negativa_cobertura/1_ddo_aseguradora/mujer/TPL_1763_2025_SEGURO_HOGAR_E_INMUEBLES_NEGATIVA_COBERTURA_ASEGURADORA_MUJER_R1.docx
+++ b/plantillas_maestras/06_seguro_hogar_e_inmuebles/negativa_cobertura/1_ddo_aseguradora/mujer/TPL_1763_2025_SEGURO_HOGAR_E_INMUEBLES_NEGATIVA_COBERTURA_ASEGURADORA_MUJER_R1.docx
@@ -516,7 +516,7 @@
           <w:lang w:eastAsia="es-PE"/>
           <ns2:ligatures ns2:val="none"/>
         </w:rPr>
-        <w:t>29</w:t>
+        <w:t xml:space="preserve">29 de agosto de 2025</w:t>
       </w:r>
       <w:r>
         <w:rPr>
@@ -527,7 +527,7 @@
           <w:lang w:eastAsia="es-PE"/>
           <ns2:ligatures ns2:val="none"/>
         </w:rPr>
-        <w:t xml:space="preserve"> de </w:t>
+        <w:t xml:space="preserve"/>
       </w:r>
       <w:r>
         <w:rPr>
@@ -538,7 +538,7 @@
           <w:lang w:eastAsia="es-PE"/>
           <ns2:ligatures ns2:val="none"/>
         </w:rPr>
-        <w:t>ag</w:t>
+        <w:t xml:space="preserve"/>
       </w:r>
       <w:r>
         <w:rPr>
@@ -549,7 +549,7 @@
           <w:lang w:eastAsia="es-PE"/>
           <ns2:ligatures ns2:val="none"/>
         </w:rPr>
-        <w:t>osto</w:t>
+        <w:t xml:space="preserve"/>
       </w:r>
       <w:r>
         <w:rPr>
@@ -560,7 +560,7 @@
           <w:lang w:eastAsia="es-PE"/>
           <ns2:ligatures ns2:val="none"/>
         </w:rPr>
-        <w:t xml:space="preserve"> de 2025</w:t>
+        <w:t xml:space="preserve"/>
       </w:r>
     </w:p>
     <w:p ns2:paraId="66CE1821" ns2:textId="77777777">
@@ -6526,7 +6526,7 @@
           <w:sz w:val="15"/>
           <w:szCs w:val="15"/>
         </w:rPr>
-        <w:t>24 de julio del 2025</w:t>
+        <w:t xml:space="preserve">24 de julio de 2025</w:t>
       </w:r>
       <w:r>
         <w:rPr>
@@ -6543,7 +6543,7 @@
           <w:sz w:val="15"/>
           <w:szCs w:val="15"/>
         </w:rPr>
-        <w:t>recepcionada</w:t>
+        <w:t xml:space="preserve">recibida</w:t>
       </w:r>
       <w:proofErr w:type="spellEnd"/>
       <w:r>
@@ -6560,7 +6560,7 @@
           <w:sz w:val="15"/>
           <w:szCs w:val="15"/>
         </w:rPr>
-        <w:t>24 de julio del 2025</w:t>
+        <w:t xml:space="preserve">24 de julio de 2025</w:t>
       </w:r>
       <w:r>
         <w:rPr>
@@ -6638,7 +6638,7 @@
           <w:sz w:val="15"/>
           <w:szCs w:val="15"/>
         </w:rPr>
-        <w:t>el 2 de setiembre del 2010 en el Diario Oficial El Peruano, vigente desde el 2 de octubre del 2010 y modificado por Decreto Legislativo 1308.</w:t>
+        <w:t xml:space="preserve">el 2 de setiembre de 2010 en el Diario Oficial El Peruano, vigente desde el 2 de octubre de 2010 y modificado por Decreto Legislativo 1308.</w:t>
       </w:r>
     </w:p>
     <w:p>

--- a/plantillas_maestras/06_seguro_hogar_e_inmuebles/negativa_cobertura/1_ddo_aseguradora/mujer/TPL_1763_2025_SEGURO_HOGAR_E_INMUEBLES_NEGATIVA_COBERTURA_ASEGURADORA_MUJER_R1.docx
+++ b/plantillas_maestras/06_seguro_hogar_e_inmuebles/negativa_cobertura/1_ddo_aseguradora/mujer/TPL_1763_2025_SEGURO_HOGAR_E_INMUEBLES_NEGATIVA_COBERTURA_ASEGURADORA_MUJER_R1.docx
@@ -1,8 +1,8 @@
 
 <file path=word/document.xml><?xml version="1.0" encoding="utf-8"?>
-<w:document xmlns:ns1="http://schemas.openxmlformats.org/markup-compatibility/2006" xmlns:ns2="http://schemas.microsoft.com/office/word/2010/wordml" xmlns:ns3="http://schemas.openxmlformats.org/officeDocument/2006/relationships" xmlns:w="http://schemas.openxmlformats.org/wordprocessingml/2006/main" ns1:Ignorable="w14 w15 w16se w16cid w16 w16cex w16sdtdh w16sdtfl w16du wp14">
+<w:document xmlns:mc="http://schemas.openxmlformats.org/markup-compatibility/2006" xmlns:r="http://schemas.openxmlformats.org/officeDocument/2006/relationships" xmlns:w="http://schemas.openxmlformats.org/wordprocessingml/2006/main" xmlns:w14="http://schemas.microsoft.com/office/word/2010/wordml" xmlns:w15="http://schemas.microsoft.com/office/word/2012/wordml" xmlns:w16="http://schemas.microsoft.com/office/word/2018/wordml" xmlns:w16cex="http://schemas.microsoft.com/office/word/2018/wordml/cex" xmlns:w16cid="http://schemas.microsoft.com/office/word/2016/wordml/cid" xmlns:w16du="http://schemas.microsoft.com/office/word/2023/wordml/word16du" xmlns:w16sdtdh="http://schemas.microsoft.com/office/word/2020/wordml/sdtdatahash" xmlns:w16se="http://schemas.microsoft.com/office/word/2015/wordml/symex" xmlns:wp14="http://schemas.microsoft.com/office/word/2010/wordprocessingDrawing" mc:Ignorable="w14 w15 w16se w16cid w16 w16cex w16sdtdh w16du wp14">
   <w:body>
-    <w:p ns2:paraId="1B509B2D" ns2:textId="51BDE839">
+    <w:p>
       <w:pPr>
         <w:tabs>
           <w:tab w:val="left" w:pos="1701"/>
@@ -14,7 +14,7 @@
           <w:color w:val="000000"/>
           <w:kern w:val="0"/>
           <w:lang w:eastAsia="es-PE"/>
-          <ns2:ligatures ns2:val="none"/>
+          <w14:ligatures w14:val="none"/>
         </w:rPr>
       </w:pPr>
       <w:bookmarkStart w:id="0" w:name="_Hlk80343540"/>
@@ -25,7 +25,7 @@
           <w:color w:val="000000"/>
           <w:kern w:val="0"/>
           <w:lang w:eastAsia="es-PE"/>
-          <ns2:ligatures ns2:val="none"/>
+          <w14:ligatures w14:val="none"/>
         </w:rPr>
         <w:t xml:space="preserve">EXPEDIENTE </w:t>
       </w:r>
@@ -36,7 +36,7 @@
           <w:color w:val="000000"/>
           <w:kern w:val="0"/>
           <w:lang w:eastAsia="es-PE"/>
-          <ns2:ligatures ns2:val="none"/>
+          <w14:ligatures w14:val="none"/>
         </w:rPr>
         <w:tab/>
         <w:t>:</w:t>
@@ -48,7 +48,7 @@
           <w:color w:val="000000"/>
           <w:kern w:val="0"/>
           <w:lang w:eastAsia="es-PE"/>
-          <ns2:ligatures ns2:val="none"/>
+          <w14:ligatures w14:val="none"/>
         </w:rPr>
         <w:tab/>
       </w:r>
@@ -61,12 +61,12 @@
           <w:kern w:val="0"/>
           <w:shd w:val="clear" w:color="auto" w:fill="FFFFFF"/>
           <w:lang w:eastAsia="es-PE"/>
-          <ns2:ligatures ns2:val="none"/>
+          <w14:ligatures w14:val="none"/>
         </w:rPr>
         <w:t>1763-2025/CC1</w:t>
       </w:r>
     </w:p>
-    <w:p ns2:paraId="7E5DC22B" ns2:textId="26EB270F">
+    <w:p>
       <w:pPr>
         <w:tabs>
           <w:tab w:val="left" w:pos="1701"/>
@@ -81,111 +81,26 @@
           <w:color w:val="000000"/>
           <w:kern w:val="0"/>
           <w:lang w:eastAsia="es-PE"/>
-          <ns2:ligatures ns2:val="none"/>
-        </w:rPr>
-      </w:pPr>
-      <w:r>
-        <w:rPr>
-          <w:rFonts w:ascii="Arial Narrow" w:eastAsia="Arial Narrow" w:hAnsi="Arial Narrow" w:cs="Arial Narrow"/>
-          <w:b/>
-          <w:color w:val="000000"/>
-          <w:kern w:val="0"/>
-          <w:lang w:eastAsia="es-PE"/>
-          <ns2:ligatures ns2:val="none"/>
-        </w:rPr>
-        <w:t xml:space="preserve">DENUNCIANTE:[DENUNCIANTE] (SEÑORA [APELLIDO])</w:t>
-      </w:r>
-      <w:r>
-        <w:rPr>
-          <w:rFonts w:ascii="Arial Narrow" w:eastAsia="Arial Narrow" w:hAnsi="Arial Narrow" w:cs="Arial Narrow"/>
-          <w:b/>
-          <w:color w:val="000000"/>
-          <w:kern w:val="0"/>
-          <w:lang w:eastAsia="es-PE"/>
-          <ns2:ligatures ns2:val="none"/>
-        </w:rPr>
+          <w14:ligatures w14:val="none"/>
+        </w:rPr>
+      </w:pPr>
+      <w:r>
+        <w:rPr>
+          <w:rFonts w:ascii="Arial Narrow" w:eastAsia="Arial Narrow" w:hAnsi="Arial Narrow" w:cs="Arial Narrow"/>
+          <w:b/>
+          <w:color w:val="000000"/>
+          <w:kern w:val="0"/>
+          <w:lang w:eastAsia="es-PE"/>
+          <w14:ligatures w14:val="none"/>
+        </w:rPr>
+        <w:t>DENUNCIANTE</w:t>
         <w:tab/>
-        <w:t/>
-      </w:r>
-      <w:r>
-        <w:rPr>
-          <w:rFonts w:ascii="Arial Narrow" w:eastAsia="Arial Narrow" w:hAnsi="Arial Narrow" w:cs="Arial Narrow"/>
-          <w:b/>
-          <w:color w:val="000000"/>
-          <w:kern w:val="0"/>
-          <w:lang w:eastAsia="es-PE"/>
-          <ns2:ligatures ns2:val="none"/>
-        </w:rPr>
+        <w:t>:</w:t>
         <w:tab/>
-      </w:r>
-      <w:r>
-        <w:rPr>
-          <w:rFonts w:ascii="Arial Narrow" w:eastAsia="Arial Narrow" w:hAnsi="Arial Narrow" w:cs="Arial Narrow"/>
-          <w:b/>
-          <w:color w:val="000000"/>
-          <w:kern w:val="0"/>
-          <w:lang w:eastAsia="es-PE"/>
-          <ns2:ligatures ns2:val="none"/>
-        </w:rPr>
-        <w:t/>
-      </w:r>
-      <w:r>
-        <w:rPr>
-          <w:rFonts w:ascii="Arial Narrow" w:eastAsia="Arial Narrow" w:hAnsi="Arial Narrow" w:cs="Arial Narrow"/>
-          <w:b/>
-          <w:color w:val="000000"/>
-          <w:kern w:val="0"/>
-          <w:lang w:eastAsia="es-PE"/>
-          <ns2:ligatures ns2:val="none"/>
-        </w:rPr>
-        <w:t/>
-      </w:r>
-      <w:r>
-        <w:rPr>
-          <w:rFonts w:ascii="Arial Narrow" w:eastAsia="Arial Narrow" w:hAnsi="Arial Narrow" w:cs="Arial Narrow"/>
-          <w:b/>
-          <w:color w:val="000000"/>
-          <w:kern w:val="0"/>
-          <w:lang w:eastAsia="es-PE"/>
-          <ns2:ligatures ns2:val="none"/>
-        </w:rPr>
-        <w:t xml:space="preserve"/>
-      </w:r>
-      <w:r>
-        <w:rPr>
-          <w:rFonts w:ascii="Arial Narrow" w:eastAsia="Arial Narrow" w:hAnsi="Arial Narrow" w:cs="Arial Narrow"/>
-          <w:b/>
-          <w:color w:val="000000"/>
-          <w:kern w:val="0"/>
-          <w:lang w:eastAsia="es-PE"/>
-          <ns2:ligatures ns2:val="none"/>
-        </w:rPr>
-        <w:t xml:space="preserve"/>
-      </w:r>
-      <w:r>
-        <w:rPr>
-          <w:rFonts w:ascii="Arial Narrow" w:eastAsia="Arial Narrow" w:hAnsi="Arial Narrow" w:cs="Arial Narrow"/>
-          <w:b/>
-          <w:color w:val="000000"/>
-          <w:kern w:val="0"/>
-          <w:lang w:eastAsia="es-PE"/>
-          <ns2:ligatures ns2:val="none"/>
-        </w:rPr>
-        <w:t/>
-      </w:r>
-      <w:r>
-        <w:rPr>
-          <w:rFonts w:ascii="Arial Narrow" w:eastAsia="Arial Narrow" w:hAnsi="Arial Narrow" w:cs="Arial Narrow"/>
-          <w:b/>
-          <w:color w:val="000000"/>
-          <w:kern w:val="0"/>
-          <w:lang w:eastAsia="es-PE"/>
-          <ns2:ligatures ns2:val="none"/>
-        </w:rPr>
-        <w:t/>
-      </w:r>
-    </w:p>
-    <w:p ns2:paraId="6DEEEDFE" ns2:textId="67BD3BBC">
+        <w:t xml:space="preserve">[DENUNCIANTE] (SEÑORA [APELLIDO])</w:t>
+      </w:r>
+    </w:p>
+    <w:p>
       <w:pPr>
         <w:tabs>
           <w:tab w:val="left" w:pos="1701"/>
@@ -208,7 +123,7 @@
           <w:color w:val="000000"/>
           <w:kern w:val="0"/>
           <w:lang w:eastAsia="es-PE"/>
-          <ns2:ligatures ns2:val="none"/>
+          <w14:ligatures w14:val="none"/>
         </w:rPr>
         <w:t>DENUNCIADO</w:t>
       </w:r>
@@ -219,7 +134,7 @@
           <w:color w:val="000000"/>
           <w:kern w:val="0"/>
           <w:lang w:eastAsia="es-PE"/>
-          <ns2:ligatures ns2:val="none"/>
+          <w14:ligatures w14:val="none"/>
         </w:rPr>
         <w:tab/>
         <w:t>:</w:t>
@@ -231,7 +146,7 @@
           <w:color w:val="000000"/>
           <w:kern w:val="0"/>
           <w:lang w:eastAsia="es-PE"/>
-          <ns2:ligatures ns2:val="none"/>
+          <w14:ligatures w14:val="none"/>
         </w:rPr>
         <w:tab/>
       </w:r>
@@ -310,7 +225,7 @@
         <w:t>)</w:t>
       </w:r>
     </w:p>
-    <w:p ns2:paraId="022D2B94" ns2:textId="4590D15C">
+    <w:p>
       <w:pPr>
         <w:tabs>
           <w:tab w:val="left" w:pos="1701"/>
@@ -333,7 +248,7 @@
           <w:color w:val="000000"/>
           <w:kern w:val="0"/>
           <w:lang w:eastAsia="es-PE"/>
-          <ns2:ligatures ns2:val="none"/>
+          <w14:ligatures w14:val="none"/>
         </w:rPr>
         <w:t>MATERIAS</w:t>
       </w:r>
@@ -344,7 +259,7 @@
           <w:color w:val="000000"/>
           <w:kern w:val="0"/>
           <w:lang w:eastAsia="es-PE"/>
-          <ns2:ligatures ns2:val="none"/>
+          <w14:ligatures w14:val="none"/>
         </w:rPr>
         <w:tab/>
         <w:t xml:space="preserve">: </w:t>
@@ -356,7 +271,7 @@
           <w:color w:val="000000"/>
           <w:kern w:val="0"/>
           <w:lang w:eastAsia="es-PE"/>
-          <ns2:ligatures ns2:val="none"/>
+          <w14:ligatures w14:val="none"/>
         </w:rPr>
         <w:tab/>
       </w:r>
@@ -370,7 +285,7 @@
         <w:t>ADMISIÓN A TRÁMITE</w:t>
       </w:r>
     </w:p>
-    <w:p ns2:paraId="19ED7B73" ns2:textId="77777777">
+    <w:p>
       <w:pPr>
         <w:tabs>
           <w:tab w:val="left" w:pos="1701"/>
@@ -385,22 +300,22 @@
           <w:color w:val="000000"/>
           <w:kern w:val="0"/>
           <w:lang w:eastAsia="es-PE"/>
-          <ns2:ligatures ns2:val="none"/>
-        </w:rPr>
-      </w:pPr>
-      <w:r>
-        <w:rPr>
-          <w:rFonts w:ascii="Arial Narrow" w:eastAsia="Arial Narrow" w:hAnsi="Arial Narrow" w:cs="Arial Narrow"/>
-          <w:b/>
-          <w:color w:val="000000"/>
-          <w:kern w:val="0"/>
-          <w:lang w:eastAsia="es-PE"/>
-          <ns2:ligatures ns2:val="none"/>
+          <w14:ligatures w14:val="none"/>
+        </w:rPr>
+      </w:pPr>
+      <w:r>
+        <w:rPr>
+          <w:rFonts w:ascii="Arial Narrow" w:eastAsia="Arial Narrow" w:hAnsi="Arial Narrow" w:cs="Arial Narrow"/>
+          <w:b/>
+          <w:color w:val="000000"/>
+          <w:kern w:val="0"/>
+          <w:lang w:eastAsia="es-PE"/>
+          <w14:ligatures w14:val="none"/>
         </w:rPr>
         <w:t xml:space="preserve">REQUERIMIENTO DE INFORMACIÓN </w:t>
       </w:r>
     </w:p>
-    <w:p ns2:paraId="46A5A479" ns2:textId="22B46775">
+    <w:p>
       <w:pPr>
         <w:tabs>
           <w:tab w:val="left" w:pos="1701"/>
@@ -414,17 +329,17 @@
           <w:color w:val="000000"/>
           <w:kern w:val="0"/>
           <w:lang w:eastAsia="es-PE"/>
-          <ns2:ligatures ns2:val="none"/>
-        </w:rPr>
-      </w:pPr>
-      <w:r>
-        <w:rPr>
-          <w:rFonts w:ascii="Arial Narrow" w:eastAsia="Arial Narrow" w:hAnsi="Arial Narrow" w:cs="Arial Narrow"/>
-          <w:b/>
-          <w:color w:val="000000"/>
-          <w:kern w:val="0"/>
-          <w:lang w:eastAsia="es-PE"/>
-          <ns2:ligatures ns2:val="none"/>
+          <w14:ligatures w14:val="none"/>
+        </w:rPr>
+      </w:pPr>
+      <w:r>
+        <w:rPr>
+          <w:rFonts w:ascii="Arial Narrow" w:eastAsia="Arial Narrow" w:hAnsi="Arial Narrow" w:cs="Arial Narrow"/>
+          <w:b/>
+          <w:color w:val="000000"/>
+          <w:kern w:val="0"/>
+          <w:lang w:eastAsia="es-PE"/>
+          <w14:ligatures w14:val="none"/>
         </w:rPr>
         <w:t xml:space="preserve">RESOLUCIÓN </w:t>
       </w:r>
@@ -435,7 +350,7 @@
           <w:color w:val="000000"/>
           <w:kern w:val="0"/>
           <w:lang w:eastAsia="es-PE"/>
-          <ns2:ligatures ns2:val="none"/>
+          <w14:ligatures w14:val="none"/>
         </w:rPr>
         <w:tab/>
         <w:t>:</w:t>
@@ -447,7 +362,7 @@
           <w:color w:val="000000"/>
           <w:kern w:val="0"/>
           <w:lang w:eastAsia="es-PE"/>
-          <ns2:ligatures ns2:val="none"/>
+          <w14:ligatures w14:val="none"/>
         </w:rPr>
         <w:tab/>
       </w:r>
@@ -458,12 +373,12 @@
           <w:color w:val="000000"/>
           <w:kern w:val="0"/>
           <w:lang w:eastAsia="es-PE"/>
-          <ns2:ligatures ns2:val="none"/>
+          <w14:ligatures w14:val="none"/>
         </w:rPr>
         <w:t>1</w:t>
       </w:r>
     </w:p>
-    <w:p ns2:paraId="5BA3A18D" ns2:textId="77777777">
+    <w:p>
       <w:pPr>
         <w:tabs>
           <w:tab w:val="left" w:pos="1014"/>
@@ -476,11 +391,11 @@
           <w:kern w:val="0"/>
           <w:shd w:val="clear" w:color="auto" w:fill="FFFFFF"/>
           <w:lang w:eastAsia="es-PE"/>
-          <ns2:ligatures ns2:val="none"/>
-        </w:rPr>
-      </w:pPr>
-    </w:p>
-    <w:p ns2:paraId="2F799822" ns2:textId="211E88CF">
+          <w14:ligatures w14:val="none"/>
+        </w:rPr>
+      </w:pPr>
+    </w:p>
+    <w:p>
       <w:pPr>
         <w:tabs>
           <w:tab w:val="left" w:pos="1014"/>
@@ -493,7 +408,7 @@
           <w:kern w:val="0"/>
           <w:shd w:val="clear" w:color="auto" w:fill="FFFFFF"/>
           <w:lang w:eastAsia="es-PE"/>
-          <ns2:ligatures ns2:val="none"/>
+          <w14:ligatures w14:val="none"/>
         </w:rPr>
       </w:pPr>
       <w:r>
@@ -503,7 +418,7 @@
           <w:kern w:val="0"/>
           <w:shd w:val="clear" w:color="auto" w:fill="FFFFFF"/>
           <w:lang w:eastAsia="es-PE"/>
-          <ns2:ligatures ns2:val="none"/>
+          <w14:ligatures w14:val="none"/>
         </w:rPr>
         <w:t xml:space="preserve">Lima, </w:t>
       </w:r>
@@ -514,7 +429,7 @@
           <w:kern w:val="0"/>
           <w:shd w:val="clear" w:color="auto" w:fill="FFFFFF"/>
           <w:lang w:eastAsia="es-PE"/>
-          <ns2:ligatures ns2:val="none"/>
+          <w14:ligatures w14:val="none"/>
         </w:rPr>
         <w:t xml:space="preserve">29 de agosto de 2025</w:t>
       </w:r>
@@ -525,7 +440,7 @@
           <w:kern w:val="0"/>
           <w:shd w:val="clear" w:color="auto" w:fill="FFFFFF"/>
           <w:lang w:eastAsia="es-PE"/>
-          <ns2:ligatures ns2:val="none"/>
+          <w14:ligatures w14:val="none"/>
         </w:rPr>
         <w:t xml:space="preserve"/>
       </w:r>
@@ -536,7 +451,7 @@
           <w:kern w:val="0"/>
           <w:shd w:val="clear" w:color="auto" w:fill="FFFFFF"/>
           <w:lang w:eastAsia="es-PE"/>
-          <ns2:ligatures ns2:val="none"/>
+          <w14:ligatures w14:val="none"/>
         </w:rPr>
         <w:t xml:space="preserve"/>
       </w:r>
@@ -547,7 +462,7 @@
           <w:kern w:val="0"/>
           <w:shd w:val="clear" w:color="auto" w:fill="FFFFFF"/>
           <w:lang w:eastAsia="es-PE"/>
-          <ns2:ligatures ns2:val="none"/>
+          <w14:ligatures w14:val="none"/>
         </w:rPr>
         <w:t xml:space="preserve"/>
       </w:r>
@@ -558,12 +473,12 @@
           <w:kern w:val="0"/>
           <w:shd w:val="clear" w:color="auto" w:fill="FFFFFF"/>
           <w:lang w:eastAsia="es-PE"/>
-          <ns2:ligatures ns2:val="none"/>
+          <w14:ligatures w14:val="none"/>
         </w:rPr>
         <w:t xml:space="preserve"/>
       </w:r>
     </w:p>
-    <w:p ns2:paraId="66CE1821" ns2:textId="77777777">
+    <w:p>
       <w:pPr>
         <w:tabs>
           <w:tab w:val="left" w:pos="1014"/>
@@ -575,11 +490,11 @@
           <w:color w:val="000000"/>
           <w:kern w:val="0"/>
           <w:lang w:eastAsia="es-PE"/>
-          <ns2:ligatures ns2:val="none"/>
-        </w:rPr>
-      </w:pPr>
-    </w:p>
-    <w:p ns2:paraId="0B80AAA5" ns2:textId="77777777">
+          <w14:ligatures w14:val="none"/>
+        </w:rPr>
+      </w:pPr>
+    </w:p>
+    <w:p>
       <w:pPr>
         <w:numPr>
           <w:ilvl w:val="0"/>
@@ -593,22 +508,22 @@
           <w:color w:val="000000"/>
           <w:kern w:val="0"/>
           <w:lang w:eastAsia="es-PE"/>
-          <ns2:ligatures ns2:val="none"/>
-        </w:rPr>
-      </w:pPr>
-      <w:r>
-        <w:rPr>
-          <w:rFonts w:ascii="Arial Narrow" w:eastAsia="Arial Narrow" w:hAnsi="Arial Narrow" w:cs="Arial Narrow"/>
-          <w:b/>
-          <w:color w:val="000000"/>
-          <w:kern w:val="0"/>
-          <w:lang w:eastAsia="es-PE"/>
-          <ns2:ligatures ns2:val="none"/>
+          <w14:ligatures w14:val="none"/>
+        </w:rPr>
+      </w:pPr>
+      <w:r>
+        <w:rPr>
+          <w:rFonts w:ascii="Arial Narrow" w:eastAsia="Arial Narrow" w:hAnsi="Arial Narrow" w:cs="Arial Narrow"/>
+          <w:b/>
+          <w:color w:val="000000"/>
+          <w:kern w:val="0"/>
+          <w:lang w:eastAsia="es-PE"/>
+          <w14:ligatures w14:val="none"/>
         </w:rPr>
         <w:t xml:space="preserve">HECHOS </w:t>
       </w:r>
     </w:p>
-    <w:p ns2:paraId="621F2AB2" ns2:textId="77777777">
+    <w:p>
       <w:pPr>
         <w:spacing w:after="0" w:line="240" w:lineRule="auto"/>
         <w:jc w:val="both"/>
@@ -617,11 +532,11 @@
           <w:color w:val="000000"/>
           <w:kern w:val="0"/>
           <w:lang w:eastAsia="es-PE"/>
-          <ns2:ligatures ns2:val="none"/>
-        </w:rPr>
-      </w:pPr>
-    </w:p>
-    <w:p ns2:paraId="60B5D5B0" ns2:textId="2F81A50D">
+          <w14:ligatures w14:val="none"/>
+        </w:rPr>
+      </w:pPr>
+    </w:p>
+    <w:p>
       <w:pPr>
         <w:numPr>
           <w:ilvl w:val="1"/>
@@ -635,7 +550,7 @@
           <w:color w:val="000000"/>
           <w:kern w:val="0"/>
           <w:lang w:val="es-ES" w:eastAsia="es-ES"/>
-          <ns2:ligatures ns2:val="none"/>
+          <w14:ligatures w14:val="none"/>
         </w:rPr>
       </w:pPr>
       <w:r>
@@ -644,7 +559,7 @@
           <w:color w:val="000000"/>
           <w:kern w:val="0"/>
           <w:lang w:val="es-ES" w:eastAsia="es-ES"/>
-          <ns2:ligatures ns2:val="none"/>
+          <w14:ligatures w14:val="none"/>
         </w:rPr>
         <w:t xml:space="preserve">Mediante el escrito del 20 de junio de 2025, la señora [APELLIDO] denunció a Vívela por presuntas infracciones a la Ley 29571, Código de Protección y Defensa del Consumidor (en adelante, Código), señalando lo siguiente:</w:t>
       </w:r>
@@ -654,7 +569,7 @@
           <w:color w:val="000000"/>
           <w:kern w:val="0"/>
           <w:lang w:val="es-ES" w:eastAsia="es-ES"/>
-          <ns2:ligatures ns2:val="none"/>
+          <w14:ligatures w14:val="none"/>
         </w:rPr>
         <w:t xml:space="preserve"/>
       </w:r>
@@ -664,7 +579,7 @@
           <w:color w:val="000000"/>
           <w:kern w:val="0"/>
           <w:lang w:val="es-ES" w:eastAsia="es-ES"/>
-          <ns2:ligatures ns2:val="none"/>
+          <w14:ligatures w14:val="none"/>
         </w:rPr>
         <w:t xml:space="preserve"/>
       </w:r>
@@ -674,7 +589,7 @@
           <w:color w:val="000000"/>
           <w:kern w:val="0"/>
           <w:lang w:val="es-ES" w:eastAsia="es-ES"/>
-          <ns2:ligatures ns2:val="none"/>
+          <w14:ligatures w14:val="none"/>
         </w:rPr>
         <w:t/>
       </w:r>
@@ -686,7 +601,7 @@
           <w:kern w:val="0"/>
           <w:vertAlign w:val="superscript"/>
           <w:lang w:val="es-ES" w:eastAsia="es-ES"/>
-          <ns2:ligatures ns2:val="none"/>
+          <w14:ligatures w14:val="none"/>
         </w:rPr>
         <w:footnoteReference w:id="1"/>
       </w:r>
@@ -694,7 +609,7 @@
         <w:rPr>
           <w:rFonts w:ascii="Arial Narrow" w:eastAsia="Calibri" w:hAnsi="Arial Narrow" w:cs="Arial"/>
           <w:kern w:val="0"/>
-          <ns2:ligatures ns2:val="none"/>
+          <w14:ligatures w14:val="none"/>
         </w:rPr>
         <w:t/>
       </w:r>
@@ -702,7 +617,7 @@
         <w:rPr>
           <w:rFonts w:ascii="Arial Narrow" w:eastAsia="Calibri" w:hAnsi="Arial Narrow" w:cs="Arial"/>
           <w:kern w:val="0"/>
-          <ns2:ligatures ns2:val="none"/>
+          <w14:ligatures w14:val="none"/>
         </w:rPr>
         <w:t xml:space="preserve"/>
       </w:r>
@@ -710,7 +625,7 @@
         <w:rPr>
           <w:rFonts w:ascii="Arial Narrow" w:eastAsia="Calibri" w:hAnsi="Arial Narrow" w:cs="Arial"/>
           <w:kern w:val="0"/>
-          <ns2:ligatures ns2:val="none"/>
+          <w14:ligatures w14:val="none"/>
         </w:rPr>
         <w:t xml:space="preserve"/>
       </w:r>
@@ -718,7 +633,7 @@
         <w:rPr>
           <w:rFonts w:ascii="Arial Narrow" w:eastAsia="Calibri" w:hAnsi="Arial Narrow" w:cs="Arial"/>
           <w:kern w:val="0"/>
-          <ns2:ligatures ns2:val="none"/>
+          <w14:ligatures w14:val="none"/>
         </w:rPr>
         <w:t/>
       </w:r>
@@ -728,7 +643,7 @@
           <w:color w:val="000000"/>
           <w:kern w:val="0"/>
           <w:lang w:val="es-ES" w:eastAsia="es-ES"/>
-          <ns2:ligatures ns2:val="none"/>
+          <w14:ligatures w14:val="none"/>
         </w:rPr>
         <w:t xml:space="preserve"/>
       </w:r>
@@ -738,7 +653,7 @@
           <w:color w:val="000000"/>
           <w:kern w:val="0"/>
           <w:lang w:val="es-ES" w:eastAsia="es-ES"/>
-          <ns2:ligatures ns2:val="none"/>
+          <w14:ligatures w14:val="none"/>
         </w:rPr>
         <w:t/>
       </w:r>
@@ -748,7 +663,7 @@
           <w:color w:val="000000"/>
           <w:kern w:val="0"/>
           <w:lang w:val="es-ES" w:eastAsia="es-ES"/>
-          <ns2:ligatures ns2:val="none"/>
+          <w14:ligatures w14:val="none"/>
         </w:rPr>
         <w:t/>
       </w:r>
@@ -758,7 +673,7 @@
           <w:color w:val="000000"/>
           <w:kern w:val="0"/>
           <w:lang w:val="es-ES" w:eastAsia="es-ES"/>
-          <ns2:ligatures ns2:val="none"/>
+          <w14:ligatures w14:val="none"/>
         </w:rPr>
         <w:t xml:space="preserve"/>
       </w:r>
@@ -768,7 +683,7 @@
           <w:color w:val="000000"/>
           <w:kern w:val="0"/>
           <w:lang w:val="es-ES" w:eastAsia="es-ES"/>
-          <ns2:ligatures ns2:val="none"/>
+          <w14:ligatures w14:val="none"/>
         </w:rPr>
         <w:t/>
       </w:r>
@@ -780,7 +695,7 @@
           <w:kern w:val="0"/>
           <w:vertAlign w:val="superscript"/>
           <w:lang w:val="es-ES" w:eastAsia="es-ES"/>
-          <ns2:ligatures ns2:val="none"/>
+          <w14:ligatures w14:val="none"/>
         </w:rPr>
         <w:footnoteReference w:id="2"/>
       </w:r>
@@ -790,7 +705,7 @@
           <w:color w:val="000000"/>
           <w:kern w:val="0"/>
           <w:lang w:val="es-ES" w:eastAsia="es-ES"/>
-          <ns2:ligatures ns2:val="none"/>
+          <w14:ligatures w14:val="none"/>
         </w:rPr>
         <w:t xml:space="preserve"/>
       </w:r>
@@ -801,12 +716,12 @@
           <w:color w:val="000000"/>
           <w:kern w:val="0"/>
           <w:lang w:val="es-ES" w:eastAsia="es-ES"/>
-          <ns2:ligatures ns2:val="none"/>
+          <w14:ligatures w14:val="none"/>
         </w:rPr>
         <w:t/>
       </w:r>
     </w:p>
-    <w:p ns2:paraId="3AD3B7C6" ns2:textId="77777777">
+    <w:p>
       <w:pPr>
         <w:tabs>
           <w:tab w:val="left" w:pos="1134"/>
@@ -818,11 +733,11 @@
           <w:color w:val="000000"/>
           <w:kern w:val="0"/>
           <w:lang w:val="es-ES" w:eastAsia="es-ES"/>
-          <ns2:ligatures ns2:val="none"/>
-        </w:rPr>
-      </w:pPr>
-    </w:p>
-    <w:p ns2:paraId="73B2C70E" ns2:textId="0832F3DD">
+          <w14:ligatures w14:val="none"/>
+        </w:rPr>
+      </w:pPr>
+    </w:p>
+    <w:p>
       <w:pPr>
         <w:pStyle w:val="Prrafodelista"/>
         <w:numPr>
@@ -840,16 +755,16 @@
           <w:color w:val="000000"/>
           <w:kern w:val="0"/>
           <w:lang w:eastAsia="es-ES"/>
-          <ns2:ligatures ns2:val="none"/>
-        </w:rPr>
-      </w:pPr>
-      <w:r>
-        <w:rPr>
-          <w:rFonts w:ascii="Arial Narrow" w:eastAsia="Times New Roman" w:hAnsi="Arial Narrow" w:cs="Arial"/>
-          <w:color w:val="000000"/>
-          <w:kern w:val="0"/>
-          <w:lang w:eastAsia="es-ES"/>
-          <ns2:ligatures ns2:val="none"/>
+          <w14:ligatures w14:val="none"/>
+        </w:rPr>
+      </w:pPr>
+      <w:r>
+        <w:rPr>
+          <w:rFonts w:ascii="Arial Narrow" w:eastAsia="Times New Roman" w:hAnsi="Arial Narrow" w:cs="Arial"/>
+          <w:color w:val="000000"/>
+          <w:kern w:val="0"/>
+          <w:lang w:eastAsia="es-ES"/>
+          <w14:ligatures w14:val="none"/>
         </w:rPr>
         <w:t>Desde aproximadamente</w:t>
       </w:r>
@@ -859,7 +774,7 @@
           <w:color w:val="000000"/>
           <w:kern w:val="0"/>
           <w:lang w:eastAsia="es-ES"/>
-          <ns2:ligatures ns2:val="none"/>
+          <w14:ligatures w14:val="none"/>
         </w:rPr>
         <w:t xml:space="preserve"> el 2019</w:t>
       </w:r>
@@ -869,7 +784,7 @@
           <w:color w:val="000000"/>
           <w:kern w:val="0"/>
           <w:lang w:eastAsia="es-ES"/>
-          <ns2:ligatures ns2:val="none"/>
+          <w14:ligatures w14:val="none"/>
         </w:rPr>
         <w:t xml:space="preserve">, </w:t>
       </w:r>
@@ -879,7 +794,7 @@
           <w:color w:val="000000"/>
           <w:kern w:val="0"/>
           <w:lang w:eastAsia="es-ES"/>
-          <ns2:ligatures ns2:val="none"/>
+          <w14:ligatures w14:val="none"/>
         </w:rPr>
         <w:t>obtuvo</w:t>
       </w:r>
@@ -889,7 +804,7 @@
           <w:color w:val="000000"/>
           <w:kern w:val="0"/>
           <w:lang w:eastAsia="es-ES"/>
-          <ns2:ligatures ns2:val="none"/>
+          <w14:ligatures w14:val="none"/>
         </w:rPr>
         <w:t xml:space="preserve"> un crédito hipotecario con </w:t>
       </w:r>
@@ -899,7 +814,7 @@
           <w:color w:val="000000"/>
           <w:kern w:val="0"/>
           <w:lang w:val="es-ES" w:eastAsia="es-ES"/>
-          <ns2:ligatures ns2:val="none"/>
+          <w14:ligatures w14:val="none"/>
         </w:rPr>
         <w:t>Vívela</w:t>
       </w:r>
@@ -909,7 +824,7 @@
           <w:color w:val="000000"/>
           <w:kern w:val="0"/>
           <w:lang w:eastAsia="es-ES"/>
-          <ns2:ligatures ns2:val="none"/>
+          <w14:ligatures w14:val="none"/>
         </w:rPr>
         <w:t>, con pagos mensuales de S/. 735</w:t>
       </w:r>
@@ -919,7 +834,7 @@
           <w:color w:val="000000"/>
           <w:kern w:val="0"/>
           <w:lang w:eastAsia="es-ES"/>
-          <ns2:ligatures ns2:val="none"/>
+          <w14:ligatures w14:val="none"/>
         </w:rPr>
         <w:t>,</w:t>
       </w:r>
@@ -929,7 +844,7 @@
           <w:color w:val="000000"/>
           <w:kern w:val="0"/>
           <w:lang w:eastAsia="es-ES"/>
-          <ns2:ligatures ns2:val="none"/>
+          <w14:ligatures w14:val="none"/>
         </w:rPr>
         <w:t>24</w:t>
       </w:r>
@@ -939,7 +854,7 @@
           <w:color w:val="000000"/>
           <w:kern w:val="0"/>
           <w:lang w:eastAsia="es-ES"/>
-          <ns2:ligatures ns2:val="none"/>
+          <w14:ligatures w14:val="none"/>
         </w:rPr>
         <w:t xml:space="preserve">, </w:t>
       </w:r>
@@ -949,7 +864,7 @@
           <w:color w:val="000000"/>
           <w:kern w:val="0"/>
           <w:lang w:eastAsia="es-ES"/>
-          <ns2:ligatures ns2:val="none"/>
+          <w14:ligatures w14:val="none"/>
         </w:rPr>
         <w:t xml:space="preserve">que incluían el pago de </w:t>
       </w:r>
@@ -959,7 +874,7 @@
           <w:color w:val="000000"/>
           <w:kern w:val="0"/>
           <w:lang w:eastAsia="es-ES"/>
-          <ns2:ligatures ns2:val="none"/>
+          <w14:ligatures w14:val="none"/>
         </w:rPr>
         <w:t xml:space="preserve">Seguro de Inmueble </w:t>
       </w:r>
@@ -969,7 +884,7 @@
           <w:color w:val="000000"/>
           <w:kern w:val="0"/>
           <w:lang w:eastAsia="es-ES"/>
-          <ns2:ligatures ns2:val="none"/>
+          <w14:ligatures w14:val="none"/>
         </w:rPr>
         <w:t>de S/. 9</w:t>
       </w:r>
@@ -979,7 +894,7 @@
           <w:color w:val="000000"/>
           <w:kern w:val="0"/>
           <w:lang w:eastAsia="es-ES"/>
-          <ns2:ligatures ns2:val="none"/>
+          <w14:ligatures w14:val="none"/>
         </w:rPr>
         <w:t>,</w:t>
       </w:r>
@@ -989,7 +904,7 @@
           <w:color w:val="000000"/>
           <w:kern w:val="0"/>
           <w:lang w:eastAsia="es-ES"/>
-          <ns2:ligatures ns2:val="none"/>
+          <w14:ligatures w14:val="none"/>
         </w:rPr>
         <w:t>35</w:t>
       </w:r>
@@ -999,7 +914,7 @@
           <w:color w:val="000000"/>
           <w:kern w:val="0"/>
           <w:lang w:eastAsia="es-ES"/>
-          <ns2:ligatures ns2:val="none"/>
+          <w14:ligatures w14:val="none"/>
         </w:rPr>
         <w:t xml:space="preserve"> emitido </w:t>
       </w:r>
@@ -1009,7 +924,7 @@
           <w:color w:val="000000"/>
           <w:kern w:val="0"/>
           <w:lang w:eastAsia="es-ES"/>
-          <ns2:ligatures ns2:val="none"/>
+          <w14:ligatures w14:val="none"/>
         </w:rPr>
         <w:t xml:space="preserve">con </w:t>
       </w:r>
@@ -1019,7 +934,7 @@
           <w:color w:val="000000"/>
           <w:kern w:val="0"/>
           <w:lang w:eastAsia="es-ES"/>
-          <ns2:ligatures ns2:val="none"/>
+          <w14:ligatures w14:val="none"/>
         </w:rPr>
         <w:t>Mapfre Perú Compañía de Seguros y Reaseguros S.A. (en adelante, Mapfre)</w:t>
       </w:r>
@@ -1029,12 +944,12 @@
           <w:color w:val="000000"/>
           <w:kern w:val="0"/>
           <w:lang w:eastAsia="es-ES"/>
-          <ns2:ligatures ns2:val="none"/>
+          <w14:ligatures w14:val="none"/>
         </w:rPr>
         <w:t>.</w:t>
       </w:r>
     </w:p>
-    <w:p ns2:paraId="24846B30" ns2:textId="77777777">
+    <w:p>
       <w:pPr>
         <w:pStyle w:val="Prrafodelista"/>
         <w:spacing w:after="0" w:line="240" w:lineRule="auto"/>
@@ -1045,11 +960,11 @@
           <w:color w:val="000000"/>
           <w:kern w:val="0"/>
           <w:lang w:eastAsia="es-ES"/>
-          <ns2:ligatures ns2:val="none"/>
-        </w:rPr>
-      </w:pPr>
-    </w:p>
-    <w:p ns2:paraId="0F4D15AA" ns2:textId="38EC2403">
+          <w14:ligatures w14:val="none"/>
+        </w:rPr>
+      </w:pPr>
+    </w:p>
+    <w:p>
       <w:pPr>
         <w:pStyle w:val="Prrafodelista"/>
         <w:numPr>
@@ -1067,16 +982,16 @@
           <w:color w:val="000000"/>
           <w:kern w:val="0"/>
           <w:lang w:eastAsia="es-ES"/>
-          <ns2:ligatures ns2:val="none"/>
-        </w:rPr>
-      </w:pPr>
-      <w:r>
-        <w:rPr>
-          <w:rFonts w:ascii="Arial Narrow" w:eastAsia="Times New Roman" w:hAnsi="Arial Narrow" w:cs="Arial"/>
-          <w:color w:val="000000"/>
-          <w:kern w:val="0"/>
-          <w:lang w:eastAsia="es-ES"/>
-          <ns2:ligatures ns2:val="none"/>
+          <w14:ligatures w14:val="none"/>
+        </w:rPr>
+      </w:pPr>
+      <w:r>
+        <w:rPr>
+          <w:rFonts w:ascii="Arial Narrow" w:eastAsia="Times New Roman" w:hAnsi="Arial Narrow" w:cs="Arial"/>
+          <w:color w:val="000000"/>
+          <w:kern w:val="0"/>
+          <w:lang w:eastAsia="es-ES"/>
+          <w14:ligatures w14:val="none"/>
         </w:rPr>
         <w:t>En los últimos meses</w:t>
       </w:r>
@@ -1086,7 +1001,7 @@
           <w:color w:val="000000"/>
           <w:kern w:val="0"/>
           <w:lang w:eastAsia="es-ES"/>
-          <ns2:ligatures ns2:val="none"/>
+          <w14:ligatures w14:val="none"/>
         </w:rPr>
         <w:t xml:space="preserve"> previo a la presentación de su denuncia</w:t>
       </w:r>
@@ -1096,7 +1011,7 @@
           <w:color w:val="000000"/>
           <w:kern w:val="0"/>
           <w:lang w:eastAsia="es-ES"/>
-          <ns2:ligatures ns2:val="none"/>
+          <w14:ligatures w14:val="none"/>
         </w:rPr>
         <w:t>,</w:t>
       </w:r>
@@ -1106,7 +1021,7 @@
           <w:color w:val="000000"/>
           <w:kern w:val="0"/>
           <w:lang w:eastAsia="es-ES"/>
-          <ns2:ligatures ns2:val="none"/>
+          <w14:ligatures w14:val="none"/>
         </w:rPr>
         <w:t xml:space="preserve"> se</w:t>
       </w:r>
@@ -1116,7 +1031,7 @@
           <w:color w:val="000000"/>
           <w:kern w:val="0"/>
           <w:lang w:eastAsia="es-ES"/>
-          <ns2:ligatures ns2:val="none"/>
+          <w14:ligatures w14:val="none"/>
         </w:rPr>
         <w:t xml:space="preserve"> incrementó el pago</w:t>
       </w:r>
@@ -1126,7 +1041,7 @@
           <w:color w:val="000000"/>
           <w:kern w:val="0"/>
           <w:lang w:eastAsia="es-ES"/>
-          <ns2:ligatures ns2:val="none"/>
+          <w14:ligatures w14:val="none"/>
         </w:rPr>
         <w:t xml:space="preserve"> mensual</w:t>
       </w:r>
@@ -1136,7 +1051,7 @@
           <w:color w:val="000000"/>
           <w:kern w:val="0"/>
           <w:lang w:eastAsia="es-ES"/>
-          <ns2:ligatures ns2:val="none"/>
+          <w14:ligatures w14:val="none"/>
         </w:rPr>
         <w:t xml:space="preserve"> </w:t>
       </w:r>
@@ -1146,7 +1061,7 @@
           <w:color w:val="000000"/>
           <w:kern w:val="0"/>
           <w:lang w:eastAsia="es-ES"/>
-          <ns2:ligatures ns2:val="none"/>
+          <w14:ligatures w14:val="none"/>
         </w:rPr>
         <w:t xml:space="preserve">de las primas </w:t>
       </w:r>
@@ -1156,7 +1071,7 @@
           <w:color w:val="000000"/>
           <w:kern w:val="0"/>
           <w:lang w:eastAsia="es-ES"/>
-          <ns2:ligatures ns2:val="none"/>
+          <w14:ligatures w14:val="none"/>
         </w:rPr>
         <w:t>de</w:t>
       </w:r>
@@ -1166,7 +1081,7 @@
           <w:color w:val="000000"/>
           <w:kern w:val="0"/>
           <w:lang w:eastAsia="es-ES"/>
-          <ns2:ligatures ns2:val="none"/>
+          <w14:ligatures w14:val="none"/>
         </w:rPr>
         <w:t>l</w:t>
       </w:r>
@@ -1176,7 +1091,7 @@
           <w:color w:val="000000"/>
           <w:kern w:val="0"/>
           <w:lang w:eastAsia="es-ES"/>
-          <ns2:ligatures ns2:val="none"/>
+          <w14:ligatures w14:val="none"/>
         </w:rPr>
         <w:t xml:space="preserve"> Seguro de Inmueble a S/. 10</w:t>
       </w:r>
@@ -1186,7 +1101,7 @@
           <w:color w:val="000000"/>
           <w:kern w:val="0"/>
           <w:lang w:eastAsia="es-ES"/>
-          <ns2:ligatures ns2:val="none"/>
+          <w14:ligatures w14:val="none"/>
         </w:rPr>
         <w:t>,</w:t>
       </w:r>
@@ -1196,7 +1111,7 @@
           <w:color w:val="000000"/>
           <w:kern w:val="0"/>
           <w:lang w:eastAsia="es-ES"/>
-          <ns2:ligatures ns2:val="none"/>
+          <w14:ligatures w14:val="none"/>
         </w:rPr>
         <w:t>74</w:t>
       </w:r>
@@ -1206,7 +1121,7 @@
           <w:color w:val="000000"/>
           <w:kern w:val="0"/>
           <w:lang w:eastAsia="es-ES"/>
-          <ns2:ligatures ns2:val="none"/>
+          <w14:ligatures w14:val="none"/>
         </w:rPr>
         <w:t>,</w:t>
       </w:r>
@@ -1216,25 +1131,25 @@
           <w:color w:val="000000"/>
           <w:kern w:val="0"/>
           <w:lang w:eastAsia="es-ES"/>
-          <ns2:ligatures ns2:val="none"/>
+          <w14:ligatures w14:val="none"/>
         </w:rPr>
         <w:t xml:space="preserve"> sin previa comunicación.</w:t>
       </w:r>
     </w:p>
-    <w:p ns2:paraId="51D5CFD5" ns2:textId="6CF06A85">
-      <w:pPr>
-        <w:spacing w:after="0" w:line="240" w:lineRule="auto"/>
-        <w:jc w:val="both"/>
-        <w:rPr>
-          <w:rFonts w:ascii="Arial Narrow" w:eastAsia="Times New Roman" w:hAnsi="Arial Narrow" w:cs="Arial"/>
-          <w:color w:val="000000"/>
-          <w:kern w:val="0"/>
-          <w:lang w:eastAsia="es-ES"/>
-          <ns2:ligatures ns2:val="none"/>
-        </w:rPr>
-      </w:pPr>
-    </w:p>
-    <w:p ns2:paraId="5E449FF2" ns2:textId="62DF0125">
+    <w:p>
+      <w:pPr>
+        <w:spacing w:after="0" w:line="240" w:lineRule="auto"/>
+        <w:jc w:val="both"/>
+        <w:rPr>
+          <w:rFonts w:ascii="Arial Narrow" w:eastAsia="Times New Roman" w:hAnsi="Arial Narrow" w:cs="Arial"/>
+          <w:color w:val="000000"/>
+          <w:kern w:val="0"/>
+          <w:lang w:eastAsia="es-ES"/>
+          <w14:ligatures w14:val="none"/>
+        </w:rPr>
+      </w:pPr>
+    </w:p>
+    <w:p>
       <w:pPr>
         <w:pStyle w:val="Prrafodelista"/>
         <w:numPr>
@@ -1252,16 +1167,16 @@
           <w:color w:val="000000"/>
           <w:kern w:val="0"/>
           <w:lang w:eastAsia="es-ES"/>
-          <ns2:ligatures ns2:val="none"/>
-        </w:rPr>
-      </w:pPr>
-      <w:r>
-        <w:rPr>
-          <w:rFonts w:ascii="Arial Narrow" w:eastAsia="Times New Roman" w:hAnsi="Arial Narrow" w:cs="Arial"/>
-          <w:color w:val="000000"/>
-          <w:kern w:val="0"/>
-          <w:lang w:eastAsia="es-ES"/>
-          <ns2:ligatures ns2:val="none"/>
+          <w14:ligatures w14:val="none"/>
+        </w:rPr>
+      </w:pPr>
+      <w:r>
+        <w:rPr>
+          <w:rFonts w:ascii="Arial Narrow" w:eastAsia="Times New Roman" w:hAnsi="Arial Narrow" w:cs="Arial"/>
+          <w:color w:val="000000"/>
+          <w:kern w:val="0"/>
+          <w:lang w:eastAsia="es-ES"/>
+          <w14:ligatures w14:val="none"/>
         </w:rPr>
         <w:t xml:space="preserve">El 13 de marzo de 2025, </w:t>
       </w:r>
@@ -1271,7 +1186,7 @@
           <w:color w:val="000000"/>
           <w:kern w:val="0"/>
           <w:lang w:eastAsia="es-ES"/>
-          <ns2:ligatures ns2:val="none"/>
+          <w14:ligatures w14:val="none"/>
         </w:rPr>
         <w:t xml:space="preserve">debido a las intensas lluvias que se presentaron en la ciudad de Chiclayo, el agua ingresó al inmueble asegurado, ubicado en </w:t>
       </w:r>
@@ -1282,7 +1197,7 @@
           <w:color w:val="000000"/>
           <w:kern w:val="0"/>
           <w:lang w:eastAsia="es-ES"/>
-          <ns2:ligatures ns2:val="none"/>
+          <w14:ligatures w14:val="none"/>
         </w:rPr>
         <w:t>Mz</w:t>
       </w:r>
@@ -1293,7 +1208,7 @@
           <w:color w:val="000000"/>
           <w:kern w:val="0"/>
           <w:lang w:eastAsia="es-ES"/>
-          <ns2:ligatures ns2:val="none"/>
+          <w14:ligatures w14:val="none"/>
         </w:rPr>
         <w:t>. G Lot. 2, Condominio Villas de Chosica, provincia de Chiclayo</w:t>
       </w:r>
@@ -1303,7 +1218,7 @@
           <w:color w:val="000000"/>
           <w:kern w:val="0"/>
           <w:lang w:eastAsia="es-ES"/>
-          <ns2:ligatures ns2:val="none"/>
+          <w14:ligatures w14:val="none"/>
         </w:rPr>
         <w:t xml:space="preserve">, </w:t>
       </w:r>
@@ -1313,7 +1228,7 @@
           <w:color w:val="000000"/>
           <w:kern w:val="0"/>
           <w:lang w:eastAsia="es-ES"/>
-          <ns2:ligatures ns2:val="none"/>
+          <w14:ligatures w14:val="none"/>
         </w:rPr>
         <w:t>d</w:t>
       </w:r>
@@ -1323,7 +1238,7 @@
           <w:color w:val="000000"/>
           <w:kern w:val="0"/>
           <w:lang w:eastAsia="es-ES"/>
-          <ns2:ligatures ns2:val="none"/>
+          <w14:ligatures w14:val="none"/>
         </w:rPr>
         <w:t>epartamento de Lambayeque</w:t>
       </w:r>
@@ -1333,7 +1248,7 @@
           <w:color w:val="000000"/>
           <w:kern w:val="0"/>
           <w:lang w:eastAsia="es-ES"/>
-          <ns2:ligatures ns2:val="none"/>
+          <w14:ligatures w14:val="none"/>
         </w:rPr>
         <w:t>, ocasionando daños en la pared de la sala y cocina que colindan con el patio exterior, así como en la puerta interior de la cocina de acceso al patio.</w:t>
       </w:r>
@@ -1343,25 +1258,25 @@
           <w:color w:val="000000"/>
           <w:kern w:val="0"/>
           <w:lang w:eastAsia="es-ES"/>
-          <ns2:ligatures ns2:val="none"/>
+          <w14:ligatures w14:val="none"/>
         </w:rPr>
         <w:t xml:space="preserve"> </w:t>
       </w:r>
     </w:p>
-    <w:p ns2:paraId="31367AC8" ns2:textId="77777777">
-      <w:pPr>
-        <w:spacing w:after="0" w:line="240" w:lineRule="auto"/>
-        <w:jc w:val="both"/>
-        <w:rPr>
-          <w:rFonts w:ascii="Arial Narrow" w:eastAsia="Times New Roman" w:hAnsi="Arial Narrow" w:cs="Arial"/>
-          <w:color w:val="000000"/>
-          <w:kern w:val="0"/>
-          <w:lang w:eastAsia="es-ES"/>
-          <ns2:ligatures ns2:val="none"/>
-        </w:rPr>
-      </w:pPr>
-    </w:p>
-    <w:p ns2:paraId="09B8EC72" ns2:textId="3E1E6896">
+    <w:p>
+      <w:pPr>
+        <w:spacing w:after="0" w:line="240" w:lineRule="auto"/>
+        <w:jc w:val="both"/>
+        <w:rPr>
+          <w:rFonts w:ascii="Arial Narrow" w:eastAsia="Times New Roman" w:hAnsi="Arial Narrow" w:cs="Arial"/>
+          <w:color w:val="000000"/>
+          <w:kern w:val="0"/>
+          <w:lang w:eastAsia="es-ES"/>
+          <w14:ligatures w14:val="none"/>
+        </w:rPr>
+      </w:pPr>
+    </w:p>
+    <w:p>
       <w:pPr>
         <w:pStyle w:val="Prrafodelista"/>
         <w:numPr>
@@ -1379,16 +1294,16 @@
           <w:color w:val="000000"/>
           <w:kern w:val="0"/>
           <w:lang w:eastAsia="es-ES"/>
-          <ns2:ligatures ns2:val="none"/>
-        </w:rPr>
-      </w:pPr>
-      <w:r>
-        <w:rPr>
-          <w:rFonts w:ascii="Arial Narrow" w:eastAsia="Times New Roman" w:hAnsi="Arial Narrow" w:cs="Arial"/>
-          <w:color w:val="000000"/>
-          <w:kern w:val="0"/>
-          <w:lang w:eastAsia="es-ES"/>
-          <ns2:ligatures ns2:val="none"/>
+          <w14:ligatures w14:val="none"/>
+        </w:rPr>
+      </w:pPr>
+      <w:r>
+        <w:rPr>
+          <w:rFonts w:ascii="Arial Narrow" w:eastAsia="Times New Roman" w:hAnsi="Arial Narrow" w:cs="Arial"/>
+          <w:color w:val="000000"/>
+          <w:kern w:val="0"/>
+          <w:lang w:eastAsia="es-ES"/>
+          <w14:ligatures w14:val="none"/>
         </w:rPr>
         <w:t xml:space="preserve">El 14 de marzo de 2025, contactó vía telefónica a </w:t>
       </w:r>
@@ -1398,7 +1313,7 @@
           <w:color w:val="000000"/>
           <w:kern w:val="0"/>
           <w:lang w:eastAsia="es-ES"/>
-          <ns2:ligatures ns2:val="none"/>
+          <w14:ligatures w14:val="none"/>
         </w:rPr>
         <w:t>Mapfre</w:t>
       </w:r>
@@ -1408,7 +1323,7 @@
           <w:color w:val="000000"/>
           <w:kern w:val="0"/>
           <w:lang w:eastAsia="es-ES"/>
-          <ns2:ligatures ns2:val="none"/>
+          <w14:ligatures w14:val="none"/>
         </w:rPr>
         <w:t xml:space="preserve"> por el Seguro de Inmueble</w:t>
       </w:r>
@@ -1418,7 +1333,7 @@
           <w:color w:val="000000"/>
           <w:kern w:val="0"/>
           <w:lang w:eastAsia="es-ES"/>
-          <ns2:ligatures ns2:val="none"/>
+          <w14:ligatures w14:val="none"/>
         </w:rPr>
         <w:t xml:space="preserve">, la cual </w:t>
       </w:r>
@@ -1428,7 +1343,7 @@
           <w:color w:val="000000"/>
           <w:kern w:val="0"/>
           <w:lang w:eastAsia="es-ES"/>
-          <ns2:ligatures ns2:val="none"/>
+          <w14:ligatures w14:val="none"/>
         </w:rPr>
         <w:t xml:space="preserve">le </w:t>
       </w:r>
@@ -1438,7 +1353,7 @@
           <w:color w:val="000000"/>
           <w:kern w:val="0"/>
           <w:lang w:eastAsia="es-ES"/>
-          <ns2:ligatures ns2:val="none"/>
+          <w14:ligatures w14:val="none"/>
         </w:rPr>
         <w:t>indicó que no tenía póliza vigente</w:t>
       </w:r>
@@ -1448,7 +1363,7 @@
           <w:color w:val="000000"/>
           <w:kern w:val="0"/>
           <w:lang w:eastAsia="es-ES"/>
-          <ns2:ligatures ns2:val="none"/>
+          <w14:ligatures w14:val="none"/>
         </w:rPr>
         <w:t>, cuya respuesta se formalizó mediante</w:t>
       </w:r>
@@ -1458,7 +1373,7 @@
           <w:color w:val="000000"/>
           <w:kern w:val="0"/>
           <w:lang w:eastAsia="es-ES"/>
-          <ns2:ligatures ns2:val="none"/>
+          <w14:ligatures w14:val="none"/>
         </w:rPr>
         <w:t xml:space="preserve"> correo electrónico</w:t>
       </w:r>
@@ -1468,7 +1383,7 @@
           <w:color w:val="000000"/>
           <w:kern w:val="0"/>
           <w:lang w:eastAsia="es-ES"/>
-          <ns2:ligatures ns2:val="none"/>
+          <w14:ligatures w14:val="none"/>
         </w:rPr>
         <w:t xml:space="preserve"> del </w:t>
       </w:r>
@@ -1478,7 +1393,7 @@
           <w:color w:val="000000"/>
           <w:kern w:val="0"/>
           <w:lang w:eastAsia="es-ES"/>
-          <ns2:ligatures ns2:val="none"/>
+          <w14:ligatures w14:val="none"/>
         </w:rPr>
         <w:t>31 de marzo de 2025</w:t>
       </w:r>
@@ -1488,25 +1403,25 @@
           <w:color w:val="000000"/>
           <w:kern w:val="0"/>
           <w:lang w:eastAsia="es-ES"/>
-          <ns2:ligatures ns2:val="none"/>
+          <w14:ligatures w14:val="none"/>
         </w:rPr>
         <w:t>.</w:t>
       </w:r>
     </w:p>
-    <w:p ns2:paraId="33DD64AF" ns2:textId="77777777">
-      <w:pPr>
-        <w:spacing w:after="0" w:line="240" w:lineRule="auto"/>
-        <w:jc w:val="both"/>
-        <w:rPr>
-          <w:rFonts w:ascii="Arial Narrow" w:eastAsia="Times New Roman" w:hAnsi="Arial Narrow" w:cs="Arial"/>
-          <w:color w:val="000000"/>
-          <w:kern w:val="0"/>
-          <w:lang w:eastAsia="es-ES"/>
-          <ns2:ligatures ns2:val="none"/>
-        </w:rPr>
-      </w:pPr>
-    </w:p>
-    <w:p ns2:paraId="1653899D" ns2:textId="24F17886">
+    <w:p>
+      <w:pPr>
+        <w:spacing w:after="0" w:line="240" w:lineRule="auto"/>
+        <w:jc w:val="both"/>
+        <w:rPr>
+          <w:rFonts w:ascii="Arial Narrow" w:eastAsia="Times New Roman" w:hAnsi="Arial Narrow" w:cs="Arial"/>
+          <w:color w:val="000000"/>
+          <w:kern w:val="0"/>
+          <w:lang w:eastAsia="es-ES"/>
+          <w14:ligatures w14:val="none"/>
+        </w:rPr>
+      </w:pPr>
+    </w:p>
+    <w:p>
       <w:pPr>
         <w:pStyle w:val="Prrafodelista"/>
         <w:numPr>
@@ -1524,16 +1439,16 @@
           <w:color w:val="000000"/>
           <w:kern w:val="0"/>
           <w:lang w:eastAsia="es-ES"/>
-          <ns2:ligatures ns2:val="none"/>
-        </w:rPr>
-      </w:pPr>
-      <w:r>
-        <w:rPr>
-          <w:rFonts w:ascii="Arial Narrow" w:eastAsia="Times New Roman" w:hAnsi="Arial Narrow" w:cs="Arial"/>
-          <w:color w:val="000000"/>
-          <w:kern w:val="0"/>
-          <w:lang w:eastAsia="es-ES"/>
-          <ns2:ligatures ns2:val="none"/>
+          <w14:ligatures w14:val="none"/>
+        </w:rPr>
+      </w:pPr>
+      <w:r>
+        <w:rPr>
+          <w:rFonts w:ascii="Arial Narrow" w:eastAsia="Times New Roman" w:hAnsi="Arial Narrow" w:cs="Arial"/>
+          <w:color w:val="000000"/>
+          <w:kern w:val="0"/>
+          <w:lang w:eastAsia="es-ES"/>
+          <w14:ligatures w14:val="none"/>
         </w:rPr>
         <w:t xml:space="preserve">El 19 de marzo de 2025, solicitó por correo electrónico a </w:t>
       </w:r>
@@ -1543,7 +1458,7 @@
           <w:color w:val="000000"/>
           <w:kern w:val="0"/>
           <w:lang w:val="es-ES" w:eastAsia="es-ES"/>
-          <ns2:ligatures ns2:val="none"/>
+          <w14:ligatures w14:val="none"/>
         </w:rPr>
         <w:t>V</w:t>
       </w:r>
@@ -1553,7 +1468,7 @@
           <w:color w:val="000000"/>
           <w:kern w:val="0"/>
           <w:lang w:val="es-ES" w:eastAsia="es-ES"/>
-          <ns2:ligatures ns2:val="none"/>
+          <w14:ligatures w14:val="none"/>
         </w:rPr>
         <w:t>í</w:t>
       </w:r>
@@ -1563,7 +1478,7 @@
           <w:color w:val="000000"/>
           <w:kern w:val="0"/>
           <w:lang w:val="es-ES" w:eastAsia="es-ES"/>
-          <ns2:ligatures ns2:val="none"/>
+          <w14:ligatures w14:val="none"/>
         </w:rPr>
         <w:t xml:space="preserve">vela </w:t>
       </w:r>
@@ -1573,7 +1488,7 @@
           <w:color w:val="000000"/>
           <w:kern w:val="0"/>
           <w:lang w:eastAsia="es-ES"/>
-          <ns2:ligatures ns2:val="none"/>
+          <w14:ligatures w14:val="none"/>
         </w:rPr>
         <w:t xml:space="preserve">información sobre la </w:t>
       </w:r>
@@ -1583,7 +1498,7 @@
           <w:color w:val="000000"/>
           <w:kern w:val="0"/>
           <w:lang w:eastAsia="es-ES"/>
-          <ns2:ligatures ns2:val="none"/>
+          <w14:ligatures w14:val="none"/>
         </w:rPr>
         <w:t xml:space="preserve">compañía aseguradora </w:t>
       </w:r>
@@ -1593,7 +1508,7 @@
           <w:color w:val="000000"/>
           <w:kern w:val="0"/>
           <w:lang w:eastAsia="es-ES"/>
-          <ns2:ligatures ns2:val="none"/>
+          <w14:ligatures w14:val="none"/>
         </w:rPr>
         <w:t xml:space="preserve">vigente </w:t>
       </w:r>
@@ -1603,7 +1518,7 @@
           <w:color w:val="000000"/>
           <w:kern w:val="0"/>
           <w:lang w:eastAsia="es-ES"/>
-          <ns2:ligatures ns2:val="none"/>
+          <w14:ligatures w14:val="none"/>
         </w:rPr>
         <w:t>que emitió la póliza</w:t>
       </w:r>
@@ -1613,7 +1528,7 @@
           <w:color w:val="000000"/>
           <w:kern w:val="0"/>
           <w:lang w:eastAsia="es-ES"/>
-          <ns2:ligatures ns2:val="none"/>
+          <w14:ligatures w14:val="none"/>
         </w:rPr>
         <w:t xml:space="preserve"> de</w:t>
       </w:r>
@@ -1623,7 +1538,7 @@
           <w:color w:val="000000"/>
           <w:kern w:val="0"/>
           <w:lang w:eastAsia="es-ES"/>
-          <ns2:ligatures ns2:val="none"/>
+          <w14:ligatures w14:val="none"/>
         </w:rPr>
         <w:t>l</w:t>
       </w:r>
@@ -1633,7 +1548,7 @@
           <w:color w:val="000000"/>
           <w:kern w:val="0"/>
           <w:lang w:eastAsia="es-ES"/>
-          <ns2:ligatures ns2:val="none"/>
+          <w14:ligatures w14:val="none"/>
         </w:rPr>
         <w:t xml:space="preserve"> </w:t>
       </w:r>
@@ -1643,7 +1558,7 @@
           <w:color w:val="000000"/>
           <w:kern w:val="0"/>
           <w:lang w:eastAsia="es-ES"/>
-          <ns2:ligatures ns2:val="none"/>
+          <w14:ligatures w14:val="none"/>
         </w:rPr>
         <w:t>inmueble asegurado</w:t>
       </w:r>
@@ -1653,7 +1568,7 @@
           <w:color w:val="000000"/>
           <w:kern w:val="0"/>
           <w:lang w:eastAsia="es-ES"/>
-          <ns2:ligatures ns2:val="none"/>
+          <w14:ligatures w14:val="none"/>
         </w:rPr>
         <w:t xml:space="preserve"> </w:t>
       </w:r>
@@ -1663,25 +1578,25 @@
           <w:color w:val="000000"/>
           <w:kern w:val="0"/>
           <w:lang w:eastAsia="es-ES"/>
-          <ns2:ligatures ns2:val="none"/>
+          <w14:ligatures w14:val="none"/>
         </w:rPr>
         <w:t>para realizar el reporte de siniestro.</w:t>
       </w:r>
     </w:p>
-    <w:p ns2:paraId="7AA54343" ns2:textId="77777777">
-      <w:pPr>
-        <w:spacing w:after="0" w:line="240" w:lineRule="auto"/>
-        <w:jc w:val="both"/>
-        <w:rPr>
-          <w:rFonts w:ascii="Arial Narrow" w:eastAsia="Times New Roman" w:hAnsi="Arial Narrow" w:cs="Arial"/>
-          <w:color w:val="000000"/>
-          <w:kern w:val="0"/>
-          <w:lang w:eastAsia="es-ES"/>
-          <ns2:ligatures ns2:val="none"/>
-        </w:rPr>
-      </w:pPr>
-    </w:p>
-    <w:p ns2:paraId="1DD3085B" ns2:textId="16688479">
+    <w:p>
+      <w:pPr>
+        <w:spacing w:after="0" w:line="240" w:lineRule="auto"/>
+        <w:jc w:val="both"/>
+        <w:rPr>
+          <w:rFonts w:ascii="Arial Narrow" w:eastAsia="Times New Roman" w:hAnsi="Arial Narrow" w:cs="Arial"/>
+          <w:color w:val="000000"/>
+          <w:kern w:val="0"/>
+          <w:lang w:eastAsia="es-ES"/>
+          <w14:ligatures w14:val="none"/>
+        </w:rPr>
+      </w:pPr>
+    </w:p>
+    <w:p>
       <w:pPr>
         <w:pStyle w:val="Prrafodelista"/>
         <w:numPr>
@@ -1699,16 +1614,16 @@
           <w:color w:val="000000"/>
           <w:kern w:val="0"/>
           <w:lang w:eastAsia="es-ES"/>
-          <ns2:ligatures ns2:val="none"/>
-        </w:rPr>
-      </w:pPr>
-      <w:r>
-        <w:rPr>
-          <w:rFonts w:ascii="Arial Narrow" w:eastAsia="Times New Roman" w:hAnsi="Arial Narrow" w:cs="Arial"/>
-          <w:color w:val="000000"/>
-          <w:kern w:val="0"/>
-          <w:lang w:eastAsia="es-ES"/>
-          <ns2:ligatures ns2:val="none"/>
+          <w14:ligatures w14:val="none"/>
+        </w:rPr>
+      </w:pPr>
+      <w:r>
+        <w:rPr>
+          <w:rFonts w:ascii="Arial Narrow" w:eastAsia="Times New Roman" w:hAnsi="Arial Narrow" w:cs="Arial"/>
+          <w:color w:val="000000"/>
+          <w:kern w:val="0"/>
+          <w:lang w:eastAsia="es-ES"/>
+          <w14:ligatures w14:val="none"/>
         </w:rPr>
         <w:t xml:space="preserve">El 21 de marzo de 2025, </w:t>
       </w:r>
@@ -1718,7 +1633,7 @@
           <w:color w:val="000000"/>
           <w:kern w:val="0"/>
           <w:lang w:val="es-ES" w:eastAsia="es-ES"/>
-          <ns2:ligatures ns2:val="none"/>
+          <w14:ligatures w14:val="none"/>
         </w:rPr>
         <w:t>V</w:t>
       </w:r>
@@ -1728,7 +1643,7 @@
           <w:color w:val="000000"/>
           <w:kern w:val="0"/>
           <w:lang w:val="es-ES" w:eastAsia="es-ES"/>
-          <ns2:ligatures ns2:val="none"/>
+          <w14:ligatures w14:val="none"/>
         </w:rPr>
         <w:t>í</w:t>
       </w:r>
@@ -1738,7 +1653,7 @@
           <w:color w:val="000000"/>
           <w:kern w:val="0"/>
           <w:lang w:val="es-ES" w:eastAsia="es-ES"/>
-          <ns2:ligatures ns2:val="none"/>
+          <w14:ligatures w14:val="none"/>
         </w:rPr>
         <w:t xml:space="preserve">vela </w:t>
       </w:r>
@@ -1748,7 +1663,7 @@
           <w:color w:val="000000"/>
           <w:kern w:val="0"/>
           <w:lang w:val="es-ES" w:eastAsia="es-ES"/>
-          <ns2:ligatures ns2:val="none"/>
+          <w14:ligatures w14:val="none"/>
         </w:rPr>
         <w:t xml:space="preserve">le respondió indicando </w:t>
       </w:r>
@@ -1758,7 +1673,7 @@
           <w:color w:val="000000"/>
           <w:kern w:val="0"/>
           <w:lang w:eastAsia="es-ES"/>
-          <ns2:ligatures ns2:val="none"/>
+          <w14:ligatures w14:val="none"/>
         </w:rPr>
         <w:t>que la</w:t>
       </w:r>
@@ -1768,7 +1683,7 @@
           <w:color w:val="000000"/>
           <w:kern w:val="0"/>
           <w:lang w:eastAsia="es-ES"/>
-          <ns2:ligatures ns2:val="none"/>
+          <w14:ligatures w14:val="none"/>
         </w:rPr>
         <w:t xml:space="preserve"> compañía</w:t>
       </w:r>
@@ -1778,7 +1693,7 @@
           <w:color w:val="000000"/>
           <w:kern w:val="0"/>
           <w:lang w:eastAsia="es-ES"/>
-          <ns2:ligatures ns2:val="none"/>
+          <w14:ligatures w14:val="none"/>
         </w:rPr>
         <w:t xml:space="preserve"> aseguradora </w:t>
       </w:r>
@@ -1788,7 +1703,7 @@
           <w:color w:val="000000"/>
           <w:kern w:val="0"/>
           <w:lang w:eastAsia="es-ES"/>
-          <ns2:ligatures ns2:val="none"/>
+          <w14:ligatures w14:val="none"/>
         </w:rPr>
         <w:t xml:space="preserve">con la póliza </w:t>
       </w:r>
@@ -1798,7 +1713,7 @@
           <w:color w:val="000000"/>
           <w:kern w:val="0"/>
           <w:lang w:eastAsia="es-ES"/>
-          <ns2:ligatures ns2:val="none"/>
+          <w14:ligatures w14:val="none"/>
         </w:rPr>
         <w:t xml:space="preserve">vigente era </w:t>
       </w:r>
@@ -1808,7 +1723,7 @@
           <w:color w:val="000000"/>
           <w:kern w:val="0"/>
           <w:lang w:eastAsia="es-ES"/>
-          <ns2:ligatures ns2:val="none"/>
+          <w14:ligatures w14:val="none"/>
         </w:rPr>
         <w:t xml:space="preserve">La Positiva Seguros </w:t>
       </w:r>
@@ -1818,7 +1733,7 @@
           <w:color w:val="000000"/>
           <w:kern w:val="0"/>
           <w:lang w:eastAsia="es-ES"/>
-          <ns2:ligatures ns2:val="none"/>
+          <w14:ligatures w14:val="none"/>
         </w:rPr>
         <w:t>y</w:t>
       </w:r>
@@ -1828,7 +1743,7 @@
           <w:color w:val="000000"/>
           <w:kern w:val="0"/>
           <w:lang w:eastAsia="es-ES"/>
-          <ns2:ligatures ns2:val="none"/>
+          <w14:ligatures w14:val="none"/>
         </w:rPr>
         <w:t xml:space="preserve"> Reaseguros S.A.A. </w:t>
       </w:r>
@@ -1838,7 +1753,7 @@
           <w:color w:val="000000"/>
           <w:kern w:val="0"/>
           <w:lang w:eastAsia="es-ES"/>
-          <ns2:ligatures ns2:val="none"/>
+          <w14:ligatures w14:val="none"/>
         </w:rPr>
         <w:t xml:space="preserve">(en adelante, La Positiva) </w:t>
       </w:r>
@@ -1848,25 +1763,25 @@
           <w:color w:val="000000"/>
           <w:kern w:val="0"/>
           <w:lang w:eastAsia="es-ES"/>
-          <ns2:ligatures ns2:val="none"/>
+          <w14:ligatures w14:val="none"/>
         </w:rPr>
         <w:t>con Seguro de Inmueble – Póliza 230198521.</w:t>
       </w:r>
     </w:p>
-    <w:p ns2:paraId="0989228F" ns2:textId="77777777">
-      <w:pPr>
-        <w:spacing w:after="0" w:line="240" w:lineRule="auto"/>
-        <w:jc w:val="both"/>
-        <w:rPr>
-          <w:rFonts w:ascii="Arial Narrow" w:eastAsia="Times New Roman" w:hAnsi="Arial Narrow" w:cs="Arial"/>
-          <w:color w:val="000000"/>
-          <w:kern w:val="0"/>
-          <w:lang w:eastAsia="es-ES"/>
-          <ns2:ligatures ns2:val="none"/>
-        </w:rPr>
-      </w:pPr>
-    </w:p>
-    <w:p ns2:paraId="204E346D" ns2:textId="45AF47EB">
+    <w:p>
+      <w:pPr>
+        <w:spacing w:after="0" w:line="240" w:lineRule="auto"/>
+        <w:jc w:val="both"/>
+        <w:rPr>
+          <w:rFonts w:ascii="Arial Narrow" w:eastAsia="Times New Roman" w:hAnsi="Arial Narrow" w:cs="Arial"/>
+          <w:color w:val="000000"/>
+          <w:kern w:val="0"/>
+          <w:lang w:eastAsia="es-ES"/>
+          <w14:ligatures w14:val="none"/>
+        </w:rPr>
+      </w:pPr>
+    </w:p>
+    <w:p>
       <w:pPr>
         <w:pStyle w:val="Prrafodelista"/>
         <w:numPr>
@@ -1884,16 +1799,16 @@
           <w:color w:val="000000"/>
           <w:kern w:val="0"/>
           <w:lang w:eastAsia="es-ES"/>
-          <ns2:ligatures ns2:val="none"/>
-        </w:rPr>
-      </w:pPr>
-      <w:r>
-        <w:rPr>
-          <w:rFonts w:ascii="Arial Narrow" w:eastAsia="Times New Roman" w:hAnsi="Arial Narrow" w:cs="Arial"/>
-          <w:color w:val="000000"/>
-          <w:kern w:val="0"/>
-          <w:lang w:eastAsia="es-ES"/>
-          <ns2:ligatures ns2:val="none"/>
+          <w14:ligatures w14:val="none"/>
+        </w:rPr>
+      </w:pPr>
+      <w:r>
+        <w:rPr>
+          <w:rFonts w:ascii="Arial Narrow" w:eastAsia="Times New Roman" w:hAnsi="Arial Narrow" w:cs="Arial"/>
+          <w:color w:val="000000"/>
+          <w:kern w:val="0"/>
+          <w:lang w:eastAsia="es-ES"/>
+          <w14:ligatures w14:val="none"/>
         </w:rPr>
         <w:t xml:space="preserve">El 21 de marzo de 2025, </w:t>
       </w:r>
@@ -1903,7 +1818,7 @@
           <w:color w:val="000000"/>
           <w:kern w:val="0"/>
           <w:lang w:eastAsia="es-ES"/>
-          <ns2:ligatures ns2:val="none"/>
+          <w14:ligatures w14:val="none"/>
         </w:rPr>
         <w:t xml:space="preserve">se </w:t>
       </w:r>
@@ -1913,7 +1828,7 @@
           <w:color w:val="000000"/>
           <w:kern w:val="0"/>
           <w:lang w:eastAsia="es-ES"/>
-          <ns2:ligatures ns2:val="none"/>
+          <w14:ligatures w14:val="none"/>
         </w:rPr>
         <w:t xml:space="preserve">comunicó con La Positiva, la cual </w:t>
       </w:r>
@@ -1923,7 +1838,7 @@
           <w:color w:val="000000"/>
           <w:kern w:val="0"/>
           <w:lang w:eastAsia="es-ES"/>
-          <ns2:ligatures ns2:val="none"/>
+          <w14:ligatures w14:val="none"/>
         </w:rPr>
         <w:t>le indicó</w:t>
       </w:r>
@@ -1933,7 +1848,7 @@
           <w:color w:val="000000"/>
           <w:kern w:val="0"/>
           <w:lang w:eastAsia="es-ES"/>
-          <ns2:ligatures ns2:val="none"/>
+          <w14:ligatures w14:val="none"/>
         </w:rPr>
         <w:t xml:space="preserve"> que no tenía póliza vigente a la fecha del reporte de siniestro y que no asumiría responsabilidad</w:t>
       </w:r>
@@ -1943,25 +1858,25 @@
           <w:color w:val="000000"/>
           <w:kern w:val="0"/>
           <w:lang w:eastAsia="es-ES"/>
-          <ns2:ligatures ns2:val="none"/>
+          <w14:ligatures w14:val="none"/>
         </w:rPr>
         <w:t>, cuya respuesta se formalizó mediante correo electrónico del 24 de marzo de 2025.</w:t>
       </w:r>
     </w:p>
-    <w:p ns2:paraId="372BC8F5" ns2:textId="77777777">
-      <w:pPr>
-        <w:spacing w:after="0" w:line="240" w:lineRule="auto"/>
-        <w:jc w:val="both"/>
-        <w:rPr>
-          <w:rFonts w:ascii="Arial Narrow" w:eastAsia="Times New Roman" w:hAnsi="Arial Narrow" w:cs="Arial"/>
-          <w:color w:val="000000"/>
-          <w:kern w:val="0"/>
-          <w:lang w:eastAsia="es-ES"/>
-          <ns2:ligatures ns2:val="none"/>
-        </w:rPr>
-      </w:pPr>
-    </w:p>
-    <w:p ns2:paraId="7717FFF6" ns2:textId="77777777">
+    <w:p>
+      <w:pPr>
+        <w:spacing w:after="0" w:line="240" w:lineRule="auto"/>
+        <w:jc w:val="both"/>
+        <w:rPr>
+          <w:rFonts w:ascii="Arial Narrow" w:eastAsia="Times New Roman" w:hAnsi="Arial Narrow" w:cs="Arial"/>
+          <w:color w:val="000000"/>
+          <w:kern w:val="0"/>
+          <w:lang w:eastAsia="es-ES"/>
+          <w14:ligatures w14:val="none"/>
+        </w:rPr>
+      </w:pPr>
+    </w:p>
+    <w:p>
       <w:pPr>
         <w:pStyle w:val="Prrafodelista"/>
         <w:numPr>
@@ -1979,16 +1894,16 @@
           <w:color w:val="000000"/>
           <w:kern w:val="0"/>
           <w:lang w:eastAsia="es-ES"/>
-          <ns2:ligatures ns2:val="none"/>
-        </w:rPr>
-      </w:pPr>
-      <w:r>
-        <w:rPr>
-          <w:rFonts w:ascii="Arial Narrow" w:eastAsia="Times New Roman" w:hAnsi="Arial Narrow" w:cs="Arial"/>
-          <w:color w:val="000000"/>
-          <w:kern w:val="0"/>
-          <w:lang w:eastAsia="es-ES"/>
-          <ns2:ligatures ns2:val="none"/>
+          <w14:ligatures w14:val="none"/>
+        </w:rPr>
+      </w:pPr>
+      <w:r>
+        <w:rPr>
+          <w:rFonts w:ascii="Arial Narrow" w:eastAsia="Times New Roman" w:hAnsi="Arial Narrow" w:cs="Arial"/>
+          <w:color w:val="000000"/>
+          <w:kern w:val="0"/>
+          <w:lang w:eastAsia="es-ES"/>
+          <w14:ligatures w14:val="none"/>
         </w:rPr>
         <w:lastRenderedPageBreak/>
         <w:t xml:space="preserve">El 24 de marzo de 2025, intentó múltiples veces comunicarse con </w:t>
@@ -1999,7 +1914,7 @@
           <w:color w:val="000000"/>
           <w:kern w:val="0"/>
           <w:lang w:val="es-ES" w:eastAsia="es-ES"/>
-          <ns2:ligatures ns2:val="none"/>
+          <w14:ligatures w14:val="none"/>
         </w:rPr>
         <w:t>V</w:t>
       </w:r>
@@ -2009,7 +1924,7 @@
           <w:color w:val="000000"/>
           <w:kern w:val="0"/>
           <w:lang w:val="es-ES" w:eastAsia="es-ES"/>
-          <ns2:ligatures ns2:val="none"/>
+          <w14:ligatures w14:val="none"/>
         </w:rPr>
         <w:t>í</w:t>
       </w:r>
@@ -2019,7 +1934,7 @@
           <w:color w:val="000000"/>
           <w:kern w:val="0"/>
           <w:lang w:val="es-ES" w:eastAsia="es-ES"/>
-          <ns2:ligatures ns2:val="none"/>
+          <w14:ligatures w14:val="none"/>
         </w:rPr>
         <w:t>vela</w:t>
       </w:r>
@@ -2029,7 +1944,7 @@
           <w:color w:val="000000"/>
           <w:kern w:val="0"/>
           <w:lang w:eastAsia="es-ES"/>
-          <ns2:ligatures ns2:val="none"/>
+          <w14:ligatures w14:val="none"/>
         </w:rPr>
         <w:t xml:space="preserve"> hasta que </w:t>
       </w:r>
@@ -2039,7 +1954,7 @@
           <w:color w:val="000000"/>
           <w:kern w:val="0"/>
           <w:lang w:eastAsia="es-ES"/>
-          <ns2:ligatures ns2:val="none"/>
+          <w14:ligatures w14:val="none"/>
         </w:rPr>
         <w:t xml:space="preserve">le atendieron </w:t>
       </w:r>
@@ -2049,7 +1964,7 @@
           <w:color w:val="000000"/>
           <w:kern w:val="0"/>
           <w:lang w:eastAsia="es-ES"/>
-          <ns2:ligatures ns2:val="none"/>
+          <w14:ligatures w14:val="none"/>
         </w:rPr>
         <w:t xml:space="preserve">sin respuestas claras </w:t>
       </w:r>
@@ -2059,7 +1974,7 @@
           <w:color w:val="000000"/>
           <w:kern w:val="0"/>
           <w:lang w:eastAsia="es-ES"/>
-          <ns2:ligatures ns2:val="none"/>
+          <w14:ligatures w14:val="none"/>
         </w:rPr>
         <w:t xml:space="preserve">y le indicaron </w:t>
       </w:r>
@@ -2069,7 +1984,7 @@
           <w:color w:val="000000"/>
           <w:kern w:val="0"/>
           <w:lang w:eastAsia="es-ES"/>
-          <ns2:ligatures ns2:val="none"/>
+          <w14:ligatures w14:val="none"/>
         </w:rPr>
         <w:t>que se pondrían en contacto mediante una llamada que nunca se efectuó.</w:t>
       </w:r>
@@ -2079,12 +1994,12 @@
           <w:color w:val="000000"/>
           <w:kern w:val="0"/>
           <w:lang w:eastAsia="es-ES"/>
-          <ns2:ligatures ns2:val="none"/>
+          <w14:ligatures w14:val="none"/>
         </w:rPr>
         <w:t xml:space="preserve"> </w:t>
       </w:r>
     </w:p>
-    <w:p ns2:paraId="6EC38403" ns2:textId="77777777">
+    <w:p>
       <w:pPr>
         <w:pStyle w:val="Prrafodelista"/>
         <w:rPr>
@@ -2092,11 +2007,11 @@
           <w:color w:val="000000"/>
           <w:kern w:val="0"/>
           <w:lang w:eastAsia="es-ES"/>
-          <ns2:ligatures ns2:val="none"/>
-        </w:rPr>
-      </w:pPr>
-    </w:p>
-    <w:p ns2:paraId="3A838C3E" ns2:textId="6319FD51">
+          <w14:ligatures w14:val="none"/>
+        </w:rPr>
+      </w:pPr>
+    </w:p>
+    <w:p>
       <w:pPr>
         <w:pStyle w:val="Prrafodelista"/>
         <w:numPr>
@@ -2114,16 +2029,16 @@
           <w:color w:val="000000"/>
           <w:kern w:val="0"/>
           <w:lang w:eastAsia="es-ES"/>
-          <ns2:ligatures ns2:val="none"/>
-        </w:rPr>
-      </w:pPr>
-      <w:r>
-        <w:rPr>
-          <w:rFonts w:ascii="Arial Narrow" w:eastAsia="Times New Roman" w:hAnsi="Arial Narrow" w:cs="Arial"/>
-          <w:color w:val="000000"/>
-          <w:kern w:val="0"/>
-          <w:lang w:eastAsia="es-ES"/>
-          <ns2:ligatures ns2:val="none"/>
+          <w14:ligatures w14:val="none"/>
+        </w:rPr>
+      </w:pPr>
+      <w:r>
+        <w:rPr>
+          <w:rFonts w:ascii="Arial Narrow" w:eastAsia="Times New Roman" w:hAnsi="Arial Narrow" w:cs="Arial"/>
+          <w:color w:val="000000"/>
+          <w:kern w:val="0"/>
+          <w:lang w:eastAsia="es-ES"/>
+          <w14:ligatures w14:val="none"/>
         </w:rPr>
         <w:t>El 25 de marzo de 2025</w:t>
       </w:r>
@@ -2133,7 +2048,7 @@
           <w:color w:val="000000"/>
           <w:kern w:val="0"/>
           <w:lang w:eastAsia="es-ES"/>
-          <ns2:ligatures ns2:val="none"/>
+          <w14:ligatures w14:val="none"/>
         </w:rPr>
         <w:t xml:space="preserve">, presentó </w:t>
       </w:r>
@@ -2143,7 +2058,7 @@
           <w:color w:val="000000"/>
           <w:kern w:val="0"/>
           <w:lang w:eastAsia="es-ES"/>
-          <ns2:ligatures ns2:val="none"/>
+          <w14:ligatures w14:val="none"/>
         </w:rPr>
         <w:t xml:space="preserve">un </w:t>
       </w:r>
@@ -2153,7 +2068,7 @@
           <w:color w:val="000000"/>
           <w:kern w:val="0"/>
           <w:lang w:eastAsia="es-ES"/>
-          <ns2:ligatures ns2:val="none"/>
+          <w14:ligatures w14:val="none"/>
         </w:rPr>
         <w:t xml:space="preserve">reclamo a </w:t>
       </w:r>
@@ -2163,7 +2078,7 @@
           <w:color w:val="000000"/>
           <w:kern w:val="0"/>
           <w:lang w:val="es-ES" w:eastAsia="es-ES"/>
-          <ns2:ligatures ns2:val="none"/>
+          <w14:ligatures w14:val="none"/>
         </w:rPr>
         <w:t>Vívela</w:t>
       </w:r>
@@ -2173,7 +2088,7 @@
           <w:color w:val="000000"/>
           <w:kern w:val="0"/>
           <w:lang w:eastAsia="es-ES"/>
-          <ns2:ligatures ns2:val="none"/>
+          <w14:ligatures w14:val="none"/>
         </w:rPr>
         <w:t xml:space="preserve"> </w:t>
       </w:r>
@@ -2183,7 +2098,7 @@
           <w:color w:val="000000"/>
           <w:kern w:val="0"/>
           <w:lang w:eastAsia="es-ES"/>
-          <ns2:ligatures ns2:val="none"/>
+          <w14:ligatures w14:val="none"/>
         </w:rPr>
         <w:t xml:space="preserve">sobre las inconsistencias en la información brindada y pidió que se hicieran responsables de lo sucedido, </w:t>
       </w:r>
@@ -2193,7 +2108,7 @@
           <w:color w:val="000000"/>
           <w:kern w:val="0"/>
           <w:lang w:val="es-ES" w:eastAsia="es-ES"/>
-          <ns2:ligatures ns2:val="none"/>
+          <w14:ligatures w14:val="none"/>
         </w:rPr>
         <w:t>y le respondieron</w:t>
       </w:r>
@@ -2203,12 +2118,12 @@
           <w:color w:val="000000"/>
           <w:kern w:val="0"/>
           <w:lang w:eastAsia="es-ES"/>
-          <ns2:ligatures ns2:val="none"/>
+          <w14:ligatures w14:val="none"/>
         </w:rPr>
         <w:t xml:space="preserve"> indicando que tendría una respuesta en un plazo máximo de 15 días calendario.</w:t>
       </w:r>
     </w:p>
-    <w:p ns2:paraId="012DE077" ns2:textId="77777777">
+    <w:p>
       <w:pPr>
         <w:pStyle w:val="Prrafodelista"/>
         <w:spacing w:after="0" w:line="240" w:lineRule="auto"/>
@@ -2219,11 +2134,11 @@
           <w:color w:val="000000"/>
           <w:kern w:val="0"/>
           <w:lang w:eastAsia="es-ES"/>
-          <ns2:ligatures ns2:val="none"/>
-        </w:rPr>
-      </w:pPr>
-    </w:p>
-    <w:p ns2:paraId="23B0E9F5" ns2:textId="44E57DEC">
+          <w14:ligatures w14:val="none"/>
+        </w:rPr>
+      </w:pPr>
+    </w:p>
+    <w:p>
       <w:pPr>
         <w:pStyle w:val="Prrafodelista"/>
         <w:numPr>
@@ -2241,16 +2156,16 @@
           <w:color w:val="000000"/>
           <w:kern w:val="0"/>
           <w:lang w:eastAsia="es-ES"/>
-          <ns2:ligatures ns2:val="none"/>
-        </w:rPr>
-      </w:pPr>
-      <w:r>
-        <w:rPr>
-          <w:rFonts w:ascii="Arial Narrow" w:eastAsia="Times New Roman" w:hAnsi="Arial Narrow" w:cs="Arial"/>
-          <w:color w:val="000000"/>
-          <w:kern w:val="0"/>
-          <w:lang w:eastAsia="es-ES"/>
-          <ns2:ligatures ns2:val="none"/>
+          <w14:ligatures w14:val="none"/>
+        </w:rPr>
+      </w:pPr>
+      <w:r>
+        <w:rPr>
+          <w:rFonts w:ascii="Arial Narrow" w:eastAsia="Times New Roman" w:hAnsi="Arial Narrow" w:cs="Arial"/>
+          <w:color w:val="000000"/>
+          <w:kern w:val="0"/>
+          <w:lang w:eastAsia="es-ES"/>
+          <w14:ligatures w14:val="none"/>
         </w:rPr>
         <w:t xml:space="preserve">El 11 de abril de 2025, presentó </w:t>
       </w:r>
@@ -2260,7 +2175,7 @@
           <w:color w:val="000000"/>
           <w:kern w:val="0"/>
           <w:lang w:eastAsia="es-ES"/>
-          <ns2:ligatures ns2:val="none"/>
+          <w14:ligatures w14:val="none"/>
         </w:rPr>
         <w:t xml:space="preserve">un </w:t>
       </w:r>
@@ -2270,7 +2185,7 @@
           <w:color w:val="000000"/>
           <w:kern w:val="0"/>
           <w:lang w:eastAsia="es-ES"/>
-          <ns2:ligatures ns2:val="none"/>
+          <w14:ligatures w14:val="none"/>
         </w:rPr>
         <w:t xml:space="preserve">reclamo ante </w:t>
       </w:r>
@@ -2280,7 +2195,7 @@
           <w:color w:val="000000"/>
           <w:kern w:val="0"/>
           <w:lang w:eastAsia="es-ES"/>
-          <ns2:ligatures ns2:val="none"/>
+          <w14:ligatures w14:val="none"/>
         </w:rPr>
         <w:t>el Instituto Nacional de Defensa de la Competencia y de</w:t>
       </w:r>
@@ -2290,7 +2205,7 @@
           <w:color w:val="000000"/>
           <w:kern w:val="0"/>
           <w:lang w:eastAsia="es-ES"/>
-          <ns2:ligatures ns2:val="none"/>
+          <w14:ligatures w14:val="none"/>
         </w:rPr>
         <w:t xml:space="preserve"> la Protección de la Propiedad Intelectual </w:t>
       </w:r>
@@ -2300,7 +2215,7 @@
           <w:color w:val="000000"/>
           <w:kern w:val="0"/>
           <w:lang w:eastAsia="es-ES"/>
-          <ns2:ligatures ns2:val="none"/>
+          <w14:ligatures w14:val="none"/>
         </w:rPr>
         <w:t xml:space="preserve">contra </w:t>
       </w:r>
@@ -2310,7 +2225,7 @@
           <w:color w:val="000000"/>
           <w:kern w:val="0"/>
           <w:lang w:val="es-ES" w:eastAsia="es-ES"/>
-          <ns2:ligatures ns2:val="none"/>
+          <w14:ligatures w14:val="none"/>
         </w:rPr>
         <w:t>V</w:t>
       </w:r>
@@ -2320,7 +2235,7 @@
           <w:color w:val="000000"/>
           <w:kern w:val="0"/>
           <w:lang w:val="es-ES" w:eastAsia="es-ES"/>
-          <ns2:ligatures ns2:val="none"/>
+          <w14:ligatures w14:val="none"/>
         </w:rPr>
         <w:t>í</w:t>
       </w:r>
@@ -2330,7 +2245,7 @@
           <w:color w:val="000000"/>
           <w:kern w:val="0"/>
           <w:lang w:val="es-ES" w:eastAsia="es-ES"/>
-          <ns2:ligatures ns2:val="none"/>
+          <w14:ligatures w14:val="none"/>
         </w:rPr>
         <w:t>vela</w:t>
       </w:r>
@@ -2340,7 +2255,7 @@
           <w:color w:val="000000"/>
           <w:kern w:val="0"/>
           <w:lang w:eastAsia="es-ES"/>
-          <ns2:ligatures ns2:val="none"/>
+          <w14:ligatures w14:val="none"/>
         </w:rPr>
         <w:t xml:space="preserve">. </w:t>
       </w:r>
@@ -2350,7 +2265,7 @@
           <w:color w:val="000000"/>
           <w:kern w:val="0"/>
           <w:lang w:eastAsia="es-ES"/>
-          <ns2:ligatures ns2:val="none"/>
+          <w14:ligatures w14:val="none"/>
         </w:rPr>
         <w:t xml:space="preserve">La </w:t>
       </w:r>
@@ -2360,7 +2275,7 @@
           <w:color w:val="000000"/>
           <w:kern w:val="0"/>
           <w:lang w:eastAsia="es-ES"/>
-          <ns2:ligatures ns2:val="none"/>
+          <w14:ligatures w14:val="none"/>
         </w:rPr>
         <w:t>entidad financiera</w:t>
       </w:r>
@@ -2370,7 +2285,7 @@
           <w:color w:val="000000"/>
           <w:kern w:val="0"/>
           <w:lang w:eastAsia="es-ES"/>
-          <ns2:ligatures ns2:val="none"/>
+          <w14:ligatures w14:val="none"/>
         </w:rPr>
         <w:t xml:space="preserve"> </w:t>
       </w:r>
@@ -2380,7 +2295,7 @@
           <w:color w:val="000000"/>
           <w:kern w:val="0"/>
           <w:lang w:eastAsia="es-ES"/>
-          <ns2:ligatures ns2:val="none"/>
+          <w14:ligatures w14:val="none"/>
         </w:rPr>
         <w:t xml:space="preserve">se </w:t>
       </w:r>
@@ -2390,7 +2305,7 @@
           <w:color w:val="000000"/>
           <w:kern w:val="0"/>
           <w:lang w:eastAsia="es-ES"/>
-          <ns2:ligatures ns2:val="none"/>
+          <w14:ligatures w14:val="none"/>
         </w:rPr>
         <w:t>contactó para ofrecer</w:t>
       </w:r>
@@ -2400,7 +2315,7 @@
           <w:color w:val="000000"/>
           <w:kern w:val="0"/>
           <w:lang w:eastAsia="es-ES"/>
-          <ns2:ligatures ns2:val="none"/>
+          <w14:ligatures w14:val="none"/>
         </w:rPr>
         <w:t>le</w:t>
       </w:r>
@@ -2410,25 +2325,25 @@
           <w:color w:val="000000"/>
           <w:kern w:val="0"/>
           <w:lang w:eastAsia="es-ES"/>
-          <ns2:ligatures ns2:val="none"/>
+          <w14:ligatures w14:val="none"/>
         </w:rPr>
         <w:t xml:space="preserve"> ayuda y realizar el seguimiento al caso.</w:t>
       </w:r>
     </w:p>
-    <w:p ns2:paraId="2F822063" ns2:textId="77777777">
-      <w:pPr>
-        <w:spacing w:after="0" w:line="240" w:lineRule="auto"/>
-        <w:jc w:val="both"/>
-        <w:rPr>
-          <w:rFonts w:ascii="Arial Narrow" w:eastAsia="Times New Roman" w:hAnsi="Arial Narrow" w:cs="Arial"/>
-          <w:color w:val="000000"/>
-          <w:kern w:val="0"/>
-          <w:lang w:eastAsia="es-ES"/>
-          <ns2:ligatures ns2:val="none"/>
-        </w:rPr>
-      </w:pPr>
-    </w:p>
-    <w:p ns2:paraId="550C1FBD" ns2:textId="328344BF">
+    <w:p>
+      <w:pPr>
+        <w:spacing w:after="0" w:line="240" w:lineRule="auto"/>
+        <w:jc w:val="both"/>
+        <w:rPr>
+          <w:rFonts w:ascii="Arial Narrow" w:eastAsia="Times New Roman" w:hAnsi="Arial Narrow" w:cs="Arial"/>
+          <w:color w:val="000000"/>
+          <w:kern w:val="0"/>
+          <w:lang w:eastAsia="es-ES"/>
+          <w14:ligatures w14:val="none"/>
+        </w:rPr>
+      </w:pPr>
+    </w:p>
+    <w:p>
       <w:pPr>
         <w:pStyle w:val="Prrafodelista"/>
         <w:numPr>
@@ -2446,16 +2361,16 @@
           <w:color w:val="000000"/>
           <w:kern w:val="0"/>
           <w:lang w:eastAsia="es-ES"/>
-          <ns2:ligatures ns2:val="none"/>
-        </w:rPr>
-      </w:pPr>
-      <w:r>
-        <w:rPr>
-          <w:rFonts w:ascii="Arial Narrow" w:eastAsia="Times New Roman" w:hAnsi="Arial Narrow" w:cs="Arial"/>
-          <w:color w:val="000000"/>
-          <w:kern w:val="0"/>
-          <w:lang w:eastAsia="es-ES"/>
-          <ns2:ligatures ns2:val="none"/>
+          <w14:ligatures w14:val="none"/>
+        </w:rPr>
+      </w:pPr>
+      <w:r>
+        <w:rPr>
+          <w:rFonts w:ascii="Arial Narrow" w:eastAsia="Times New Roman" w:hAnsi="Arial Narrow" w:cs="Arial"/>
+          <w:color w:val="000000"/>
+          <w:kern w:val="0"/>
+          <w:lang w:eastAsia="es-ES"/>
+          <w14:ligatures w14:val="none"/>
         </w:rPr>
         <w:t xml:space="preserve">El 16 de abril de 2025, recibió por correo electrónico una respuesta de </w:t>
       </w:r>
@@ -2465,7 +2380,7 @@
           <w:color w:val="000000"/>
           <w:kern w:val="0"/>
           <w:lang w:val="es-ES" w:eastAsia="es-ES"/>
-          <ns2:ligatures ns2:val="none"/>
+          <w14:ligatures w14:val="none"/>
         </w:rPr>
         <w:t>V</w:t>
       </w:r>
@@ -2475,7 +2390,7 @@
           <w:color w:val="000000"/>
           <w:kern w:val="0"/>
           <w:lang w:val="es-ES" w:eastAsia="es-ES"/>
-          <ns2:ligatures ns2:val="none"/>
+          <w14:ligatures w14:val="none"/>
         </w:rPr>
         <w:t>í</w:t>
       </w:r>
@@ -2485,7 +2400,7 @@
           <w:color w:val="000000"/>
           <w:kern w:val="0"/>
           <w:lang w:val="es-ES" w:eastAsia="es-ES"/>
-          <ns2:ligatures ns2:val="none"/>
+          <w14:ligatures w14:val="none"/>
         </w:rPr>
         <w:t>vela</w:t>
       </w:r>
@@ -2495,7 +2410,7 @@
           <w:color w:val="000000"/>
           <w:kern w:val="0"/>
           <w:lang w:eastAsia="es-ES"/>
-          <ns2:ligatures ns2:val="none"/>
+          <w14:ligatures w14:val="none"/>
         </w:rPr>
         <w:t xml:space="preserve">, </w:t>
       </w:r>
@@ -2505,7 +2420,7 @@
           <w:color w:val="000000"/>
           <w:kern w:val="0"/>
           <w:lang w:eastAsia="es-ES"/>
-          <ns2:ligatures ns2:val="none"/>
+          <w14:ligatures w14:val="none"/>
         </w:rPr>
         <w:t>la cual no ofreció solución a</w:t>
       </w:r>
@@ -2515,7 +2430,7 @@
           <w:color w:val="000000"/>
           <w:kern w:val="0"/>
           <w:lang w:eastAsia="es-ES"/>
-          <ns2:ligatures ns2:val="none"/>
+          <w14:ligatures w14:val="none"/>
         </w:rPr>
         <w:t xml:space="preserve"> su</w:t>
       </w:r>
@@ -2525,25 +2440,25 @@
           <w:color w:val="000000"/>
           <w:kern w:val="0"/>
           <w:lang w:eastAsia="es-ES"/>
-          <ns2:ligatures ns2:val="none"/>
+          <w14:ligatures w14:val="none"/>
         </w:rPr>
         <w:t xml:space="preserve"> reclamo.</w:t>
       </w:r>
     </w:p>
-    <w:p ns2:paraId="618CE25B" ns2:textId="77777777">
-      <w:pPr>
-        <w:spacing w:after="0" w:line="240" w:lineRule="auto"/>
-        <w:jc w:val="both"/>
-        <w:rPr>
-          <w:rFonts w:ascii="Arial Narrow" w:eastAsia="Times New Roman" w:hAnsi="Arial Narrow" w:cs="Arial"/>
-          <w:color w:val="000000"/>
-          <w:kern w:val="0"/>
-          <w:lang w:eastAsia="es-ES"/>
-          <ns2:ligatures ns2:val="none"/>
-        </w:rPr>
-      </w:pPr>
-    </w:p>
-    <w:p ns2:paraId="2F9CF7F5" ns2:textId="7583C8FF">
+    <w:p>
+      <w:pPr>
+        <w:spacing w:after="0" w:line="240" w:lineRule="auto"/>
+        <w:jc w:val="both"/>
+        <w:rPr>
+          <w:rFonts w:ascii="Arial Narrow" w:eastAsia="Times New Roman" w:hAnsi="Arial Narrow" w:cs="Arial"/>
+          <w:color w:val="000000"/>
+          <w:kern w:val="0"/>
+          <w:lang w:eastAsia="es-ES"/>
+          <w14:ligatures w14:val="none"/>
+        </w:rPr>
+      </w:pPr>
+    </w:p>
+    <w:p>
       <w:pPr>
         <w:pStyle w:val="Prrafodelista"/>
         <w:numPr>
@@ -2558,16 +2473,16 @@
           <w:color w:val="000000"/>
           <w:kern w:val="0"/>
           <w:lang w:eastAsia="es-ES"/>
-          <ns2:ligatures ns2:val="none"/>
-        </w:rPr>
-      </w:pPr>
-      <w:r>
-        <w:rPr>
-          <w:rFonts w:ascii="Arial Narrow" w:eastAsia="Times New Roman" w:hAnsi="Arial Narrow" w:cs="Arial"/>
-          <w:color w:val="000000"/>
-          <w:kern w:val="0"/>
-          <w:lang w:eastAsia="es-ES"/>
-          <ns2:ligatures ns2:val="none"/>
+          <w14:ligatures w14:val="none"/>
+        </w:rPr>
+      </w:pPr>
+      <w:r>
+        <w:rPr>
+          <w:rFonts w:ascii="Arial Narrow" w:eastAsia="Times New Roman" w:hAnsi="Arial Narrow" w:cs="Arial"/>
+          <w:color w:val="000000"/>
+          <w:kern w:val="0"/>
+          <w:lang w:eastAsia="es-ES"/>
+          <w14:ligatures w14:val="none"/>
         </w:rPr>
         <w:t xml:space="preserve">El 24 de mayo de 2025, remitió </w:t>
       </w:r>
@@ -2577,7 +2492,7 @@
           <w:color w:val="000000"/>
           <w:kern w:val="0"/>
           <w:lang w:eastAsia="es-ES"/>
-          <ns2:ligatures ns2:val="none"/>
+          <w14:ligatures w14:val="none"/>
         </w:rPr>
         <w:t xml:space="preserve">un </w:t>
       </w:r>
@@ -2587,7 +2502,7 @@
           <w:color w:val="000000"/>
           <w:kern w:val="0"/>
           <w:lang w:eastAsia="es-ES"/>
-          <ns2:ligatures ns2:val="none"/>
+          <w14:ligatures w14:val="none"/>
         </w:rPr>
         <w:t xml:space="preserve">informe técnico a través de WhatsApp a solicitud de </w:t>
       </w:r>
@@ -2597,7 +2512,7 @@
           <w:color w:val="000000"/>
           <w:kern w:val="0"/>
           <w:lang w:val="es-ES" w:eastAsia="es-ES"/>
-          <ns2:ligatures ns2:val="none"/>
+          <w14:ligatures w14:val="none"/>
         </w:rPr>
         <w:t>V</w:t>
       </w:r>
@@ -2607,7 +2522,7 @@
           <w:color w:val="000000"/>
           <w:kern w:val="0"/>
           <w:lang w:val="es-ES" w:eastAsia="es-ES"/>
-          <ns2:ligatures ns2:val="none"/>
+          <w14:ligatures w14:val="none"/>
         </w:rPr>
         <w:t>í</w:t>
       </w:r>
@@ -2617,7 +2532,7 @@
           <w:color w:val="000000"/>
           <w:kern w:val="0"/>
           <w:lang w:val="es-ES" w:eastAsia="es-ES"/>
-          <ns2:ligatures ns2:val="none"/>
+          <w14:ligatures w14:val="none"/>
         </w:rPr>
         <w:t>vela</w:t>
       </w:r>
@@ -2627,7 +2542,7 @@
           <w:color w:val="000000"/>
           <w:kern w:val="0"/>
           <w:lang w:eastAsia="es-ES"/>
-          <ns2:ligatures ns2:val="none"/>
+          <w14:ligatures w14:val="none"/>
         </w:rPr>
         <w:t xml:space="preserve"> </w:t>
       </w:r>
@@ -2637,7 +2552,7 @@
           <w:color w:val="000000"/>
           <w:kern w:val="0"/>
           <w:lang w:eastAsia="es-ES"/>
-          <ns2:ligatures ns2:val="none"/>
+          <w14:ligatures w14:val="none"/>
         </w:rPr>
         <w:t>porque le requirieron</w:t>
       </w:r>
@@ -2647,7 +2562,7 @@
           <w:color w:val="000000"/>
           <w:kern w:val="0"/>
           <w:lang w:eastAsia="es-ES"/>
-          <ns2:ligatures ns2:val="none"/>
+          <w14:ligatures w14:val="none"/>
         </w:rPr>
         <w:t xml:space="preserve"> evidencia de </w:t>
       </w:r>
@@ -2657,7 +2572,7 @@
           <w:color w:val="000000"/>
           <w:kern w:val="0"/>
           <w:lang w:eastAsia="es-ES"/>
-          <ns2:ligatures ns2:val="none"/>
+          <w14:ligatures w14:val="none"/>
         </w:rPr>
         <w:t xml:space="preserve">los daños de </w:t>
       </w:r>
@@ -2667,7 +2582,7 @@
           <w:color w:val="000000"/>
           <w:kern w:val="0"/>
           <w:lang w:eastAsia="es-ES"/>
-          <ns2:ligatures ns2:val="none"/>
+          <w14:ligatures w14:val="none"/>
         </w:rPr>
         <w:t xml:space="preserve">inmueble </w:t>
       </w:r>
@@ -2677,7 +2592,7 @@
           <w:color w:val="000000"/>
           <w:kern w:val="0"/>
           <w:lang w:eastAsia="es-ES"/>
-          <ns2:ligatures ns2:val="none"/>
+          <w14:ligatures w14:val="none"/>
         </w:rPr>
         <w:t>por el siniestro reportado.</w:t>
       </w:r>
@@ -2687,12 +2602,12 @@
           <w:color w:val="000000"/>
           <w:kern w:val="0"/>
           <w:lang w:eastAsia="es-ES"/>
-          <ns2:ligatures ns2:val="none"/>
+          <w14:ligatures w14:val="none"/>
         </w:rPr>
         <w:t xml:space="preserve"> </w:t>
       </w:r>
     </w:p>
-    <w:p ns2:paraId="35FB16A3" ns2:textId="77777777">
+    <w:p>
       <w:pPr>
         <w:pStyle w:val="Prrafodelista"/>
         <w:rPr>
@@ -2700,11 +2615,11 @@
           <w:color w:val="000000"/>
           <w:kern w:val="0"/>
           <w:lang w:eastAsia="es-ES"/>
-          <ns2:ligatures ns2:val="none"/>
-        </w:rPr>
-      </w:pPr>
-    </w:p>
-    <w:p ns2:paraId="5111E13F" ns2:textId="125C3172">
+          <w14:ligatures w14:val="none"/>
+        </w:rPr>
+      </w:pPr>
+    </w:p>
+    <w:p>
       <w:pPr>
         <w:pStyle w:val="Prrafodelista"/>
         <w:numPr>
@@ -2719,16 +2634,16 @@
           <w:color w:val="000000"/>
           <w:kern w:val="0"/>
           <w:lang w:eastAsia="es-ES"/>
-          <ns2:ligatures ns2:val="none"/>
-        </w:rPr>
-      </w:pPr>
-      <w:r>
-        <w:rPr>
-          <w:rFonts w:ascii="Arial Narrow" w:eastAsia="Times New Roman" w:hAnsi="Arial Narrow" w:cs="Arial"/>
-          <w:color w:val="000000"/>
-          <w:kern w:val="0"/>
-          <w:lang w:eastAsia="es-ES"/>
-          <ns2:ligatures ns2:val="none"/>
+          <w14:ligatures w14:val="none"/>
+        </w:rPr>
+      </w:pPr>
+      <w:r>
+        <w:rPr>
+          <w:rFonts w:ascii="Arial Narrow" w:eastAsia="Times New Roman" w:hAnsi="Arial Narrow" w:cs="Arial"/>
+          <w:color w:val="000000"/>
+          <w:kern w:val="0"/>
+          <w:lang w:eastAsia="es-ES"/>
+          <w14:ligatures w14:val="none"/>
         </w:rPr>
         <w:t>Finalmente, procedió a cancelar</w:t>
       </w:r>
@@ -2738,7 +2653,7 @@
           <w:color w:val="000000"/>
           <w:kern w:val="0"/>
           <w:lang w:eastAsia="es-ES"/>
-          <ns2:ligatures ns2:val="none"/>
+          <w14:ligatures w14:val="none"/>
         </w:rPr>
         <w:t xml:space="preserve"> en su totalidad el crédito hipotecario debido a la falta de confianza generada por la gestión de </w:t>
       </w:r>
@@ -2748,7 +2663,7 @@
           <w:color w:val="000000"/>
           <w:kern w:val="0"/>
           <w:lang w:eastAsia="es-ES"/>
-          <ns2:ligatures ns2:val="none"/>
+          <w14:ligatures w14:val="none"/>
         </w:rPr>
         <w:t>Vívela</w:t>
       </w:r>
@@ -2758,12 +2673,12 @@
           <w:color w:val="000000"/>
           <w:kern w:val="0"/>
           <w:lang w:eastAsia="es-ES"/>
-          <ns2:ligatures ns2:val="none"/>
+          <w14:ligatures w14:val="none"/>
         </w:rPr>
         <w:t>.</w:t>
       </w:r>
     </w:p>
-    <w:p ns2:paraId="33E14FF7" ns2:textId="77777777">
+    <w:p>
       <w:pPr>
         <w:tabs>
           <w:tab w:val="left" w:pos="1134"/>
@@ -2775,11 +2690,11 @@
           <w:color w:val="000000"/>
           <w:kern w:val="0"/>
           <w:lang w:eastAsia="es-ES"/>
-          <ns2:ligatures ns2:val="none"/>
-        </w:rPr>
-      </w:pPr>
-    </w:p>
-    <w:p ns2:paraId="4654B5FF" ns2:textId="0880B01E">
+          <w14:ligatures w14:val="none"/>
+        </w:rPr>
+      </w:pPr>
+    </w:p>
+    <w:p>
       <w:pPr>
         <w:numPr>
           <w:ilvl w:val="1"/>
@@ -2797,14 +2712,14 @@
           <w:color w:val="000000"/>
           <w:kern w:val="0"/>
           <w:lang w:val="es-ES" w:eastAsia="es-ES"/>
-          <ns2:ligatures ns2:val="none"/>
+          <w14:ligatures w14:val="none"/>
         </w:rPr>
       </w:pPr>
       <w:r>
         <w:rPr>
           <w:rFonts w:ascii="Arial Narrow" w:eastAsia="Calibri" w:hAnsi="Arial Narrow" w:cs="Arial"/>
           <w:kern w:val="0"/>
-          <ns2:ligatures ns2:val="none"/>
+          <w14:ligatures w14:val="none"/>
         </w:rPr>
         <w:t xml:space="preserve">La señora [APELLIDO] solicitó, en calidad de medida correctiva, que Vivela cumpla con: (i) gestionar la activación de la cobertura convenida en la Póliza 230198521 del Seguro de Inmueble Vigente, por el siniestro ocurrido el 13 de marzo de 2025; y, (ii) reembolsar los montos cobrados por concepto del Seguro de Inmueble. Asimismo, requirió el reembolso de costos y costas del presente procedimiento.</w:t>
       </w:r>
@@ -2814,7 +2729,7 @@
           <w:color w:val="000000"/>
           <w:kern w:val="0"/>
           <w:lang w:val="es-ES" w:eastAsia="es-ES"/>
-          <ns2:ligatures ns2:val="none"/>
+          <w14:ligatures w14:val="none"/>
         </w:rPr>
         <w:t/>
       </w:r>
@@ -2824,7 +2739,7 @@
           <w:color w:val="000000"/>
           <w:kern w:val="0"/>
           <w:lang w:val="es-ES" w:eastAsia="es-ES"/>
-          <ns2:ligatures ns2:val="none"/>
+          <w14:ligatures w14:val="none"/>
         </w:rPr>
         <w:t xml:space="preserve"/>
       </w:r>
@@ -2835,7 +2750,7 @@
           <w:color w:val="000000"/>
           <w:kern w:val="0"/>
           <w:lang w:val="es-ES" w:eastAsia="es-ES"/>
-          <ns2:ligatures ns2:val="none"/>
+          <w14:ligatures w14:val="none"/>
         </w:rPr>
         <w:t/>
       </w:r>
@@ -2846,7 +2761,7 @@
           <w:color w:val="000000"/>
           <w:kern w:val="0"/>
           <w:lang w:val="es-ES" w:eastAsia="es-ES"/>
-          <ns2:ligatures ns2:val="none"/>
+          <w14:ligatures w14:val="none"/>
         </w:rPr>
         <w:t xml:space="preserve"/>
       </w:r>
@@ -2856,7 +2771,7 @@
           <w:color w:val="000000"/>
           <w:kern w:val="0"/>
           <w:lang w:val="es-ES" w:eastAsia="es-ES"/>
-          <ns2:ligatures ns2:val="none"/>
+          <w14:ligatures w14:val="none"/>
         </w:rPr>
         <w:t/>
       </w:r>
@@ -2866,7 +2781,7 @@
           <w:color w:val="000000"/>
           <w:kern w:val="0"/>
           <w:lang w:val="es-ES" w:eastAsia="es-ES"/>
-          <ns2:ligatures ns2:val="none"/>
+          <w14:ligatures w14:val="none"/>
         </w:rPr>
         <w:t/>
       </w:r>
@@ -2876,7 +2791,7 @@
           <w:color w:val="000000"/>
           <w:kern w:val="0"/>
           <w:lang w:val="es-ES" w:eastAsia="es-ES"/>
-          <ns2:ligatures ns2:val="none"/>
+          <w14:ligatures w14:val="none"/>
         </w:rPr>
         <w:t xml:space="preserve"/>
       </w:r>
@@ -2886,7 +2801,7 @@
           <w:color w:val="000000"/>
           <w:kern w:val="0"/>
           <w:lang w:val="es-ES" w:eastAsia="es-ES"/>
-          <ns2:ligatures ns2:val="none"/>
+          <w14:ligatures w14:val="none"/>
         </w:rPr>
         <w:t/>
       </w:r>
@@ -2896,7 +2811,7 @@
           <w:color w:val="000000"/>
           <w:kern w:val="0"/>
           <w:lang w:val="es-ES" w:eastAsia="es-ES"/>
-          <ns2:ligatures ns2:val="none"/>
+          <w14:ligatures w14:val="none"/>
         </w:rPr>
         <w:t xml:space="preserve"/>
       </w:r>
@@ -2906,7 +2821,7 @@
           <w:color w:val="000000"/>
           <w:kern w:val="0"/>
           <w:lang w:val="es-ES" w:eastAsia="es-ES"/>
-          <ns2:ligatures ns2:val="none"/>
+          <w14:ligatures w14:val="none"/>
         </w:rPr>
         <w:t xml:space="preserve"/>
       </w:r>
@@ -2916,7 +2831,7 @@
           <w:color w:val="000000"/>
           <w:kern w:val="0"/>
           <w:lang w:val="es-ES" w:eastAsia="es-ES"/>
-          <ns2:ligatures ns2:val="none"/>
+          <w14:ligatures w14:val="none"/>
         </w:rPr>
         <w:t xml:space="preserve"/>
       </w:r>
@@ -2926,7 +2841,7 @@
           <w:color w:val="000000"/>
           <w:kern w:val="0"/>
           <w:lang w:val="es-ES" w:eastAsia="es-ES"/>
-          <ns2:ligatures ns2:val="none"/>
+          <w14:ligatures w14:val="none"/>
         </w:rPr>
         <w:t xml:space="preserve"/>
       </w:r>
@@ -2936,7 +2851,7 @@
           <w:color w:val="000000"/>
           <w:kern w:val="0"/>
           <w:lang w:val="es-ES" w:eastAsia="es-ES"/>
-          <ns2:ligatures ns2:val="none"/>
+          <w14:ligatures w14:val="none"/>
         </w:rPr>
         <w:t xml:space="preserve"/>
       </w:r>
@@ -2946,7 +2861,7 @@
           <w:color w:val="000000"/>
           <w:kern w:val="0"/>
           <w:lang w:eastAsia="es-ES"/>
-          <ns2:ligatures ns2:val="none"/>
+          <w14:ligatures w14:val="none"/>
         </w:rPr>
         <w:t xml:space="preserve"/>
       </w:r>
@@ -2956,7 +2871,7 @@
           <w:color w:val="000000"/>
           <w:kern w:val="0"/>
           <w:lang w:val="es-ES" w:eastAsia="es-ES"/>
-          <ns2:ligatures ns2:val="none"/>
+          <w14:ligatures w14:val="none"/>
         </w:rPr>
         <w:t xml:space="preserve"/>
       </w:r>
@@ -2966,7 +2881,7 @@
           <w:color w:val="000000"/>
           <w:kern w:val="0"/>
           <w:lang w:eastAsia="es-ES"/>
-          <ns2:ligatures ns2:val="none"/>
+          <w14:ligatures w14:val="none"/>
         </w:rPr>
         <w:t/>
       </w:r>
@@ -2976,7 +2891,7 @@
           <w:color w:val="000000"/>
           <w:kern w:val="0"/>
           <w:lang w:val="es-ES" w:eastAsia="es-ES"/>
-          <ns2:ligatures ns2:val="none"/>
+          <w14:ligatures w14:val="none"/>
         </w:rPr>
         <w:t xml:space="preserve"/>
       </w:r>
@@ -2986,7 +2901,7 @@
           <w:color w:val="000000"/>
           <w:kern w:val="0"/>
           <w:lang w:val="es-ES" w:eastAsia="es-ES"/>
-          <ns2:ligatures ns2:val="none"/>
+          <w14:ligatures w14:val="none"/>
         </w:rPr>
         <w:t xml:space="preserve"/>
       </w:r>
@@ -2996,7 +2911,7 @@
           <w:color w:val="000000"/>
           <w:kern w:val="0"/>
           <w:lang w:eastAsia="es-ES"/>
-          <ns2:ligatures ns2:val="none"/>
+          <w14:ligatures w14:val="none"/>
         </w:rPr>
         <w:t/>
       </w:r>
@@ -3006,7 +2921,7 @@
           <w:color w:val="000000"/>
           <w:kern w:val="0"/>
           <w:lang w:eastAsia="es-ES"/>
-          <ns2:ligatures ns2:val="none"/>
+          <w14:ligatures w14:val="none"/>
         </w:rPr>
         <w:t/>
       </w:r>
@@ -3017,7 +2932,7 @@
           <w:color w:val="000000"/>
           <w:kern w:val="0"/>
           <w:lang w:eastAsia="es-ES"/>
-          <ns2:ligatures ns2:val="none"/>
+          <w14:ligatures w14:val="none"/>
         </w:rPr>
         <w:t/>
       </w:r>
@@ -3028,7 +2943,7 @@
           <w:color w:val="000000"/>
           <w:kern w:val="0"/>
           <w:lang w:eastAsia="es-ES"/>
-          <ns2:ligatures ns2:val="none"/>
+          <w14:ligatures w14:val="none"/>
         </w:rPr>
         <w:t/>
       </w:r>
@@ -3038,7 +2953,7 @@
           <w:color w:val="000000"/>
           <w:kern w:val="0"/>
           <w:lang w:eastAsia="es-ES"/>
-          <ns2:ligatures ns2:val="none"/>
+          <w14:ligatures w14:val="none"/>
         </w:rPr>
         <w:t/>
       </w:r>
@@ -3048,7 +2963,7 @@
           <w:color w:val="000000"/>
           <w:kern w:val="0"/>
           <w:lang w:eastAsia="es-ES"/>
-          <ns2:ligatures ns2:val="none"/>
+          <w14:ligatures w14:val="none"/>
         </w:rPr>
         <w:t xml:space="preserve"/>
       </w:r>
@@ -3058,7 +2973,7 @@
           <w:color w:val="000000"/>
           <w:kern w:val="0"/>
           <w:lang w:eastAsia="es-ES"/>
-          <ns2:ligatures ns2:val="none"/>
+          <w14:ligatures w14:val="none"/>
         </w:rPr>
         <w:t/>
       </w:r>
@@ -3068,12 +2983,12 @@
           <w:color w:val="000000"/>
           <w:kern w:val="0"/>
           <w:lang w:val="es-ES" w:eastAsia="es-ES"/>
-          <ns2:ligatures ns2:val="none"/>
+          <w14:ligatures w14:val="none"/>
         </w:rPr>
         <w:t/>
       </w:r>
     </w:p>
-    <w:p ns2:paraId="66005174" ns2:textId="77777777">
+    <w:p>
       <w:pPr>
         <w:spacing w:after="0" w:line="240" w:lineRule="auto"/>
         <w:contextualSpacing/>
@@ -3084,11 +2999,11 @@
           <w:color w:val="000000"/>
           <w:kern w:val="0"/>
           <w:lang w:eastAsia="es-PE"/>
-          <ns2:ligatures ns2:val="none"/>
-        </w:rPr>
-      </w:pPr>
-    </w:p>
-    <w:p ns2:paraId="3541B1F9" ns2:textId="77777777">
+          <w14:ligatures w14:val="none"/>
+        </w:rPr>
+      </w:pPr>
+    </w:p>
+    <w:p>
       <w:pPr>
         <w:numPr>
           <w:ilvl w:val="0"/>
@@ -3103,22 +3018,22 @@
           <w:color w:val="000000"/>
           <w:kern w:val="0"/>
           <w:lang w:eastAsia="es-PE"/>
-          <ns2:ligatures ns2:val="none"/>
-        </w:rPr>
-      </w:pPr>
-      <w:r>
-        <w:rPr>
-          <w:rFonts w:ascii="Arial Narrow" w:eastAsia="Arial Narrow" w:hAnsi="Arial Narrow" w:cs="Arial Narrow"/>
-          <w:b/>
-          <w:color w:val="000000"/>
-          <w:kern w:val="0"/>
-          <w:lang w:eastAsia="es-PE"/>
-          <ns2:ligatures ns2:val="none"/>
+          <w14:ligatures w14:val="none"/>
+        </w:rPr>
+      </w:pPr>
+      <w:r>
+        <w:rPr>
+          <w:rFonts w:ascii="Arial Narrow" w:eastAsia="Arial Narrow" w:hAnsi="Arial Narrow" w:cs="Arial Narrow"/>
+          <w:b/>
+          <w:color w:val="000000"/>
+          <w:kern w:val="0"/>
+          <w:lang w:eastAsia="es-PE"/>
+          <w14:ligatures w14:val="none"/>
         </w:rPr>
         <w:t>DE LA ADMISIÓN A TRÁMITE DE LA DENUNCIA</w:t>
       </w:r>
     </w:p>
-    <w:p ns2:paraId="34556756" ns2:textId="77777777">
+    <w:p>
       <w:pPr>
         <w:spacing w:after="0" w:line="240" w:lineRule="auto"/>
         <w:ind w:left="567"/>
@@ -3130,11 +3045,11 @@
           <w:color w:val="000000"/>
           <w:kern w:val="0"/>
           <w:lang w:eastAsia="es-PE"/>
-          <ns2:ligatures ns2:val="none"/>
-        </w:rPr>
-      </w:pPr>
-    </w:p>
-    <w:p ns2:paraId="5F4266A4" ns2:textId="6B25CB2D">
+          <w14:ligatures w14:val="none"/>
+        </w:rPr>
+      </w:pPr>
+    </w:p>
+    <w:p>
       <w:pPr>
         <w:pStyle w:val="Prrafodelista"/>
         <w:numPr>
@@ -3147,7 +3062,7 @@
         <w:rPr>
           <w:rFonts w:ascii="Arial Narrow" w:eastAsia="Arial Narrow" w:hAnsi="Arial Narrow" w:cs="Arial Narrow"/>
           <w:kern w:val="0"/>
-          <ns2:ligatures ns2:val="none"/>
+          <w14:ligatures w14:val="none"/>
         </w:rPr>
       </w:pPr>
       <w:bookmarkStart w:id="2" w:name="_Hlk140755208"/>
@@ -3159,7 +3074,7 @@
           <w:color w:val="000000"/>
           <w:kern w:val="0"/>
           <w:lang w:eastAsia="es-PE"/>
-          <ns2:ligatures ns2:val="none"/>
+          <w14:ligatures w14:val="none"/>
         </w:rPr>
         <w:t>La Secretaría Técnica de la Comisión de Protección al Consumidor 1 (en adelante, la Secretaría Técnica), en ejercicio de sus facultades</w:t>
       </w:r>
@@ -3172,7 +3087,7 @@
           <w:rFonts w:ascii="Arial Narrow" w:eastAsia="Arial Narrow" w:hAnsi="Arial Narrow" w:cs="Arial Narrow"/>
           <w:kern w:val="0"/>
           <w:vertAlign w:val="superscript"/>
-          <ns2:ligatures ns2:val="none"/>
+          <w14:ligatures w14:val="none"/>
         </w:rPr>
         <w:footnoteReference w:id="3"/>
       </w:r>
@@ -3182,7 +3097,7 @@
           <w:color w:val="000000"/>
           <w:kern w:val="0"/>
           <w:lang w:eastAsia="es-PE"/>
-          <ns2:ligatures ns2:val="none"/>
+          <w14:ligatures w14:val="none"/>
         </w:rPr>
         <w:t xml:space="preserve">, </w:t>
       </w:r>
@@ -3192,7 +3107,7 @@
           <w:color w:val="000000"/>
           <w:kern w:val="0"/>
           <w:lang w:eastAsia="es-PE"/>
-          <ns2:ligatures ns2:val="none"/>
+          <w14:ligatures w14:val="none"/>
         </w:rPr>
         <w:t xml:space="preserve">considera </w:t>
       </w:r>
@@ -3200,7 +3115,7 @@
         <w:rPr>
           <w:rFonts w:ascii="Arial Narrow" w:eastAsia="Arial Narrow" w:hAnsi="Arial Narrow" w:cs="Arial Narrow"/>
           <w:kern w:val="0"/>
-          <ns2:ligatures ns2:val="none"/>
+          <w14:ligatures w14:val="none"/>
         </w:rPr>
         <w:t xml:space="preserve">que el hecho denunciado, consistente en que </w:t>
       </w:r>
@@ -3210,7 +3125,7 @@
           <w:kern w:val="0"/>
           <w:shd w:val="clear" w:color="auto" w:fill="FFFFFF"/>
           <w:lang w:eastAsia="es-PE"/>
-          <ns2:ligatures ns2:val="none"/>
+          <w14:ligatures w14:val="none"/>
         </w:rPr>
         <w:t xml:space="preserve">la Empresa de Crédito Vívela S.A. no habría cumplido con trasladar los pagos de las primas pagadas por el denunciante por la Póliza </w:t>
       </w:r>
@@ -3221,7 +3136,7 @@
           <w:kern w:val="0"/>
           <w:shd w:val="clear" w:color="auto" w:fill="FFFFFF"/>
           <w:lang w:eastAsia="es-PE"/>
-          <ns2:ligatures ns2:val="none"/>
+          <w14:ligatures w14:val="none"/>
         </w:rPr>
         <w:t/>
       </w:r>
@@ -3232,7 +3147,7 @@
           <w:kern w:val="0"/>
           <w:shd w:val="clear" w:color="auto" w:fill="FFFFFF"/>
           <w:lang w:eastAsia="es-PE"/>
-          <ns2:ligatures ns2:val="none"/>
+          <w14:ligatures w14:val="none"/>
         </w:rPr>
         <w:t xml:space="preserve"> 230198521, generando que no obtenga la cobertura ante el siniestro del 13 de marzo de 2025</w:t>
       </w:r>
@@ -3240,7 +3155,7 @@
         <w:rPr>
           <w:rFonts w:ascii="Arial Narrow" w:eastAsia="Arial Narrow" w:hAnsi="Arial Narrow" w:cs="Arial Narrow"/>
           <w:kern w:val="0"/>
-          <ns2:ligatures ns2:val="none"/>
+          <w14:ligatures w14:val="none"/>
         </w:rPr>
         <w:t>; involucraría una presunta afectación a sus expectativas, quien no habría encontrado una correspondencia entre lo que esperaba recibir de parte del proveedor y lo que realmente recibió. Por consiguiente, corresponde calificar el hecho materia de denuncia como una presunta infracción al deber de idoneidad, tipificado en los artículos 18</w:t>
       </w:r>
@@ -3250,7 +3165,7 @@
           <w:color w:val="000000"/>
           <w:kern w:val="0"/>
           <w:lang w:eastAsia="es-PE"/>
-          <ns2:ligatures ns2:val="none"/>
+          <w14:ligatures w14:val="none"/>
         </w:rPr>
         <w:t/>
       </w:r>
@@ -3258,7 +3173,7 @@
         <w:rPr>
           <w:rFonts w:ascii="Arial Narrow" w:eastAsia="Arial Narrow" w:hAnsi="Arial Narrow" w:cs="Arial Narrow"/>
           <w:kern w:val="0"/>
-          <ns2:ligatures ns2:val="none"/>
+          <w14:ligatures w14:val="none"/>
         </w:rPr>
         <w:t xml:space="preserve"> y 19</w:t>
       </w:r>
@@ -3268,7 +3183,7 @@
           <w:color w:val="000000"/>
           <w:kern w:val="0"/>
           <w:lang w:eastAsia="es-PE"/>
-          <ns2:ligatures ns2:val="none"/>
+          <w14:ligatures w14:val="none"/>
         </w:rPr>
         <w:t/>
       </w:r>
@@ -3276,7 +3191,7 @@
         <w:rPr>
           <w:rFonts w:ascii="Arial Narrow" w:eastAsia="Arial Narrow" w:hAnsi="Arial Narrow" w:cs="Arial Narrow"/>
           <w:kern w:val="0"/>
-          <ns2:ligatures ns2:val="none"/>
+          <w14:ligatures w14:val="none"/>
         </w:rPr>
         <w:t xml:space="preserve"> del Código</w:t>
       </w:r>
@@ -3286,7 +3201,7 @@
           <w:rFonts w:ascii="Arial Narrow" w:eastAsia="Arial Narrow" w:hAnsi="Arial Narrow" w:cs="Arial"/>
           <w:kern w:val="0"/>
           <w:vertAlign w:val="superscript"/>
-          <ns2:ligatures ns2:val="none"/>
+          <w14:ligatures w14:val="none"/>
         </w:rPr>
         <w:footnoteReference w:id="4"/>
       </w:r>
@@ -3294,7 +3209,7 @@
         <w:rPr>
           <w:rFonts w:ascii="Arial Narrow" w:eastAsia="Arial Narrow" w:hAnsi="Arial Narrow" w:cs="Arial Narrow"/>
           <w:kern w:val="0"/>
-          <ns2:ligatures ns2:val="none"/>
+          <w14:ligatures w14:val="none"/>
         </w:rPr>
         <w:t>.</w:t>
       </w:r>
@@ -3302,23 +3217,23 @@
         <w:rPr>
           <w:rFonts w:ascii="Arial Narrow" w:eastAsia="Arial Narrow" w:hAnsi="Arial Narrow" w:cs="Arial Narrow"/>
           <w:kern w:val="0"/>
-          <ns2:ligatures ns2:val="none"/>
+          <w14:ligatures w14:val="none"/>
         </w:rPr>
         <w:t xml:space="preserve"> </w:t>
       </w:r>
     </w:p>
-    <w:p ns2:paraId="116891C0" ns2:textId="77777777">
-      <w:pPr>
-        <w:spacing w:after="0" w:line="240" w:lineRule="auto"/>
-        <w:jc w:val="both"/>
-        <w:rPr>
-          <w:rFonts w:ascii="Arial Narrow" w:eastAsia="Arial Narrow" w:hAnsi="Arial Narrow" w:cs="Arial Narrow"/>
-          <w:kern w:val="0"/>
-          <ns2:ligatures ns2:val="none"/>
-        </w:rPr>
-      </w:pPr>
-    </w:p>
-    <w:p ns2:paraId="6F5903EC" ns2:textId="049FF88D">
+    <w:p>
+      <w:pPr>
+        <w:spacing w:after="0" w:line="240" w:lineRule="auto"/>
+        <w:jc w:val="both"/>
+        <w:rPr>
+          <w:rFonts w:ascii="Arial Narrow" w:eastAsia="Arial Narrow" w:hAnsi="Arial Narrow" w:cs="Arial Narrow"/>
+          <w:kern w:val="0"/>
+          <w14:ligatures w14:val="none"/>
+        </w:rPr>
+      </w:pPr>
+    </w:p>
+    <w:p>
       <w:pPr>
         <w:pStyle w:val="Prrafodelista"/>
         <w:numPr>
@@ -3331,14 +3246,14 @@
         <w:rPr>
           <w:rFonts w:ascii="Arial Narrow" w:eastAsia="Arial Narrow" w:hAnsi="Arial Narrow" w:cs="Arial Narrow"/>
           <w:kern w:val="0"/>
-          <ns2:ligatures ns2:val="none"/>
-        </w:rPr>
-      </w:pPr>
-      <w:r>
-        <w:rPr>
-          <w:rFonts w:ascii="Arial Narrow" w:eastAsia="Arial Narrow" w:hAnsi="Arial Narrow" w:cs="Arial Narrow"/>
-          <w:kern w:val="0"/>
-          <ns2:ligatures ns2:val="none"/>
+          <w14:ligatures w14:val="none"/>
+        </w:rPr>
+      </w:pPr>
+      <w:r>
+        <w:rPr>
+          <w:rFonts w:ascii="Arial Narrow" w:eastAsia="Arial Narrow" w:hAnsi="Arial Narrow" w:cs="Arial Narrow"/>
+          <w:kern w:val="0"/>
+          <w14:ligatures w14:val="none"/>
         </w:rPr>
         <w:t xml:space="preserve">Así también, </w:t>
       </w:r>
@@ -3346,7 +3261,7 @@
         <w:rPr>
           <w:rFonts w:ascii="Arial Narrow" w:eastAsia="Arial Narrow" w:hAnsi="Arial Narrow" w:cs="Arial Narrow"/>
           <w:kern w:val="0"/>
-          <ns2:ligatures ns2:val="none"/>
+          <w14:ligatures w14:val="none"/>
         </w:rPr>
         <w:t xml:space="preserve">la Secretaría Técnica, en ejercicio de sus facultades, </w:t>
       </w:r>
@@ -3356,7 +3271,7 @@
           <w:color w:val="000000"/>
           <w:kern w:val="0"/>
           <w:lang w:eastAsia="es-PE"/>
-          <ns2:ligatures ns2:val="none"/>
+          <w14:ligatures w14:val="none"/>
         </w:rPr>
         <w:t xml:space="preserve">considera </w:t>
       </w:r>
@@ -3364,7 +3279,7 @@
         <w:rPr>
           <w:rFonts w:ascii="Arial Narrow" w:eastAsia="Arial Narrow" w:hAnsi="Arial Narrow" w:cs="Arial Narrow"/>
           <w:kern w:val="0"/>
-          <ns2:ligatures ns2:val="none"/>
+          <w14:ligatures w14:val="none"/>
         </w:rPr>
         <w:t>que el hecho denunciado</w:t>
       </w:r>
@@ -3374,7 +3289,7 @@
           <w:color w:val="000000"/>
           <w:kern w:val="0"/>
           <w:lang w:eastAsia="es-PE"/>
-          <ns2:ligatures ns2:val="none"/>
+          <w14:ligatures w14:val="none"/>
         </w:rPr>
         <w:t>, consistente</w:t>
       </w:r>
@@ -3384,7 +3299,7 @@
           <w:color w:val="000000"/>
           <w:kern w:val="0"/>
           <w:lang w:eastAsia="es-PE"/>
-          <ns2:ligatures ns2:val="none"/>
+          <w14:ligatures w14:val="none"/>
         </w:rPr>
         <w:t xml:space="preserve"> en que </w:t>
       </w:r>
@@ -3395,7 +3310,7 @@
           <w:kern w:val="0"/>
           <w:shd w:val="clear" w:color="auto" w:fill="FFFFFF"/>
           <w:lang w:eastAsia="es-PE"/>
-          <ns2:ligatures ns2:val="none"/>
+          <w14:ligatures w14:val="none"/>
         </w:rPr>
         <w:t>la Empresa de Crédito Vívela S.A. habría brindado una respuesta inadecuada al reclamo presentado por la denunciante el 25 de marzo de 2025</w:t>
       </w:r>
@@ -3405,7 +3320,7 @@
           <w:color w:val="000000"/>
           <w:kern w:val="0"/>
           <w:lang w:eastAsia="es-PE"/>
-          <ns2:ligatures ns2:val="none"/>
+          <w14:ligatures w14:val="none"/>
         </w:rPr>
         <w:t>. Por consiguiente, corresponde calificar el hecho materia de denuncia como una presunta infracción al</w:t>
       </w:r>
@@ -3413,7 +3328,7 @@
         <w:rPr>
           <w:rFonts w:ascii="Arial Narrow" w:eastAsia="Arial Narrow" w:hAnsi="Arial Narrow" w:cs="Arial Narrow"/>
           <w:kern w:val="0"/>
-          <ns2:ligatures ns2:val="none"/>
+          <w14:ligatures w14:val="none"/>
         </w:rPr>
         <w:t xml:space="preserve"> numeral 88.1</w:t>
       </w:r>
@@ -3423,7 +3338,7 @@
           <w:kern w:val="0"/>
           <w:shd w:val="clear" w:color="auto" w:fill="FFFFFF"/>
           <w:lang w:eastAsia="es-PE"/>
-          <ns2:ligatures ns2:val="none"/>
+          <w14:ligatures w14:val="none"/>
         </w:rPr>
         <w:t/>
       </w:r>
@@ -3431,7 +3346,7 @@
         <w:rPr>
           <w:rFonts w:ascii="Arial Narrow" w:eastAsia="Arial Narrow" w:hAnsi="Arial Narrow" w:cs="Arial Narrow"/>
           <w:kern w:val="0"/>
-          <ns2:ligatures ns2:val="none"/>
+          <w14:ligatures w14:val="none"/>
         </w:rPr>
         <w:t xml:space="preserve"> del artículo 88</w:t>
       </w:r>
@@ -3441,7 +3356,7 @@
           <w:kern w:val="0"/>
           <w:shd w:val="clear" w:color="auto" w:fill="FFFFFF"/>
           <w:lang w:eastAsia="es-PE"/>
-          <ns2:ligatures ns2:val="none"/>
+          <w14:ligatures w14:val="none"/>
         </w:rPr>
         <w:t/>
       </w:r>
@@ -3449,7 +3364,7 @@
         <w:rPr>
           <w:rFonts w:ascii="Arial Narrow" w:eastAsia="Arial Narrow" w:hAnsi="Arial Narrow" w:cs="Arial Narrow"/>
           <w:kern w:val="0"/>
-          <ns2:ligatures ns2:val="none"/>
+          <w14:ligatures w14:val="none"/>
         </w:rPr>
         <w:t xml:space="preserve"> del Código</w:t>
       </w:r>
@@ -3459,7 +3374,7 @@
           <w:rFonts w:ascii="Arial Narrow" w:eastAsia="Arial Narrow" w:hAnsi="Arial Narrow" w:cs="Arial"/>
           <w:kern w:val="0"/>
           <w:vertAlign w:val="superscript"/>
-          <ns2:ligatures ns2:val="none"/>
+          <w14:ligatures w14:val="none"/>
         </w:rPr>
         <w:footnoteReference w:id="5"/>
       </w:r>
@@ -3467,7 +3382,7 @@
         <w:rPr>
           <w:rFonts w:ascii="Arial Narrow" w:eastAsia="Arial Narrow" w:hAnsi="Arial Narrow" w:cs="Arial Narrow"/>
           <w:kern w:val="0"/>
-          <ns2:ligatures ns2:val="none"/>
+          <w14:ligatures w14:val="none"/>
         </w:rPr>
         <w:t>.</w:t>
       </w:r>
@@ -3478,23 +3393,23 @@
           <w:color w:val="000000"/>
           <w:kern w:val="0"/>
           <w:lang w:eastAsia="es-PE"/>
-          <ns2:ligatures ns2:val="none"/>
+          <w14:ligatures w14:val="none"/>
         </w:rPr>
         <w:t xml:space="preserve"> </w:t>
       </w:r>
     </w:p>
-    <w:p ns2:paraId="33DE58AD" ns2:textId="77777777">
-      <w:pPr>
-        <w:spacing w:after="0" w:line="240" w:lineRule="auto"/>
-        <w:jc w:val="both"/>
-        <w:rPr>
-          <w:rFonts w:ascii="Arial Narrow" w:eastAsia="Arial Narrow" w:hAnsi="Arial Narrow" w:cs="Arial Narrow"/>
-          <w:kern w:val="0"/>
-          <ns2:ligatures ns2:val="none"/>
-        </w:rPr>
-      </w:pPr>
-    </w:p>
-    <w:p ns2:paraId="44F874A3" ns2:textId="3504833E">
+    <w:p>
+      <w:pPr>
+        <w:spacing w:after="0" w:line="240" w:lineRule="auto"/>
+        <w:jc w:val="both"/>
+        <w:rPr>
+          <w:rFonts w:ascii="Arial Narrow" w:eastAsia="Arial Narrow" w:hAnsi="Arial Narrow" w:cs="Arial Narrow"/>
+          <w:kern w:val="0"/>
+          <w14:ligatures w14:val="none"/>
+        </w:rPr>
+      </w:pPr>
+    </w:p>
+    <w:p>
       <w:pPr>
         <w:pStyle w:val="Prrafodelista"/>
         <w:numPr>
@@ -3507,14 +3422,14 @@
         <w:rPr>
           <w:rFonts w:ascii="Arial Narrow" w:eastAsia="Arial Narrow" w:hAnsi="Arial Narrow" w:cs="Arial Narrow"/>
           <w:kern w:val="0"/>
-          <ns2:ligatures ns2:val="none"/>
-        </w:rPr>
-      </w:pPr>
-      <w:r>
-        <w:rPr>
-          <w:rFonts w:ascii="Arial Narrow" w:eastAsia="Arial Narrow" w:hAnsi="Arial Narrow" w:cs="Arial Narrow"/>
-          <w:kern w:val="0"/>
-          <ns2:ligatures ns2:val="none"/>
+          <w14:ligatures w14:val="none"/>
+        </w:rPr>
+      </w:pPr>
+      <w:r>
+        <w:rPr>
+          <w:rFonts w:ascii="Arial Narrow" w:eastAsia="Arial Narrow" w:hAnsi="Arial Narrow" w:cs="Arial Narrow"/>
+          <w:kern w:val="0"/>
+          <w14:ligatures w14:val="none"/>
         </w:rPr>
         <w:t xml:space="preserve">Asimismo, la Secretaría Técnica, en ejercicio de sus facultades, </w:t>
       </w:r>
@@ -3524,7 +3439,7 @@
           <w:color w:val="000000"/>
           <w:kern w:val="0"/>
           <w:lang w:eastAsia="es-PE"/>
-          <ns2:ligatures ns2:val="none"/>
+          <w14:ligatures w14:val="none"/>
         </w:rPr>
         <w:t xml:space="preserve">considera </w:t>
       </w:r>
@@ -3532,7 +3447,7 @@
         <w:rPr>
           <w:rFonts w:ascii="Arial Narrow" w:eastAsia="Arial Narrow" w:hAnsi="Arial Narrow" w:cs="Arial Narrow"/>
           <w:kern w:val="0"/>
-          <ns2:ligatures ns2:val="none"/>
+          <w14:ligatures w14:val="none"/>
         </w:rPr>
         <w:t>que el hecho denunciado</w:t>
       </w:r>
@@ -3542,7 +3457,7 @@
           <w:color w:val="000000"/>
           <w:kern w:val="0"/>
           <w:lang w:eastAsia="es-PE"/>
-          <ns2:ligatures ns2:val="none"/>
+          <w14:ligatures w14:val="none"/>
         </w:rPr>
         <w:t>, consistente</w:t>
       </w:r>
@@ -3552,7 +3467,7 @@
           <w:color w:val="000000"/>
           <w:kern w:val="0"/>
           <w:lang w:eastAsia="es-PE"/>
-          <ns2:ligatures ns2:val="none"/>
+          <w14:ligatures w14:val="none"/>
         </w:rPr>
         <w:t xml:space="preserve"> en que </w:t>
       </w:r>
@@ -3563,7 +3478,7 @@
           <w:kern w:val="0"/>
           <w:shd w:val="clear" w:color="auto" w:fill="FFFFFF"/>
           <w:lang w:eastAsia="es-PE"/>
-          <ns2:ligatures ns2:val="none"/>
+          <w14:ligatures w14:val="none"/>
         </w:rPr>
         <w:t>la Empresa de Crédito Vívela S.A. no habría brindado una respuesta dentro del plazo legal al reclamo presentado por la denunciante el 25 de marzo de 2025</w:t>
       </w:r>
@@ -3573,7 +3488,7 @@
           <w:color w:val="000000"/>
           <w:kern w:val="0"/>
           <w:lang w:eastAsia="es-PE"/>
-          <ns2:ligatures ns2:val="none"/>
+          <w14:ligatures w14:val="none"/>
         </w:rPr>
         <w:t>. Por consiguiente, corresponde calificar el hecho materia de denuncia como una presunta infracción al</w:t>
       </w:r>
@@ -3581,7 +3496,7 @@
         <w:rPr>
           <w:rFonts w:ascii="Arial Narrow" w:eastAsia="Arial Narrow" w:hAnsi="Arial Narrow" w:cs="Arial Narrow"/>
           <w:kern w:val="0"/>
-          <ns2:ligatures ns2:val="none"/>
+          <w14:ligatures w14:val="none"/>
         </w:rPr>
         <w:t xml:space="preserve"> numeral 88.1</w:t>
       </w:r>
@@ -3591,7 +3506,7 @@
           <w:kern w:val="0"/>
           <w:shd w:val="clear" w:color="auto" w:fill="FFFFFF"/>
           <w:lang w:eastAsia="es-PE"/>
-          <ns2:ligatures ns2:val="none"/>
+          <w14:ligatures w14:val="none"/>
         </w:rPr>
         <w:t/>
       </w:r>
@@ -3599,7 +3514,7 @@
         <w:rPr>
           <w:rFonts w:ascii="Arial Narrow" w:eastAsia="Arial Narrow" w:hAnsi="Arial Narrow" w:cs="Arial Narrow"/>
           <w:kern w:val="0"/>
-          <ns2:ligatures ns2:val="none"/>
+          <w14:ligatures w14:val="none"/>
         </w:rPr>
         <w:t xml:space="preserve"> del artículo 88</w:t>
       </w:r>
@@ -3609,7 +3524,7 @@
           <w:kern w:val="0"/>
           <w:shd w:val="clear" w:color="auto" w:fill="FFFFFF"/>
           <w:lang w:eastAsia="es-PE"/>
-          <ns2:ligatures ns2:val="none"/>
+          <w14:ligatures w14:val="none"/>
         </w:rPr>
         <w:t/>
       </w:r>
@@ -3617,7 +3532,7 @@
         <w:rPr>
           <w:rFonts w:ascii="Arial Narrow" w:eastAsia="Arial Narrow" w:hAnsi="Arial Narrow" w:cs="Arial Narrow"/>
           <w:kern w:val="0"/>
-          <ns2:ligatures ns2:val="none"/>
+          <w14:ligatures w14:val="none"/>
         </w:rPr>
         <w:t xml:space="preserve"> del Código</w:t>
       </w:r>
@@ -3625,12 +3540,12 @@
         <w:rPr>
           <w:rFonts w:ascii="Arial Narrow" w:eastAsia="Arial Narrow" w:hAnsi="Arial Narrow" w:cs="Arial Narrow"/>
           <w:kern w:val="0"/>
-          <ns2:ligatures ns2:val="none"/>
+          <w14:ligatures w14:val="none"/>
         </w:rPr>
         <w:t>.</w:t>
       </w:r>
     </w:p>
-    <w:p ns2:paraId="432038D6" ns2:textId="0A9F6D75">
+    <w:p>
       <w:pPr>
         <w:pStyle w:val="Prrafodelista"/>
         <w:spacing w:after="0" w:line="240" w:lineRule="auto"/>
@@ -3640,11 +3555,11 @@
           <w:rFonts w:ascii="Arial Narrow" w:eastAsia="Calibri" w:hAnsi="Arial Narrow" w:cs="Arial Narrow"/>
           <w:kern w:val="0"/>
           <w:lang w:eastAsia="es-PE"/>
-          <ns2:ligatures ns2:val="none"/>
-        </w:rPr>
-      </w:pPr>
-    </w:p>
-    <w:p ns2:paraId="463134E5" ns2:textId="77777777">
+          <w14:ligatures w14:val="none"/>
+        </w:rPr>
+      </w:pPr>
+    </w:p>
+    <w:p>
       <w:pPr>
         <w:pStyle w:val="Prrafodelista"/>
         <w:numPr>
@@ -3658,7 +3573,7 @@
           <w:rFonts w:ascii="Arial Narrow" w:eastAsia="Calibri" w:hAnsi="Arial Narrow" w:cs="Arial Narrow"/>
           <w:kern w:val="0"/>
           <w:lang w:eastAsia="es-PE"/>
-          <ns2:ligatures ns2:val="none"/>
+          <w14:ligatures w14:val="none"/>
         </w:rPr>
       </w:pPr>
       <w:r>
@@ -3667,7 +3582,7 @@
           <w:color w:val="000000"/>
           <w:kern w:val="0"/>
           <w:lang w:eastAsia="es-PE"/>
-          <ns2:ligatures ns2:val="none"/>
+          <w14:ligatures w14:val="none"/>
         </w:rPr>
         <w:t>En tanto la denuncia reúne los requisitos establecidos por la norma citada, corresponde admitirla a trámite</w:t>
       </w:r>
@@ -3677,7 +3592,7 @@
           <w:rFonts w:ascii="Arial Narrow" w:eastAsia="Arial Narrow" w:hAnsi="Arial Narrow" w:cs="Arial Narrow"/>
           <w:kern w:val="0"/>
           <w:vertAlign w:val="superscript"/>
-          <ns2:ligatures ns2:val="none"/>
+          <w14:ligatures w14:val="none"/>
         </w:rPr>
         <w:footnoteReference w:id="6"/>
       </w:r>
@@ -3687,12 +3602,12 @@
           <w:color w:val="000000"/>
           <w:kern w:val="0"/>
           <w:lang w:eastAsia="es-PE"/>
-          <ns2:ligatures ns2:val="none"/>
+          <w14:ligatures w14:val="none"/>
         </w:rPr>
         <w:t>.</w:t>
       </w:r>
     </w:p>
-    <w:p ns2:paraId="68C71625" ns2:textId="77777777">
+    <w:p>
       <w:pPr>
         <w:spacing w:after="0" w:line="240" w:lineRule="auto"/>
         <w:ind w:left="567"/>
@@ -3703,11 +3618,11 @@
           <w:color w:val="000000"/>
           <w:kern w:val="0"/>
           <w:lang w:eastAsia="es-PE"/>
-          <ns2:ligatures ns2:val="none"/>
-        </w:rPr>
-      </w:pPr>
-    </w:p>
-    <w:p ns2:paraId="38A98B4B" ns2:textId="77777777">
+          <w14:ligatures w14:val="none"/>
+        </w:rPr>
+      </w:pPr>
+    </w:p>
+    <w:p>
       <w:pPr>
         <w:numPr>
           <w:ilvl w:val="0"/>
@@ -3722,17 +3637,17 @@
           <w:color w:val="000000"/>
           <w:kern w:val="0"/>
           <w:lang w:eastAsia="es-PE"/>
-          <ns2:ligatures ns2:val="none"/>
-        </w:rPr>
-      </w:pPr>
-      <w:r>
-        <w:rPr>
-          <w:rFonts w:ascii="Arial Narrow" w:eastAsia="Arial Narrow" w:hAnsi="Arial Narrow" w:cs="Arial Narrow"/>
-          <w:b/>
-          <w:color w:val="000000"/>
-          <w:kern w:val="0"/>
-          <w:lang w:eastAsia="es-PE"/>
-          <ns2:ligatures ns2:val="none"/>
+          <w14:ligatures w14:val="none"/>
+        </w:rPr>
+      </w:pPr>
+      <w:r>
+        <w:rPr>
+          <w:rFonts w:ascii="Arial Narrow" w:eastAsia="Arial Narrow" w:hAnsi="Arial Narrow" w:cs="Arial Narrow"/>
+          <w:b/>
+          <w:color w:val="000000"/>
+          <w:kern w:val="0"/>
+          <w:lang w:eastAsia="es-PE"/>
+          <w14:ligatures w14:val="none"/>
         </w:rPr>
         <w:t>REQUERIMIENTO DE INFORMACI</w:t>
       </w:r>
@@ -3743,7 +3658,7 @@
           <w:color w:val="000000"/>
           <w:kern w:val="0"/>
           <w:lang w:eastAsia="es-PE"/>
-          <ns2:ligatures ns2:val="none"/>
+          <w14:ligatures w14:val="none"/>
         </w:rPr>
         <w:t>Ó</w:t>
       </w:r>
@@ -3754,12 +3669,12 @@
           <w:color w:val="000000"/>
           <w:kern w:val="0"/>
           <w:lang w:eastAsia="es-PE"/>
-          <ns2:ligatures ns2:val="none"/>
+          <w14:ligatures w14:val="none"/>
         </w:rPr>
         <w:t>N</w:t>
       </w:r>
     </w:p>
-    <w:p ns2:paraId="5B518DC4" ns2:textId="77777777">
+    <w:p>
       <w:pPr>
         <w:spacing w:after="0" w:line="240" w:lineRule="auto"/>
         <w:jc w:val="both"/>
@@ -3768,11 +3683,11 @@
           <w:color w:val="000000"/>
           <w:kern w:val="0"/>
           <w:lang w:val="es-ES" w:eastAsia="es-ES"/>
-          <ns2:ligatures ns2:val="none"/>
-        </w:rPr>
-      </w:pPr>
-    </w:p>
-    <w:p ns2:paraId="2BA0C043" ns2:textId="0A244F64">
+          <w14:ligatures w14:val="none"/>
+        </w:rPr>
+      </w:pPr>
+    </w:p>
+    <w:p>
       <w:pPr>
         <w:pStyle w:val="Prrafodelista"/>
         <w:numPr>
@@ -3787,7 +3702,7 @@
           <w:color w:val="000000"/>
           <w:kern w:val="0"/>
           <w:lang w:val="es-ES" w:eastAsia="es-ES"/>
-          <ns2:ligatures ns2:val="none"/>
+          <w14:ligatures w14:val="none"/>
         </w:rPr>
       </w:pPr>
       <w:r>
@@ -3796,7 +3711,7 @@
           <w:color w:val="000000"/>
           <w:kern w:val="0"/>
           <w:lang w:val="es-ES" w:eastAsia="es-ES"/>
-          <ns2:ligatures ns2:val="none"/>
+          <w14:ligatures w14:val="none"/>
         </w:rPr>
         <w:t xml:space="preserve">A efectos </w:t>
       </w:r>
@@ -3806,7 +3721,7 @@
           <w:color w:val="000000"/>
           <w:kern w:val="0"/>
           <w:lang w:val="es-ES" w:eastAsia="es-ES"/>
-          <ns2:ligatures ns2:val="none"/>
+          <w14:ligatures w14:val="none"/>
         </w:rPr>
         <w:t xml:space="preserve">de tener mayores elementos que sirvan para la resolución definitiva del presente caso, </w:t>
       </w:r>
@@ -3816,7 +3731,7 @@
           <w:color w:val="000000"/>
           <w:kern w:val="0"/>
           <w:lang w:val="es-ES" w:eastAsia="es-ES"/>
-          <ns2:ligatures ns2:val="none"/>
+          <w14:ligatures w14:val="none"/>
         </w:rPr>
         <w:t xml:space="preserve">la Secretaría Técnica, </w:t>
       </w:r>
@@ -3826,7 +3741,7 @@
           <w:color w:val="000000"/>
           <w:kern w:val="0"/>
           <w:lang w:val="es-ES" w:eastAsia="es-ES"/>
-          <ns2:ligatures ns2:val="none"/>
+          <w14:ligatures w14:val="none"/>
         </w:rPr>
         <w:t xml:space="preserve">en ejercicio de las facultades que la ley </w:t>
       </w:r>
@@ -3836,7 +3751,7 @@
           <w:color w:val="000000"/>
           <w:kern w:val="0"/>
           <w:lang w:val="es-ES" w:eastAsia="es-ES"/>
-          <ns2:ligatures ns2:val="none"/>
+          <w14:ligatures w14:val="none"/>
         </w:rPr>
         <w:t>le confiere, conviene requerir a</w:t>
       </w:r>
@@ -3846,7 +3761,7 @@
           <w:color w:val="000000"/>
           <w:kern w:val="0"/>
           <w:lang w:val="es-ES" w:eastAsia="es-ES"/>
-          <ns2:ligatures ns2:val="none"/>
+          <w14:ligatures w14:val="none"/>
         </w:rPr>
         <w:t xml:space="preserve">l </w:t>
       </w:r>
@@ -3856,7 +3771,7 @@
           <w:color w:val="000000"/>
           <w:kern w:val="0"/>
           <w:lang w:val="es-ES" w:eastAsia="es-ES"/>
-          <ns2:ligatures ns2:val="none"/>
+          <w14:ligatures w14:val="none"/>
         </w:rPr>
         <w:t>proveedore denunciados que, en un plazo no mayor de cinco (5</w:t>
       </w:r>
@@ -3866,7 +3781,7 @@
           <w:color w:val="000000"/>
           <w:kern w:val="0"/>
           <w:lang w:val="es-ES" w:eastAsia="es-ES"/>
-          <ns2:ligatures ns2:val="none"/>
+          <w14:ligatures w14:val="none"/>
         </w:rPr>
         <w:t xml:space="preserve">) días hábiles contado a partir del día </w:t>
       </w:r>
@@ -3876,7 +3791,7 @@
           <w:color w:val="000000"/>
           <w:kern w:val="0"/>
           <w:lang w:val="es-ES" w:eastAsia="es-ES"/>
-          <ns2:ligatures ns2:val="none"/>
+          <w14:ligatures w14:val="none"/>
         </w:rPr>
         <w:t>siguiente de la notificación de la presente resolución, cumplan con lo siguiente</w:t>
       </w:r>
@@ -3886,7 +3801,7 @@
           <w:color w:val="000000"/>
           <w:kern w:val="0"/>
           <w:lang w:val="es-ES" w:eastAsia="es-ES"/>
-          <ns2:ligatures ns2:val="none"/>
+          <w14:ligatures w14:val="none"/>
         </w:rPr>
         <w:t xml:space="preserve">: (i) presentar una copia debidamente suscrita de la Póliza </w:t>
       </w:r>
@@ -3897,7 +3812,7 @@
           <w:color w:val="000000"/>
           <w:kern w:val="0"/>
           <w:lang w:eastAsia="es-ES"/>
-          <ns2:ligatures ns2:val="none"/>
+          <w14:ligatures w14:val="none"/>
         </w:rPr>
         <w:t/>
       </w:r>
@@ -3908,7 +3823,7 @@
           <w:color w:val="000000"/>
           <w:kern w:val="0"/>
           <w:lang w:eastAsia="es-ES"/>
-          <ns2:ligatures ns2:val="none"/>
+          <w14:ligatures w14:val="none"/>
         </w:rPr>
         <w:t xml:space="preserve"> </w:t>
       </w:r>
@@ -3918,7 +3833,7 @@
           <w:color w:val="000000"/>
           <w:kern w:val="0"/>
           <w:lang w:eastAsia="es-ES"/>
-          <ns2:ligatures ns2:val="none"/>
+          <w14:ligatures w14:val="none"/>
         </w:rPr>
         <w:t xml:space="preserve">230198521 </w:t>
       </w:r>
@@ -3928,7 +3843,7 @@
           <w:color w:val="000000"/>
           <w:kern w:val="0"/>
           <w:lang w:val="es-ES" w:eastAsia="es-ES"/>
-          <ns2:ligatures ns2:val="none"/>
+          <w14:ligatures w14:val="none"/>
         </w:rPr>
         <w:t xml:space="preserve">del </w:t>
       </w:r>
@@ -3938,7 +3853,7 @@
           <w:color w:val="000000"/>
           <w:kern w:val="0"/>
           <w:lang w:eastAsia="es-ES"/>
-          <ns2:ligatures ns2:val="none"/>
+          <w14:ligatures w14:val="none"/>
         </w:rPr>
         <w:t xml:space="preserve">Seguro de Inmueble </w:t>
       </w:r>
@@ -3948,7 +3863,7 @@
           <w:color w:val="000000"/>
           <w:kern w:val="0"/>
           <w:lang w:val="es-ES" w:eastAsia="es-ES"/>
-          <ns2:ligatures ns2:val="none"/>
+          <w14:ligatures w14:val="none"/>
         </w:rPr>
         <w:t>materia de denuncia; y, (</w:t>
       </w:r>
@@ -3959,7 +3874,7 @@
           <w:color w:val="000000"/>
           <w:kern w:val="0"/>
           <w:lang w:val="es-ES" w:eastAsia="es-ES"/>
-          <ns2:ligatures ns2:val="none"/>
+          <w14:ligatures w14:val="none"/>
         </w:rPr>
         <w:t>ii</w:t>
       </w:r>
@@ -3970,12 +3885,12 @@
           <w:color w:val="000000"/>
           <w:kern w:val="0"/>
           <w:lang w:val="es-ES" w:eastAsia="es-ES"/>
-          <ns2:ligatures ns2:val="none"/>
+          <w14:ligatures w14:val="none"/>
         </w:rPr>
         <w:t>) presentar todas las comunicaciones cursadas con la parte denunciante en virtud de los hechos materia de denuncia.</w:t>
       </w:r>
     </w:p>
-    <w:p ns2:paraId="50FC9318" ns2:textId="77777777">
+    <w:p>
       <w:pPr>
         <w:pStyle w:val="Prrafodelista"/>
         <w:spacing w:after="0" w:line="240" w:lineRule="auto"/>
@@ -3987,11 +3902,11 @@
           <w:kern w:val="0"/>
           <w:u w:val="single"/>
           <w:lang w:val="es-ES" w:eastAsia="es-ES"/>
-          <ns2:ligatures ns2:val="none"/>
-        </w:rPr>
-      </w:pPr>
-    </w:p>
-    <w:p ns2:paraId="3375B134" ns2:textId="77777777">
+          <w14:ligatures w14:val="none"/>
+        </w:rPr>
+      </w:pPr>
+    </w:p>
+    <w:p>
       <w:pPr>
         <w:spacing w:after="0" w:line="240" w:lineRule="auto"/>
         <w:jc w:val="both"/>
@@ -4000,11 +3915,11 @@
           <w:color w:val="000000"/>
           <w:kern w:val="0"/>
           <w:lang w:val="es-ES" w:eastAsia="es-ES"/>
-          <ns2:ligatures ns2:val="none"/>
-        </w:rPr>
-      </w:pPr>
-    </w:p>
-    <w:p ns2:paraId="2A119386" ns2:textId="77777777">
+          <w14:ligatures w14:val="none"/>
+        </w:rPr>
+      </w:pPr>
+    </w:p>
+    <w:p>
       <w:pPr>
         <w:numPr>
           <w:ilvl w:val="0"/>
@@ -4019,36 +3934,36 @@
           <w:color w:val="000000"/>
           <w:kern w:val="0"/>
           <w:lang w:eastAsia="es-PE"/>
-          <ns2:ligatures ns2:val="none"/>
-        </w:rPr>
-      </w:pPr>
-      <w:r>
-        <w:rPr>
-          <w:rFonts w:ascii="Arial Narrow" w:eastAsia="Arial Narrow" w:hAnsi="Arial Narrow" w:cs="Arial Narrow"/>
-          <w:b/>
-          <w:color w:val="000000"/>
-          <w:kern w:val="0"/>
-          <w:lang w:eastAsia="es-PE"/>
-          <ns2:ligatures ns2:val="none"/>
+          <w14:ligatures w14:val="none"/>
+        </w:rPr>
+      </w:pPr>
+      <w:r>
+        <w:rPr>
+          <w:rFonts w:ascii="Arial Narrow" w:eastAsia="Arial Narrow" w:hAnsi="Arial Narrow" w:cs="Arial Narrow"/>
+          <w:b/>
+          <w:color w:val="000000"/>
+          <w:kern w:val="0"/>
+          <w:lang w:eastAsia="es-PE"/>
+          <w14:ligatures w14:val="none"/>
         </w:rPr>
         <w:t xml:space="preserve">RESOLUCIÓN DE LA SECRETARÍA TÉCNICA </w:t>
       </w:r>
     </w:p>
-    <w:p ns2:paraId="7F554EB2" ns2:textId="77777777">
-      <w:pPr>
-        <w:spacing w:after="0" w:line="240" w:lineRule="auto"/>
-        <w:jc w:val="both"/>
-        <w:rPr>
-          <w:rFonts w:ascii="Arial Narrow" w:eastAsia="Arial Narrow" w:hAnsi="Arial Narrow" w:cs="Arial Narrow"/>
-          <w:b/>
-          <w:color w:val="000000"/>
-          <w:kern w:val="0"/>
-          <w:lang w:eastAsia="es-PE"/>
-          <ns2:ligatures ns2:val="none"/>
-        </w:rPr>
-      </w:pPr>
-    </w:p>
-    <w:p ns2:paraId="1705290B" ns2:textId="0DF1ABA7">
+    <w:p>
+      <w:pPr>
+        <w:spacing w:after="0" w:line="240" w:lineRule="auto"/>
+        <w:jc w:val="both"/>
+        <w:rPr>
+          <w:rFonts w:ascii="Arial Narrow" w:eastAsia="Arial Narrow" w:hAnsi="Arial Narrow" w:cs="Arial Narrow"/>
+          <w:b/>
+          <w:color w:val="000000"/>
+          <w:kern w:val="0"/>
+          <w:lang w:eastAsia="es-PE"/>
+          <w14:ligatures w14:val="none"/>
+        </w:rPr>
+      </w:pPr>
+    </w:p>
+    <w:p>
       <w:pPr>
         <w:spacing w:after="0" w:line="240" w:lineRule="auto"/>
         <w:jc w:val="both"/>
@@ -4057,17 +3972,17 @@
           <w:color w:val="000000"/>
           <w:kern w:val="0"/>
           <w:lang w:eastAsia="es-PE"/>
-          <ns2:ligatures ns2:val="none"/>
-        </w:rPr>
-      </w:pPr>
-      <w:r>
-        <w:rPr>
-          <w:rFonts w:ascii="Arial Narrow" w:eastAsia="Arial Narrow" w:hAnsi="Arial Narrow" w:cs="Arial Narrow"/>
-          <w:b/>
-          <w:color w:val="000000"/>
-          <w:kern w:val="0"/>
-          <w:lang w:eastAsia="es-PE"/>
-          <ns2:ligatures ns2:val="none"/>
+          <w14:ligatures w14:val="none"/>
+        </w:rPr>
+      </w:pPr>
+      <w:r>
+        <w:rPr>
+          <w:rFonts w:ascii="Arial Narrow" w:eastAsia="Arial Narrow" w:hAnsi="Arial Narrow" w:cs="Arial Narrow"/>
+          <w:b/>
+          <w:color w:val="000000"/>
+          <w:kern w:val="0"/>
+          <w:lang w:eastAsia="es-PE"/>
+          <w14:ligatures w14:val="none"/>
         </w:rPr>
         <w:t xml:space="preserve">PRIMERO: admitir a trámite la denuncia del 20 de junio de 2025, interpuesta por la señora [DENUNCIANTE] contra la Empresa de Crédito Vívela S.A., por lo siguiente:</w:t>
       </w:r>
@@ -4078,7 +3993,7 @@
           <w:color w:val="000000"/>
           <w:kern w:val="0"/>
           <w:lang w:eastAsia="es-PE"/>
-          <ns2:ligatures ns2:val="none"/>
+          <w14:ligatures w14:val="none"/>
         </w:rPr>
         <w:t xml:space="preserve"/>
       </w:r>
@@ -4090,7 +4005,7 @@
           <w:kern w:val="0"/>
           <w:shd w:val="clear" w:color="auto" w:fill="FFFFFF"/>
           <w:lang w:eastAsia="es-PE"/>
-          <ns2:ligatures ns2:val="none"/>
+          <w14:ligatures w14:val="none"/>
         </w:rPr>
         <w:t xml:space="preserve"/>
       </w:r>
@@ -4100,7 +4015,7 @@
           <w:color w:val="000000"/>
           <w:kern w:val="0"/>
           <w:lang w:val="es-ES" w:eastAsia="es-ES"/>
-          <ns2:ligatures ns2:val="none"/>
+          <w14:ligatures w14:val="none"/>
         </w:rPr>
         <w:t xml:space="preserve"/>
       </w:r>
@@ -4110,7 +4025,7 @@
           <w:color w:val="000000"/>
           <w:kern w:val="0"/>
           <w:lang w:val="es-ES" w:eastAsia="es-ES"/>
-          <ns2:ligatures ns2:val="none"/>
+          <w14:ligatures w14:val="none"/>
         </w:rPr>
         <w:t/>
       </w:r>
@@ -4120,7 +4035,7 @@
           <w:color w:val="000000"/>
           <w:kern w:val="0"/>
           <w:lang w:val="es-ES" w:eastAsia="es-ES"/>
-          <ns2:ligatures ns2:val="none"/>
+          <w14:ligatures w14:val="none"/>
         </w:rPr>
         <w:t xml:space="preserve"/>
       </w:r>
@@ -4131,7 +4046,7 @@
           <w:kern w:val="0"/>
           <w:shd w:val="clear" w:color="auto" w:fill="FFFFFF"/>
           <w:lang w:eastAsia="es-PE"/>
-          <ns2:ligatures ns2:val="none"/>
+          <w14:ligatures w14:val="none"/>
         </w:rPr>
         <w:t xml:space="preserve"/>
       </w:r>
@@ -4141,7 +4056,7 @@
           <w:bCs/>
           <w:spacing w:val="-3"/>
           <w:kern w:val="0"/>
-          <ns2:ligatures ns2:val="none"/>
+          <w14:ligatures w14:val="none"/>
         </w:rPr>
         <w:t xml:space="preserve"/>
       </w:r>
@@ -4152,7 +4067,7 @@
           <w:kern w:val="0"/>
           <w:shd w:val="clear" w:color="auto" w:fill="FFFFFF"/>
           <w:lang w:eastAsia="es-PE"/>
-          <ns2:ligatures ns2:val="none"/>
+          <w14:ligatures w14:val="none"/>
         </w:rPr>
         <w:t/>
       </w:r>
@@ -4163,7 +4078,7 @@
           <w:kern w:val="0"/>
           <w:shd w:val="clear" w:color="auto" w:fill="FFFFFF"/>
           <w:lang w:eastAsia="es-PE"/>
-          <ns2:ligatures ns2:val="none"/>
+          <w14:ligatures w14:val="none"/>
         </w:rPr>
         <w:t xml:space="preserve"/>
       </w:r>
@@ -4174,7 +4089,7 @@
           <w:kern w:val="0"/>
           <w:shd w:val="clear" w:color="auto" w:fill="FFFFFF"/>
           <w:lang w:eastAsia="es-PE"/>
-          <ns2:ligatures ns2:val="none"/>
+          <w14:ligatures w14:val="none"/>
         </w:rPr>
         <w:t xml:space="preserve"/>
       </w:r>
@@ -4206,12 +4121,12 @@
           <w:kern w:val="0"/>
           <w:shd w:val="clear" w:color="auto" w:fill="FFFFFF"/>
           <w:lang w:eastAsia="es-PE"/>
-          <ns2:ligatures ns2:val="none"/>
+          <w14:ligatures w14:val="none"/>
         </w:rPr>
         <w:t/>
       </w:r>
     </w:p>
-    <w:p ns2:paraId="3C0457A6" ns2:textId="77777777">
+    <w:p>
       <w:pPr>
         <w:spacing w:after="0" w:line="240" w:lineRule="auto"/>
         <w:jc w:val="both"/>
@@ -4220,11 +4135,11 @@
           <w:color w:val="000000"/>
           <w:kern w:val="0"/>
           <w:lang w:eastAsia="es-PE"/>
-          <ns2:ligatures ns2:val="none"/>
-        </w:rPr>
-      </w:pPr>
-    </w:p>
-    <w:p ns2:paraId="4F3EF841" ns2:textId="7EE4896B">
+          <w14:ligatures w14:val="none"/>
+        </w:rPr>
+      </w:pPr>
+    </w:p>
+    <w:p>
       <w:pPr>
         <w:pStyle w:val="Prrafodelista"/>
         <w:numPr>
@@ -4242,7 +4157,7 @@
           <w:rFonts w:ascii="Arial Narrow" w:eastAsia="Calibri" w:hAnsi="Arial Narrow" w:cs="Arial Narrow"/>
           <w:kern w:val="0"/>
           <w:lang w:eastAsia="es-PE"/>
-          <ns2:ligatures ns2:val="none"/>
+          <w14:ligatures w14:val="none"/>
         </w:rPr>
       </w:pPr>
       <w:r>
@@ -4251,7 +4166,7 @@
           <w:color w:val="000000"/>
           <w:kern w:val="0"/>
           <w:lang w:eastAsia="es-PE"/>
-          <ns2:ligatures ns2:val="none"/>
+          <w14:ligatures w14:val="none"/>
         </w:rPr>
         <w:t>Presunta</w:t>
       </w:r>
@@ -4261,7 +4176,7 @@
           <w:kern w:val="0"/>
           <w:shd w:val="clear" w:color="auto" w:fill="FFFFFF"/>
           <w:lang w:eastAsia="es-PE"/>
-          <ns2:ligatures ns2:val="none"/>
+          <w14:ligatures w14:val="none"/>
         </w:rPr>
         <w:t xml:space="preserve"> infracción a los artículos 18 y 19</w:t>
       </w:r>
@@ -4270,7 +4185,7 @@
           <w:rFonts w:ascii="Arial Narrow" w:eastAsia="Calibri" w:hAnsi="Arial Narrow" w:cs="Arial Narrow"/>
           <w:kern w:val="0"/>
           <w:lang w:eastAsia="es-PE"/>
-          <ns2:ligatures ns2:val="none"/>
+          <w14:ligatures w14:val="none"/>
         </w:rPr>
         <w:t xml:space="preserve"> de </w:t>
       </w:r>
@@ -4280,7 +4195,7 @@
           <w:kern w:val="0"/>
           <w:shd w:val="clear" w:color="auto" w:fill="FFFFFF"/>
           <w:lang w:eastAsia="es-PE"/>
-          <ns2:ligatures ns2:val="none"/>
+          <w14:ligatures w14:val="none"/>
         </w:rPr>
         <w:t xml:space="preserve">la Ley 29571, Código de Protección y Defensa del Consumidor, en tanto </w:t>
       </w:r>
@@ -4290,7 +4205,7 @@
           <w:kern w:val="0"/>
           <w:shd w:val="clear" w:color="auto" w:fill="FFFFFF"/>
           <w:lang w:eastAsia="es-PE"/>
-          <ns2:ligatures ns2:val="none"/>
+          <w14:ligatures w14:val="none"/>
         </w:rPr>
         <w:t xml:space="preserve">la </w:t>
       </w:r>
@@ -4314,7 +4229,7 @@
           <w:color w:val="000000"/>
           <w:kern w:val="0"/>
           <w:lang w:val="es-ES" w:eastAsia="es-ES"/>
-          <ns2:ligatures ns2:val="none"/>
+          <w14:ligatures w14:val="none"/>
         </w:rPr>
         <w:t xml:space="preserve">Póliza </w:t>
       </w:r>
@@ -4325,7 +4240,7 @@
           <w:color w:val="000000"/>
           <w:kern w:val="0"/>
           <w:lang w:eastAsia="es-ES"/>
-          <ns2:ligatures ns2:val="none"/>
+          <w14:ligatures w14:val="none"/>
         </w:rPr>
         <w:t/>
       </w:r>
@@ -4336,7 +4251,7 @@
           <w:color w:val="000000"/>
           <w:kern w:val="0"/>
           <w:lang w:eastAsia="es-ES"/>
-          <ns2:ligatures ns2:val="none"/>
+          <w14:ligatures w14:val="none"/>
         </w:rPr>
         <w:t xml:space="preserve"> 230198521, generando que no obtenga la cobertura ante el siniestro del 13 de marzo de 2025</w:t>
       </w:r>
@@ -4346,12 +4261,12 @@
           <w:color w:val="000000"/>
           <w:kern w:val="0"/>
           <w:lang w:eastAsia="es-ES"/>
-          <ns2:ligatures ns2:val="none"/>
+          <w14:ligatures w14:val="none"/>
         </w:rPr>
         <w:t>.</w:t>
       </w:r>
     </w:p>
-    <w:p ns2:paraId="0B345C15" ns2:textId="77777777">
+    <w:p>
       <w:pPr>
         <w:pStyle w:val="Prrafodelista"/>
         <w:spacing w:after="0" w:line="240" w:lineRule="auto"/>
@@ -4361,11 +4276,11 @@
           <w:rFonts w:ascii="Arial Narrow" w:eastAsia="Calibri" w:hAnsi="Arial Narrow" w:cs="Arial Narrow"/>
           <w:kern w:val="0"/>
           <w:lang w:eastAsia="es-PE"/>
-          <ns2:ligatures ns2:val="none"/>
-        </w:rPr>
-      </w:pPr>
-    </w:p>
-    <w:p ns2:paraId="08BEDA2A" ns2:textId="77777777">
+          <w14:ligatures w14:val="none"/>
+        </w:rPr>
+      </w:pPr>
+    </w:p>
+    <w:p>
       <w:pPr>
         <w:pStyle w:val="Prrafodelista"/>
         <w:numPr>
@@ -4382,7 +4297,7 @@
         <w:rPr>
           <w:rFonts w:ascii="Arial Narrow" w:eastAsia="Arial Narrow" w:hAnsi="Arial Narrow" w:cs="Arial Narrow"/>
           <w:kern w:val="0"/>
-          <ns2:ligatures ns2:val="none"/>
+          <w14:ligatures w14:val="none"/>
         </w:rPr>
       </w:pPr>
       <w:r>
@@ -4397,7 +4312,7 @@
           <w:kern w:val="0"/>
           <w:shd w:val="clear" w:color="auto" w:fill="FFFFFF"/>
           <w:lang w:eastAsia="es-PE"/>
-          <ns2:ligatures ns2:val="none"/>
+          <w14:ligatures w14:val="none"/>
         </w:rPr>
         <w:t/>
       </w:r>
@@ -4413,7 +4328,7 @@
           <w:kern w:val="0"/>
           <w:shd w:val="clear" w:color="auto" w:fill="FFFFFF"/>
           <w:lang w:eastAsia="es-PE"/>
-          <ns2:ligatures ns2:val="none"/>
+          <w14:ligatures w14:val="none"/>
         </w:rPr>
         <w:t/>
       </w:r>
@@ -4433,7 +4348,7 @@
         <w:rPr>
           <w:rFonts w:ascii="Arial Narrow" w:eastAsia="Arial Narrow" w:hAnsi="Arial Narrow" w:cs="Arial Narrow"/>
           <w:kern w:val="0"/>
-          <ns2:ligatures ns2:val="none"/>
+          <w14:ligatures w14:val="none"/>
         </w:rPr>
         <w:t xml:space="preserve">en tanto </w:t>
       </w:r>
@@ -4444,7 +4359,7 @@
           <w:kern w:val="0"/>
           <w:shd w:val="clear" w:color="auto" w:fill="FFFFFF"/>
           <w:lang w:eastAsia="es-PE"/>
-          <ns2:ligatures ns2:val="none"/>
+          <w14:ligatures w14:val="none"/>
         </w:rPr>
         <w:t>la</w:t>
       </w:r>
@@ -4462,7 +4377,7 @@
           <w:kern w:val="0"/>
           <w:shd w:val="clear" w:color="auto" w:fill="FFFFFF"/>
           <w:lang w:eastAsia="es-PE"/>
-          <ns2:ligatures ns2:val="none"/>
+          <w14:ligatures w14:val="none"/>
         </w:rPr>
         <w:t xml:space="preserve"> </w:t>
       </w:r>
@@ -4470,7 +4385,7 @@
         <w:rPr>
           <w:rFonts w:ascii="Arial Narrow" w:eastAsia="Arial Narrow" w:hAnsi="Arial Narrow" w:cs="Arial Narrow"/>
           <w:kern w:val="0"/>
-          <ns2:ligatures ns2:val="none"/>
+          <w14:ligatures w14:val="none"/>
         </w:rPr>
         <w:t>habría brindado una respuesta inadecuada al reclamo presentado por la denunciante el 25 de marzo de 2025</w:t>
       </w:r>
@@ -4478,12 +4393,12 @@
         <w:rPr>
           <w:rFonts w:ascii="Arial Narrow" w:eastAsia="Arial Narrow" w:hAnsi="Arial Narrow" w:cs="Arial Narrow"/>
           <w:kern w:val="0"/>
-          <ns2:ligatures ns2:val="none"/>
+          <w14:ligatures w14:val="none"/>
         </w:rPr>
         <w:t>.</w:t>
       </w:r>
     </w:p>
-    <w:p ns2:paraId="61FB8233" ns2:textId="77777777">
+    <w:p>
       <w:pPr>
         <w:pStyle w:val="Prrafodelista"/>
         <w:spacing w:after="0" w:line="240" w:lineRule="auto"/>
@@ -4493,11 +4408,11 @@
           <w:rFonts w:ascii="Arial Narrow" w:eastAsia="Calibri" w:hAnsi="Arial Narrow" w:cs="Arial Narrow"/>
           <w:kern w:val="0"/>
           <w:lang w:eastAsia="es-PE"/>
-          <ns2:ligatures ns2:val="none"/>
-        </w:rPr>
-      </w:pPr>
-    </w:p>
-    <w:p ns2:paraId="385210DC" ns2:textId="5A8A87FB">
+          <w14:ligatures w14:val="none"/>
+        </w:rPr>
+      </w:pPr>
+    </w:p>
+    <w:p>
       <w:pPr>
         <w:pStyle w:val="Prrafodelista"/>
         <w:numPr>
@@ -4514,7 +4429,7 @@
         <w:rPr>
           <w:rFonts w:ascii="Arial Narrow" w:eastAsia="Arial Narrow" w:hAnsi="Arial Narrow" w:cs="Arial Narrow"/>
           <w:kern w:val="0"/>
-          <ns2:ligatures ns2:val="none"/>
+          <w14:ligatures w14:val="none"/>
         </w:rPr>
       </w:pPr>
       <w:r>
@@ -4529,7 +4444,7 @@
           <w:kern w:val="0"/>
           <w:shd w:val="clear" w:color="auto" w:fill="FFFFFF"/>
           <w:lang w:eastAsia="es-PE"/>
-          <ns2:ligatures ns2:val="none"/>
+          <w14:ligatures w14:val="none"/>
         </w:rPr>
         <w:t/>
       </w:r>
@@ -4545,7 +4460,7 @@
           <w:kern w:val="0"/>
           <w:shd w:val="clear" w:color="auto" w:fill="FFFFFF"/>
           <w:lang w:eastAsia="es-PE"/>
-          <ns2:ligatures ns2:val="none"/>
+          <w14:ligatures w14:val="none"/>
         </w:rPr>
         <w:t/>
       </w:r>
@@ -4565,7 +4480,7 @@
         <w:rPr>
           <w:rFonts w:ascii="Arial Narrow" w:eastAsia="Arial Narrow" w:hAnsi="Arial Narrow" w:cs="Arial Narrow"/>
           <w:kern w:val="0"/>
-          <ns2:ligatures ns2:val="none"/>
+          <w14:ligatures w14:val="none"/>
         </w:rPr>
         <w:t xml:space="preserve">en tanto </w:t>
       </w:r>
@@ -4576,7 +4491,7 @@
           <w:kern w:val="0"/>
           <w:shd w:val="clear" w:color="auto" w:fill="FFFFFF"/>
           <w:lang w:eastAsia="es-PE"/>
-          <ns2:ligatures ns2:val="none"/>
+          <w14:ligatures w14:val="none"/>
         </w:rPr>
         <w:t>la</w:t>
       </w:r>
@@ -4594,7 +4509,7 @@
           <w:kern w:val="0"/>
           <w:shd w:val="clear" w:color="auto" w:fill="FFFFFF"/>
           <w:lang w:eastAsia="es-PE"/>
-          <ns2:ligatures ns2:val="none"/>
+          <w14:ligatures w14:val="none"/>
         </w:rPr>
         <w:t xml:space="preserve"> </w:t>
       </w:r>
@@ -4602,7 +4517,7 @@
         <w:rPr>
           <w:rFonts w:ascii="Arial Narrow" w:eastAsia="Arial Narrow" w:hAnsi="Arial Narrow" w:cs="Arial Narrow"/>
           <w:kern w:val="0"/>
-          <ns2:ligatures ns2:val="none"/>
+          <w14:ligatures w14:val="none"/>
         </w:rPr>
         <w:t>habría brindado una respuesta dentro del plazo legal al reclamo presentado por la denunciante el 25 de marzo de 2025</w:t>
       </w:r>
@@ -4610,12 +4525,12 @@
         <w:rPr>
           <w:rFonts w:ascii="Arial Narrow" w:eastAsia="Arial Narrow" w:hAnsi="Arial Narrow" w:cs="Arial Narrow"/>
           <w:kern w:val="0"/>
-          <ns2:ligatures ns2:val="none"/>
+          <w14:ligatures w14:val="none"/>
         </w:rPr>
         <w:t>.</w:t>
       </w:r>
     </w:p>
-    <w:p ns2:paraId="2EDB90E3" ns2:textId="77777777">
+    <w:p>
       <w:pPr>
         <w:pStyle w:val="Prrafodelista"/>
         <w:spacing w:after="0" w:line="240" w:lineRule="auto"/>
@@ -4625,28 +4540,28 @@
           <w:rFonts w:ascii="Arial Narrow" w:eastAsia="Calibri" w:hAnsi="Arial Narrow" w:cs="Arial Narrow"/>
           <w:kern w:val="0"/>
           <w:lang w:eastAsia="es-PE"/>
-          <ns2:ligatures ns2:val="none"/>
-        </w:rPr>
-      </w:pPr>
-    </w:p>
-    <w:p ns2:paraId="52908641" ns2:textId="6EADF362">
+          <w14:ligatures w14:val="none"/>
+        </w:rPr>
+      </w:pPr>
+    </w:p>
+    <w:p>
       <w:pPr>
         <w:spacing w:after="0" w:line="240" w:lineRule="auto"/>
         <w:jc w:val="both"/>
         <w:rPr>
           <w:rFonts w:ascii="Arial Narrow" w:eastAsia="Calibri" w:hAnsi="Arial Narrow" w:cs="Arial"/>
           <w:kern w:val="0"/>
-          <ns2:ligatures ns2:val="none"/>
-        </w:rPr>
-      </w:pPr>
-      <w:r>
-        <w:rPr>
-          <w:rFonts w:ascii="Arial Narrow" w:eastAsia="Arial Narrow" w:hAnsi="Arial Narrow" w:cs="Arial Narrow"/>
-          <w:b/>
-          <w:color w:val="000000"/>
-          <w:kern w:val="0"/>
-          <w:lang w:eastAsia="es-PE"/>
-          <ns2:ligatures ns2:val="none"/>
+          <w14:ligatures w14:val="none"/>
+        </w:rPr>
+      </w:pPr>
+      <w:r>
+        <w:rPr>
+          <w:rFonts w:ascii="Arial Narrow" w:eastAsia="Arial Narrow" w:hAnsi="Arial Narrow" w:cs="Arial Narrow"/>
+          <w:b/>
+          <w:color w:val="000000"/>
+          <w:kern w:val="0"/>
+          <w:lang w:eastAsia="es-PE"/>
+          <w14:ligatures w14:val="none"/>
         </w:rPr>
         <w:t>SEGUNDO</w:t>
       </w:r>
@@ -4657,7 +4572,7 @@
           <w:color w:val="000000"/>
           <w:kern w:val="0"/>
           <w:lang w:eastAsia="es-PE"/>
-          <ns2:ligatures ns2:val="none"/>
+          <w14:ligatures w14:val="none"/>
         </w:rPr>
         <w:t>:</w:t>
       </w:r>
@@ -4667,7 +4582,7 @@
           <w:color w:val="000000"/>
           <w:kern w:val="0"/>
           <w:lang w:eastAsia="es-PE"/>
-          <ns2:ligatures ns2:val="none"/>
+          <w14:ligatures w14:val="none"/>
         </w:rPr>
         <w:t xml:space="preserve"> tener por ofrecidos los medios probatorios presentados en el escrito de denuncia </w:t>
       </w:r>
@@ -4677,7 +4592,7 @@
           <w:color w:val="000000"/>
           <w:kern w:val="0"/>
           <w:lang w:val="es-ES" w:eastAsia="es-ES"/>
-          <ns2:ligatures ns2:val="none"/>
+          <w14:ligatures w14:val="none"/>
         </w:rPr>
         <w:t xml:space="preserve">del </w:t>
       </w:r>
@@ -4687,7 +4602,7 @@
           <w:color w:val="000000"/>
           <w:kern w:val="0"/>
           <w:lang w:val="es-ES" w:eastAsia="es-ES"/>
-          <ns2:ligatures ns2:val="none"/>
+          <w14:ligatures w14:val="none"/>
         </w:rPr>
         <w:t>20 de junio de 2025</w:t>
       </w:r>
@@ -4695,12 +4610,12 @@
         <w:rPr>
           <w:rFonts w:ascii="Arial Narrow" w:eastAsia="Calibri" w:hAnsi="Arial Narrow" w:cs="Arial"/>
           <w:kern w:val="0"/>
-          <ns2:ligatures ns2:val="none"/>
+          <w14:ligatures w14:val="none"/>
         </w:rPr>
         <w:t>.</w:t>
       </w:r>
     </w:p>
-    <w:p ns2:paraId="0D7B4681" ns2:textId="77777777">
+    <w:p>
       <w:pPr>
         <w:spacing w:line="240" w:lineRule="auto"/>
         <w:contextualSpacing/>
@@ -4710,30 +4625,30 @@
           <w:color w:val="000000"/>
           <w:kern w:val="0"/>
           <w:lang w:eastAsia="es-PE"/>
-          <ns2:ligatures ns2:val="none"/>
-        </w:rPr>
-      </w:pPr>
-    </w:p>
-    <w:p ns2:paraId="4D4C8300" ns2:textId="526BFE2D">
-      <w:pPr>
-        <w:spacing w:after="0" w:line="240" w:lineRule="auto"/>
-        <w:jc w:val="both"/>
-        <w:rPr>
-          <w:rFonts w:ascii="Arial Narrow" w:eastAsia="Arial Narrow" w:hAnsi="Arial Narrow" w:cs="Arial Narrow"/>
-          <w:color w:val="000000"/>
-          <w:kern w:val="0"/>
-          <w:lang w:eastAsia="es-PE"/>
-          <ns2:ligatures ns2:val="none"/>
-        </w:rPr>
-      </w:pPr>
-      <w:r>
-        <w:rPr>
-          <w:rFonts w:ascii="Arial Narrow" w:eastAsia="Arial Narrow" w:hAnsi="Arial Narrow" w:cs="Arial Narrow"/>
-          <w:b/>
-          <w:color w:val="000000"/>
-          <w:kern w:val="0"/>
-          <w:lang w:eastAsia="es-PE"/>
-          <ns2:ligatures ns2:val="none"/>
+          <w14:ligatures w14:val="none"/>
+        </w:rPr>
+      </w:pPr>
+    </w:p>
+    <w:p>
+      <w:pPr>
+        <w:spacing w:after="0" w:line="240" w:lineRule="auto"/>
+        <w:jc w:val="both"/>
+        <w:rPr>
+          <w:rFonts w:ascii="Arial Narrow" w:eastAsia="Arial Narrow" w:hAnsi="Arial Narrow" w:cs="Arial Narrow"/>
+          <w:color w:val="000000"/>
+          <w:kern w:val="0"/>
+          <w:lang w:eastAsia="es-PE"/>
+          <w14:ligatures w14:val="none"/>
+        </w:rPr>
+      </w:pPr>
+      <w:r>
+        <w:rPr>
+          <w:rFonts w:ascii="Arial Narrow" w:eastAsia="Arial Narrow" w:hAnsi="Arial Narrow" w:cs="Arial Narrow"/>
+          <w:b/>
+          <w:color w:val="000000"/>
+          <w:kern w:val="0"/>
+          <w:lang w:eastAsia="es-PE"/>
+          <w14:ligatures w14:val="none"/>
         </w:rPr>
         <w:t>TERCERO</w:t>
       </w:r>
@@ -4744,7 +4659,7 @@
           <w:color w:val="000000"/>
           <w:kern w:val="0"/>
           <w:lang w:eastAsia="es-PE"/>
-          <ns2:ligatures ns2:val="none"/>
+          <w14:ligatures w14:val="none"/>
         </w:rPr>
         <w:t xml:space="preserve">: </w:t>
       </w:r>
@@ -4754,7 +4669,7 @@
           <w:color w:val="000000"/>
           <w:kern w:val="0"/>
           <w:lang w:eastAsia="es-PE"/>
-          <ns2:ligatures ns2:val="none"/>
+          <w14:ligatures w14:val="none"/>
         </w:rPr>
         <w:t xml:space="preserve">requerir a </w:t>
       </w:r>
@@ -4765,7 +4680,7 @@
           <w:kern w:val="0"/>
           <w:shd w:val="clear" w:color="auto" w:fill="FFFFFF"/>
           <w:lang w:eastAsia="es-PE"/>
-          <ns2:ligatures ns2:val="none"/>
+          <w14:ligatures w14:val="none"/>
         </w:rPr>
         <w:t>la</w:t>
       </w:r>
@@ -4783,7 +4698,7 @@
           <w:kern w:val="0"/>
           <w:shd w:val="clear" w:color="auto" w:fill="FFFFFF"/>
           <w:lang w:eastAsia="es-PE"/>
-          <ns2:ligatures ns2:val="none"/>
+          <w14:ligatures w14:val="none"/>
         </w:rPr>
         <w:t xml:space="preserve"> </w:t>
       </w:r>
@@ -4793,12 +4708,12 @@
           <w:color w:val="000000"/>
           <w:kern w:val="0"/>
           <w:lang w:eastAsia="es-PE"/>
-          <ns2:ligatures ns2:val="none"/>
+          <w14:ligatures w14:val="none"/>
         </w:rPr>
         <w:t>que cumpla con lo siguiente:</w:t>
       </w:r>
     </w:p>
-    <w:p ns2:paraId="0B4A836D" ns2:textId="77777777">
+    <w:p>
       <w:pPr>
         <w:spacing w:after="0" w:line="240" w:lineRule="auto"/>
         <w:jc w:val="both"/>
@@ -4807,11 +4722,11 @@
           <w:color w:val="000000"/>
           <w:kern w:val="0"/>
           <w:lang w:eastAsia="es-PE"/>
-          <ns2:ligatures ns2:val="none"/>
-        </w:rPr>
-      </w:pPr>
-    </w:p>
-    <w:p ns2:paraId="44A099B4" ns2:textId="77777777">
+          <w14:ligatures w14:val="none"/>
+        </w:rPr>
+      </w:pPr>
+    </w:p>
+    <w:p>
       <w:pPr>
         <w:numPr>
           <w:ilvl w:val="0"/>
@@ -4825,21 +4740,21 @@
           <w:color w:val="000000"/>
           <w:kern w:val="0"/>
           <w:lang w:eastAsia="es-PE"/>
-          <ns2:ligatures ns2:val="none"/>
-        </w:rPr>
-      </w:pPr>
-      <w:r>
-        <w:rPr>
-          <w:rFonts w:ascii="Arial Narrow" w:eastAsia="Arial Narrow" w:hAnsi="Arial Narrow" w:cs="Arial Narrow"/>
-          <w:color w:val="000000"/>
-          <w:kern w:val="0"/>
-          <w:lang w:eastAsia="es-PE"/>
-          <ns2:ligatures ns2:val="none"/>
+          <w14:ligatures w14:val="none"/>
+        </w:rPr>
+      </w:pPr>
+      <w:r>
+        <w:rPr>
+          <w:rFonts w:ascii="Arial Narrow" w:eastAsia="Arial Narrow" w:hAnsi="Arial Narrow" w:cs="Arial Narrow"/>
+          <w:color w:val="000000"/>
+          <w:kern w:val="0"/>
+          <w:lang w:eastAsia="es-PE"/>
+          <w14:ligatures w14:val="none"/>
         </w:rPr>
         <w:t>presentar documentos que acrediten su inscripción en los Registros Públicos o una declaración jurada que indique que cuenta con dicha inscripción;</w:t>
       </w:r>
     </w:p>
-    <w:p ns2:paraId="60357591" ns2:textId="77777777">
+    <w:p>
       <w:pPr>
         <w:numPr>
           <w:ilvl w:val="0"/>
@@ -4853,21 +4768,21 @@
           <w:color w:val="000000"/>
           <w:kern w:val="0"/>
           <w:lang w:eastAsia="es-PE"/>
-          <ns2:ligatures ns2:val="none"/>
-        </w:rPr>
-      </w:pPr>
-      <w:r>
-        <w:rPr>
-          <w:rFonts w:ascii="Arial Narrow" w:eastAsia="Arial Narrow" w:hAnsi="Arial Narrow" w:cs="Arial Narrow"/>
-          <w:color w:val="000000"/>
-          <w:kern w:val="0"/>
-          <w:lang w:eastAsia="es-PE"/>
-          <ns2:ligatures ns2:val="none"/>
+          <w14:ligatures w14:val="none"/>
+        </w:rPr>
+      </w:pPr>
+      <w:r>
+        <w:rPr>
+          <w:rFonts w:ascii="Arial Narrow" w:eastAsia="Arial Narrow" w:hAnsi="Arial Narrow" w:cs="Arial Narrow"/>
+          <w:color w:val="000000"/>
+          <w:kern w:val="0"/>
+          <w:lang w:eastAsia="es-PE"/>
+          <w14:ligatures w14:val="none"/>
         </w:rPr>
         <w:t>presentar copia simple de las facultades de representación de su representante legal en el presente procedimiento o la declaración jurada que indique que cuenta con dichas facultades y que estas se encuentran vigentes;</w:t>
       </w:r>
     </w:p>
-    <w:p ns2:paraId="7DEC1A15" ns2:textId="77777777">
+    <w:p>
       <w:pPr>
         <w:numPr>
           <w:ilvl w:val="0"/>
@@ -4881,21 +4796,21 @@
           <w:color w:val="000000"/>
           <w:kern w:val="0"/>
           <w:lang w:eastAsia="es-PE"/>
-          <ns2:ligatures ns2:val="none"/>
-        </w:rPr>
-      </w:pPr>
-      <w:r>
-        <w:rPr>
-          <w:rFonts w:ascii="Arial Narrow" w:eastAsia="Arial Narrow" w:hAnsi="Arial Narrow" w:cs="Arial Narrow"/>
-          <w:color w:val="000000"/>
-          <w:kern w:val="0"/>
-          <w:lang w:eastAsia="es-PE"/>
-          <ns2:ligatures ns2:val="none"/>
+          <w14:ligatures w14:val="none"/>
+        </w:rPr>
+      </w:pPr>
+      <w:r>
+        <w:rPr>
+          <w:rFonts w:ascii="Arial Narrow" w:eastAsia="Arial Narrow" w:hAnsi="Arial Narrow" w:cs="Arial Narrow"/>
+          <w:color w:val="000000"/>
+          <w:kern w:val="0"/>
+          <w:lang w:eastAsia="es-PE"/>
+          <w14:ligatures w14:val="none"/>
         </w:rPr>
         <w:t>consignar el Número de Registro Único de Contribuyentes (RUC); y,</w:t>
       </w:r>
     </w:p>
-    <w:p ns2:paraId="65B192BC" ns2:textId="77777777">
+    <w:p>
       <w:pPr>
         <w:numPr>
           <w:ilvl w:val="0"/>
@@ -4907,16 +4822,16 @@
         <w:rPr>
           <w:rFonts w:ascii="Arial Narrow" w:eastAsia="Calibri" w:hAnsi="Arial Narrow" w:cs="Arial"/>
           <w:kern w:val="0"/>
-          <ns2:ligatures ns2:val="none"/>
-        </w:rPr>
-      </w:pPr>
-      <w:r>
-        <w:rPr>
-          <w:rFonts w:ascii="Arial Narrow" w:eastAsia="Arial Narrow" w:hAnsi="Arial Narrow" w:cs="Arial Narrow"/>
-          <w:color w:val="000000"/>
-          <w:kern w:val="0"/>
-          <w:lang w:eastAsia="es-PE"/>
-          <ns2:ligatures ns2:val="none"/>
+          <w14:ligatures w14:val="none"/>
+        </w:rPr>
+      </w:pPr>
+      <w:r>
+        <w:rPr>
+          <w:rFonts w:ascii="Arial Narrow" w:eastAsia="Arial Narrow" w:hAnsi="Arial Narrow" w:cs="Arial Narrow"/>
+          <w:color w:val="000000"/>
+          <w:kern w:val="0"/>
+          <w:lang w:eastAsia="es-PE"/>
+          <w14:ligatures w14:val="none"/>
         </w:rPr>
         <w:t>fijar domicilio procesal para el procedimiento, de conformidad con el numeral 1 del artículo 442</w:t>
       </w:r>
@@ -4926,7 +4841,7 @@
           <w:color w:val="000000"/>
           <w:kern w:val="0"/>
           <w:lang w:eastAsia="es-PE"/>
-          <ns2:ligatures ns2:val="none"/>
+          <w14:ligatures w14:val="none"/>
         </w:rPr>
         <w:t/>
       </w:r>
@@ -4936,7 +4851,7 @@
           <w:color w:val="000000"/>
           <w:kern w:val="0"/>
           <w:lang w:eastAsia="es-PE"/>
-          <ns2:ligatures ns2:val="none"/>
+          <w14:ligatures w14:val="none"/>
         </w:rPr>
         <w:t xml:space="preserve"> del Código Procesal Civil. </w:t>
       </w:r>
@@ -4944,7 +4859,7 @@
         <w:rPr>
           <w:rFonts w:ascii="Arial Narrow" w:eastAsia="Calibri" w:hAnsi="Arial Narrow" w:cs="Arial"/>
           <w:kern w:val="0"/>
-          <ns2:ligatures ns2:val="none"/>
+          <w14:ligatures w14:val="none"/>
         </w:rPr>
         <w:t>Para ello podrá señalar domicilio físico o una dirección electrónica a la que pueda remitirse las notificaciones</w:t>
       </w:r>
@@ -4953,12 +4868,12 @@
           <w:rFonts w:ascii="Arial Narrow" w:eastAsia="Arial" w:hAnsi="Arial Narrow" w:cs="Arial"/>
           <w:kern w:val="0"/>
           <w:lang w:val="es"/>
-          <ns2:ligatures ns2:val="none"/>
+          <w14:ligatures w14:val="none"/>
         </w:rPr>
         <w:t>;</w:t>
       </w:r>
     </w:p>
-    <w:p ns2:paraId="685720EB" ns2:textId="77777777">
+    <w:p>
       <w:pPr>
         <w:numPr>
           <w:ilvl w:val="0"/>
@@ -4970,14 +4885,14 @@
         <w:rPr>
           <w:rFonts w:ascii="Arial Narrow" w:eastAsia="Calibri" w:hAnsi="Arial Narrow" w:cs="Arial"/>
           <w:kern w:val="0"/>
-          <ns2:ligatures ns2:val="none"/>
+          <w14:ligatures w14:val="none"/>
         </w:rPr>
       </w:pPr>
       <w:r>
         <w:rPr>
           <w:rFonts w:ascii="Arial Narrow" w:eastAsia="Calibri" w:hAnsi="Arial Narrow" w:cs="Arial"/>
           <w:kern w:val="0"/>
-          <ns2:ligatures ns2:val="none"/>
+          <w14:ligatures w14:val="none"/>
         </w:rPr>
         <w:t xml:space="preserve">en caso califique como </w:t>
       </w:r>
@@ -4986,7 +4901,7 @@
         <w:rPr>
           <w:rFonts w:ascii="Arial Narrow" w:eastAsia="Calibri" w:hAnsi="Arial Narrow" w:cs="Arial"/>
           <w:kern w:val="0"/>
-          <ns2:ligatures ns2:val="none"/>
+          <w14:ligatures w14:val="none"/>
         </w:rPr>
         <w:t>micro empresa</w:t>
       </w:r>
@@ -4995,7 +4910,7 @@
         <w:rPr>
           <w:rFonts w:ascii="Arial Narrow" w:eastAsia="Calibri" w:hAnsi="Arial Narrow" w:cs="Arial"/>
           <w:kern w:val="0"/>
-          <ns2:ligatures ns2:val="none"/>
+          <w14:ligatures w14:val="none"/>
         </w:rPr>
         <w:t xml:space="preserve"> o pequeña empresa, presentar los documentos que acrediten su volumen de ventas o ingresos brutos percibidos el año anterior relativo a todas sus actividades económicas y el número de trabajadores con el que cuenta</w:t>
       </w:r>
@@ -5005,7 +4920,7 @@
           <w:rFonts w:ascii="Arial Narrow" w:eastAsia="Calibri" w:hAnsi="Arial Narrow" w:cs="Arial"/>
           <w:kern w:val="0"/>
           <w:vertAlign w:val="superscript"/>
-          <ns2:ligatures ns2:val="none"/>
+          <w14:ligatures w14:val="none"/>
         </w:rPr>
         <w:footnoteReference w:id="7"/>
       </w:r>
@@ -5013,7 +4928,7 @@
         <w:rPr>
           <w:rFonts w:ascii="Arial Narrow" w:eastAsia="Calibri" w:hAnsi="Arial Narrow" w:cs="Arial"/>
           <w:kern w:val="0"/>
-          <ns2:ligatures ns2:val="none"/>
+          <w14:ligatures w14:val="none"/>
         </w:rPr>
         <w:t>. Ello, a fin de que la Comisión pueda meritar dicha documentación, conforme lo establece el artículo 110</w:t>
       </w:r>
@@ -5023,7 +4938,7 @@
           <w:color w:val="000000"/>
           <w:kern w:val="0"/>
           <w:lang w:eastAsia="es-PE"/>
-          <ns2:ligatures ns2:val="none"/>
+          <w14:ligatures w14:val="none"/>
         </w:rPr>
         <w:t/>
       </w:r>
@@ -5031,7 +4946,7 @@
         <w:rPr>
           <w:rFonts w:ascii="Arial Narrow" w:eastAsia="Calibri" w:hAnsi="Arial Narrow" w:cs="Arial"/>
           <w:kern w:val="0"/>
-          <ns2:ligatures ns2:val="none"/>
+          <w14:ligatures w14:val="none"/>
         </w:rPr>
         <w:t xml:space="preserve"> del </w:t>
       </w:r>
@@ -5040,7 +4955,7 @@
           <w:rFonts w:ascii="Arial Narrow" w:eastAsia="Calibri" w:hAnsi="Arial Narrow" w:cs="Arial"/>
           <w:spacing w:val="-2"/>
           <w:kern w:val="0"/>
-          <ns2:ligatures ns2:val="none"/>
+          <w14:ligatures w14:val="none"/>
         </w:rPr>
         <w:t>Código</w:t>
       </w:r>
@@ -5051,7 +4966,7 @@
           <w:spacing w:val="-2"/>
           <w:kern w:val="0"/>
           <w:vertAlign w:val="superscript"/>
-          <ns2:ligatures ns2:val="none"/>
+          <w14:ligatures w14:val="none"/>
         </w:rPr>
         <w:footnoteReference w:id="8"/>
       </w:r>
@@ -5060,12 +4975,12 @@
           <w:rFonts w:ascii="Arial Narrow" w:eastAsia="Calibri" w:hAnsi="Arial Narrow" w:cs="Arial"/>
           <w:spacing w:val="-2"/>
           <w:kern w:val="0"/>
-          <ns2:ligatures ns2:val="none"/>
+          <w14:ligatures w14:val="none"/>
         </w:rPr>
         <w:t>.</w:t>
       </w:r>
     </w:p>
-    <w:p ns2:paraId="7196C36A" ns2:textId="77777777">
+    <w:p>
       <w:pPr>
         <w:spacing w:after="0" w:line="240" w:lineRule="auto"/>
         <w:ind w:left="567"/>
@@ -5075,20 +4990,20 @@
           <w:color w:val="000000"/>
           <w:kern w:val="0"/>
           <w:lang w:eastAsia="es-PE"/>
-          <ns2:ligatures ns2:val="none"/>
-        </w:rPr>
-      </w:pPr>
-    </w:p>
-    <w:p>
-      <w:pPr>
-        <w:spacing w:after="0" w:line="240" w:lineRule="auto"/>
-        <w:jc w:val="both"/>
-        <w:rPr>
-          <w:rFonts w:ascii="Arial Narrow" w:eastAsia="Arial Narrow" w:hAnsi="Arial Narrow" w:cs="Arial Narrow"/>
-          <w:color w:val="000000"/>
-          <w:kern w:val="0"/>
-          <w:lang w:eastAsia="es-PE"/>
-          <ns2:ligatures ns2:val="none"/>
+          <w14:ligatures w14:val="none"/>
+        </w:rPr>
+      </w:pPr>
+    </w:p>
+    <w:p>
+      <w:pPr>
+        <w:spacing w:after="0" w:line="240" w:lineRule="auto"/>
+        <w:jc w:val="both"/>
+        <w:rPr>
+          <w:rFonts w:ascii="Arial Narrow" w:eastAsia="Arial Narrow" w:hAnsi="Arial Narrow" w:cs="Arial Narrow"/>
+          <w:color w:val="000000"/>
+          <w:kern w:val="0"/>
+          <w:lang w:eastAsia="es-PE"/>
+          <w14:ligatures w14:val="none"/>
         </w:rPr>
       </w:pPr>
       <w:r>
@@ -5107,42 +5022,82 @@
           <w:sz w:val="20"/>
           <w:szCs w:val="20"/>
         </w:rPr>
-        <w:t xml:space="preserve">correr traslado de la presente resolución a la Empresa de Crédito Vívela S.A. para que, de conformidad con lo dispuesto por el artículo 26 de la Ley sobre Facultades, Normas y Organización del Indecopi, aprobada por Decreto Legislativo 807, presente sus descargos sobre la imputación de cargos realizada en un plazo no mayor a cinco (5) días hábiles contado a partir del día siguiente de la notificación de la presente resolución, vencido el cual, el Secretario Técnico declarará en rebeldía al denunciado que no lo hubiera presentado. Debe precisarse que de conformidad con lo establecido por el artículo 223 del Texto Único Ordenado de la Ley 27444, Ley del Procedimiento Administrativo General, las alegaciones y los hechos relevantes de la reclamación, salvo que hayan sido específicamente negadas en la contestación, se tendrán por aceptadas o merituadas como ciertas.</w:t>
-      </w:r>
-    </w:p>
-    <w:p ns2:paraId="085A8E58" ns2:textId="77777777">
-      <w:pPr>
-        <w:spacing w:after="0" w:line="240" w:lineRule="auto"/>
-        <w:jc w:val="both"/>
-        <w:rPr>
-          <w:rFonts w:ascii="Arial Narrow" w:eastAsia="Times New Roman" w:hAnsi="Arial Narrow" w:cs="Arial"/>
-          <w:color w:val="000000"/>
-          <w:kern w:val="0"/>
+        <w:t xml:space="preserve">correr traslado de la presente resolución a la Empresa de Crédito Vívela S.A. para que, de conformidad con lo dispuesto por el artículo 26 de la Ley sobre Facultades, Normas y Organización del Indecopi, aprobada por Decreto Legislativo 807</w:t>
+      </w:r>
+      <w:r>
+        <w:rPr>
+          <w:rStyle w:val="Refdenotaalpie"/>
+          <w:rFonts w:ascii="Arial Narrow" w:eastAsia="Times New Roman" w:hAnsi="Arial Narrow" w:cs="Times New Roman"/>
+          <w:color w:val="000000"/>
+          <w:kern w:val="0"/>
+          <w:vertAlign w:val="superscript"/>
           <w:lang w:val="es-ES" w:eastAsia="es-ES"/>
-          <ns2:ligatures ns2:val="none"/>
-        </w:rPr>
-      </w:pPr>
-    </w:p>
-    <w:p ns2:paraId="15137E78" ns2:textId="69037442">
-      <w:pPr>
-        <w:spacing w:after="0" w:line="240" w:lineRule="auto"/>
-        <w:jc w:val="both"/>
-        <w:rPr>
-          <w:rFonts w:ascii="Arial Narrow" w:eastAsia="Times New Roman" w:hAnsi="Arial Narrow" w:cs="Arial"/>
-          <w:color w:val="000000"/>
-          <w:kern w:val="0"/>
+          <w14:ligatures w14:val="none"/>
+        </w:rPr>
+        <w:footnoteReference w:id="14"/>
+      </w:r>
+      <w:r>
+        <w:rPr>
+          <w:rFonts w:ascii="Arial Narrow" w:hAnsi="Arial Narrow" w:cs="Arial Narrow"/>
+          <w:sz w:val="20"/>
+          <w:szCs w:val="20"/>
+        </w:rPr>
+        <w:t xml:space="preserve">, presente sus descargos sobre la imputación de cargos realizada en un plazo no mayor a cinco (5) días hábiles contado a partir del día siguiente de la notificación de la presente resolución, vencido el cual, el Secretario Técnico declarará en rebeldía al denunciado que no lo hubiera presentado. Debe precisarse que de conformidad con lo establecido por el artículo 223 del Texto Único Ordenado de la Ley 27444, Ley del Procedimiento Administrativo General</w:t>
+      </w:r>
+      <w:r>
+        <w:rPr>
+          <w:rStyle w:val="Refdenotaalpie"/>
+          <w:rFonts w:ascii="Arial Narrow" w:eastAsia="Times New Roman" w:hAnsi="Arial Narrow" w:cs="Times New Roman"/>
+          <w:color w:val="000000"/>
+          <w:kern w:val="0"/>
+          <w:vertAlign w:val="superscript"/>
           <w:lang w:val="es-ES" w:eastAsia="es-ES"/>
-          <ns2:ligatures ns2:val="none"/>
-        </w:rPr>
-      </w:pPr>
-      <w:r>
-        <w:rPr>
-          <w:rFonts w:ascii="Arial Narrow" w:eastAsia="Arial Narrow" w:hAnsi="Arial Narrow" w:cs="Arial Narrow"/>
-          <w:b/>
-          <w:color w:val="000000"/>
-          <w:kern w:val="0"/>
-          <w:lang w:eastAsia="es-PE"/>
-          <ns2:ligatures ns2:val="none"/>
+          <w14:ligatures w14:val="none"/>
+        </w:rPr>
+        <w:footnoteReference w:id="15"/>
+      </w:r>
+      <w:r>
+        <w:rPr>
+          <w:rFonts w:ascii="Arial Narrow" w:hAnsi="Arial Narrow" w:cs="Arial Narrow"/>
+          <w:sz w:val="20"/>
+          <w:szCs w:val="20"/>
+        </w:rPr>
+        <w:t xml:space="preserve">, las alegaciones y los hechos relevantes de la reclamación, salvo que hayan sido específicamente negadas en la contestación, se tendrán por aceptadas o merituadas como ciertas.</w:t>
+      </w:r>
+    </w:p>
+    <w:p>
+      <w:pPr>
+        <w:spacing w:after="0" w:line="240" w:lineRule="auto"/>
+        <w:jc w:val="both"/>
+        <w:rPr>
+          <w:rFonts w:ascii="Arial Narrow" w:eastAsia="Times New Roman" w:hAnsi="Arial Narrow" w:cs="Arial"/>
+          <w:color w:val="000000"/>
+          <w:kern w:val="0"/>
+          <w:lang w:val="es-ES" w:eastAsia="es-ES"/>
+          <w14:ligatures w14:val="none"/>
+        </w:rPr>
+      </w:pPr>
+    </w:p>
+    <w:p>
+      <w:pPr>
+        <w:spacing w:after="0" w:line="240" w:lineRule="auto"/>
+        <w:jc w:val="both"/>
+        <w:rPr>
+          <w:rFonts w:ascii="Arial Narrow" w:eastAsia="Times New Roman" w:hAnsi="Arial Narrow" w:cs="Arial"/>
+          <w:color w:val="000000"/>
+          <w:kern w:val="0"/>
+          <w:lang w:val="es-ES" w:eastAsia="es-ES"/>
+          <w14:ligatures w14:val="none"/>
+        </w:rPr>
+      </w:pPr>
+      <w:r>
+        <w:rPr>
+          <w:rFonts w:ascii="Arial Narrow" w:eastAsia="Arial Narrow" w:hAnsi="Arial Narrow" w:cs="Arial Narrow"/>
+          <w:b/>
+          <w:color w:val="000000"/>
+          <w:kern w:val="0"/>
+          <w:lang w:eastAsia="es-PE"/>
+          <w14:ligatures w14:val="none"/>
         </w:rPr>
         <w:lastRenderedPageBreak/>
         <w:t>QUINTO</w:t>
@@ -5154,7 +5109,7 @@
           <w:color w:val="000000"/>
           <w:kern w:val="0"/>
           <w:lang w:eastAsia="es-PE"/>
-          <ns2:ligatures ns2:val="none"/>
+          <w14:ligatures w14:val="none"/>
         </w:rPr>
         <w:t xml:space="preserve">: </w:t>
       </w:r>
@@ -5164,7 +5119,7 @@
           <w:color w:val="000000"/>
           <w:kern w:val="0"/>
           <w:lang w:eastAsia="es-ES"/>
-          <ns2:ligatures ns2:val="none"/>
+          <w14:ligatures w14:val="none"/>
         </w:rPr>
         <w:t xml:space="preserve">requerir </w:t>
       </w:r>
@@ -5174,7 +5129,7 @@
           <w:color w:val="000000"/>
           <w:kern w:val="0"/>
           <w:lang w:val="es-ES" w:eastAsia="es-ES"/>
-          <ns2:ligatures ns2:val="none"/>
+          <w14:ligatures w14:val="none"/>
         </w:rPr>
         <w:t xml:space="preserve">que, en un </w:t>
       </w:r>
@@ -5184,7 +5139,7 @@
           <w:color w:val="000000"/>
           <w:kern w:val="0"/>
           <w:lang w:eastAsia="es-ES"/>
-          <ns2:ligatures ns2:val="none"/>
+          <w14:ligatures w14:val="none"/>
         </w:rPr>
         <w:t xml:space="preserve">plazo no mayor de cinco (5) días hábiles contado a partir del día siguiente de la notificación de la presente resolución, </w:t>
       </w:r>
@@ -5201,7 +5156,7 @@
           <w:color w:val="000000"/>
           <w:kern w:val="0"/>
           <w:lang w:eastAsia="es-ES"/>
-          <ns2:ligatures ns2:val="none"/>
+          <w14:ligatures w14:val="none"/>
         </w:rPr>
         <w:t xml:space="preserve">, </w:t>
       </w:r>
@@ -5211,7 +5166,7 @@
           <w:color w:val="000000"/>
           <w:kern w:val="0"/>
           <w:lang w:val="es-ES" w:eastAsia="es-ES"/>
-          <ns2:ligatures ns2:val="none"/>
+          <w14:ligatures w14:val="none"/>
         </w:rPr>
         <w:t xml:space="preserve">cumpla con: (i) presentar una copia debidamente suscrita de la </w:t>
       </w:r>
@@ -5221,7 +5176,7 @@
           <w:color w:val="000000"/>
           <w:kern w:val="0"/>
           <w:lang w:val="es-ES" w:eastAsia="es-ES"/>
-          <ns2:ligatures ns2:val="none"/>
+          <w14:ligatures w14:val="none"/>
         </w:rPr>
         <w:t xml:space="preserve">Póliza </w:t>
       </w:r>
@@ -5232,7 +5187,7 @@
           <w:color w:val="000000"/>
           <w:kern w:val="0"/>
           <w:lang w:eastAsia="es-ES"/>
-          <ns2:ligatures ns2:val="none"/>
+          <w14:ligatures w14:val="none"/>
         </w:rPr>
         <w:t/>
       </w:r>
@@ -5243,7 +5198,7 @@
           <w:color w:val="000000"/>
           <w:kern w:val="0"/>
           <w:lang w:eastAsia="es-ES"/>
-          <ns2:ligatures ns2:val="none"/>
+          <w14:ligatures w14:val="none"/>
         </w:rPr>
         <w:t xml:space="preserve"> 230198521 </w:t>
       </w:r>
@@ -5253,7 +5208,7 @@
           <w:color w:val="000000"/>
           <w:kern w:val="0"/>
           <w:lang w:val="es-ES" w:eastAsia="es-ES"/>
-          <ns2:ligatures ns2:val="none"/>
+          <w14:ligatures w14:val="none"/>
         </w:rPr>
         <w:t xml:space="preserve">del </w:t>
       </w:r>
@@ -5263,7 +5218,7 @@
           <w:color w:val="000000"/>
           <w:kern w:val="0"/>
           <w:lang w:eastAsia="es-ES"/>
-          <ns2:ligatures ns2:val="none"/>
+          <w14:ligatures w14:val="none"/>
         </w:rPr>
         <w:t xml:space="preserve">Seguro de Inmueble </w:t>
       </w:r>
@@ -5273,7 +5228,7 @@
           <w:color w:val="000000"/>
           <w:kern w:val="0"/>
           <w:lang w:val="es-ES" w:eastAsia="es-ES"/>
-          <ns2:ligatures ns2:val="none"/>
+          <w14:ligatures w14:val="none"/>
         </w:rPr>
         <w:t>materia de denuncia; y, (</w:t>
       </w:r>
@@ -5284,7 +5239,7 @@
           <w:color w:val="000000"/>
           <w:kern w:val="0"/>
           <w:lang w:val="es-ES" w:eastAsia="es-ES"/>
-          <ns2:ligatures ns2:val="none"/>
+          <w14:ligatures w14:val="none"/>
         </w:rPr>
         <w:t>ii</w:t>
       </w:r>
@@ -5295,12 +5250,12 @@
           <w:color w:val="000000"/>
           <w:kern w:val="0"/>
           <w:lang w:val="es-ES" w:eastAsia="es-ES"/>
-          <ns2:ligatures ns2:val="none"/>
+          <w14:ligatures w14:val="none"/>
         </w:rPr>
         <w:t>) presentar todas las comunicaciones cursadas con la parte denunciante en virtud de los hechos materia de denuncia.</w:t>
       </w:r>
     </w:p>
-    <w:p ns2:paraId="27E77EED" ns2:textId="77777777">
+    <w:p>
       <w:pPr>
         <w:spacing w:after="0" w:line="240" w:lineRule="auto"/>
         <w:jc w:val="both"/>
@@ -5310,20 +5265,20 @@
           <w:color w:val="000000"/>
           <w:kern w:val="0"/>
           <w:lang w:val="es-ES" w:eastAsia="es-PE"/>
-          <ns2:ligatures ns2:val="none"/>
-        </w:rPr>
-      </w:pPr>
-    </w:p>
-    <w:p ns2:paraId="76FD0434" ns2:textId="16C7386B">
-      <w:pPr>
-        <w:spacing w:after="0" w:line="240" w:lineRule="auto"/>
-        <w:jc w:val="both"/>
-        <w:rPr>
-          <w:rFonts w:ascii="Arial Narrow" w:eastAsia="Arial Narrow" w:hAnsi="Arial Narrow" w:cs="Arial Narrow"/>
-          <w:color w:val="000000"/>
-          <w:kern w:val="0"/>
-          <w:lang w:eastAsia="es-PE"/>
-          <ns2:ligatures ns2:val="none"/>
+          <w14:ligatures w14:val="none"/>
+        </w:rPr>
+      </w:pPr>
+    </w:p>
+    <w:p>
+      <w:pPr>
+        <w:spacing w:after="0" w:line="240" w:lineRule="auto"/>
+        <w:jc w:val="both"/>
+        <w:rPr>
+          <w:rFonts w:ascii="Arial Narrow" w:eastAsia="Arial Narrow" w:hAnsi="Arial Narrow" w:cs="Arial Narrow"/>
+          <w:color w:val="000000"/>
+          <w:kern w:val="0"/>
+          <w:lang w:eastAsia="es-PE"/>
+          <w14:ligatures w14:val="none"/>
         </w:rPr>
       </w:pPr>
       <w:r>
@@ -5332,7 +5287,7 @@
           <w:b/>
           <w:bCs/>
           <w:kern w:val="0"/>
-          <ns2:ligatures ns2:val="none"/>
+          <w14:ligatures w14:val="none"/>
         </w:rPr>
         <w:t>SEXTO</w:t>
       </w:r>
@@ -5343,7 +5298,7 @@
           <w:color w:val="000000"/>
           <w:kern w:val="0"/>
           <w:lang w:eastAsia="es-PE"/>
-          <ns2:ligatures ns2:val="none"/>
+          <w14:ligatures w14:val="none"/>
         </w:rPr>
         <w:t>:</w:t>
       </w:r>
@@ -5353,7 +5308,7 @@
           <w:color w:val="000000"/>
           <w:kern w:val="0"/>
           <w:lang w:eastAsia="es-PE"/>
-          <ns2:ligatures ns2:val="none"/>
+          <w14:ligatures w14:val="none"/>
         </w:rPr>
         <w:t xml:space="preserve"> </w:t>
       </w:r>
@@ -5364,7 +5319,7 @@
           <w:color w:val="000000"/>
           <w:kern w:val="0"/>
           <w:lang w:eastAsia="es-PE"/>
-          <ns2:ligatures ns2:val="none"/>
+          <w14:ligatures w14:val="none"/>
         </w:rPr>
         <w:t>informar a las partes que el artículo 110</w:t>
       </w:r>
@@ -5374,7 +5329,7 @@
           <w:color w:val="000000"/>
           <w:kern w:val="0"/>
           <w:lang w:eastAsia="es-PE"/>
-          <ns2:ligatures ns2:val="none"/>
+          <w14:ligatures w14:val="none"/>
         </w:rPr>
         <w:t/>
       </w:r>
@@ -5384,7 +5339,7 @@
           <w:color w:val="000000"/>
           <w:kern w:val="0"/>
           <w:lang w:eastAsia="es-PE"/>
-          <ns2:ligatures ns2:val="none"/>
+          <w14:ligatures w14:val="none"/>
         </w:rPr>
         <w:t xml:space="preserve"> de la Ley 29571, Código de Protección y Defensa del Consumidor</w:t>
       </w:r>
@@ -5396,7 +5351,7 @@
           <w:kern w:val="0"/>
           <w:vertAlign w:val="superscript"/>
           <w:lang w:eastAsia="es-PE"/>
-          <ns2:ligatures ns2:val="none"/>
+          <w14:ligatures w14:val="none"/>
         </w:rPr>
         <w:footnoteReference w:id="9"/>
       </w:r>
@@ -5406,7 +5361,7 @@
           <w:color w:val="000000"/>
           <w:kern w:val="0"/>
           <w:lang w:eastAsia="es-PE"/>
-          <ns2:ligatures ns2:val="none"/>
+          <w14:ligatures w14:val="none"/>
         </w:rPr>
         <w:t>, faculta a la Comisión a calificar las infracciones de la referida norma como leves, graves o muy graves e imponer</w:t>
       </w:r>
@@ -5416,7 +5371,7 @@
           <w:color w:val="000000"/>
           <w:kern w:val="0"/>
           <w:lang w:eastAsia="es-PE"/>
-          <ns2:ligatures ns2:val="none"/>
+          <w14:ligatures w14:val="none"/>
         </w:rPr>
         <w:t xml:space="preserve"> sanciones que van desde una amonestación hasta una multa por un máximo de 450 Unidades Impositivas Tributarias, sin perjuicio de las medidas correctivas, reparadoras y complementarias, que puedan ordenarse de acuerdo a lo estipulado en los artículos 114</w:t>
       </w:r>
@@ -5426,7 +5381,7 @@
           <w:color w:val="000000"/>
           <w:kern w:val="0"/>
           <w:lang w:eastAsia="es-PE"/>
-          <ns2:ligatures ns2:val="none"/>
+          <w14:ligatures w14:val="none"/>
         </w:rPr>
         <w:t/>
       </w:r>
@@ -5436,7 +5391,7 @@
           <w:color w:val="000000"/>
           <w:kern w:val="0"/>
           <w:lang w:eastAsia="es-PE"/>
-          <ns2:ligatures ns2:val="none"/>
+          <w14:ligatures w14:val="none"/>
         </w:rPr>
         <w:t>, 115</w:t>
       </w:r>
@@ -5446,7 +5401,7 @@
           <w:color w:val="000000"/>
           <w:kern w:val="0"/>
           <w:lang w:eastAsia="es-PE"/>
-          <ns2:ligatures ns2:val="none"/>
+          <w14:ligatures w14:val="none"/>
         </w:rPr>
         <w:t/>
       </w:r>
@@ -5456,7 +5411,7 @@
           <w:color w:val="000000"/>
           <w:kern w:val="0"/>
           <w:lang w:eastAsia="es-PE"/>
-          <ns2:ligatures ns2:val="none"/>
+          <w14:ligatures w14:val="none"/>
         </w:rPr>
         <w:t xml:space="preserve"> y 116</w:t>
       </w:r>
@@ -5466,7 +5421,7 @@
           <w:color w:val="000000"/>
           <w:kern w:val="0"/>
           <w:lang w:eastAsia="es-PE"/>
-          <ns2:ligatures ns2:val="none"/>
+          <w14:ligatures w14:val="none"/>
         </w:rPr>
         <w:t/>
       </w:r>
@@ -5476,7 +5431,7 @@
           <w:color w:val="000000"/>
           <w:kern w:val="0"/>
           <w:lang w:eastAsia="es-PE"/>
-          <ns2:ligatures ns2:val="none"/>
+          <w14:ligatures w14:val="none"/>
         </w:rPr>
         <w:t xml:space="preserve"> de la referida norma</w:t>
       </w:r>
@@ -5488,7 +5443,7 @@
           <w:kern w:val="0"/>
           <w:vertAlign w:val="superscript"/>
           <w:lang w:eastAsia="es-PE"/>
-          <ns2:ligatures ns2:val="none"/>
+          <w14:ligatures w14:val="none"/>
         </w:rPr>
         <w:footnoteReference w:id="10"/>
       </w:r>
@@ -5498,7 +5453,7 @@
           <w:color w:val="000000"/>
           <w:kern w:val="0"/>
           <w:lang w:eastAsia="es-PE"/>
-          <ns2:ligatures ns2:val="none"/>
+          <w14:ligatures w14:val="none"/>
         </w:rPr>
         <w:t xml:space="preserve">. </w:t>
       </w:r>
@@ -5509,7 +5464,7 @@
           <w:color w:val="000000"/>
           <w:kern w:val="0"/>
           <w:lang w:eastAsia="es-PE"/>
-          <ns2:ligatures ns2:val="none"/>
+          <w14:ligatures w14:val="none"/>
         </w:rPr>
         <w:lastRenderedPageBreak/>
         <w:t>Asimismo, se consideran circunstancias atenuantes para la graduación de la sanción, el allanamiento de la denuncia o el reconocimiento de las pretensiones en ella contenidas, de acuerdo con el artículo 112</w:t>
@@ -5520,7 +5475,7 @@
           <w:color w:val="000000"/>
           <w:kern w:val="0"/>
           <w:lang w:eastAsia="es-PE"/>
-          <ns2:ligatures ns2:val="none"/>
+          <w14:ligatures w14:val="none"/>
         </w:rPr>
         <w:t/>
       </w:r>
@@ -5530,7 +5485,7 @@
           <w:color w:val="000000"/>
           <w:kern w:val="0"/>
           <w:lang w:eastAsia="es-PE"/>
-          <ns2:ligatures ns2:val="none"/>
+          <w14:ligatures w14:val="none"/>
         </w:rPr>
         <w:t xml:space="preserve"> del Código</w:t>
       </w:r>
@@ -5542,7 +5497,7 @@
           <w:kern w:val="0"/>
           <w:vertAlign w:val="superscript"/>
           <w:lang w:eastAsia="es-PE"/>
-          <ns2:ligatures ns2:val="none"/>
+          <w14:ligatures w14:val="none"/>
         </w:rPr>
         <w:footnoteReference w:id="11"/>
       </w:r>
@@ -5552,12 +5507,12 @@
           <w:color w:val="000000"/>
           <w:kern w:val="0"/>
           <w:lang w:eastAsia="es-PE"/>
-          <ns2:ligatures ns2:val="none"/>
+          <w14:ligatures w14:val="none"/>
         </w:rPr>
         <w:t>.</w:t>
       </w:r>
     </w:p>
-    <w:p ns2:paraId="639726A1" ns2:textId="77777777">
+    <w:p>
       <w:pPr>
         <w:shd w:val="clear" w:color="auto" w:fill="FFFFFF"/>
         <w:spacing w:after="0" w:line="240" w:lineRule="auto"/>
@@ -5568,11 +5523,11 @@
           <w:color w:val="000000"/>
           <w:kern w:val="0"/>
           <w:lang w:eastAsia="es-PE"/>
-          <ns2:ligatures ns2:val="none"/>
-        </w:rPr>
-      </w:pPr>
-    </w:p>
-    <w:p ns2:paraId="38B1C7BB" ns2:textId="40B381DA">
+          <w14:ligatures w14:val="none"/>
+        </w:rPr>
+      </w:pPr>
+    </w:p>
+    <w:p>
       <w:pPr>
         <w:shd w:val="clear" w:color="auto" w:fill="FFFFFF"/>
         <w:spacing w:after="0" w:line="240" w:lineRule="auto"/>
@@ -5582,7 +5537,7 @@
           <w:color w:val="000000"/>
           <w:kern w:val="0"/>
           <w:lang w:eastAsia="es-PE"/>
-          <ns2:ligatures ns2:val="none"/>
+          <w14:ligatures w14:val="none"/>
         </w:rPr>
       </w:pPr>
       <w:r>
@@ -5592,7 +5547,7 @@
           <w:color w:val="000000"/>
           <w:kern w:val="0"/>
           <w:lang w:eastAsia="es-PE"/>
-          <ns2:ligatures ns2:val="none"/>
+          <w14:ligatures w14:val="none"/>
         </w:rPr>
         <w:t>SÉPTIMO</w:t>
       </w:r>
@@ -5603,7 +5558,7 @@
           <w:color w:val="000000"/>
           <w:kern w:val="0"/>
           <w:lang w:eastAsia="es-PE"/>
-          <ns2:ligatures ns2:val="none"/>
+          <w14:ligatures w14:val="none"/>
         </w:rPr>
         <w:t>:</w:t>
       </w:r>
@@ -5613,7 +5568,7 @@
           <w:color w:val="000000"/>
           <w:kern w:val="0"/>
           <w:lang w:eastAsia="es-PE"/>
-          <ns2:ligatures ns2:val="none"/>
+          <w14:ligatures w14:val="none"/>
         </w:rPr>
         <w:t xml:space="preserve"> informar a las partes que conforme a lo establecido en el artículo 39</w:t>
       </w:r>
@@ -5623,7 +5578,7 @@
           <w:color w:val="000000"/>
           <w:kern w:val="0"/>
           <w:lang w:eastAsia="es-PE"/>
-          <ns2:ligatures ns2:val="none"/>
+          <w14:ligatures w14:val="none"/>
         </w:rPr>
         <w:t/>
       </w:r>
@@ -5633,12 +5588,12 @@
           <w:color w:val="000000"/>
           <w:kern w:val="0"/>
           <w:lang w:eastAsia="es-PE"/>
-          <ns2:ligatures ns2:val="none"/>
+          <w14:ligatures w14:val="none"/>
         </w:rPr>
         <w:t xml:space="preserve"> de la Ley sobre Facultades, Normas y Organización del Indecopi, aprobada por Decreto Legislativo 807, los gastos por los peritajes realizados, actuación de pruebas, inspecciones y otros derivados de la tramitación del proceso serán de cargo de la parte que solicita la prueba, salvo pacto en contrario. En todos los casos, la resolución final determinará si los gastos deben ser asumidos por alguna de las partes, o reembolsados a la otra parte o al Indecopi, según sea el caso, de manera adicional a la sanción que haya podido imponerse. </w:t>
       </w:r>
     </w:p>
-    <w:p ns2:paraId="1748113A" ns2:textId="77777777">
+    <w:p>
       <w:pPr>
         <w:shd w:val="clear" w:color="auto" w:fill="FFFFFF"/>
         <w:spacing w:after="0" w:line="240" w:lineRule="auto"/>
@@ -5648,11 +5603,11 @@
           <w:color w:val="000000"/>
           <w:kern w:val="0"/>
           <w:lang w:eastAsia="es-PE"/>
-          <ns2:ligatures ns2:val="none"/>
-        </w:rPr>
-      </w:pPr>
-    </w:p>
-    <w:p ns2:paraId="42C98BB4" ns2:textId="43297B7F">
+          <w14:ligatures w14:val="none"/>
+        </w:rPr>
+      </w:pPr>
+    </w:p>
+    <w:p>
       <w:pPr>
         <w:suppressAutoHyphens/>
         <w:spacing w:after="0" w:line="240" w:lineRule="auto"/>
@@ -5661,7 +5616,7 @@
           <w:rFonts w:ascii="Arial Narrow" w:eastAsia="Calibri" w:hAnsi="Arial Narrow" w:cs="Arial"/>
           <w:kern w:val="0"/>
           <w:u w:val="single"/>
-          <ns2:ligatures ns2:val="none"/>
+          <w14:ligatures w14:val="none"/>
         </w:rPr>
       </w:pPr>
       <w:r>
@@ -5670,7 +5625,7 @@
           <w:b/>
           <w:spacing w:val="-3"/>
           <w:kern w:val="0"/>
-          <ns2:ligatures ns2:val="none"/>
+          <w14:ligatures w14:val="none"/>
         </w:rPr>
         <w:t>OCTAVO</w:t>
       </w:r>
@@ -5679,7 +5634,7 @@
           <w:rFonts w:ascii="Arial Narrow" w:eastAsia="Calibri" w:hAnsi="Arial Narrow" w:cs="Arial"/>
           <w:b/>
           <w:kern w:val="0"/>
-          <ns2:ligatures ns2:val="none"/>
+          <w14:ligatures w14:val="none"/>
         </w:rPr>
         <w:t>:</w:t>
       </w:r>
@@ -5687,7 +5642,7 @@
         <w:rPr>
           <w:rFonts w:ascii="Arial Narrow" w:eastAsia="Calibri" w:hAnsi="Arial Narrow" w:cs="Arial"/>
           <w:kern w:val="0"/>
-          <ns2:ligatures ns2:val="none"/>
+          <w14:ligatures w14:val="none"/>
         </w:rPr>
         <w:t xml:space="preserve"> comunicar a las partes que, </w:t>
       </w:r>
@@ -5696,7 +5651,7 @@
         <w:rPr>
           <w:rFonts w:ascii="Arial Narrow" w:eastAsia="Calibri" w:hAnsi="Arial Narrow" w:cs="Arial"/>
           <w:kern w:val="0"/>
-          <ns2:ligatures ns2:val="none"/>
+          <w14:ligatures w14:val="none"/>
         </w:rPr>
         <w:t>de acuerdo a</w:t>
       </w:r>
@@ -5705,7 +5660,7 @@
         <w:rPr>
           <w:rFonts w:ascii="Arial Narrow" w:eastAsia="Calibri" w:hAnsi="Arial Narrow" w:cs="Arial"/>
           <w:kern w:val="0"/>
-          <ns2:ligatures ns2:val="none"/>
+          <w14:ligatures w14:val="none"/>
         </w:rPr>
         <w:t xml:space="preserve"> lo señalado por el artículo 29</w:t>
       </w:r>
@@ -5715,7 +5670,7 @@
           <w:color w:val="000000"/>
           <w:kern w:val="0"/>
           <w:lang w:eastAsia="es-PE"/>
-          <ns2:ligatures ns2:val="none"/>
+          <w14:ligatures w14:val="none"/>
         </w:rPr>
         <w:t/>
       </w:r>
@@ -5723,7 +5678,7 @@
         <w:rPr>
           <w:rFonts w:ascii="Arial Narrow" w:eastAsia="Calibri" w:hAnsi="Arial Narrow" w:cs="Arial"/>
           <w:kern w:val="0"/>
-          <ns2:ligatures ns2:val="none"/>
+          <w14:ligatures w14:val="none"/>
         </w:rPr>
         <w:t xml:space="preserve"> del Decreto Legislativo 807</w:t>
       </w:r>
@@ -5733,7 +5688,7 @@
           <w:rFonts w:ascii="Arial Narrow" w:eastAsia="Calibri" w:hAnsi="Arial Narrow" w:cs="Arial"/>
           <w:kern w:val="0"/>
           <w:vertAlign w:val="superscript"/>
-          <ns2:ligatures ns2:val="none"/>
+          <w14:ligatures w14:val="none"/>
         </w:rPr>
         <w:footnoteReference w:id="12"/>
       </w:r>
@@ -5741,7 +5696,7 @@
         <w:rPr>
           <w:rFonts w:ascii="Arial Narrow" w:eastAsia="Calibri" w:hAnsi="Arial Narrow" w:cs="Arial"/>
           <w:kern w:val="0"/>
-          <ns2:ligatures ns2:val="none"/>
+          <w14:ligatures w14:val="none"/>
         </w:rPr>
         <w:t xml:space="preserve">, hasta antes de la emisión de la Resolución Final tienen la posibilidad de solicitar una audiencia de conciliación. En caso deleguen a favor de una tercera persona su actuación en la diligencia programada, esta deberá presentar un poder especial con firma legalizada ante Notario Público, donde conste </w:t>
       </w:r>
@@ -5750,7 +5705,7 @@
           <w:rFonts w:ascii="Arial Narrow" w:eastAsia="Calibri" w:hAnsi="Arial Narrow" w:cs="Arial"/>
           <w:kern w:val="0"/>
           <w:u w:val="single"/>
-          <ns2:ligatures ns2:val="none"/>
+          <w14:ligatures w14:val="none"/>
         </w:rPr>
         <w:t>expresamente su facultad para asistir y conciliar en su representación</w:t>
       </w:r>
@@ -5759,7 +5714,7 @@
           <w:rFonts w:ascii="Arial Narrow" w:eastAsia="Calibri" w:hAnsi="Arial Narrow" w:cs="Arial"/>
           <w:bCs/>
           <w:kern w:val="0"/>
-          <ns2:ligatures ns2:val="none"/>
+          <w14:ligatures w14:val="none"/>
         </w:rPr>
         <w:t>.</w:t>
       </w:r>
@@ -5769,7 +5724,7 @@
           <w:b/>
           <w:bCs/>
           <w:kern w:val="0"/>
-          <ns2:ligatures ns2:val="none"/>
+          <w14:ligatures w14:val="none"/>
         </w:rPr>
         <w:t xml:space="preserve"> </w:t>
       </w:r>
@@ -5778,12 +5733,12 @@
           <w:rFonts w:ascii="Arial Narrow" w:eastAsia="Calibri" w:hAnsi="Arial Narrow" w:cs="Arial"/>
           <w:kern w:val="0"/>
           <w:u w:val="single"/>
-          <ns2:ligatures ns2:val="none"/>
+          <w14:ligatures w14:val="none"/>
         </w:rPr>
         <w:t xml:space="preserve">Ello bajo apercibimiento de no realizar la audiencia de conciliación y levantar el acta de inasistencia correspondiente. </w:t>
       </w:r>
     </w:p>
-    <w:p ns2:paraId="4901439E" ns2:textId="77777777">
+    <w:p>
       <w:pPr>
         <w:suppressAutoHyphens/>
         <w:spacing w:after="0" w:line="240" w:lineRule="auto"/>
@@ -5792,11 +5747,11 @@
           <w:rFonts w:ascii="Arial Narrow" w:eastAsia="Calibri" w:hAnsi="Arial Narrow" w:cs="Arial"/>
           <w:kern w:val="0"/>
           <w:u w:val="single"/>
-          <ns2:ligatures ns2:val="none"/>
-        </w:rPr>
-      </w:pPr>
-    </w:p>
-    <w:p ns2:paraId="508BEC53" ns2:textId="1975A130">
+          <w14:ligatures w14:val="none"/>
+        </w:rPr>
+      </w:pPr>
+    </w:p>
+    <w:p>
       <w:pPr>
         <w:suppressAutoHyphens/>
         <w:spacing w:after="0" w:line="240" w:lineRule="auto"/>
@@ -5813,7 +5768,7 @@
           <w:b/>
           <w:spacing w:val="-3"/>
           <w:kern w:val="0"/>
-          <ns2:ligatures ns2:val="none"/>
+          <w14:ligatures w14:val="none"/>
         </w:rPr>
         <w:t>NOVENO</w:t>
       </w:r>
@@ -5824,7 +5779,7 @@
           <w:color w:val="000000"/>
           <w:kern w:val="0"/>
           <w:lang w:eastAsia="es-PE"/>
-          <ns2:ligatures ns2:val="none"/>
+          <w14:ligatures w14:val="none"/>
         </w:rPr>
         <w:t>:</w:t>
       </w:r>
@@ -5834,14 +5789,14 @@
           <w:color w:val="000000"/>
           <w:kern w:val="0"/>
           <w:lang w:eastAsia="es-PE"/>
-          <ns2:ligatures ns2:val="none"/>
+          <w14:ligatures w14:val="none"/>
         </w:rPr>
         <w:t xml:space="preserve"> poner en conocimiento de las partes que, antes de la emisión de la Resolución Final, tienen la posibilidad de formular su desistimiento o presentar el acuerdo arribado mediante la conciliación, mediación, transacción o cualquier otro que, de forma indubitable, deje constancia que se ha solucionado la controversia materia de denuncia.</w:t>
       </w:r>
       <w:bookmarkStart w:id="6" w:name="h.gjdgxs" w:colFirst="0" w:colLast="0"/>
       <w:bookmarkEnd w:id="6"/>
     </w:p>
-    <w:p ns2:paraId="7E0BCE02" ns2:textId="22F60385">
+    <w:p>
       <w:pPr>
         <w:spacing w:after="0" w:line="240" w:lineRule="auto"/>
         <w:jc w:val="both"/>
@@ -5850,11 +5805,11 @@
           <w:color w:val="000000"/>
           <w:kern w:val="0"/>
           <w:lang w:eastAsia="es-PE"/>
-          <ns2:ligatures ns2:val="none"/>
-        </w:rPr>
-      </w:pPr>
-    </w:p>
-    <w:p ns2:paraId="25EB30DE" ns2:textId="50B57EAF">
+          <w14:ligatures w14:val="none"/>
+        </w:rPr>
+      </w:pPr>
+    </w:p>
+    <w:p>
       <w:pPr>
         <w:suppressAutoHyphens/>
         <w:spacing w:after="0" w:line="240" w:lineRule="auto"/>
@@ -5878,7 +5833,7 @@
           <w:b/>
           <w:spacing w:val="-3"/>
           <w:kern w:val="0"/>
-          <ns2:ligatures ns2:val="none"/>
+          <w14:ligatures w14:val="none"/>
         </w:rPr>
         <w:t/>
       </w:r>
@@ -5888,7 +5843,7 @@
           <w:bCs/>
           <w:spacing w:val="-3"/>
           <w:kern w:val="0"/>
-          <ns2:ligatures ns2:val="none"/>
+          <w14:ligatures w14:val="none"/>
         </w:rPr>
         <w:t xml:space="preserve"/>
       </w:r>
@@ -5898,7 +5853,7 @@
           <w:bCs/>
           <w:spacing w:val="-3"/>
           <w:kern w:val="0"/>
-          <ns2:ligatures ns2:val="none"/>
+          <w14:ligatures w14:val="none"/>
         </w:rPr>
         <w:t xml:space="preserve"/>
       </w:r>
@@ -5909,7 +5864,7 @@
           <w:kern w:val="0"/>
           <w:shd w:val="clear" w:color="auto" w:fill="FFFFFF"/>
           <w:lang w:eastAsia="es-PE"/>
-          <ns2:ligatures ns2:val="none"/>
+          <w14:ligatures w14:val="none"/>
         </w:rPr>
         <w:t xml:space="preserve"/>
       </w:r>
@@ -5933,7 +5888,7 @@
           <w:color w:val="000000"/>
           <w:kern w:val="0"/>
           <w:lang w:eastAsia="es-PE"/>
-          <ns2:ligatures ns2:val="none"/>
+          <w14:ligatures w14:val="none"/>
         </w:rPr>
         <w:t/>
       </w:r>
@@ -5950,7 +5905,7 @@
           <w:color w:val="000000"/>
           <w:kern w:val="0"/>
           <w:lang w:eastAsia="es-PE"/>
-          <ns2:ligatures ns2:val="none"/>
+          <w14:ligatures w14:val="none"/>
         </w:rPr>
         <w:t/>
       </w:r>
@@ -5976,7 +5931,7 @@
         <w:t/>
       </w:r>
     </w:p>
-    <w:p ns2:paraId="4ABE7E27" ns2:textId="77777777">
+    <w:p>
       <w:pPr>
         <w:suppressAutoHyphens/>
         <w:spacing w:after="0" w:line="240" w:lineRule="auto"/>
@@ -5986,7 +5941,7 @@
         </w:rPr>
       </w:pPr>
     </w:p>
-    <w:p ns2:paraId="0CF189DB" ns2:textId="266D7AF5">
+    <w:p>
       <w:pPr>
         <w:suppressAutoHyphens/>
         <w:spacing w:after="0" w:line="240" w:lineRule="auto"/>
@@ -6002,7 +5957,7 @@
           <w:b/>
           <w:spacing w:val="-3"/>
           <w:kern w:val="0"/>
-          <ns2:ligatures ns2:val="none"/>
+          <w14:ligatures w14:val="none"/>
         </w:rPr>
         <w:t>DÉCIMO</w:t>
       </w:r>
@@ -6012,7 +5967,7 @@
           <w:b/>
           <w:spacing w:val="-3"/>
           <w:kern w:val="0"/>
-          <ns2:ligatures ns2:val="none"/>
+          <w14:ligatures w14:val="none"/>
         </w:rPr>
         <w:t xml:space="preserve"> </w:t>
       </w:r>
@@ -6022,7 +5977,7 @@
           <w:b/>
           <w:spacing w:val="-3"/>
           <w:kern w:val="0"/>
-          <ns2:ligatures ns2:val="none"/>
+          <w14:ligatures w14:val="none"/>
         </w:rPr>
         <w:t>PRIMERO</w:t>
       </w:r>
@@ -6032,7 +5987,7 @@
           <w:b/>
           <w:spacing w:val="-3"/>
           <w:kern w:val="0"/>
-          <ns2:ligatures ns2:val="none"/>
+          <w14:ligatures w14:val="none"/>
         </w:rPr>
         <w:t>:</w:t>
       </w:r>
@@ -6042,7 +5997,7 @@
           <w:bCs/>
           <w:spacing w:val="-3"/>
           <w:kern w:val="0"/>
-          <ns2:ligatures ns2:val="none"/>
+          <w14:ligatures w14:val="none"/>
         </w:rPr>
         <w:t xml:space="preserve"> </w:t>
       </w:r>
@@ -6052,7 +6007,7 @@
           <w:bCs/>
           <w:spacing w:val="-3"/>
           <w:kern w:val="0"/>
-          <ns2:ligatures ns2:val="none"/>
+          <w14:ligatures w14:val="none"/>
         </w:rPr>
         <w:t>requerir a</w:t>
       </w:r>
@@ -6105,7 +6060,7 @@
           <w:color w:val="000000"/>
           <w:kern w:val="0"/>
           <w:lang w:eastAsia="es-PE"/>
-          <ns2:ligatures ns2:val="none"/>
+          <w14:ligatures w14:val="none"/>
         </w:rPr>
         <w:t>dentro del plazo de dos (2) días hábiles siguientes a la fecha en que reciba la notificación en su domicilio procesal</w:t>
       </w:r>
@@ -6124,7 +6079,7 @@
         <w:t xml:space="preserve"> </w:t>
       </w:r>
     </w:p>
-    <w:p ns2:paraId="29425FD7" ns2:textId="77777777">
+    <w:p>
       <w:pPr>
         <w:suppressAutoHyphens/>
         <w:spacing w:after="0" w:line="240" w:lineRule="auto"/>
@@ -6136,7 +6091,7 @@
       </w:pPr>
     </w:p>
     <w:bookmarkEnd w:id="7"/>
-    <w:p ns2:paraId="7263874E" ns2:textId="77777777">
+    <w:p>
       <w:pPr>
         <w:suppressAutoHyphens/>
         <w:spacing w:after="0" w:line="240" w:lineRule="auto"/>
@@ -6146,21 +6101,21 @@
         </w:rPr>
       </w:pPr>
     </w:p>
-    <w:p ns2:paraId="6F4AB11F" ns2:textId="77777777">
-      <w:pPr>
-        <w:spacing w:after="0" w:line="240" w:lineRule="auto"/>
-        <w:jc w:val="both"/>
-        <w:rPr>
-          <w:rFonts w:ascii="Arial Narrow" w:eastAsia="Arial Narrow" w:hAnsi="Arial Narrow" w:cs="Arial Narrow"/>
-          <w:b/>
-          <w:color w:val="000000"/>
-          <w:kern w:val="0"/>
-          <w:lang w:eastAsia="es-PE"/>
-          <ns2:ligatures ns2:val="none"/>
-        </w:rPr>
-      </w:pPr>
-    </w:p>
-    <w:p ns2:paraId="257808FC" ns2:textId="1D10BBD5">
+    <w:p>
+      <w:pPr>
+        <w:spacing w:after="0" w:line="240" w:lineRule="auto"/>
+        <w:jc w:val="both"/>
+        <w:rPr>
+          <w:rFonts w:ascii="Arial Narrow" w:eastAsia="Arial Narrow" w:hAnsi="Arial Narrow" w:cs="Arial Narrow"/>
+          <w:b/>
+          <w:color w:val="000000"/>
+          <w:kern w:val="0"/>
+          <w:lang w:eastAsia="es-PE"/>
+          <w14:ligatures w14:val="none"/>
+        </w:rPr>
+      </w:pPr>
+    </w:p>
+    <w:p>
       <w:pPr>
         <w:tabs>
           <w:tab w:val="left" w:pos="3759"/>
@@ -6173,11 +6128,11 @@
           <w:color w:val="000000"/>
           <w:kern w:val="0"/>
           <w:lang w:eastAsia="es-PE"/>
-          <ns2:ligatures ns2:val="none"/>
-        </w:rPr>
-      </w:pPr>
-    </w:p>
-    <w:p ns2:paraId="08FD69F7" ns2:textId="77777777">
+          <w14:ligatures w14:val="none"/>
+        </w:rPr>
+      </w:pPr>
+    </w:p>
+    <w:p>
       <w:pPr>
         <w:shd w:val="clear" w:color="auto" w:fill="FFFFFF"/>
         <w:spacing w:after="0" w:line="240" w:lineRule="auto"/>
@@ -6186,7 +6141,7 @@
           <w:rFonts w:ascii="Arial Narrow" w:eastAsia="Calibri" w:hAnsi="Arial Narrow" w:cs="Times New Roman"/>
           <w:color w:val="000000"/>
           <w:kern w:val="0"/>
-          <ns2:ligatures ns2:val="none"/>
+          <w14:ligatures w14:val="none"/>
         </w:rPr>
       </w:pPr>
       <w:r>
@@ -6196,12 +6151,12 @@
           <w:bCs/>
           <w:color w:val="000000"/>
           <w:kern w:val="0"/>
-          <ns2:ligatures ns2:val="none"/>
+          <w14:ligatures w14:val="none"/>
         </w:rPr>
         <w:t>EVELING ROA QUISPE</w:t>
       </w:r>
     </w:p>
-    <w:p ns2:paraId="7CD6E7F7" ns2:textId="77777777">
+    <w:p>
       <w:pPr>
         <w:shd w:val="clear" w:color="auto" w:fill="FFFFFF"/>
         <w:spacing w:after="0" w:line="240" w:lineRule="auto"/>
@@ -6212,7 +6167,7 @@
           <w:bCs/>
           <w:color w:val="000000"/>
           <w:kern w:val="0"/>
-          <ns2:ligatures ns2:val="none"/>
+          <w14:ligatures w14:val="none"/>
         </w:rPr>
       </w:pPr>
       <w:r>
@@ -6222,12 +6177,12 @@
           <w:bCs/>
           <w:color w:val="000000"/>
           <w:kern w:val="0"/>
-          <ns2:ligatures ns2:val="none"/>
+          <w14:ligatures w14:val="none"/>
         </w:rPr>
         <w:t>Secretaria Técnica</w:t>
       </w:r>
     </w:p>
-    <w:p ns2:paraId="5B8DFA9F" ns2:textId="77777777">
+    <w:p>
       <w:pPr>
         <w:shd w:val="clear" w:color="auto" w:fill="FFFFFF"/>
         <w:spacing w:after="0" w:line="240" w:lineRule="auto"/>
@@ -6238,7 +6193,7 @@
           <w:bCs/>
           <w:color w:val="000000"/>
           <w:kern w:val="0"/>
-          <ns2:ligatures ns2:val="none"/>
+          <w14:ligatures w14:val="none"/>
         </w:rPr>
       </w:pPr>
       <w:r>
@@ -6248,7 +6203,7 @@
           <w:bCs/>
           <w:color w:val="000000"/>
           <w:kern w:val="0"/>
-          <ns2:ligatures ns2:val="none"/>
+          <w14:ligatures w14:val="none"/>
         </w:rPr>
         <w:t>Comisión </w:t>
       </w:r>
@@ -6260,7 +6215,7 @@
           <w:color w:val="000000"/>
           <w:kern w:val="0"/>
           <w:shd w:val="clear" w:color="auto" w:fill="FFFFFF"/>
-          <ns2:ligatures ns2:val="none"/>
+          <w14:ligatures w14:val="none"/>
         </w:rPr>
         <w:t>de</w:t>
       </w:r>
@@ -6271,26 +6226,26 @@
           <w:bCs/>
           <w:color w:val="000000"/>
           <w:kern w:val="0"/>
-          <ns2:ligatures ns2:val="none"/>
+          <w14:ligatures w14:val="none"/>
         </w:rPr>
         <w:t> Protección al Consumidor 1</w:t>
       </w:r>
     </w:p>
-    <w:p ns2:paraId="70D48465" ns2:textId="77777777">
-      <w:pPr>
-        <w:spacing w:after="0" w:line="240" w:lineRule="auto"/>
-        <w:jc w:val="both"/>
-        <w:rPr>
-          <w:rFonts w:ascii="Arial Narrow" w:eastAsia="Arial Narrow" w:hAnsi="Arial Narrow" w:cs="Arial Narrow"/>
-          <w:b/>
-          <w:color w:val="000000"/>
-          <w:kern w:val="0"/>
-          <w:lang w:eastAsia="es-PE"/>
-          <ns2:ligatures ns2:val="none"/>
-        </w:rPr>
-      </w:pPr>
-    </w:p>
-    <w:p ns2:paraId="23E80058" ns2:textId="77777777">
+    <w:p>
+      <w:pPr>
+        <w:spacing w:after="0" w:line="240" w:lineRule="auto"/>
+        <w:jc w:val="both"/>
+        <w:rPr>
+          <w:rFonts w:ascii="Arial Narrow" w:eastAsia="Arial Narrow" w:hAnsi="Arial Narrow" w:cs="Arial Narrow"/>
+          <w:b/>
+          <w:color w:val="000000"/>
+          <w:kern w:val="0"/>
+          <w:lang w:eastAsia="es-PE"/>
+          <w14:ligatures w14:val="none"/>
+        </w:rPr>
+      </w:pPr>
+    </w:p>
+    <w:p>
       <w:pPr>
         <w:spacing w:after="0" w:line="240" w:lineRule="auto"/>
         <w:jc w:val="both"/>
@@ -6308,12 +6263,12 @@
           <w:sz w:val="16"/>
           <w:szCs w:val="16"/>
           <w:lang w:eastAsia="es-PE"/>
-          <ns2:ligatures ns2:val="none"/>
+          <w14:ligatures w14:val="none"/>
         </w:rPr>
         <w:t>LSM/JCQ</w:t>
       </w:r>
     </w:p>
-    <w:p ns2:paraId="1661E7F1" ns2:textId="77777777">
+    <w:p>
       <w:pPr>
         <w:spacing w:line="240" w:lineRule="auto"/>
         <w:rPr>
@@ -6321,15 +6276,15 @@
         </w:rPr>
       </w:pPr>
     </w:p>
-    <w:p ns2:paraId="74AAB5F4" ns2:textId="450BD654">
+    <w:p>
       <w:pPr>
         <w:spacing w:after="0" w:line="240" w:lineRule="auto"/>
         <w:jc w:val="both"/>
       </w:pPr>
     </w:p>
     <w:sectPr>
-      <w:headerReference w:type="default" ns3:id="rId8"/>
-      <w:footerReference w:type="default" ns3:id="rId9"/>
+      <w:headerReference w:type="default" r:id="rId8"/>
+      <w:footerReference w:type="default" r:id="rId9"/>
       <w:pgSz w:w="11906" w:h="16838"/>
       <w:pgMar w:top="1417" w:right="1701" w:bottom="1417" w:left="1701" w:header="708" w:footer="708" w:gutter="0"/>
       <w:cols w:space="708"/>
@@ -6340,7 +6295,7 @@
 </file>
 
 <file path=word/endnotes.xml><?xml version="1.0" encoding="utf-8"?>
-<w:endnotes xmlns:wpc="http://schemas.microsoft.com/office/word/2010/wordprocessingCanvas" xmlns:cx="http://schemas.microsoft.com/office/drawing/2014/chartex" xmlns:cx1="http://schemas.microsoft.com/office/drawing/2015/9/8/chartex" xmlns:cx2="http://schemas.microsoft.com/office/drawing/2015/10/21/chartex" xmlns:cx3="http://schemas.microsoft.com/office/drawing/2016/5/9/chartex" xmlns:cx4="http://schemas.microsoft.com/office/drawing/2016/5/10/chartex" xmlns:cx5="http://schemas.microsoft.com/office/drawing/2016/5/11/chartex" xmlns:cx6="http://schemas.microsoft.com/office/drawing/2016/5/12/chartex" xmlns:cx7="http://schemas.microsoft.com/office/drawing/2016/5/13/chartex" xmlns:cx8="http://schemas.microsoft.com/office/drawing/2016/5/14/chartex" xmlns:mc="http://schemas.openxmlformats.org/markup-compatibility/2006" xmlns:aink="http://schemas.microsoft.com/office/drawing/2016/ink" xmlns:am3d="http://schemas.microsoft.com/office/drawing/2017/model3d" xmlns:o="urn:schemas-microsoft-com:office:office" xmlns:oel="http://schemas.microsoft.com/office/2019/extlst" xmlns:r="http://schemas.openxmlformats.org/officeDocument/2006/relationships" xmlns:m="http://schemas.openxmlformats.org/officeDocument/2006/math" xmlns:v="urn:schemas-microsoft-com:vml" xmlns:wp14="http://schemas.microsoft.com/office/word/2010/wordprocessingDrawing" xmlns:wp="http://schemas.openxmlformats.org/drawingml/2006/wordprocessingDrawing" xmlns:w10="urn:schemas-microsoft-com:office:word" xmlns:w="http://schemas.openxmlformats.org/wordprocessingml/2006/main" xmlns:w14="http://schemas.microsoft.com/office/word/2010/wordml" xmlns:w15="http://schemas.microsoft.com/office/word/2012/wordml" xmlns:w16cex="http://schemas.microsoft.com/office/word/2018/wordml/cex" xmlns:w16cid="http://schemas.microsoft.com/office/word/2016/wordml/cid" xmlns:w16="http://schemas.microsoft.com/office/word/2018/wordml" xmlns:w16du="http://schemas.microsoft.com/office/word/2023/wordml/word16du" xmlns:w16sdtdh="http://schemas.microsoft.com/office/word/2020/wordml/sdtdatahash" xmlns:w16sdtfl="http://schemas.microsoft.com/office/word/2024/wordml/sdtformatlock" xmlns:w16se="http://schemas.microsoft.com/office/word/2015/wordml/symex" xmlns:wpg="http://schemas.microsoft.com/office/word/2010/wordprocessingGroup" xmlns:wpi="http://schemas.microsoft.com/office/word/2010/wordprocessingInk" xmlns:wne="http://schemas.microsoft.com/office/word/2006/wordml" xmlns:wps="http://schemas.microsoft.com/office/word/2010/wordprocessingShape" mc:Ignorable="w14 w15 w16se w16cid w16 w16cex w16sdtdh w16sdtfl w16du wp14">
+<w:endnotes xmlns:mc="http://schemas.openxmlformats.org/markup-compatibility/2006" xmlns:r="http://schemas.openxmlformats.org/officeDocument/2006/relationships" xmlns:w="http://schemas.openxmlformats.org/wordprocessingml/2006/main" xmlns:w14="http://schemas.microsoft.com/office/word/2010/wordml" xmlns:w15="http://schemas.microsoft.com/office/word/2012/wordml" xmlns:w16="http://schemas.microsoft.com/office/word/2018/wordml" xmlns:w16cex="http://schemas.microsoft.com/office/word/2018/wordml/cex" xmlns:w16cid="http://schemas.microsoft.com/office/word/2016/wordml/cid" xmlns:w16du="http://schemas.microsoft.com/office/word/2023/wordml/word16du" xmlns:w16sdtdh="http://schemas.microsoft.com/office/word/2020/wordml/sdtdatahash" xmlns:w16se="http://schemas.microsoft.com/office/word/2015/wordml/symex" xmlns:wp14="http://schemas.microsoft.com/office/word/2010/wordprocessingDrawing" mc:Ignorable="w14 w15 w16se w16cid w16 w16cex w16sdtdh w16du wp14">
   <w:endnote w:type="separator" w:id="-1">
     <w:p>
       <w:pPr>
@@ -6365,7 +6320,7 @@
 </file>
 
 <file path=word/footer1.xml><?xml version="1.0" encoding="utf-8"?>
-<w:ftr xmlns:wpc="http://schemas.microsoft.com/office/word/2010/wordprocessingCanvas" xmlns:cx="http://schemas.microsoft.com/office/drawing/2014/chartex" xmlns:cx1="http://schemas.microsoft.com/office/drawing/2015/9/8/chartex" xmlns:cx2="http://schemas.microsoft.com/office/drawing/2015/10/21/chartex" xmlns:cx3="http://schemas.microsoft.com/office/drawing/2016/5/9/chartex" xmlns:cx4="http://schemas.microsoft.com/office/drawing/2016/5/10/chartex" xmlns:cx5="http://schemas.microsoft.com/office/drawing/2016/5/11/chartex" xmlns:cx6="http://schemas.microsoft.com/office/drawing/2016/5/12/chartex" xmlns:cx7="http://schemas.microsoft.com/office/drawing/2016/5/13/chartex" xmlns:cx8="http://schemas.microsoft.com/office/drawing/2016/5/14/chartex" xmlns:mc="http://schemas.openxmlformats.org/markup-compatibility/2006" xmlns:aink="http://schemas.microsoft.com/office/drawing/2016/ink" xmlns:am3d="http://schemas.microsoft.com/office/drawing/2017/model3d" xmlns:o="urn:schemas-microsoft-com:office:office" xmlns:oel="http://schemas.microsoft.com/office/2019/extlst" xmlns:r="http://schemas.openxmlformats.org/officeDocument/2006/relationships" xmlns:m="http://schemas.openxmlformats.org/officeDocument/2006/math" xmlns:v="urn:schemas-microsoft-com:vml" xmlns:wp14="http://schemas.microsoft.com/office/word/2010/wordprocessingDrawing" xmlns:wp="http://schemas.openxmlformats.org/drawingml/2006/wordprocessingDrawing" xmlns:w10="urn:schemas-microsoft-com:office:word" xmlns:w="http://schemas.openxmlformats.org/wordprocessingml/2006/main" xmlns:w14="http://schemas.microsoft.com/office/word/2010/wordml" xmlns:w15="http://schemas.microsoft.com/office/word/2012/wordml" xmlns:w16cex="http://schemas.microsoft.com/office/word/2018/wordml/cex" xmlns:w16cid="http://schemas.microsoft.com/office/word/2016/wordml/cid" xmlns:w16="http://schemas.microsoft.com/office/word/2018/wordml" xmlns:w16du="http://schemas.microsoft.com/office/word/2023/wordml/word16du" xmlns:w16sdtdh="http://schemas.microsoft.com/office/word/2020/wordml/sdtdatahash" xmlns:w16sdtfl="http://schemas.microsoft.com/office/word/2024/wordml/sdtformatlock" xmlns:w16se="http://schemas.microsoft.com/office/word/2015/wordml/symex" xmlns:wpg="http://schemas.microsoft.com/office/word/2010/wordprocessingGroup" xmlns:wpi="http://schemas.microsoft.com/office/word/2010/wordprocessingInk" xmlns:wne="http://schemas.microsoft.com/office/word/2006/wordml" xmlns:wps="http://schemas.microsoft.com/office/word/2010/wordprocessingShape" mc:Ignorable="w14 w15 w16se w16cid w16 w16cex w16sdtdh w16sdtfl w16du wp14">
+<w:ftr xmlns:mc="http://schemas.openxmlformats.org/markup-compatibility/2006" xmlns:r="http://schemas.openxmlformats.org/officeDocument/2006/relationships" xmlns:w="http://schemas.openxmlformats.org/wordprocessingml/2006/main" xmlns:w14="http://schemas.microsoft.com/office/word/2010/wordml" xmlns:w15="http://schemas.microsoft.com/office/word/2012/wordml" xmlns:w16="http://schemas.microsoft.com/office/word/2018/wordml" xmlns:w16cex="http://schemas.microsoft.com/office/word/2018/wordml/cex" xmlns:w16cid="http://schemas.microsoft.com/office/word/2016/wordml/cid" xmlns:w16du="http://schemas.microsoft.com/office/word/2023/wordml/word16du" xmlns:w16sdtdh="http://schemas.microsoft.com/office/word/2020/wordml/sdtdatahash" xmlns:w16se="http://schemas.microsoft.com/office/word/2015/wordml/symex" xmlns:wp14="http://schemas.microsoft.com/office/word/2010/wordprocessingDrawing" mc:Ignorable="w14 w15 w16se w16cid w16 w16cex w16sdtdh w16du wp14">
   <w:p>
     <w:pPr>
       <w:pBdr>
@@ -6444,7 +6399,7 @@
 </file>
 
 <file path=word/footnotes.xml><?xml version="1.0" encoding="utf-8"?>
-<w:footnotes xmlns:wpc="http://schemas.microsoft.com/office/word/2010/wordprocessingCanvas" xmlns:cx="http://schemas.microsoft.com/office/drawing/2014/chartex" xmlns:cx1="http://schemas.microsoft.com/office/drawing/2015/9/8/chartex" xmlns:cx2="http://schemas.microsoft.com/office/drawing/2015/10/21/chartex" xmlns:cx3="http://schemas.microsoft.com/office/drawing/2016/5/9/chartex" xmlns:cx4="http://schemas.microsoft.com/office/drawing/2016/5/10/chartex" xmlns:cx5="http://schemas.microsoft.com/office/drawing/2016/5/11/chartex" xmlns:cx6="http://schemas.microsoft.com/office/drawing/2016/5/12/chartex" xmlns:cx7="http://schemas.microsoft.com/office/drawing/2016/5/13/chartex" xmlns:cx8="http://schemas.microsoft.com/office/drawing/2016/5/14/chartex" xmlns:mc="http://schemas.openxmlformats.org/markup-compatibility/2006" xmlns:aink="http://schemas.microsoft.com/office/drawing/2016/ink" xmlns:am3d="http://schemas.microsoft.com/office/drawing/2017/model3d" xmlns:o="urn:schemas-microsoft-com:office:office" xmlns:oel="http://schemas.microsoft.com/office/2019/extlst" xmlns:r="http://schemas.openxmlformats.org/officeDocument/2006/relationships" xmlns:m="http://schemas.openxmlformats.org/officeDocument/2006/math" xmlns:v="urn:schemas-microsoft-com:vml" xmlns:wp14="http://schemas.microsoft.com/office/word/2010/wordprocessingDrawing" xmlns:wp="http://schemas.openxmlformats.org/drawingml/2006/wordprocessingDrawing" xmlns:w10="urn:schemas-microsoft-com:office:word" xmlns:w="http://schemas.openxmlformats.org/wordprocessingml/2006/main" xmlns:w14="http://schemas.microsoft.com/office/word/2010/wordml" xmlns:w15="http://schemas.microsoft.com/office/word/2012/wordml" xmlns:w16cex="http://schemas.microsoft.com/office/word/2018/wordml/cex" xmlns:w16cid="http://schemas.microsoft.com/office/word/2016/wordml/cid" xmlns:w16="http://schemas.microsoft.com/office/word/2018/wordml" xmlns:w16du="http://schemas.microsoft.com/office/word/2023/wordml/word16du" xmlns:w16sdtdh="http://schemas.microsoft.com/office/word/2020/wordml/sdtdatahash" xmlns:w16sdtfl="http://schemas.microsoft.com/office/word/2024/wordml/sdtformatlock" xmlns:w16se="http://schemas.microsoft.com/office/word/2015/wordml/symex" xmlns:wpg="http://schemas.microsoft.com/office/word/2010/wordprocessingGroup" xmlns:wpi="http://schemas.microsoft.com/office/word/2010/wordprocessingInk" xmlns:wne="http://schemas.microsoft.com/office/word/2006/wordml" xmlns:wps="http://schemas.microsoft.com/office/word/2010/wordprocessingShape" mc:Ignorable="w14 w15 w16se w16cid w16 w16cex w16sdtdh w16sdtfl w16du wp14">
+<w:footnotes xmlns:mc="http://schemas.openxmlformats.org/markup-compatibility/2006" xmlns:r="http://schemas.openxmlformats.org/officeDocument/2006/relationships" xmlns:w="http://schemas.openxmlformats.org/wordprocessingml/2006/main" xmlns:w14="http://schemas.microsoft.com/office/word/2010/wordml" xmlns:w15="http://schemas.microsoft.com/office/word/2012/wordml" xmlns:w16="http://schemas.microsoft.com/office/word/2018/wordml" xmlns:w16cex="http://schemas.microsoft.com/office/word/2018/wordml/cex" xmlns:w16cid="http://schemas.microsoft.com/office/word/2016/wordml/cid" xmlns:w16du="http://schemas.microsoft.com/office/word/2023/wordml/word16du" xmlns:w16sdtdh="http://schemas.microsoft.com/office/word/2020/wordml/sdtdatahash" xmlns:w16se="http://schemas.microsoft.com/office/word/2015/wordml/symex" xmlns:wp14="http://schemas.microsoft.com/office/word/2010/wordprocessingDrawing" mc:Ignorable="w14 w15 w16se w16cid w16 w16cex w16sdtdh w16du wp14">
   <w:footnote w:type="separator" w:id="-1">
     <w:p>
       <w:pPr>
@@ -7816,6 +7771,161 @@
       </w:pPr>
     </w:p>
   </w:footnote>
+  <w:footnote w:id="14">
+    <w:p>
+      <w:pPr>
+        <w:pStyle w:val="Textonotapie"/>
+        <w:ind w:left="567" w:hanging="567"/>
+        <w:jc w:val="both"/>
+      </w:pPr>
+      <w:r>
+        <w:rPr>
+          <w:rStyle w:val="Refdenotaalpie"/>
+          <w:rFonts w:ascii="Arial Narrow" w:hAnsi="Arial Narrow" w:cs="Arial"/>
+          <w:sz w:val="16"/>
+          <w:szCs w:val="15"/>
+          <w:vertAlign w:val="superscript"/>
+        </w:rPr>
+        <w:footnoteRef/>
+      </w:r>
+      <w:r>
+        <w:rPr>
+          <w:rFonts w:ascii="Arial Narrow" w:hAnsi="Arial Narrow" w:cs="Arial"/>
+          <w:sz w:val="15"/>
+          <w:szCs w:val="15"/>
+        </w:rPr>
+        <w:tab/>
+      </w:r>
+      <w:r>
+        <w:rPr>
+          <w:rFonts w:ascii="Arial Narrow" w:hAnsi="Arial Narrow" w:cs="Arial"/>
+          <w:b/>
+          <w:bCs/>
+          <w:sz w:val="15"/>
+          <w:szCs w:val="15"/>
+        </w:rPr>
+        <w:t xml:space="preserve">DECRETO LEGISLATIVO 807, LEY SOBRE FACULTADES, NORMAS Y ORGANIZACIÓN DEL INDECOPI, publicado el 18 de abril de 1996</w:t>
+      </w:r>
+    </w:p>
+    <w:p>
+      <w:pPr>
+        <w:pStyle w:val="Textonotapie"/>
+        <w:ind w:left="567" w:hanging="567"/>
+        <w:jc w:val="both"/>
+      </w:pPr>
+      <w:r>
+        <w:rPr>
+          <w:rFonts w:ascii="Arial Narrow" w:hAnsi="Arial Narrow" w:cs="Arial"/>
+          <w:sz w:val="15"/>
+          <w:szCs w:val="15"/>
+        </w:rPr>
+        <w:tab/>
+      </w:r>
+      <w:r>
+        <w:rPr>
+          <w:rFonts w:ascii="Arial Narrow" w:hAnsi="Arial Narrow" w:cs="Arial"/>
+          <w:b/>
+          <w:bCs/>
+          <w:sz w:val="15"/>
+          <w:szCs w:val="15"/>
+        </w:rPr>
+        <w:t xml:space="preserve">Artículo 26.-</w:t>
+      </w:r>
+      <w:r>
+        <w:rPr>
+          <w:rFonts w:ascii="Arial Narrow" w:hAnsi="Arial Narrow" w:cs="Arial"/>
+          <w:sz w:val="15"/>
+          <w:szCs w:val="15"/>
+        </w:rPr>
+        <w:t xml:space="preserve"> Una vez admitida a trámite la denuncia, se correrá traslado de la misma al denunciado, a fin de que éste presente su descargo. El plazo para la presentación del descargo será de cinco (5) días contados desde la notificación, vencido el cual, el Secretario Técnico declarará en rebeldía al denunciado que no lo hubiera presentado.</w:t>
+      </w:r>
+    </w:p>
+  </w:footnote>
+  <w:footnote w:id="15">
+    <w:p>
+      <w:pPr>
+        <w:pStyle w:val="Textonotapie"/>
+        <w:ind w:left="567" w:hanging="567"/>
+        <w:jc w:val="both"/>
+      </w:pPr>
+      <w:r>
+        <w:rPr>
+          <w:rStyle w:val="Refdenotaalpie"/>
+          <w:rFonts w:ascii="Arial Narrow" w:hAnsi="Arial Narrow" w:cs="Arial"/>
+          <w:sz w:val="16"/>
+          <w:szCs w:val="15"/>
+          <w:vertAlign w:val="superscript"/>
+        </w:rPr>
+        <w:footnoteRef/>
+      </w:r>
+      <w:r>
+        <w:rPr>
+          <w:rFonts w:ascii="Arial Narrow" w:hAnsi="Arial Narrow" w:cs="Arial"/>
+          <w:sz w:val="15"/>
+          <w:szCs w:val="15"/>
+        </w:rPr>
+        <w:tab/>
+      </w:r>
+      <w:r>
+        <w:rPr>
+          <w:rFonts w:ascii="Arial Narrow" w:hAnsi="Arial Narrow" w:cs="Arial"/>
+          <w:b/>
+          <w:bCs/>
+          <w:sz w:val="15"/>
+          <w:szCs w:val="15"/>
+        </w:rPr>
+        <w:t xml:space="preserve">DECRETO SUPREMO 006-2026-JUS, TEXTO ÚNICO ORDENADO DE LA LEY 27444, LEY DEL PROCEDIMIENTO ADMINISTRATIVO GENERAL, publicado el 30 de abril de 2026</w:t>
+      </w:r>
+    </w:p>
+    <w:p>
+      <w:pPr>
+        <w:pStyle w:val="Textonotapie"/>
+        <w:ind w:left="567" w:hanging="567"/>
+        <w:jc w:val="both"/>
+      </w:pPr>
+      <w:r>
+        <w:rPr>
+          <w:rFonts w:ascii="Arial Narrow" w:hAnsi="Arial Narrow" w:cs="Arial"/>
+          <w:sz w:val="15"/>
+          <w:szCs w:val="15"/>
+        </w:rPr>
+        <w:tab/>
+      </w:r>
+      <w:r>
+        <w:rPr>
+          <w:rFonts w:ascii="Arial Narrow" w:hAnsi="Arial Narrow" w:cs="Arial"/>
+          <w:b/>
+          <w:bCs/>
+          <w:sz w:val="15"/>
+          <w:szCs w:val="15"/>
+        </w:rPr>
+        <w:t xml:space="preserve">Artículo 223.- Contestación de la reclamación</w:t>
+      </w:r>
+    </w:p>
+    <w:p>
+      <w:pPr>
+        <w:pStyle w:val="Textonotapie"/>
+        <w:ind w:left="567" w:hanging="567"/>
+        <w:jc w:val="both"/>
+      </w:pPr>
+      <w:r>
+        <w:rPr>
+          <w:rFonts w:ascii="Arial Narrow" w:hAnsi="Arial Narrow" w:cs="Arial"/>
+          <w:sz w:val="15"/>
+          <w:szCs w:val="15"/>
+        </w:rPr>
+        <w:tab/>
+      </w:r>
+      <w:r>
+        <w:rPr>
+          <w:rFonts w:ascii="Arial Narrow" w:hAnsi="Arial Narrow" w:cs="Arial"/>
+          <w:sz w:val="15"/>
+          <w:szCs w:val="15"/>
+        </w:rPr>
+        <w:t xml:space="preserve">223.1 El reclamado deberá presentar la contestación de la reclamación dentro de los quince (15) días posteriores a la notificación de ésta; vencido este plazo, la Administración declarará en rebeldía al reclamado que no la hubiera presentado. La contestación deberá contener los requisitos de los escritos previstos en el artículo 113 de la presente Ley, así como la absolución de todos los asuntos controvertidos de hecho y de derecho, Las alegaciones y los hechos relevantes de la reclamación, salvo que hayan sido específicamente negadas en la contestación, se tendrán por aceptadas o merituadas como ciertas.</w:t>
+      </w:r>
+    </w:p>
+  </w:footnote>
   <w:footnote w:id="9">
     <w:p>
       <w:pPr>
@@ -9378,7 +9488,7 @@
 </file>
 
 <file path=word/header1.xml><?xml version="1.0" encoding="utf-8"?>
-<w:hdr xmlns:wpc="http://schemas.microsoft.com/office/word/2010/wordprocessingCanvas" xmlns:cx="http://schemas.microsoft.com/office/drawing/2014/chartex" xmlns:cx1="http://schemas.microsoft.com/office/drawing/2015/9/8/chartex" xmlns:cx2="http://schemas.microsoft.com/office/drawing/2015/10/21/chartex" xmlns:cx3="http://schemas.microsoft.com/office/drawing/2016/5/9/chartex" xmlns:cx4="http://schemas.microsoft.com/office/drawing/2016/5/10/chartex" xmlns:cx5="http://schemas.microsoft.com/office/drawing/2016/5/11/chartex" xmlns:cx6="http://schemas.microsoft.com/office/drawing/2016/5/12/chartex" xmlns:cx7="http://schemas.microsoft.com/office/drawing/2016/5/13/chartex" xmlns:cx8="http://schemas.microsoft.com/office/drawing/2016/5/14/chartex" xmlns:mc="http://schemas.openxmlformats.org/markup-compatibility/2006" xmlns:aink="http://schemas.microsoft.com/office/drawing/2016/ink" xmlns:am3d="http://schemas.microsoft.com/office/drawing/2017/model3d" xmlns:o="urn:schemas-microsoft-com:office:office" xmlns:oel="http://schemas.microsoft.com/office/2019/extlst" xmlns:r="http://schemas.openxmlformats.org/officeDocument/2006/relationships" xmlns:m="http://schemas.openxmlformats.org/officeDocument/2006/math" xmlns:v="urn:schemas-microsoft-com:vml" xmlns:wp14="http://schemas.microsoft.com/office/word/2010/wordprocessingDrawing" xmlns:wp="http://schemas.openxmlformats.org/drawingml/2006/wordprocessingDrawing" xmlns:w10="urn:schemas-microsoft-com:office:word" xmlns:w="http://schemas.openxmlformats.org/wordprocessingml/2006/main" xmlns:w14="http://schemas.microsoft.com/office/word/2010/wordml" xmlns:w15="http://schemas.microsoft.com/office/word/2012/wordml" xmlns:w16cex="http://schemas.microsoft.com/office/word/2018/wordml/cex" xmlns:w16cid="http://schemas.microsoft.com/office/word/2016/wordml/cid" xmlns:w16="http://schemas.microsoft.com/office/word/2018/wordml" xmlns:w16du="http://schemas.microsoft.com/office/word/2023/wordml/word16du" xmlns:w16sdtdh="http://schemas.microsoft.com/office/word/2020/wordml/sdtdatahash" xmlns:w16sdtfl="http://schemas.microsoft.com/office/word/2024/wordml/sdtformatlock" xmlns:w16se="http://schemas.microsoft.com/office/word/2015/wordml/symex" xmlns:wpg="http://schemas.microsoft.com/office/word/2010/wordprocessingGroup" xmlns:wpi="http://schemas.microsoft.com/office/word/2010/wordprocessingInk" xmlns:wne="http://schemas.microsoft.com/office/word/2006/wordml" xmlns:wps="http://schemas.microsoft.com/office/word/2010/wordprocessingShape" mc:Ignorable="w14 w15 w16se w16cid w16 w16cex w16sdtdh w16sdtfl w16du wp14">
+<w:hdr xmlns:a="http://schemas.openxmlformats.org/drawingml/2006/main" xmlns:a14="http://schemas.microsoft.com/office/drawing/2010/main" xmlns:mc="http://schemas.openxmlformats.org/markup-compatibility/2006" xmlns:pic="http://schemas.openxmlformats.org/drawingml/2006/picture" xmlns:r="http://schemas.openxmlformats.org/officeDocument/2006/relationships" xmlns:w="http://schemas.openxmlformats.org/wordprocessingml/2006/main" xmlns:w14="http://schemas.microsoft.com/office/word/2010/wordml" xmlns:w15="http://schemas.microsoft.com/office/word/2012/wordml" xmlns:w16="http://schemas.microsoft.com/office/word/2018/wordml" xmlns:w16cex="http://schemas.microsoft.com/office/word/2018/wordml/cex" xmlns:w16cid="http://schemas.microsoft.com/office/word/2016/wordml/cid" xmlns:w16du="http://schemas.microsoft.com/office/word/2023/wordml/word16du" xmlns:w16sdtdh="http://schemas.microsoft.com/office/word/2020/wordml/sdtdatahash" xmlns:w16se="http://schemas.microsoft.com/office/word/2015/wordml/symex" xmlns:wp="http://schemas.openxmlformats.org/drawingml/2006/wordprocessingDrawing" xmlns:wp14="http://schemas.microsoft.com/office/word/2010/wordprocessingDrawing" mc:Ignorable="w14 w15 w16se w16cid w16 w16cex w16sdtdh w16du wp14">
   <w:tbl>
     <w:tblPr>
       <w:tblW w:w="8645" w:type="dxa"/>

--- a/plantillas_maestras/06_seguro_hogar_e_inmuebles/negativa_cobertura/1_ddo_aseguradora/mujer/TPL_1763_2025_SEGURO_HOGAR_E_INMUEBLES_NEGATIVA_COBERTURA_ASEGURADORA_MUJER_R1.docx
+++ b/plantillas_maestras/06_seguro_hogar_e_inmuebles/negativa_cobertura/1_ddo_aseguradora/mujer/TPL_1763_2025_SEGURO_HOGAR_E_INMUEBLES_NEGATIVA_COBERTURA_ASEGURADORA_MUJER_R1.docx
@@ -651,43 +651,7 @@
           <w:lang w:val="es-ES" w:eastAsia="es-ES"/>
           <w14:ligatures w14:val="none"/>
         </w:rPr>
-        <w:t xml:space="preserve">Mediante el escrito del 20 de junio de 2025, la señora [APELLIDO] denunció a Vívela por presuntas infracciones a la Ley 29571, Código de Protección y Defensa del Consumidor (en adelante, Código), señalando lo siguiente:</w:t>
-      </w:r>
-      <w:r>
-        <w:rPr>
-          <w:rFonts w:ascii="Arial Narrow" w:eastAsia="Arial Narrow" w:hAnsi="Arial Narrow" w:cs="Arial Narrow"/>
-          <w:color w:val="000000"/>
-          <w:kern w:val="0"/>
-          <w:sz w:val="22"/>
-          <w:szCs w:val="22"/>
-          <w:lang w:val="es-ES" w:eastAsia="es-ES"/>
-          <w14:ligatures w14:val="none"/>
-        </w:rPr>
-        <w:t xml:space="preserve"/>
-      </w:r>
-      <w:r>
-        <w:rPr>
-          <w:rFonts w:ascii="Arial Narrow" w:eastAsia="Arial Narrow" w:hAnsi="Arial Narrow" w:cs="Arial Narrow"/>
-          <w:color w:val="000000"/>
-          <w:kern w:val="0"/>
-          <w:sz w:val="22"/>
-          <w:szCs w:val="22"/>
-          <w:lang w:val="es-ES" w:eastAsia="es-ES"/>
-          <w14:ligatures w14:val="none"/>
-        </w:rPr>
-        <w:t xml:space="preserve"/>
-      </w:r>
-      <w:r>
-        <w:rPr>
-          <w:rFonts w:ascii="Arial Narrow" w:eastAsia="Arial Narrow" w:hAnsi="Arial Narrow" w:cs="Arial Narrow"/>
-          <w:color w:val="000000"/>
-          <w:kern w:val="0"/>
-          <w:sz w:val="22"/>
-          <w:szCs w:val="22"/>
-          <w:lang w:val="es-ES" w:eastAsia="es-ES"/>
-          <w14:ligatures w14:val="none"/>
-        </w:rPr>
-        <w:t/>
+        <w:t xml:space="preserve">Mediante el escrito del 20 de junio de 2025, la señora [APELLIDO] denunció a Vívela por presuntas infracciones a la Ley 29571, Código de Protección y Defensa del Consumidor</w:t>
       </w:r>
       <w:r>
         <w:rPr>
@@ -706,78 +670,26 @@
       <w:r>
         <w:rPr>
           <w:rFonts w:ascii="Arial Narrow" w:eastAsia="Arial Narrow" w:hAnsi="Arial Narrow" w:cs="Arial Narrow"/>
-          <w:kern w:val="0"/>
-          <w14:ligatures w14:val="none"/>
-          <w:sz w:val="22"/>
-          <w:szCs w:val="22"/>
-        </w:rPr>
-        <w:t/>
-      </w:r>
-      <w:r>
-        <w:rPr>
-          <w:rFonts w:ascii="Arial Narrow" w:eastAsia="Arial Narrow" w:hAnsi="Arial Narrow" w:cs="Arial Narrow"/>
-          <w:kern w:val="0"/>
-          <w14:ligatures w14:val="none"/>
-          <w:sz w:val="22"/>
-          <w:szCs w:val="22"/>
+          <w:color w:val="000000"/>
+          <w:kern w:val="0"/>
+          <w:sz w:val="22"/>
+          <w:szCs w:val="22"/>
+          <w:lang w:val="es-ES" w:eastAsia="es-ES"/>
+          <w14:ligatures w14:val="none"/>
+        </w:rPr>
+        <w:t xml:space="preserve"> (en adelante, Código), señalando lo siguiente:</w:t>
+      </w:r>
+      <w:r>
+        <w:rPr>
+          <w:rFonts w:ascii="Arial Narrow" w:eastAsia="Arial Narrow" w:hAnsi="Arial Narrow" w:cs="Arial Narrow"/>
+          <w:color w:val="000000"/>
+          <w:kern w:val="0"/>
+          <w:sz w:val="22"/>
+          <w:szCs w:val="22"/>
+          <w:lang w:val="es-ES" w:eastAsia="es-ES"/>
+          <w14:ligatures w14:val="none"/>
         </w:rPr>
         <w:t xml:space="preserve"/>
-      </w:r>
-      <w:r>
-        <w:rPr>
-          <w:rFonts w:ascii="Arial Narrow" w:eastAsia="Arial Narrow" w:hAnsi="Arial Narrow" w:cs="Arial Narrow"/>
-          <w:kern w:val="0"/>
-          <w14:ligatures w14:val="none"/>
-          <w:sz w:val="22"/>
-          <w:szCs w:val="22"/>
-        </w:rPr>
-        <w:t xml:space="preserve"/>
-      </w:r>
-      <w:r>
-        <w:rPr>
-          <w:rFonts w:ascii="Arial Narrow" w:eastAsia="Arial Narrow" w:hAnsi="Arial Narrow" w:cs="Arial Narrow"/>
-          <w:kern w:val="0"/>
-          <w14:ligatures w14:val="none"/>
-          <w:sz w:val="22"/>
-          <w:szCs w:val="22"/>
-        </w:rPr>
-        <w:t/>
-      </w:r>
-      <w:r>
-        <w:rPr>
-          <w:rFonts w:ascii="Arial Narrow" w:eastAsia="Arial Narrow" w:hAnsi="Arial Narrow" w:cs="Arial Narrow"/>
-          <w:color w:val="000000"/>
-          <w:kern w:val="0"/>
-          <w:sz w:val="22"/>
-          <w:szCs w:val="22"/>
-          <w:lang w:val="es-ES" w:eastAsia="es-ES"/>
-          <w14:ligatures w14:val="none"/>
-        </w:rPr>
-        <w:t xml:space="preserve"/>
-      </w:r>
-      <w:r>
-        <w:rPr>
-          <w:rFonts w:ascii="Arial Narrow" w:eastAsia="Arial Narrow" w:hAnsi="Arial Narrow" w:cs="Arial Narrow"/>
-          <w:color w:val="000000"/>
-          <w:kern w:val="0"/>
-          <w:sz w:val="22"/>
-          <w:szCs w:val="22"/>
-          <w:lang w:val="es-ES" w:eastAsia="es-ES"/>
-          <w14:ligatures w14:val="none"/>
-        </w:rPr>
-        <w:t/>
-      </w:r>
-      <w:r>
-        <w:rPr>
-          <w:rFonts w:ascii="Arial Narrow" w:eastAsia="Arial Narrow" w:hAnsi="Arial Narrow" w:cs="Arial Narrow"/>
-          <w:color w:val="000000"/>
-          <w:kern w:val="0"/>
-          <w:sz w:val="22"/>
-          <w:szCs w:val="22"/>
-          <w:lang w:val="es-ES" w:eastAsia="es-ES"/>
-          <w14:ligatures w14:val="none"/>
-        </w:rPr>
-        <w:t/>
       </w:r>
       <w:r>
         <w:rPr>
@@ -816,6 +728,106 @@
           <w14:ligatures w14:val="none"/>
         </w:rPr>
         <w:footnoteReference w:id="2"/>
+      </w:r>
+      <w:r>
+        <w:rPr>
+          <w:rFonts w:ascii="Arial Narrow" w:eastAsia="Arial Narrow" w:hAnsi="Arial Narrow" w:cs="Arial Narrow"/>
+          <w:kern w:val="0"/>
+          <w14:ligatures w14:val="none"/>
+          <w:sz w:val="22"/>
+          <w:szCs w:val="22"/>
+        </w:rPr>
+        <w:t/>
+      </w:r>
+      <w:r>
+        <w:rPr>
+          <w:rFonts w:ascii="Arial Narrow" w:eastAsia="Arial Narrow" w:hAnsi="Arial Narrow" w:cs="Arial Narrow"/>
+          <w:kern w:val="0"/>
+          <w14:ligatures w14:val="none"/>
+          <w:sz w:val="22"/>
+          <w:szCs w:val="22"/>
+        </w:rPr>
+        <w:t xml:space="preserve"/>
+      </w:r>
+      <w:r>
+        <w:rPr>
+          <w:rFonts w:ascii="Arial Narrow" w:eastAsia="Arial Narrow" w:hAnsi="Arial Narrow" w:cs="Arial Narrow"/>
+          <w:kern w:val="0"/>
+          <w14:ligatures w14:val="none"/>
+          <w:sz w:val="22"/>
+          <w:szCs w:val="22"/>
+        </w:rPr>
+        <w:t xml:space="preserve"/>
+      </w:r>
+      <w:r>
+        <w:rPr>
+          <w:rFonts w:ascii="Arial Narrow" w:eastAsia="Arial Narrow" w:hAnsi="Arial Narrow" w:cs="Arial Narrow"/>
+          <w:kern w:val="0"/>
+          <w14:ligatures w14:val="none"/>
+          <w:sz w:val="22"/>
+          <w:szCs w:val="22"/>
+        </w:rPr>
+        <w:t/>
+      </w:r>
+      <w:r>
+        <w:rPr>
+          <w:rFonts w:ascii="Arial Narrow" w:eastAsia="Arial Narrow" w:hAnsi="Arial Narrow" w:cs="Arial Narrow"/>
+          <w:color w:val="000000"/>
+          <w:kern w:val="0"/>
+          <w:sz w:val="22"/>
+          <w:szCs w:val="22"/>
+          <w:lang w:val="es-ES" w:eastAsia="es-ES"/>
+          <w14:ligatures w14:val="none"/>
+        </w:rPr>
+        <w:t xml:space="preserve"/>
+      </w:r>
+      <w:r>
+        <w:rPr>
+          <w:rFonts w:ascii="Arial Narrow" w:eastAsia="Arial Narrow" w:hAnsi="Arial Narrow" w:cs="Arial Narrow"/>
+          <w:color w:val="000000"/>
+          <w:kern w:val="0"/>
+          <w:sz w:val="22"/>
+          <w:szCs w:val="22"/>
+          <w:lang w:val="es-ES" w:eastAsia="es-ES"/>
+          <w14:ligatures w14:val="none"/>
+        </w:rPr>
+        <w:t/>
+      </w:r>
+      <w:r>
+        <w:rPr>
+          <w:rFonts w:ascii="Arial Narrow" w:eastAsia="Arial Narrow" w:hAnsi="Arial Narrow" w:cs="Arial Narrow"/>
+          <w:color w:val="000000"/>
+          <w:kern w:val="0"/>
+          <w:sz w:val="22"/>
+          <w:szCs w:val="22"/>
+          <w:lang w:val="es-ES" w:eastAsia="es-ES"/>
+          <w14:ligatures w14:val="none"/>
+        </w:rPr>
+        <w:t/>
+      </w:r>
+      <w:r>
+        <w:rPr>
+          <w:rFonts w:ascii="Arial Narrow" w:eastAsia="Arial Narrow" w:hAnsi="Arial Narrow" w:cs="Arial Narrow"/>
+          <w:color w:val="000000"/>
+          <w:kern w:val="0"/>
+          <w:sz w:val="22"/>
+          <w:szCs w:val="22"/>
+          <w:lang w:val="es-ES" w:eastAsia="es-ES"/>
+          <w14:ligatures w14:val="none"/>
+        </w:rPr>
+        <w:t xml:space="preserve"/>
+      </w:r>
+      <w:r>
+        <w:rPr>
+          <w:rFonts w:ascii="Arial Narrow" w:eastAsia="Arial Narrow" w:hAnsi="Arial Narrow" w:cs="Arial Narrow"/>
+          <w:color w:val="000000"/>
+          <w:kern w:val="0"/>
+          <w:sz w:val="22"/>
+          <w:szCs w:val="22"/>
+          <w:lang w:val="es-ES" w:eastAsia="es-ES"/>
+          <w14:ligatures w14:val="none"/>
+        </w:rPr>
+        <w:t/>
       </w:r>
       <w:r>
         <w:rPr>
@@ -4610,21 +4622,6 @@
     </w:p>
     <w:p>
       <w:pPr>
-        <w:spacing w:after="0" w:line="240" w:lineRule="auto"/>
-        <w:jc w:val="both"/>
-        <w:rPr>
-          <w:rFonts w:ascii="Arial Narrow" w:eastAsia="Arial Narrow" w:hAnsi="Arial Narrow" w:cs="Arial Narrow"/>
-          <w:color w:val="000000"/>
-          <w:kern w:val="0"/>
-          <w:sz w:val="22"/>
-          <w:szCs w:val="22"/>
-          <w:lang w:val="es-ES" w:eastAsia="es-ES"/>
-          <w14:ligatures w14:val="none"/>
-        </w:rPr>
-      </w:pPr>
-    </w:p>
-    <w:p>
-      <w:pPr>
         <w:numPr>
           <w:ilvl w:val="0"/>
           <w:numId w:val="4"/>
@@ -4698,12 +4695,23 @@
           <w:lang w:eastAsia="es-PE"/>
           <w14:ligatures w14:val="none"/>
         </w:rPr>
-        <w:t xml:space="preserve">PRIMERO: admitir a trámite la denuncia del 20 de junio de 2025, interpuesta por la señora [DENUNCIANTE] contra la Empresa de Crédito Vívela S.A., por lo siguiente:</w:t>
-      </w:r>
-      <w:r>
-        <w:rPr>
-          <w:rFonts w:ascii="Arial Narrow" w:eastAsia="Arial Narrow" w:hAnsi="Arial Narrow" w:cs="Arial Narrow"/>
-          <w:b/>
+        <w:t xml:space="preserve">PRIMERO:</w:t>
+      </w:r>
+      <w:r>
+        <w:rPr>
+          <w:rFonts w:ascii="Arial Narrow" w:eastAsia="Arial Narrow" w:hAnsi="Arial Narrow" w:cs="Arial Narrow"/>
+          <w:color w:val="000000"/>
+          <w:kern w:val="0"/>
+          <w:sz w:val="22"/>
+          <w:szCs w:val="22"/>
+          <w:lang w:eastAsia="es-PE"/>
+          <w14:ligatures w14:val="none"/>
+        </w:rPr>
+        <w:t xml:space="preserve"> admitir a trámite la denuncia del 20 de junio de 2025, interpuesta por la señora [DENUNCIANTE] contra la Empresa de Crédito Vívela S.A., por lo siguiente:</w:t>
+      </w:r>
+      <w:r>
+        <w:rPr>
+          <w:rFonts w:ascii="Arial Narrow" w:eastAsia="Arial Narrow" w:hAnsi="Arial Narrow" w:cs="Arial Narrow"/>
           <w:color w:val="000000"/>
           <w:kern w:val="0"/>
           <w:sz w:val="22"/>
@@ -4779,7 +4787,6 @@
       <w:r>
         <w:rPr>
           <w:rFonts w:ascii="Arial Narrow" w:eastAsia="Arial Narrow" w:hAnsi="Arial Narrow" w:cs="Arial Narrow"/>
-          <w:bCs/>
           <w:spacing w:val="-3"/>
           <w:kern w:val="0"/>
           <w14:ligatures w14:val="none"/>
@@ -4830,7 +4837,6 @@
       <w:r>
         <w:rPr>
           <w:rFonts w:ascii="Arial Narrow" w:eastAsia="Arial Narrow" w:hAnsi="Arial Narrow" w:cs="Arial Narrow"/>
-          <w:bCs/>
           <w:sz w:val="22"/>
           <w:szCs w:val="22"/>
         </w:rPr>
@@ -4839,7 +4845,6 @@
       <w:r>
         <w:rPr>
           <w:rFonts w:ascii="Arial Narrow" w:eastAsia="Arial Narrow" w:hAnsi="Arial Narrow" w:cs="Arial Narrow"/>
-          <w:bCs/>
           <w:sz w:val="22"/>
           <w:szCs w:val="22"/>
         </w:rPr>
@@ -4848,7 +4853,6 @@
       <w:r>
         <w:rPr>
           <w:rFonts w:ascii="Arial Narrow" w:eastAsia="Arial Narrow" w:hAnsi="Arial Narrow" w:cs="Arial Narrow"/>
-          <w:bCs/>
           <w:sz w:val="22"/>
           <w:szCs w:val="22"/>
         </w:rPr>
@@ -5509,7 +5513,19 @@
           <w:lang w:eastAsia="es-PE"/>
           <w14:ligatures w14:val="none"/>
         </w:rPr>
-        <w:t xml:space="preserve">: </w:t>
+        <w:t xml:space="preserve">:</w:t>
+      </w:r>
+      <w:r>
+        <w:rPr>
+          <w:rFonts w:ascii="Arial Narrow" w:eastAsia="Arial Narrow" w:hAnsi="Arial Narrow" w:cs="Arial Narrow"/>
+          <w:color w:val="000000"/>
+          <w:kern w:val="0"/>
+          <w:sz w:val="22"/>
+          <w:szCs w:val="22"/>
+          <w:lang w:eastAsia="es-PE"/>
+          <w14:ligatures w14:val="none"/>
+        </w:rPr>
+        <w:t xml:space="preserve"> </w:t>
       </w:r>
       <w:r>
         <w:rPr>
@@ -5539,7 +5555,6 @@
       <w:r>
         <w:rPr>
           <w:rFonts w:ascii="Arial Narrow" w:eastAsia="Arial Narrow" w:hAnsi="Arial Narrow" w:cs="Arial Narrow"/>
-          <w:bCs/>
           <w:sz w:val="22"/>
           <w:szCs w:val="22"/>
         </w:rPr>
@@ -5924,7 +5939,15 @@
           <w:sz w:val="22"/>
           <w:szCs w:val="22"/>
         </w:rPr>
-        <w:t xml:space="preserve">CUARTO: </w:t>
+        <w:t xml:space="preserve">CUARTO:</w:t>
+      </w:r>
+      <w:r>
+        <w:rPr>
+          <w:rFonts w:ascii="Arial Narrow" w:eastAsia="Arial Narrow" w:hAnsi="Arial Narrow" w:cs="Arial Narrow"/>
+          <w:sz w:val="22"/>
+          <w:szCs w:val="22"/>
+        </w:rPr>
+        <w:t xml:space="preserve"> </w:t>
       </w:r>
       <w:r>
         <w:rPr>
@@ -5946,7 +5969,7 @@
           <w:lang w:val="es-ES" w:eastAsia="es-ES"/>
           <w14:ligatures w14:val="none"/>
         </w:rPr>
-        <w:footnoteReference w:id="14"/>
+        <w:footnoteReference w:id="9"/>
       </w:r>
       <w:r>
         <w:rPr>
@@ -5968,7 +5991,7 @@
           <w:lang w:val="es-ES" w:eastAsia="es-ES"/>
           <w14:ligatures w14:val="none"/>
         </w:rPr>
-        <w:footnoteReference w:id="15"/>
+        <w:footnoteReference w:id="10"/>
       </w:r>
       <w:r>
         <w:rPr>
@@ -6033,7 +6056,19 @@
           <w:lang w:eastAsia="es-PE"/>
           <w14:ligatures w14:val="none"/>
         </w:rPr>
-        <w:t xml:space="preserve">: </w:t>
+        <w:t xml:space="preserve">:</w:t>
+      </w:r>
+      <w:r>
+        <w:rPr>
+          <w:rFonts w:ascii="Arial Narrow" w:eastAsia="Arial Narrow" w:hAnsi="Arial Narrow" w:cs="Arial Narrow"/>
+          <w:color w:val="000000"/>
+          <w:kern w:val="0"/>
+          <w:sz w:val="22"/>
+          <w:szCs w:val="22"/>
+          <w:lang w:eastAsia="es-PE"/>
+          <w14:ligatures w14:val="none"/>
+        </w:rPr>
+        <w:t xml:space="preserve"> </w:t>
       </w:r>
       <w:r>
         <w:rPr>
@@ -6074,216 +6109,277 @@
       <w:r>
         <w:rPr>
           <w:rFonts w:ascii="Arial Narrow" w:eastAsia="Arial Narrow" w:hAnsi="Arial Narrow" w:cs="Arial Narrow"/>
+          <w:sz w:val="22"/>
+          <w:szCs w:val="22"/>
+        </w:rPr>
+        <w:t>Empresa de Crédito Vívela S.A.</w:t>
+      </w:r>
+      <w:r>
+        <w:rPr>
+          <w:rFonts w:ascii="Arial Narrow" w:eastAsia="Arial Narrow" w:hAnsi="Arial Narrow" w:cs="Arial Narrow"/>
+          <w:color w:val="000000"/>
+          <w:kern w:val="0"/>
+          <w:sz w:val="22"/>
+          <w:szCs w:val="22"/>
+          <w:lang w:eastAsia="es-ES"/>
+          <w14:ligatures w14:val="none"/>
+        </w:rPr>
+        <w:t xml:space="preserve">, </w:t>
+      </w:r>
+      <w:r>
+        <w:rPr>
+          <w:rFonts w:ascii="Arial Narrow" w:eastAsia="Arial Narrow" w:hAnsi="Arial Narrow" w:cs="Arial Narrow"/>
+          <w:color w:val="000000"/>
+          <w:kern w:val="0"/>
+          <w:sz w:val="22"/>
+          <w:szCs w:val="22"/>
+          <w:lang w:val="es-ES" w:eastAsia="es-ES"/>
+          <w14:ligatures w14:val="none"/>
+        </w:rPr>
+        <w:t xml:space="preserve">cumpla con: (i) presentar una copia debidamente suscrita de la </w:t>
+      </w:r>
+      <w:r>
+        <w:rPr>
+          <w:rFonts w:ascii="Arial Narrow" w:eastAsia="Arial Narrow" w:hAnsi="Arial Narrow" w:cs="Arial Narrow"/>
+          <w:color w:val="000000"/>
+          <w:kern w:val="0"/>
+          <w:sz w:val="22"/>
+          <w:szCs w:val="22"/>
+          <w:lang w:val="es-ES" w:eastAsia="es-ES"/>
+          <w14:ligatures w14:val="none"/>
+        </w:rPr>
+        <w:t xml:space="preserve">Póliza </w:t>
+      </w:r>
+      <w:proofErr w:type="spellStart"/>
+      <w:r>
+        <w:rPr>
+          <w:rFonts w:ascii="Arial Narrow" w:eastAsia="Arial Narrow" w:hAnsi="Arial Narrow" w:cs="Arial Narrow"/>
+          <w:color w:val="000000"/>
+          <w:kern w:val="0"/>
+          <w:sz w:val="22"/>
+          <w:szCs w:val="22"/>
+          <w:lang w:eastAsia="es-ES"/>
+          <w14:ligatures w14:val="none"/>
+        </w:rPr>
+        <w:t/>
+      </w:r>
+      <w:proofErr w:type="spellEnd"/>
+      <w:r>
+        <w:rPr>
+          <w:rFonts w:ascii="Arial Narrow" w:eastAsia="Arial Narrow" w:hAnsi="Arial Narrow" w:cs="Arial Narrow"/>
+          <w:color w:val="000000"/>
+          <w:kern w:val="0"/>
+          <w:sz w:val="22"/>
+          <w:szCs w:val="22"/>
+          <w:lang w:eastAsia="es-ES"/>
+          <w14:ligatures w14:val="none"/>
+        </w:rPr>
+        <w:t xml:space="preserve"> 230198521 </w:t>
+      </w:r>
+      <w:r>
+        <w:rPr>
+          <w:rFonts w:ascii="Arial Narrow" w:eastAsia="Arial Narrow" w:hAnsi="Arial Narrow" w:cs="Arial Narrow"/>
+          <w:color w:val="000000"/>
+          <w:kern w:val="0"/>
+          <w:sz w:val="22"/>
+          <w:szCs w:val="22"/>
+          <w:lang w:val="es-ES" w:eastAsia="es-ES"/>
+          <w14:ligatures w14:val="none"/>
+        </w:rPr>
+        <w:t xml:space="preserve">del </w:t>
+      </w:r>
+      <w:r>
+        <w:rPr>
+          <w:rFonts w:ascii="Arial Narrow" w:eastAsia="Arial Narrow" w:hAnsi="Arial Narrow" w:cs="Arial Narrow"/>
+          <w:color w:val="000000"/>
+          <w:kern w:val="0"/>
+          <w:sz w:val="22"/>
+          <w:szCs w:val="22"/>
+          <w:lang w:eastAsia="es-ES"/>
+          <w14:ligatures w14:val="none"/>
+        </w:rPr>
+        <w:t xml:space="preserve">Seguro de Inmueble </w:t>
+      </w:r>
+      <w:r>
+        <w:rPr>
+          <w:rFonts w:ascii="Arial Narrow" w:eastAsia="Arial Narrow" w:hAnsi="Arial Narrow" w:cs="Arial Narrow"/>
+          <w:color w:val="000000"/>
+          <w:kern w:val="0"/>
+          <w:sz w:val="22"/>
+          <w:szCs w:val="22"/>
+          <w:lang w:val="es-ES" w:eastAsia="es-ES"/>
+          <w14:ligatures w14:val="none"/>
+        </w:rPr>
+        <w:t>materia de denuncia; y, (</w:t>
+      </w:r>
+      <w:proofErr w:type="spellStart"/>
+      <w:r>
+        <w:rPr>
+          <w:rFonts w:ascii="Arial Narrow" w:eastAsia="Arial Narrow" w:hAnsi="Arial Narrow" w:cs="Arial Narrow"/>
+          <w:color w:val="000000"/>
+          <w:kern w:val="0"/>
+          <w:sz w:val="22"/>
+          <w:szCs w:val="22"/>
+          <w:lang w:val="es-ES" w:eastAsia="es-ES"/>
+          <w14:ligatures w14:val="none"/>
+        </w:rPr>
+        <w:t>ii</w:t>
+      </w:r>
+      <w:proofErr w:type="spellEnd"/>
+      <w:r>
+        <w:rPr>
+          <w:rFonts w:ascii="Arial Narrow" w:eastAsia="Arial Narrow" w:hAnsi="Arial Narrow" w:cs="Arial Narrow"/>
+          <w:color w:val="000000"/>
+          <w:kern w:val="0"/>
+          <w:sz w:val="22"/>
+          <w:szCs w:val="22"/>
+          <w:lang w:val="es-ES" w:eastAsia="es-ES"/>
+          <w14:ligatures w14:val="none"/>
+        </w:rPr>
+        <w:t>) presentar todas las comunicaciones cursadas con la parte denunciante en virtud de los hechos materia de denuncia.</w:t>
+      </w:r>
+    </w:p>
+    <w:p>
+      <w:pPr>
+        <w:spacing w:after="0" w:line="240" w:lineRule="auto"/>
+        <w:jc w:val="both"/>
+        <w:rPr>
+          <w:rFonts w:ascii="Arial Narrow" w:eastAsia="Arial Narrow" w:hAnsi="Arial Narrow" w:cs="Arial Narrow"/>
+          <w:b/>
+          <w:color w:val="000000"/>
+          <w:kern w:val="0"/>
+          <w:sz w:val="22"/>
+          <w:szCs w:val="22"/>
+          <w:lang w:val="es-ES" w:eastAsia="es-PE"/>
+          <w14:ligatures w14:val="none"/>
+        </w:rPr>
+      </w:pPr>
+    </w:p>
+    <w:p>
+      <w:pPr>
+        <w:spacing w:after="0" w:line="240" w:lineRule="auto"/>
+        <w:jc w:val="both"/>
+        <w:rPr>
+          <w:rFonts w:ascii="Arial Narrow" w:eastAsia="Arial Narrow" w:hAnsi="Arial Narrow" w:cs="Arial Narrow"/>
+          <w:color w:val="000000"/>
+          <w:kern w:val="0"/>
+          <w:sz w:val="22"/>
+          <w:szCs w:val="22"/>
+          <w:lang w:eastAsia="es-PE"/>
+          <w14:ligatures w14:val="none"/>
+        </w:rPr>
+      </w:pPr>
+      <w:r>
+        <w:rPr>
+          <w:rFonts w:ascii="Arial Narrow" w:eastAsia="Arial Narrow" w:hAnsi="Arial Narrow" w:cs="Arial Narrow"/>
+          <w:b/>
           <w:bCs/>
-          <w:sz w:val="22"/>
-          <w:szCs w:val="22"/>
-        </w:rPr>
-        <w:t>Empresa de Crédito Vívela S.A.</w:t>
-      </w:r>
-      <w:r>
-        <w:rPr>
-          <w:rFonts w:ascii="Arial Narrow" w:eastAsia="Arial Narrow" w:hAnsi="Arial Narrow" w:cs="Arial Narrow"/>
-          <w:color w:val="000000"/>
-          <w:kern w:val="0"/>
-          <w:sz w:val="22"/>
-          <w:szCs w:val="22"/>
-          <w:lang w:eastAsia="es-ES"/>
-          <w14:ligatures w14:val="none"/>
-        </w:rPr>
-        <w:t xml:space="preserve">, </w:t>
-      </w:r>
-      <w:r>
-        <w:rPr>
-          <w:rFonts w:ascii="Arial Narrow" w:eastAsia="Arial Narrow" w:hAnsi="Arial Narrow" w:cs="Arial Narrow"/>
-          <w:color w:val="000000"/>
-          <w:kern w:val="0"/>
-          <w:sz w:val="22"/>
-          <w:szCs w:val="22"/>
-          <w:lang w:val="es-ES" w:eastAsia="es-ES"/>
-          <w14:ligatures w14:val="none"/>
-        </w:rPr>
-        <w:t xml:space="preserve">cumpla con: (i) presentar una copia debidamente suscrita de la </w:t>
-      </w:r>
-      <w:r>
-        <w:rPr>
-          <w:rFonts w:ascii="Arial Narrow" w:eastAsia="Arial Narrow" w:hAnsi="Arial Narrow" w:cs="Arial Narrow"/>
-          <w:color w:val="000000"/>
-          <w:kern w:val="0"/>
-          <w:sz w:val="22"/>
-          <w:szCs w:val="22"/>
-          <w:lang w:val="es-ES" w:eastAsia="es-ES"/>
-          <w14:ligatures w14:val="none"/>
-        </w:rPr>
-        <w:t xml:space="preserve">Póliza </w:t>
-      </w:r>
-      <w:proofErr w:type="spellStart"/>
-      <w:r>
-        <w:rPr>
-          <w:rFonts w:ascii="Arial Narrow" w:eastAsia="Arial Narrow" w:hAnsi="Arial Narrow" w:cs="Arial Narrow"/>
-          <w:color w:val="000000"/>
-          <w:kern w:val="0"/>
-          <w:sz w:val="22"/>
-          <w:szCs w:val="22"/>
-          <w:lang w:eastAsia="es-ES"/>
+          <w:kern w:val="0"/>
+          <w14:ligatures w14:val="none"/>
+          <w:sz w:val="22"/>
+          <w:szCs w:val="22"/>
+        </w:rPr>
+        <w:t>SEXTO</w:t>
+      </w:r>
+      <w:r>
+        <w:rPr>
+          <w:rFonts w:ascii="Arial Narrow" w:eastAsia="Arial Narrow" w:hAnsi="Arial Narrow" w:cs="Arial Narrow"/>
+          <w:b/>
+          <w:color w:val="000000"/>
+          <w:kern w:val="0"/>
+          <w:sz w:val="22"/>
+          <w:szCs w:val="22"/>
+          <w:lang w:eastAsia="es-PE"/>
+          <w14:ligatures w14:val="none"/>
+        </w:rPr>
+        <w:t>:</w:t>
+      </w:r>
+      <w:r>
+        <w:rPr>
+          <w:rFonts w:ascii="Arial Narrow" w:eastAsia="Arial Narrow" w:hAnsi="Arial Narrow" w:cs="Arial Narrow"/>
+          <w:color w:val="000000"/>
+          <w:kern w:val="0"/>
+          <w:sz w:val="22"/>
+          <w:szCs w:val="22"/>
+          <w:lang w:eastAsia="es-PE"/>
+          <w14:ligatures w14:val="none"/>
+        </w:rPr>
+        <w:t xml:space="preserve"> </w:t>
+      </w:r>
+      <w:bookmarkStart w:id="5" w:name="_Hlk188286915"/>
+      <w:r>
+        <w:rPr>
+          <w:rFonts w:ascii="Arial Narrow" w:eastAsia="Arial Narrow" w:hAnsi="Arial Narrow" w:cs="Arial Narrow"/>
+          <w:color w:val="000000"/>
+          <w:kern w:val="0"/>
+          <w:sz w:val="22"/>
+          <w:szCs w:val="22"/>
+          <w:lang w:eastAsia="es-PE"/>
+          <w14:ligatures w14:val="none"/>
+        </w:rPr>
+        <w:t>informar a las partes que el artículo 110</w:t>
+      </w:r>
+      <w:r>
+        <w:rPr>
+          <w:rFonts w:ascii="Arial Narrow" w:eastAsia="Arial Narrow" w:hAnsi="Arial Narrow" w:cs="Arial Narrow"/>
+          <w:color w:val="000000"/>
+          <w:kern w:val="0"/>
+          <w:sz w:val="22"/>
+          <w:szCs w:val="22"/>
+          <w:lang w:eastAsia="es-PE"/>
           <w14:ligatures w14:val="none"/>
         </w:rPr>
         <w:t/>
       </w:r>
-      <w:proofErr w:type="spellEnd"/>
-      <w:r>
-        <w:rPr>
-          <w:rFonts w:ascii="Arial Narrow" w:eastAsia="Arial Narrow" w:hAnsi="Arial Narrow" w:cs="Arial Narrow"/>
-          <w:color w:val="000000"/>
-          <w:kern w:val="0"/>
-          <w:sz w:val="22"/>
-          <w:szCs w:val="22"/>
-          <w:lang w:eastAsia="es-ES"/>
-          <w14:ligatures w14:val="none"/>
-        </w:rPr>
-        <w:t xml:space="preserve"> 230198521 </w:t>
-      </w:r>
-      <w:r>
-        <w:rPr>
-          <w:rFonts w:ascii="Arial Narrow" w:eastAsia="Arial Narrow" w:hAnsi="Arial Narrow" w:cs="Arial Narrow"/>
-          <w:color w:val="000000"/>
-          <w:kern w:val="0"/>
-          <w:sz w:val="22"/>
-          <w:szCs w:val="22"/>
-          <w:lang w:val="es-ES" w:eastAsia="es-ES"/>
-          <w14:ligatures w14:val="none"/>
-        </w:rPr>
-        <w:t xml:space="preserve">del </w:t>
-      </w:r>
-      <w:r>
-        <w:rPr>
-          <w:rFonts w:ascii="Arial Narrow" w:eastAsia="Arial Narrow" w:hAnsi="Arial Narrow" w:cs="Arial Narrow"/>
-          <w:color w:val="000000"/>
-          <w:kern w:val="0"/>
-          <w:sz w:val="22"/>
-          <w:szCs w:val="22"/>
-          <w:lang w:eastAsia="es-ES"/>
-          <w14:ligatures w14:val="none"/>
-        </w:rPr>
-        <w:t xml:space="preserve">Seguro de Inmueble </w:t>
-      </w:r>
-      <w:r>
-        <w:rPr>
-          <w:rFonts w:ascii="Arial Narrow" w:eastAsia="Arial Narrow" w:hAnsi="Arial Narrow" w:cs="Arial Narrow"/>
-          <w:color w:val="000000"/>
-          <w:kern w:val="0"/>
-          <w:sz w:val="22"/>
-          <w:szCs w:val="22"/>
-          <w:lang w:val="es-ES" w:eastAsia="es-ES"/>
-          <w14:ligatures w14:val="none"/>
-        </w:rPr>
-        <w:t>materia de denuncia; y, (</w:t>
-      </w:r>
-      <w:proofErr w:type="spellStart"/>
-      <w:r>
-        <w:rPr>
-          <w:rFonts w:ascii="Arial Narrow" w:eastAsia="Arial Narrow" w:hAnsi="Arial Narrow" w:cs="Arial Narrow"/>
-          <w:color w:val="000000"/>
-          <w:kern w:val="0"/>
-          <w:sz w:val="22"/>
-          <w:szCs w:val="22"/>
-          <w:lang w:val="es-ES" w:eastAsia="es-ES"/>
-          <w14:ligatures w14:val="none"/>
-        </w:rPr>
-        <w:t>ii</w:t>
-      </w:r>
-      <w:proofErr w:type="spellEnd"/>
-      <w:r>
-        <w:rPr>
-          <w:rFonts w:ascii="Arial Narrow" w:eastAsia="Arial Narrow" w:hAnsi="Arial Narrow" w:cs="Arial Narrow"/>
-          <w:color w:val="000000"/>
-          <w:kern w:val="0"/>
-          <w:sz w:val="22"/>
-          <w:szCs w:val="22"/>
-          <w:lang w:val="es-ES" w:eastAsia="es-ES"/>
-          <w14:ligatures w14:val="none"/>
-        </w:rPr>
-        <w:t>) presentar todas las comunicaciones cursadas con la parte denunciante en virtud de los hechos materia de denuncia.</w:t>
-      </w:r>
-    </w:p>
-    <w:p>
-      <w:pPr>
-        <w:spacing w:after="0" w:line="240" w:lineRule="auto"/>
-        <w:jc w:val="both"/>
-        <w:rPr>
-          <w:rFonts w:ascii="Arial Narrow" w:eastAsia="Arial Narrow" w:hAnsi="Arial Narrow" w:cs="Arial Narrow"/>
-          <w:b/>
-          <w:color w:val="000000"/>
-          <w:kern w:val="0"/>
-          <w:sz w:val="22"/>
-          <w:szCs w:val="22"/>
-          <w:lang w:val="es-ES" w:eastAsia="es-PE"/>
-          <w14:ligatures w14:val="none"/>
-        </w:rPr>
-      </w:pPr>
-    </w:p>
-    <w:p>
-      <w:pPr>
-        <w:spacing w:after="0" w:line="240" w:lineRule="auto"/>
-        <w:jc w:val="both"/>
-        <w:rPr>
-          <w:rFonts w:ascii="Arial Narrow" w:eastAsia="Arial Narrow" w:hAnsi="Arial Narrow" w:cs="Arial Narrow"/>
-          <w:color w:val="000000"/>
-          <w:kern w:val="0"/>
-          <w:sz w:val="22"/>
-          <w:szCs w:val="22"/>
-          <w:lang w:eastAsia="es-PE"/>
-          <w14:ligatures w14:val="none"/>
-        </w:rPr>
-      </w:pPr>
-      <w:r>
-        <w:rPr>
-          <w:rFonts w:ascii="Arial Narrow" w:eastAsia="Arial Narrow" w:hAnsi="Arial Narrow" w:cs="Arial Narrow"/>
-          <w:b/>
-          <w:bCs/>
-          <w:kern w:val="0"/>
-          <w14:ligatures w14:val="none"/>
-          <w:sz w:val="22"/>
-          <w:szCs w:val="22"/>
-        </w:rPr>
-        <w:t>SEXTO</w:t>
-      </w:r>
-      <w:r>
-        <w:rPr>
-          <w:rFonts w:ascii="Arial Narrow" w:eastAsia="Arial Narrow" w:hAnsi="Arial Narrow" w:cs="Arial Narrow"/>
-          <w:b/>
-          <w:color w:val="000000"/>
-          <w:kern w:val="0"/>
-          <w:sz w:val="22"/>
-          <w:szCs w:val="22"/>
-          <w:lang w:eastAsia="es-PE"/>
-          <w14:ligatures w14:val="none"/>
-        </w:rPr>
-        <w:t>:</w:t>
-      </w:r>
-      <w:r>
-        <w:rPr>
-          <w:rFonts w:ascii="Arial Narrow" w:eastAsia="Arial Narrow" w:hAnsi="Arial Narrow" w:cs="Arial Narrow"/>
-          <w:color w:val="000000"/>
-          <w:kern w:val="0"/>
-          <w:sz w:val="22"/>
-          <w:szCs w:val="22"/>
-          <w:lang w:eastAsia="es-PE"/>
-          <w14:ligatures w14:val="none"/>
-        </w:rPr>
-        <w:t xml:space="preserve"> </w:t>
-      </w:r>
-      <w:bookmarkStart w:id="5" w:name="_Hlk188286915"/>
-      <w:r>
-        <w:rPr>
-          <w:rFonts w:ascii="Arial Narrow" w:eastAsia="Arial Narrow" w:hAnsi="Arial Narrow" w:cs="Arial Narrow"/>
-          <w:color w:val="000000"/>
-          <w:kern w:val="0"/>
-          <w:sz w:val="22"/>
-          <w:szCs w:val="22"/>
-          <w:lang w:eastAsia="es-PE"/>
-          <w14:ligatures w14:val="none"/>
-        </w:rPr>
-        <w:t>informar a las partes que el artículo 110</w:t>
+      <w:r>
+        <w:rPr>
+          <w:rFonts w:ascii="Arial Narrow" w:eastAsia="Arial Narrow" w:hAnsi="Arial Narrow" w:cs="Arial Narrow"/>
+          <w:color w:val="000000"/>
+          <w:kern w:val="0"/>
+          <w:sz w:val="22"/>
+          <w:szCs w:val="22"/>
+          <w:lang w:eastAsia="es-PE"/>
+          <w14:ligatures w14:val="none"/>
+        </w:rPr>
+        <w:t xml:space="preserve"> de la Ley 29571, Código de Protección y Defensa del Consumidor</w:t>
+      </w:r>
+      <w:r>
+        <w:rPr>
+          <w:rStyle w:val="Refdenotaalpie"/>
+          <w:rFonts w:ascii="Arial Narrow" w:eastAsia="Arial Narrow" w:hAnsi="Arial Narrow" w:cs="Arial Narrow"/>
+          <w:color w:val="000000"/>
+          <w:kern w:val="0"/>
+          <w:sz w:val="22"/>
+          <w:szCs w:val="22"/>
+          <w:vertAlign w:val="superscript"/>
+          <w:lang w:eastAsia="es-PE"/>
+          <w14:ligatures w14:val="none"/>
+        </w:rPr>
+        <w:footnoteReference w:id="11"/>
+      </w:r>
+      <w:r>
+        <w:rPr>
+          <w:rFonts w:ascii="Arial Narrow" w:eastAsia="Arial Narrow" w:hAnsi="Arial Narrow" w:cs="Arial Narrow"/>
+          <w:color w:val="000000"/>
+          <w:kern w:val="0"/>
+          <w:sz w:val="22"/>
+          <w:szCs w:val="22"/>
+          <w:lang w:eastAsia="es-PE"/>
+          <w14:ligatures w14:val="none"/>
+        </w:rPr>
+        <w:t>, faculta a la Comisión a calificar las infracciones de la referida norma como leves, graves o muy graves e imponer</w:t>
+      </w:r>
+      <w:r>
+        <w:rPr>
+          <w:rFonts w:ascii="Arial Narrow" w:eastAsia="Arial Narrow" w:hAnsi="Arial Narrow" w:cs="Arial Narrow"/>
+          <w:color w:val="000000"/>
+          <w:kern w:val="0"/>
+          <w:sz w:val="22"/>
+          <w:szCs w:val="22"/>
+          <w:lang w:eastAsia="es-PE"/>
+          <w14:ligatures w14:val="none"/>
+        </w:rPr>
+        <w:t xml:space="preserve"> sanciones que van desde una amonestación hasta una multa por un máximo de 450 Unidades Impositivas Tributarias, sin perjuicio de las medidas correctivas, reparadoras y complementarias, que puedan ordenarse de acuerdo a lo estipulado en los artículos 114</w:t>
       </w:r>
       <w:r>
         <w:rPr>
@@ -6307,7 +6403,55 @@
           <w:lang w:eastAsia="es-PE"/>
           <w14:ligatures w14:val="none"/>
         </w:rPr>
-        <w:t xml:space="preserve"> de la Ley 29571, Código de Protección y Defensa del Consumidor</w:t>
+        <w:t>, 115</w:t>
+      </w:r>
+      <w:r>
+        <w:rPr>
+          <w:rFonts w:ascii="Arial Narrow" w:eastAsia="Arial Narrow" w:hAnsi="Arial Narrow" w:cs="Arial Narrow"/>
+          <w:color w:val="000000"/>
+          <w:kern w:val="0"/>
+          <w:sz w:val="22"/>
+          <w:szCs w:val="22"/>
+          <w:lang w:eastAsia="es-PE"/>
+          <w14:ligatures w14:val="none"/>
+        </w:rPr>
+        <w:t/>
+      </w:r>
+      <w:r>
+        <w:rPr>
+          <w:rFonts w:ascii="Arial Narrow" w:eastAsia="Arial Narrow" w:hAnsi="Arial Narrow" w:cs="Arial Narrow"/>
+          <w:color w:val="000000"/>
+          <w:kern w:val="0"/>
+          <w:sz w:val="22"/>
+          <w:szCs w:val="22"/>
+          <w:lang w:eastAsia="es-PE"/>
+          <w14:ligatures w14:val="none"/>
+        </w:rPr>
+        <w:t xml:space="preserve"> y 116</w:t>
+      </w:r>
+      <w:r>
+        <w:rPr>
+          <w:rFonts w:ascii="Arial Narrow" w:eastAsia="Arial Narrow" w:hAnsi="Arial Narrow" w:cs="Arial Narrow"/>
+          <w:color w:val="000000"/>
+          <w:kern w:val="0"/>
+          <w:sz w:val="22"/>
+          <w:szCs w:val="22"/>
+          <w:lang w:eastAsia="es-PE"/>
+          <w14:ligatures w14:val="none"/>
+        </w:rPr>
+        <w:t/>
+      </w:r>
+      <w:r>
+        <w:rPr>
+          <w:rFonts w:ascii="Arial Narrow" w:eastAsia="Arial Narrow" w:hAnsi="Arial Narrow" w:cs="Arial Narrow"/>
+          <w:color w:val="000000"/>
+          <w:kern w:val="0"/>
+          <w:sz w:val="22"/>
+          <w:szCs w:val="22"/>
+          <w:lang w:eastAsia="es-PE"/>
+          <w14:ligatures w14:val="none"/>
+        </w:rPr>
+        <w:t xml:space="preserve"> de la referida norma</w:t>
       </w:r>
       <w:r>
         <w:rPr>
@@ -6321,117 +6465,7 @@
           <w:lang w:eastAsia="es-PE"/>
           <w14:ligatures w14:val="none"/>
         </w:rPr>
-        <w:footnoteReference w:id="9"/>
-      </w:r>
-      <w:r>
-        <w:rPr>
-          <w:rFonts w:ascii="Arial Narrow" w:eastAsia="Arial Narrow" w:hAnsi="Arial Narrow" w:cs="Arial Narrow"/>
-          <w:color w:val="000000"/>
-          <w:kern w:val="0"/>
-          <w:sz w:val="22"/>
-          <w:szCs w:val="22"/>
-          <w:lang w:eastAsia="es-PE"/>
-          <w14:ligatures w14:val="none"/>
-        </w:rPr>
-        <w:t>, faculta a la Comisión a calificar las infracciones de la referida norma como leves, graves o muy graves e imponer</w:t>
-      </w:r>
-      <w:r>
-        <w:rPr>
-          <w:rFonts w:ascii="Arial Narrow" w:eastAsia="Arial Narrow" w:hAnsi="Arial Narrow" w:cs="Arial Narrow"/>
-          <w:color w:val="000000"/>
-          <w:kern w:val="0"/>
-          <w:sz w:val="22"/>
-          <w:szCs w:val="22"/>
-          <w:lang w:eastAsia="es-PE"/>
-          <w14:ligatures w14:val="none"/>
-        </w:rPr>
-        <w:t xml:space="preserve"> sanciones que van desde una amonestación hasta una multa por un máximo de 450 Unidades Impositivas Tributarias, sin perjuicio de las medidas correctivas, reparadoras y complementarias, que puedan ordenarse de acuerdo a lo estipulado en los artículos 114</w:t>
-      </w:r>
-      <w:r>
-        <w:rPr>
-          <w:rFonts w:ascii="Arial Narrow" w:eastAsia="Arial Narrow" w:hAnsi="Arial Narrow" w:cs="Arial Narrow"/>
-          <w:color w:val="000000"/>
-          <w:kern w:val="0"/>
-          <w:sz w:val="22"/>
-          <w:szCs w:val="22"/>
-          <w:lang w:eastAsia="es-PE"/>
-          <w14:ligatures w14:val="none"/>
-        </w:rPr>
-        <w:t/>
-      </w:r>
-      <w:r>
-        <w:rPr>
-          <w:rFonts w:ascii="Arial Narrow" w:eastAsia="Arial Narrow" w:hAnsi="Arial Narrow" w:cs="Arial Narrow"/>
-          <w:color w:val="000000"/>
-          <w:kern w:val="0"/>
-          <w:sz w:val="22"/>
-          <w:szCs w:val="22"/>
-          <w:lang w:eastAsia="es-PE"/>
-          <w14:ligatures w14:val="none"/>
-        </w:rPr>
-        <w:t>, 115</w:t>
-      </w:r>
-      <w:r>
-        <w:rPr>
-          <w:rFonts w:ascii="Arial Narrow" w:eastAsia="Arial Narrow" w:hAnsi="Arial Narrow" w:cs="Arial Narrow"/>
-          <w:color w:val="000000"/>
-          <w:kern w:val="0"/>
-          <w:sz w:val="22"/>
-          <w:szCs w:val="22"/>
-          <w:lang w:eastAsia="es-PE"/>
-          <w14:ligatures w14:val="none"/>
-        </w:rPr>
-        <w:t/>
-      </w:r>
-      <w:r>
-        <w:rPr>
-          <w:rFonts w:ascii="Arial Narrow" w:eastAsia="Arial Narrow" w:hAnsi="Arial Narrow" w:cs="Arial Narrow"/>
-          <w:color w:val="000000"/>
-          <w:kern w:val="0"/>
-          <w:sz w:val="22"/>
-          <w:szCs w:val="22"/>
-          <w:lang w:eastAsia="es-PE"/>
-          <w14:ligatures w14:val="none"/>
-        </w:rPr>
-        <w:t xml:space="preserve"> y 116</w:t>
-      </w:r>
-      <w:r>
-        <w:rPr>
-          <w:rFonts w:ascii="Arial Narrow" w:eastAsia="Arial Narrow" w:hAnsi="Arial Narrow" w:cs="Arial Narrow"/>
-          <w:color w:val="000000"/>
-          <w:kern w:val="0"/>
-          <w:sz w:val="22"/>
-          <w:szCs w:val="22"/>
-          <w:lang w:eastAsia="es-PE"/>
-          <w14:ligatures w14:val="none"/>
-        </w:rPr>
-        <w:t/>
-      </w:r>
-      <w:r>
-        <w:rPr>
-          <w:rFonts w:ascii="Arial Narrow" w:eastAsia="Arial Narrow" w:hAnsi="Arial Narrow" w:cs="Arial Narrow"/>
-          <w:color w:val="000000"/>
-          <w:kern w:val="0"/>
-          <w:sz w:val="22"/>
-          <w:szCs w:val="22"/>
-          <w:lang w:eastAsia="es-PE"/>
-          <w14:ligatures w14:val="none"/>
-        </w:rPr>
-        <w:t xml:space="preserve"> de la referida norma</w:t>
-      </w:r>
-      <w:r>
-        <w:rPr>
-          <w:rStyle w:val="Refdenotaalpie"/>
-          <w:rFonts w:ascii="Arial Narrow" w:eastAsia="Arial Narrow" w:hAnsi="Arial Narrow" w:cs="Arial Narrow"/>
-          <w:color w:val="000000"/>
-          <w:kern w:val="0"/>
-          <w:sz w:val="22"/>
-          <w:szCs w:val="22"/>
-          <w:vertAlign w:val="superscript"/>
-          <w:lang w:eastAsia="es-PE"/>
-          <w14:ligatures w14:val="none"/>
-        </w:rPr>
-        <w:footnoteReference w:id="10"/>
+        <w:footnoteReference w:id="12"/>
       </w:r>
       <w:r>
         <w:rPr>
@@ -6495,7 +6529,7 @@
           <w:lang w:eastAsia="es-PE"/>
           <w14:ligatures w14:val="none"/>
         </w:rPr>
-        <w:footnoteReference w:id="11"/>
+        <w:footnoteReference w:id="13"/>
       </w:r>
       <w:r>
         <w:rPr>
@@ -6722,7 +6756,7 @@
           <w:vertAlign w:val="superscript"/>
           <w14:ligatures w14:val="none"/>
         </w:rPr>
-        <w:footnoteReference w:id="12"/>
+        <w:footnoteReference w:id="14"/>
       </w:r>
       <w:r>
         <w:rPr>
@@ -6740,7 +6774,6 @@
           <w:kern w:val="0"/>
           <w:sz w:val="22"/>
           <w:szCs w:val="22"/>
-          <w:u w:val="single"/>
           <w14:ligatures w14:val="none"/>
         </w:rPr>
         <w:t>expresamente su facultad para asistir y conciliar en su representación</w:t>
@@ -6748,7 +6781,6 @@
       <w:r>
         <w:rPr>
           <w:rFonts w:ascii="Arial Narrow" w:eastAsia="Arial Narrow" w:hAnsi="Arial Narrow" w:cs="Arial Narrow"/>
-          <w:bCs/>
           <w:kern w:val="0"/>
           <w14:ligatures w14:val="none"/>
           <w:sz w:val="22"/>
@@ -6759,8 +6791,6 @@
       <w:r>
         <w:rPr>
           <w:rFonts w:ascii="Arial Narrow" w:eastAsia="Arial Narrow" w:hAnsi="Arial Narrow" w:cs="Arial Narrow"/>
-          <w:b/>
-          <w:bCs/>
           <w:kern w:val="0"/>
           <w14:ligatures w14:val="none"/>
           <w:sz w:val="22"/>
@@ -6774,7 +6804,6 @@
           <w:kern w:val="0"/>
           <w:sz w:val="22"/>
           <w:szCs w:val="22"/>
-          <w:u w:val="single"/>
           <w14:ligatures w14:val="none"/>
         </w:rPr>
         <w:t xml:space="preserve">Ello bajo apercibimiento de no realizar la audiencia de conciliación y levantar el acta de inasistencia correspondiente. </w:t>
@@ -6883,7 +6912,15 @@
           <w:szCs w:val="22"/>
         </w:rPr>
         <w:lastRenderedPageBreak/>
-        <w:t xml:space="preserve">DÉCIMO: </w:t>
+        <w:t xml:space="preserve">DÉCIMO:</w:t>
+      </w:r>
+      <w:r>
+        <w:rPr>
+          <w:rFonts w:ascii="Arial Narrow" w:eastAsia="Arial Narrow" w:hAnsi="Arial Narrow" w:cs="Arial Narrow"/>
+          <w:sz w:val="22"/>
+          <w:szCs w:val="22"/>
+        </w:rPr>
+        <w:t xml:space="preserve"> </w:t>
       </w:r>
       <w:r>
         <w:rPr>
@@ -7007,7 +7044,7 @@
           <w:szCs w:val="22"/>
           <w:vertAlign w:val="superscript"/>
         </w:rPr>
-        <w:footnoteReference w:id="13"/>
+        <w:footnoteReference w:id="15"/>
       </w:r>
       <w:r>
         <w:rPr>
@@ -7093,7 +7130,6 @@
       <w:r>
         <w:rPr>
           <w:rFonts w:ascii="Arial Narrow" w:eastAsia="Arial Narrow" w:hAnsi="Arial Narrow" w:cs="Arial Narrow"/>
-          <w:bCs/>
           <w:spacing w:val="-3"/>
           <w:kern w:val="0"/>
           <w14:ligatures w14:val="none"/>
@@ -7253,6 +7289,34 @@
           <w14:ligatures w14:val="none"/>
         </w:rPr>
       </w:pPr>
+    </w:p>
+    <w:p>
+      <w:pPr>
+        <w:shd w:val="clear" w:color="auto" w:fill="FFFFFF"/>
+        <w:spacing w:after="0" w:line="240" w:lineRule="auto"/>
+        <w:jc w:val="center"/>
+        <w:rPr>
+          <w:rFonts w:ascii="Arial Narrow" w:eastAsia="Arial Narrow" w:hAnsi="Arial Narrow" w:cs="Arial Narrow"/>
+          <w:color w:val="000000"/>
+          <w:kern w:val="0"/>
+          <w14:ligatures w14:val="none"/>
+          <w:sz w:val="22"/>
+          <w:szCs w:val="22"/>
+        </w:rPr>
+      </w:pPr>
+      <w:r>
+        <w:rPr>
+          <w:rFonts w:ascii="Arial Narrow" w:eastAsia="Arial Narrow" w:hAnsi="Arial Narrow" w:cs="Arial Narrow"/>
+          <w:b/>
+          <w:bCs/>
+          <w:color w:val="000000"/>
+          <w:kern w:val="0"/>
+          <w14:ligatures w14:val="none"/>
+          <w:sz w:val="22"/>
+          <w:szCs w:val="22"/>
+        </w:rPr>
+        <w:t xml:space="preserve">Firmado digitalmente por</w:t>
+      </w:r>
     </w:p>
     <w:p>
       <w:pPr>
@@ -7571,6 +7635,9 @@
     <w:p>
       <w:pPr>
         <w:pStyle w:val="Textonotapie"/>
+        <w:tabs>
+          <w:tab w:val="left" w:pos="567"/>
+        </w:tabs>
         <w:ind w:left="567" w:hanging="567"/>
         <w:jc w:val="both"/>
         <w:rPr>
@@ -7595,7 +7662,82 @@
           <w:sz w:val="16"/>
           <w:szCs w:val="16"/>
         </w:rPr>
+        <w:tab/>
+        <w:t xml:space="preserve"/>
+      </w:r>
+      <w:r>
+        <w:rPr>
+          <w:rFonts w:ascii="Arial Narrow" w:eastAsia="Arial Narrow" w:hAnsi="Arial Narrow" w:cs="Arial Narrow"/>
+          <w:sz w:val="16"/>
+          <w:szCs w:val="16"/>
+        </w:rPr>
+        <w:tab/>
+        <w:t>Publicado</w:t>
+      </w:r>
+      <w:r>
+        <w:rPr>
+          <w:rFonts w:ascii="Arial Narrow" w:eastAsia="Arial Narrow" w:hAnsi="Arial Narrow" w:cs="Arial Narrow"/>
+          <w:b/>
+          <w:sz w:val="16"/>
+          <w:szCs w:val="16"/>
+        </w:rPr>
         <w:t xml:space="preserve"> </w:t>
+      </w:r>
+      <w:r>
+        <w:rPr>
+          <w:rFonts w:ascii="Arial Narrow" w:eastAsia="Arial Narrow" w:hAnsi="Arial Narrow" w:cs="Arial Narrow"/>
+          <w:sz w:val="16"/>
+          <w:szCs w:val="16"/>
+        </w:rPr>
+        <w:t xml:space="preserve">el 2 de setiembre de 2010 en el Diario Oficial El Peruano, vigente desde el 2 de octubre de 2010 y modificado por Decreto Legislativo 1308.</w:t>
+      </w:r>
+    </w:p>
+    <w:p>
+      <w:pPr>
+        <w:pStyle w:val="Textonotapie"/>
+        <w:ind w:left="567" w:hanging="567"/>
+        <w:jc w:val="both"/>
+        <w:rPr>
+          <w:rFonts w:ascii="Arial Narrow" w:eastAsia="Arial Narrow" w:hAnsi="Arial Narrow" w:cs="Arial Narrow"/>
+          <w:sz w:val="16"/>
+          <w:szCs w:val="16"/>
+        </w:rPr>
+      </w:pPr>
+    </w:p>
+  </w:footnote>
+  <w:footnote w:id="2">
+    <w:p>
+      <w:pPr>
+        <w:pStyle w:val="Textonotapie"/>
+        <w:tabs>
+          <w:tab w:val="left" w:pos="567"/>
+        </w:tabs>
+        <w:ind w:left="567" w:hanging="567"/>
+        <w:jc w:val="both"/>
+        <w:rPr>
+          <w:rFonts w:ascii="Arial Narrow" w:eastAsia="Arial Narrow" w:hAnsi="Arial Narrow" w:cs="Arial Narrow"/>
+          <w:sz w:val="16"/>
+          <w:szCs w:val="16"/>
+        </w:rPr>
+      </w:pPr>
+      <w:r>
+        <w:rPr>
+          <w:rStyle w:val="Refdenotaalpie"/>
+          <w:rFonts w:ascii="Arial Narrow" w:eastAsia="Arial Narrow" w:hAnsi="Arial Narrow" w:cs="Arial Narrow"/>
+          <w:sz w:val="16"/>
+          <w:szCs w:val="16"/>
+          <w:vertAlign w:val="superscript"/>
+        </w:rPr>
+        <w:footnoteRef/>
+      </w:r>
+      <w:r>
+        <w:rPr>
+          <w:rFonts w:ascii="Arial Narrow" w:eastAsia="Arial Narrow" w:hAnsi="Arial Narrow" w:cs="Arial Narrow"/>
+          <w:sz w:val="16"/>
+          <w:szCs w:val="16"/>
+        </w:rPr>
+        <w:tab/>
+        <w:t xml:space="preserve"/>
       </w:r>
       <w:r>
         <w:rPr>
@@ -7671,76 +7813,6 @@
           <w:szCs w:val="16"/>
         </w:rPr>
         <w:t>.</w:t>
-      </w:r>
-    </w:p>
-    <w:p>
-      <w:pPr>
-        <w:pStyle w:val="Textonotapie"/>
-        <w:ind w:left="567" w:hanging="567"/>
-        <w:jc w:val="both"/>
-        <w:rPr>
-          <w:rFonts w:ascii="Arial Narrow" w:eastAsia="Arial Narrow" w:hAnsi="Arial Narrow" w:cs="Arial Narrow"/>
-          <w:sz w:val="16"/>
-          <w:szCs w:val="16"/>
-        </w:rPr>
-      </w:pPr>
-    </w:p>
-  </w:footnote>
-  <w:footnote w:id="2">
-    <w:p>
-      <w:pPr>
-        <w:pStyle w:val="Textonotapie"/>
-        <w:ind w:left="567" w:hanging="567"/>
-        <w:jc w:val="both"/>
-        <w:rPr>
-          <w:rFonts w:ascii="Arial Narrow" w:eastAsia="Arial Narrow" w:hAnsi="Arial Narrow" w:cs="Arial Narrow"/>
-          <w:sz w:val="16"/>
-          <w:szCs w:val="16"/>
-        </w:rPr>
-      </w:pPr>
-      <w:r>
-        <w:rPr>
-          <w:rStyle w:val="Refdenotaalpie"/>
-          <w:rFonts w:ascii="Arial Narrow" w:eastAsia="Arial Narrow" w:hAnsi="Arial Narrow" w:cs="Arial Narrow"/>
-          <w:sz w:val="16"/>
-          <w:szCs w:val="16"/>
-          <w:vertAlign w:val="superscript"/>
-        </w:rPr>
-        <w:footnoteRef/>
-      </w:r>
-      <w:r>
-        <w:rPr>
-          <w:rFonts w:ascii="Arial Narrow" w:eastAsia="Arial Narrow" w:hAnsi="Arial Narrow" w:cs="Arial Narrow"/>
-          <w:sz w:val="16"/>
-          <w:szCs w:val="16"/>
-        </w:rPr>
-        <w:t xml:space="preserve"> </w:t>
-      </w:r>
-      <w:r>
-        <w:rPr>
-          <w:rFonts w:ascii="Arial Narrow" w:eastAsia="Arial Narrow" w:hAnsi="Arial Narrow" w:cs="Arial Narrow"/>
-          <w:sz w:val="16"/>
-          <w:szCs w:val="16"/>
-        </w:rPr>
-        <w:tab/>
-        <w:t>Publicado</w:t>
-      </w:r>
-      <w:r>
-        <w:rPr>
-          <w:rFonts w:ascii="Arial Narrow" w:eastAsia="Arial Narrow" w:hAnsi="Arial Narrow" w:cs="Arial Narrow"/>
-          <w:b/>
-          <w:sz w:val="16"/>
-          <w:szCs w:val="16"/>
-        </w:rPr>
-        <w:t xml:space="preserve"> </w:t>
-      </w:r>
-      <w:r>
-        <w:rPr>
-          <w:rFonts w:ascii="Arial Narrow" w:eastAsia="Arial Narrow" w:hAnsi="Arial Narrow" w:cs="Arial Narrow"/>
-          <w:sz w:val="16"/>
-          <w:szCs w:val="16"/>
-        </w:rPr>
-        <w:t xml:space="preserve">el 2 de setiembre de 2010 en el Diario Oficial El Peruano, vigente desde el 2 de octubre de 2010 y modificado por Decreto Legislativo 1308.</w:t>
       </w:r>
     </w:p>
     <w:p>
@@ -7789,15 +7861,16 @@
           <w:sz w:val="16"/>
           <w:szCs w:val="16"/>
         </w:rPr>
-        <w:t xml:space="preserve"> </w:t>
-      </w:r>
-      <w:r>
-        <w:rPr>
-          <w:rFonts w:ascii="Arial Narrow" w:eastAsia="Arial Narrow" w:hAnsi="Arial Narrow" w:cs="Arial Narrow"/>
-          <w:sz w:val="16"/>
-          <w:szCs w:val="16"/>
-        </w:rPr>
         <w:tab/>
+        <w:t xml:space="preserve"/>
+      </w:r>
+      <w:r>
+        <w:rPr>
+          <w:rFonts w:ascii="Arial Narrow" w:eastAsia="Arial Narrow" w:hAnsi="Arial Narrow" w:cs="Arial Narrow"/>
+          <w:sz w:val="16"/>
+          <w:szCs w:val="16"/>
+        </w:rPr>
+        <w:tab/>
       </w:r>
       <w:r>
         <w:rPr>
@@ -7829,7 +7902,7 @@
           <w:sz w:val="16"/>
           <w:szCs w:val="16"/>
         </w:rPr>
-        <w:t xml:space="preserve"> 29571, CÓDIGO DE PROTECCIÓN Y DEFENSA DEL CONSUMIDOR, publicado el 2 de setiembre de 2010 y modificado por Decreto Legislativo </w:t>
+        <w:t xml:space="preserve">29571, CÓDIGO DE PROTECCIÓN Y DEFENSA DEL CONSUMIDOR, publicado el 2 de setiembre de 2010 y modificado por Decreto Legislativo </w:t>
       </w:r>
       <w:proofErr w:type="spellStart"/>
       <w:r>
@@ -7851,7 +7924,7 @@
           <w:sz w:val="16"/>
           <w:szCs w:val="16"/>
         </w:rPr>
-        <w:t xml:space="preserve"> 1308 </w:t>
+        <w:t xml:space="preserve">1308 </w:t>
       </w:r>
     </w:p>
     <w:p>
@@ -7940,10 +8013,30 @@
         <w:jc w:val="both"/>
         <w:rPr>
           <w:rFonts w:ascii="Arial Narrow" w:eastAsia="Arial Narrow" w:hAnsi="Arial Narrow" w:cs="Arial Narrow"/>
-          <w:sz w:val="16"/>
-          <w:szCs w:val="16"/>
-        </w:rPr>
-      </w:pPr>
+          <w:b/>
+          <w:bCs/>
+          <w:sz w:val="16"/>
+          <w:szCs w:val="16"/>
+        </w:rPr>
+      </w:pPr>
+      <w:r>
+        <w:rPr>
+          <w:rFonts w:ascii="Arial Narrow" w:eastAsia="Arial Narrow" w:hAnsi="Arial Narrow" w:cs="Arial Narrow"/>
+          <w:sz w:val="16"/>
+          <w:szCs w:val="16"/>
+        </w:rPr>
+        <w:tab/>
+      </w:r>
+      <w:r>
+        <w:rPr>
+          <w:rFonts w:ascii="Arial Narrow" w:eastAsia="Arial Narrow" w:hAnsi="Arial Narrow" w:cs="Arial Narrow"/>
+          <w:b/>
+          <w:bCs/>
+          <w:sz w:val="16"/>
+          <w:szCs w:val="16"/>
+        </w:rPr>
+        <w:t xml:space="preserve">LEY DE ORGANIZACIÓN Y FUNCIONES DEL INDECOPI, APROBADA POR DECRETO LEGISLATIVO 1033 </w:t>
+      </w:r>
     </w:p>
     <w:p>
       <w:pPr>
@@ -7955,29 +8048,46 @@
         <w:jc w:val="both"/>
         <w:rPr>
           <w:rFonts w:ascii="Arial Narrow" w:eastAsia="Arial Narrow" w:hAnsi="Arial Narrow" w:cs="Arial Narrow"/>
+          <w:sz w:val="16"/>
+          <w:szCs w:val="16"/>
+        </w:rPr>
+      </w:pPr>
+      <w:r>
+        <w:rPr>
+          <w:rFonts w:ascii="Arial Narrow" w:eastAsia="Arial Narrow" w:hAnsi="Arial Narrow" w:cs="Arial Narrow"/>
           <w:b/>
           <w:bCs/>
           <w:sz w:val="16"/>
           <w:szCs w:val="16"/>
         </w:rPr>
-      </w:pPr>
-      <w:r>
-        <w:rPr>
-          <w:rFonts w:ascii="Arial Narrow" w:eastAsia="Arial Narrow" w:hAnsi="Arial Narrow" w:cs="Arial Narrow"/>
-          <w:sz w:val="16"/>
-          <w:szCs w:val="16"/>
-        </w:rPr>
         <w:tab/>
-      </w:r>
-      <w:r>
-        <w:rPr>
-          <w:rFonts w:ascii="Arial Narrow" w:eastAsia="Arial Narrow" w:hAnsi="Arial Narrow" w:cs="Arial Narrow"/>
-          <w:b/>
-          <w:bCs/>
-          <w:sz w:val="16"/>
-          <w:szCs w:val="16"/>
-        </w:rPr>
-        <w:t xml:space="preserve">LEY DE ORGANIZACIÓN Y FUNCIONES DEL INDECOPI, APROBADA POR DECRETO LEGISLATIVO 1033 </w:t>
+        <w:t>Artículo 27.-</w:t>
+      </w:r>
+      <w:r>
+        <w:rPr>
+          <w:rFonts w:ascii="Arial Narrow" w:eastAsia="Arial Narrow" w:hAnsi="Arial Narrow" w:cs="Arial Narrow"/>
+          <w:sz w:val="16"/>
+          <w:szCs w:val="16"/>
+        </w:rPr>
+        <w:t xml:space="preserve"> De la Comisión de Protección al </w:t>
+      </w:r>
+      <w:proofErr w:type="gramStart"/>
+      <w:r>
+        <w:rPr>
+          <w:rFonts w:ascii="Arial Narrow" w:eastAsia="Arial Narrow" w:hAnsi="Arial Narrow" w:cs="Arial Narrow"/>
+          <w:sz w:val="16"/>
+          <w:szCs w:val="16"/>
+        </w:rPr>
+        <w:t>Consumidor.-</w:t>
+      </w:r>
+      <w:proofErr w:type="gramEnd"/>
+      <w:r>
+        <w:rPr>
+          <w:rFonts w:ascii="Arial Narrow" w:eastAsia="Arial Narrow" w:hAnsi="Arial Narrow" w:cs="Arial Narrow"/>
+          <w:sz w:val="16"/>
+          <w:szCs w:val="16"/>
+        </w:rPr>
+        <w:t xml:space="preserve"> </w:t>
       </w:r>
     </w:p>
     <w:p>
@@ -7997,39 +8107,11 @@
       <w:r>
         <w:rPr>
           <w:rFonts w:ascii="Arial Narrow" w:eastAsia="Arial Narrow" w:hAnsi="Arial Narrow" w:cs="Arial Narrow"/>
-          <w:b/>
-          <w:bCs/>
           <w:sz w:val="16"/>
           <w:szCs w:val="16"/>
         </w:rPr>
         <w:tab/>
-        <w:t>Artículo 27.-</w:t>
-      </w:r>
-      <w:r>
-        <w:rPr>
-          <w:rFonts w:ascii="Arial Narrow" w:eastAsia="Arial Narrow" w:hAnsi="Arial Narrow" w:cs="Arial Narrow"/>
-          <w:sz w:val="16"/>
-          <w:szCs w:val="16"/>
-        </w:rPr>
-        <w:t xml:space="preserve"> De la Comisión de Protección al </w:t>
-      </w:r>
-      <w:proofErr w:type="gramStart"/>
-      <w:r>
-        <w:rPr>
-          <w:rFonts w:ascii="Arial Narrow" w:eastAsia="Arial Narrow" w:hAnsi="Arial Narrow" w:cs="Arial Narrow"/>
-          <w:sz w:val="16"/>
-          <w:szCs w:val="16"/>
-        </w:rPr>
-        <w:t>Consumidor.-</w:t>
-      </w:r>
-      <w:proofErr w:type="gramEnd"/>
-      <w:r>
-        <w:rPr>
-          <w:rFonts w:ascii="Arial Narrow" w:eastAsia="Arial Narrow" w:hAnsi="Arial Narrow" w:cs="Arial Narrow"/>
-          <w:sz w:val="16"/>
-          <w:szCs w:val="16"/>
-        </w:rPr>
-        <w:t xml:space="preserve"> </w:t>
+        <w:t>Corresponde a la Comisión de Protección al Consumidor velar por el cumplimiento de la Ley de Protección al Consumidor y de las leyes que, en general, protegen a los consumidores de la falta de idoneidad de los bienes y servicios en función de la información brindada, de las omisiones de información y de la discriminación en el consumo, así como de aquellas que complementen o sustituyan a las anteriores.</w:t>
       </w:r>
     </w:p>
     <w:p>
@@ -8042,20 +8124,15 @@
         <w:jc w:val="both"/>
         <w:rPr>
           <w:rFonts w:ascii="Arial Narrow" w:eastAsia="Arial Narrow" w:hAnsi="Arial Narrow" w:cs="Arial Narrow"/>
-          <w:sz w:val="16"/>
-          <w:szCs w:val="16"/>
-        </w:rPr>
-      </w:pPr>
-      <w:r>
-        <w:rPr>
-          <w:rFonts w:ascii="Arial Narrow" w:eastAsia="Arial Narrow" w:hAnsi="Arial Narrow" w:cs="Arial Narrow"/>
-          <w:sz w:val="16"/>
-          <w:szCs w:val="16"/>
-        </w:rPr>
-        <w:tab/>
-        <w:t>Corresponde a la Comisión de Protección al Consumidor velar por el cumplimiento de la Ley de Protección al Consumidor y de las leyes que, en general, protegen a los consumidores de la falta de idoneidad de los bienes y servicios en función de la información brindada, de las omisiones de información y de la discriminación en el consumo, así como de aquellas que complementen o sustituyan a las anteriores.</w:t>
-      </w:r>
-    </w:p>
+          <w:b/>
+          <w:bCs/>
+          <w:sz w:val="16"/>
+          <w:szCs w:val="16"/>
+        </w:rPr>
+      </w:pPr>
+    </w:p>
+  </w:footnote>
+  <w:footnote w:id="4">
     <w:p>
       <w:pPr>
         <w:pStyle w:val="Textonotapie"/>
@@ -8072,9 +8149,150 @@
           <w:szCs w:val="16"/>
         </w:rPr>
       </w:pPr>
-    </w:p>
-  </w:footnote>
-  <w:footnote w:id="4">
+      <w:r>
+        <w:rPr>
+          <w:rStyle w:val="Refdenotaalpie"/>
+          <w:rFonts w:ascii="Arial Narrow" w:eastAsia="Arial Narrow" w:hAnsi="Arial Narrow" w:cs="Arial Narrow"/>
+          <w:sz w:val="16"/>
+          <w:szCs w:val="16"/>
+          <w:vertAlign w:val="superscript"/>
+        </w:rPr>
+        <w:footnoteRef/>
+      </w:r>
+      <w:r>
+        <w:rPr>
+          <w:rFonts w:ascii="Arial Narrow" w:eastAsia="Arial Narrow" w:hAnsi="Arial Narrow" w:cs="Arial Narrow"/>
+          <w:sz w:val="16"/>
+          <w:szCs w:val="16"/>
+        </w:rPr>
+        <w:tab/>
+        <w:t xml:space="preserve"/>
+      </w:r>
+      <w:r>
+        <w:rPr>
+          <w:rFonts w:ascii="Arial Narrow" w:eastAsia="Arial Narrow" w:hAnsi="Arial Narrow" w:cs="Arial Narrow"/>
+          <w:sz w:val="16"/>
+          <w:szCs w:val="16"/>
+        </w:rPr>
+        <w:tab/>
+      </w:r>
+      <w:r>
+        <w:rPr>
+          <w:rFonts w:ascii="Arial Narrow" w:eastAsia="Arial Narrow" w:hAnsi="Arial Narrow" w:cs="Arial Narrow"/>
+          <w:b/>
+          <w:bCs/>
+          <w:sz w:val="16"/>
+          <w:szCs w:val="16"/>
+        </w:rPr>
+        <w:t xml:space="preserve">LEY 29571, CÓDIGO DE PROTECCIÓN Y DEFENSA DEL CONSUMIDOR, publicado el 2 de setiembre de 2010 y modificado por Decreto Legislativo 1308 </w:t>
+      </w:r>
+    </w:p>
+    <w:p>
+      <w:pPr>
+        <w:pStyle w:val="Textonotapie"/>
+        <w:ind w:left="567" w:right="-1"/>
+        <w:jc w:val="both"/>
+        <w:rPr>
+          <w:rFonts w:ascii="Arial Narrow" w:eastAsia="Arial Narrow" w:hAnsi="Arial Narrow" w:cs="Arial Narrow"/>
+          <w:b/>
+          <w:bCs/>
+          <w:sz w:val="16"/>
+          <w:szCs w:val="16"/>
+        </w:rPr>
+      </w:pPr>
+      <w:r>
+        <w:rPr>
+          <w:rFonts w:ascii="Arial Narrow" w:eastAsia="Arial Narrow" w:hAnsi="Arial Narrow" w:cs="Arial Narrow"/>
+          <w:b/>
+          <w:bCs/>
+          <w:sz w:val="16"/>
+          <w:szCs w:val="16"/>
+        </w:rPr>
+        <w:t xml:space="preserve">Artículo 18.- Idoneidad </w:t>
+      </w:r>
+    </w:p>
+    <w:p>
+      <w:pPr>
+        <w:pStyle w:val="Textonotapie"/>
+        <w:ind w:left="567" w:right="-1"/>
+        <w:jc w:val="both"/>
+        <w:rPr>
+          <w:rFonts w:ascii="Arial Narrow" w:eastAsia="Arial Narrow" w:hAnsi="Arial Narrow" w:cs="Arial Narrow"/>
+          <w:sz w:val="16"/>
+          <w:szCs w:val="16"/>
+        </w:rPr>
+      </w:pPr>
+      <w:r>
+        <w:rPr>
+          <w:rFonts w:ascii="Arial Narrow" w:eastAsia="Arial Narrow" w:hAnsi="Arial Narrow" w:cs="Arial Narrow"/>
+          <w:sz w:val="16"/>
+          <w:szCs w:val="16"/>
+        </w:rPr>
+        <w:t xml:space="preserve">Se entiende por idoneidad la correspondencia entre lo que un consumidor espera y lo que efectivamente recibe, en función a lo que se le hubiera ofrecido, la publicidad e información transmitida, las condiciones y circunstancias de la transacción, las características y naturaleza del producto o servicio, el precio, entre otros factores, atendiendo a las circunstancias del caso. </w:t>
+      </w:r>
+    </w:p>
+    <w:p>
+      <w:pPr>
+        <w:pStyle w:val="Textonotapie"/>
+        <w:ind w:left="567" w:right="-1"/>
+        <w:jc w:val="both"/>
+        <w:rPr>
+          <w:rFonts w:ascii="Arial Narrow" w:eastAsia="Arial Narrow" w:hAnsi="Arial Narrow" w:cs="Arial Narrow"/>
+          <w:sz w:val="16"/>
+          <w:szCs w:val="16"/>
+        </w:rPr>
+      </w:pPr>
+      <w:r>
+        <w:rPr>
+          <w:rFonts w:ascii="Arial Narrow" w:eastAsia="Arial Narrow" w:hAnsi="Arial Narrow" w:cs="Arial Narrow"/>
+          <w:sz w:val="16"/>
+          <w:szCs w:val="16"/>
+        </w:rPr>
+        <w:t xml:space="preserve">La idoneidad es evaluada en función a la propia naturaleza del producto o servicio y a su aptitud para satisfacer la finalidad para la cual ha sido puesto en el mercado. Las autorizaciones por parte de los organismos del Estado para la fabricación de un producto o la prestación de un servicio, en los casos que sea necesario, no eximen de responsabilidad al proveedor frente al consumidor. </w:t>
+      </w:r>
+    </w:p>
+    <w:p>
+      <w:pPr>
+        <w:pStyle w:val="Textonotapie"/>
+        <w:ind w:left="567" w:right="-1"/>
+        <w:jc w:val="both"/>
+        <w:rPr>
+          <w:rFonts w:ascii="Arial Narrow" w:eastAsia="Arial Narrow" w:hAnsi="Arial Narrow" w:cs="Arial Narrow"/>
+          <w:sz w:val="16"/>
+          <w:szCs w:val="16"/>
+        </w:rPr>
+      </w:pPr>
+      <w:r>
+        <w:rPr>
+          <w:rFonts w:ascii="Arial Narrow" w:eastAsia="Arial Narrow" w:hAnsi="Arial Narrow" w:cs="Arial Narrow"/>
+          <w:b/>
+          <w:bCs/>
+          <w:sz w:val="16"/>
+          <w:szCs w:val="16"/>
+        </w:rPr>
+        <w:t xml:space="preserve">Artículo 19.- Obligación de los proveedores </w:t>
+      </w:r>
+    </w:p>
+    <w:p>
+      <w:pPr>
+        <w:pStyle w:val="Textonotapie"/>
+        <w:ind w:left="567" w:right="-1"/>
+        <w:jc w:val="both"/>
+        <w:rPr>
+          <w:rFonts w:ascii="Arial Narrow" w:eastAsia="Arial Narrow" w:hAnsi="Arial Narrow" w:cs="Arial Narrow"/>
+          <w:sz w:val="16"/>
+          <w:szCs w:val="16"/>
+        </w:rPr>
+      </w:pPr>
+      <w:r>
+        <w:rPr>
+          <w:rFonts w:ascii="Arial Narrow" w:eastAsia="Arial Narrow" w:hAnsi="Arial Narrow" w:cs="Arial Narrow"/>
+          <w:sz w:val="16"/>
+          <w:szCs w:val="16"/>
+        </w:rPr>
+        <w:t>El proveedor responde por la idoneidad y calidad de los productos y servicios ofrecidos; por la autenticidad de las marcas y leyendas que exhiben sus productos o del signo que respalda al prestador del servicio, por la falta de conformidad entre la publicidad comercial de los productos y servicios y estos, así como por el contenido y la vida útil del producto indicado en el envase, en lo que corresponda.</w:t>
+      </w:r>
+    </w:p>
     <w:p>
       <w:pPr>
         <w:pStyle w:val="Textonotapie"/>
@@ -8091,161 +8309,9 @@
           <w:szCs w:val="16"/>
         </w:rPr>
       </w:pPr>
-      <w:r>
-        <w:rPr>
-          <w:rStyle w:val="Refdenotaalpie"/>
-          <w:rFonts w:ascii="Arial Narrow" w:eastAsia="Arial Narrow" w:hAnsi="Arial Narrow" w:cs="Arial Narrow"/>
-          <w:sz w:val="16"/>
-          <w:szCs w:val="16"/>
-          <w:vertAlign w:val="superscript"/>
-        </w:rPr>
-        <w:footnoteRef/>
-      </w:r>
-      <w:r>
-        <w:rPr>
-          <w:rFonts w:ascii="Arial Narrow" w:eastAsia="Arial Narrow" w:hAnsi="Arial Narrow" w:cs="Arial Narrow"/>
-          <w:sz w:val="16"/>
-          <w:szCs w:val="16"/>
-        </w:rPr>
-        <w:t xml:space="preserve"> </w:t>
-      </w:r>
-      <w:r>
-        <w:rPr>
-          <w:rFonts w:ascii="Arial Narrow" w:eastAsia="Arial Narrow" w:hAnsi="Arial Narrow" w:cs="Arial Narrow"/>
-          <w:sz w:val="16"/>
-          <w:szCs w:val="16"/>
-        </w:rPr>
-        <w:tab/>
-      </w:r>
-      <w:r>
-        <w:rPr>
-          <w:rFonts w:ascii="Arial Narrow" w:eastAsia="Arial Narrow" w:hAnsi="Arial Narrow" w:cs="Arial Narrow"/>
-          <w:b/>
-          <w:bCs/>
-          <w:sz w:val="16"/>
-          <w:szCs w:val="16"/>
-        </w:rPr>
-        <w:t xml:space="preserve">LEY 29571, CÓDIGO DE PROTECCIÓN Y DEFENSA DEL CONSUMIDOR, publicado el 2 de setiembre de 2010 y modificado por Decreto Legislativo 1308 </w:t>
-      </w:r>
-    </w:p>
-    <w:p>
-      <w:pPr>
-        <w:pStyle w:val="Textonotapie"/>
-        <w:ind w:left="567" w:right="-1"/>
-        <w:jc w:val="both"/>
-        <w:rPr>
-          <w:rFonts w:ascii="Arial Narrow" w:eastAsia="Arial Narrow" w:hAnsi="Arial Narrow" w:cs="Arial Narrow"/>
-          <w:b/>
-          <w:bCs/>
-          <w:sz w:val="16"/>
-          <w:szCs w:val="16"/>
-        </w:rPr>
-      </w:pPr>
-      <w:r>
-        <w:rPr>
-          <w:rFonts w:ascii="Arial Narrow" w:eastAsia="Arial Narrow" w:hAnsi="Arial Narrow" w:cs="Arial Narrow"/>
-          <w:b/>
-          <w:bCs/>
-          <w:sz w:val="16"/>
-          <w:szCs w:val="16"/>
-        </w:rPr>
-        <w:t xml:space="preserve">Artículo 18.- Idoneidad </w:t>
-      </w:r>
-    </w:p>
-    <w:p>
-      <w:pPr>
-        <w:pStyle w:val="Textonotapie"/>
-        <w:ind w:left="567" w:right="-1"/>
-        <w:jc w:val="both"/>
-        <w:rPr>
-          <w:rFonts w:ascii="Arial Narrow" w:eastAsia="Arial Narrow" w:hAnsi="Arial Narrow" w:cs="Arial Narrow"/>
-          <w:sz w:val="16"/>
-          <w:szCs w:val="16"/>
-        </w:rPr>
-      </w:pPr>
-      <w:r>
-        <w:rPr>
-          <w:rFonts w:ascii="Arial Narrow" w:eastAsia="Arial Narrow" w:hAnsi="Arial Narrow" w:cs="Arial Narrow"/>
-          <w:sz w:val="16"/>
-          <w:szCs w:val="16"/>
-        </w:rPr>
-        <w:t xml:space="preserve">Se entiende por idoneidad la correspondencia entre lo que un consumidor espera y lo que efectivamente recibe, en función a lo que se le hubiera ofrecido, la publicidad e información transmitida, las condiciones y circunstancias de la transacción, las características y naturaleza del producto o servicio, el precio, entre otros factores, atendiendo a las circunstancias del caso. </w:t>
-      </w:r>
-    </w:p>
-    <w:p>
-      <w:pPr>
-        <w:pStyle w:val="Textonotapie"/>
-        <w:ind w:left="567" w:right="-1"/>
-        <w:jc w:val="both"/>
-        <w:rPr>
-          <w:rFonts w:ascii="Arial Narrow" w:eastAsia="Arial Narrow" w:hAnsi="Arial Narrow" w:cs="Arial Narrow"/>
-          <w:sz w:val="16"/>
-          <w:szCs w:val="16"/>
-        </w:rPr>
-      </w:pPr>
-      <w:r>
-        <w:rPr>
-          <w:rFonts w:ascii="Arial Narrow" w:eastAsia="Arial Narrow" w:hAnsi="Arial Narrow" w:cs="Arial Narrow"/>
-          <w:sz w:val="16"/>
-          <w:szCs w:val="16"/>
-        </w:rPr>
-        <w:t xml:space="preserve">La idoneidad es evaluada en función a la propia naturaleza del producto o servicio y a su aptitud para satisfacer la finalidad para la cual ha sido puesto en el mercado. Las autorizaciones por parte de los organismos del Estado para la fabricación de un producto o la prestación de un servicio, en los casos que sea necesario, no eximen de responsabilidad al proveedor frente al consumidor. </w:t>
-      </w:r>
-    </w:p>
-    <w:p>
-      <w:pPr>
-        <w:pStyle w:val="Textonotapie"/>
-        <w:ind w:left="567" w:right="-1"/>
-        <w:jc w:val="both"/>
-        <w:rPr>
-          <w:rFonts w:ascii="Arial Narrow" w:eastAsia="Arial Narrow" w:hAnsi="Arial Narrow" w:cs="Arial Narrow"/>
-          <w:sz w:val="16"/>
-          <w:szCs w:val="16"/>
-        </w:rPr>
-      </w:pPr>
-    </w:p>
-    <w:p>
-      <w:pPr>
-        <w:pStyle w:val="Textonotapie"/>
-        <w:ind w:left="567" w:right="-1"/>
-        <w:jc w:val="both"/>
-        <w:rPr>
-          <w:rFonts w:ascii="Arial Narrow" w:eastAsia="Arial Narrow" w:hAnsi="Arial Narrow" w:cs="Arial Narrow"/>
-          <w:sz w:val="16"/>
-          <w:szCs w:val="16"/>
-        </w:rPr>
-      </w:pPr>
-      <w:r>
-        <w:rPr>
-          <w:rFonts w:ascii="Arial Narrow" w:eastAsia="Arial Narrow" w:hAnsi="Arial Narrow" w:cs="Arial Narrow"/>
-          <w:b/>
-          <w:bCs/>
-          <w:sz w:val="16"/>
-          <w:szCs w:val="16"/>
-        </w:rPr>
-        <w:t xml:space="preserve">Artículo 19.- Obligación de los proveedores </w:t>
-      </w:r>
-    </w:p>
-    <w:p>
-      <w:pPr>
-        <w:pStyle w:val="Textonotapie"/>
-        <w:ind w:left="567" w:right="-1"/>
-        <w:jc w:val="both"/>
-        <w:rPr>
-          <w:rFonts w:ascii="Arial Narrow" w:eastAsia="Arial Narrow" w:hAnsi="Arial Narrow" w:cs="Arial Narrow"/>
-          <w:sz w:val="16"/>
-          <w:szCs w:val="16"/>
-        </w:rPr>
-      </w:pPr>
-      <w:r>
-        <w:rPr>
-          <w:rFonts w:ascii="Arial Narrow" w:eastAsia="Arial Narrow" w:hAnsi="Arial Narrow" w:cs="Arial Narrow"/>
-          <w:sz w:val="16"/>
-          <w:szCs w:val="16"/>
-        </w:rPr>
-        <w:t>El proveedor responde por la idoneidad y calidad de los productos y servicios ofrecidos; por la autenticidad de las marcas y leyendas que exhiben sus productos o del signo que respalda al prestador del servicio, por la falta de conformidad entre la publicidad comercial de los productos y servicios y estos, así como por el contenido y la vida útil del producto indicado en el envase, en lo que corresponda.</w:t>
-      </w:r>
-    </w:p>
+    </w:p>
+  </w:footnote>
+  <w:footnote w:id="5">
     <w:p>
       <w:pPr>
         <w:pStyle w:val="Textonotapie"/>
@@ -8262,9 +8328,132 @@
           <w:szCs w:val="16"/>
         </w:rPr>
       </w:pPr>
-    </w:p>
-  </w:footnote>
-  <w:footnote w:id="5">
+      <w:r>
+        <w:rPr>
+          <w:rStyle w:val="Refdenotaalpie"/>
+          <w:rFonts w:ascii="Arial Narrow" w:eastAsia="Arial Narrow" w:hAnsi="Arial Narrow" w:cs="Arial Narrow"/>
+          <w:sz w:val="16"/>
+          <w:szCs w:val="16"/>
+          <w:vertAlign w:val="superscript"/>
+        </w:rPr>
+        <w:footnoteRef/>
+      </w:r>
+      <w:r>
+        <w:rPr>
+          <w:rFonts w:ascii="Arial Narrow" w:eastAsia="Arial Narrow" w:hAnsi="Arial Narrow" w:cs="Arial Narrow"/>
+          <w:sz w:val="16"/>
+          <w:szCs w:val="16"/>
+        </w:rPr>
+        <w:tab/>
+        <w:t xml:space="preserve"/>
+      </w:r>
+      <w:r>
+        <w:rPr>
+          <w:rFonts w:ascii="Arial Narrow" w:eastAsia="Arial Narrow" w:hAnsi="Arial Narrow" w:cs="Arial Narrow"/>
+          <w:sz w:val="16"/>
+          <w:szCs w:val="16"/>
+        </w:rPr>
+        <w:tab/>
+      </w:r>
+      <w:r>
+        <w:rPr>
+          <w:rFonts w:ascii="Arial Narrow" w:eastAsia="Arial Narrow" w:hAnsi="Arial Narrow" w:cs="Arial Narrow"/>
+          <w:b/>
+          <w:bCs/>
+          <w:sz w:val="16"/>
+          <w:szCs w:val="16"/>
+        </w:rPr>
+        <w:t xml:space="preserve">LEY </w:t>
+      </w:r>
+      <w:proofErr w:type="spellStart"/>
+      <w:r>
+        <w:rPr>
+          <w:rFonts w:ascii="Arial Narrow" w:eastAsia="Arial Narrow" w:hAnsi="Arial Narrow" w:cs="Arial Narrow"/>
+          <w:b/>
+          <w:bCs/>
+          <w:sz w:val="16"/>
+          <w:szCs w:val="16"/>
+        </w:rPr>
+        <w:t/>
+      </w:r>
+      <w:proofErr w:type="spellEnd"/>
+      <w:r>
+        <w:rPr>
+          <w:rFonts w:ascii="Arial Narrow" w:eastAsia="Arial Narrow" w:hAnsi="Arial Narrow" w:cs="Arial Narrow"/>
+          <w:b/>
+          <w:bCs/>
+          <w:sz w:val="16"/>
+          <w:szCs w:val="16"/>
+        </w:rPr>
+        <w:t xml:space="preserve">29571, CÓDIGO DE PROTECCIÓN Y DEFENSA DEL CONSUMIDOR, publicado el 2 de setiembre de 2010 y modificado por Decreto Legislativo </w:t>
+      </w:r>
+      <w:proofErr w:type="spellStart"/>
+      <w:r>
+        <w:rPr>
+          <w:rFonts w:ascii="Arial Narrow" w:eastAsia="Arial Narrow" w:hAnsi="Arial Narrow" w:cs="Arial Narrow"/>
+          <w:b/>
+          <w:bCs/>
+          <w:sz w:val="16"/>
+          <w:szCs w:val="16"/>
+        </w:rPr>
+        <w:t/>
+      </w:r>
+      <w:proofErr w:type="spellEnd"/>
+      <w:r>
+        <w:rPr>
+          <w:rFonts w:ascii="Arial Narrow" w:eastAsia="Arial Narrow" w:hAnsi="Arial Narrow" w:cs="Arial Narrow"/>
+          <w:b/>
+          <w:bCs/>
+          <w:sz w:val="16"/>
+          <w:szCs w:val="16"/>
+        </w:rPr>
+        <w:t xml:space="preserve">1308 </w:t>
+      </w:r>
+    </w:p>
+    <w:p>
+      <w:pPr>
+        <w:pStyle w:val="Textonotapie"/>
+        <w:ind w:left="567" w:right="-1"/>
+        <w:jc w:val="both"/>
+        <w:rPr>
+          <w:rFonts w:ascii="Arial Narrow" w:eastAsia="Arial Narrow" w:hAnsi="Arial Narrow" w:cs="Arial Narrow"/>
+          <w:b/>
+          <w:bCs/>
+          <w:sz w:val="16"/>
+          <w:szCs w:val="16"/>
+        </w:rPr>
+      </w:pPr>
+      <w:r>
+        <w:rPr>
+          <w:rFonts w:ascii="Arial Narrow" w:eastAsia="Arial Narrow" w:hAnsi="Arial Narrow" w:cs="Arial Narrow"/>
+          <w:b/>
+          <w:bCs/>
+          <w:sz w:val="16"/>
+          <w:szCs w:val="16"/>
+        </w:rPr>
+        <w:t>Artículo 88.- Reclamo de productos o servicios financieros y de seguros</w:t>
+      </w:r>
+    </w:p>
+    <w:p>
+      <w:pPr>
+        <w:pStyle w:val="Textonotapie"/>
+        <w:ind w:left="567" w:right="-1"/>
+        <w:jc w:val="both"/>
+        <w:rPr>
+          <w:rFonts w:ascii="Arial Narrow" w:eastAsia="Arial Narrow" w:hAnsi="Arial Narrow" w:cs="Arial Narrow"/>
+          <w:sz w:val="16"/>
+          <w:szCs w:val="16"/>
+        </w:rPr>
+      </w:pPr>
+      <w:r>
+        <w:rPr>
+          <w:rFonts w:ascii="Arial Narrow" w:eastAsia="Arial Narrow" w:hAnsi="Arial Narrow" w:cs="Arial Narrow"/>
+          <w:sz w:val="16"/>
+          <w:szCs w:val="16"/>
+        </w:rPr>
+        <w:t xml:space="preserve">88.1 Las entidades del sistema financiero y de seguros, en todas sus oficinas en la República, deben resolver los reclamos en un plazo no mayor de quince días hábiles. Excepcionalmente, la Superintendencia de Banca, Seguros y Administradoras Privadas de Fondos de Pensiones podrá establecer un plazo ampliatorio cuando la naturaleza y complejidad de la operación, producto o servicio materia del reclamo o requerimiento lo justifique, situación que debe ponerse en conocimiento del consumidor antes de la culminación del plazo inicial, sin perjuicio del derecho del consumidor de recurrir directamente ante la Autoridad de Consumo. </w:t>
+      </w:r>
+    </w:p>
     <w:p>
       <w:pPr>
         <w:pStyle w:val="Textonotapie"/>
@@ -8281,131 +8470,9 @@
           <w:szCs w:val="16"/>
         </w:rPr>
       </w:pPr>
-      <w:r>
-        <w:rPr>
-          <w:rStyle w:val="Refdenotaalpie"/>
-          <w:rFonts w:ascii="Arial Narrow" w:eastAsia="Arial Narrow" w:hAnsi="Arial Narrow" w:cs="Arial Narrow"/>
-          <w:sz w:val="16"/>
-          <w:szCs w:val="16"/>
-          <w:vertAlign w:val="superscript"/>
-        </w:rPr>
-        <w:footnoteRef/>
-      </w:r>
-      <w:r>
-        <w:rPr>
-          <w:rFonts w:ascii="Arial Narrow" w:eastAsia="Arial Narrow" w:hAnsi="Arial Narrow" w:cs="Arial Narrow"/>
-          <w:sz w:val="16"/>
-          <w:szCs w:val="16"/>
-        </w:rPr>
-        <w:t xml:space="preserve"> </w:t>
-      </w:r>
-      <w:r>
-        <w:rPr>
-          <w:rFonts w:ascii="Arial Narrow" w:eastAsia="Arial Narrow" w:hAnsi="Arial Narrow" w:cs="Arial Narrow"/>
-          <w:sz w:val="16"/>
-          <w:szCs w:val="16"/>
-        </w:rPr>
-        <w:tab/>
-      </w:r>
-      <w:r>
-        <w:rPr>
-          <w:rFonts w:ascii="Arial Narrow" w:eastAsia="Arial Narrow" w:hAnsi="Arial Narrow" w:cs="Arial Narrow"/>
-          <w:b/>
-          <w:bCs/>
-          <w:sz w:val="16"/>
-          <w:szCs w:val="16"/>
-        </w:rPr>
-        <w:t xml:space="preserve">LEY </w:t>
-      </w:r>
-      <w:proofErr w:type="spellStart"/>
-      <w:r>
-        <w:rPr>
-          <w:rFonts w:ascii="Arial Narrow" w:eastAsia="Arial Narrow" w:hAnsi="Arial Narrow" w:cs="Arial Narrow"/>
-          <w:b/>
-          <w:bCs/>
-          <w:sz w:val="16"/>
-          <w:szCs w:val="16"/>
-        </w:rPr>
-        <w:t/>
-      </w:r>
-      <w:proofErr w:type="spellEnd"/>
-      <w:r>
-        <w:rPr>
-          <w:rFonts w:ascii="Arial Narrow" w:eastAsia="Arial Narrow" w:hAnsi="Arial Narrow" w:cs="Arial Narrow"/>
-          <w:b/>
-          <w:bCs/>
-          <w:sz w:val="16"/>
-          <w:szCs w:val="16"/>
-        </w:rPr>
-        <w:t xml:space="preserve"> 29571, CÓDIGO DE PROTECCIÓN Y DEFENSA DEL CONSUMIDOR, publicado el 2 de setiembre de 2010 y modificado por Decreto Legislativo </w:t>
-      </w:r>
-      <w:proofErr w:type="spellStart"/>
-      <w:r>
-        <w:rPr>
-          <w:rFonts w:ascii="Arial Narrow" w:eastAsia="Arial Narrow" w:hAnsi="Arial Narrow" w:cs="Arial Narrow"/>
-          <w:b/>
-          <w:bCs/>
-          <w:sz w:val="16"/>
-          <w:szCs w:val="16"/>
-        </w:rPr>
-        <w:t/>
-      </w:r>
-      <w:proofErr w:type="spellEnd"/>
-      <w:r>
-        <w:rPr>
-          <w:rFonts w:ascii="Arial Narrow" w:eastAsia="Arial Narrow" w:hAnsi="Arial Narrow" w:cs="Arial Narrow"/>
-          <w:b/>
-          <w:bCs/>
-          <w:sz w:val="16"/>
-          <w:szCs w:val="16"/>
-        </w:rPr>
-        <w:t xml:space="preserve"> 1308 </w:t>
-      </w:r>
-    </w:p>
-    <w:p>
-      <w:pPr>
-        <w:pStyle w:val="Textonotapie"/>
-        <w:ind w:left="567" w:right="-1"/>
-        <w:jc w:val="both"/>
-        <w:rPr>
-          <w:rFonts w:ascii="Arial Narrow" w:eastAsia="Arial Narrow" w:hAnsi="Arial Narrow" w:cs="Arial Narrow"/>
-          <w:b/>
-          <w:bCs/>
-          <w:sz w:val="16"/>
-          <w:szCs w:val="16"/>
-        </w:rPr>
-      </w:pPr>
-      <w:r>
-        <w:rPr>
-          <w:rFonts w:ascii="Arial Narrow" w:eastAsia="Arial Narrow" w:hAnsi="Arial Narrow" w:cs="Arial Narrow"/>
-          <w:b/>
-          <w:bCs/>
-          <w:sz w:val="16"/>
-          <w:szCs w:val="16"/>
-        </w:rPr>
-        <w:t>Artículo 88.- Reclamo de productos o servicios financieros y de seguros</w:t>
-      </w:r>
-    </w:p>
-    <w:p>
-      <w:pPr>
-        <w:pStyle w:val="Textonotapie"/>
-        <w:ind w:left="567" w:right="-1"/>
-        <w:jc w:val="both"/>
-        <w:rPr>
-          <w:rFonts w:ascii="Arial Narrow" w:eastAsia="Arial Narrow" w:hAnsi="Arial Narrow" w:cs="Arial Narrow"/>
-          <w:sz w:val="16"/>
-          <w:szCs w:val="16"/>
-        </w:rPr>
-      </w:pPr>
-      <w:r>
-        <w:rPr>
-          <w:rFonts w:ascii="Arial Narrow" w:eastAsia="Arial Narrow" w:hAnsi="Arial Narrow" w:cs="Arial Narrow"/>
-          <w:sz w:val="16"/>
-          <w:szCs w:val="16"/>
-        </w:rPr>
-        <w:t xml:space="preserve">88.1 Las entidades del sistema financiero y de seguros, en todas sus oficinas en la República, deben resolver los reclamos en un plazo no mayor de quince días hábiles. Excepcionalmente, la Superintendencia de Banca, Seguros y Administradoras Privadas de Fondos de Pensiones podrá establecer un plazo ampliatorio cuando la naturaleza y complejidad de la operación, producto o servicio materia del reclamo o requerimiento lo justifique, situación que debe ponerse en conocimiento del consumidor antes de la culminación del plazo inicial, sin perjuicio del derecho del consumidor de recurrir directamente ante la Autoridad de Consumo. </w:t>
-      </w:r>
-    </w:p>
+    </w:p>
+  </w:footnote>
+  <w:footnote w:id="6">
     <w:p>
       <w:pPr>
         <w:pStyle w:val="Textonotapie"/>
@@ -8416,15 +8483,96 @@
         <w:jc w:val="both"/>
         <w:rPr>
           <w:rFonts w:ascii="Arial Narrow" w:eastAsia="Arial Narrow" w:hAnsi="Arial Narrow" w:cs="Arial Narrow"/>
+          <w:sz w:val="16"/>
+          <w:szCs w:val="16"/>
+        </w:rPr>
+      </w:pPr>
+      <w:r>
+        <w:rPr>
+          <w:rStyle w:val="Refdenotaalpie"/>
+          <w:rFonts w:ascii="Arial Narrow" w:eastAsia="Arial Narrow" w:hAnsi="Arial Narrow" w:cs="Arial Narrow"/>
+          <w:sz w:val="16"/>
+          <w:szCs w:val="16"/>
+          <w:vertAlign w:val="superscript"/>
+        </w:rPr>
+        <w:footnoteRef/>
+      </w:r>
+      <w:r>
+        <w:rPr>
+          <w:rFonts w:ascii="Arial Narrow" w:eastAsia="Arial Narrow" w:hAnsi="Arial Narrow" w:cs="Arial Narrow"/>
+          <w:sz w:val="16"/>
+          <w:szCs w:val="16"/>
+        </w:rPr>
+        <w:tab/>
+        <w:t xml:space="preserve"/>
+      </w:r>
+      <w:r>
+        <w:rPr>
+          <w:rFonts w:ascii="Arial Narrow" w:eastAsia="Arial Narrow" w:hAnsi="Arial Narrow" w:cs="Arial Narrow"/>
+          <w:sz w:val="16"/>
+          <w:szCs w:val="16"/>
+        </w:rPr>
+        <w:tab/>
+      </w:r>
+      <w:r>
+        <w:rPr>
+          <w:rFonts w:ascii="Arial Narrow" w:eastAsia="Arial Narrow" w:hAnsi="Arial Narrow" w:cs="Arial Narrow"/>
           <w:b/>
           <w:bCs/>
           <w:sz w:val="16"/>
           <w:szCs w:val="16"/>
         </w:rPr>
-      </w:pPr>
-    </w:p>
-  </w:footnote>
-  <w:footnote w:id="6">
+        <w:t xml:space="preserve">LEY SOBRE FACULTADES, NORMAS Y ORGANIZACIÓN DEL INDECOPI, APROBADA POR DECRETO LEGISLATIVO </w:t>
+      </w:r>
+      <w:proofErr w:type="spellStart"/>
+      <w:r>
+        <w:rPr>
+          <w:rFonts w:ascii="Arial Narrow" w:eastAsia="Arial Narrow" w:hAnsi="Arial Narrow" w:cs="Arial Narrow"/>
+          <w:b/>
+          <w:bCs/>
+          <w:sz w:val="16"/>
+          <w:szCs w:val="16"/>
+        </w:rPr>
+        <w:t/>
+      </w:r>
+      <w:proofErr w:type="spellEnd"/>
+      <w:r>
+        <w:rPr>
+          <w:rFonts w:ascii="Arial Narrow" w:eastAsia="Arial Narrow" w:hAnsi="Arial Narrow" w:cs="Arial Narrow"/>
+          <w:b/>
+          <w:bCs/>
+          <w:sz w:val="16"/>
+          <w:szCs w:val="16"/>
+        </w:rPr>
+        <w:t xml:space="preserve">807 Artículo 24.-</w:t>
+      </w:r>
+      <w:r>
+        <w:rPr>
+          <w:rFonts w:ascii="Arial Narrow" w:eastAsia="Arial Narrow" w:hAnsi="Arial Narrow" w:cs="Arial Narrow"/>
+          <w:sz w:val="16"/>
+          <w:szCs w:val="16"/>
+        </w:rPr>
+        <w:t xml:space="preserve"> El </w:t>
+      </w:r>
+      <w:proofErr w:type="gramStart"/>
+      <w:r>
+        <w:rPr>
+          <w:rFonts w:ascii="Arial Narrow" w:eastAsia="Arial Narrow" w:hAnsi="Arial Narrow" w:cs="Arial Narrow"/>
+          <w:sz w:val="16"/>
+          <w:szCs w:val="16"/>
+        </w:rPr>
+        <w:t>Secretario Técnico</w:t>
+      </w:r>
+      <w:proofErr w:type="gramEnd"/>
+      <w:r>
+        <w:rPr>
+          <w:rFonts w:ascii="Arial Narrow" w:eastAsia="Arial Narrow" w:hAnsi="Arial Narrow" w:cs="Arial Narrow"/>
+          <w:sz w:val="16"/>
+          <w:szCs w:val="16"/>
+        </w:rPr>
+        <w:t xml:space="preserve"> se encargará de la tramitación del procedimiento. Para ello, cuenta con las siguientes facultades:</w:t>
+      </w:r>
+    </w:p>
     <w:p>
       <w:pPr>
         <w:pStyle w:val="Textonotapie"/>
@@ -8441,87 +8589,12 @@
       </w:pPr>
       <w:r>
         <w:rPr>
-          <w:rStyle w:val="Refdenotaalpie"/>
-          <w:rFonts w:ascii="Arial Narrow" w:eastAsia="Arial Narrow" w:hAnsi="Arial Narrow" w:cs="Arial Narrow"/>
-          <w:sz w:val="16"/>
-          <w:szCs w:val="16"/>
-          <w:vertAlign w:val="superscript"/>
-        </w:rPr>
-        <w:footnoteRef/>
-      </w:r>
-      <w:r>
-        <w:rPr>
-          <w:rFonts w:ascii="Arial Narrow" w:eastAsia="Arial Narrow" w:hAnsi="Arial Narrow" w:cs="Arial Narrow"/>
-          <w:sz w:val="16"/>
-          <w:szCs w:val="16"/>
-        </w:rPr>
-        <w:t xml:space="preserve"> </w:t>
-      </w:r>
-      <w:r>
-        <w:rPr>
           <w:rFonts w:ascii="Arial Narrow" w:eastAsia="Arial Narrow" w:hAnsi="Arial Narrow" w:cs="Arial Narrow"/>
           <w:sz w:val="16"/>
           <w:szCs w:val="16"/>
         </w:rPr>
         <w:tab/>
-      </w:r>
-      <w:r>
-        <w:rPr>
-          <w:rFonts w:ascii="Arial Narrow" w:eastAsia="Arial Narrow" w:hAnsi="Arial Narrow" w:cs="Arial Narrow"/>
-          <w:b/>
-          <w:bCs/>
-          <w:sz w:val="16"/>
-          <w:szCs w:val="16"/>
-        </w:rPr>
-        <w:t xml:space="preserve">LEY SOBRE FACULTADES, NORMAS Y ORGANIZACIÓN DEL INDECOPI, APROBADA POR DECRETO LEGISLATIVO </w:t>
-      </w:r>
-      <w:proofErr w:type="spellStart"/>
-      <w:r>
-        <w:rPr>
-          <w:rFonts w:ascii="Arial Narrow" w:eastAsia="Arial Narrow" w:hAnsi="Arial Narrow" w:cs="Arial Narrow"/>
-          <w:b/>
-          <w:bCs/>
-          <w:sz w:val="16"/>
-          <w:szCs w:val="16"/>
-        </w:rPr>
-        <w:t/>
-      </w:r>
-      <w:proofErr w:type="spellEnd"/>
-      <w:r>
-        <w:rPr>
-          <w:rFonts w:ascii="Arial Narrow" w:eastAsia="Arial Narrow" w:hAnsi="Arial Narrow" w:cs="Arial Narrow"/>
-          <w:b/>
-          <w:bCs/>
-          <w:sz w:val="16"/>
-          <w:szCs w:val="16"/>
-        </w:rPr>
-        <w:t xml:space="preserve"> 807 Artículo 24.-</w:t>
-      </w:r>
-      <w:r>
-        <w:rPr>
-          <w:rFonts w:ascii="Arial Narrow" w:eastAsia="Arial Narrow" w:hAnsi="Arial Narrow" w:cs="Arial Narrow"/>
-          <w:sz w:val="16"/>
-          <w:szCs w:val="16"/>
-        </w:rPr>
-        <w:t xml:space="preserve"> El </w:t>
-      </w:r>
-      <w:proofErr w:type="gramStart"/>
-      <w:r>
-        <w:rPr>
-          <w:rFonts w:ascii="Arial Narrow" w:eastAsia="Arial Narrow" w:hAnsi="Arial Narrow" w:cs="Arial Narrow"/>
-          <w:sz w:val="16"/>
-          <w:szCs w:val="16"/>
-        </w:rPr>
-        <w:t>Secretario Técnico</w:t>
-      </w:r>
-      <w:proofErr w:type="gramEnd"/>
-      <w:r>
-        <w:rPr>
-          <w:rFonts w:ascii="Arial Narrow" w:eastAsia="Arial Narrow" w:hAnsi="Arial Narrow" w:cs="Arial Narrow"/>
-          <w:sz w:val="16"/>
-          <w:szCs w:val="16"/>
-        </w:rPr>
-        <w:t xml:space="preserve"> se encargará de la tramitación del procedimiento. Para ello, cuenta con las siguientes facultades:</w:t>
+        <w:t xml:space="preserve">(...) </w:t>
       </w:r>
     </w:p>
     <w:p>
@@ -8545,7 +8618,7 @@
           <w:szCs w:val="16"/>
         </w:rPr>
         <w:tab/>
-        <w:t xml:space="preserve">(...) </w:t>
+        <w:t xml:space="preserve">c) Admitir denuncias a trámite, en aquellos casos en que la Comisión le haya delegado esta facultad. </w:t>
       </w:r>
     </w:p>
     <w:p>
@@ -8569,7 +8642,7 @@
           <w:szCs w:val="16"/>
         </w:rPr>
         <w:tab/>
-        <w:t xml:space="preserve">c) Admitir denuncias a trámite, en aquellos casos en que la Comisión le haya delegado esta facultad. </w:t>
+        <w:t>(...).</w:t>
       </w:r>
     </w:p>
     <w:p>
@@ -8586,6 +8659,33 @@
           <w:szCs w:val="16"/>
         </w:rPr>
       </w:pPr>
+    </w:p>
+  </w:footnote>
+  <w:footnote w:id="7">
+    <w:p>
+      <w:pPr>
+        <w:pStyle w:val="Textonotapie"/>
+        <w:tabs>
+          <w:tab w:val="left" w:pos="567"/>
+        </w:tabs>
+        <w:ind w:left="567" w:hanging="567"/>
+        <w:jc w:val="both"/>
+        <w:rPr>
+          <w:rFonts w:ascii="Arial Narrow" w:eastAsia="Arial Narrow" w:hAnsi="Arial Narrow" w:cs="Arial Narrow"/>
+          <w:sz w:val="16"/>
+          <w:szCs w:val="16"/>
+        </w:rPr>
+      </w:pPr>
+      <w:r>
+        <w:rPr>
+          <w:rStyle w:val="Refdenotaalpie"/>
+          <w:rFonts w:ascii="Arial Narrow" w:eastAsia="Arial Narrow" w:hAnsi="Arial Narrow" w:cs="Arial Narrow"/>
+          <w:sz w:val="16"/>
+          <w:szCs w:val="16"/>
+          <w:vertAlign w:val="superscript"/>
+        </w:rPr>
+        <w:footnoteRef/>
+      </w:r>
       <w:r>
         <w:rPr>
           <w:rFonts w:ascii="Arial Narrow" w:eastAsia="Arial Narrow" w:hAnsi="Arial Narrow" w:cs="Arial Narrow"/>
@@ -8593,9 +8693,697 @@
           <w:szCs w:val="16"/>
         </w:rPr>
         <w:tab/>
-        <w:t>(...).</w:t>
-      </w:r>
-    </w:p>
+        <w:t xml:space="preserve"/>
+      </w:r>
+      <w:r>
+        <w:rPr>
+          <w:rFonts w:ascii="Arial Narrow" w:eastAsia="Arial Narrow" w:hAnsi="Arial Narrow" w:cs="Arial Narrow"/>
+          <w:sz w:val="16"/>
+          <w:szCs w:val="16"/>
+        </w:rPr>
+        <w:tab/>
+        <w:t xml:space="preserve">El número de trabajadores se atenderá siempre que la empresa haya sido constituida antes de la vigencia de la Ley </w:t>
+      </w:r>
+      <w:proofErr w:type="spellStart"/>
+      <w:r>
+        <w:rPr>
+          <w:rFonts w:ascii="Arial Narrow" w:eastAsia="Arial Narrow" w:hAnsi="Arial Narrow" w:cs="Arial Narrow"/>
+          <w:sz w:val="16"/>
+          <w:szCs w:val="16"/>
+        </w:rPr>
+        <w:t/>
+      </w:r>
+      <w:proofErr w:type="spellEnd"/>
+      <w:r>
+        <w:rPr>
+          <w:rFonts w:ascii="Arial Narrow" w:eastAsia="Arial Narrow" w:hAnsi="Arial Narrow" w:cs="Arial Narrow"/>
+          <w:sz w:val="16"/>
+          <w:szCs w:val="16"/>
+        </w:rPr>
+        <w:t xml:space="preserve">30056, publicada el 2 de julio de 2013, que modificó el artículo 5 del Texto Único Ordenado de la Ley de Promoción de la Competitividad, Formalización y Desarrollo de la Micro y Pequeña Empresa y de Acceso al Empleo Decente (LEY MYPE). Ello, en la medida que la Tercera Disposición Complementaria Transitoria de la norma modificatoria precisa que las empresas constituidas antes de la </w:t>
+      </w:r>
+      <w:proofErr w:type="gramStart"/>
+      <w:r>
+        <w:rPr>
+          <w:rFonts w:ascii="Arial Narrow" w:eastAsia="Arial Narrow" w:hAnsi="Arial Narrow" w:cs="Arial Narrow"/>
+          <w:sz w:val="16"/>
+          <w:szCs w:val="16"/>
+        </w:rPr>
+        <w:t>entrada en vigencia</w:t>
+      </w:r>
+      <w:proofErr w:type="gramEnd"/>
+      <w:r>
+        <w:rPr>
+          <w:rFonts w:ascii="Arial Narrow" w:eastAsia="Arial Narrow" w:hAnsi="Arial Narrow" w:cs="Arial Narrow"/>
+          <w:sz w:val="16"/>
+          <w:szCs w:val="16"/>
+        </w:rPr>
+        <w:t xml:space="preserve"> de dicha Ley se rigen por los requisitos de acogimiento al régimen de las micro y pequeñas empresas regulados en el Decreto Legislativo 1086.</w:t>
+      </w:r>
+    </w:p>
+    <w:p>
+      <w:pPr>
+        <w:pStyle w:val="Textonotapie"/>
+        <w:ind w:left="567" w:hanging="567"/>
+        <w:jc w:val="both"/>
+        <w:rPr>
+          <w:rFonts w:ascii="Arial Narrow" w:eastAsia="Arial Narrow" w:hAnsi="Arial Narrow" w:cs="Arial Narrow"/>
+          <w:sz w:val="16"/>
+          <w:szCs w:val="16"/>
+        </w:rPr>
+      </w:pPr>
+    </w:p>
+  </w:footnote>
+  <w:footnote w:id="8">
+    <w:p>
+      <w:pPr>
+        <w:pStyle w:val="Textonotapie"/>
+        <w:tabs>
+          <w:tab w:val="left" w:pos="567"/>
+        </w:tabs>
+        <w:ind w:left="567" w:hanging="567"/>
+        <w:jc w:val="both"/>
+        <w:rPr>
+          <w:rFonts w:ascii="Arial Narrow" w:eastAsia="Arial Narrow" w:hAnsi="Arial Narrow" w:cs="Arial Narrow"/>
+          <w:sz w:val="16"/>
+          <w:szCs w:val="16"/>
+        </w:rPr>
+      </w:pPr>
+      <w:r>
+        <w:rPr>
+          <w:rStyle w:val="Refdenotaalpie"/>
+          <w:rFonts w:ascii="Arial Narrow" w:eastAsia="Arial Narrow" w:hAnsi="Arial Narrow" w:cs="Arial Narrow"/>
+          <w:sz w:val="16"/>
+          <w:szCs w:val="16"/>
+          <w:vertAlign w:val="superscript"/>
+        </w:rPr>
+        <w:footnoteRef/>
+      </w:r>
+      <w:r>
+        <w:rPr>
+          <w:rFonts w:ascii="Arial Narrow" w:eastAsia="Arial Narrow" w:hAnsi="Arial Narrow" w:cs="Arial Narrow"/>
+          <w:sz w:val="16"/>
+          <w:szCs w:val="16"/>
+        </w:rPr>
+        <w:tab/>
+        <w:t xml:space="preserve"/>
+      </w:r>
+      <w:r>
+        <w:rPr>
+          <w:rFonts w:ascii="Arial Narrow" w:eastAsia="Arial Narrow" w:hAnsi="Arial Narrow" w:cs="Arial Narrow"/>
+          <w:sz w:val="16"/>
+          <w:szCs w:val="16"/>
+        </w:rPr>
+        <w:tab/>
+      </w:r>
+      <w:r>
+        <w:rPr>
+          <w:rFonts w:ascii="Arial Narrow" w:eastAsia="Arial Narrow" w:hAnsi="Arial Narrow" w:cs="Arial Narrow"/>
+          <w:b/>
+          <w:sz w:val="16"/>
+          <w:szCs w:val="16"/>
+        </w:rPr>
+        <w:t>LEY 29571, CÓDIGO DE PROTECCIÓN Y DEFENSA DEL CONSUMIDOR</w:t>
+      </w:r>
+      <w:r>
+        <w:rPr>
+          <w:rFonts w:ascii="Arial Narrow" w:eastAsia="Arial Narrow" w:hAnsi="Arial Narrow" w:cs="Arial Narrow"/>
+          <w:b/>
+          <w:bCs/>
+          <w:sz w:val="16"/>
+          <w:szCs w:val="16"/>
+        </w:rPr>
+        <w:t xml:space="preserve">, </w:t>
+      </w:r>
+      <w:r>
+        <w:rPr>
+          <w:rFonts w:ascii="Arial Narrow" w:eastAsia="Arial Narrow" w:hAnsi="Arial Narrow" w:cs="Arial Narrow"/>
+          <w:b/>
+          <w:sz w:val="16"/>
+          <w:szCs w:val="16"/>
+        </w:rPr>
+        <w:t>publicado el 2 de setiembre de 2010 y modificado por Decreto Legislativo 1308</w:t>
+      </w:r>
+    </w:p>
+    <w:p>
+      <w:pPr>
+        <w:pStyle w:val="Textonotapie"/>
+        <w:ind w:left="567" w:hanging="567"/>
+        <w:jc w:val="both"/>
+        <w:rPr>
+          <w:rFonts w:ascii="Arial Narrow" w:eastAsia="Arial Narrow" w:hAnsi="Arial Narrow" w:cs="Arial Narrow"/>
+          <w:b/>
+          <w:bCs/>
+          <w:sz w:val="16"/>
+          <w:szCs w:val="16"/>
+        </w:rPr>
+      </w:pPr>
+      <w:r>
+        <w:rPr>
+          <w:rFonts w:ascii="Arial Narrow" w:eastAsia="Arial Narrow" w:hAnsi="Arial Narrow" w:cs="Arial Narrow"/>
+          <w:sz w:val="16"/>
+          <w:szCs w:val="16"/>
+        </w:rPr>
+        <w:tab/>
+      </w:r>
+      <w:r>
+        <w:rPr>
+          <w:rFonts w:ascii="Arial Narrow" w:eastAsia="Arial Narrow" w:hAnsi="Arial Narrow" w:cs="Arial Narrow"/>
+          <w:b/>
+          <w:bCs/>
+          <w:sz w:val="16"/>
+          <w:szCs w:val="16"/>
+        </w:rPr>
+        <w:t>Artículo 110.- Sanciones Administrativas</w:t>
+      </w:r>
+    </w:p>
+    <w:p>
+      <w:pPr>
+        <w:autoSpaceDE w:val="0"/>
+        <w:autoSpaceDN w:val="0"/>
+        <w:adjustRightInd w:val="0"/>
+        <w:spacing w:after="0" w:line="240" w:lineRule="auto"/>
+        <w:ind w:left="567"/>
+        <w:jc w:val="both"/>
+        <w:rPr>
+          <w:rFonts w:ascii="Arial Narrow" w:eastAsia="Arial Narrow" w:hAnsi="Arial Narrow" w:cs="Arial Narrow"/>
+          <w:sz w:val="16"/>
+          <w:szCs w:val="16"/>
+          <w:lang w:eastAsia="es-PE"/>
+        </w:rPr>
+      </w:pPr>
+      <w:r>
+        <w:rPr>
+          <w:rFonts w:ascii="Arial Narrow" w:eastAsia="Arial Narrow" w:hAnsi="Arial Narrow" w:cs="Arial Narrow"/>
+          <w:sz w:val="16"/>
+          <w:szCs w:val="16"/>
+          <w:lang w:eastAsia="es-PE"/>
+        </w:rPr>
+        <w:t>(…)</w:t>
+      </w:r>
+    </w:p>
+    <w:p>
+      <w:pPr>
+        <w:autoSpaceDE w:val="0"/>
+        <w:autoSpaceDN w:val="0"/>
+        <w:adjustRightInd w:val="0"/>
+        <w:spacing w:after="0" w:line="240" w:lineRule="auto"/>
+        <w:ind w:left="567"/>
+        <w:jc w:val="both"/>
+        <w:rPr>
+          <w:rFonts w:ascii="Arial Narrow" w:eastAsia="Arial Narrow" w:hAnsi="Arial Narrow" w:cs="Arial Narrow"/>
+          <w:sz w:val="16"/>
+          <w:szCs w:val="16"/>
+          <w:lang w:eastAsia="es-PE"/>
+        </w:rPr>
+      </w:pPr>
+      <w:r>
+        <w:rPr>
+          <w:rFonts w:ascii="Arial Narrow" w:eastAsia="Arial Narrow" w:hAnsi="Arial Narrow" w:cs="Arial Narrow"/>
+          <w:sz w:val="16"/>
+          <w:szCs w:val="16"/>
+          <w:lang w:eastAsia="es-PE"/>
+        </w:rPr>
+        <w:t>En el caso de las microempresas, la multa no puede superar el diez por ciento (10%) de las ventas o ingresos brutos percibidos por el infractor, relativos a todas sus actividades económicas, correspondientes al ejercicio inmediato anterior al de la expedición de la resolución de primera instancia, siempre que se haya acreditado dichos ingresos, no se encuentre en una situación de reincidencia y el caso no verse sobre la vida, salud o integridad de los consumidores. Para el caso de las pequeñas empresas, la multa no puede superar el veinte por ciento (20%) de las ventas o ingresos brutos percibidos por el infractor, conforme a los requisitos señalados anteriormente.</w:t>
+      </w:r>
+    </w:p>
+    <w:p>
+      <w:pPr>
+        <w:autoSpaceDE w:val="0"/>
+        <w:autoSpaceDN w:val="0"/>
+        <w:adjustRightInd w:val="0"/>
+        <w:spacing w:after="0" w:line="240" w:lineRule="auto"/>
+        <w:ind w:left="567"/>
+        <w:jc w:val="both"/>
+        <w:rPr>
+          <w:rFonts w:ascii="Arial Narrow" w:eastAsia="Arial Narrow" w:hAnsi="Arial Narrow" w:cs="Arial Narrow"/>
+          <w:sz w:val="16"/>
+          <w:szCs w:val="16"/>
+          <w:lang w:eastAsia="es-PE"/>
+        </w:rPr>
+      </w:pPr>
+      <w:r>
+        <w:rPr>
+          <w:rFonts w:ascii="Arial Narrow" w:eastAsia="Arial Narrow" w:hAnsi="Arial Narrow" w:cs="Arial Narrow"/>
+          <w:sz w:val="16"/>
+          <w:szCs w:val="16"/>
+          <w:lang w:eastAsia="es-PE"/>
+        </w:rPr>
+        <w:t>(…).</w:t>
+      </w:r>
+    </w:p>
+    <w:p>
+      <w:pPr>
+        <w:pStyle w:val="Textonotapie"/>
+        <w:ind w:left="567" w:hanging="567"/>
+        <w:jc w:val="both"/>
+        <w:rPr>
+          <w:rFonts w:ascii="Arial Narrow" w:eastAsia="Arial Narrow" w:hAnsi="Arial Narrow" w:cs="Arial Narrow"/>
+          <w:sz w:val="16"/>
+          <w:szCs w:val="16"/>
+        </w:rPr>
+      </w:pPr>
+    </w:p>
+  </w:footnote>
+  <w:footnote w:id="9">
+    <w:p>
+      <w:pPr>
+        <w:pStyle w:val="Textonotapie"/>
+        <w:tabs>
+          <w:tab w:val="left" w:pos="567"/>
+        </w:tabs>
+        <w:ind w:left="567" w:hanging="567"/>
+        <w:jc w:val="both"/>
+        <w:rPr>
+          <w:rFonts w:ascii="Arial Narrow" w:eastAsia="Arial Narrow" w:hAnsi="Arial Narrow" w:cs="Arial Narrow"/>
+          <w:sz w:val="16"/>
+          <w:szCs w:val="16"/>
+        </w:rPr>
+      </w:pPr>
+      <w:r>
+        <w:rPr>
+          <w:rStyle w:val="Refdenotaalpie"/>
+          <w:rFonts w:ascii="Arial Narrow" w:eastAsia="Arial Narrow" w:hAnsi="Arial Narrow" w:cs="Arial Narrow"/>
+          <w:sz w:val="16"/>
+          <w:szCs w:val="16"/>
+          <w:vertAlign w:val="superscript"/>
+        </w:rPr>
+        <w:footnoteRef/>
+      </w:r>
+      <w:r>
+        <w:rPr>
+          <w:rFonts w:ascii="Arial Narrow" w:eastAsia="Arial Narrow" w:hAnsi="Arial Narrow" w:cs="Arial Narrow"/>
+          <w:sz w:val="16"/>
+          <w:szCs w:val="16"/>
+        </w:rPr>
+        <w:tab/>
+      </w:r>
+      <w:r>
+        <w:rPr>
+          <w:rFonts w:ascii="Arial Narrow" w:eastAsia="Arial Narrow" w:hAnsi="Arial Narrow" w:cs="Arial Narrow"/>
+          <w:b/>
+          <w:bCs/>
+          <w:sz w:val="16"/>
+          <w:szCs w:val="16"/>
+        </w:rPr>
+        <w:t xml:space="preserve">DECRETO LEGISLATIVO 807, LEY SOBRE FACULTADES, NORMAS Y ORGANIZACIÓN DEL INDECOPI, publicado el 18 de abril de 1996</w:t>
+      </w:r>
+    </w:p>
+    <w:p>
+      <w:pPr>
+        <w:pStyle w:val="Textonotapie"/>
+        <w:ind w:left="567" w:hanging="567"/>
+        <w:jc w:val="both"/>
+        <w:rPr>
+          <w:rFonts w:ascii="Arial Narrow" w:eastAsia="Arial Narrow" w:hAnsi="Arial Narrow" w:cs="Arial Narrow"/>
+          <w:sz w:val="16"/>
+          <w:szCs w:val="16"/>
+        </w:rPr>
+      </w:pPr>
+      <w:r>
+        <w:rPr>
+          <w:rFonts w:ascii="Arial Narrow" w:eastAsia="Arial Narrow" w:hAnsi="Arial Narrow" w:cs="Arial Narrow"/>
+          <w:sz w:val="16"/>
+          <w:szCs w:val="16"/>
+        </w:rPr>
+        <w:tab/>
+      </w:r>
+      <w:r>
+        <w:rPr>
+          <w:rFonts w:ascii="Arial Narrow" w:eastAsia="Arial Narrow" w:hAnsi="Arial Narrow" w:cs="Arial Narrow"/>
+          <w:b/>
+          <w:bCs/>
+          <w:sz w:val="16"/>
+          <w:szCs w:val="16"/>
+        </w:rPr>
+        <w:t xml:space="preserve">Artículo 26.-</w:t>
+      </w:r>
+      <w:r>
+        <w:rPr>
+          <w:rFonts w:ascii="Arial Narrow" w:eastAsia="Arial Narrow" w:hAnsi="Arial Narrow" w:cs="Arial Narrow"/>
+          <w:sz w:val="16"/>
+          <w:szCs w:val="16"/>
+        </w:rPr>
+        <w:t xml:space="preserve"> Una vez admitida a trámite la denuncia, se correrá traslado de la misma al denunciado, a fin de que éste presente su descargo. El plazo para la presentación del descargo será de cinco (5) días contados desde la notificación, vencido el cual, el Secretario Técnico declarará en rebeldía al denunciado que no lo hubiera presentado.</w:t>
+      </w:r>
+    </w:p>
+    <w:p>
+      <w:pPr>
+        <w:pStyle w:val="Textonotapie"/>
+        <w:ind w:left="567" w:hanging="567"/>
+        <w:jc w:val="both"/>
+        <w:rPr>
+          <w:rFonts w:ascii="Arial Narrow" w:eastAsia="Arial Narrow" w:hAnsi="Arial Narrow" w:cs="Arial Narrow"/>
+          <w:sz w:val="16"/>
+          <w:szCs w:val="16"/>
+        </w:rPr>
+      </w:pPr>
+    </w:p>
+  </w:footnote>
+  <w:footnote w:id="10">
+    <w:p>
+      <w:pPr>
+        <w:pStyle w:val="Textonotapie"/>
+        <w:tabs>
+          <w:tab w:val="left" w:pos="567"/>
+        </w:tabs>
+        <w:ind w:left="567" w:hanging="567"/>
+        <w:jc w:val="both"/>
+        <w:rPr>
+          <w:rFonts w:ascii="Arial Narrow" w:eastAsia="Arial Narrow" w:hAnsi="Arial Narrow" w:cs="Arial Narrow"/>
+          <w:sz w:val="16"/>
+          <w:szCs w:val="16"/>
+        </w:rPr>
+      </w:pPr>
+      <w:r>
+        <w:rPr>
+          <w:rStyle w:val="Refdenotaalpie"/>
+          <w:rFonts w:ascii="Arial Narrow" w:eastAsia="Arial Narrow" w:hAnsi="Arial Narrow" w:cs="Arial Narrow"/>
+          <w:sz w:val="16"/>
+          <w:szCs w:val="16"/>
+          <w:vertAlign w:val="superscript"/>
+        </w:rPr>
+        <w:footnoteRef/>
+      </w:r>
+      <w:r>
+        <w:rPr>
+          <w:rFonts w:ascii="Arial Narrow" w:eastAsia="Arial Narrow" w:hAnsi="Arial Narrow" w:cs="Arial Narrow"/>
+          <w:sz w:val="16"/>
+          <w:szCs w:val="16"/>
+        </w:rPr>
+        <w:tab/>
+      </w:r>
+      <w:r>
+        <w:rPr>
+          <w:rFonts w:ascii="Arial Narrow" w:eastAsia="Arial Narrow" w:hAnsi="Arial Narrow" w:cs="Arial Narrow"/>
+          <w:b/>
+          <w:bCs/>
+          <w:sz w:val="16"/>
+          <w:szCs w:val="16"/>
+        </w:rPr>
+        <w:t xml:space="preserve">DECRETO SUPREMO 006-2026-JUS, TEXTO ÚNICO ORDENADO DE LA LEY 27444, LEY DEL PROCEDIMIENTO ADMINISTRATIVO GENERAL, publicado el 30 de abril de 2026</w:t>
+      </w:r>
+    </w:p>
+    <w:p>
+      <w:pPr>
+        <w:pStyle w:val="Textonotapie"/>
+        <w:ind w:left="567" w:hanging="567"/>
+        <w:jc w:val="both"/>
+        <w:rPr>
+          <w:rFonts w:ascii="Arial Narrow" w:eastAsia="Arial Narrow" w:hAnsi="Arial Narrow" w:cs="Arial Narrow"/>
+          <w:sz w:val="16"/>
+          <w:szCs w:val="16"/>
+        </w:rPr>
+      </w:pPr>
+      <w:r>
+        <w:rPr>
+          <w:rFonts w:ascii="Arial Narrow" w:eastAsia="Arial Narrow" w:hAnsi="Arial Narrow" w:cs="Arial Narrow"/>
+          <w:sz w:val="16"/>
+          <w:szCs w:val="16"/>
+        </w:rPr>
+        <w:tab/>
+      </w:r>
+      <w:r>
+        <w:rPr>
+          <w:rFonts w:ascii="Arial Narrow" w:eastAsia="Arial Narrow" w:hAnsi="Arial Narrow" w:cs="Arial Narrow"/>
+          <w:b/>
+          <w:bCs/>
+          <w:sz w:val="16"/>
+          <w:szCs w:val="16"/>
+        </w:rPr>
+        <w:t xml:space="preserve">Artículo 223.- Contestación de la reclamación</w:t>
+      </w:r>
+    </w:p>
+    <w:p>
+      <w:pPr>
+        <w:pStyle w:val="Textonotapie"/>
+        <w:ind w:left="567" w:hanging="567"/>
+        <w:jc w:val="both"/>
+        <w:rPr>
+          <w:rFonts w:ascii="Arial Narrow" w:eastAsia="Arial Narrow" w:hAnsi="Arial Narrow" w:cs="Arial Narrow"/>
+          <w:sz w:val="16"/>
+          <w:szCs w:val="16"/>
+        </w:rPr>
+      </w:pPr>
+      <w:r>
+        <w:rPr>
+          <w:rFonts w:ascii="Arial Narrow" w:eastAsia="Arial Narrow" w:hAnsi="Arial Narrow" w:cs="Arial Narrow"/>
+          <w:sz w:val="16"/>
+          <w:szCs w:val="16"/>
+        </w:rPr>
+        <w:tab/>
+      </w:r>
+      <w:r>
+        <w:rPr>
+          <w:rFonts w:ascii="Arial Narrow" w:eastAsia="Arial Narrow" w:hAnsi="Arial Narrow" w:cs="Arial Narrow"/>
+          <w:sz w:val="16"/>
+          <w:szCs w:val="16"/>
+        </w:rPr>
+        <w:t xml:space="preserve">223.1 El reclamado deberá presentar la contestación de la reclamación dentro de los quince (15) días posteriores a la notificación de ésta; vencido este plazo, la Administración declarará en rebeldía al reclamado que no la hubiera presentado. La contestación deberá contener los requisitos de los escritos previstos en el artículo 113 de la presente Ley, así como la absolución de todos los asuntos controvertidos de hecho y de derecho, Las alegaciones y los hechos relevantes de la reclamación, salvo que hayan sido específicamente negadas en la contestación, se tendrán por aceptadas o merituadas como ciertas.</w:t>
+      </w:r>
+    </w:p>
+    <w:p>
+      <w:pPr>
+        <w:pStyle w:val="Textonotapie"/>
+        <w:ind w:left="567" w:hanging="567"/>
+        <w:jc w:val="both"/>
+        <w:rPr>
+          <w:rFonts w:ascii="Arial Narrow" w:eastAsia="Arial Narrow" w:hAnsi="Arial Narrow" w:cs="Arial Narrow"/>
+          <w:sz w:val="16"/>
+          <w:szCs w:val="16"/>
+        </w:rPr>
+      </w:pPr>
+    </w:p>
+  </w:footnote>
+  <w:footnote w:id="11">
+    <w:p>
+      <w:pPr>
+        <w:tabs>
+          <w:tab w:val="left" w:pos="567"/>
+        </w:tabs>
+        <w:spacing w:after="0" w:line="240" w:lineRule="auto"/>
+        <w:ind w:left="567" w:hanging="567"/>
+        <w:jc w:val="both"/>
+        <w:rPr>
+          <w:rFonts w:ascii="Arial Narrow" w:eastAsia="Arial Narrow" w:hAnsi="Arial Narrow" w:cs="Arial Narrow"/>
+          <w:sz w:val="16"/>
+          <w:szCs w:val="16"/>
+        </w:rPr>
+      </w:pPr>
+      <w:r>
+        <w:rPr>
+          <w:rStyle w:val="Refdenotaalpie"/>
+          <w:rFonts w:ascii="Arial Narrow" w:eastAsia="Arial Narrow" w:hAnsi="Arial Narrow" w:cs="Arial Narrow"/>
+          <w:sz w:val="16"/>
+          <w:szCs w:val="16"/>
+          <w:vertAlign w:val="superscript"/>
+        </w:rPr>
+        <w:footnoteRef/>
+      </w:r>
+      <w:r>
+        <w:rPr>
+          <w:rFonts w:ascii="Arial Narrow" w:eastAsia="Arial Narrow" w:hAnsi="Arial Narrow" w:cs="Arial Narrow"/>
+          <w:sz w:val="16"/>
+          <w:szCs w:val="16"/>
+          <w:vertAlign w:val="superscript"/>
+        </w:rPr>
+        <w:tab/>
+        <w:t xml:space="preserve"/>
+      </w:r>
+      <w:r>
+        <w:rPr>
+          <w:rFonts w:ascii="Arial Narrow" w:eastAsia="Arial Narrow" w:hAnsi="Arial Narrow" w:cs="Arial Narrow"/>
+          <w:sz w:val="16"/>
+          <w:szCs w:val="16"/>
+        </w:rPr>
+        <w:t xml:space="preserve"> </w:t>
+      </w:r>
+      <w:r>
+        <w:rPr>
+          <w:rFonts w:ascii="Arial Narrow" w:eastAsia="Arial Narrow" w:hAnsi="Arial Narrow" w:cs="Arial Narrow"/>
+          <w:sz w:val="16"/>
+          <w:szCs w:val="16"/>
+        </w:rPr>
+        <w:tab/>
+      </w:r>
+      <w:r>
+        <w:rPr>
+          <w:rFonts w:ascii="Arial Narrow" w:eastAsia="Arial Narrow" w:hAnsi="Arial Narrow" w:cs="Arial Narrow"/>
+          <w:b/>
+          <w:sz w:val="16"/>
+          <w:szCs w:val="16"/>
+        </w:rPr>
+        <w:t>LEY 29571, CÓDIGO DE PROTECCIÓN Y DEFENSA DEL CONSUMIDOR</w:t>
+      </w:r>
+      <w:r>
+        <w:rPr>
+          <w:rFonts w:ascii="Arial Narrow" w:eastAsia="Arial Narrow" w:hAnsi="Arial Narrow" w:cs="Arial Narrow"/>
+          <w:b/>
+          <w:bCs/>
+          <w:sz w:val="16"/>
+          <w:szCs w:val="16"/>
+        </w:rPr>
+        <w:t xml:space="preserve">, </w:t>
+      </w:r>
+      <w:r>
+        <w:rPr>
+          <w:rFonts w:ascii="Arial Narrow" w:eastAsia="Arial Narrow" w:hAnsi="Arial Narrow" w:cs="Arial Narrow"/>
+          <w:b/>
+          <w:sz w:val="16"/>
+          <w:szCs w:val="16"/>
+        </w:rPr>
+        <w:t>publicado el 2 de setiembre de 2010 y modificado por Decreto Legislativo 1308</w:t>
+      </w:r>
+    </w:p>
+    <w:p>
+      <w:pPr>
+        <w:spacing w:after="0" w:line="240" w:lineRule="auto"/>
+        <w:ind w:left="567" w:hanging="567"/>
+        <w:jc w:val="both"/>
+        <w:rPr>
+          <w:rFonts w:ascii="Arial Narrow" w:eastAsia="Arial Narrow" w:hAnsi="Arial Narrow" w:cs="Arial Narrow"/>
+          <w:b/>
+          <w:sz w:val="16"/>
+          <w:szCs w:val="16"/>
+        </w:rPr>
+      </w:pPr>
+      <w:r>
+        <w:rPr>
+          <w:rFonts w:ascii="Arial Narrow" w:eastAsia="Arial Narrow" w:hAnsi="Arial Narrow" w:cs="Arial Narrow"/>
+          <w:b/>
+          <w:sz w:val="16"/>
+          <w:szCs w:val="16"/>
+        </w:rPr>
+        <w:tab/>
+        <w:t>Artículo 110.- Sanciones administrativas</w:t>
+      </w:r>
+    </w:p>
+    <w:p>
+      <w:pPr>
+        <w:spacing w:after="0" w:line="240" w:lineRule="auto"/>
+        <w:ind w:left="567"/>
+        <w:jc w:val="both"/>
+        <w:rPr>
+          <w:rFonts w:ascii="Arial Narrow" w:eastAsia="Arial Narrow" w:hAnsi="Arial Narrow" w:cs="Arial Narrow"/>
+          <w:sz w:val="16"/>
+          <w:szCs w:val="16"/>
+        </w:rPr>
+      </w:pPr>
+      <w:r>
+        <w:rPr>
+          <w:rFonts w:ascii="Arial Narrow" w:eastAsia="Arial Narrow" w:hAnsi="Arial Narrow" w:cs="Arial Narrow"/>
+          <w:sz w:val="16"/>
+          <w:szCs w:val="16"/>
+        </w:rPr>
+        <w:t>El órgano resolutivo puede sancionar las infracciones administrativas a que se refiere el artículo 108 con amonestación y multas de hasta cuatrocientos cincuenta (450) Unidades Impositivas Tributarias (UIT), las cuales son calificadas de la siguiente manera:</w:t>
+      </w:r>
+    </w:p>
+    <w:p>
+      <w:pPr>
+        <w:numPr>
+          <w:ilvl w:val="0"/>
+          <w:numId w:val="2"/>
+        </w:numPr>
+        <w:spacing w:after="0" w:line="240" w:lineRule="auto"/>
+        <w:ind w:left="426" w:firstLine="141"/>
+        <w:jc w:val="both"/>
+        <w:rPr>
+          <w:rFonts w:ascii="Arial Narrow" w:eastAsia="Arial Narrow" w:hAnsi="Arial Narrow" w:cs="Arial Narrow"/>
+          <w:sz w:val="16"/>
+          <w:szCs w:val="16"/>
+        </w:rPr>
+      </w:pPr>
+      <w:r>
+        <w:rPr>
+          <w:rFonts w:ascii="Arial Narrow" w:eastAsia="Arial Narrow" w:hAnsi="Arial Narrow" w:cs="Arial Narrow"/>
+          <w:sz w:val="16"/>
+          <w:szCs w:val="16"/>
+        </w:rPr>
+        <w:t>Infracciones leves, con una amonestación o con una multa de hasta cincuenta (50) UIT.</w:t>
+      </w:r>
+    </w:p>
+    <w:p>
+      <w:pPr>
+        <w:numPr>
+          <w:ilvl w:val="0"/>
+          <w:numId w:val="2"/>
+        </w:numPr>
+        <w:spacing w:after="0" w:line="240" w:lineRule="auto"/>
+        <w:ind w:left="426" w:firstLine="141"/>
+        <w:jc w:val="both"/>
+        <w:rPr>
+          <w:rFonts w:ascii="Arial Narrow" w:eastAsia="Arial Narrow" w:hAnsi="Arial Narrow" w:cs="Arial Narrow"/>
+          <w:sz w:val="16"/>
+          <w:szCs w:val="16"/>
+        </w:rPr>
+      </w:pPr>
+      <w:r>
+        <w:rPr>
+          <w:rFonts w:ascii="Arial Narrow" w:eastAsia="Arial Narrow" w:hAnsi="Arial Narrow" w:cs="Arial Narrow"/>
+          <w:sz w:val="16"/>
+          <w:szCs w:val="16"/>
+        </w:rPr>
+        <w:t>Infracciones graves, con una multa de hasta ciento cincuenta (150) UIT.</w:t>
+      </w:r>
+    </w:p>
+    <w:p>
+      <w:pPr>
+        <w:numPr>
+          <w:ilvl w:val="0"/>
+          <w:numId w:val="2"/>
+        </w:numPr>
+        <w:spacing w:after="0" w:line="240" w:lineRule="auto"/>
+        <w:ind w:left="426" w:firstLine="141"/>
+        <w:jc w:val="both"/>
+        <w:rPr>
+          <w:rFonts w:ascii="Arial Narrow" w:eastAsia="Arial Narrow" w:hAnsi="Arial Narrow" w:cs="Arial Narrow"/>
+          <w:sz w:val="16"/>
+          <w:szCs w:val="16"/>
+        </w:rPr>
+      </w:pPr>
+      <w:r>
+        <w:rPr>
+          <w:rFonts w:ascii="Arial Narrow" w:eastAsia="Arial Narrow" w:hAnsi="Arial Narrow" w:cs="Arial Narrow"/>
+          <w:sz w:val="16"/>
+          <w:szCs w:val="16"/>
+        </w:rPr>
+        <w:t>Infracciones muy graves, con una multa de hasta cuatrocientos cincuenta (450) UIT.</w:t>
+      </w:r>
+    </w:p>
+    <w:p>
+      <w:pPr>
+        <w:spacing w:after="0" w:line="240" w:lineRule="auto"/>
+        <w:ind w:left="567"/>
+        <w:jc w:val="both"/>
+        <w:rPr>
+          <w:rFonts w:ascii="Arial Narrow" w:eastAsia="Arial Narrow" w:hAnsi="Arial Narrow" w:cs="Arial Narrow"/>
+          <w:sz w:val="16"/>
+          <w:szCs w:val="16"/>
+        </w:rPr>
+      </w:pPr>
+      <w:r>
+        <w:rPr>
+          <w:rFonts w:ascii="Arial Narrow" w:eastAsia="Arial Narrow" w:hAnsi="Arial Narrow" w:cs="Arial Narrow"/>
+          <w:sz w:val="16"/>
+          <w:szCs w:val="16"/>
+        </w:rPr>
+        <w:t>(…).</w:t>
+      </w:r>
+    </w:p>
+    <w:p>
+      <w:pPr>
+        <w:spacing w:after="0" w:line="240" w:lineRule="auto"/>
+        <w:ind w:left="567" w:hanging="567"/>
+        <w:jc w:val="both"/>
+        <w:rPr>
+          <w:rFonts w:ascii="Arial Narrow" w:eastAsia="Arial Narrow" w:hAnsi="Arial Narrow" w:cs="Arial Narrow"/>
+          <w:sz w:val="16"/>
+          <w:szCs w:val="16"/>
+        </w:rPr>
+      </w:pPr>
+    </w:p>
+  </w:footnote>
+  <w:footnote w:id="12">
     <w:p>
       <w:pPr>
         <w:pStyle w:val="Textonotapie"/>
@@ -8606,39 +9394,100 @@
         <w:jc w:val="both"/>
         <w:rPr>
           <w:rFonts w:ascii="Arial Narrow" w:eastAsia="Arial Narrow" w:hAnsi="Arial Narrow" w:cs="Arial Narrow"/>
-          <w:sz w:val="16"/>
-          <w:szCs w:val="16"/>
-        </w:rPr>
-      </w:pPr>
-      <w:r>
-        <w:rPr>
-          <w:rFonts w:ascii="Arial Narrow" w:eastAsia="Arial Narrow" w:hAnsi="Arial Narrow" w:cs="Arial Narrow"/>
-          <w:sz w:val="16"/>
-          <w:szCs w:val="16"/>
-        </w:rPr>
-        <w:t xml:space="preserve">. </w:t>
-      </w:r>
-    </w:p>
-    <w:p>
-      <w:pPr>
-        <w:pStyle w:val="Textonotapie"/>
+          <w:b/>
+          <w:bCs/>
+          <w:sz w:val="16"/>
+          <w:szCs w:val="16"/>
+        </w:rPr>
+      </w:pPr>
+      <w:r>
+        <w:rPr>
+          <w:rStyle w:val="Refdenotaalpie"/>
+          <w:rFonts w:ascii="Arial Narrow" w:eastAsia="Arial Narrow" w:hAnsi="Arial Narrow" w:cs="Arial Narrow"/>
+          <w:sz w:val="16"/>
+          <w:szCs w:val="16"/>
+          <w:vertAlign w:val="superscript"/>
+        </w:rPr>
+        <w:footnoteRef/>
+      </w:r>
+      <w:r>
+        <w:rPr>
+          <w:rFonts w:ascii="Arial Narrow" w:eastAsia="Arial Narrow" w:hAnsi="Arial Narrow" w:cs="Arial Narrow"/>
+          <w:sz w:val="16"/>
+          <w:szCs w:val="16"/>
+        </w:rPr>
+        <w:tab/>
+        <w:t xml:space="preserve"/>
+      </w:r>
+      <w:r>
+        <w:rPr>
+          <w:rFonts w:ascii="Arial Narrow" w:eastAsia="Arial Narrow" w:hAnsi="Arial Narrow" w:cs="Arial Narrow"/>
+          <w:sz w:val="16"/>
+          <w:szCs w:val="16"/>
+        </w:rPr>
+        <w:tab/>
+      </w:r>
+      <w:r>
+        <w:rPr>
+          <w:rFonts w:ascii="Arial Narrow" w:eastAsia="Arial Narrow" w:hAnsi="Arial Narrow" w:cs="Arial Narrow"/>
+          <w:b/>
+          <w:bCs/>
+          <w:sz w:val="16"/>
+          <w:szCs w:val="16"/>
+        </w:rPr>
+        <w:t xml:space="preserve">LEY </w:t>
+      </w:r>
+      <w:proofErr w:type="spellStart"/>
+      <w:r>
+        <w:rPr>
+          <w:rFonts w:ascii="Arial Narrow" w:eastAsia="Arial Narrow" w:hAnsi="Arial Narrow" w:cs="Arial Narrow"/>
+          <w:b/>
+          <w:bCs/>
+          <w:sz w:val="16"/>
+          <w:szCs w:val="16"/>
+        </w:rPr>
+        <w:t/>
+      </w:r>
+      <w:proofErr w:type="spellEnd"/>
+      <w:r>
+        <w:rPr>
+          <w:rFonts w:ascii="Arial Narrow" w:eastAsia="Arial Narrow" w:hAnsi="Arial Narrow" w:cs="Arial Narrow"/>
+          <w:b/>
+          <w:bCs/>
+          <w:sz w:val="16"/>
+          <w:szCs w:val="16"/>
+        </w:rPr>
+        <w:t xml:space="preserve">29571, CÓDIGO DE PROTECCIÓN Y DEFENSA DEL CONSUMIDOR, publicado el 2 de setiembre de 2010 y modificado por Decreto Legislativo </w:t>
+      </w:r>
+      <w:proofErr w:type="spellStart"/>
+      <w:r>
+        <w:rPr>
+          <w:rFonts w:ascii="Arial Narrow" w:eastAsia="Arial Narrow" w:hAnsi="Arial Narrow" w:cs="Arial Narrow"/>
+          <w:b/>
+          <w:bCs/>
+          <w:sz w:val="16"/>
+          <w:szCs w:val="16"/>
+        </w:rPr>
+        <w:t/>
+      </w:r>
+      <w:proofErr w:type="spellEnd"/>
+      <w:r>
+        <w:rPr>
+          <w:rFonts w:ascii="Arial Narrow" w:eastAsia="Arial Narrow" w:hAnsi="Arial Narrow" w:cs="Arial Narrow"/>
+          <w:b/>
+          <w:bCs/>
+          <w:sz w:val="16"/>
+          <w:szCs w:val="16"/>
+        </w:rPr>
+        <w:t xml:space="preserve">1308 </w:t>
+      </w:r>
+    </w:p>
+    <w:p>
+      <w:pPr>
         <w:tabs>
           <w:tab w:val="left" w:pos="567"/>
         </w:tabs>
-        <w:ind w:left="567" w:right="-1" w:hanging="567"/>
-        <w:jc w:val="both"/>
-        <w:rPr>
-          <w:rFonts w:ascii="Arial Narrow" w:eastAsia="Arial Narrow" w:hAnsi="Arial Narrow" w:cs="Arial Narrow"/>
-          <w:sz w:val="16"/>
-          <w:szCs w:val="16"/>
-        </w:rPr>
-      </w:pPr>
-    </w:p>
-  </w:footnote>
-  <w:footnote w:id="7">
-    <w:p>
-      <w:pPr>
-        <w:pStyle w:val="Textonotapie"/>
+        <w:spacing w:after="0" w:line="240" w:lineRule="auto"/>
         <w:ind w:left="567" w:hanging="567"/>
         <w:jc w:val="both"/>
         <w:rPr>
@@ -8649,733 +9498,12 @@
       </w:pPr>
       <w:r>
         <w:rPr>
-          <w:rStyle w:val="Refdenotaalpie"/>
-          <w:rFonts w:ascii="Arial Narrow" w:eastAsia="Arial Narrow" w:hAnsi="Arial Narrow" w:cs="Arial Narrow"/>
-          <w:sz w:val="16"/>
-          <w:szCs w:val="16"/>
-          <w:vertAlign w:val="superscript"/>
-        </w:rPr>
-        <w:footnoteRef/>
-      </w:r>
-      <w:r>
-        <w:rPr>
-          <w:rFonts w:ascii="Arial Narrow" w:eastAsia="Arial Narrow" w:hAnsi="Arial Narrow" w:cs="Arial Narrow"/>
-          <w:sz w:val="16"/>
-          <w:szCs w:val="16"/>
-        </w:rPr>
-        <w:t xml:space="preserve"> </w:t>
-      </w:r>
-      <w:r>
-        <w:rPr>
           <w:rFonts w:ascii="Arial Narrow" w:eastAsia="Arial Narrow" w:hAnsi="Arial Narrow" w:cs="Arial Narrow"/>
           <w:sz w:val="16"/>
           <w:szCs w:val="16"/>
         </w:rPr>
         <w:tab/>
-        <w:t xml:space="preserve">El número de trabajadores se atenderá siempre que la empresa haya sido constituida antes de la vigencia de la Ley </w:t>
-      </w:r>
-      <w:proofErr w:type="spellStart"/>
-      <w:r>
-        <w:rPr>
-          <w:rFonts w:ascii="Arial Narrow" w:eastAsia="Arial Narrow" w:hAnsi="Arial Narrow" w:cs="Arial Narrow"/>
-          <w:sz w:val="16"/>
-          <w:szCs w:val="16"/>
-        </w:rPr>
-        <w:t/>
-      </w:r>
-      <w:proofErr w:type="spellEnd"/>
-      <w:r>
-        <w:rPr>
-          <w:rFonts w:ascii="Arial Narrow" w:eastAsia="Arial Narrow" w:hAnsi="Arial Narrow" w:cs="Arial Narrow"/>
-          <w:sz w:val="16"/>
-          <w:szCs w:val="16"/>
-        </w:rPr>
-        <w:t xml:space="preserve"> 30056, publicada el 2 de julio de 2013, que modificó el artículo 5 del Texto Único Ordenado de la Ley de Promoción de la Competitividad, Formalización y Desarrollo de la Micro y Pequeña Empresa y de Acceso al Empleo Decente (LEY MYPE). Ello, en la medida que la Tercera Disposición Complementaria Transitoria de la norma modificatoria precisa que las empresas constituidas antes de la </w:t>
-      </w:r>
-      <w:proofErr w:type="gramStart"/>
-      <w:r>
-        <w:rPr>
-          <w:rFonts w:ascii="Arial Narrow" w:eastAsia="Arial Narrow" w:hAnsi="Arial Narrow" w:cs="Arial Narrow"/>
-          <w:sz w:val="16"/>
-          <w:szCs w:val="16"/>
-        </w:rPr>
-        <w:t>entrada en vigencia</w:t>
-      </w:r>
-      <w:proofErr w:type="gramEnd"/>
-      <w:r>
-        <w:rPr>
-          <w:rFonts w:ascii="Arial Narrow" w:eastAsia="Arial Narrow" w:hAnsi="Arial Narrow" w:cs="Arial Narrow"/>
-          <w:sz w:val="16"/>
-          <w:szCs w:val="16"/>
-        </w:rPr>
-        <w:t xml:space="preserve"> de dicha Ley se rigen por los requisitos de acogimiento al régimen de las micro y pequeñas empresas regulados en el Decreto Legislativo 1086.</w:t>
-      </w:r>
-    </w:p>
-    <w:p>
-      <w:pPr>
-        <w:pStyle w:val="Textonotapie"/>
-        <w:ind w:left="567" w:hanging="567"/>
-        <w:jc w:val="both"/>
-        <w:rPr>
-          <w:rFonts w:ascii="Arial Narrow" w:eastAsia="Arial Narrow" w:hAnsi="Arial Narrow" w:cs="Arial Narrow"/>
-          <w:sz w:val="16"/>
-          <w:szCs w:val="16"/>
-        </w:rPr>
-      </w:pPr>
-    </w:p>
-  </w:footnote>
-  <w:footnote w:id="8">
-    <w:p>
-      <w:pPr>
-        <w:pStyle w:val="Textonotapie"/>
-        <w:ind w:left="567" w:hanging="567"/>
-        <w:jc w:val="both"/>
-        <w:rPr>
-          <w:rFonts w:ascii="Arial Narrow" w:eastAsia="Arial Narrow" w:hAnsi="Arial Narrow" w:cs="Arial Narrow"/>
-          <w:sz w:val="16"/>
-          <w:szCs w:val="16"/>
-        </w:rPr>
-      </w:pPr>
-      <w:r>
-        <w:rPr>
-          <w:rStyle w:val="Refdenotaalpie"/>
-          <w:rFonts w:ascii="Arial Narrow" w:eastAsia="Arial Narrow" w:hAnsi="Arial Narrow" w:cs="Arial Narrow"/>
-          <w:sz w:val="16"/>
-          <w:szCs w:val="16"/>
-          <w:vertAlign w:val="superscript"/>
-        </w:rPr>
-        <w:footnoteRef/>
-      </w:r>
-      <w:r>
-        <w:rPr>
-          <w:rFonts w:ascii="Arial Narrow" w:eastAsia="Arial Narrow" w:hAnsi="Arial Narrow" w:cs="Arial Narrow"/>
-          <w:sz w:val="16"/>
-          <w:szCs w:val="16"/>
-        </w:rPr>
-        <w:t xml:space="preserve"> </w:t>
-      </w:r>
-      <w:r>
-        <w:rPr>
-          <w:rFonts w:ascii="Arial Narrow" w:eastAsia="Arial Narrow" w:hAnsi="Arial Narrow" w:cs="Arial Narrow"/>
-          <w:sz w:val="16"/>
-          <w:szCs w:val="16"/>
-        </w:rPr>
-        <w:tab/>
-      </w:r>
-      <w:r>
-        <w:rPr>
-          <w:rFonts w:ascii="Arial Narrow" w:eastAsia="Arial Narrow" w:hAnsi="Arial Narrow" w:cs="Arial Narrow"/>
-          <w:b/>
-          <w:sz w:val="16"/>
-          <w:szCs w:val="16"/>
-        </w:rPr>
-        <w:t>LEY 29571, CÓDIGO DE PROTECCIÓN Y DEFENSA DEL CONSUMIDOR</w:t>
-      </w:r>
-      <w:r>
-        <w:rPr>
-          <w:rFonts w:ascii="Arial Narrow" w:eastAsia="Arial Narrow" w:hAnsi="Arial Narrow" w:cs="Arial Narrow"/>
-          <w:b/>
-          <w:bCs/>
-          <w:sz w:val="16"/>
-          <w:szCs w:val="16"/>
-        </w:rPr>
-        <w:t xml:space="preserve">, </w:t>
-      </w:r>
-      <w:r>
-        <w:rPr>
-          <w:rFonts w:ascii="Arial Narrow" w:eastAsia="Arial Narrow" w:hAnsi="Arial Narrow" w:cs="Arial Narrow"/>
-          <w:b/>
-          <w:sz w:val="16"/>
-          <w:szCs w:val="16"/>
-        </w:rPr>
-        <w:t>publicado el 2 de setiembre de 2010 y modificado por Decreto Legislativo 1308</w:t>
-      </w:r>
-    </w:p>
-    <w:p>
-      <w:pPr>
-        <w:pStyle w:val="Textonotapie"/>
-        <w:ind w:left="567" w:hanging="567"/>
-        <w:jc w:val="both"/>
-        <w:rPr>
-          <w:rFonts w:ascii="Arial Narrow" w:eastAsia="Arial Narrow" w:hAnsi="Arial Narrow" w:cs="Arial Narrow"/>
-          <w:b/>
-          <w:bCs/>
-          <w:sz w:val="16"/>
-          <w:szCs w:val="16"/>
-        </w:rPr>
-      </w:pPr>
-      <w:r>
-        <w:rPr>
-          <w:rFonts w:ascii="Arial Narrow" w:eastAsia="Arial Narrow" w:hAnsi="Arial Narrow" w:cs="Arial Narrow"/>
-          <w:sz w:val="16"/>
-          <w:szCs w:val="16"/>
-        </w:rPr>
-        <w:tab/>
-      </w:r>
-      <w:r>
-        <w:rPr>
-          <w:rFonts w:ascii="Arial Narrow" w:eastAsia="Arial Narrow" w:hAnsi="Arial Narrow" w:cs="Arial Narrow"/>
-          <w:b/>
-          <w:bCs/>
-          <w:sz w:val="16"/>
-          <w:szCs w:val="16"/>
-        </w:rPr>
-        <w:t>Artículo 110.- Sanciones Administrativas</w:t>
-      </w:r>
-    </w:p>
-    <w:p>
-      <w:pPr>
-        <w:autoSpaceDE w:val="0"/>
-        <w:autoSpaceDN w:val="0"/>
-        <w:adjustRightInd w:val="0"/>
-        <w:spacing w:after="0" w:line="240" w:lineRule="auto"/>
-        <w:ind w:left="567"/>
-        <w:jc w:val="both"/>
-        <w:rPr>
-          <w:rFonts w:ascii="Arial Narrow" w:eastAsia="Arial Narrow" w:hAnsi="Arial Narrow" w:cs="Arial Narrow"/>
-          <w:sz w:val="16"/>
-          <w:szCs w:val="16"/>
-          <w:lang w:eastAsia="es-PE"/>
-        </w:rPr>
-      </w:pPr>
-      <w:r>
-        <w:rPr>
-          <w:rFonts w:ascii="Arial Narrow" w:eastAsia="Arial Narrow" w:hAnsi="Arial Narrow" w:cs="Arial Narrow"/>
-          <w:sz w:val="16"/>
-          <w:szCs w:val="16"/>
-          <w:lang w:eastAsia="es-PE"/>
-        </w:rPr>
-        <w:t>(…)</w:t>
-      </w:r>
-    </w:p>
-    <w:p>
-      <w:pPr>
-        <w:autoSpaceDE w:val="0"/>
-        <w:autoSpaceDN w:val="0"/>
-        <w:adjustRightInd w:val="0"/>
-        <w:spacing w:after="0" w:line="240" w:lineRule="auto"/>
-        <w:ind w:left="567"/>
-        <w:jc w:val="both"/>
-        <w:rPr>
-          <w:rFonts w:ascii="Arial Narrow" w:eastAsia="Arial Narrow" w:hAnsi="Arial Narrow" w:cs="Arial Narrow"/>
-          <w:sz w:val="16"/>
-          <w:szCs w:val="16"/>
-          <w:lang w:eastAsia="es-PE"/>
-        </w:rPr>
-      </w:pPr>
-      <w:r>
-        <w:rPr>
-          <w:rFonts w:ascii="Arial Narrow" w:eastAsia="Arial Narrow" w:hAnsi="Arial Narrow" w:cs="Arial Narrow"/>
-          <w:sz w:val="16"/>
-          <w:szCs w:val="16"/>
-          <w:lang w:eastAsia="es-PE"/>
-        </w:rPr>
-        <w:t>En el caso de las microempresas, la multa no puede superar el diez por ciento (10%) de las ventas o ingresos brutos percibidos por el infractor, relativos a todas sus actividades económicas, correspondientes al ejercicio inmediato anterior al de la expedición de la resolución de primera instancia, siempre que se haya acreditado dichos ingresos, no se encuentre en una situación de reincidencia y el caso no verse sobre la vida, salud o integridad de los consumidores. Para el caso de las pequeñas empresas, la multa no puede superar el veinte por ciento (20%) de las ventas o ingresos brutos percibidos por el infractor, conforme a los requisitos señalados anteriormente.</w:t>
-      </w:r>
-    </w:p>
-    <w:p>
-      <w:pPr>
-        <w:autoSpaceDE w:val="0"/>
-        <w:autoSpaceDN w:val="0"/>
-        <w:adjustRightInd w:val="0"/>
-        <w:spacing w:after="0" w:line="240" w:lineRule="auto"/>
-        <w:ind w:left="567"/>
-        <w:jc w:val="both"/>
-        <w:rPr>
-          <w:rFonts w:ascii="Arial Narrow" w:eastAsia="Arial Narrow" w:hAnsi="Arial Narrow" w:cs="Arial Narrow"/>
-          <w:sz w:val="16"/>
-          <w:szCs w:val="16"/>
-          <w:lang w:eastAsia="es-PE"/>
-        </w:rPr>
-      </w:pPr>
-      <w:r>
-        <w:rPr>
-          <w:rFonts w:ascii="Arial Narrow" w:eastAsia="Arial Narrow" w:hAnsi="Arial Narrow" w:cs="Arial Narrow"/>
-          <w:sz w:val="16"/>
-          <w:szCs w:val="16"/>
-          <w:lang w:eastAsia="es-PE"/>
-        </w:rPr>
-        <w:t>(…).</w:t>
-      </w:r>
-    </w:p>
-    <w:p>
-      <w:pPr>
-        <w:pStyle w:val="Textonotapie"/>
-        <w:ind w:left="567" w:hanging="567"/>
-        <w:jc w:val="both"/>
-        <w:rPr>
-          <w:rFonts w:ascii="Arial Narrow" w:eastAsia="Arial Narrow" w:hAnsi="Arial Narrow" w:cs="Arial Narrow"/>
-          <w:sz w:val="16"/>
-          <w:szCs w:val="16"/>
-        </w:rPr>
-      </w:pPr>
-    </w:p>
-  </w:footnote>
-  <w:footnote w:id="14">
-    <w:p>
-      <w:pPr>
-        <w:pStyle w:val="Textonotapie"/>
-        <w:ind w:left="567" w:hanging="567"/>
-        <w:jc w:val="both"/>
-        <w:rPr>
-          <w:rFonts w:ascii="Arial Narrow" w:eastAsia="Arial Narrow" w:hAnsi="Arial Narrow" w:cs="Arial Narrow"/>
-          <w:sz w:val="16"/>
-          <w:szCs w:val="16"/>
-        </w:rPr>
-      </w:pPr>
-      <w:r>
-        <w:rPr>
-          <w:rStyle w:val="Refdenotaalpie"/>
-          <w:rFonts w:ascii="Arial Narrow" w:eastAsia="Arial Narrow" w:hAnsi="Arial Narrow" w:cs="Arial Narrow"/>
-          <w:sz w:val="16"/>
-          <w:szCs w:val="16"/>
-          <w:vertAlign w:val="superscript"/>
-        </w:rPr>
-        <w:footnoteRef/>
-      </w:r>
-      <w:r>
-        <w:rPr>
-          <w:rFonts w:ascii="Arial Narrow" w:eastAsia="Arial Narrow" w:hAnsi="Arial Narrow" w:cs="Arial Narrow"/>
-          <w:sz w:val="16"/>
-          <w:szCs w:val="16"/>
-        </w:rPr>
-        <w:tab/>
-      </w:r>
-      <w:r>
-        <w:rPr>
-          <w:rFonts w:ascii="Arial Narrow" w:eastAsia="Arial Narrow" w:hAnsi="Arial Narrow" w:cs="Arial Narrow"/>
-          <w:b/>
-          <w:bCs/>
-          <w:sz w:val="16"/>
-          <w:szCs w:val="16"/>
-        </w:rPr>
-        <w:t xml:space="preserve">DECRETO LEGISLATIVO 807, LEY SOBRE FACULTADES, NORMAS Y ORGANIZACIÓN DEL INDECOPI, publicado el 18 de abril de 1996</w:t>
-      </w:r>
-    </w:p>
-    <w:p>
-      <w:pPr>
-        <w:pStyle w:val="Textonotapie"/>
-        <w:ind w:left="567" w:hanging="567"/>
-        <w:jc w:val="both"/>
-        <w:rPr>
-          <w:rFonts w:ascii="Arial Narrow" w:eastAsia="Arial Narrow" w:hAnsi="Arial Narrow" w:cs="Arial Narrow"/>
-          <w:sz w:val="16"/>
-          <w:szCs w:val="16"/>
-        </w:rPr>
-      </w:pPr>
-      <w:r>
-        <w:rPr>
-          <w:rFonts w:ascii="Arial Narrow" w:eastAsia="Arial Narrow" w:hAnsi="Arial Narrow" w:cs="Arial Narrow"/>
-          <w:sz w:val="16"/>
-          <w:szCs w:val="16"/>
-        </w:rPr>
-        <w:tab/>
-      </w:r>
-      <w:r>
-        <w:rPr>
-          <w:rFonts w:ascii="Arial Narrow" w:eastAsia="Arial Narrow" w:hAnsi="Arial Narrow" w:cs="Arial Narrow"/>
-          <w:b/>
-          <w:bCs/>
-          <w:sz w:val="16"/>
-          <w:szCs w:val="16"/>
-        </w:rPr>
-        <w:t xml:space="preserve">Artículo 26.-</w:t>
-      </w:r>
-      <w:r>
-        <w:rPr>
-          <w:rFonts w:ascii="Arial Narrow" w:eastAsia="Arial Narrow" w:hAnsi="Arial Narrow" w:cs="Arial Narrow"/>
-          <w:sz w:val="16"/>
-          <w:szCs w:val="16"/>
-        </w:rPr>
-        <w:t xml:space="preserve"> Una vez admitida a trámite la denuncia, se correrá traslado de la misma al denunciado, a fin de que éste presente su descargo. El plazo para la presentación del descargo será de cinco (5) días contados desde la notificación, vencido el cual, el Secretario Técnico declarará en rebeldía al denunciado que no lo hubiera presentado.</w:t>
-      </w:r>
-    </w:p>
-    <w:p>
-      <w:pPr>
-        <w:pStyle w:val="Textonotapie"/>
-        <w:ind w:left="567" w:hanging="567"/>
-        <w:jc w:val="both"/>
-        <w:rPr>
-          <w:rFonts w:ascii="Arial Narrow" w:eastAsia="Arial Narrow" w:hAnsi="Arial Narrow" w:cs="Arial Narrow"/>
-          <w:sz w:val="16"/>
-          <w:szCs w:val="16"/>
-        </w:rPr>
-      </w:pPr>
-    </w:p>
-  </w:footnote>
-  <w:footnote w:id="15">
-    <w:p>
-      <w:pPr>
-        <w:pStyle w:val="Textonotapie"/>
-        <w:ind w:left="567" w:hanging="567"/>
-        <w:jc w:val="both"/>
-        <w:rPr>
-          <w:rFonts w:ascii="Arial Narrow" w:eastAsia="Arial Narrow" w:hAnsi="Arial Narrow" w:cs="Arial Narrow"/>
-          <w:sz w:val="16"/>
-          <w:szCs w:val="16"/>
-        </w:rPr>
-      </w:pPr>
-      <w:r>
-        <w:rPr>
-          <w:rStyle w:val="Refdenotaalpie"/>
-          <w:rFonts w:ascii="Arial Narrow" w:eastAsia="Arial Narrow" w:hAnsi="Arial Narrow" w:cs="Arial Narrow"/>
-          <w:sz w:val="16"/>
-          <w:szCs w:val="16"/>
-          <w:vertAlign w:val="superscript"/>
-        </w:rPr>
-        <w:footnoteRef/>
-      </w:r>
-      <w:r>
-        <w:rPr>
-          <w:rFonts w:ascii="Arial Narrow" w:eastAsia="Arial Narrow" w:hAnsi="Arial Narrow" w:cs="Arial Narrow"/>
-          <w:sz w:val="16"/>
-          <w:szCs w:val="16"/>
-        </w:rPr>
-        <w:tab/>
-      </w:r>
-      <w:r>
-        <w:rPr>
-          <w:rFonts w:ascii="Arial Narrow" w:eastAsia="Arial Narrow" w:hAnsi="Arial Narrow" w:cs="Arial Narrow"/>
-          <w:b/>
-          <w:bCs/>
-          <w:sz w:val="16"/>
-          <w:szCs w:val="16"/>
-        </w:rPr>
-        <w:t xml:space="preserve">DECRETO SUPREMO 006-2026-JUS, TEXTO ÚNICO ORDENADO DE LA LEY 27444, LEY DEL PROCEDIMIENTO ADMINISTRATIVO GENERAL, publicado el 30 de abril de 2026</w:t>
-      </w:r>
-    </w:p>
-    <w:p>
-      <w:pPr>
-        <w:pStyle w:val="Textonotapie"/>
-        <w:ind w:left="567" w:hanging="567"/>
-        <w:jc w:val="both"/>
-        <w:rPr>
-          <w:rFonts w:ascii="Arial Narrow" w:eastAsia="Arial Narrow" w:hAnsi="Arial Narrow" w:cs="Arial Narrow"/>
-          <w:sz w:val="16"/>
-          <w:szCs w:val="16"/>
-        </w:rPr>
-      </w:pPr>
-      <w:r>
-        <w:rPr>
-          <w:rFonts w:ascii="Arial Narrow" w:eastAsia="Arial Narrow" w:hAnsi="Arial Narrow" w:cs="Arial Narrow"/>
-          <w:sz w:val="16"/>
-          <w:szCs w:val="16"/>
-        </w:rPr>
-        <w:tab/>
-      </w:r>
-      <w:r>
-        <w:rPr>
-          <w:rFonts w:ascii="Arial Narrow" w:eastAsia="Arial Narrow" w:hAnsi="Arial Narrow" w:cs="Arial Narrow"/>
-          <w:b/>
-          <w:bCs/>
-          <w:sz w:val="16"/>
-          <w:szCs w:val="16"/>
-        </w:rPr>
-        <w:t xml:space="preserve">Artículo 223.- Contestación de la reclamación</w:t>
-      </w:r>
-    </w:p>
-    <w:p>
-      <w:pPr>
-        <w:pStyle w:val="Textonotapie"/>
-        <w:ind w:left="567" w:hanging="567"/>
-        <w:jc w:val="both"/>
-        <w:rPr>
-          <w:rFonts w:ascii="Arial Narrow" w:eastAsia="Arial Narrow" w:hAnsi="Arial Narrow" w:cs="Arial Narrow"/>
-          <w:sz w:val="16"/>
-          <w:szCs w:val="16"/>
-        </w:rPr>
-      </w:pPr>
-      <w:r>
-        <w:rPr>
-          <w:rFonts w:ascii="Arial Narrow" w:eastAsia="Arial Narrow" w:hAnsi="Arial Narrow" w:cs="Arial Narrow"/>
-          <w:sz w:val="16"/>
-          <w:szCs w:val="16"/>
-        </w:rPr>
-        <w:tab/>
-      </w:r>
-      <w:r>
-        <w:rPr>
-          <w:rFonts w:ascii="Arial Narrow" w:eastAsia="Arial Narrow" w:hAnsi="Arial Narrow" w:cs="Arial Narrow"/>
-          <w:sz w:val="16"/>
-          <w:szCs w:val="16"/>
-        </w:rPr>
-        <w:t xml:space="preserve">223.1 El reclamado deberá presentar la contestación de la reclamación dentro de los quince (15) días posteriores a la notificación de ésta; vencido este plazo, la Administración declarará en rebeldía al reclamado que no la hubiera presentado. La contestación deberá contener los requisitos de los escritos previstos en el artículo 113 de la presente Ley, así como la absolución de todos los asuntos controvertidos de hecho y de derecho, Las alegaciones y los hechos relevantes de la reclamación, salvo que hayan sido específicamente negadas en la contestación, se tendrán por aceptadas o merituadas como ciertas.</w:t>
-      </w:r>
-    </w:p>
-    <w:p>
-      <w:pPr>
-        <w:pStyle w:val="Textonotapie"/>
-        <w:ind w:left="567" w:hanging="567"/>
-        <w:jc w:val="both"/>
-        <w:rPr>
-          <w:rFonts w:ascii="Arial Narrow" w:eastAsia="Arial Narrow" w:hAnsi="Arial Narrow" w:cs="Arial Narrow"/>
-          <w:sz w:val="16"/>
-          <w:szCs w:val="16"/>
-        </w:rPr>
-      </w:pPr>
-    </w:p>
-  </w:footnote>
-  <w:footnote w:id="9">
-    <w:p>
-      <w:pPr>
-        <w:spacing w:after="0" w:line="240" w:lineRule="auto"/>
-        <w:ind w:left="567" w:hanging="567"/>
-        <w:jc w:val="both"/>
-        <w:rPr>
-          <w:rFonts w:ascii="Arial Narrow" w:eastAsia="Arial Narrow" w:hAnsi="Arial Narrow" w:cs="Arial Narrow"/>
-          <w:sz w:val="16"/>
-          <w:szCs w:val="16"/>
-        </w:rPr>
-      </w:pPr>
-      <w:r>
-        <w:rPr>
-          <w:rStyle w:val="Refdenotaalpie"/>
-          <w:rFonts w:ascii="Arial Narrow" w:eastAsia="Arial Narrow" w:hAnsi="Arial Narrow" w:cs="Arial Narrow"/>
-          <w:sz w:val="16"/>
-          <w:szCs w:val="16"/>
-          <w:vertAlign w:val="superscript"/>
-        </w:rPr>
-        <w:footnoteRef/>
-      </w:r>
-      <w:r>
-        <w:rPr>
-          <w:rFonts w:ascii="Arial Narrow" w:eastAsia="Arial Narrow" w:hAnsi="Arial Narrow" w:cs="Arial Narrow"/>
-          <w:sz w:val="16"/>
-          <w:szCs w:val="16"/>
-          <w:vertAlign w:val="superscript"/>
-        </w:rPr>
-        <w:t xml:space="preserve"> </w:t>
-      </w:r>
-      <w:r>
-        <w:rPr>
-          <w:rFonts w:ascii="Arial Narrow" w:eastAsia="Arial Narrow" w:hAnsi="Arial Narrow" w:cs="Arial Narrow"/>
-          <w:sz w:val="16"/>
-          <w:szCs w:val="16"/>
-        </w:rPr>
-        <w:t xml:space="preserve"> </w:t>
-      </w:r>
-      <w:r>
-        <w:rPr>
-          <w:rFonts w:ascii="Arial Narrow" w:eastAsia="Arial Narrow" w:hAnsi="Arial Narrow" w:cs="Arial Narrow"/>
-          <w:sz w:val="16"/>
-          <w:szCs w:val="16"/>
-        </w:rPr>
-        <w:tab/>
-      </w:r>
-      <w:r>
-        <w:rPr>
-          <w:rFonts w:ascii="Arial Narrow" w:eastAsia="Arial Narrow" w:hAnsi="Arial Narrow" w:cs="Arial Narrow"/>
-          <w:b/>
-          <w:sz w:val="16"/>
-          <w:szCs w:val="16"/>
-        </w:rPr>
-        <w:t>LEY 29571, CÓDIGO DE PROTECCIÓN Y DEFENSA DEL CONSUMIDOR</w:t>
-      </w:r>
-      <w:r>
-        <w:rPr>
-          <w:rFonts w:ascii="Arial Narrow" w:eastAsia="Arial Narrow" w:hAnsi="Arial Narrow" w:cs="Arial Narrow"/>
-          <w:b/>
-          <w:bCs/>
-          <w:sz w:val="16"/>
-          <w:szCs w:val="16"/>
-        </w:rPr>
-        <w:t xml:space="preserve">, </w:t>
-      </w:r>
-      <w:r>
-        <w:rPr>
-          <w:rFonts w:ascii="Arial Narrow" w:eastAsia="Arial Narrow" w:hAnsi="Arial Narrow" w:cs="Arial Narrow"/>
-          <w:b/>
-          <w:sz w:val="16"/>
-          <w:szCs w:val="16"/>
-        </w:rPr>
-        <w:t>publicado el 2 de setiembre de 2010 y modificado por Decreto Legislativo 1308</w:t>
-      </w:r>
-    </w:p>
-    <w:p>
-      <w:pPr>
-        <w:spacing w:after="0" w:line="240" w:lineRule="auto"/>
-        <w:ind w:left="567" w:hanging="567"/>
-        <w:jc w:val="both"/>
-        <w:rPr>
-          <w:rFonts w:ascii="Arial Narrow" w:eastAsia="Arial Narrow" w:hAnsi="Arial Narrow" w:cs="Arial Narrow"/>
-          <w:b/>
-          <w:sz w:val="16"/>
-          <w:szCs w:val="16"/>
-        </w:rPr>
-      </w:pPr>
-      <w:r>
-        <w:rPr>
-          <w:rFonts w:ascii="Arial Narrow" w:eastAsia="Arial Narrow" w:hAnsi="Arial Narrow" w:cs="Arial Narrow"/>
-          <w:b/>
-          <w:sz w:val="16"/>
-          <w:szCs w:val="16"/>
-        </w:rPr>
-        <w:tab/>
-        <w:t>Artículo 110.- Sanciones administrativas</w:t>
-      </w:r>
-    </w:p>
-    <w:p>
-      <w:pPr>
-        <w:spacing w:after="0" w:line="240" w:lineRule="auto"/>
-        <w:ind w:left="567"/>
-        <w:jc w:val="both"/>
-        <w:rPr>
-          <w:rFonts w:ascii="Arial Narrow" w:eastAsia="Arial Narrow" w:hAnsi="Arial Narrow" w:cs="Arial Narrow"/>
-          <w:sz w:val="16"/>
-          <w:szCs w:val="16"/>
-        </w:rPr>
-      </w:pPr>
-      <w:r>
-        <w:rPr>
-          <w:rFonts w:ascii="Arial Narrow" w:eastAsia="Arial Narrow" w:hAnsi="Arial Narrow" w:cs="Arial Narrow"/>
-          <w:sz w:val="16"/>
-          <w:szCs w:val="16"/>
-        </w:rPr>
-        <w:t>El órgano resolutivo puede sancionar las infracciones administrativas a que se refiere el artículo 108 con amonestación y multas de hasta cuatrocientos cincuenta (450) Unidades Impositivas Tributarias (UIT), las cuales son calificadas de la siguiente manera:</w:t>
-      </w:r>
-    </w:p>
-    <w:p>
-      <w:pPr>
-        <w:numPr>
-          <w:ilvl w:val="0"/>
-          <w:numId w:val="2"/>
-        </w:numPr>
-        <w:spacing w:after="0" w:line="240" w:lineRule="auto"/>
-        <w:ind w:left="426" w:firstLine="141"/>
-        <w:jc w:val="both"/>
-        <w:rPr>
-          <w:rFonts w:ascii="Arial Narrow" w:eastAsia="Arial Narrow" w:hAnsi="Arial Narrow" w:cs="Arial Narrow"/>
-          <w:sz w:val="16"/>
-          <w:szCs w:val="16"/>
-        </w:rPr>
-      </w:pPr>
-      <w:r>
-        <w:rPr>
-          <w:rFonts w:ascii="Arial Narrow" w:eastAsia="Arial Narrow" w:hAnsi="Arial Narrow" w:cs="Arial Narrow"/>
-          <w:sz w:val="16"/>
-          <w:szCs w:val="16"/>
-        </w:rPr>
-        <w:t>Infracciones leves, con una amonestación o con una multa de hasta cincuenta (50) UIT.</w:t>
-      </w:r>
-    </w:p>
-    <w:p>
-      <w:pPr>
-        <w:numPr>
-          <w:ilvl w:val="0"/>
-          <w:numId w:val="2"/>
-        </w:numPr>
-        <w:spacing w:after="0" w:line="240" w:lineRule="auto"/>
-        <w:ind w:left="426" w:firstLine="141"/>
-        <w:jc w:val="both"/>
-        <w:rPr>
-          <w:rFonts w:ascii="Arial Narrow" w:eastAsia="Arial Narrow" w:hAnsi="Arial Narrow" w:cs="Arial Narrow"/>
-          <w:sz w:val="16"/>
-          <w:szCs w:val="16"/>
-        </w:rPr>
-      </w:pPr>
-      <w:r>
-        <w:rPr>
-          <w:rFonts w:ascii="Arial Narrow" w:eastAsia="Arial Narrow" w:hAnsi="Arial Narrow" w:cs="Arial Narrow"/>
-          <w:sz w:val="16"/>
-          <w:szCs w:val="16"/>
-        </w:rPr>
-        <w:t>Infracciones graves, con una multa de hasta ciento cincuenta (150) UIT.</w:t>
-      </w:r>
-    </w:p>
-    <w:p>
-      <w:pPr>
-        <w:numPr>
-          <w:ilvl w:val="0"/>
-          <w:numId w:val="2"/>
-        </w:numPr>
-        <w:spacing w:after="0" w:line="240" w:lineRule="auto"/>
-        <w:ind w:left="426" w:firstLine="141"/>
-        <w:jc w:val="both"/>
-        <w:rPr>
-          <w:rFonts w:ascii="Arial Narrow" w:eastAsia="Arial Narrow" w:hAnsi="Arial Narrow" w:cs="Arial Narrow"/>
-          <w:sz w:val="16"/>
-          <w:szCs w:val="16"/>
-        </w:rPr>
-      </w:pPr>
-      <w:r>
-        <w:rPr>
-          <w:rFonts w:ascii="Arial Narrow" w:eastAsia="Arial Narrow" w:hAnsi="Arial Narrow" w:cs="Arial Narrow"/>
-          <w:sz w:val="16"/>
-          <w:szCs w:val="16"/>
-        </w:rPr>
-        <w:t>Infracciones muy graves, con una multa de hasta cuatrocientos cincuenta (450) UIT.</w:t>
-      </w:r>
-    </w:p>
-    <w:p>
-      <w:pPr>
-        <w:spacing w:after="0" w:line="240" w:lineRule="auto"/>
-        <w:ind w:left="567"/>
-        <w:jc w:val="both"/>
-        <w:rPr>
-          <w:rFonts w:ascii="Arial Narrow" w:eastAsia="Arial Narrow" w:hAnsi="Arial Narrow" w:cs="Arial Narrow"/>
-          <w:sz w:val="16"/>
-          <w:szCs w:val="16"/>
-        </w:rPr>
-      </w:pPr>
-      <w:r>
-        <w:rPr>
-          <w:rFonts w:ascii="Arial Narrow" w:eastAsia="Arial Narrow" w:hAnsi="Arial Narrow" w:cs="Arial Narrow"/>
-          <w:sz w:val="16"/>
-          <w:szCs w:val="16"/>
-        </w:rPr>
-        <w:t>(…).</w:t>
-      </w:r>
-    </w:p>
-    <w:p>
-      <w:pPr>
-        <w:spacing w:after="0" w:line="240" w:lineRule="auto"/>
-        <w:ind w:left="567" w:hanging="567"/>
-        <w:jc w:val="both"/>
-        <w:rPr>
-          <w:rFonts w:ascii="Arial Narrow" w:eastAsia="Arial Narrow" w:hAnsi="Arial Narrow" w:cs="Arial Narrow"/>
-          <w:sz w:val="16"/>
-          <w:szCs w:val="16"/>
-        </w:rPr>
-      </w:pPr>
-    </w:p>
-  </w:footnote>
-  <w:footnote w:id="10">
-    <w:p>
-      <w:pPr>
-        <w:spacing w:after="0" w:line="240" w:lineRule="auto"/>
-        <w:ind w:left="567" w:hanging="567"/>
-        <w:jc w:val="both"/>
-        <w:rPr>
-          <w:rFonts w:ascii="Arial Narrow" w:eastAsia="Arial Narrow" w:hAnsi="Arial Narrow" w:cs="Arial Narrow"/>
-          <w:sz w:val="16"/>
-          <w:szCs w:val="16"/>
-        </w:rPr>
-      </w:pPr>
-      <w:r>
-        <w:rPr>
-          <w:rStyle w:val="Refdenotaalpie"/>
-          <w:rFonts w:ascii="Arial Narrow" w:eastAsia="Arial Narrow" w:hAnsi="Arial Narrow" w:cs="Arial Narrow"/>
-          <w:sz w:val="16"/>
-          <w:szCs w:val="16"/>
-          <w:vertAlign w:val="superscript"/>
-        </w:rPr>
-        <w:footnoteRef/>
-      </w:r>
-      <w:r>
-        <w:rPr>
-          <w:rFonts w:ascii="Arial Narrow" w:eastAsia="Arial Narrow" w:hAnsi="Arial Narrow" w:cs="Arial Narrow"/>
-          <w:sz w:val="16"/>
-          <w:szCs w:val="16"/>
-        </w:rPr>
-        <w:t xml:space="preserve"> </w:t>
-      </w:r>
-      <w:r>
-        <w:rPr>
-          <w:rFonts w:ascii="Arial Narrow" w:eastAsia="Arial Narrow" w:hAnsi="Arial Narrow" w:cs="Arial Narrow"/>
-          <w:sz w:val="16"/>
-          <w:szCs w:val="16"/>
-        </w:rPr>
-        <w:tab/>
+        <w:t xml:space="preserve"/>
       </w:r>
       <w:r>
         <w:rPr>
@@ -9448,18 +9576,6 @@
         <w:tab/>
         <w:t>Las medidas correctivas complementarias pueden dictarse de oficio o a pedido de parte.</w:t>
       </w:r>
-    </w:p>
-    <w:p>
-      <w:pPr>
-        <w:spacing w:after="0" w:line="240" w:lineRule="auto"/>
-        <w:ind w:left="567" w:hanging="567"/>
-        <w:jc w:val="both"/>
-        <w:rPr>
-          <w:rFonts w:ascii="Arial Narrow" w:eastAsia="Arial Narrow" w:hAnsi="Arial Narrow" w:cs="Arial Narrow"/>
-          <w:sz w:val="16"/>
-          <w:szCs w:val="16"/>
-        </w:rPr>
-      </w:pPr>
     </w:p>
     <w:p>
       <w:pPr>
@@ -9674,8 +9790,12 @@
     </w:p>
     <w:p>
       <w:pPr>
-        <w:pStyle w:val="Sinespaciado"/>
-        <w:ind w:firstLine="567"/>
+        <w:numPr>
+          <w:ilvl w:val="0"/>
+          <w:numId w:val="1"/>
+        </w:numPr>
+        <w:spacing w:after="0" w:line="240" w:lineRule="auto"/>
+        <w:ind w:left="567" w:firstLine="0"/>
         <w:jc w:val="both"/>
         <w:rPr>
           <w:rFonts w:ascii="Arial Narrow" w:eastAsia="Arial Narrow" w:hAnsi="Arial Narrow" w:cs="Arial Narrow"/>
@@ -9694,8 +9814,12 @@
     </w:p>
     <w:p>
       <w:pPr>
-        <w:pStyle w:val="Sinespaciado"/>
-        <w:ind w:firstLine="567"/>
+        <w:numPr>
+          <w:ilvl w:val="0"/>
+          <w:numId w:val="1"/>
+        </w:numPr>
+        <w:spacing w:after="0" w:line="240" w:lineRule="auto"/>
+        <w:ind w:left="567" w:firstLine="0"/>
         <w:jc w:val="both"/>
         <w:rPr>
           <w:rFonts w:ascii="Arial Narrow" w:eastAsia="Arial Narrow" w:hAnsi="Arial Narrow" w:cs="Arial Narrow"/>
@@ -9857,10 +9981,22 @@
         <w:jc w:val="both"/>
         <w:rPr>
           <w:rFonts w:ascii="Arial Narrow" w:eastAsia="Arial Narrow" w:hAnsi="Arial Narrow" w:cs="Arial Narrow"/>
-          <w:sz w:val="16"/>
-          <w:szCs w:val="16"/>
-        </w:rPr>
-      </w:pPr>
+          <w:b/>
+          <w:bCs/>
+          <w:sz w:val="16"/>
+          <w:szCs w:val="16"/>
+        </w:rPr>
+      </w:pPr>
+      <w:r>
+        <w:rPr>
+          <w:rFonts w:ascii="Arial Narrow" w:eastAsia="Arial Narrow" w:hAnsi="Arial Narrow" w:cs="Arial Narrow"/>
+          <w:b/>
+          <w:bCs/>
+          <w:sz w:val="16"/>
+          <w:szCs w:val="16"/>
+        </w:rPr>
+        <w:t>Artículo 116.- Medidas correctivas complementarias</w:t>
+      </w:r>
     </w:p>
     <w:p>
       <w:pPr>
@@ -9869,21 +10005,17 @@
         <w:jc w:val="both"/>
         <w:rPr>
           <w:rFonts w:ascii="Arial Narrow" w:eastAsia="Arial Narrow" w:hAnsi="Arial Narrow" w:cs="Arial Narrow"/>
-          <w:b/>
-          <w:bCs/>
-          <w:sz w:val="16"/>
-          <w:szCs w:val="16"/>
-        </w:rPr>
-      </w:pPr>
-      <w:r>
-        <w:rPr>
-          <w:rFonts w:ascii="Arial Narrow" w:eastAsia="Arial Narrow" w:hAnsi="Arial Narrow" w:cs="Arial Narrow"/>
-          <w:b/>
-          <w:bCs/>
-          <w:sz w:val="16"/>
-          <w:szCs w:val="16"/>
-        </w:rPr>
-        <w:t>Artículo 116.- Medidas correctivas complementarias</w:t>
+          <w:sz w:val="16"/>
+          <w:szCs w:val="16"/>
+        </w:rPr>
+      </w:pPr>
+      <w:r>
+        <w:rPr>
+          <w:rFonts w:ascii="Arial Narrow" w:eastAsia="Arial Narrow" w:hAnsi="Arial Narrow" w:cs="Arial Narrow"/>
+          <w:sz w:val="16"/>
+          <w:szCs w:val="16"/>
+        </w:rPr>
+        <w:t xml:space="preserve">Las medidas correctivas complementarias tienen el objeto de revertir los efectos de la conducta infractora o evitar que esta se produzca nuevamente en el futuro y pueden ser, entre otras, las siguientes: </w:t>
       </w:r>
     </w:p>
     <w:p>
@@ -9903,7 +10035,7 @@
           <w:sz w:val="16"/>
           <w:szCs w:val="16"/>
         </w:rPr>
-        <w:t xml:space="preserve">Las medidas correctivas complementarias tienen el objeto de revertir los efectos de la conducta infractora o evitar que esta se produzca nuevamente en el futuro y pueden ser, entre otras, las siguientes: </w:t>
+        <w:t xml:space="preserve">a. Que el proveedor cumpla con atender la solicitud de información requerida por el consumidor, siempre que dicho requerimiento guarde relación con el producto adquirido o servicio contratado. </w:t>
       </w:r>
     </w:p>
     <w:p>
@@ -9923,7 +10055,7 @@
           <w:sz w:val="16"/>
           <w:szCs w:val="16"/>
         </w:rPr>
-        <w:t xml:space="preserve">a. Que el proveedor cumpla con atender la solicitud de información requerida por el consumidor, siempre que dicho requerimiento guarde relación con el producto adquirido o servicio contratado. </w:t>
+        <w:t xml:space="preserve">b. Declarar inexigibles las cláusulas que han sido identificadas como abusivas en el procedimiento. </w:t>
       </w:r>
     </w:p>
     <w:p>
@@ -9943,7 +10075,7 @@
           <w:sz w:val="16"/>
           <w:szCs w:val="16"/>
         </w:rPr>
-        <w:t xml:space="preserve">b. Declarar inexigibles las cláusulas que han sido identificadas como abusivas en el procedimiento. </w:t>
+        <w:t xml:space="preserve">c. El decomiso y destrucción de la mercadería, envases, envolturas o etiquetas. </w:t>
       </w:r>
     </w:p>
     <w:p>
@@ -9963,7 +10095,25 @@
           <w:sz w:val="16"/>
           <w:szCs w:val="16"/>
         </w:rPr>
-        <w:t xml:space="preserve">c. El decomiso y destrucción de la mercadería, envases, envolturas o etiquetas. </w:t>
+        <w:t xml:space="preserve">d. En caso de infracciones muy graves y de reincidencia o </w:t>
+      </w:r>
+      <w:proofErr w:type="spellStart"/>
+      <w:r>
+        <w:rPr>
+          <w:rFonts w:ascii="Arial Narrow" w:eastAsia="Arial Narrow" w:hAnsi="Arial Narrow" w:cs="Arial Narrow"/>
+          <w:sz w:val="16"/>
+          <w:szCs w:val="16"/>
+        </w:rPr>
+        <w:t>reiterancia</w:t>
+      </w:r>
+      <w:proofErr w:type="spellEnd"/>
+      <w:r>
+        <w:rPr>
+          <w:rFonts w:ascii="Arial Narrow" w:eastAsia="Arial Narrow" w:hAnsi="Arial Narrow" w:cs="Arial Narrow"/>
+          <w:sz w:val="16"/>
+          <w:szCs w:val="16"/>
+        </w:rPr>
+        <w:t xml:space="preserve">: </w:t>
       </w:r>
     </w:p>
     <w:p>
@@ -9983,7 +10133,27 @@
           <w:sz w:val="16"/>
           <w:szCs w:val="16"/>
         </w:rPr>
-        <w:t xml:space="preserve">d. En caso de infracciones muy graves y de reincidencia o </w:t>
+        <w:t xml:space="preserve">(i) Solicitar a la autoridad correspondiente la clausura temporal del establecimiento industrial, comercial o de servicios por un plazo máximo de seis (6) meses. </w:t>
+      </w:r>
+    </w:p>
+    <w:p>
+      <w:pPr>
+        <w:spacing w:after="0" w:line="240" w:lineRule="auto"/>
+        <w:ind w:left="567"/>
+        <w:jc w:val="both"/>
+        <w:rPr>
+          <w:rFonts w:ascii="Arial Narrow" w:eastAsia="Arial Narrow" w:hAnsi="Arial Narrow" w:cs="Arial Narrow"/>
+          <w:sz w:val="16"/>
+          <w:szCs w:val="16"/>
+        </w:rPr>
+      </w:pPr>
+      <w:r>
+        <w:rPr>
+          <w:rFonts w:ascii="Arial Narrow" w:eastAsia="Arial Narrow" w:hAnsi="Arial Narrow" w:cs="Arial Narrow"/>
+          <w:sz w:val="16"/>
+          <w:szCs w:val="16"/>
+        </w:rPr>
+        <w:t>(</w:t>
       </w:r>
       <w:proofErr w:type="spellStart"/>
       <w:r>
@@ -9992,7 +10162,7 @@
           <w:sz w:val="16"/>
           <w:szCs w:val="16"/>
         </w:rPr>
-        <w:t>reiterancia</w:t>
+        <w:t>ii</w:t>
       </w:r>
       <w:proofErr w:type="spellEnd"/>
       <w:r>
@@ -10001,7 +10171,7 @@
           <w:sz w:val="16"/>
           <w:szCs w:val="16"/>
         </w:rPr>
-        <w:t xml:space="preserve">: </w:t>
+        <w:t xml:space="preserve">) Solicitar a la autoridad competente la inhabilitación, temporal o permanente, del proveedor en función de los alcances de la infracción sancionada. </w:t>
       </w:r>
     </w:p>
     <w:p>
@@ -10021,7 +10191,25 @@
           <w:sz w:val="16"/>
           <w:szCs w:val="16"/>
         </w:rPr>
-        <w:t xml:space="preserve">(i) Solicitar a la autoridad correspondiente la clausura temporal del establecimiento industrial, comercial o de servicios por un plazo máximo de seis (6) meses. </w:t>
+        <w:t xml:space="preserve">e. Publicación de avisos </w:t>
+      </w:r>
+      <w:proofErr w:type="spellStart"/>
+      <w:r>
+        <w:rPr>
+          <w:rFonts w:ascii="Arial Narrow" w:eastAsia="Arial Narrow" w:hAnsi="Arial Narrow" w:cs="Arial Narrow"/>
+          <w:sz w:val="16"/>
+          <w:szCs w:val="16"/>
+        </w:rPr>
+        <w:t>rectificatorios</w:t>
+      </w:r>
+      <w:proofErr w:type="spellEnd"/>
+      <w:r>
+        <w:rPr>
+          <w:rFonts w:ascii="Arial Narrow" w:eastAsia="Arial Narrow" w:hAnsi="Arial Narrow" w:cs="Arial Narrow"/>
+          <w:sz w:val="16"/>
+          <w:szCs w:val="16"/>
+        </w:rPr>
+        <w:t xml:space="preserve"> o informativos en la forma que determine el Indecopi, tomando en consideración los medios que resulten idóneos para revertir los efectos que el acto objeto de sanción ha ocasionado. </w:t>
       </w:r>
     </w:p>
     <w:p>
@@ -10041,25 +10229,7 @@
           <w:sz w:val="16"/>
           <w:szCs w:val="16"/>
         </w:rPr>
-        <w:t>(</w:t>
-      </w:r>
-      <w:proofErr w:type="spellStart"/>
-      <w:r>
-        <w:rPr>
-          <w:rFonts w:ascii="Arial Narrow" w:eastAsia="Arial Narrow" w:hAnsi="Arial Narrow" w:cs="Arial Narrow"/>
-          <w:sz w:val="16"/>
-          <w:szCs w:val="16"/>
-        </w:rPr>
-        <w:t>ii</w:t>
-      </w:r>
-      <w:proofErr w:type="spellEnd"/>
-      <w:r>
-        <w:rPr>
-          <w:rFonts w:ascii="Arial Narrow" w:eastAsia="Arial Narrow" w:hAnsi="Arial Narrow" w:cs="Arial Narrow"/>
-          <w:sz w:val="16"/>
-          <w:szCs w:val="16"/>
-        </w:rPr>
-        <w:t xml:space="preserve">) Solicitar a la autoridad competente la inhabilitación, temporal o permanente, del proveedor en función de los alcances de la infracción sancionada. </w:t>
+        <w:t xml:space="preserve">f. Cualquier otra medida correctiva que tenga el objeto de revertir los efectos de la conducta infractora o evitar que esta se produzca nuevamente en el futuro. </w:t>
       </w:r>
     </w:p>
     <w:p>
@@ -10079,64 +10249,6 @@
           <w:sz w:val="16"/>
           <w:szCs w:val="16"/>
         </w:rPr>
-        <w:t xml:space="preserve">e. Publicación de avisos </w:t>
-      </w:r>
-      <w:proofErr w:type="spellStart"/>
-      <w:r>
-        <w:rPr>
-          <w:rFonts w:ascii="Arial Narrow" w:eastAsia="Arial Narrow" w:hAnsi="Arial Narrow" w:cs="Arial Narrow"/>
-          <w:sz w:val="16"/>
-          <w:szCs w:val="16"/>
-        </w:rPr>
-        <w:t>rectificatorios</w:t>
-      </w:r>
-      <w:proofErr w:type="spellEnd"/>
-      <w:r>
-        <w:rPr>
-          <w:rFonts w:ascii="Arial Narrow" w:eastAsia="Arial Narrow" w:hAnsi="Arial Narrow" w:cs="Arial Narrow"/>
-          <w:sz w:val="16"/>
-          <w:szCs w:val="16"/>
-        </w:rPr>
-        <w:t xml:space="preserve"> o informativos en la forma que determine el Indecopi, tomando en consideración los medios que resulten idóneos para revertir los efectos que el acto objeto de sanción ha ocasionado. </w:t>
-      </w:r>
-    </w:p>
-    <w:p>
-      <w:pPr>
-        <w:spacing w:after="0" w:line="240" w:lineRule="auto"/>
-        <w:ind w:left="567"/>
-        <w:jc w:val="both"/>
-        <w:rPr>
-          <w:rFonts w:ascii="Arial Narrow" w:eastAsia="Arial Narrow" w:hAnsi="Arial Narrow" w:cs="Arial Narrow"/>
-          <w:sz w:val="16"/>
-          <w:szCs w:val="16"/>
-        </w:rPr>
-      </w:pPr>
-      <w:r>
-        <w:rPr>
-          <w:rFonts w:ascii="Arial Narrow" w:eastAsia="Arial Narrow" w:hAnsi="Arial Narrow" w:cs="Arial Narrow"/>
-          <w:sz w:val="16"/>
-          <w:szCs w:val="16"/>
-        </w:rPr>
-        <w:t xml:space="preserve">f. Cualquier otra medida correctiva que tenga el objeto de revertir los efectos de la conducta infractora o evitar que esta se produzca nuevamente en el futuro. </w:t>
-      </w:r>
-    </w:p>
-    <w:p>
-      <w:pPr>
-        <w:spacing w:after="0" w:line="240" w:lineRule="auto"/>
-        <w:ind w:left="567"/>
-        <w:jc w:val="both"/>
-        <w:rPr>
-          <w:rFonts w:ascii="Arial Narrow" w:eastAsia="Arial Narrow" w:hAnsi="Arial Narrow" w:cs="Arial Narrow"/>
-          <w:sz w:val="16"/>
-          <w:szCs w:val="16"/>
-        </w:rPr>
-      </w:pPr>
-      <w:r>
-        <w:rPr>
-          <w:rFonts w:ascii="Arial Narrow" w:eastAsia="Arial Narrow" w:hAnsi="Arial Narrow" w:cs="Arial Narrow"/>
-          <w:sz w:val="16"/>
-          <w:szCs w:val="16"/>
-        </w:rPr>
         <w:t>El Indecopi está facultado para solicitar a la autoridad municipal y policial el apoyo respectivo para la ejecución de las medidas correctivas complementarias correspondientes.</w:t>
       </w:r>
     </w:p>
@@ -10153,7 +10265,7 @@
       </w:pPr>
     </w:p>
   </w:footnote>
-  <w:footnote w:id="11">
+  <w:footnote w:id="13">
     <w:p>
       <w:pPr>
         <w:pStyle w:val="Textonotapie"/>
@@ -10185,7 +10297,8 @@
           <w:sz w:val="16"/>
           <w:szCs w:val="16"/>
         </w:rPr>
-        <w:t xml:space="preserve"> </w:t>
+        <w:tab/>
+        <w:t xml:space="preserve"/>
       </w:r>
       <w:r>
         <w:rPr>
@@ -10376,12 +10489,15 @@
       </w:pPr>
     </w:p>
   </w:footnote>
-  <w:footnote w:id="12">
+  <w:footnote w:id="14">
     <w:p>
       <w:pPr>
         <w:autoSpaceDE w:val="0"/>
         <w:autoSpaceDN w:val="0"/>
         <w:adjustRightInd w:val="0"/>
+        <w:tabs>
+          <w:tab w:val="left" w:pos="567"/>
+        </w:tabs>
         <w:spacing w:after="0" w:line="240" w:lineRule="auto"/>
         <w:ind w:left="567" w:hanging="567"/>
         <w:jc w:val="both"/>
@@ -10413,7 +10529,8 @@
           <w:sz w:val="16"/>
           <w:szCs w:val="16"/>
         </w:rPr>
-        <w:t xml:space="preserve"> </w:t>
+        <w:tab/>
+        <w:t xml:space="preserve"/>
       </w:r>
       <w:r>
         <w:rPr>
@@ -10446,7 +10563,7 @@
           <w:sz w:val="16"/>
           <w:szCs w:val="16"/>
         </w:rPr>
-        <w:t xml:space="preserve"> 807, LEY SOBRE FACULTADES, NORMAS Y ORGANIZACIÓN DEL INDECOPI FACULTADES DE LAS COMISIONES Y OFICINAS DEL INDECOPI</w:t>
+        <w:t xml:space="preserve">807, LEY SOBRE FACULTADES, NORMAS Y ORGANIZACIÓN DEL INDECOPI FACULTADES DE LAS COMISIONES Y OFICINAS DEL INDECOPI</w:t>
       </w:r>
     </w:p>
     <w:p>
@@ -10539,10 +10656,13 @@
       </w:pPr>
     </w:p>
   </w:footnote>
-  <w:footnote w:id="13">
+  <w:footnote w:id="15">
     <w:p>
       <w:pPr>
         <w:pStyle w:val="Textonotapie"/>
+        <w:tabs>
+          <w:tab w:val="left" w:pos="567"/>
+        </w:tabs>
         <w:ind w:left="567" w:hanging="567"/>
         <w:jc w:val="both"/>
         <w:rPr>
@@ -10567,7 +10687,8 @@
           <w:sz w:val="16"/>
           <w:szCs w:val="16"/>
         </w:rPr>
-        <w:t xml:space="preserve"> </w:t>
+        <w:tab/>
+        <w:t xml:space="preserve"/>
       </w:r>
       <w:r>
         <w:rPr>

--- a/plantillas_maestras/06_seguro_hogar_e_inmuebles/negativa_cobertura/1_ddo_aseguradora/mujer/TPL_1763_2025_SEGURO_HOGAR_E_INMUEBLES_NEGATIVA_COBERTURA_ASEGURADORA_MUJER_R1.docx
+++ b/plantillas_maestras/06_seguro_hogar_e_inmuebles/negativa_cobertura/1_ddo_aseguradora/mujer/TPL_1763_2025_SEGURO_HOGAR_E_INMUEBLES_NEGATIVA_COBERTURA_ASEGURADORA_MUJER_R1.docx
@@ -609,7 +609,7 @@
     </w:p>
     <w:p>
       <w:pPr>
-        <w:spacing w:after="0" w:line="240" w:lineRule="auto"/>
+        <w:spacing w:before="0" w:after="0" w:line="240" w:lineRule="auto"/>
         <w:jc w:val="both"/>
         <w:rPr>
           <w:rFonts w:ascii="Arial Narrow" w:eastAsia="Arial Narrow" w:hAnsi="Arial Narrow" w:cs="Arial Narrow"/>
@@ -651,7 +651,7 @@
           <w:lang w:val="es-ES" w:eastAsia="es-ES"/>
           <w14:ligatures w14:val="none"/>
         </w:rPr>
-        <w:t xml:space="preserve">Mediante el escrito del 20 de junio de 2025, la señora [APELLIDO] denunció a Vívela por presuntas infracciones a la Ley 29571, Código de Protección y Defensa del Consumidor</w:t>
+        <w:t xml:space="preserve">Mediante el escrito del 20 de junio de 2025</w:t>
       </w:r>
       <w:r>
         <w:rPr>
@@ -677,43 +677,7 @@
           <w:lang w:val="es-ES" w:eastAsia="es-ES"/>
           <w14:ligatures w14:val="none"/>
         </w:rPr>
-        <w:t xml:space="preserve"> (en adelante, Código), señalando lo siguiente:</w:t>
-      </w:r>
-      <w:r>
-        <w:rPr>
-          <w:rFonts w:ascii="Arial Narrow" w:eastAsia="Arial Narrow" w:hAnsi="Arial Narrow" w:cs="Arial Narrow"/>
-          <w:color w:val="000000"/>
-          <w:kern w:val="0"/>
-          <w:sz w:val="22"/>
-          <w:szCs w:val="22"/>
-          <w:lang w:val="es-ES" w:eastAsia="es-ES"/>
-          <w14:ligatures w14:val="none"/>
-        </w:rPr>
-        <w:t xml:space="preserve"/>
-      </w:r>
-      <w:r>
-        <w:rPr>
-          <w:rFonts w:ascii="Arial Narrow" w:eastAsia="Arial Narrow" w:hAnsi="Arial Narrow" w:cs="Arial Narrow"/>
-          <w:color w:val="000000"/>
-          <w:kern w:val="0"/>
-          <w:sz w:val="22"/>
-          <w:szCs w:val="22"/>
-          <w:lang w:val="es-ES" w:eastAsia="es-ES"/>
-          <w14:ligatures w14:val="none"/>
-        </w:rPr>
-        <w:t xml:space="preserve"/>
-      </w:r>
-      <w:r>
-        <w:rPr>
-          <w:rFonts w:ascii="Arial Narrow" w:eastAsia="Arial Narrow" w:hAnsi="Arial Narrow" w:cs="Arial Narrow"/>
-          <w:color w:val="000000"/>
-          <w:kern w:val="0"/>
-          <w:sz w:val="22"/>
-          <w:szCs w:val="22"/>
-          <w:lang w:val="es-ES" w:eastAsia="es-ES"/>
-          <w14:ligatures w14:val="none"/>
-        </w:rPr>
-        <w:t/>
+        <w:t xml:space="preserve">, la señora [APELLIDO] denunció a Vívela por presuntas infracciones a la Ley 29571, Código de Protección y Defensa del Consumidor</w:t>
       </w:r>
       <w:r>
         <w:rPr>
@@ -732,10 +696,48 @@
       <w:r>
         <w:rPr>
           <w:rFonts w:ascii="Arial Narrow" w:eastAsia="Arial Narrow" w:hAnsi="Arial Narrow" w:cs="Arial Narrow"/>
-          <w:kern w:val="0"/>
-          <w14:ligatures w14:val="none"/>
-          <w:sz w:val="22"/>
-          <w:szCs w:val="22"/>
+          <w:color w:val="000000"/>
+          <w:kern w:val="0"/>
+          <w:sz w:val="22"/>
+          <w:szCs w:val="22"/>
+          <w:lang w:val="es-ES" w:eastAsia="es-ES"/>
+          <w14:ligatures w14:val="none"/>
+        </w:rPr>
+        <w:t xml:space="preserve"> (en adelante, Código), señalando lo siguiente:</w:t>
+      </w:r>
+      <w:r>
+        <w:rPr>
+          <w:rFonts w:ascii="Arial Narrow" w:eastAsia="Arial Narrow" w:hAnsi="Arial Narrow" w:cs="Arial Narrow"/>
+          <w:color w:val="000000"/>
+          <w:kern w:val="0"/>
+          <w:sz w:val="22"/>
+          <w:szCs w:val="22"/>
+          <w:lang w:val="es-ES" w:eastAsia="es-ES"/>
+          <w14:ligatures w14:val="none"/>
+        </w:rPr>
+        <w:t xml:space="preserve"/>
+      </w:r>
+      <w:r>
+        <w:rPr>
+          <w:rFonts w:ascii="Arial Narrow" w:eastAsia="Arial Narrow" w:hAnsi="Arial Narrow" w:cs="Arial Narrow"/>
+          <w:color w:val="000000"/>
+          <w:kern w:val="0"/>
+          <w:sz w:val="22"/>
+          <w:szCs w:val="22"/>
+          <w:lang w:val="es-ES" w:eastAsia="es-ES"/>
+          <w14:ligatures w14:val="none"/>
+        </w:rPr>
+        <w:t xml:space="preserve"/>
+      </w:r>
+      <w:r>
+        <w:rPr>
+          <w:rFonts w:ascii="Arial Narrow" w:eastAsia="Arial Narrow" w:hAnsi="Arial Narrow" w:cs="Arial Narrow"/>
+          <w:color w:val="000000"/>
+          <w:kern w:val="0"/>
+          <w:sz w:val="22"/>
+          <w:szCs w:val="22"/>
+          <w:lang w:val="es-ES" w:eastAsia="es-ES"/>
+          <w14:ligatures w14:val="none"/>
         </w:rPr>
         <w:t/>
       </w:r>
@@ -747,6 +749,16 @@
           <w:sz w:val="22"/>
           <w:szCs w:val="22"/>
         </w:rPr>
+        <w:t/>
+      </w:r>
+      <w:r>
+        <w:rPr>
+          <w:rFonts w:ascii="Arial Narrow" w:eastAsia="Arial Narrow" w:hAnsi="Arial Narrow" w:cs="Arial Narrow"/>
+          <w:kern w:val="0"/>
+          <w14:ligatures w14:val="none"/>
+          <w:sz w:val="22"/>
+          <w:szCs w:val="22"/>
+        </w:rPr>
         <w:t xml:space="preserve"/>
       </w:r>
       <w:r>
@@ -857,10 +869,10 @@
     </w:p>
     <w:p>
       <w:pPr>
+        <w:spacing w:before="0" w:after="0" w:line="240" w:lineRule="auto"/>
         <w:tabs>
           <w:tab w:val="left" w:pos="1134"/>
         </w:tabs>
-        <w:spacing w:after="0" w:line="240" w:lineRule="auto"/>
         <w:jc w:val="both"/>
         <w:rPr>
           <w:rFonts w:ascii="Arial Narrow" w:eastAsia="Arial Narrow" w:hAnsi="Arial Narrow" w:cs="Arial Narrow"/>
@@ -1128,7 +1140,7 @@
     <w:p>
       <w:pPr>
         <w:pStyle w:val="Prrafodelista"/>
-        <w:spacing w:after="0" w:line="240" w:lineRule="auto"/>
+        <w:spacing w:before="0" w:after="0" w:line="240" w:lineRule="auto"/>
         <w:ind w:left="1134"/>
         <w:jc w:val="both"/>
         <w:rPr>
@@ -1348,7 +1360,7 @@
     </w:p>
     <w:p>
       <w:pPr>
-        <w:spacing w:after="0" w:line="240" w:lineRule="auto"/>
+        <w:spacing w:before="0" w:after="0" w:line="240" w:lineRule="auto"/>
         <w:jc w:val="both"/>
         <w:rPr>
           <w:rFonts w:ascii="Arial Narrow" w:eastAsia="Arial Narrow" w:hAnsi="Arial Narrow" w:cs="Arial Narrow"/>
@@ -1497,7 +1509,7 @@
     </w:p>
     <w:p>
       <w:pPr>
-        <w:spacing w:after="0" w:line="240" w:lineRule="auto"/>
+        <w:spacing w:before="0" w:after="0" w:line="240" w:lineRule="auto"/>
         <w:jc w:val="both"/>
         <w:rPr>
           <w:rFonts w:ascii="Arial Narrow" w:eastAsia="Arial Narrow" w:hAnsi="Arial Narrow" w:cs="Arial Narrow"/>
@@ -1668,7 +1680,7 @@
     </w:p>
     <w:p>
       <w:pPr>
-        <w:spacing w:after="0" w:line="240" w:lineRule="auto"/>
+        <w:spacing w:before="0" w:after="0" w:line="240" w:lineRule="auto"/>
         <w:jc w:val="both"/>
         <w:rPr>
           <w:rFonts w:ascii="Arial Narrow" w:eastAsia="Arial Narrow" w:hAnsi="Arial Narrow" w:cs="Arial Narrow"/>
@@ -1875,7 +1887,7 @@
     </w:p>
     <w:p>
       <w:pPr>
-        <w:spacing w:after="0" w:line="240" w:lineRule="auto"/>
+        <w:spacing w:before="0" w:after="0" w:line="240" w:lineRule="auto"/>
         <w:jc w:val="both"/>
         <w:rPr>
           <w:rFonts w:ascii="Arial Narrow" w:eastAsia="Arial Narrow" w:hAnsi="Arial Narrow" w:cs="Arial Narrow"/>
@@ -2094,7 +2106,7 @@
     </w:p>
     <w:p>
       <w:pPr>
-        <w:spacing w:after="0" w:line="240" w:lineRule="auto"/>
+        <w:spacing w:before="0" w:after="0" w:line="240" w:lineRule="auto"/>
         <w:jc w:val="both"/>
         <w:rPr>
           <w:rFonts w:ascii="Arial Narrow" w:eastAsia="Arial Narrow" w:hAnsi="Arial Narrow" w:cs="Arial Narrow"/>
@@ -2205,7 +2217,7 @@
     </w:p>
     <w:p>
       <w:pPr>
-        <w:spacing w:after="0" w:line="240" w:lineRule="auto"/>
+        <w:spacing w:before="0" w:after="0" w:line="240" w:lineRule="auto"/>
         <w:jc w:val="both"/>
         <w:rPr>
           <w:rFonts w:ascii="Arial Narrow" w:eastAsia="Arial Narrow" w:hAnsi="Arial Narrow" w:cs="Arial Narrow"/>
@@ -2366,6 +2378,7 @@
     <w:p>
       <w:pPr>
         <w:pStyle w:val="Prrafodelista"/>
+        <w:spacing w:before="0" w:after="0" w:line="240" w:lineRule="auto"/>
         <w:rPr>
           <w:rFonts w:ascii="Arial Narrow" w:eastAsia="Arial Narrow" w:hAnsi="Arial Narrow" w:cs="Arial Narrow"/>
           <w:color w:val="000000"/>
@@ -2512,7 +2525,7 @@
     <w:p>
       <w:pPr>
         <w:pStyle w:val="Prrafodelista"/>
-        <w:spacing w:after="0" w:line="240" w:lineRule="auto"/>
+        <w:spacing w:before="0" w:after="0" w:line="240" w:lineRule="auto"/>
         <w:ind w:left="1134"/>
         <w:jc w:val="both"/>
         <w:rPr>
@@ -2756,7 +2769,7 @@
     </w:p>
     <w:p>
       <w:pPr>
-        <w:spacing w:after="0" w:line="240" w:lineRule="auto"/>
+        <w:spacing w:before="0" w:after="0" w:line="240" w:lineRule="auto"/>
         <w:jc w:val="both"/>
         <w:rPr>
           <w:rFonts w:ascii="Arial Narrow" w:eastAsia="Arial Narrow" w:hAnsi="Arial Narrow" w:cs="Arial Narrow"/>
@@ -2891,7 +2904,7 @@
     </w:p>
     <w:p>
       <w:pPr>
-        <w:spacing w:after="0" w:line="240" w:lineRule="auto"/>
+        <w:spacing w:before="0" w:after="0" w:line="240" w:lineRule="auto"/>
         <w:jc w:val="both"/>
         <w:rPr>
           <w:rFonts w:ascii="Arial Narrow" w:eastAsia="Arial Narrow" w:hAnsi="Arial Narrow" w:cs="Arial Narrow"/>
@@ -3084,6 +3097,7 @@
     <w:p>
       <w:pPr>
         <w:pStyle w:val="Prrafodelista"/>
+        <w:spacing w:before="0" w:after="0" w:line="240" w:lineRule="auto"/>
         <w:rPr>
           <w:rFonts w:ascii="Arial Narrow" w:eastAsia="Arial Narrow" w:hAnsi="Arial Narrow" w:cs="Arial Narrow"/>
           <w:color w:val="000000"/>
@@ -3166,10 +3180,10 @@
     </w:p>
     <w:p>
       <w:pPr>
+        <w:spacing w:before="0" w:after="0" w:line="240" w:lineRule="auto"/>
         <w:tabs>
           <w:tab w:val="left" w:pos="1134"/>
         </w:tabs>
-        <w:spacing w:after="0" w:line="240" w:lineRule="auto"/>
         <w:jc w:val="both"/>
         <w:rPr>
           <w:rFonts w:ascii="Arial Narrow" w:eastAsia="Arial Narrow" w:hAnsi="Arial Narrow" w:cs="Arial Narrow"/>
@@ -3534,7 +3548,7 @@
     </w:p>
     <w:p>
       <w:pPr>
-        <w:spacing w:after="0" w:line="240" w:lineRule="auto"/>
+        <w:spacing w:before="0" w:after="0" w:line="240" w:lineRule="auto"/>
         <w:contextualSpacing/>
         <w:jc w:val="both"/>
         <w:rPr>
@@ -3585,7 +3599,7 @@
     </w:p>
     <w:p>
       <w:pPr>
-        <w:spacing w:after="0" w:line="240" w:lineRule="auto"/>
+        <w:spacing w:before="0" w:after="0" w:line="240" w:lineRule="auto"/>
         <w:ind w:left="567"/>
         <w:contextualSpacing/>
         <w:jc w:val="both"/>
@@ -3810,7 +3824,7 @@
     </w:p>
     <w:p>
       <w:pPr>
-        <w:spacing w:after="0" w:line="240" w:lineRule="auto"/>
+        <w:spacing w:before="0" w:after="0" w:line="240" w:lineRule="auto"/>
         <w:jc w:val="both"/>
         <w:rPr>
           <w:rFonts w:ascii="Arial Narrow" w:eastAsia="Arial Narrow" w:hAnsi="Arial Narrow" w:cs="Arial Narrow"/>
@@ -4022,7 +4036,7 @@
     </w:p>
     <w:p>
       <w:pPr>
-        <w:spacing w:after="0" w:line="240" w:lineRule="auto"/>
+        <w:spacing w:before="0" w:after="0" w:line="240" w:lineRule="auto"/>
         <w:jc w:val="both"/>
         <w:rPr>
           <w:rFonts w:ascii="Arial Narrow" w:eastAsia="Arial Narrow" w:hAnsi="Arial Narrow" w:cs="Arial Narrow"/>
@@ -4200,7 +4214,7 @@
     <w:p>
       <w:pPr>
         <w:pStyle w:val="Prrafodelista"/>
-        <w:spacing w:after="0" w:line="240" w:lineRule="auto"/>
+        <w:spacing w:before="0" w:after="0" w:line="240" w:lineRule="auto"/>
         <w:ind w:left="567"/>
         <w:jc w:val="both"/>
         <w:rPr>
@@ -4271,7 +4285,7 @@
     </w:p>
     <w:p>
       <w:pPr>
-        <w:spacing w:after="0" w:line="240" w:lineRule="auto"/>
+        <w:spacing w:before="0" w:after="0" w:line="240" w:lineRule="auto"/>
         <w:ind w:left="567"/>
         <w:contextualSpacing/>
         <w:jc w:val="both"/>
@@ -4348,7 +4362,7 @@
     </w:p>
     <w:p>
       <w:pPr>
-        <w:spacing w:after="0" w:line="240" w:lineRule="auto"/>
+        <w:spacing w:before="0" w:after="0" w:line="240" w:lineRule="auto"/>
         <w:jc w:val="both"/>
         <w:rPr>
           <w:rFonts w:ascii="Arial Narrow" w:eastAsia="Arial Narrow" w:hAnsi="Arial Narrow" w:cs="Arial Narrow"/>
@@ -4605,7 +4619,7 @@
     <w:p>
       <w:pPr>
         <w:pStyle w:val="Prrafodelista"/>
-        <w:spacing w:after="0" w:line="240" w:lineRule="auto"/>
+        <w:spacing w:before="0" w:after="0" w:line="240" w:lineRule="auto"/>
         <w:ind w:left="567"/>
         <w:jc w:val="both"/>
         <w:rPr>
@@ -4656,26 +4670,26 @@
     </w:p>
     <w:p>
       <w:pPr>
+        <w:spacing w:before="0" w:after="0" w:line="240" w:lineRule="auto"/>
+        <w:jc w:val="both"/>
+        <w:rPr>
+          <w:rFonts w:ascii="Arial Narrow" w:eastAsia="Arial Narrow" w:hAnsi="Arial Narrow" w:cs="Arial Narrow"/>
+          <w:b/>
+          <w:color w:val="000000"/>
+          <w:kern w:val="0"/>
+          <w:sz w:val="22"/>
+          <w:szCs w:val="22"/>
+          <w:lang w:eastAsia="es-PE"/>
+          <w14:ligatures w14:val="none"/>
+        </w:rPr>
+      </w:pPr>
+    </w:p>
+    <w:p>
+      <w:pPr>
         <w:spacing w:after="0" w:line="240" w:lineRule="auto"/>
         <w:jc w:val="both"/>
         <w:rPr>
           <w:rFonts w:ascii="Arial Narrow" w:eastAsia="Arial Narrow" w:hAnsi="Arial Narrow" w:cs="Arial Narrow"/>
-          <w:b/>
-          <w:color w:val="000000"/>
-          <w:kern w:val="0"/>
-          <w:sz w:val="22"/>
-          <w:szCs w:val="22"/>
-          <w:lang w:eastAsia="es-PE"/>
-          <w14:ligatures w14:val="none"/>
-        </w:rPr>
-      </w:pPr>
-    </w:p>
-    <w:p>
-      <w:pPr>
-        <w:spacing w:after="0" w:line="240" w:lineRule="auto"/>
-        <w:jc w:val="both"/>
-        <w:rPr>
-          <w:rFonts w:ascii="Arial Narrow" w:eastAsia="Arial Narrow" w:hAnsi="Arial Narrow" w:cs="Arial Narrow"/>
           <w:color w:val="000000"/>
           <w:kern w:val="0"/>
           <w:sz w:val="22"/>
@@ -4874,7 +4888,7 @@
     </w:p>
     <w:p>
       <w:pPr>
-        <w:spacing w:after="0" w:line="240" w:lineRule="auto"/>
+        <w:spacing w:before="0" w:after="0" w:line="240" w:lineRule="auto"/>
         <w:jc w:val="both"/>
         <w:rPr>
           <w:rFonts w:ascii="Arial Narrow" w:eastAsia="Arial Narrow" w:hAnsi="Arial Narrow" w:cs="Arial Narrow"/>
@@ -5041,7 +5055,7 @@
     <w:p>
       <w:pPr>
         <w:pStyle w:val="Prrafodelista"/>
-        <w:spacing w:after="0" w:line="240" w:lineRule="auto"/>
+        <w:spacing w:before="0" w:after="0" w:line="240" w:lineRule="auto"/>
         <w:ind w:left="567"/>
         <w:jc w:val="both"/>
         <w:rPr>
@@ -5201,7 +5215,7 @@
     <w:p>
       <w:pPr>
         <w:pStyle w:val="Prrafodelista"/>
-        <w:spacing w:after="0" w:line="240" w:lineRule="auto"/>
+        <w:spacing w:before="0" w:after="0" w:line="240" w:lineRule="auto"/>
         <w:ind w:left="567"/>
         <w:jc w:val="both"/>
         <w:rPr>
@@ -5361,11 +5375,112 @@
     <w:p>
       <w:pPr>
         <w:pStyle w:val="Prrafodelista"/>
+        <w:spacing w:before="0" w:after="0" w:line="240" w:lineRule="auto"/>
+        <w:ind w:left="567"/>
+        <w:jc w:val="both"/>
+        <w:rPr>
+          <w:rFonts w:ascii="Arial Narrow" w:eastAsia="Arial Narrow" w:hAnsi="Arial Narrow" w:cs="Arial Narrow"/>
+          <w:kern w:val="0"/>
+          <w:sz w:val="22"/>
+          <w:szCs w:val="22"/>
+          <w:lang w:eastAsia="es-PE"/>
+          <w14:ligatures w14:val="none"/>
+        </w:rPr>
+      </w:pPr>
+    </w:p>
+    <w:p>
+      <w:pPr>
         <w:spacing w:after="0" w:line="240" w:lineRule="auto"/>
-        <w:ind w:left="567"/>
-        <w:jc w:val="both"/>
-        <w:rPr>
-          <w:rFonts w:ascii="Arial Narrow" w:eastAsia="Arial Narrow" w:hAnsi="Arial Narrow" w:cs="Arial Narrow"/>
+        <w:jc w:val="both"/>
+        <w:rPr>
+          <w:rFonts w:ascii="Arial Narrow" w:eastAsia="Arial Narrow" w:hAnsi="Arial Narrow" w:cs="Arial Narrow"/>
+          <w:kern w:val="0"/>
+          <w14:ligatures w14:val="none"/>
+          <w:sz w:val="22"/>
+          <w:szCs w:val="22"/>
+        </w:rPr>
+      </w:pPr>
+      <w:r>
+        <w:rPr>
+          <w:rFonts w:ascii="Arial Narrow" w:eastAsia="Arial Narrow" w:hAnsi="Arial Narrow" w:cs="Arial Narrow"/>
+          <w:b/>
+          <w:color w:val="000000"/>
+          <w:kern w:val="0"/>
+          <w:sz w:val="22"/>
+          <w:szCs w:val="22"/>
+          <w:lang w:eastAsia="es-PE"/>
+          <w14:ligatures w14:val="none"/>
+        </w:rPr>
+        <w:t>SEGUNDO</w:t>
+      </w:r>
+      <w:r>
+        <w:rPr>
+          <w:rFonts w:ascii="Arial Narrow" w:eastAsia="Arial Narrow" w:hAnsi="Arial Narrow" w:cs="Arial Narrow"/>
+          <w:b/>
+          <w:color w:val="000000"/>
+          <w:kern w:val="0"/>
+          <w:sz w:val="22"/>
+          <w:szCs w:val="22"/>
+          <w:lang w:eastAsia="es-PE"/>
+          <w14:ligatures w14:val="none"/>
+        </w:rPr>
+        <w:t>:</w:t>
+      </w:r>
+      <w:r>
+        <w:rPr>
+          <w:rFonts w:ascii="Arial Narrow" w:eastAsia="Arial Narrow" w:hAnsi="Arial Narrow" w:cs="Arial Narrow"/>
+          <w:color w:val="000000"/>
+          <w:kern w:val="0"/>
+          <w:sz w:val="22"/>
+          <w:szCs w:val="22"/>
+          <w:lang w:eastAsia="es-PE"/>
+          <w14:ligatures w14:val="none"/>
+        </w:rPr>
+        <w:t xml:space="preserve"> tener por ofrecidos los medios probatorios presentados en el escrito de denuncia </w:t>
+      </w:r>
+      <w:r>
+        <w:rPr>
+          <w:rFonts w:ascii="Arial Narrow" w:eastAsia="Arial Narrow" w:hAnsi="Arial Narrow" w:cs="Arial Narrow"/>
+          <w:color w:val="000000"/>
+          <w:kern w:val="0"/>
+          <w:sz w:val="22"/>
+          <w:szCs w:val="22"/>
+          <w:lang w:val="es-ES" w:eastAsia="es-ES"/>
+          <w14:ligatures w14:val="none"/>
+        </w:rPr>
+        <w:t xml:space="preserve">del </w:t>
+      </w:r>
+      <w:r>
+        <w:rPr>
+          <w:rFonts w:ascii="Arial Narrow" w:eastAsia="Arial Narrow" w:hAnsi="Arial Narrow" w:cs="Arial Narrow"/>
+          <w:color w:val="000000"/>
+          <w:kern w:val="0"/>
+          <w:sz w:val="22"/>
+          <w:szCs w:val="22"/>
+          <w:lang w:val="es-ES" w:eastAsia="es-ES"/>
+          <w14:ligatures w14:val="none"/>
+        </w:rPr>
+        <w:t>20 de junio de 2025</w:t>
+      </w:r>
+      <w:r>
+        <w:rPr>
+          <w:rFonts w:ascii="Arial Narrow" w:eastAsia="Arial Narrow" w:hAnsi="Arial Narrow" w:cs="Arial Narrow"/>
+          <w:kern w:val="0"/>
+          <w14:ligatures w14:val="none"/>
+          <w:sz w:val="22"/>
+          <w:szCs w:val="22"/>
+        </w:rPr>
+        <w:t>.</w:t>
+      </w:r>
+    </w:p>
+    <w:p>
+      <w:pPr>
+        <w:spacing w:before="0" w:after="0" w:line="240" w:lineRule="auto"/>
+        <w:contextualSpacing/>
+        <w:jc w:val="both"/>
+        <w:rPr>
+          <w:rFonts w:ascii="Arial Narrow" w:eastAsia="Arial Narrow" w:hAnsi="Arial Narrow" w:cs="Arial Narrow"/>
+          <w:color w:val="000000"/>
           <w:kern w:val="0"/>
           <w:sz w:val="22"/>
           <w:szCs w:val="22"/>
@@ -5380,107 +5495,6 @@
         <w:jc w:val="both"/>
         <w:rPr>
           <w:rFonts w:ascii="Arial Narrow" w:eastAsia="Arial Narrow" w:hAnsi="Arial Narrow" w:cs="Arial Narrow"/>
-          <w:kern w:val="0"/>
-          <w14:ligatures w14:val="none"/>
-          <w:sz w:val="22"/>
-          <w:szCs w:val="22"/>
-        </w:rPr>
-      </w:pPr>
-      <w:r>
-        <w:rPr>
-          <w:rFonts w:ascii="Arial Narrow" w:eastAsia="Arial Narrow" w:hAnsi="Arial Narrow" w:cs="Arial Narrow"/>
-          <w:b/>
-          <w:color w:val="000000"/>
-          <w:kern w:val="0"/>
-          <w:sz w:val="22"/>
-          <w:szCs w:val="22"/>
-          <w:lang w:eastAsia="es-PE"/>
-          <w14:ligatures w14:val="none"/>
-        </w:rPr>
-        <w:t>SEGUNDO</w:t>
-      </w:r>
-      <w:r>
-        <w:rPr>
-          <w:rFonts w:ascii="Arial Narrow" w:eastAsia="Arial Narrow" w:hAnsi="Arial Narrow" w:cs="Arial Narrow"/>
-          <w:b/>
-          <w:color w:val="000000"/>
-          <w:kern w:val="0"/>
-          <w:sz w:val="22"/>
-          <w:szCs w:val="22"/>
-          <w:lang w:eastAsia="es-PE"/>
-          <w14:ligatures w14:val="none"/>
-        </w:rPr>
-        <w:t>:</w:t>
-      </w:r>
-      <w:r>
-        <w:rPr>
-          <w:rFonts w:ascii="Arial Narrow" w:eastAsia="Arial Narrow" w:hAnsi="Arial Narrow" w:cs="Arial Narrow"/>
-          <w:color w:val="000000"/>
-          <w:kern w:val="0"/>
-          <w:sz w:val="22"/>
-          <w:szCs w:val="22"/>
-          <w:lang w:eastAsia="es-PE"/>
-          <w14:ligatures w14:val="none"/>
-        </w:rPr>
-        <w:t xml:space="preserve"> tener por ofrecidos los medios probatorios presentados en el escrito de denuncia </w:t>
-      </w:r>
-      <w:r>
-        <w:rPr>
-          <w:rFonts w:ascii="Arial Narrow" w:eastAsia="Arial Narrow" w:hAnsi="Arial Narrow" w:cs="Arial Narrow"/>
-          <w:color w:val="000000"/>
-          <w:kern w:val="0"/>
-          <w:sz w:val="22"/>
-          <w:szCs w:val="22"/>
-          <w:lang w:val="es-ES" w:eastAsia="es-ES"/>
-          <w14:ligatures w14:val="none"/>
-        </w:rPr>
-        <w:t xml:space="preserve">del </w:t>
-      </w:r>
-      <w:r>
-        <w:rPr>
-          <w:rFonts w:ascii="Arial Narrow" w:eastAsia="Arial Narrow" w:hAnsi="Arial Narrow" w:cs="Arial Narrow"/>
-          <w:color w:val="000000"/>
-          <w:kern w:val="0"/>
-          <w:sz w:val="22"/>
-          <w:szCs w:val="22"/>
-          <w:lang w:val="es-ES" w:eastAsia="es-ES"/>
-          <w14:ligatures w14:val="none"/>
-        </w:rPr>
-        <w:t>20 de junio de 2025</w:t>
-      </w:r>
-      <w:r>
-        <w:rPr>
-          <w:rFonts w:ascii="Arial Narrow" w:eastAsia="Arial Narrow" w:hAnsi="Arial Narrow" w:cs="Arial Narrow"/>
-          <w:kern w:val="0"/>
-          <w14:ligatures w14:val="none"/>
-          <w:sz w:val="22"/>
-          <w:szCs w:val="22"/>
-        </w:rPr>
-        <w:t>.</w:t>
-      </w:r>
-    </w:p>
-    <w:p>
-      <w:pPr>
-        <w:spacing w:line="240" w:lineRule="auto"/>
-        <w:contextualSpacing/>
-        <w:jc w:val="both"/>
-        <w:rPr>
-          <w:rFonts w:ascii="Arial Narrow" w:eastAsia="Arial Narrow" w:hAnsi="Arial Narrow" w:cs="Arial Narrow"/>
-          <w:color w:val="000000"/>
-          <w:kern w:val="0"/>
-          <w:sz w:val="22"/>
-          <w:szCs w:val="22"/>
-          <w:lang w:eastAsia="es-PE"/>
-          <w14:ligatures w14:val="none"/>
-        </w:rPr>
-      </w:pPr>
-    </w:p>
-    <w:p>
-      <w:pPr>
-        <w:spacing w:after="0" w:line="240" w:lineRule="auto"/>
-        <w:jc w:val="both"/>
-        <w:rPr>
-          <w:rFonts w:ascii="Arial Narrow" w:eastAsia="Arial Narrow" w:hAnsi="Arial Narrow" w:cs="Arial Narrow"/>
           <w:color w:val="000000"/>
           <w:kern w:val="0"/>
           <w:sz w:val="22"/>
@@ -5588,7 +5602,7 @@
     </w:p>
     <w:p>
       <w:pPr>
-        <w:spacing w:after="0" w:line="240" w:lineRule="auto"/>
+        <w:spacing w:before="0" w:after="0" w:line="240" w:lineRule="auto"/>
         <w:jc w:val="both"/>
         <w:rPr>
           <w:rFonts w:ascii="Arial Narrow" w:eastAsia="Arial Narrow" w:hAnsi="Arial Narrow" w:cs="Arial Narrow"/>
@@ -5903,7 +5917,7 @@
     </w:p>
     <w:p>
       <w:pPr>
-        <w:spacing w:after="0" w:line="240" w:lineRule="auto"/>
+        <w:spacing w:before="0" w:after="0" w:line="240" w:lineRule="auto"/>
         <w:ind w:left="567"/>
         <w:jc w:val="both"/>
         <w:rPr>
@@ -6004,7 +6018,7 @@
     </w:p>
     <w:p>
       <w:pPr>
-        <w:spacing w:after="0" w:line="240" w:lineRule="auto"/>
+        <w:spacing w:before="0" w:after="0" w:line="240" w:lineRule="auto"/>
         <w:jc w:val="both"/>
         <w:rPr>
           <w:rFonts w:ascii="Arial Narrow" w:eastAsia="Arial Narrow" w:hAnsi="Arial Narrow" w:cs="Arial Narrow"/>
@@ -6241,7 +6255,7 @@
     </w:p>
     <w:p>
       <w:pPr>
-        <w:spacing w:after="0" w:line="240" w:lineRule="auto"/>
+        <w:spacing w:before="0" w:after="0" w:line="240" w:lineRule="auto"/>
         <w:jc w:val="both"/>
         <w:rPr>
           <w:rFonts w:ascii="Arial Narrow" w:eastAsia="Arial Narrow" w:hAnsi="Arial Narrow" w:cs="Arial Narrow"/>
@@ -6546,103 +6560,103 @@
     </w:p>
     <w:p>
       <w:pPr>
+        <w:spacing w:before="0" w:after="0" w:line="240" w:lineRule="auto"/>
+        <w:shd w:val="clear" w:color="auto" w:fill="FFFFFF"/>
+        <w:jc w:val="both"/>
+        <w:rPr>
+          <w:rFonts w:ascii="Arial Narrow" w:eastAsia="Arial Narrow" w:hAnsi="Arial Narrow" w:cs="Arial Narrow"/>
+          <w:b/>
+          <w:color w:val="000000"/>
+          <w:kern w:val="0"/>
+          <w:sz w:val="22"/>
+          <w:szCs w:val="22"/>
+          <w:lang w:eastAsia="es-PE"/>
+          <w14:ligatures w14:val="none"/>
+        </w:rPr>
+      </w:pPr>
+    </w:p>
+    <w:p>
+      <w:pPr>
         <w:shd w:val="clear" w:color="auto" w:fill="FFFFFF"/>
         <w:spacing w:after="0" w:line="240" w:lineRule="auto"/>
         <w:jc w:val="both"/>
         <w:rPr>
           <w:rFonts w:ascii="Arial Narrow" w:eastAsia="Arial Narrow" w:hAnsi="Arial Narrow" w:cs="Arial Narrow"/>
-          <w:b/>
-          <w:color w:val="000000"/>
-          <w:kern w:val="0"/>
-          <w:sz w:val="22"/>
-          <w:szCs w:val="22"/>
-          <w:lang w:eastAsia="es-PE"/>
-          <w14:ligatures w14:val="none"/>
-        </w:rPr>
-      </w:pPr>
-    </w:p>
-    <w:p>
-      <w:pPr>
+          <w:color w:val="000000"/>
+          <w:kern w:val="0"/>
+          <w:sz w:val="22"/>
+          <w:szCs w:val="22"/>
+          <w:lang w:eastAsia="es-PE"/>
+          <w14:ligatures w14:val="none"/>
+        </w:rPr>
+      </w:pPr>
+      <w:r>
+        <w:rPr>
+          <w:rFonts w:ascii="Arial Narrow" w:eastAsia="Arial Narrow" w:hAnsi="Arial Narrow" w:cs="Arial Narrow"/>
+          <w:b/>
+          <w:color w:val="000000"/>
+          <w:kern w:val="0"/>
+          <w:sz w:val="22"/>
+          <w:szCs w:val="22"/>
+          <w:lang w:eastAsia="es-PE"/>
+          <w14:ligatures w14:val="none"/>
+        </w:rPr>
+        <w:t>SÉPTIMO</w:t>
+      </w:r>
+      <w:r>
+        <w:rPr>
+          <w:rFonts w:ascii="Arial Narrow" w:eastAsia="Arial Narrow" w:hAnsi="Arial Narrow" w:cs="Arial Narrow"/>
+          <w:b/>
+          <w:color w:val="000000"/>
+          <w:kern w:val="0"/>
+          <w:sz w:val="22"/>
+          <w:szCs w:val="22"/>
+          <w:lang w:eastAsia="es-PE"/>
+          <w14:ligatures w14:val="none"/>
+        </w:rPr>
+        <w:t>:</w:t>
+      </w:r>
+      <w:r>
+        <w:rPr>
+          <w:rFonts w:ascii="Arial Narrow" w:eastAsia="Arial Narrow" w:hAnsi="Arial Narrow" w:cs="Arial Narrow"/>
+          <w:color w:val="000000"/>
+          <w:kern w:val="0"/>
+          <w:sz w:val="22"/>
+          <w:szCs w:val="22"/>
+          <w:lang w:eastAsia="es-PE"/>
+          <w14:ligatures w14:val="none"/>
+        </w:rPr>
+        <w:t xml:space="preserve"> informar a las partes que conforme a lo establecido en el artículo 39</w:t>
+      </w:r>
+      <w:r>
+        <w:rPr>
+          <w:rFonts w:ascii="Arial Narrow" w:eastAsia="Arial Narrow" w:hAnsi="Arial Narrow" w:cs="Arial Narrow"/>
+          <w:color w:val="000000"/>
+          <w:kern w:val="0"/>
+          <w:sz w:val="22"/>
+          <w:szCs w:val="22"/>
+          <w:lang w:eastAsia="es-PE"/>
+          <w14:ligatures w14:val="none"/>
+        </w:rPr>
+        <w:t/>
+      </w:r>
+      <w:r>
+        <w:rPr>
+          <w:rFonts w:ascii="Arial Narrow" w:eastAsia="Arial Narrow" w:hAnsi="Arial Narrow" w:cs="Arial Narrow"/>
+          <w:color w:val="000000"/>
+          <w:kern w:val="0"/>
+          <w:sz w:val="22"/>
+          <w:szCs w:val="22"/>
+          <w:lang w:eastAsia="es-PE"/>
+          <w14:ligatures w14:val="none"/>
+        </w:rPr>
+        <w:t xml:space="preserve"> de la Ley sobre Facultades, Normas y Organización del Indecopi, aprobada por Decreto Legislativo 807, los gastos por los peritajes realizados, actuación de pruebas, inspecciones y otros derivados de la tramitación del proceso serán de cargo de la parte que solicita la prueba, salvo pacto en contrario. En todos los casos, la resolución final determinará si los gastos deben ser asumidos por alguna de las partes, o reembolsados a la otra parte o al Indecopi, según sea el caso, de manera adicional a la sanción que haya podido imponerse. </w:t>
+      </w:r>
+    </w:p>
+    <w:p>
+      <w:pPr>
+        <w:spacing w:before="0" w:after="0" w:line="240" w:lineRule="auto"/>
         <w:shd w:val="clear" w:color="auto" w:fill="FFFFFF"/>
-        <w:spacing w:after="0" w:line="240" w:lineRule="auto"/>
-        <w:jc w:val="both"/>
-        <w:rPr>
-          <w:rFonts w:ascii="Arial Narrow" w:eastAsia="Arial Narrow" w:hAnsi="Arial Narrow" w:cs="Arial Narrow"/>
-          <w:color w:val="000000"/>
-          <w:kern w:val="0"/>
-          <w:sz w:val="22"/>
-          <w:szCs w:val="22"/>
-          <w:lang w:eastAsia="es-PE"/>
-          <w14:ligatures w14:val="none"/>
-        </w:rPr>
-      </w:pPr>
-      <w:r>
-        <w:rPr>
-          <w:rFonts w:ascii="Arial Narrow" w:eastAsia="Arial Narrow" w:hAnsi="Arial Narrow" w:cs="Arial Narrow"/>
-          <w:b/>
-          <w:color w:val="000000"/>
-          <w:kern w:val="0"/>
-          <w:sz w:val="22"/>
-          <w:szCs w:val="22"/>
-          <w:lang w:eastAsia="es-PE"/>
-          <w14:ligatures w14:val="none"/>
-        </w:rPr>
-        <w:t>SÉPTIMO</w:t>
-      </w:r>
-      <w:r>
-        <w:rPr>
-          <w:rFonts w:ascii="Arial Narrow" w:eastAsia="Arial Narrow" w:hAnsi="Arial Narrow" w:cs="Arial Narrow"/>
-          <w:b/>
-          <w:color w:val="000000"/>
-          <w:kern w:val="0"/>
-          <w:sz w:val="22"/>
-          <w:szCs w:val="22"/>
-          <w:lang w:eastAsia="es-PE"/>
-          <w14:ligatures w14:val="none"/>
-        </w:rPr>
-        <w:t>:</w:t>
-      </w:r>
-      <w:r>
-        <w:rPr>
-          <w:rFonts w:ascii="Arial Narrow" w:eastAsia="Arial Narrow" w:hAnsi="Arial Narrow" w:cs="Arial Narrow"/>
-          <w:color w:val="000000"/>
-          <w:kern w:val="0"/>
-          <w:sz w:val="22"/>
-          <w:szCs w:val="22"/>
-          <w:lang w:eastAsia="es-PE"/>
-          <w14:ligatures w14:val="none"/>
-        </w:rPr>
-        <w:t xml:space="preserve"> informar a las partes que conforme a lo establecido en el artículo 39</w:t>
-      </w:r>
-      <w:r>
-        <w:rPr>
-          <w:rFonts w:ascii="Arial Narrow" w:eastAsia="Arial Narrow" w:hAnsi="Arial Narrow" w:cs="Arial Narrow"/>
-          <w:color w:val="000000"/>
-          <w:kern w:val="0"/>
-          <w:sz w:val="22"/>
-          <w:szCs w:val="22"/>
-          <w:lang w:eastAsia="es-PE"/>
-          <w14:ligatures w14:val="none"/>
-        </w:rPr>
-        <w:t/>
-      </w:r>
-      <w:r>
-        <w:rPr>
-          <w:rFonts w:ascii="Arial Narrow" w:eastAsia="Arial Narrow" w:hAnsi="Arial Narrow" w:cs="Arial Narrow"/>
-          <w:color w:val="000000"/>
-          <w:kern w:val="0"/>
-          <w:sz w:val="22"/>
-          <w:szCs w:val="22"/>
-          <w:lang w:eastAsia="es-PE"/>
-          <w14:ligatures w14:val="none"/>
-        </w:rPr>
-        <w:t xml:space="preserve"> de la Ley sobre Facultades, Normas y Organización del Indecopi, aprobada por Decreto Legislativo 807, los gastos por los peritajes realizados, actuación de pruebas, inspecciones y otros derivados de la tramitación del proceso serán de cargo de la parte que solicita la prueba, salvo pacto en contrario. En todos los casos, la resolución final determinará si los gastos deben ser asumidos por alguna de las partes, o reembolsados a la otra parte o al Indecopi, según sea el caso, de manera adicional a la sanción que haya podido imponerse. </w:t>
-      </w:r>
-    </w:p>
-    <w:p>
-      <w:pPr>
-        <w:shd w:val="clear" w:color="auto" w:fill="FFFFFF"/>
-        <w:spacing w:after="0" w:line="240" w:lineRule="auto"/>
         <w:jc w:val="both"/>
         <w:rPr>
           <w:rFonts w:ascii="Arial Narrow" w:eastAsia="Arial Narrow" w:hAnsi="Arial Narrow" w:cs="Arial Narrow"/>
@@ -6811,15 +6825,83 @@
     </w:p>
     <w:p>
       <w:pPr>
+        <w:spacing w:before="0" w:after="0" w:line="240" w:lineRule="auto"/>
+        <w:suppressAutoHyphens/>
+        <w:jc w:val="both"/>
+        <w:rPr>
+          <w:rFonts w:ascii="Arial Narrow" w:eastAsia="Arial Narrow" w:hAnsi="Arial Narrow" w:cs="Arial Narrow"/>
+          <w:kern w:val="0"/>
+          <w:sz w:val="22"/>
+          <w:szCs w:val="22"/>
+          <w:u w:val="single"/>
+          <w14:ligatures w14:val="none"/>
+        </w:rPr>
+      </w:pPr>
+    </w:p>
+    <w:p>
+      <w:pPr>
         <w:suppressAutoHyphens/>
         <w:spacing w:after="0" w:line="240" w:lineRule="auto"/>
         <w:jc w:val="both"/>
         <w:rPr>
           <w:rFonts w:ascii="Arial Narrow" w:eastAsia="Arial Narrow" w:hAnsi="Arial Narrow" w:cs="Arial Narrow"/>
-          <w:kern w:val="0"/>
-          <w:sz w:val="22"/>
-          <w:szCs w:val="22"/>
-          <w:u w:val="single"/>
+          <w:b/>
+          <w:bCs/>
+          <w:sz w:val="22"/>
+          <w:szCs w:val="22"/>
+        </w:rPr>
+      </w:pPr>
+      <w:r>
+        <w:rPr>
+          <w:rFonts w:ascii="Arial Narrow" w:eastAsia="Arial Narrow" w:hAnsi="Arial Narrow" w:cs="Arial Narrow"/>
+          <w:b/>
+          <w:spacing w:val="-3"/>
+          <w:kern w:val="0"/>
+          <w14:ligatures w14:val="none"/>
+          <w:sz w:val="22"/>
+          <w:szCs w:val="22"/>
+        </w:rPr>
+        <w:t>NOVENO</w:t>
+      </w:r>
+      <w:r>
+        <w:rPr>
+          <w:rFonts w:ascii="Arial Narrow" w:eastAsia="Arial Narrow" w:hAnsi="Arial Narrow" w:cs="Arial Narrow"/>
+          <w:b/>
+          <w:color w:val="000000"/>
+          <w:kern w:val="0"/>
+          <w:sz w:val="22"/>
+          <w:szCs w:val="22"/>
+          <w:lang w:eastAsia="es-PE"/>
+          <w14:ligatures w14:val="none"/>
+        </w:rPr>
+        <w:t>:</w:t>
+      </w:r>
+      <w:r>
+        <w:rPr>
+          <w:rFonts w:ascii="Arial Narrow" w:eastAsia="Arial Narrow" w:hAnsi="Arial Narrow" w:cs="Arial Narrow"/>
+          <w:color w:val="000000"/>
+          <w:kern w:val="0"/>
+          <w:sz w:val="22"/>
+          <w:szCs w:val="22"/>
+          <w:lang w:eastAsia="es-PE"/>
+          <w14:ligatures w14:val="none"/>
+        </w:rPr>
+        <w:t xml:space="preserve"> poner en conocimiento de las partes que, antes de la emisión de la Resolución Final, tienen la posibilidad de formular su desistimiento o presentar el acuerdo arribado mediante la conciliación, mediación, transacción o cualquier otro que, de forma indubitable, deje constancia que se ha solucionado la controversia materia de denuncia.</w:t>
+      </w:r>
+      <w:bookmarkStart w:id="6" w:name="h.gjdgxs" w:colFirst="0" w:colLast="0"/>
+      <w:bookmarkEnd w:id="6"/>
+    </w:p>
+    <w:p>
+      <w:pPr>
+        <w:spacing w:before="0" w:after="0" w:line="240" w:lineRule="auto"/>
+        <w:jc w:val="both"/>
+        <w:rPr>
+          <w:rFonts w:ascii="Arial Narrow" w:eastAsia="Arial Narrow" w:hAnsi="Arial Narrow" w:cs="Arial Narrow"/>
+          <w:color w:val="000000"/>
+          <w:kern w:val="0"/>
+          <w:sz w:val="22"/>
+          <w:szCs w:val="22"/>
+          <w:lang w:eastAsia="es-PE"/>
           <w14:ligatures w14:val="none"/>
         </w:rPr>
       </w:pPr>
@@ -6831,74 +6913,6 @@
         <w:jc w:val="both"/>
         <w:rPr>
           <w:rFonts w:ascii="Arial Narrow" w:eastAsia="Arial Narrow" w:hAnsi="Arial Narrow" w:cs="Arial Narrow"/>
-          <w:b/>
-          <w:bCs/>
-          <w:sz w:val="22"/>
-          <w:szCs w:val="22"/>
-        </w:rPr>
-      </w:pPr>
-      <w:r>
-        <w:rPr>
-          <w:rFonts w:ascii="Arial Narrow" w:eastAsia="Arial Narrow" w:hAnsi="Arial Narrow" w:cs="Arial Narrow"/>
-          <w:b/>
-          <w:spacing w:val="-3"/>
-          <w:kern w:val="0"/>
-          <w14:ligatures w14:val="none"/>
-          <w:sz w:val="22"/>
-          <w:szCs w:val="22"/>
-        </w:rPr>
-        <w:t>NOVENO</w:t>
-      </w:r>
-      <w:r>
-        <w:rPr>
-          <w:rFonts w:ascii="Arial Narrow" w:eastAsia="Arial Narrow" w:hAnsi="Arial Narrow" w:cs="Arial Narrow"/>
-          <w:b/>
-          <w:color w:val="000000"/>
-          <w:kern w:val="0"/>
-          <w:sz w:val="22"/>
-          <w:szCs w:val="22"/>
-          <w:lang w:eastAsia="es-PE"/>
-          <w14:ligatures w14:val="none"/>
-        </w:rPr>
-        <w:t>:</w:t>
-      </w:r>
-      <w:r>
-        <w:rPr>
-          <w:rFonts w:ascii="Arial Narrow" w:eastAsia="Arial Narrow" w:hAnsi="Arial Narrow" w:cs="Arial Narrow"/>
-          <w:color w:val="000000"/>
-          <w:kern w:val="0"/>
-          <w:sz w:val="22"/>
-          <w:szCs w:val="22"/>
-          <w:lang w:eastAsia="es-PE"/>
-          <w14:ligatures w14:val="none"/>
-        </w:rPr>
-        <w:t xml:space="preserve"> poner en conocimiento de las partes que, antes de la emisión de la Resolución Final, tienen la posibilidad de formular su desistimiento o presentar el acuerdo arribado mediante la conciliación, mediación, transacción o cualquier otro que, de forma indubitable, deje constancia que se ha solucionado la controversia materia de denuncia.</w:t>
-      </w:r>
-      <w:bookmarkStart w:id="6" w:name="h.gjdgxs" w:colFirst="0" w:colLast="0"/>
-      <w:bookmarkEnd w:id="6"/>
-    </w:p>
-    <w:p>
-      <w:pPr>
-        <w:spacing w:after="0" w:line="240" w:lineRule="auto"/>
-        <w:jc w:val="both"/>
-        <w:rPr>
-          <w:rFonts w:ascii="Arial Narrow" w:eastAsia="Arial Narrow" w:hAnsi="Arial Narrow" w:cs="Arial Narrow"/>
-          <w:color w:val="000000"/>
-          <w:kern w:val="0"/>
-          <w:sz w:val="22"/>
-          <w:szCs w:val="22"/>
-          <w:lang w:eastAsia="es-PE"/>
-          <w14:ligatures w14:val="none"/>
-        </w:rPr>
-      </w:pPr>
-    </w:p>
-    <w:p>
-      <w:pPr>
-        <w:suppressAutoHyphens/>
-        <w:spacing w:after="0" w:line="240" w:lineRule="auto"/>
-        <w:jc w:val="both"/>
-        <w:rPr>
-          <w:rFonts w:ascii="Arial Narrow" w:eastAsia="Arial Narrow" w:hAnsi="Arial Narrow" w:cs="Arial Narrow"/>
           <w:sz w:val="22"/>
           <w:szCs w:val="22"/>
         </w:rPr>
@@ -7057,8 +7071,8 @@
     </w:p>
     <w:p>
       <w:pPr>
+        <w:spacing w:before="0" w:after="0" w:line="240" w:lineRule="auto"/>
         <w:suppressAutoHyphens/>
-        <w:spacing w:after="0" w:line="240" w:lineRule="auto"/>
         <w:jc w:val="both"/>
         <w:rPr>
           <w:rFonts w:ascii="Arial Narrow" w:eastAsia="Arial Narrow" w:hAnsi="Arial Narrow" w:cs="Arial Narrow"/>
@@ -7662,34 +7676,82 @@
           <w:sz w:val="16"/>
           <w:szCs w:val="16"/>
         </w:rPr>
+        <w:t xml:space="preserve"/>
+      </w:r>
+      <w:r>
+        <w:rPr>
+          <w:rFonts w:ascii="Arial Narrow" w:eastAsia="Arial Narrow" w:hAnsi="Arial Narrow" w:cs="Arial Narrow"/>
+          <w:sz w:val="16"/>
+          <w:szCs w:val="16"/>
+        </w:rPr>
         <w:tab/>
-        <w:t xml:space="preserve"/>
-      </w:r>
-      <w:r>
-        <w:rPr>
-          <w:rFonts w:ascii="Arial Narrow" w:eastAsia="Arial Narrow" w:hAnsi="Arial Narrow" w:cs="Arial Narrow"/>
-          <w:sz w:val="16"/>
-          <w:szCs w:val="16"/>
-        </w:rPr>
-        <w:tab/>
-        <w:t>Publicado</w:t>
-      </w:r>
-      <w:r>
-        <w:rPr>
-          <w:rFonts w:ascii="Arial Narrow" w:eastAsia="Arial Narrow" w:hAnsi="Arial Narrow" w:cs="Arial Narrow"/>
-          <w:b/>
-          <w:sz w:val="16"/>
-          <w:szCs w:val="16"/>
-        </w:rPr>
-        <w:t xml:space="preserve"> </w:t>
-      </w:r>
-      <w:r>
-        <w:rPr>
-          <w:rFonts w:ascii="Arial Narrow" w:eastAsia="Arial Narrow" w:hAnsi="Arial Narrow" w:cs="Arial Narrow"/>
-          <w:sz w:val="16"/>
-          <w:szCs w:val="16"/>
-        </w:rPr>
-        <w:t xml:space="preserve">el 2 de setiembre de 2010 en el Diario Oficial El Peruano, vigente desde el 2 de octubre de 2010 y modificado por Decreto Legislativo 1308.</w:t>
+        <w:t xml:space="preserve">Denuncia remitida a esta Comisión mediante MEMORANDUM </w:t>
+      </w:r>
+      <w:r>
+        <w:rPr>
+          <w:rFonts w:ascii="Arial Narrow" w:eastAsia="Arial Narrow" w:hAnsi="Arial Narrow" w:cs="Arial Narrow"/>
+          <w:sz w:val="16"/>
+          <w:szCs w:val="16"/>
+        </w:rPr>
+        <w:t xml:space="preserve">000722-2025-LAM/INDECOPI </w:t>
+      </w:r>
+      <w:r>
+        <w:rPr>
+          <w:rFonts w:ascii="Arial Narrow" w:eastAsia="Arial Narrow" w:hAnsi="Arial Narrow" w:cs="Arial Narrow"/>
+          <w:sz w:val="16"/>
+          <w:szCs w:val="16"/>
+        </w:rPr>
+        <w:t xml:space="preserve">de fecha </w:t>
+      </w:r>
+      <w:r>
+        <w:rPr>
+          <w:rFonts w:ascii="Arial Narrow" w:eastAsia="Arial Narrow" w:hAnsi="Arial Narrow" w:cs="Arial Narrow"/>
+          <w:sz w:val="16"/>
+          <w:szCs w:val="16"/>
+        </w:rPr>
+        <w:t xml:space="preserve">24 de julio de 2025</w:t>
+      </w:r>
+      <w:r>
+        <w:rPr>
+          <w:rFonts w:ascii="Arial Narrow" w:eastAsia="Arial Narrow" w:hAnsi="Arial Narrow" w:cs="Arial Narrow"/>
+          <w:sz w:val="16"/>
+          <w:szCs w:val="16"/>
+        </w:rPr>
+        <w:t xml:space="preserve">, </w:t>
+      </w:r>
+      <w:proofErr w:type="spellStart"/>
+      <w:r>
+        <w:rPr>
+          <w:rFonts w:ascii="Arial Narrow" w:eastAsia="Arial Narrow" w:hAnsi="Arial Narrow" w:cs="Arial Narrow"/>
+          <w:sz w:val="16"/>
+          <w:szCs w:val="16"/>
+        </w:rPr>
+        <w:t xml:space="preserve">recibida</w:t>
+      </w:r>
+      <w:proofErr w:type="spellEnd"/>
+      <w:r>
+        <w:rPr>
+          <w:rFonts w:ascii="Arial Narrow" w:eastAsia="Arial Narrow" w:hAnsi="Arial Narrow" w:cs="Arial Narrow"/>
+          <w:sz w:val="16"/>
+          <w:szCs w:val="16"/>
+        </w:rPr>
+        <w:t xml:space="preserve"> el </w:t>
+      </w:r>
+      <w:r>
+        <w:rPr>
+          <w:rFonts w:ascii="Arial Narrow" w:eastAsia="Arial Narrow" w:hAnsi="Arial Narrow" w:cs="Arial Narrow"/>
+          <w:sz w:val="16"/>
+          <w:szCs w:val="16"/>
+        </w:rPr>
+        <w:t xml:space="preserve">24 de julio de 2025</w:t>
+      </w:r>
+      <w:r>
+        <w:rPr>
+          <w:rFonts w:ascii="Arial Narrow" w:eastAsia="Arial Narrow" w:hAnsi="Arial Narrow" w:cs="Arial Narrow"/>
+          <w:sz w:val="16"/>
+          <w:szCs w:val="16"/>
+        </w:rPr>
+        <w:t>.</w:t>
       </w:r>
     </w:p>
     <w:p>
@@ -7736,83 +7798,33 @@
           <w:sz w:val="16"/>
           <w:szCs w:val="16"/>
         </w:rPr>
+        <w:t xml:space="preserve"/>
+      </w:r>
+      <w:r>
+        <w:rPr>
+          <w:rFonts w:ascii="Arial Narrow" w:eastAsia="Arial Narrow" w:hAnsi="Arial Narrow" w:cs="Arial Narrow"/>
+          <w:sz w:val="16"/>
+          <w:szCs w:val="16"/>
+        </w:rPr>
         <w:tab/>
-        <w:t xml:space="preserve"/>
-      </w:r>
-      <w:r>
-        <w:rPr>
-          <w:rFonts w:ascii="Arial Narrow" w:eastAsia="Arial Narrow" w:hAnsi="Arial Narrow" w:cs="Arial Narrow"/>
-          <w:sz w:val="16"/>
-          <w:szCs w:val="16"/>
-        </w:rPr>
-        <w:tab/>
-        <w:t xml:space="preserve">Denuncia remitida a esta Comisión mediante MEMORANDUM </w:t>
-      </w:r>
-      <w:r>
-        <w:rPr>
-          <w:rFonts w:ascii="Arial Narrow" w:eastAsia="Arial Narrow" w:hAnsi="Arial Narrow" w:cs="Arial Narrow"/>
-          <w:sz w:val="16"/>
-          <w:szCs w:val="16"/>
-        </w:rPr>
-        <w:t xml:space="preserve">000722-2025-LAM/INDECOPI </w:t>
-      </w:r>
-      <w:r>
-        <w:rPr>
-          <w:rFonts w:ascii="Arial Narrow" w:eastAsia="Arial Narrow" w:hAnsi="Arial Narrow" w:cs="Arial Narrow"/>
-          <w:sz w:val="16"/>
-          <w:szCs w:val="16"/>
-        </w:rPr>
-        <w:t xml:space="preserve">de fecha </w:t>
-      </w:r>
-      <w:r>
-        <w:rPr>
-          <w:rFonts w:ascii="Arial Narrow" w:eastAsia="Arial Narrow" w:hAnsi="Arial Narrow" w:cs="Arial Narrow"/>
-          <w:sz w:val="16"/>
-          <w:szCs w:val="16"/>
-        </w:rPr>
-        <w:t xml:space="preserve">24 de julio de 2025</w:t>
-      </w:r>
-      <w:r>
-        <w:rPr>
-          <w:rFonts w:ascii="Arial Narrow" w:eastAsia="Arial Narrow" w:hAnsi="Arial Narrow" w:cs="Arial Narrow"/>
-          <w:sz w:val="16"/>
-          <w:szCs w:val="16"/>
-        </w:rPr>
-        <w:t xml:space="preserve">, </w:t>
-      </w:r>
-      <w:proofErr w:type="spellStart"/>
-      <w:r>
-        <w:rPr>
-          <w:rFonts w:ascii="Arial Narrow" w:eastAsia="Arial Narrow" w:hAnsi="Arial Narrow" w:cs="Arial Narrow"/>
-          <w:sz w:val="16"/>
-          <w:szCs w:val="16"/>
-        </w:rPr>
-        <w:t xml:space="preserve">recibida</w:t>
-      </w:r>
-      <w:proofErr w:type="spellEnd"/>
-      <w:r>
-        <w:rPr>
-          <w:rFonts w:ascii="Arial Narrow" w:eastAsia="Arial Narrow" w:hAnsi="Arial Narrow" w:cs="Arial Narrow"/>
-          <w:sz w:val="16"/>
-          <w:szCs w:val="16"/>
-        </w:rPr>
-        <w:t xml:space="preserve"> el </w:t>
-      </w:r>
-      <w:r>
-        <w:rPr>
-          <w:rFonts w:ascii="Arial Narrow" w:eastAsia="Arial Narrow" w:hAnsi="Arial Narrow" w:cs="Arial Narrow"/>
-          <w:sz w:val="16"/>
-          <w:szCs w:val="16"/>
-        </w:rPr>
-        <w:t xml:space="preserve">24 de julio de 2025</w:t>
-      </w:r>
-      <w:r>
-        <w:rPr>
-          <w:rFonts w:ascii="Arial Narrow" w:eastAsia="Arial Narrow" w:hAnsi="Arial Narrow" w:cs="Arial Narrow"/>
-          <w:sz w:val="16"/>
-          <w:szCs w:val="16"/>
-        </w:rPr>
-        <w:t>.</w:t>
+        <w:t>Publicado</w:t>
+      </w:r>
+      <w:r>
+        <w:rPr>
+          <w:rFonts w:ascii="Arial Narrow" w:eastAsia="Arial Narrow" w:hAnsi="Arial Narrow" w:cs="Arial Narrow"/>
+          <w:b/>
+          <w:sz w:val="16"/>
+          <w:szCs w:val="16"/>
+        </w:rPr>
+        <w:t xml:space="preserve"> </w:t>
+      </w:r>
+      <w:r>
+        <w:rPr>
+          <w:rFonts w:ascii="Arial Narrow" w:eastAsia="Arial Narrow" w:hAnsi="Arial Narrow" w:cs="Arial Narrow"/>
+          <w:sz w:val="16"/>
+          <w:szCs w:val="16"/>
+        </w:rPr>
+        <w:t xml:space="preserve">el 2 de setiembre de 2010 en el Diario Oficial El Peruano, vigente desde el 2 de octubre de 2010 y modificado por Decreto Legislativo 1308.</w:t>
       </w:r>
     </w:p>
     <w:p>
@@ -7861,25 +7873,24 @@
           <w:sz w:val="16"/>
           <w:szCs w:val="16"/>
         </w:rPr>
+        <w:t xml:space="preserve"/>
+      </w:r>
+      <w:r>
+        <w:rPr>
+          <w:rFonts w:ascii="Arial Narrow" w:eastAsia="Arial Narrow" w:hAnsi="Arial Narrow" w:cs="Arial Narrow"/>
+          <w:sz w:val="16"/>
+          <w:szCs w:val="16"/>
+        </w:rPr>
+      </w:r>
+      <w:r>
+        <w:rPr>
+          <w:rFonts w:ascii="Arial Narrow" w:eastAsia="Arial Narrow" w:hAnsi="Arial Narrow" w:cs="Arial Narrow"/>
+          <w:b/>
+          <w:bCs/>
+          <w:sz w:val="16"/>
+          <w:szCs w:val="16"/>
+        </w:rPr>
         <w:tab/>
-        <w:t xml:space="preserve"/>
-      </w:r>
-      <w:r>
-        <w:rPr>
-          <w:rFonts w:ascii="Arial Narrow" w:eastAsia="Arial Narrow" w:hAnsi="Arial Narrow" w:cs="Arial Narrow"/>
-          <w:sz w:val="16"/>
-          <w:szCs w:val="16"/>
-        </w:rPr>
-        <w:tab/>
-      </w:r>
-      <w:r>
-        <w:rPr>
-          <w:rFonts w:ascii="Arial Narrow" w:eastAsia="Arial Narrow" w:hAnsi="Arial Narrow" w:cs="Arial Narrow"/>
-          <w:b/>
-          <w:bCs/>
-          <w:sz w:val="16"/>
-          <w:szCs w:val="16"/>
-        </w:rPr>
         <w:t xml:space="preserve">LEY </w:t>
       </w:r>
       <w:proofErr w:type="spellStart"/>
@@ -8165,25 +8176,24 @@
           <w:sz w:val="16"/>
           <w:szCs w:val="16"/>
         </w:rPr>
+        <w:t xml:space="preserve"/>
+      </w:r>
+      <w:r>
+        <w:rPr>
+          <w:rFonts w:ascii="Arial Narrow" w:eastAsia="Arial Narrow" w:hAnsi="Arial Narrow" w:cs="Arial Narrow"/>
+          <w:sz w:val="16"/>
+          <w:szCs w:val="16"/>
+        </w:rPr>
+      </w:r>
+      <w:r>
+        <w:rPr>
+          <w:rFonts w:ascii="Arial Narrow" w:eastAsia="Arial Narrow" w:hAnsi="Arial Narrow" w:cs="Arial Narrow"/>
+          <w:b/>
+          <w:bCs/>
+          <w:sz w:val="16"/>
+          <w:szCs w:val="16"/>
+        </w:rPr>
         <w:tab/>
-        <w:t xml:space="preserve"/>
-      </w:r>
-      <w:r>
-        <w:rPr>
-          <w:rFonts w:ascii="Arial Narrow" w:eastAsia="Arial Narrow" w:hAnsi="Arial Narrow" w:cs="Arial Narrow"/>
-          <w:sz w:val="16"/>
-          <w:szCs w:val="16"/>
-        </w:rPr>
-        <w:tab/>
-      </w:r>
-      <w:r>
-        <w:rPr>
-          <w:rFonts w:ascii="Arial Narrow" w:eastAsia="Arial Narrow" w:hAnsi="Arial Narrow" w:cs="Arial Narrow"/>
-          <w:b/>
-          <w:bCs/>
-          <w:sz w:val="16"/>
-          <w:szCs w:val="16"/>
-        </w:rPr>
         <w:t xml:space="preserve">LEY 29571, CÓDIGO DE PROTECCIÓN Y DEFENSA DEL CONSUMIDOR, publicado el 2 de setiembre de 2010 y modificado por Decreto Legislativo 1308 </w:t>
       </w:r>
     </w:p>
@@ -8344,25 +8354,24 @@
           <w:sz w:val="16"/>
           <w:szCs w:val="16"/>
         </w:rPr>
+        <w:t xml:space="preserve"/>
+      </w:r>
+      <w:r>
+        <w:rPr>
+          <w:rFonts w:ascii="Arial Narrow" w:eastAsia="Arial Narrow" w:hAnsi="Arial Narrow" w:cs="Arial Narrow"/>
+          <w:sz w:val="16"/>
+          <w:szCs w:val="16"/>
+        </w:rPr>
+      </w:r>
+      <w:r>
+        <w:rPr>
+          <w:rFonts w:ascii="Arial Narrow" w:eastAsia="Arial Narrow" w:hAnsi="Arial Narrow" w:cs="Arial Narrow"/>
+          <w:b/>
+          <w:bCs/>
+          <w:sz w:val="16"/>
+          <w:szCs w:val="16"/>
+        </w:rPr>
         <w:tab/>
-        <w:t xml:space="preserve"/>
-      </w:r>
-      <w:r>
-        <w:rPr>
-          <w:rFonts w:ascii="Arial Narrow" w:eastAsia="Arial Narrow" w:hAnsi="Arial Narrow" w:cs="Arial Narrow"/>
-          <w:sz w:val="16"/>
-          <w:szCs w:val="16"/>
-        </w:rPr>
-        <w:tab/>
-      </w:r>
-      <w:r>
-        <w:rPr>
-          <w:rFonts w:ascii="Arial Narrow" w:eastAsia="Arial Narrow" w:hAnsi="Arial Narrow" w:cs="Arial Narrow"/>
-          <w:b/>
-          <w:bCs/>
-          <w:sz w:val="16"/>
-          <w:szCs w:val="16"/>
-        </w:rPr>
         <w:t xml:space="preserve">LEY </w:t>
       </w:r>
       <w:proofErr w:type="spellStart"/>
@@ -8503,25 +8512,24 @@
           <w:sz w:val="16"/>
           <w:szCs w:val="16"/>
         </w:rPr>
+        <w:t xml:space="preserve"/>
+      </w:r>
+      <w:r>
+        <w:rPr>
+          <w:rFonts w:ascii="Arial Narrow" w:eastAsia="Arial Narrow" w:hAnsi="Arial Narrow" w:cs="Arial Narrow"/>
+          <w:sz w:val="16"/>
+          <w:szCs w:val="16"/>
+        </w:rPr>
+      </w:r>
+      <w:r>
+        <w:rPr>
+          <w:rFonts w:ascii="Arial Narrow" w:eastAsia="Arial Narrow" w:hAnsi="Arial Narrow" w:cs="Arial Narrow"/>
+          <w:b/>
+          <w:bCs/>
+          <w:sz w:val="16"/>
+          <w:szCs w:val="16"/>
+        </w:rPr>
         <w:tab/>
-        <w:t xml:space="preserve"/>
-      </w:r>
-      <w:r>
-        <w:rPr>
-          <w:rFonts w:ascii="Arial Narrow" w:eastAsia="Arial Narrow" w:hAnsi="Arial Narrow" w:cs="Arial Narrow"/>
-          <w:sz w:val="16"/>
-          <w:szCs w:val="16"/>
-        </w:rPr>
-        <w:tab/>
-      </w:r>
-      <w:r>
-        <w:rPr>
-          <w:rFonts w:ascii="Arial Narrow" w:eastAsia="Arial Narrow" w:hAnsi="Arial Narrow" w:cs="Arial Narrow"/>
-          <w:b/>
-          <w:bCs/>
-          <w:sz w:val="16"/>
-          <w:szCs w:val="16"/>
-        </w:rPr>
         <w:t xml:space="preserve">LEY SOBRE FACULTADES, NORMAS Y ORGANIZACIÓN DEL INDECOPI, APROBADA POR DECRETO LEGISLATIVO </w:t>
       </w:r>
       <w:proofErr w:type="spellStart"/>
@@ -8692,7 +8700,6 @@
           <w:sz w:val="16"/>
           <w:szCs w:val="16"/>
         </w:rPr>
-        <w:tab/>
         <w:t xml:space="preserve"/>
       </w:r>
       <w:r>
@@ -8785,24 +8792,23 @@
           <w:sz w:val="16"/>
           <w:szCs w:val="16"/>
         </w:rPr>
+        <w:t xml:space="preserve"/>
+      </w:r>
+      <w:r>
+        <w:rPr>
+          <w:rFonts w:ascii="Arial Narrow" w:eastAsia="Arial Narrow" w:hAnsi="Arial Narrow" w:cs="Arial Narrow"/>
+          <w:sz w:val="16"/>
+          <w:szCs w:val="16"/>
+        </w:rPr>
+      </w:r>
+      <w:r>
+        <w:rPr>
+          <w:rFonts w:ascii="Arial Narrow" w:eastAsia="Arial Narrow" w:hAnsi="Arial Narrow" w:cs="Arial Narrow"/>
+          <w:b/>
+          <w:sz w:val="16"/>
+          <w:szCs w:val="16"/>
+        </w:rPr>
         <w:tab/>
-        <w:t xml:space="preserve"/>
-      </w:r>
-      <w:r>
-        <w:rPr>
-          <w:rFonts w:ascii="Arial Narrow" w:eastAsia="Arial Narrow" w:hAnsi="Arial Narrow" w:cs="Arial Narrow"/>
-          <w:sz w:val="16"/>
-          <w:szCs w:val="16"/>
-        </w:rPr>
-        <w:tab/>
-      </w:r>
-      <w:r>
-        <w:rPr>
-          <w:rFonts w:ascii="Arial Narrow" w:eastAsia="Arial Narrow" w:hAnsi="Arial Narrow" w:cs="Arial Narrow"/>
-          <w:b/>
-          <w:sz w:val="16"/>
-          <w:szCs w:val="16"/>
-        </w:rPr>
         <w:t>LEY 29571, CÓDIGO DE PROTECCIÓN Y DEFENSA DEL CONSUMIDOR</w:t>
       </w:r>
       <w:r>
@@ -9187,32 +9193,31 @@
           <w:szCs w:val="16"/>
           <w:vertAlign w:val="superscript"/>
         </w:rPr>
+        <w:t xml:space="preserve"/>
+      </w:r>
+      <w:r>
+        <w:rPr>
+          <w:rFonts w:ascii="Arial Narrow" w:eastAsia="Arial Narrow" w:hAnsi="Arial Narrow" w:cs="Arial Narrow"/>
+          <w:sz w:val="16"/>
+          <w:szCs w:val="16"/>
+        </w:rPr>
+        <w:t xml:space="preserve"/>
+      </w:r>
+      <w:r>
+        <w:rPr>
+          <w:rFonts w:ascii="Arial Narrow" w:eastAsia="Arial Narrow" w:hAnsi="Arial Narrow" w:cs="Arial Narrow"/>
+          <w:sz w:val="16"/>
+          <w:szCs w:val="16"/>
+        </w:rPr>
+      </w:r>
+      <w:r>
+        <w:rPr>
+          <w:rFonts w:ascii="Arial Narrow" w:eastAsia="Arial Narrow" w:hAnsi="Arial Narrow" w:cs="Arial Narrow"/>
+          <w:b/>
+          <w:sz w:val="16"/>
+          <w:szCs w:val="16"/>
+        </w:rPr>
         <w:tab/>
-        <w:t xml:space="preserve"/>
-      </w:r>
-      <w:r>
-        <w:rPr>
-          <w:rFonts w:ascii="Arial Narrow" w:eastAsia="Arial Narrow" w:hAnsi="Arial Narrow" w:cs="Arial Narrow"/>
-          <w:sz w:val="16"/>
-          <w:szCs w:val="16"/>
-        </w:rPr>
-        <w:t xml:space="preserve"> </w:t>
-      </w:r>
-      <w:r>
-        <w:rPr>
-          <w:rFonts w:ascii="Arial Narrow" w:eastAsia="Arial Narrow" w:hAnsi="Arial Narrow" w:cs="Arial Narrow"/>
-          <w:sz w:val="16"/>
-          <w:szCs w:val="16"/>
-        </w:rPr>
-        <w:tab/>
-      </w:r>
-      <w:r>
-        <w:rPr>
-          <w:rFonts w:ascii="Arial Narrow" w:eastAsia="Arial Narrow" w:hAnsi="Arial Narrow" w:cs="Arial Narrow"/>
-          <w:b/>
-          <w:sz w:val="16"/>
-          <w:szCs w:val="16"/>
-        </w:rPr>
         <w:t>LEY 29571, CÓDIGO DE PROTECCIÓN Y DEFENSA DEL CONSUMIDOR</w:t>
       </w:r>
       <w:r>
@@ -9416,25 +9421,24 @@
           <w:sz w:val="16"/>
           <w:szCs w:val="16"/>
         </w:rPr>
+        <w:t xml:space="preserve"/>
+      </w:r>
+      <w:r>
+        <w:rPr>
+          <w:rFonts w:ascii="Arial Narrow" w:eastAsia="Arial Narrow" w:hAnsi="Arial Narrow" w:cs="Arial Narrow"/>
+          <w:sz w:val="16"/>
+          <w:szCs w:val="16"/>
+        </w:rPr>
+      </w:r>
+      <w:r>
+        <w:rPr>
+          <w:rFonts w:ascii="Arial Narrow" w:eastAsia="Arial Narrow" w:hAnsi="Arial Narrow" w:cs="Arial Narrow"/>
+          <w:b/>
+          <w:bCs/>
+          <w:sz w:val="16"/>
+          <w:szCs w:val="16"/>
+        </w:rPr>
         <w:tab/>
-        <w:t xml:space="preserve"/>
-      </w:r>
-      <w:r>
-        <w:rPr>
-          <w:rFonts w:ascii="Arial Narrow" w:eastAsia="Arial Narrow" w:hAnsi="Arial Narrow" w:cs="Arial Narrow"/>
-          <w:sz w:val="16"/>
-          <w:szCs w:val="16"/>
-        </w:rPr>
-        <w:tab/>
-      </w:r>
-      <w:r>
-        <w:rPr>
-          <w:rFonts w:ascii="Arial Narrow" w:eastAsia="Arial Narrow" w:hAnsi="Arial Narrow" w:cs="Arial Narrow"/>
-          <w:b/>
-          <w:bCs/>
-          <w:sz w:val="16"/>
-          <w:szCs w:val="16"/>
-        </w:rPr>
         <w:t xml:space="preserve">LEY </w:t>
       </w:r>
       <w:proofErr w:type="spellStart"/>
@@ -10297,24 +10301,23 @@
           <w:sz w:val="16"/>
           <w:szCs w:val="16"/>
         </w:rPr>
+        <w:t xml:space="preserve"/>
+      </w:r>
+      <w:r>
+        <w:rPr>
+          <w:rFonts w:ascii="Arial Narrow" w:eastAsia="Arial Narrow" w:hAnsi="Arial Narrow" w:cs="Arial Narrow"/>
+          <w:sz w:val="16"/>
+          <w:szCs w:val="16"/>
+        </w:rPr>
+      </w:r>
+      <w:r>
+        <w:rPr>
+          <w:rFonts w:ascii="Arial Narrow" w:eastAsia="Arial Narrow" w:hAnsi="Arial Narrow" w:cs="Arial Narrow"/>
+          <w:b/>
+          <w:sz w:val="16"/>
+          <w:szCs w:val="16"/>
+        </w:rPr>
         <w:tab/>
-        <w:t xml:space="preserve"/>
-      </w:r>
-      <w:r>
-        <w:rPr>
-          <w:rFonts w:ascii="Arial Narrow" w:eastAsia="Arial Narrow" w:hAnsi="Arial Narrow" w:cs="Arial Narrow"/>
-          <w:sz w:val="16"/>
-          <w:szCs w:val="16"/>
-        </w:rPr>
-        <w:tab/>
-      </w:r>
-      <w:r>
-        <w:rPr>
-          <w:rFonts w:ascii="Arial Narrow" w:eastAsia="Arial Narrow" w:hAnsi="Arial Narrow" w:cs="Arial Narrow"/>
-          <w:b/>
-          <w:sz w:val="16"/>
-          <w:szCs w:val="16"/>
-        </w:rPr>
         <w:t>LEY 29571, CÓDIGO DE PROTECCIÓN Y DEFENSA DEL CONSUMIDOR</w:t>
       </w:r>
       <w:r>
@@ -10529,7 +10532,6 @@
           <w:sz w:val="16"/>
           <w:szCs w:val="16"/>
         </w:rPr>
-        <w:tab/>
         <w:t xml:space="preserve"/>
       </w:r>
       <w:r>
@@ -10687,31 +10689,30 @@
           <w:sz w:val="16"/>
           <w:szCs w:val="16"/>
         </w:rPr>
+        <w:t xml:space="preserve"/>
+      </w:r>
+      <w:r>
+        <w:rPr>
+          <w:rFonts w:ascii="Arial Narrow" w:eastAsia="Arial Narrow" w:hAnsi="Arial Narrow" w:cs="Arial Narrow"/>
+          <w:sz w:val="16"/>
+          <w:szCs w:val="16"/>
+        </w:rPr>
+      </w:r>
+      <w:r>
+        <w:rPr>
+          <w:rFonts w:ascii="Arial Narrow" w:eastAsia="Arial Narrow" w:hAnsi="Arial Narrow" w:cs="Arial Narrow"/>
+          <w:b/>
+          <w:sz w:val="16"/>
+          <w:szCs w:val="16"/>
+        </w:rPr>
         <w:tab/>
-        <w:t xml:space="preserve"/>
-      </w:r>
-      <w:r>
-        <w:rPr>
-          <w:rFonts w:ascii="Arial Narrow" w:eastAsia="Arial Narrow" w:hAnsi="Arial Narrow" w:cs="Arial Narrow"/>
-          <w:sz w:val="16"/>
-          <w:szCs w:val="16"/>
-        </w:rPr>
-        <w:tab/>
-      </w:r>
-      <w:r>
-        <w:rPr>
-          <w:rFonts w:ascii="Arial Narrow" w:eastAsia="Arial Narrow" w:hAnsi="Arial Narrow" w:cs="Arial Narrow"/>
-          <w:b/>
-          <w:sz w:val="16"/>
-          <w:szCs w:val="16"/>
-        </w:rPr>
         <w:t>TEXTO ÚNICO ORDENADO DE LA LEY DEL PROCEDIMIENTO ADMINISTRATIVO GENERAL, aprobado mediante Decreto Supremo 006-2026-JUS y publicado el 30 de abril de 2026</w:t>
       </w:r>
     </w:p>
     <w:p>
       <w:pPr>
         <w:pStyle w:val="Textonotapie"/>
-        <w:ind w:left="1134" w:hanging="567"/>
+        <w:ind w:left="1134"/>
         <w:jc w:val="both"/>
         <w:rPr>
           <w:rFonts w:ascii="Arial Narrow" w:eastAsia="Arial Narrow" w:hAnsi="Arial Narrow" w:cs="Arial Narrow"/>
@@ -10735,7 +10736,7 @@
     <w:p>
       <w:pPr>
         <w:pStyle w:val="Textonotapie"/>
-        <w:ind w:left="1134" w:hanging="567"/>
+        <w:ind w:left="1134" w:hanging="1134"/>
         <w:jc w:val="both"/>
         <w:rPr>
           <w:rFonts w:ascii="Arial Narrow" w:eastAsia="Arial Narrow" w:hAnsi="Arial Narrow" w:cs="Arial Narrow"/>

--- a/plantillas_maestras/06_seguro_hogar_e_inmuebles/negativa_cobertura/1_ddo_aseguradora/mujer/TPL_1763_2025_SEGURO_HOGAR_E_INMUEBLES_NEGATIVA_COBERTURA_ASEGURADORA_MUJER_R1.docx
+++ b/plantillas_maestras/06_seguro_hogar_e_inmuebles/negativa_cobertura/1_ddo_aseguradora/mujer/TPL_1763_2025_SEGURO_HOGAR_E_INMUEBLES_NEGATIVA_COBERTURA_ASEGURADORA_MUJER_R1.docx
@@ -3893,19 +3893,19 @@
           <w:sz w:val="22"/>
           <w:szCs w:val="22"/>
         </w:rPr>
-        <w:t>que el hecho denunciado</w:t>
-      </w:r>
-      <w:r>
-        <w:rPr>
-          <w:rFonts w:ascii="Arial Narrow" w:eastAsia="Arial Narrow" w:hAnsi="Arial Narrow" w:cs="Arial Narrow"/>
-          <w:color w:val="000000"/>
-          <w:kern w:val="0"/>
-          <w:sz w:val="22"/>
-          <w:szCs w:val="22"/>
-          <w:lang w:eastAsia="es-PE"/>
-          <w14:ligatures w14:val="none"/>
-        </w:rPr>
-        <w:t>, consistente</w:t>
+        <w:t xml:space="preserve">que el hecho denunciado</w:t>
+      </w:r>
+      <w:r>
+        <w:rPr>
+          <w:rFonts w:ascii="Arial Narrow" w:eastAsia="Arial Narrow" w:hAnsi="Arial Narrow" w:cs="Arial Narrow"/>
+          <w:color w:val="000000"/>
+          <w:kern w:val="0"/>
+          <w:sz w:val="22"/>
+          <w:szCs w:val="22"/>
+          <w:lang w:eastAsia="es-PE"/>
+          <w14:ligatures w14:val="none"/>
+        </w:rPr>
+        <w:t xml:space="preserve">, consistente</w:t>
       </w:r>
       <w:r>
         <w:rPr>
@@ -3930,19 +3930,19 @@
           <w:lang w:eastAsia="es-PE"/>
           <w14:ligatures w14:val="none"/>
         </w:rPr>
-        <w:t>la Empresa de Crédito Vívela S.A. habría brindado una respuesta inadecuada al reclamo presentado por la denunciante el 25 de marzo de 2025</w:t>
-      </w:r>
-      <w:r>
-        <w:rPr>
-          <w:rFonts w:ascii="Arial Narrow" w:eastAsia="Arial Narrow" w:hAnsi="Arial Narrow" w:cs="Arial Narrow"/>
-          <w:color w:val="000000"/>
-          <w:kern w:val="0"/>
-          <w:sz w:val="22"/>
-          <w:szCs w:val="22"/>
-          <w:lang w:eastAsia="es-PE"/>
-          <w14:ligatures w14:val="none"/>
-        </w:rPr>
-        <w:t>. Por consiguiente, corresponde calificar el hecho materia de denuncia como una presunta infracción al</w:t>
+        <w:t xml:space="preserve">la Empresa de Crédito Vívela S.A. habría brindado una respuesta inadecuada al reclamo presentado por la denunciante el 25 de marzo de 2025</w:t>
+      </w:r>
+      <w:r>
+        <w:rPr>
+          <w:rFonts w:ascii="Arial Narrow" w:eastAsia="Arial Narrow" w:hAnsi="Arial Narrow" w:cs="Arial Narrow"/>
+          <w:color w:val="000000"/>
+          <w:kern w:val="0"/>
+          <w:sz w:val="22"/>
+          <w:szCs w:val="22"/>
+          <w:lang w:eastAsia="es-PE"/>
+          <w14:ligatures w14:val="none"/>
+        </w:rPr>
+        <w:t xml:space="preserve">; involucraría una presunta afectación a su derecho de recibir respuestas adecuadas a los reclamos formulados. Por consiguiente, corresponde calificar el hecho materia de denuncia como una presunta infracción al</w:t>
       </w:r>
       <w:r>
         <w:rPr>
@@ -4018,7 +4018,7 @@
           <w:sz w:val="22"/>
           <w:szCs w:val="22"/>
         </w:rPr>
-        <w:t>.</w:t>
+        <w:t xml:space="preserve">.</w:t>
       </w:r>
       <w:r>
         <w:rPr>
@@ -4095,19 +4095,19 @@
           <w:sz w:val="22"/>
           <w:szCs w:val="22"/>
         </w:rPr>
-        <w:t>que el hecho denunciado</w:t>
-      </w:r>
-      <w:r>
-        <w:rPr>
-          <w:rFonts w:ascii="Arial Narrow" w:eastAsia="Arial Narrow" w:hAnsi="Arial Narrow" w:cs="Arial Narrow"/>
-          <w:color w:val="000000"/>
-          <w:kern w:val="0"/>
-          <w:sz w:val="22"/>
-          <w:szCs w:val="22"/>
-          <w:lang w:eastAsia="es-PE"/>
-          <w14:ligatures w14:val="none"/>
-        </w:rPr>
-        <w:t>, consistente</w:t>
+        <w:t xml:space="preserve">que el hecho denunciado</w:t>
+      </w:r>
+      <w:r>
+        <w:rPr>
+          <w:rFonts w:ascii="Arial Narrow" w:eastAsia="Arial Narrow" w:hAnsi="Arial Narrow" w:cs="Arial Narrow"/>
+          <w:color w:val="000000"/>
+          <w:kern w:val="0"/>
+          <w:sz w:val="22"/>
+          <w:szCs w:val="22"/>
+          <w:lang w:eastAsia="es-PE"/>
+          <w14:ligatures w14:val="none"/>
+        </w:rPr>
+        <w:t xml:space="preserve">, consistente</w:t>
       </w:r>
       <w:r>
         <w:rPr>
@@ -4132,19 +4132,19 @@
           <w:lang w:eastAsia="es-PE"/>
           <w14:ligatures w14:val="none"/>
         </w:rPr>
-        <w:t>la Empresa de Crédito Vívela S.A. no habría brindado una respuesta dentro del plazo legal al reclamo presentado por la denunciante el 25 de marzo de 2025</w:t>
-      </w:r>
-      <w:r>
-        <w:rPr>
-          <w:rFonts w:ascii="Arial Narrow" w:eastAsia="Arial Narrow" w:hAnsi="Arial Narrow" w:cs="Arial Narrow"/>
-          <w:color w:val="000000"/>
-          <w:kern w:val="0"/>
-          <w:sz w:val="22"/>
-          <w:szCs w:val="22"/>
-          <w:lang w:eastAsia="es-PE"/>
-          <w14:ligatures w14:val="none"/>
-        </w:rPr>
-        <w:t>. Por consiguiente, corresponde calificar el hecho materia de denuncia como una presunta infracción al</w:t>
+        <w:t xml:space="preserve">la Empresa de Crédito Vívela S.A. no habría brindado una respuesta dentro del plazo legal al reclamo presentado por la denunciante el 25 de marzo de 2025</w:t>
+      </w:r>
+      <w:r>
+        <w:rPr>
+          <w:rFonts w:ascii="Arial Narrow" w:eastAsia="Arial Narrow" w:hAnsi="Arial Narrow" w:cs="Arial Narrow"/>
+          <w:color w:val="000000"/>
+          <w:kern w:val="0"/>
+          <w:sz w:val="22"/>
+          <w:szCs w:val="22"/>
+          <w:lang w:eastAsia="es-PE"/>
+          <w14:ligatures w14:val="none"/>
+        </w:rPr>
+        <w:t xml:space="preserve">; involucraría una presunta afectación a su derecho de recibir respuestas adecuadas a los reclamos formulados. Por consiguiente, corresponde calificar el hecho materia de denuncia como una presunta infracción al</w:t>
       </w:r>
       <w:r>
         <w:rPr>
@@ -4208,7 +4208,7 @@
           <w:sz w:val="22"/>
           <w:szCs w:val="22"/>
         </w:rPr>
-        <w:t>.</w:t>
+        <w:t xml:space="preserve">.</w:t>
       </w:r>
     </w:p>
     <w:p>
@@ -5969,7 +5969,7 @@
           <w:sz w:val="22"/>
           <w:szCs w:val="22"/>
         </w:rPr>
-        <w:t xml:space="preserve">correr traslado de la presente resolución a la Empresa de Crédito Vívela S.A. para que, de conformidad con lo dispuesto por el artículo 26 de la Ley sobre Facultades, Normas y Organización del Indecopi, aprobada por Decreto Legislativo 807</w:t>
+        <w:t xml:space="preserve">correr traslado de la denuncia del 20 de junio de 2025 a la Empresa de Crédito Vívela S.A. para que, de conformidad con lo dispuesto por el artículo 26 de la Ley sobre Facultades, Normas y Organización del Indecopi, aprobada por Decreto Legislativo 807</w:t>
       </w:r>
       <w:r>
         <w:rPr>
